--- a/docs/Euterpe guida utente.docx
+++ b/docs/Euterpe guida utente.docx
@@ -57,10 +57,10 @@
           <w:szCs w:val="96"/>
         </w:rPr>
         <w:drawing>
-          <wp:inline distT="0" distB="0" distL="0" distR="0" wp14:anchorId="16BD3C47" wp14:editId="0ECD0CCF">
-            <wp:extent cx="5715000" cy="4219575"/>
-            <wp:effectExtent l="0" t="0" r="0" b="9525"/>
-            <wp:docPr id="374072825" name="Picture 1" descr="An old camera on top of a suitcase&#10;&#10;AI-generated content may be incorrect."/>
+          <wp:inline distT="0" distB="0" distL="0" distR="0" wp14:anchorId="36EC3144" wp14:editId="5D022BB9">
+            <wp:extent cx="3049200" cy="5356800"/>
+            <wp:effectExtent l="0" t="0" r="0" b="0"/>
+            <wp:docPr id="780591406" name="Picture 1"/>
             <wp:cNvGraphicFramePr>
               <a:graphicFrameLocks xmlns:a="http://schemas.openxmlformats.org/drawingml/2006/main" noChangeAspect="1"/>
             </wp:cNvGraphicFramePr>
@@ -68,29 +68,36 @@
               <a:graphicData uri="http://schemas.openxmlformats.org/drawingml/2006/picture">
                 <pic:pic xmlns:pic="http://schemas.openxmlformats.org/drawingml/2006/picture">
                   <pic:nvPicPr>
-                    <pic:cNvPr id="374072825" name="Picture 1" descr="An old camera on top of a suitcase&#10;&#10;AI-generated content may be incorrect."/>
-                    <pic:cNvPicPr/>
+                    <pic:cNvPr id="0" name="Picture 1"/>
+                    <pic:cNvPicPr>
+                      <a:picLocks noChangeAspect="1" noChangeArrowheads="1"/>
+                    </pic:cNvPicPr>
                   </pic:nvPicPr>
                   <pic:blipFill>
-                    <a:blip r:embed="rId4">
+                    <a:blip r:embed="rId6">
                       <a:extLst>
                         <a:ext uri="{28A0092B-C50C-407E-A947-70E740481C1C}">
                           <a14:useLocalDpi xmlns:a14="http://schemas.microsoft.com/office/drawing/2010/main" val="0"/>
                         </a:ext>
                       </a:extLst>
                     </a:blip>
+                    <a:srcRect/>
                     <a:stretch>
                       <a:fillRect/>
                     </a:stretch>
                   </pic:blipFill>
-                  <pic:spPr>
+                  <pic:spPr bwMode="auto">
                     <a:xfrm>
                       <a:off x="0" y="0"/>
-                      <a:ext cx="5715000" cy="4219575"/>
+                      <a:ext cx="3049200" cy="5356800"/>
                     </a:xfrm>
                     <a:prstGeom prst="rect">
                       <a:avLst/>
                     </a:prstGeom>
+                    <a:noFill/>
+                    <a:ln>
+                      <a:noFill/>
+                    </a:ln>
                   </pic:spPr>
                 </pic:pic>
               </a:graphicData>
@@ -99,7 +106,39 @@
         </w:drawing>
       </w:r>
     </w:p>
-    <w:p/>
+    <w:p>
+      <w:pPr>
+        <w:jc w:val="center"/>
+        <w:rPr>
+          <w:sz w:val="32"/>
+          <w:szCs w:val="32"/>
+        </w:rPr>
+      </w:pPr>
+      <w:r>
+        <w:rPr>
+          <w:rFonts w:ascii="Cambria" w:hAnsi="Cambria" w:cs="Cambria"/>
+          <w:sz w:val="32"/>
+          <w:szCs w:val="32"/>
+        </w:rPr>
+        <w:t>Ε</w:t>
+      </w:r>
+      <w:r>
+        <w:rPr>
+          <w:rFonts w:ascii="Times New Roman" w:hAnsi="Times New Roman" w:cs="Times New Roman"/>
+          <w:sz w:val="32"/>
+          <w:szCs w:val="32"/>
+        </w:rPr>
+        <w:t>ὐ</w:t>
+      </w:r>
+      <w:r>
+        <w:rPr>
+          <w:rFonts w:ascii="Cambria" w:hAnsi="Cambria" w:cs="Cambria"/>
+          <w:sz w:val="32"/>
+          <w:szCs w:val="32"/>
+        </w:rPr>
+        <w:t>τέρπη</w:t>
+      </w:r>
+    </w:p>
     <w:p>
       <w:pPr>
         <w:jc w:val="center"/>
@@ -115,7 +154,7 @@
           <w:sz w:val="96"/>
           <w:szCs w:val="96"/>
         </w:rPr>
-        <w:t>Photo Compass</w:t>
+        <w:t>Euterpe</w:t>
       </w:r>
     </w:p>
     <w:p>
@@ -133,23 +172,175 @@
           <w:sz w:val="24"/>
           <w:szCs w:val="24"/>
         </w:rPr>
-        <w:t>Vers. 1.2</w:t>
-      </w:r>
-    </w:p>
-    <w:p>
-      <w:pPr>
+        <w:t>Vers. 1.</w:t>
+      </w:r>
+      <w:r>
         <w:rPr>
           <w:rFonts w:ascii="Baguet Script" w:hAnsi="Baguet Script"/>
           <w:sz w:val="24"/>
           <w:szCs w:val="24"/>
         </w:rPr>
-      </w:pPr>
-      <w:r>
+        <w:t>1.5</w:t>
+      </w:r>
+    </w:p>
+    <w:p>
+      <w:pPr>
         <w:rPr>
           <w:rFonts w:ascii="Baguet Script" w:hAnsi="Baguet Script"/>
           <w:sz w:val="24"/>
           <w:szCs w:val="24"/>
         </w:rPr>
+      </w:pPr>
+      <w:r>
+        <w:rPr>
+          <w:rFonts w:ascii="Baguet Script" w:hAnsi="Baguet Script"/>
+          <w:sz w:val="24"/>
+          <w:szCs w:val="24"/>
+        </w:rPr>
+        <w:br w:type="page"/>
+      </w:r>
+    </w:p>
+    <w:bookmarkStart w:id="0" w:name="_Toc198557731" w:displacedByCustomXml="next"/>
+    <w:sdt>
+      <w:sdtPr>
+        <w:rPr>
+          <w:lang w:val="en-GB"/>
+        </w:rPr>
+        <w:id w:val="-1218350441"/>
+        <w:docPartObj>
+          <w:docPartGallery w:val="Table of Contents"/>
+          <w:docPartUnique/>
+        </w:docPartObj>
+      </w:sdtPr>
+      <w:sdtEndPr>
+        <w:rPr>
+          <w:rFonts w:asciiTheme="minorHAnsi" w:eastAsiaTheme="minorHAnsi" w:hAnsiTheme="minorHAnsi" w:cstheme="minorBidi"/>
+          <w:b/>
+          <w:bCs/>
+          <w:color w:val="auto"/>
+          <w:kern w:val="2"/>
+          <w:sz w:val="22"/>
+          <w:szCs w:val="22"/>
+          <w:lang w:eastAsia="en-US"/>
+          <w14:ligatures w14:val="standardContextual"/>
+        </w:rPr>
+      </w:sdtEndPr>
+      <w:sdtContent>
+        <w:p>
+          <w:pPr>
+            <w:pStyle w:val="TOCHeading"/>
+          </w:pPr>
+          <w:r>
+            <w:rPr>
+              <w:lang w:val="en-GB"/>
+            </w:rPr>
+            <w:t>Sommario</w:t>
+          </w:r>
+        </w:p>
+        <w:p>
+          <w:pPr>
+            <w:pStyle w:val="TOC1"/>
+            <w:tabs>
+              <w:tab w:val="right" w:leader="dot" w:pos="9628"/>
+            </w:tabs>
+            <w:rPr>
+              <w:noProof/>
+            </w:rPr>
+          </w:pPr>
+          <w:r>
+            <w:fldChar w:fldCharType="begin"/>
+          </w:r>
+          <w:r>
+            <w:instrText xml:space="preserve"> TOC \o "1-3" \h \z \u </w:instrText>
+          </w:r>
+          <w:r>
+            <w:fldChar w:fldCharType="separate"/>
+          </w:r>
+          <w:hyperlink w:anchor="_Toc213088332" w:history="1">
+            <w:r>
+              <w:rPr>
+                <w:rStyle w:val="Hyperlink"/>
+                <w:noProof/>
+              </w:rPr>
+              <w:t>Introduzione</w:t>
+            </w:r>
+            <w:r>
+              <w:rPr>
+                <w:noProof/>
+                <w:webHidden/>
+              </w:rPr>
+              <w:tab/>
+            </w:r>
+            <w:r>
+              <w:rPr>
+                <w:noProof/>
+                <w:webHidden/>
+              </w:rPr>
+              <w:fldChar w:fldCharType="begin"/>
+            </w:r>
+            <w:r>
+              <w:rPr>
+                <w:noProof/>
+                <w:webHidden/>
+              </w:rPr>
+              <w:instrText xml:space="preserve"> PAGEREF _Toc213088332 \h </w:instrText>
+            </w:r>
+            <w:r>
+              <w:rPr>
+                <w:noProof/>
+                <w:webHidden/>
+              </w:rPr>
+            </w:r>
+            <w:r>
+              <w:rPr>
+                <w:noProof/>
+                <w:webHidden/>
+              </w:rPr>
+              <w:fldChar w:fldCharType="separate"/>
+            </w:r>
+            <w:r>
+              <w:rPr>
+                <w:noProof/>
+                <w:webHidden/>
+              </w:rPr>
+              <w:t>2</w:t>
+            </w:r>
+            <w:r>
+              <w:rPr>
+                <w:noProof/>
+                <w:webHidden/>
+              </w:rPr>
+              <w:fldChar w:fldCharType="end"/>
+            </w:r>
+          </w:hyperlink>
+        </w:p>
+        <w:p>
+          <w:r>
+            <w:rPr>
+              <w:b/>
+              <w:bCs/>
+              <w:lang w:val="en-GB"/>
+            </w:rPr>
+            <w:fldChar w:fldCharType="end"/>
+          </w:r>
+        </w:p>
+      </w:sdtContent>
+    </w:sdt>
+    <w:p>
+      <w:pPr>
+        <w:rPr>
+          <w:rFonts w:asciiTheme="majorHAnsi" w:eastAsiaTheme="majorEastAsia" w:hAnsiTheme="majorHAnsi" w:cstheme="majorBidi"/>
+          <w:color w:val="0F4761" w:themeColor="accent1" w:themeShade="BF"/>
+          <w:sz w:val="32"/>
+          <w:szCs w:val="32"/>
+        </w:rPr>
+      </w:pPr>
+      <w:bookmarkStart w:id="1" w:name="_Toc213088332"/>
+      <w:r>
+        <w:rPr>
+          <w:sz w:val="32"/>
+          <w:szCs w:val="32"/>
+        </w:rPr>
         <w:br w:type="page"/>
       </w:r>
     </w:p>
@@ -165,7 +356,6 @@
           <w:szCs w:val="22"/>
         </w:rPr>
       </w:pPr>
-      <w:bookmarkStart w:id="0" w:name="_Toc198557731"/>
       <w:r>
         <w:rPr>
           <w:sz w:val="32"/>
@@ -175,6 +365,7 @@
         <w:t>Introduzione</w:t>
       </w:r>
       <w:bookmarkEnd w:id="0"/>
+      <w:bookmarkEnd w:id="1"/>
     </w:p>
     <w:p>
       <w:pPr>
@@ -190,7 +381,7 @@
           <w:iCs/>
           <w:kern w:val="0"/>
         </w:rPr>
-        <w:t>Photo Compass</w:t>
+        <w:t>Euterpe</w:t>
       </w:r>
       <w:r>
         <w:rPr>
@@ -204,7 +395,183 @@
           <w:rFonts w:ascii="Times New Roman" w:hAnsi="Times New Roman" w:cs="Times New Roman"/>
           <w:kern w:val="0"/>
         </w:rPr>
-        <w:t xml:space="preserve"> desktop per la catalogazione e la classificazione delle fotografie</w:t>
+        <w:t xml:space="preserve"> desktop per </w:t>
+      </w:r>
+      <w:r>
+        <w:rPr>
+          <w:rFonts w:ascii="Times New Roman" w:hAnsi="Times New Roman" w:cs="Times New Roman"/>
+          <w:kern w:val="0"/>
+        </w:rPr>
+        <w:t>l’elaborazione, la catalogazione e la riproduzione di</w:t>
+      </w:r>
+      <w:r>
+        <w:rPr>
+          <w:rFonts w:ascii="Times New Roman" w:hAnsi="Times New Roman" w:cs="Times New Roman"/>
+          <w:kern w:val="0"/>
+        </w:rPr>
+        <w:t xml:space="preserve"> fi</w:t>
+      </w:r>
+      <w:r>
+        <w:rPr>
+          <w:rFonts w:ascii="Times New Roman" w:hAnsi="Times New Roman" w:cs="Times New Roman"/>
+          <w:kern w:val="0"/>
+        </w:rPr>
+        <w:t>le musicali.</w:t>
+      </w:r>
+    </w:p>
+    <w:p>
+      <w:pPr>
+        <w:rPr>
+          <w:rFonts w:ascii="Times New Roman" w:hAnsi="Times New Roman" w:cs="Times New Roman"/>
+          <w:kern w:val="0"/>
+        </w:rPr>
+      </w:pPr>
+      <w:r>
+        <w:rPr>
+          <w:rFonts w:ascii="Times New Roman" w:hAnsi="Times New Roman" w:cs="Times New Roman"/>
+          <w:kern w:val="0"/>
+        </w:rPr>
+        <w:t>Euterpe permette di:</w:t>
+      </w:r>
+    </w:p>
+    <w:p>
+      <w:pPr>
+        <w:pStyle w:val="ListParagraph"/>
+        <w:numPr>
+          <w:ilvl w:val="0"/>
+          <w:numId w:val="1"/>
+        </w:numPr>
+        <w:rPr>
+          <w:rFonts w:ascii="Times New Roman" w:hAnsi="Times New Roman" w:cs="Times New Roman"/>
+          <w:kern w:val="0"/>
+        </w:rPr>
+      </w:pPr>
+      <w:r>
+        <w:rPr>
+          <w:rFonts w:ascii="Times New Roman" w:hAnsi="Times New Roman" w:cs="Times New Roman"/>
+          <w:kern w:val="0"/>
+        </w:rPr>
+        <w:t>Estrarre le tracce da un CD e trasformarle in file MP3</w:t>
+      </w:r>
+    </w:p>
+    <w:p>
+      <w:pPr>
+        <w:pStyle w:val="ListParagraph"/>
+        <w:numPr>
+          <w:ilvl w:val="0"/>
+          <w:numId w:val="1"/>
+        </w:numPr>
+        <w:rPr>
+          <w:rFonts w:ascii="Times New Roman" w:hAnsi="Times New Roman" w:cs="Times New Roman"/>
+          <w:kern w:val="0"/>
+        </w:rPr>
+      </w:pPr>
+      <w:r>
+        <w:rPr>
+          <w:rFonts w:ascii="Times New Roman" w:hAnsi="Times New Roman" w:cs="Times New Roman"/>
+          <w:kern w:val="0"/>
+        </w:rPr>
+        <w:t>Convertire file musicali dai più diffusi formati al formato MP3</w:t>
+      </w:r>
+    </w:p>
+    <w:p>
+      <w:pPr>
+        <w:pStyle w:val="ListParagraph"/>
+        <w:numPr>
+          <w:ilvl w:val="0"/>
+          <w:numId w:val="1"/>
+        </w:numPr>
+        <w:rPr>
+          <w:rFonts w:ascii="Times New Roman" w:hAnsi="Times New Roman" w:cs="Times New Roman"/>
+          <w:kern w:val="0"/>
+        </w:rPr>
+      </w:pPr>
+      <w:r>
+        <w:rPr>
+          <w:rFonts w:ascii="Times New Roman" w:hAnsi="Times New Roman" w:cs="Times New Roman"/>
+          <w:kern w:val="0"/>
+        </w:rPr>
+        <w:t>Riprodurre file musicali MP3</w:t>
+      </w:r>
+    </w:p>
+    <w:p>
+      <w:pPr>
+        <w:pStyle w:val="ListParagraph"/>
+        <w:numPr>
+          <w:ilvl w:val="0"/>
+          <w:numId w:val="1"/>
+        </w:numPr>
+        <w:rPr>
+          <w:rFonts w:ascii="Times New Roman" w:hAnsi="Times New Roman" w:cs="Times New Roman"/>
+          <w:kern w:val="0"/>
+        </w:rPr>
+      </w:pPr>
+      <w:r>
+        <w:rPr>
+          <w:rFonts w:ascii="Times New Roman" w:hAnsi="Times New Roman" w:cs="Times New Roman"/>
+          <w:kern w:val="0"/>
+        </w:rPr>
+        <w:t>Cercare e riprodurre stazioni radio Internet</w:t>
+      </w:r>
+    </w:p>
+    <w:p>
+      <w:pPr>
+        <w:pStyle w:val="ListParagraph"/>
+        <w:numPr>
+          <w:ilvl w:val="0"/>
+          <w:numId w:val="1"/>
+        </w:numPr>
+        <w:rPr>
+          <w:rFonts w:ascii="Times New Roman" w:hAnsi="Times New Roman" w:cs="Times New Roman"/>
+          <w:kern w:val="0"/>
+        </w:rPr>
+      </w:pPr>
+      <w:r>
+        <w:rPr>
+          <w:rFonts w:ascii="Times New Roman" w:hAnsi="Times New Roman" w:cs="Times New Roman"/>
+          <w:kern w:val="0"/>
+        </w:rPr>
+        <w:t>Organizzare e indicizzare una libreria di file MP3 per la ricerca e selezione</w:t>
+      </w:r>
+    </w:p>
+    <w:p>
+      <w:pPr>
+        <w:pStyle w:val="ListParagraph"/>
+        <w:numPr>
+          <w:ilvl w:val="0"/>
+          <w:numId w:val="1"/>
+        </w:numPr>
+        <w:rPr>
+          <w:rFonts w:ascii="Times New Roman" w:hAnsi="Times New Roman" w:cs="Times New Roman"/>
+          <w:kern w:val="0"/>
+        </w:rPr>
+      </w:pPr>
+      <w:r>
+        <w:rPr>
+          <w:rFonts w:ascii="Times New Roman" w:hAnsi="Times New Roman" w:cs="Times New Roman"/>
+          <w:kern w:val="0"/>
+        </w:rPr>
+        <w:t>Riconoscere il brano in riproduzione tramite Shazam</w:t>
+      </w:r>
+    </w:p>
+    <w:p>
+      <w:pPr>
+        <w:pStyle w:val="ListParagraph"/>
+        <w:numPr>
+          <w:ilvl w:val="0"/>
+          <w:numId w:val="1"/>
+        </w:numPr>
+        <w:rPr>
+          <w:rFonts w:ascii="Times New Roman" w:hAnsi="Times New Roman" w:cs="Times New Roman"/>
+          <w:kern w:val="0"/>
+        </w:rPr>
+      </w:pPr>
+      <w:r>
+        <w:rPr>
+          <w:rFonts w:ascii="Times New Roman" w:hAnsi="Times New Roman" w:cs="Times New Roman"/>
+          <w:kern w:val="0"/>
+        </w:rPr>
+        <w:t>Ricercare il testo di un brano ed eventualmente tradurlo</w:t>
       </w:r>
     </w:p>
     <w:sectPr>
@@ -215,6 +582,127 @@
     </w:sectPr>
   </w:body>
 </w:document>
+</file>
+
+<file path=word/numbering.xml><?xml version="1.0" encoding="utf-8"?>
+<w:numbering xmlns:wpc="http://schemas.microsoft.com/office/word/2010/wordprocessingCanvas" xmlns:cx="http://schemas.microsoft.com/office/drawing/2014/chartex" xmlns:cx1="http://schemas.microsoft.com/office/drawing/2015/9/8/chartex" xmlns:cx2="http://schemas.microsoft.com/office/drawing/2015/10/21/chartex" xmlns:cx3="http://schemas.microsoft.com/office/drawing/2016/5/9/chartex" xmlns:cx4="http://schemas.microsoft.com/office/drawing/2016/5/10/chartex" xmlns:cx5="http://schemas.microsoft.com/office/drawing/2016/5/11/chartex" xmlns:cx6="http://schemas.microsoft.com/office/drawing/2016/5/12/chartex" xmlns:cx7="http://schemas.microsoft.com/office/drawing/2016/5/13/chartex" xmlns:cx8="http://schemas.microsoft.com/office/drawing/2016/5/14/chartex" xmlns:mc="http://schemas.openxmlformats.org/markup-compatibility/2006" xmlns:aink="http://schemas.microsoft.com/office/drawing/2016/ink" xmlns:am3d="http://schemas.microsoft.com/office/drawing/2017/model3d" xmlns:o="urn:schemas-microsoft-com:office:office" xmlns:oel="http://schemas.microsoft.com/office/2019/extlst" xmlns:r="http://schemas.openxmlformats.org/officeDocument/2006/relationships" xmlns:m="http://schemas.openxmlformats.org/officeDocument/2006/math" xmlns:v="urn:schemas-microsoft-com:vml" xmlns:wp14="http://schemas.microsoft.com/office/word/2010/wordprocessingDrawing" xmlns:wp="http://schemas.openxmlformats.org/drawingml/2006/wordprocessingDrawing" xmlns:w10="urn:schemas-microsoft-com:office:word" xmlns:w="http://schemas.openxmlformats.org/wordprocessingml/2006/main" xmlns:w14="http://schemas.microsoft.com/office/word/2010/wordml" xmlns:w15="http://schemas.microsoft.com/office/word/2012/wordml" xmlns:w16cex="http://schemas.microsoft.com/office/word/2018/wordml/cex" xmlns:w16cid="http://schemas.microsoft.com/office/word/2016/wordml/cid" xmlns:w16="http://schemas.microsoft.com/office/word/2018/wordml" xmlns:w16du="http://schemas.microsoft.com/office/word/2023/wordml/word16du" xmlns:w16sdtdh="http://schemas.microsoft.com/office/word/2020/wordml/sdtdatahash" xmlns:w16sdtfl="http://schemas.microsoft.com/office/word/2024/wordml/sdtformatlock" xmlns:w16se="http://schemas.microsoft.com/office/word/2015/wordml/symex" xmlns:wpg="http://schemas.microsoft.com/office/word/2010/wordprocessingGroup" xmlns:wpi="http://schemas.microsoft.com/office/word/2010/wordprocessingInk" xmlns:wne="http://schemas.microsoft.com/office/word/2006/wordml" xmlns:wps="http://schemas.microsoft.com/office/word/2010/wordprocessingShape" mc:Ignorable="w14 w15 w16se w16cid w16 w16cex w16sdtdh w16sdtfl w16du wp14">
+  <w:abstractNum w:abstractNumId="0" w15:restartNumberingAfterBreak="0">
+    <w:nsid w:val="560F561B"/>
+    <w:multiLevelType w:val="hybridMultilevel"/>
+    <w:tmpl w:val="FE687232"/>
+    <w:lvl w:ilvl="0" w:tplc="04100001">
+      <w:start w:val="1"/>
+      <w:numFmt w:val="bullet"/>
+      <w:lvlText w:val=""/>
+      <w:lvlJc w:val="left"/>
+      <w:pPr>
+        <w:ind w:left="720" w:hanging="360"/>
+      </w:pPr>
+      <w:rPr>
+        <w:rFonts w:ascii="Symbol" w:hAnsi="Symbol" w:hint="default"/>
+      </w:rPr>
+    </w:lvl>
+    <w:lvl w:ilvl="1" w:tplc="04100003" w:tentative="1">
+      <w:start w:val="1"/>
+      <w:numFmt w:val="bullet"/>
+      <w:lvlText w:val="o"/>
+      <w:lvlJc w:val="left"/>
+      <w:pPr>
+        <w:ind w:left="1440" w:hanging="360"/>
+      </w:pPr>
+      <w:rPr>
+        <w:rFonts w:ascii="Courier New" w:hAnsi="Courier New" w:cs="Courier New" w:hint="default"/>
+      </w:rPr>
+    </w:lvl>
+    <w:lvl w:ilvl="2" w:tplc="04100005" w:tentative="1">
+      <w:start w:val="1"/>
+      <w:numFmt w:val="bullet"/>
+      <w:lvlText w:val=""/>
+      <w:lvlJc w:val="left"/>
+      <w:pPr>
+        <w:ind w:left="2160" w:hanging="360"/>
+      </w:pPr>
+      <w:rPr>
+        <w:rFonts w:ascii="Wingdings" w:hAnsi="Wingdings" w:hint="default"/>
+      </w:rPr>
+    </w:lvl>
+    <w:lvl w:ilvl="3" w:tplc="04100001" w:tentative="1">
+      <w:start w:val="1"/>
+      <w:numFmt w:val="bullet"/>
+      <w:lvlText w:val=""/>
+      <w:lvlJc w:val="left"/>
+      <w:pPr>
+        <w:ind w:left="2880" w:hanging="360"/>
+      </w:pPr>
+      <w:rPr>
+        <w:rFonts w:ascii="Symbol" w:hAnsi="Symbol" w:hint="default"/>
+      </w:rPr>
+    </w:lvl>
+    <w:lvl w:ilvl="4" w:tplc="04100003" w:tentative="1">
+      <w:start w:val="1"/>
+      <w:numFmt w:val="bullet"/>
+      <w:lvlText w:val="o"/>
+      <w:lvlJc w:val="left"/>
+      <w:pPr>
+        <w:ind w:left="3600" w:hanging="360"/>
+      </w:pPr>
+      <w:rPr>
+        <w:rFonts w:ascii="Courier New" w:hAnsi="Courier New" w:cs="Courier New" w:hint="default"/>
+      </w:rPr>
+    </w:lvl>
+    <w:lvl w:ilvl="5" w:tplc="04100005" w:tentative="1">
+      <w:start w:val="1"/>
+      <w:numFmt w:val="bullet"/>
+      <w:lvlText w:val=""/>
+      <w:lvlJc w:val="left"/>
+      <w:pPr>
+        <w:ind w:left="4320" w:hanging="360"/>
+      </w:pPr>
+      <w:rPr>
+        <w:rFonts w:ascii="Wingdings" w:hAnsi="Wingdings" w:hint="default"/>
+      </w:rPr>
+    </w:lvl>
+    <w:lvl w:ilvl="6" w:tplc="04100001" w:tentative="1">
+      <w:start w:val="1"/>
+      <w:numFmt w:val="bullet"/>
+      <w:lvlText w:val=""/>
+      <w:lvlJc w:val="left"/>
+      <w:pPr>
+        <w:ind w:left="5040" w:hanging="360"/>
+      </w:pPr>
+      <w:rPr>
+        <w:rFonts w:ascii="Symbol" w:hAnsi="Symbol" w:hint="default"/>
+      </w:rPr>
+    </w:lvl>
+    <w:lvl w:ilvl="7" w:tplc="04100003" w:tentative="1">
+      <w:start w:val="1"/>
+      <w:numFmt w:val="bullet"/>
+      <w:lvlText w:val="o"/>
+      <w:lvlJc w:val="left"/>
+      <w:pPr>
+        <w:ind w:left="5760" w:hanging="360"/>
+      </w:pPr>
+      <w:rPr>
+        <w:rFonts w:ascii="Courier New" w:hAnsi="Courier New" w:cs="Courier New" w:hint="default"/>
+      </w:rPr>
+    </w:lvl>
+    <w:lvl w:ilvl="8" w:tplc="04100005" w:tentative="1">
+      <w:start w:val="1"/>
+      <w:numFmt w:val="bullet"/>
+      <w:lvlText w:val=""/>
+      <w:lvlJc w:val="left"/>
+      <w:pPr>
+        <w:ind w:left="6480" w:hanging="360"/>
+      </w:pPr>
+      <w:rPr>
+        <w:rFonts w:ascii="Wingdings" w:hAnsi="Wingdings" w:hint="default"/>
+      </w:rPr>
+    </w:lvl>
+  </w:abstractNum>
+  <w:num w:numId="1" w16cid:durableId="739601253">
+    <w:abstractNumId w:val="0"/>
+  </w:num>
+</w:numbering>
 </file>
 
 <file path=word/styles.xml><?xml version="1.0" encoding="utf-8"?>
@@ -1133,6 +1621,49 @@
       <w:spacing w:val="5"/>
     </w:rPr>
   </w:style>
+  <w:style w:type="paragraph" w:styleId="TOCHeading">
+    <w:name w:val="TOC Heading"/>
+    <w:basedOn w:val="Heading1"/>
+    <w:next w:val="Normal"/>
+    <w:uiPriority w:val="39"/>
+    <w:unhideWhenUsed/>
+    <w:qFormat/>
+    <w:rsid w:val="00715F21"/>
+    <w:pPr>
+      <w:spacing w:before="240" w:after="0"/>
+      <w:outlineLvl w:val="9"/>
+    </w:pPr>
+    <w:rPr>
+      <w:kern w:val="0"/>
+      <w:sz w:val="32"/>
+      <w:szCs w:val="32"/>
+      <w:lang w:eastAsia="it-IT"/>
+      <w14:ligatures w14:val="none"/>
+    </w:rPr>
+  </w:style>
+  <w:style w:type="paragraph" w:styleId="TOC1">
+    <w:name w:val="toc 1"/>
+    <w:basedOn w:val="Normal"/>
+    <w:next w:val="Normal"/>
+    <w:autoRedefine/>
+    <w:uiPriority w:val="39"/>
+    <w:unhideWhenUsed/>
+    <w:rsid w:val="00715F21"/>
+    <w:pPr>
+      <w:spacing w:after="100"/>
+    </w:pPr>
+  </w:style>
+  <w:style w:type="character" w:styleId="Hyperlink">
+    <w:name w:val="Hyperlink"/>
+    <w:basedOn w:val="DefaultParagraphFont"/>
+    <w:uiPriority w:val="99"/>
+    <w:unhideWhenUsed/>
+    <w:rsid w:val="00715F21"/>
+    <w:rPr>
+      <w:color w:val="467886" w:themeColor="hyperlink"/>
+      <w:u w:val="single"/>
+    </w:rPr>
+  </w:style>
 </w:styles>
 </file>
 
@@ -1429,4 +1960,16 @@
     </a:ext>
   </a:extLst>
 </a:theme>
+</file>
+
+<file path=customXml/item1.xml><?xml version="1.0" encoding="utf-8"?>
+<b:Sources xmlns:b="http://schemas.openxmlformats.org/officeDocument/2006/bibliography" xmlns="http://schemas.openxmlformats.org/officeDocument/2006/bibliography" SelectedStyle="\APASixthEditionOfficeOnline.xsl" StyleName="APA" Version="6"/>
+</file>
+
+<file path=customXml/itemProps1.xml><?xml version="1.0" encoding="utf-8"?>
+<ds:datastoreItem xmlns:ds="http://schemas.openxmlformats.org/officeDocument/2006/customXml" ds:itemID="{787CAEEF-0512-4035-9556-0E932A0423C2}">
+  <ds:schemaRefs>
+    <ds:schemaRef ds:uri="http://schemas.openxmlformats.org/officeDocument/2006/bibliography"/>
+  </ds:schemaRefs>
+</ds:datastoreItem>
 </file>
--- a/docs/Euterpe guida utente.docx
+++ b/docs/Euterpe guida utente.docx
@@ -74,7 +74,7 @@
                     </pic:cNvPicPr>
                   </pic:nvPicPr>
                   <pic:blipFill>
-                    <a:blip r:embed="rId6">
+                    <a:blip r:embed="rId8">
                       <a:extLst>
                         <a:ext uri="{28A0092B-C50C-407E-A947-70E740481C1C}">
                           <a14:useLocalDpi xmlns:a14="http://schemas.microsoft.com/office/drawing/2010/main" val="0"/>
@@ -172,6 +172,7 @@
           <w:sz w:val="24"/>
           <w:szCs w:val="24"/>
         </w:rPr>
+        <w:lastRenderedPageBreak/>
         <w:t>Vers. 1.</w:t>
       </w:r>
       <w:r>
@@ -244,7 +245,11 @@
               <w:tab w:val="right" w:leader="dot" w:pos="9628"/>
             </w:tabs>
             <w:rPr>
+              <w:rFonts w:eastAsiaTheme="minorEastAsia"/>
               <w:noProof/>
+              <w:sz w:val="24"/>
+              <w:szCs w:val="24"/>
+              <w:lang w:eastAsia="it-IT"/>
             </w:rPr>
           </w:pPr>
           <w:r>
@@ -256,7 +261,7 @@
           <w:r>
             <w:fldChar w:fldCharType="separate"/>
           </w:r>
-          <w:hyperlink w:anchor="_Toc213088332" w:history="1">
+          <w:hyperlink w:anchor="_Toc213176797" w:history="1">
             <w:r>
               <w:rPr>
                 <w:rStyle w:val="Hyperlink"/>
@@ -283,7 +288,7 @@
                 <w:noProof/>
                 <w:webHidden/>
               </w:rPr>
-              <w:instrText xml:space="preserve"> PAGEREF _Toc213088332 \h </w:instrText>
+              <w:instrText xml:space="preserve"> PAGEREF _Toc213176797 \h </w:instrText>
             </w:r>
             <w:r>
               <w:rPr>
@@ -303,7 +308,439 @@
                 <w:noProof/>
                 <w:webHidden/>
               </w:rPr>
-              <w:t>2</w:t>
+              <w:t>4</w:t>
+            </w:r>
+            <w:r>
+              <w:rPr>
+                <w:noProof/>
+                <w:webHidden/>
+              </w:rPr>
+              <w:fldChar w:fldCharType="end"/>
+            </w:r>
+          </w:hyperlink>
+        </w:p>
+        <w:p>
+          <w:pPr>
+            <w:pStyle w:val="TOC1"/>
+            <w:tabs>
+              <w:tab w:val="right" w:leader="dot" w:pos="9628"/>
+            </w:tabs>
+            <w:rPr>
+              <w:rFonts w:eastAsiaTheme="minorEastAsia"/>
+              <w:noProof/>
+              <w:sz w:val="24"/>
+              <w:szCs w:val="24"/>
+              <w:lang w:eastAsia="it-IT"/>
+            </w:rPr>
+          </w:pPr>
+          <w:hyperlink w:anchor="_Toc213176798" w:history="1">
+            <w:r>
+              <w:rPr>
+                <w:rStyle w:val="Hyperlink"/>
+                <w:noProof/>
+              </w:rPr>
+              <w:t>Funzionalità di Euterpe</w:t>
+            </w:r>
+            <w:r>
+              <w:rPr>
+                <w:noProof/>
+                <w:webHidden/>
+              </w:rPr>
+              <w:tab/>
+            </w:r>
+            <w:r>
+              <w:rPr>
+                <w:noProof/>
+                <w:webHidden/>
+              </w:rPr>
+              <w:fldChar w:fldCharType="begin"/>
+            </w:r>
+            <w:r>
+              <w:rPr>
+                <w:noProof/>
+                <w:webHidden/>
+              </w:rPr>
+              <w:instrText xml:space="preserve"> PAGEREF _Toc213176798 \h </w:instrText>
+            </w:r>
+            <w:r>
+              <w:rPr>
+                <w:noProof/>
+                <w:webHidden/>
+              </w:rPr>
+            </w:r>
+            <w:r>
+              <w:rPr>
+                <w:noProof/>
+                <w:webHidden/>
+              </w:rPr>
+              <w:fldChar w:fldCharType="separate"/>
+            </w:r>
+            <w:r>
+              <w:rPr>
+                <w:noProof/>
+                <w:webHidden/>
+              </w:rPr>
+              <w:t>5</w:t>
+            </w:r>
+            <w:r>
+              <w:rPr>
+                <w:noProof/>
+                <w:webHidden/>
+              </w:rPr>
+              <w:fldChar w:fldCharType="end"/>
+            </w:r>
+          </w:hyperlink>
+        </w:p>
+        <w:p>
+          <w:pPr>
+            <w:pStyle w:val="TOC1"/>
+            <w:tabs>
+              <w:tab w:val="right" w:leader="dot" w:pos="9628"/>
+            </w:tabs>
+            <w:rPr>
+              <w:rFonts w:eastAsiaTheme="minorEastAsia"/>
+              <w:noProof/>
+              <w:sz w:val="24"/>
+              <w:szCs w:val="24"/>
+              <w:lang w:eastAsia="it-IT"/>
+            </w:rPr>
+          </w:pPr>
+          <w:hyperlink w:anchor="_Toc213176799" w:history="1">
+            <w:r>
+              <w:rPr>
+                <w:rStyle w:val="Hyperlink"/>
+                <w:noProof/>
+              </w:rPr>
+              <w:t>Installazione</w:t>
+            </w:r>
+            <w:r>
+              <w:rPr>
+                <w:noProof/>
+                <w:webHidden/>
+              </w:rPr>
+              <w:tab/>
+            </w:r>
+            <w:r>
+              <w:rPr>
+                <w:noProof/>
+                <w:webHidden/>
+              </w:rPr>
+              <w:fldChar w:fldCharType="begin"/>
+            </w:r>
+            <w:r>
+              <w:rPr>
+                <w:noProof/>
+                <w:webHidden/>
+              </w:rPr>
+              <w:instrText xml:space="preserve"> PAGEREF _Toc213176799 \h </w:instrText>
+            </w:r>
+            <w:r>
+              <w:rPr>
+                <w:noProof/>
+                <w:webHidden/>
+              </w:rPr>
+            </w:r>
+            <w:r>
+              <w:rPr>
+                <w:noProof/>
+                <w:webHidden/>
+              </w:rPr>
+              <w:fldChar w:fldCharType="separate"/>
+            </w:r>
+            <w:r>
+              <w:rPr>
+                <w:noProof/>
+                <w:webHidden/>
+              </w:rPr>
+              <w:t>6</w:t>
+            </w:r>
+            <w:r>
+              <w:rPr>
+                <w:noProof/>
+                <w:webHidden/>
+              </w:rPr>
+              <w:fldChar w:fldCharType="end"/>
+            </w:r>
+          </w:hyperlink>
+        </w:p>
+        <w:p>
+          <w:pPr>
+            <w:pStyle w:val="TOC1"/>
+            <w:tabs>
+              <w:tab w:val="right" w:leader="dot" w:pos="9628"/>
+            </w:tabs>
+            <w:rPr>
+              <w:rFonts w:eastAsiaTheme="minorEastAsia"/>
+              <w:noProof/>
+              <w:sz w:val="24"/>
+              <w:szCs w:val="24"/>
+              <w:lang w:eastAsia="it-IT"/>
+            </w:rPr>
+          </w:pPr>
+          <w:hyperlink w:anchor="_Toc213176800" w:history="1">
+            <w:r>
+              <w:rPr>
+                <w:rStyle w:val="Hyperlink"/>
+                <w:noProof/>
+              </w:rPr>
+              <w:t>Avvio del programma</w:t>
+            </w:r>
+            <w:r>
+              <w:rPr>
+                <w:noProof/>
+                <w:webHidden/>
+              </w:rPr>
+              <w:tab/>
+            </w:r>
+            <w:r>
+              <w:rPr>
+                <w:noProof/>
+                <w:webHidden/>
+              </w:rPr>
+              <w:fldChar w:fldCharType="begin"/>
+            </w:r>
+            <w:r>
+              <w:rPr>
+                <w:noProof/>
+                <w:webHidden/>
+              </w:rPr>
+              <w:instrText xml:space="preserve"> PAGEREF _Toc213176800 \h </w:instrText>
+            </w:r>
+            <w:r>
+              <w:rPr>
+                <w:noProof/>
+                <w:webHidden/>
+              </w:rPr>
+            </w:r>
+            <w:r>
+              <w:rPr>
+                <w:noProof/>
+                <w:webHidden/>
+              </w:rPr>
+              <w:fldChar w:fldCharType="separate"/>
+            </w:r>
+            <w:r>
+              <w:rPr>
+                <w:noProof/>
+                <w:webHidden/>
+              </w:rPr>
+              <w:t>7</w:t>
+            </w:r>
+            <w:r>
+              <w:rPr>
+                <w:noProof/>
+                <w:webHidden/>
+              </w:rPr>
+              <w:fldChar w:fldCharType="end"/>
+            </w:r>
+          </w:hyperlink>
+        </w:p>
+        <w:p>
+          <w:pPr>
+            <w:pStyle w:val="TOC1"/>
+            <w:tabs>
+              <w:tab w:val="right" w:leader="dot" w:pos="9628"/>
+            </w:tabs>
+            <w:rPr>
+              <w:rFonts w:eastAsiaTheme="minorEastAsia"/>
+              <w:noProof/>
+              <w:sz w:val="24"/>
+              <w:szCs w:val="24"/>
+              <w:lang w:eastAsia="it-IT"/>
+            </w:rPr>
+          </w:pPr>
+          <w:hyperlink w:anchor="_Toc213176801" w:history="1">
+            <w:r>
+              <w:rPr>
+                <w:rStyle w:val="Hyperlink"/>
+                <w:noProof/>
+              </w:rPr>
+              <w:t>La finestra MP3</w:t>
+            </w:r>
+            <w:r>
+              <w:rPr>
+                <w:noProof/>
+                <w:webHidden/>
+              </w:rPr>
+              <w:tab/>
+            </w:r>
+            <w:r>
+              <w:rPr>
+                <w:noProof/>
+                <w:webHidden/>
+              </w:rPr>
+              <w:fldChar w:fldCharType="begin"/>
+            </w:r>
+            <w:r>
+              <w:rPr>
+                <w:noProof/>
+                <w:webHidden/>
+              </w:rPr>
+              <w:instrText xml:space="preserve"> PAGEREF _Toc213176801 \h </w:instrText>
+            </w:r>
+            <w:r>
+              <w:rPr>
+                <w:noProof/>
+                <w:webHidden/>
+              </w:rPr>
+            </w:r>
+            <w:r>
+              <w:rPr>
+                <w:noProof/>
+                <w:webHidden/>
+              </w:rPr>
+              <w:fldChar w:fldCharType="separate"/>
+            </w:r>
+            <w:r>
+              <w:rPr>
+                <w:noProof/>
+                <w:webHidden/>
+              </w:rPr>
+              <w:t>7</w:t>
+            </w:r>
+            <w:r>
+              <w:rPr>
+                <w:noProof/>
+                <w:webHidden/>
+              </w:rPr>
+              <w:fldChar w:fldCharType="end"/>
+            </w:r>
+          </w:hyperlink>
+        </w:p>
+        <w:p>
+          <w:pPr>
+            <w:pStyle w:val="TOC1"/>
+            <w:tabs>
+              <w:tab w:val="right" w:leader="dot" w:pos="9628"/>
+            </w:tabs>
+            <w:rPr>
+              <w:rFonts w:eastAsiaTheme="minorEastAsia"/>
+              <w:noProof/>
+              <w:sz w:val="24"/>
+              <w:szCs w:val="24"/>
+              <w:lang w:eastAsia="it-IT"/>
+            </w:rPr>
+          </w:pPr>
+          <w:hyperlink w:anchor="_Toc213176802" w:history="1">
+            <w:r>
+              <w:rPr>
+                <w:rStyle w:val="Hyperlink"/>
+                <w:noProof/>
+              </w:rPr>
+              <w:t>La finestra radio</w:t>
+            </w:r>
+            <w:r>
+              <w:rPr>
+                <w:noProof/>
+                <w:webHidden/>
+              </w:rPr>
+              <w:tab/>
+            </w:r>
+            <w:r>
+              <w:rPr>
+                <w:noProof/>
+                <w:webHidden/>
+              </w:rPr>
+              <w:fldChar w:fldCharType="begin"/>
+            </w:r>
+            <w:r>
+              <w:rPr>
+                <w:noProof/>
+                <w:webHidden/>
+              </w:rPr>
+              <w:instrText xml:space="preserve"> PAGEREF _Toc213176802 \h </w:instrText>
+            </w:r>
+            <w:r>
+              <w:rPr>
+                <w:noProof/>
+                <w:webHidden/>
+              </w:rPr>
+            </w:r>
+            <w:r>
+              <w:rPr>
+                <w:noProof/>
+                <w:webHidden/>
+              </w:rPr>
+              <w:fldChar w:fldCharType="separate"/>
+            </w:r>
+            <w:r>
+              <w:rPr>
+                <w:noProof/>
+                <w:webHidden/>
+              </w:rPr>
+              <w:t>9</w:t>
+            </w:r>
+            <w:r>
+              <w:rPr>
+                <w:noProof/>
+                <w:webHidden/>
+              </w:rPr>
+              <w:fldChar w:fldCharType="end"/>
+            </w:r>
+          </w:hyperlink>
+        </w:p>
+        <w:p>
+          <w:pPr>
+            <w:pStyle w:val="TOC1"/>
+            <w:tabs>
+              <w:tab w:val="right" w:leader="dot" w:pos="9628"/>
+            </w:tabs>
+            <w:rPr>
+              <w:rFonts w:eastAsiaTheme="minorEastAsia"/>
+              <w:noProof/>
+              <w:sz w:val="24"/>
+              <w:szCs w:val="24"/>
+              <w:lang w:eastAsia="it-IT"/>
+            </w:rPr>
+          </w:pPr>
+          <w:hyperlink w:anchor="_Toc213176803" w:history="1">
+            <w:r>
+              <w:rPr>
+                <w:rStyle w:val="Hyperlink"/>
+                <w:noProof/>
+              </w:rPr>
+              <w:t>La finestra riproduzione</w:t>
+            </w:r>
+            <w:r>
+              <w:rPr>
+                <w:noProof/>
+                <w:webHidden/>
+              </w:rPr>
+              <w:tab/>
+            </w:r>
+            <w:r>
+              <w:rPr>
+                <w:noProof/>
+                <w:webHidden/>
+              </w:rPr>
+              <w:fldChar w:fldCharType="begin"/>
+            </w:r>
+            <w:r>
+              <w:rPr>
+                <w:noProof/>
+                <w:webHidden/>
+              </w:rPr>
+              <w:instrText xml:space="preserve"> PAGEREF _Toc213176803 \h </w:instrText>
+            </w:r>
+            <w:r>
+              <w:rPr>
+                <w:noProof/>
+                <w:webHidden/>
+              </w:rPr>
+            </w:r>
+            <w:r>
+              <w:rPr>
+                <w:noProof/>
+                <w:webHidden/>
+              </w:rPr>
+              <w:fldChar w:fldCharType="separate"/>
+            </w:r>
+            <w:r>
+              <w:rPr>
+                <w:noProof/>
+                <w:webHidden/>
+              </w:rPr>
+              <w:t>10</w:t>
             </w:r>
             <w:r>
               <w:rPr>
@@ -335,7 +772,6 @@
           <w:szCs w:val="32"/>
         </w:rPr>
       </w:pPr>
-      <w:bookmarkStart w:id="1" w:name="_Toc213088332"/>
       <w:r>
         <w:rPr>
           <w:sz w:val="32"/>
@@ -347,7 +783,6 @@
     <w:p>
       <w:pPr>
         <w:pStyle w:val="Heading1"/>
-        <w:spacing w:before="240" w:after="0"/>
         <w:rPr>
           <w:rFonts w:ascii="Times New Roman" w:eastAsiaTheme="minorHAnsi" w:hAnsi="Times New Roman" w:cs="Times New Roman"/>
           <w:color w:val="auto"/>
@@ -356,11 +791,8 @@
           <w:szCs w:val="22"/>
         </w:rPr>
       </w:pPr>
-      <w:r>
-        <w:rPr>
-          <w:sz w:val="32"/>
-          <w:szCs w:val="32"/>
-        </w:rPr>
+      <w:bookmarkStart w:id="1" w:name="_Toc213176797"/>
+      <w:r>
         <w:lastRenderedPageBreak/>
         <w:t>Introduzione</w:t>
       </w:r>
@@ -431,7 +863,151 @@
           <w:rFonts w:ascii="Times New Roman" w:hAnsi="Times New Roman" w:cs="Times New Roman"/>
           <w:kern w:val="0"/>
         </w:rPr>
-        <w:t>Euterpe permette di:</w:t>
+        <w:t xml:space="preserve">Data una cartella che contiene file MP3, </w:t>
+      </w:r>
+      <w:r>
+        <w:rPr>
+          <w:rFonts w:ascii="Times New Roman" w:hAnsi="Times New Roman" w:cs="Times New Roman"/>
+          <w:kern w:val="0"/>
+        </w:rPr>
+        <w:t>Euterpe permette di indicizzarla in base ai tag dei file MP3</w:t>
+      </w:r>
+      <w:r>
+        <w:rPr>
+          <w:rFonts w:ascii="Times New Roman" w:hAnsi="Times New Roman" w:cs="Times New Roman"/>
+          <w:kern w:val="0"/>
+        </w:rPr>
+        <w:t xml:space="preserve"> organizzandola in base ad artista, album e tracce. Si può quindi selezionare un artista e vedere </w:t>
+      </w:r>
+      <w:r>
+        <w:rPr>
+          <w:rFonts w:ascii="Times New Roman" w:hAnsi="Times New Roman" w:cs="Times New Roman"/>
+          <w:kern w:val="0"/>
+        </w:rPr>
+        <w:t>gli</w:t>
+      </w:r>
+      <w:r>
+        <w:rPr>
+          <w:rFonts w:ascii="Times New Roman" w:hAnsi="Times New Roman" w:cs="Times New Roman"/>
+          <w:kern w:val="0"/>
+        </w:rPr>
+        <w:t xml:space="preserve"> album </w:t>
+      </w:r>
+      <w:r>
+        <w:rPr>
+          <w:rFonts w:ascii="Times New Roman" w:hAnsi="Times New Roman" w:cs="Times New Roman"/>
+          <w:kern w:val="0"/>
+        </w:rPr>
+        <w:t xml:space="preserve">che sono </w:t>
+      </w:r>
+      <w:r>
+        <w:rPr>
+          <w:rFonts w:ascii="Times New Roman" w:hAnsi="Times New Roman" w:cs="Times New Roman"/>
+          <w:kern w:val="0"/>
+        </w:rPr>
+        <w:t xml:space="preserve">presenti, selezionato un album è possibile </w:t>
+      </w:r>
+      <w:r>
+        <w:rPr>
+          <w:rFonts w:ascii="Times New Roman" w:hAnsi="Times New Roman" w:cs="Times New Roman"/>
+          <w:kern w:val="0"/>
+        </w:rPr>
+        <w:t xml:space="preserve">vedere i brani che contiene, </w:t>
+      </w:r>
+      <w:r>
+        <w:rPr>
+          <w:rFonts w:ascii="Times New Roman" w:hAnsi="Times New Roman" w:cs="Times New Roman"/>
+          <w:kern w:val="0"/>
+        </w:rPr>
+        <w:t>riprodurlo integralmente o solo alcuni brani.</w:t>
+      </w:r>
+    </w:p>
+    <w:p>
+      <w:pPr>
+        <w:rPr>
+          <w:rFonts w:ascii="Times New Roman" w:hAnsi="Times New Roman" w:cs="Times New Roman"/>
+          <w:kern w:val="0"/>
+        </w:rPr>
+      </w:pPr>
+      <w:r>
+        <w:rPr>
+          <w:rFonts w:ascii="Times New Roman" w:hAnsi="Times New Roman" w:cs="Times New Roman"/>
+          <w:kern w:val="0"/>
+        </w:rPr>
+        <w:t>L’indicizzazione permette di effettuare delle ricerche rapide</w:t>
+      </w:r>
+      <w:r>
+        <w:rPr>
+          <w:rFonts w:ascii="Times New Roman" w:hAnsi="Times New Roman" w:cs="Times New Roman"/>
+          <w:kern w:val="0"/>
+        </w:rPr>
+        <w:t xml:space="preserve"> sulla base di alcune parole. I risultati della ricerca vengono mostrati in un’apposita finestra da cui è possibile raffinare la selezione.</w:t>
+      </w:r>
+    </w:p>
+    <w:p>
+      <w:pPr>
+        <w:rPr>
+          <w:rFonts w:ascii="Times New Roman" w:hAnsi="Times New Roman" w:cs="Times New Roman"/>
+          <w:kern w:val="0"/>
+        </w:rPr>
+      </w:pPr>
+      <w:r>
+        <w:rPr>
+          <w:rFonts w:ascii="Times New Roman" w:hAnsi="Times New Roman" w:cs="Times New Roman"/>
+          <w:kern w:val="0"/>
+        </w:rPr>
+        <w:t>Euterpe permette inoltre di sintonizzarsi su stazioni radio Internet. E’ possibile ricercare una stazione in base a parole chiave, e salvare le stazioni tra i preferiti per un più rapido accesso.</w:t>
+      </w:r>
+    </w:p>
+    <w:p>
+      <w:pPr>
+        <w:rPr>
+          <w:rFonts w:ascii="Times New Roman" w:hAnsi="Times New Roman" w:cs="Times New Roman"/>
+          <w:kern w:val="0"/>
+        </w:rPr>
+      </w:pPr>
+      <w:r>
+        <w:rPr>
+          <w:rFonts w:ascii="Times New Roman" w:hAnsi="Times New Roman" w:cs="Times New Roman"/>
+          <w:kern w:val="0"/>
+        </w:rPr>
+        <w:br w:type="page"/>
+      </w:r>
+    </w:p>
+    <w:p>
+      <w:pPr>
+        <w:rPr>
+          <w:rFonts w:ascii="Times New Roman" w:hAnsi="Times New Roman" w:cs="Times New Roman"/>
+          <w:kern w:val="0"/>
+        </w:rPr>
+      </w:pPr>
+    </w:p>
+    <w:p>
+      <w:pPr>
+        <w:pStyle w:val="Heading1"/>
+      </w:pPr>
+      <w:bookmarkStart w:id="2" w:name="_Toc213176798"/>
+      <w:r>
+        <w:t xml:space="preserve">Funzionalità di </w:t>
+      </w:r>
+      <w:r>
+        <w:t>Euterpe</w:t>
+      </w:r>
+      <w:bookmarkEnd w:id="2"/>
+    </w:p>
+    <w:p>
+      <w:pPr>
+        <w:rPr>
+          <w:rFonts w:ascii="Times New Roman" w:hAnsi="Times New Roman" w:cs="Times New Roman"/>
+          <w:kern w:val="0"/>
+        </w:rPr>
+      </w:pPr>
+      <w:r>
+        <w:rPr>
+          <w:rFonts w:ascii="Times New Roman" w:hAnsi="Times New Roman" w:cs="Times New Roman"/>
+          <w:kern w:val="0"/>
+        </w:rPr>
+        <w:t>Euterpe dispone delle seguenti funzionalità:</w:t>
       </w:r>
     </w:p>
     <w:p>
@@ -451,7 +1027,14 @@
           <w:rFonts w:ascii="Times New Roman" w:hAnsi="Times New Roman" w:cs="Times New Roman"/>
           <w:kern w:val="0"/>
         </w:rPr>
-        <w:t>Estrarre le tracce da un CD e trasformarle in file MP3</w:t>
+        <w:t>Estrarre le tracce da un CD e trasformarle in file MP</w:t>
+      </w:r>
+      <w:r>
+        <w:rPr>
+          <w:rFonts w:ascii="Times New Roman" w:hAnsi="Times New Roman" w:cs="Times New Roman"/>
+          <w:kern w:val="0"/>
+        </w:rPr>
+        <w:t xml:space="preserve">3. </w:t>
       </w:r>
     </w:p>
     <w:p>
@@ -493,6 +1076,13 @@
         </w:rPr>
         <w:t>Riprodurre file musicali MP3</w:t>
       </w:r>
+      <w:r>
+        <w:rPr>
+          <w:rFonts w:ascii="Times New Roman" w:hAnsi="Times New Roman" w:cs="Times New Roman"/>
+          <w:kern w:val="0"/>
+        </w:rPr>
+        <w:t>.</w:t>
+      </w:r>
     </w:p>
     <w:p>
       <w:pPr>
@@ -531,7 +1121,28 @@
           <w:rFonts w:ascii="Times New Roman" w:hAnsi="Times New Roman" w:cs="Times New Roman"/>
           <w:kern w:val="0"/>
         </w:rPr>
-        <w:t>Organizzare e indicizzare una libreria di file MP3 per la ricerca e selezione</w:t>
+        <w:t>Organizzare e indicizzare una libreria di file MP3 per ricerc</w:t>
+      </w:r>
+      <w:r>
+        <w:rPr>
+          <w:rFonts w:ascii="Times New Roman" w:hAnsi="Times New Roman" w:cs="Times New Roman"/>
+          <w:kern w:val="0"/>
+        </w:rPr>
+        <w:t>he</w:t>
+      </w:r>
+      <w:r>
+        <w:rPr>
+          <w:rFonts w:ascii="Times New Roman" w:hAnsi="Times New Roman" w:cs="Times New Roman"/>
+          <w:kern w:val="0"/>
+        </w:rPr>
+        <w:t xml:space="preserve"> e selezion</w:t>
+      </w:r>
+      <w:r>
+        <w:rPr>
+          <w:rFonts w:ascii="Times New Roman" w:hAnsi="Times New Roman" w:cs="Times New Roman"/>
+          <w:kern w:val="0"/>
+        </w:rPr>
+        <w:t>i</w:t>
       </w:r>
     </w:p>
     <w:p>
@@ -574,7 +1185,2979 @@
         <w:t>Ricercare il testo di un brano ed eventualmente tradurlo</w:t>
       </w:r>
     </w:p>
+    <w:p>
+      <w:pPr>
+        <w:pStyle w:val="ListParagraph"/>
+        <w:numPr>
+          <w:ilvl w:val="0"/>
+          <w:numId w:val="1"/>
+        </w:numPr>
+        <w:rPr>
+          <w:rFonts w:ascii="Times New Roman" w:hAnsi="Times New Roman" w:cs="Times New Roman"/>
+          <w:kern w:val="0"/>
+        </w:rPr>
+      </w:pPr>
+      <w:r>
+        <w:rPr>
+          <w:rFonts w:ascii="Times New Roman" w:hAnsi="Times New Roman" w:cs="Times New Roman"/>
+          <w:kern w:val="0"/>
+        </w:rPr>
+        <w:t xml:space="preserve">Creare delle playlist in modalità </w:t>
+      </w:r>
+      <w:r>
+        <w:rPr>
+          <w:rFonts w:ascii="Times New Roman" w:hAnsi="Times New Roman" w:cs="Times New Roman"/>
+          <w:kern w:val="0"/>
+        </w:rPr>
+        <w:t>interattiva</w:t>
+      </w:r>
+    </w:p>
+    <w:p>
+      <w:pPr>
+        <w:pStyle w:val="ListParagraph"/>
+        <w:numPr>
+          <w:ilvl w:val="0"/>
+          <w:numId w:val="1"/>
+        </w:numPr>
+        <w:rPr>
+          <w:rFonts w:ascii="Times New Roman" w:hAnsi="Times New Roman" w:cs="Times New Roman"/>
+          <w:kern w:val="0"/>
+        </w:rPr>
+      </w:pPr>
+      <w:r>
+        <w:rPr>
+          <w:rFonts w:ascii="Times New Roman" w:hAnsi="Times New Roman" w:cs="Times New Roman"/>
+          <w:kern w:val="0"/>
+        </w:rPr>
+        <w:t>Creare delle playlist in base alla preferenza per alcuni artisti</w:t>
+      </w:r>
+    </w:p>
+    <w:p>
+      <w:pPr>
+        <w:rPr>
+          <w:rFonts w:ascii="Times New Roman" w:hAnsi="Times New Roman" w:cs="Times New Roman"/>
+          <w:kern w:val="0"/>
+        </w:rPr>
+      </w:pPr>
+      <w:r>
+        <w:rPr>
+          <w:rFonts w:ascii="Times New Roman" w:hAnsi="Times New Roman" w:cs="Times New Roman"/>
+          <w:kern w:val="0"/>
+        </w:rPr>
+        <w:br w:type="page"/>
+      </w:r>
+    </w:p>
+    <w:p>
+      <w:pPr>
+        <w:pStyle w:val="Heading1"/>
+      </w:pPr>
+      <w:bookmarkStart w:id="3" w:name="_Toc198557733"/>
+      <w:bookmarkStart w:id="4" w:name="_Toc213176799"/>
+      <w:r>
+        <w:lastRenderedPageBreak/>
+        <w:t>Installazione</w:t>
+      </w:r>
+      <w:bookmarkEnd w:id="3"/>
+      <w:bookmarkEnd w:id="4"/>
+    </w:p>
+    <w:p>
+      <w:pPr>
+        <w:autoSpaceDE w:val="0"/>
+        <w:autoSpaceDN w:val="0"/>
+        <w:adjustRightInd w:val="0"/>
+        <w:spacing w:after="0" w:line="240" w:lineRule="auto"/>
+        <w:ind w:left="426" w:right="566" w:firstLine="141"/>
+        <w:jc w:val="both"/>
+        <w:rPr>
+          <w:rFonts w:ascii="Times New Roman" w:hAnsi="Times New Roman" w:cs="Times New Roman"/>
+          <w:kern w:val="0"/>
+        </w:rPr>
+      </w:pPr>
+      <w:r>
+        <w:rPr>
+          <w:rFonts w:ascii="Times New Roman" w:hAnsi="Times New Roman" w:cs="Times New Roman"/>
+          <w:kern w:val="0"/>
+        </w:rPr>
+        <w:t xml:space="preserve">Occorre avviare il modulo di setup </w:t>
+      </w:r>
+      <w:r>
+        <w:rPr>
+          <w:rFonts w:ascii="Times New Roman" w:hAnsi="Times New Roman" w:cs="Times New Roman"/>
+          <w:kern w:val="0"/>
+        </w:rPr>
+        <w:t>Euterpe</w:t>
+      </w:r>
+      <w:r>
+        <w:rPr>
+          <w:rFonts w:ascii="Times New Roman" w:hAnsi="Times New Roman" w:cs="Times New Roman"/>
+          <w:kern w:val="0"/>
+        </w:rPr>
+        <w:t>_1.</w:t>
+      </w:r>
+      <w:r>
+        <w:rPr>
+          <w:rFonts w:ascii="Times New Roman" w:hAnsi="Times New Roman" w:cs="Times New Roman"/>
+          <w:kern w:val="0"/>
+        </w:rPr>
+        <w:t>x</w:t>
+      </w:r>
+      <w:r>
+        <w:rPr>
+          <w:rFonts w:ascii="Times New Roman" w:hAnsi="Times New Roman" w:cs="Times New Roman"/>
+          <w:kern w:val="0"/>
+        </w:rPr>
+        <w:t>.</w:t>
+      </w:r>
+      <w:r>
+        <w:rPr>
+          <w:rFonts w:ascii="Times New Roman" w:hAnsi="Times New Roman" w:cs="Times New Roman"/>
+          <w:kern w:val="0"/>
+        </w:rPr>
+        <w:t>x</w:t>
+      </w:r>
+      <w:r>
+        <w:rPr>
+          <w:rFonts w:ascii="Times New Roman" w:hAnsi="Times New Roman" w:cs="Times New Roman"/>
+          <w:kern w:val="0"/>
+        </w:rPr>
+        <w:t>_setup.exe e selezionare la lingua desiderata</w:t>
+      </w:r>
+    </w:p>
+    <w:p>
+      <w:pPr>
+        <w:rPr>
+          <w:rFonts w:ascii="Times New Roman" w:hAnsi="Times New Roman" w:cs="Times New Roman"/>
+          <w:kern w:val="0"/>
+        </w:rPr>
+      </w:pPr>
+      <w:r>
+        <w:rPr>
+          <w:noProof/>
+        </w:rPr>
+        <mc:AlternateContent>
+          <mc:Choice Requires="wps">
+            <w:drawing>
+              <wp:anchor distT="45720" distB="45720" distL="114300" distR="114300" simplePos="0" relativeHeight="251659264" behindDoc="0" locked="0" layoutInCell="1" allowOverlap="1" wp14:anchorId="114B0E85" wp14:editId="138A8727">
+                <wp:simplePos x="0" y="0"/>
+                <wp:positionH relativeFrom="column">
+                  <wp:posOffset>1513840</wp:posOffset>
+                </wp:positionH>
+                <wp:positionV relativeFrom="paragraph">
+                  <wp:posOffset>243840</wp:posOffset>
+                </wp:positionV>
+                <wp:extent cx="2360930" cy="1924050"/>
+                <wp:effectExtent l="0" t="0" r="28575" b="19050"/>
+                <wp:wrapTopAndBottom/>
+                <wp:docPr id="1860905778" name="Casella di testo 2"/>
+                <wp:cNvGraphicFramePr>
+                  <a:graphicFrameLocks xmlns:a="http://schemas.openxmlformats.org/drawingml/2006/main"/>
+                </wp:cNvGraphicFramePr>
+                <a:graphic xmlns:a="http://schemas.openxmlformats.org/drawingml/2006/main">
+                  <a:graphicData uri="http://schemas.microsoft.com/office/word/2010/wordprocessingShape">
+                    <wps:wsp>
+                      <wps:cNvSpPr txBox="1">
+                        <a:spLocks noChangeArrowheads="1"/>
+                      </wps:cNvSpPr>
+                      <wps:spPr bwMode="auto">
+                        <a:xfrm>
+                          <a:off x="0" y="0"/>
+                          <a:ext cx="2360930" cy="1924050"/>
+                        </a:xfrm>
+                        <a:prstGeom prst="rect">
+                          <a:avLst/>
+                        </a:prstGeom>
+                        <a:solidFill>
+                          <a:srgbClr val="FFFFFF"/>
+                        </a:solidFill>
+                        <a:ln w="9525">
+                          <a:solidFill>
+                            <a:srgbClr val="000000"/>
+                          </a:solidFill>
+                          <a:miter lim="800000"/>
+                          <a:headEnd/>
+                          <a:tailEnd/>
+                        </a:ln>
+                      </wps:spPr>
+                      <wps:txbx>
+                        <w:txbxContent>
+                          <w:p>
+                            <w:pPr>
+                              <w:jc w:val="center"/>
+                            </w:pPr>
+                            <w:r>
+                              <w:rPr>
+                                <w:noProof/>
+                              </w:rPr>
+                              <w:drawing>
+                                <wp:inline distT="0" distB="0" distL="0" distR="0" wp14:anchorId="65FA2E48" wp14:editId="404A5E1C">
+                                  <wp:extent cx="2227580" cy="1750060"/>
+                                  <wp:effectExtent l="0" t="0" r="1270" b="2540"/>
+                                  <wp:docPr id="650637222" name="Picture 1" descr="A screenshot of a computer&#10;&#10;AI-generated content may be incorrect."/>
+                                  <wp:cNvGraphicFramePr>
+                                    <a:graphicFrameLocks xmlns:a="http://schemas.openxmlformats.org/drawingml/2006/main" noChangeAspect="1"/>
+                                  </wp:cNvGraphicFramePr>
+                                  <a:graphic xmlns:a="http://schemas.openxmlformats.org/drawingml/2006/main">
+                                    <a:graphicData uri="http://schemas.openxmlformats.org/drawingml/2006/picture">
+                                      <pic:pic xmlns:pic="http://schemas.openxmlformats.org/drawingml/2006/picture">
+                                        <pic:nvPicPr>
+                                          <pic:cNvPr id="650637222" name="Picture 1" descr="A screenshot of a computer&#10;&#10;AI-generated content may be incorrect."/>
+                                          <pic:cNvPicPr/>
+                                        </pic:nvPicPr>
+                                        <pic:blipFill>
+                                          <a:blip r:embed="rId9"/>
+                                          <a:stretch>
+                                            <a:fillRect/>
+                                          </a:stretch>
+                                        </pic:blipFill>
+                                        <pic:spPr>
+                                          <a:xfrm>
+                                            <a:off x="0" y="0"/>
+                                            <a:ext cx="2227580" cy="1750060"/>
+                                          </a:xfrm>
+                                          <a:prstGeom prst="rect">
+                                            <a:avLst/>
+                                          </a:prstGeom>
+                                        </pic:spPr>
+                                      </pic:pic>
+                                    </a:graphicData>
+                                  </a:graphic>
+                                </wp:inline>
+                              </w:drawing>
+                            </w:r>
+                          </w:p>
+                        </w:txbxContent>
+                      </wps:txbx>
+                      <wps:bodyPr rot="0" vert="horz" wrap="square" lIns="91440" tIns="45720" rIns="91440" bIns="45720" anchor="t" anchorCtr="0">
+                        <a:noAutofit/>
+                      </wps:bodyPr>
+                    </wps:wsp>
+                  </a:graphicData>
+                </a:graphic>
+                <wp14:sizeRelH relativeFrom="margin">
+                  <wp14:pctWidth>40000</wp14:pctWidth>
+                </wp14:sizeRelH>
+                <wp14:sizeRelV relativeFrom="margin">
+                  <wp14:pctHeight>0</wp14:pctHeight>
+                </wp14:sizeRelV>
+              </wp:anchor>
+            </w:drawing>
+          </mc:Choice>
+          <mc:Fallback>
+            <w:pict>
+              <v:shapetype w14:anchorId="114B0E85" id="_x0000_t202" coordsize="21600,21600" o:spt="202" path="m,l,21600r21600,l21600,xe">
+                <v:stroke joinstyle="miter"/>
+                <v:path gradientshapeok="t" o:connecttype="rect"/>
+              </v:shapetype>
+              <v:shape id="Casella di testo 2" o:spid="_x0000_s1026" type="#_x0000_t202" style="position:absolute;margin-left:119.2pt;margin-top:19.2pt;width:185.9pt;height:151.5pt;z-index:251659264;visibility:visible;mso-wrap-style:square;mso-width-percent:400;mso-height-percent:0;mso-wrap-distance-left:9pt;mso-wrap-distance-top:3.6pt;mso-wrap-distance-right:9pt;mso-wrap-distance-bottom:3.6pt;mso-position-horizontal:absolute;mso-position-horizontal-relative:text;mso-position-vertical:absolute;mso-position-vertical-relative:text;mso-width-percent:400;mso-height-percent:0;mso-width-relative:margin;mso-height-relative:margin;v-text-anchor:top" o:gfxdata="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">
+                <v:textbox>
+                  <w:txbxContent>
+                    <w:p>
+                      <w:pPr>
+                        <w:jc w:val="center"/>
+                      </w:pPr>
+                      <w:r>
+                        <w:rPr>
+                          <w:noProof/>
+                        </w:rPr>
+                        <w:drawing>
+                          <wp:inline distT="0" distB="0" distL="0" distR="0" wp14:anchorId="65FA2E48" wp14:editId="404A5E1C">
+                            <wp:extent cx="2227580" cy="1750060"/>
+                            <wp:effectExtent l="0" t="0" r="1270" b="2540"/>
+                            <wp:docPr id="650637222" name="Picture 1" descr="A screenshot of a computer&#10;&#10;AI-generated content may be incorrect."/>
+                            <wp:cNvGraphicFramePr>
+                              <a:graphicFrameLocks xmlns:a="http://schemas.openxmlformats.org/drawingml/2006/main" noChangeAspect="1"/>
+                            </wp:cNvGraphicFramePr>
+                            <a:graphic xmlns:a="http://schemas.openxmlformats.org/drawingml/2006/main">
+                              <a:graphicData uri="http://schemas.openxmlformats.org/drawingml/2006/picture">
+                                <pic:pic xmlns:pic="http://schemas.openxmlformats.org/drawingml/2006/picture">
+                                  <pic:nvPicPr>
+                                    <pic:cNvPr id="650637222" name="Picture 1" descr="A screenshot of a computer&#10;&#10;AI-generated content may be incorrect."/>
+                                    <pic:cNvPicPr/>
+                                  </pic:nvPicPr>
+                                  <pic:blipFill>
+                                    <a:blip r:embed="rId9"/>
+                                    <a:stretch>
+                                      <a:fillRect/>
+                                    </a:stretch>
+                                  </pic:blipFill>
+                                  <pic:spPr>
+                                    <a:xfrm>
+                                      <a:off x="0" y="0"/>
+                                      <a:ext cx="2227580" cy="1750060"/>
+                                    </a:xfrm>
+                                    <a:prstGeom prst="rect">
+                                      <a:avLst/>
+                                    </a:prstGeom>
+                                  </pic:spPr>
+                                </pic:pic>
+                              </a:graphicData>
+                            </a:graphic>
+                          </wp:inline>
+                        </w:drawing>
+                      </w:r>
+                    </w:p>
+                  </w:txbxContent>
+                </v:textbox>
+                <w10:wrap type="topAndBottom"/>
+              </v:shape>
+            </w:pict>
+          </mc:Fallback>
+        </mc:AlternateContent>
+      </w:r>
+    </w:p>
+    <w:p>
+      <w:pPr>
+        <w:rPr>
+          <w:rFonts w:ascii="Times New Roman" w:hAnsi="Times New Roman" w:cs="Times New Roman"/>
+          <w:kern w:val="0"/>
+        </w:rPr>
+      </w:pPr>
+    </w:p>
+    <w:p>
+      <w:pPr>
+        <w:autoSpaceDE w:val="0"/>
+        <w:autoSpaceDN w:val="0"/>
+        <w:adjustRightInd w:val="0"/>
+        <w:spacing w:after="0" w:line="240" w:lineRule="auto"/>
+        <w:ind w:left="426" w:right="566" w:firstLine="141"/>
+        <w:jc w:val="both"/>
+        <w:rPr>
+          <w:rFonts w:ascii="Times New Roman" w:hAnsi="Times New Roman" w:cs="Times New Roman"/>
+          <w:kern w:val="0"/>
+        </w:rPr>
+      </w:pPr>
+      <w:r>
+        <w:rPr>
+          <w:rFonts w:ascii="Times New Roman" w:hAnsi="Times New Roman" w:cs="Times New Roman"/>
+          <w:kern w:val="0"/>
+        </w:rPr>
+        <w:t>Fare clic su avanti per tutte le finestre che vengono proposte.</w:t>
+      </w:r>
+    </w:p>
+    <w:p>
+      <w:pPr>
+        <w:autoSpaceDE w:val="0"/>
+        <w:autoSpaceDN w:val="0"/>
+        <w:adjustRightInd w:val="0"/>
+        <w:spacing w:after="0" w:line="240" w:lineRule="auto"/>
+        <w:ind w:left="426" w:right="566" w:firstLine="141"/>
+        <w:jc w:val="both"/>
+        <w:rPr>
+          <w:rFonts w:ascii="Times New Roman" w:hAnsi="Times New Roman" w:cs="Times New Roman"/>
+          <w:kern w:val="0"/>
+        </w:rPr>
+      </w:pPr>
+      <w:r>
+        <w:rPr>
+          <w:rFonts w:ascii="Times New Roman" w:hAnsi="Times New Roman" w:cs="Times New Roman"/>
+          <w:kern w:val="0"/>
+        </w:rPr>
+        <w:t>Al termine dell’installazione</w:t>
+      </w:r>
+      <w:r>
+        <w:rPr>
+          <w:rFonts w:ascii="Times New Roman" w:hAnsi="Times New Roman" w:cs="Times New Roman"/>
+          <w:kern w:val="0"/>
+        </w:rPr>
+        <w:t>,</w:t>
+      </w:r>
+      <w:r>
+        <w:rPr>
+          <w:rFonts w:ascii="Times New Roman" w:hAnsi="Times New Roman" w:cs="Times New Roman"/>
+          <w:kern w:val="0"/>
+        </w:rPr>
+        <w:t xml:space="preserve"> facendo clic su fine, il programma verrà avviato.</w:t>
+      </w:r>
+    </w:p>
+    <w:p>
+      <w:pPr>
+        <w:rPr>
+          <w:rFonts w:ascii="Times New Roman" w:hAnsi="Times New Roman" w:cs="Times New Roman"/>
+          <w:kern w:val="0"/>
+        </w:rPr>
+      </w:pPr>
+      <w:r>
+        <w:rPr>
+          <w:noProof/>
+        </w:rPr>
+        <mc:AlternateContent>
+          <mc:Choice Requires="wps">
+            <w:drawing>
+              <wp:anchor distT="45720" distB="45720" distL="114300" distR="114300" simplePos="0" relativeHeight="251660288" behindDoc="0" locked="0" layoutInCell="1" allowOverlap="1" wp14:anchorId="3E15AE13" wp14:editId="494D1EA0">
+                <wp:simplePos x="0" y="0"/>
+                <wp:positionH relativeFrom="column">
+                  <wp:posOffset>1537970</wp:posOffset>
+                </wp:positionH>
+                <wp:positionV relativeFrom="paragraph">
+                  <wp:posOffset>245110</wp:posOffset>
+                </wp:positionV>
+                <wp:extent cx="2360930" cy="1899920"/>
+                <wp:effectExtent l="0" t="0" r="28575" b="24130"/>
+                <wp:wrapTopAndBottom/>
+                <wp:docPr id="781911727" name="Casella di testo 2"/>
+                <wp:cNvGraphicFramePr>
+                  <a:graphicFrameLocks xmlns:a="http://schemas.openxmlformats.org/drawingml/2006/main"/>
+                </wp:cNvGraphicFramePr>
+                <a:graphic xmlns:a="http://schemas.openxmlformats.org/drawingml/2006/main">
+                  <a:graphicData uri="http://schemas.microsoft.com/office/word/2010/wordprocessingShape">
+                    <wps:wsp>
+                      <wps:cNvSpPr txBox="1">
+                        <a:spLocks noChangeArrowheads="1"/>
+                      </wps:cNvSpPr>
+                      <wps:spPr bwMode="auto">
+                        <a:xfrm>
+                          <a:off x="0" y="0"/>
+                          <a:ext cx="2360930" cy="1899920"/>
+                        </a:xfrm>
+                        <a:prstGeom prst="rect">
+                          <a:avLst/>
+                        </a:prstGeom>
+                        <a:solidFill>
+                          <a:srgbClr val="FFFFFF"/>
+                        </a:solidFill>
+                        <a:ln w="9525">
+                          <a:solidFill>
+                            <a:srgbClr val="000000"/>
+                          </a:solidFill>
+                          <a:miter lim="800000"/>
+                          <a:headEnd/>
+                          <a:tailEnd/>
+                        </a:ln>
+                      </wps:spPr>
+                      <wps:txbx>
+                        <w:txbxContent>
+                          <w:p>
+                            <w:pPr>
+                              <w:jc w:val="center"/>
+                            </w:pPr>
+                            <w:r>
+                              <w:rPr>
+                                <w:noProof/>
+                              </w:rPr>
+                              <w:drawing>
+                                <wp:inline distT="0" distB="0" distL="0" distR="0" wp14:anchorId="4615BA28" wp14:editId="637BE273">
+                                  <wp:extent cx="2227580" cy="1750060"/>
+                                  <wp:effectExtent l="0" t="0" r="1270" b="2540"/>
+                                  <wp:docPr id="298041933" name="Picture 1" descr="A screenshot of a computer&#10;&#10;AI-generated content may be incorrect."/>
+                                  <wp:cNvGraphicFramePr>
+                                    <a:graphicFrameLocks xmlns:a="http://schemas.openxmlformats.org/drawingml/2006/main" noChangeAspect="1"/>
+                                  </wp:cNvGraphicFramePr>
+                                  <a:graphic xmlns:a="http://schemas.openxmlformats.org/drawingml/2006/main">
+                                    <a:graphicData uri="http://schemas.openxmlformats.org/drawingml/2006/picture">
+                                      <pic:pic xmlns:pic="http://schemas.openxmlformats.org/drawingml/2006/picture">
+                                        <pic:nvPicPr>
+                                          <pic:cNvPr id="298041933" name="Picture 1" descr="A screenshot of a computer&#10;&#10;AI-generated content may be incorrect."/>
+                                          <pic:cNvPicPr/>
+                                        </pic:nvPicPr>
+                                        <pic:blipFill>
+                                          <a:blip r:embed="rId10"/>
+                                          <a:stretch>
+                                            <a:fillRect/>
+                                          </a:stretch>
+                                        </pic:blipFill>
+                                        <pic:spPr>
+                                          <a:xfrm>
+                                            <a:off x="0" y="0"/>
+                                            <a:ext cx="2227580" cy="1750060"/>
+                                          </a:xfrm>
+                                          <a:prstGeom prst="rect">
+                                            <a:avLst/>
+                                          </a:prstGeom>
+                                        </pic:spPr>
+                                      </pic:pic>
+                                    </a:graphicData>
+                                  </a:graphic>
+                                </wp:inline>
+                              </w:drawing>
+                            </w:r>
+                          </w:p>
+                        </w:txbxContent>
+                      </wps:txbx>
+                      <wps:bodyPr rot="0" vert="horz" wrap="square" lIns="91440" tIns="45720" rIns="91440" bIns="45720" anchor="t" anchorCtr="0">
+                        <a:noAutofit/>
+                      </wps:bodyPr>
+                    </wps:wsp>
+                  </a:graphicData>
+                </a:graphic>
+                <wp14:sizeRelH relativeFrom="margin">
+                  <wp14:pctWidth>40000</wp14:pctWidth>
+                </wp14:sizeRelH>
+                <wp14:sizeRelV relativeFrom="margin">
+                  <wp14:pctHeight>0</wp14:pctHeight>
+                </wp14:sizeRelV>
+              </wp:anchor>
+            </w:drawing>
+          </mc:Choice>
+          <mc:Fallback>
+            <w:pict>
+              <v:shape w14:anchorId="3E15AE13" id="_x0000_s1027" type="#_x0000_t202" style="position:absolute;margin-left:121.1pt;margin-top:19.3pt;width:185.9pt;height:149.6pt;z-index:251660288;visibility:visible;mso-wrap-style:square;mso-width-percent:400;mso-height-percent:0;mso-wrap-distance-left:9pt;mso-wrap-distance-top:3.6pt;mso-wrap-distance-right:9pt;mso-wrap-distance-bottom:3.6pt;mso-position-horizontal:absolute;mso-position-horizontal-relative:text;mso-position-vertical:absolute;mso-position-vertical-relative:text;mso-width-percent:400;mso-height-percent:0;mso-width-relative:margin;mso-height-relative:margin;v-text-anchor:top" o:gfxdata="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">
+                <v:textbox>
+                  <w:txbxContent>
+                    <w:p>
+                      <w:pPr>
+                        <w:jc w:val="center"/>
+                      </w:pPr>
+                      <w:r>
+                        <w:rPr>
+                          <w:noProof/>
+                        </w:rPr>
+                        <w:drawing>
+                          <wp:inline distT="0" distB="0" distL="0" distR="0" wp14:anchorId="4615BA28" wp14:editId="637BE273">
+                            <wp:extent cx="2227580" cy="1750060"/>
+                            <wp:effectExtent l="0" t="0" r="1270" b="2540"/>
+                            <wp:docPr id="298041933" name="Picture 1" descr="A screenshot of a computer&#10;&#10;AI-generated content may be incorrect."/>
+                            <wp:cNvGraphicFramePr>
+                              <a:graphicFrameLocks xmlns:a="http://schemas.openxmlformats.org/drawingml/2006/main" noChangeAspect="1"/>
+                            </wp:cNvGraphicFramePr>
+                            <a:graphic xmlns:a="http://schemas.openxmlformats.org/drawingml/2006/main">
+                              <a:graphicData uri="http://schemas.openxmlformats.org/drawingml/2006/picture">
+                                <pic:pic xmlns:pic="http://schemas.openxmlformats.org/drawingml/2006/picture">
+                                  <pic:nvPicPr>
+                                    <pic:cNvPr id="298041933" name="Picture 1" descr="A screenshot of a computer&#10;&#10;AI-generated content may be incorrect."/>
+                                    <pic:cNvPicPr/>
+                                  </pic:nvPicPr>
+                                  <pic:blipFill>
+                                    <a:blip r:embed="rId10"/>
+                                    <a:stretch>
+                                      <a:fillRect/>
+                                    </a:stretch>
+                                  </pic:blipFill>
+                                  <pic:spPr>
+                                    <a:xfrm>
+                                      <a:off x="0" y="0"/>
+                                      <a:ext cx="2227580" cy="1750060"/>
+                                    </a:xfrm>
+                                    <a:prstGeom prst="rect">
+                                      <a:avLst/>
+                                    </a:prstGeom>
+                                  </pic:spPr>
+                                </pic:pic>
+                              </a:graphicData>
+                            </a:graphic>
+                          </wp:inline>
+                        </w:drawing>
+                      </w:r>
+                    </w:p>
+                  </w:txbxContent>
+                </v:textbox>
+                <w10:wrap type="topAndBottom"/>
+              </v:shape>
+            </w:pict>
+          </mc:Fallback>
+        </mc:AlternateContent>
+      </w:r>
+    </w:p>
+    <w:p/>
+    <w:p>
+      <w:r>
+        <w:br w:type="page"/>
+      </w:r>
+    </w:p>
+    <w:p>
+      <w:pPr>
+        <w:pStyle w:val="Heading1"/>
+      </w:pPr>
+      <w:bookmarkStart w:id="5" w:name="_Toc198557734"/>
+      <w:bookmarkStart w:id="6" w:name="_Toc213176800"/>
+      <w:r>
+        <w:lastRenderedPageBreak/>
+        <w:t>Avvio del programma</w:t>
+      </w:r>
+      <w:bookmarkEnd w:id="5"/>
+      <w:bookmarkEnd w:id="6"/>
+    </w:p>
+    <w:p>
+      <w:pPr>
+        <w:autoSpaceDE w:val="0"/>
+        <w:autoSpaceDN w:val="0"/>
+        <w:adjustRightInd w:val="0"/>
+        <w:spacing w:after="0" w:line="240" w:lineRule="auto"/>
+        <w:ind w:left="426" w:right="566" w:firstLine="141"/>
+        <w:jc w:val="both"/>
+        <w:rPr>
+          <w:rFonts w:ascii="Times New Roman" w:hAnsi="Times New Roman" w:cs="Times New Roman"/>
+          <w:kern w:val="0"/>
+        </w:rPr>
+      </w:pPr>
+      <w:r>
+        <w:rPr>
+          <w:rFonts w:ascii="Times New Roman" w:hAnsi="Times New Roman" w:cs="Times New Roman"/>
+          <w:kern w:val="0"/>
+        </w:rPr>
+        <w:t>Fare doppio clic sull’icona del programma</w:t>
+      </w:r>
+    </w:p>
+    <w:p>
+      <w:pPr>
+        <w:autoSpaceDE w:val="0"/>
+        <w:autoSpaceDN w:val="0"/>
+        <w:adjustRightInd w:val="0"/>
+        <w:spacing w:after="0" w:line="240" w:lineRule="auto"/>
+        <w:ind w:right="566" w:firstLine="141"/>
+        <w:jc w:val="both"/>
+        <w:rPr>
+          <w:rFonts w:ascii="Times New Roman" w:hAnsi="Times New Roman" w:cs="Times New Roman"/>
+          <w:kern w:val="0"/>
+        </w:rPr>
+      </w:pPr>
+      <w:r>
+        <w:rPr>
+          <w:rFonts w:ascii="Times New Roman" w:hAnsi="Times New Roman" w:cs="Times New Roman"/>
+          <w:kern w:val="0"/>
+        </w:rPr>
+        <w:drawing>
+          <wp:inline distT="0" distB="0" distL="0" distR="0" wp14:anchorId="3EFE781C" wp14:editId="71AF5E54">
+            <wp:extent cx="486000" cy="486000"/>
+            <wp:effectExtent l="0" t="0" r="9525" b="9525"/>
+            <wp:docPr id="1239867689" name="Picture 1" descr="A black background with a black square&#10;&#10;AI-generated content may be incorrect."/>
+            <wp:cNvGraphicFramePr>
+              <a:graphicFrameLocks xmlns:a="http://schemas.openxmlformats.org/drawingml/2006/main" noChangeAspect="1"/>
+            </wp:cNvGraphicFramePr>
+            <a:graphic xmlns:a="http://schemas.openxmlformats.org/drawingml/2006/main">
+              <a:graphicData uri="http://schemas.openxmlformats.org/drawingml/2006/picture">
+                <pic:pic xmlns:pic="http://schemas.openxmlformats.org/drawingml/2006/picture">
+                  <pic:nvPicPr>
+                    <pic:cNvPr id="1239867689" name="Picture 1" descr="A black background with a black square&#10;&#10;AI-generated content may be incorrect."/>
+                    <pic:cNvPicPr/>
+                  </pic:nvPicPr>
+                  <pic:blipFill>
+                    <a:blip r:embed="rId11"/>
+                    <a:stretch>
+                      <a:fillRect/>
+                    </a:stretch>
+                  </pic:blipFill>
+                  <pic:spPr>
+                    <a:xfrm>
+                      <a:off x="0" y="0"/>
+                      <a:ext cx="486000" cy="486000"/>
+                    </a:xfrm>
+                    <a:prstGeom prst="rect">
+                      <a:avLst/>
+                    </a:prstGeom>
+                  </pic:spPr>
+                </pic:pic>
+              </a:graphicData>
+            </a:graphic>
+          </wp:inline>
+        </w:drawing>
+      </w:r>
+      <w:r>
+        <w:rPr>
+          <w:rFonts w:ascii="Times New Roman" w:hAnsi="Times New Roman" w:cs="Times New Roman"/>
+          <w:kern w:val="0"/>
+        </w:rPr>
+        <w:br/>
+      </w:r>
+      <w:r>
+        <w:rPr>
+          <w:rFonts w:ascii="Times New Roman" w:hAnsi="Times New Roman" w:cs="Times New Roman"/>
+          <w:kern w:val="0"/>
+        </w:rPr>
+        <w:t>che è stata caricata sul desktop.</w:t>
+      </w:r>
+    </w:p>
+    <w:p>
+      <w:pPr>
+        <w:rPr>
+          <w:rFonts w:ascii="Times New Roman" w:hAnsi="Times New Roman" w:cs="Times New Roman"/>
+          <w:kern w:val="0"/>
+        </w:rPr>
+      </w:pPr>
+      <w:r>
+        <w:rPr>
+          <w:rFonts w:ascii="Times New Roman" w:hAnsi="Times New Roman" w:cs="Times New Roman"/>
+          <w:kern w:val="0"/>
+        </w:rPr>
+        <w:t>Euterpe si apre con la seguente schermata</w:t>
+      </w:r>
+    </w:p>
+    <w:p>
+      <w:pPr>
+        <w:rPr>
+          <w:rFonts w:ascii="Times New Roman" w:hAnsi="Times New Roman" w:cs="Times New Roman"/>
+          <w:kern w:val="0"/>
+        </w:rPr>
+      </w:pPr>
+      <w:r>
+        <w:rPr>
+          <w:noProof/>
+        </w:rPr>
+        <mc:AlternateContent>
+          <mc:Choice Requires="wps">
+            <w:drawing>
+              <wp:anchor distT="45720" distB="45720" distL="114300" distR="114300" simplePos="0" relativeHeight="251662336" behindDoc="0" locked="0" layoutInCell="1" allowOverlap="1" wp14:anchorId="571093E0" wp14:editId="0BB9FD02">
+                <wp:simplePos x="0" y="0"/>
+                <wp:positionH relativeFrom="margin">
+                  <wp:posOffset>1028700</wp:posOffset>
+                </wp:positionH>
+                <wp:positionV relativeFrom="paragraph">
+                  <wp:posOffset>286385</wp:posOffset>
+                </wp:positionV>
+                <wp:extent cx="4118610" cy="3498215"/>
+                <wp:effectExtent l="0" t="0" r="15240" b="26035"/>
+                <wp:wrapTopAndBottom/>
+                <wp:docPr id="1295206782" name="Casella di testo 2"/>
+                <wp:cNvGraphicFramePr>
+                  <a:graphicFrameLocks xmlns:a="http://schemas.openxmlformats.org/drawingml/2006/main"/>
+                </wp:cNvGraphicFramePr>
+                <a:graphic xmlns:a="http://schemas.openxmlformats.org/drawingml/2006/main">
+                  <a:graphicData uri="http://schemas.microsoft.com/office/word/2010/wordprocessingShape">
+                    <wps:wsp>
+                      <wps:cNvSpPr txBox="1">
+                        <a:spLocks noChangeArrowheads="1"/>
+                      </wps:cNvSpPr>
+                      <wps:spPr bwMode="auto">
+                        <a:xfrm>
+                          <a:off x="0" y="0"/>
+                          <a:ext cx="4118610" cy="3498215"/>
+                        </a:xfrm>
+                        <a:prstGeom prst="rect">
+                          <a:avLst/>
+                        </a:prstGeom>
+                        <a:solidFill>
+                          <a:srgbClr val="FFFFFF"/>
+                        </a:solidFill>
+                        <a:ln w="9525">
+                          <a:solidFill>
+                            <a:srgbClr val="000000"/>
+                          </a:solidFill>
+                          <a:miter lim="800000"/>
+                          <a:headEnd/>
+                          <a:tailEnd/>
+                        </a:ln>
+                      </wps:spPr>
+                      <wps:txbx>
+                        <w:txbxContent>
+                          <w:p>
+                            <w:pPr>
+                              <w:ind w:right="387"/>
+                              <w:jc w:val="center"/>
+                            </w:pPr>
+                            <w:r>
+                              <w:rPr>
+                                <w:noProof/>
+                              </w:rPr>
+                              <w:drawing>
+                                <wp:inline distT="0" distB="0" distL="0" distR="0" wp14:anchorId="204F2FB8" wp14:editId="06D4C65F">
+                                  <wp:extent cx="3891600" cy="3358800"/>
+                                  <wp:effectExtent l="0" t="0" r="0" b="0"/>
+                                  <wp:docPr id="1439633846" name="Picture 1" descr="A screenshot of a computer&#10;&#10;AI-generated content may be incorrect."/>
+                                  <wp:cNvGraphicFramePr>
+                                    <a:graphicFrameLocks xmlns:a="http://schemas.openxmlformats.org/drawingml/2006/main" noChangeAspect="1"/>
+                                  </wp:cNvGraphicFramePr>
+                                  <a:graphic xmlns:a="http://schemas.openxmlformats.org/drawingml/2006/main">
+                                    <a:graphicData uri="http://schemas.openxmlformats.org/drawingml/2006/picture">
+                                      <pic:pic xmlns:pic="http://schemas.openxmlformats.org/drawingml/2006/picture">
+                                        <pic:nvPicPr>
+                                          <pic:cNvPr id="1439633846" name="Picture 1" descr="A screenshot of a computer&#10;&#10;AI-generated content may be incorrect."/>
+                                          <pic:cNvPicPr/>
+                                        </pic:nvPicPr>
+                                        <pic:blipFill>
+                                          <a:blip r:embed="rId12"/>
+                                          <a:stretch>
+                                            <a:fillRect/>
+                                          </a:stretch>
+                                        </pic:blipFill>
+                                        <pic:spPr>
+                                          <a:xfrm>
+                                            <a:off x="0" y="0"/>
+                                            <a:ext cx="3891600" cy="3358800"/>
+                                          </a:xfrm>
+                                          <a:prstGeom prst="rect">
+                                            <a:avLst/>
+                                          </a:prstGeom>
+                                        </pic:spPr>
+                                      </pic:pic>
+                                    </a:graphicData>
+                                  </a:graphic>
+                                </wp:inline>
+                              </w:drawing>
+                            </w:r>
+                          </w:p>
+                        </w:txbxContent>
+                      </wps:txbx>
+                      <wps:bodyPr rot="0" vert="horz" wrap="square" lIns="91440" tIns="45720" rIns="91440" bIns="45720" anchor="t" anchorCtr="0">
+                        <a:noAutofit/>
+                      </wps:bodyPr>
+                    </wps:wsp>
+                  </a:graphicData>
+                </a:graphic>
+                <wp14:sizeRelH relativeFrom="margin">
+                  <wp14:pctWidth>0</wp14:pctWidth>
+                </wp14:sizeRelH>
+                <wp14:sizeRelV relativeFrom="margin">
+                  <wp14:pctHeight>0</wp14:pctHeight>
+                </wp14:sizeRelV>
+              </wp:anchor>
+            </w:drawing>
+          </mc:Choice>
+          <mc:Fallback>
+            <w:pict>
+              <v:shape w14:anchorId="571093E0" id="_x0000_s1028" type="#_x0000_t202" style="position:absolute;margin-left:81pt;margin-top:22.55pt;width:324.3pt;height:275.45pt;z-index:251662336;visibility:visible;mso-wrap-style:square;mso-width-percent:0;mso-height-percent:0;mso-wrap-distance-left:9pt;mso-wrap-distance-top:3.6pt;mso-wrap-distance-right:9pt;mso-wrap-distance-bottom:3.6pt;mso-position-horizontal:absolute;mso-position-horizontal-relative:margin;mso-position-vertical:absolute;mso-position-vertical-relative:text;mso-width-percent:0;mso-height-percent:0;mso-width-relative:margin;mso-height-relative:margin;v-text-anchor:top" o:gfxdata="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">
+                <v:textbox>
+                  <w:txbxContent>
+                    <w:p>
+                      <w:pPr>
+                        <w:ind w:right="387"/>
+                        <w:jc w:val="center"/>
+                      </w:pPr>
+                      <w:r>
+                        <w:rPr>
+                          <w:noProof/>
+                        </w:rPr>
+                        <w:drawing>
+                          <wp:inline distT="0" distB="0" distL="0" distR="0" wp14:anchorId="204F2FB8" wp14:editId="06D4C65F">
+                            <wp:extent cx="3891600" cy="3358800"/>
+                            <wp:effectExtent l="0" t="0" r="0" b="0"/>
+                            <wp:docPr id="1439633846" name="Picture 1" descr="A screenshot of a computer&#10;&#10;AI-generated content may be incorrect."/>
+                            <wp:cNvGraphicFramePr>
+                              <a:graphicFrameLocks xmlns:a="http://schemas.openxmlformats.org/drawingml/2006/main" noChangeAspect="1"/>
+                            </wp:cNvGraphicFramePr>
+                            <a:graphic xmlns:a="http://schemas.openxmlformats.org/drawingml/2006/main">
+                              <a:graphicData uri="http://schemas.openxmlformats.org/drawingml/2006/picture">
+                                <pic:pic xmlns:pic="http://schemas.openxmlformats.org/drawingml/2006/picture">
+                                  <pic:nvPicPr>
+                                    <pic:cNvPr id="1439633846" name="Picture 1" descr="A screenshot of a computer&#10;&#10;AI-generated content may be incorrect."/>
+                                    <pic:cNvPicPr/>
+                                  </pic:nvPicPr>
+                                  <pic:blipFill>
+                                    <a:blip r:embed="rId12"/>
+                                    <a:stretch>
+                                      <a:fillRect/>
+                                    </a:stretch>
+                                  </pic:blipFill>
+                                  <pic:spPr>
+                                    <a:xfrm>
+                                      <a:off x="0" y="0"/>
+                                      <a:ext cx="3891600" cy="3358800"/>
+                                    </a:xfrm>
+                                    <a:prstGeom prst="rect">
+                                      <a:avLst/>
+                                    </a:prstGeom>
+                                  </pic:spPr>
+                                </pic:pic>
+                              </a:graphicData>
+                            </a:graphic>
+                          </wp:inline>
+                        </w:drawing>
+                      </w:r>
+                    </w:p>
+                  </w:txbxContent>
+                </v:textbox>
+                <w10:wrap type="topAndBottom" anchorx="margin"/>
+              </v:shape>
+            </w:pict>
+          </mc:Fallback>
+        </mc:AlternateContent>
+      </w:r>
+    </w:p>
+    <w:p>
+      <w:pPr>
+        <w:rPr>
+          <w:rFonts w:ascii="Times New Roman" w:hAnsi="Times New Roman" w:cs="Times New Roman"/>
+          <w:kern w:val="0"/>
+        </w:rPr>
+      </w:pPr>
+      <w:r>
+        <w:rPr>
+          <w:rFonts w:ascii="Times New Roman" w:hAnsi="Times New Roman" w:cs="Times New Roman"/>
+          <w:kern w:val="0"/>
+        </w:rPr>
+        <w:t>Nella barra del titolo troviamo 4 pulsanti:</w:t>
+      </w:r>
+    </w:p>
+    <w:p>
+      <w:pPr>
+        <w:pStyle w:val="ListParagraph"/>
+        <w:numPr>
+          <w:ilvl w:val="0"/>
+          <w:numId w:val="2"/>
+        </w:numPr>
+        <w:rPr>
+          <w:rFonts w:ascii="Times New Roman" w:hAnsi="Times New Roman" w:cs="Times New Roman"/>
+          <w:kern w:val="0"/>
+        </w:rPr>
+      </w:pPr>
+      <w:r>
+        <w:rPr>
+          <w:rFonts w:ascii="Times New Roman" w:hAnsi="Times New Roman" w:cs="Times New Roman"/>
+          <w:kern w:val="0"/>
+        </w:rPr>
+        <w:drawing>
+          <wp:inline distT="0" distB="0" distL="0" distR="0" wp14:anchorId="715497BF" wp14:editId="69C71B67">
+            <wp:extent cx="367200" cy="367200"/>
+            <wp:effectExtent l="0" t="0" r="0" b="0"/>
+            <wp:docPr id="1807674162" name="Picture 1"/>
+            <wp:cNvGraphicFramePr>
+              <a:graphicFrameLocks xmlns:a="http://schemas.openxmlformats.org/drawingml/2006/main" noChangeAspect="1"/>
+            </wp:cNvGraphicFramePr>
+            <a:graphic xmlns:a="http://schemas.openxmlformats.org/drawingml/2006/main">
+              <a:graphicData uri="http://schemas.openxmlformats.org/drawingml/2006/picture">
+                <pic:pic xmlns:pic="http://schemas.openxmlformats.org/drawingml/2006/picture">
+                  <pic:nvPicPr>
+                    <pic:cNvPr id="1807674162" name=""/>
+                    <pic:cNvPicPr/>
+                  </pic:nvPicPr>
+                  <pic:blipFill>
+                    <a:blip r:embed="rId13"/>
+                    <a:stretch>
+                      <a:fillRect/>
+                    </a:stretch>
+                  </pic:blipFill>
+                  <pic:spPr>
+                    <a:xfrm>
+                      <a:off x="0" y="0"/>
+                      <a:ext cx="367200" cy="367200"/>
+                    </a:xfrm>
+                    <a:prstGeom prst="rect">
+                      <a:avLst/>
+                    </a:prstGeom>
+                  </pic:spPr>
+                </pic:pic>
+              </a:graphicData>
+            </a:graphic>
+          </wp:inline>
+        </w:drawing>
+      </w:r>
+      <w:r>
+        <w:rPr>
+          <w:rFonts w:ascii="Times New Roman" w:hAnsi="Times New Roman" w:cs="Times New Roman"/>
+          <w:kern w:val="0"/>
+        </w:rPr>
+        <w:t>Menu, permette di aprire il menu del</w:t>
+      </w:r>
+      <w:r>
+        <w:rPr>
+          <w:rFonts w:ascii="Times New Roman" w:hAnsi="Times New Roman" w:cs="Times New Roman"/>
+          <w:kern w:val="0"/>
+        </w:rPr>
+        <w:t>l</w:t>
+      </w:r>
+      <w:r>
+        <w:rPr>
+          <w:rFonts w:ascii="Times New Roman" w:hAnsi="Times New Roman" w:cs="Times New Roman"/>
+          <w:kern w:val="0"/>
+        </w:rPr>
+        <w:t>’applicativo</w:t>
+      </w:r>
+    </w:p>
+    <w:p>
+      <w:pPr>
+        <w:pStyle w:val="ListParagraph"/>
+        <w:numPr>
+          <w:ilvl w:val="0"/>
+          <w:numId w:val="2"/>
+        </w:numPr>
+        <w:rPr>
+          <w:rFonts w:ascii="Times New Roman" w:hAnsi="Times New Roman" w:cs="Times New Roman"/>
+          <w:kern w:val="0"/>
+        </w:rPr>
+      </w:pPr>
+      <w:r>
+        <w:rPr>
+          <w:rFonts w:ascii="Times New Roman" w:hAnsi="Times New Roman" w:cs="Times New Roman"/>
+          <w:kern w:val="0"/>
+        </w:rPr>
+        <w:drawing>
+          <wp:inline distT="0" distB="0" distL="0" distR="0" wp14:anchorId="034C76F4" wp14:editId="62B0EDFD">
+            <wp:extent cx="367200" cy="367200"/>
+            <wp:effectExtent l="0" t="0" r="0" b="0"/>
+            <wp:docPr id="350342102" name="Picture 1"/>
+            <wp:cNvGraphicFramePr>
+              <a:graphicFrameLocks xmlns:a="http://schemas.openxmlformats.org/drawingml/2006/main" noChangeAspect="1"/>
+            </wp:cNvGraphicFramePr>
+            <a:graphic xmlns:a="http://schemas.openxmlformats.org/drawingml/2006/main">
+              <a:graphicData uri="http://schemas.openxmlformats.org/drawingml/2006/picture">
+                <pic:pic xmlns:pic="http://schemas.openxmlformats.org/drawingml/2006/picture">
+                  <pic:nvPicPr>
+                    <pic:cNvPr id="350342102" name=""/>
+                    <pic:cNvPicPr/>
+                  </pic:nvPicPr>
+                  <pic:blipFill>
+                    <a:blip r:embed="rId14"/>
+                    <a:stretch>
+                      <a:fillRect/>
+                    </a:stretch>
+                  </pic:blipFill>
+                  <pic:spPr>
+                    <a:xfrm>
+                      <a:off x="0" y="0"/>
+                      <a:ext cx="367200" cy="367200"/>
+                    </a:xfrm>
+                    <a:prstGeom prst="rect">
+                      <a:avLst/>
+                    </a:prstGeom>
+                  </pic:spPr>
+                </pic:pic>
+              </a:graphicData>
+            </a:graphic>
+          </wp:inline>
+        </w:drawing>
+      </w:r>
+      <w:r>
+        <w:rPr>
+          <w:rFonts w:ascii="Times New Roman" w:hAnsi="Times New Roman" w:cs="Times New Roman"/>
+          <w:kern w:val="0"/>
+        </w:rPr>
+        <w:t xml:space="preserve"> Attiva la finestra dei File Mp3</w:t>
+      </w:r>
+    </w:p>
+    <w:p>
+      <w:pPr>
+        <w:pStyle w:val="ListParagraph"/>
+        <w:numPr>
+          <w:ilvl w:val="0"/>
+          <w:numId w:val="2"/>
+        </w:numPr>
+        <w:rPr>
+          <w:rFonts w:ascii="Times New Roman" w:hAnsi="Times New Roman" w:cs="Times New Roman"/>
+          <w:kern w:val="0"/>
+        </w:rPr>
+      </w:pPr>
+      <w:r>
+        <w:rPr>
+          <w:rFonts w:ascii="Times New Roman" w:hAnsi="Times New Roman" w:cs="Times New Roman"/>
+          <w:kern w:val="0"/>
+        </w:rPr>
+        <w:drawing>
+          <wp:inline distT="0" distB="0" distL="0" distR="0" wp14:anchorId="4CB62717" wp14:editId="2B289E8D">
+            <wp:extent cx="367200" cy="367200"/>
+            <wp:effectExtent l="0" t="0" r="0" b="0"/>
+            <wp:docPr id="211902986" name="Picture 1"/>
+            <wp:cNvGraphicFramePr>
+              <a:graphicFrameLocks xmlns:a="http://schemas.openxmlformats.org/drawingml/2006/main" noChangeAspect="1"/>
+            </wp:cNvGraphicFramePr>
+            <a:graphic xmlns:a="http://schemas.openxmlformats.org/drawingml/2006/main">
+              <a:graphicData uri="http://schemas.openxmlformats.org/drawingml/2006/picture">
+                <pic:pic xmlns:pic="http://schemas.openxmlformats.org/drawingml/2006/picture">
+                  <pic:nvPicPr>
+                    <pic:cNvPr id="211902986" name=""/>
+                    <pic:cNvPicPr/>
+                  </pic:nvPicPr>
+                  <pic:blipFill>
+                    <a:blip r:embed="rId15"/>
+                    <a:stretch>
+                      <a:fillRect/>
+                    </a:stretch>
+                  </pic:blipFill>
+                  <pic:spPr>
+                    <a:xfrm>
+                      <a:off x="0" y="0"/>
+                      <a:ext cx="367200" cy="367200"/>
+                    </a:xfrm>
+                    <a:prstGeom prst="rect">
+                      <a:avLst/>
+                    </a:prstGeom>
+                  </pic:spPr>
+                </pic:pic>
+              </a:graphicData>
+            </a:graphic>
+          </wp:inline>
+        </w:drawing>
+      </w:r>
+      <w:r>
+        <w:rPr>
+          <w:rFonts w:ascii="Times New Roman" w:hAnsi="Times New Roman" w:cs="Times New Roman"/>
+          <w:kern w:val="0"/>
+        </w:rPr>
+        <w:t xml:space="preserve"> Attiva la finestra stazioni radio</w:t>
+      </w:r>
+    </w:p>
+    <w:p>
+      <w:pPr>
+        <w:pStyle w:val="ListParagraph"/>
+        <w:numPr>
+          <w:ilvl w:val="0"/>
+          <w:numId w:val="2"/>
+        </w:numPr>
+        <w:rPr>
+          <w:rFonts w:ascii="Times New Roman" w:hAnsi="Times New Roman" w:cs="Times New Roman"/>
+          <w:kern w:val="0"/>
+        </w:rPr>
+      </w:pPr>
+      <w:r>
+        <w:rPr>
+          <w:rFonts w:ascii="Times New Roman" w:hAnsi="Times New Roman" w:cs="Times New Roman"/>
+          <w:kern w:val="0"/>
+        </w:rPr>
+        <w:drawing>
+          <wp:inline distT="0" distB="0" distL="0" distR="0" wp14:anchorId="78B64B7D" wp14:editId="7E4EBAF2">
+            <wp:extent cx="367200" cy="367200"/>
+            <wp:effectExtent l="0" t="0" r="0" b="0"/>
+            <wp:docPr id="2122429622" name="Picture 1"/>
+            <wp:cNvGraphicFramePr>
+              <a:graphicFrameLocks xmlns:a="http://schemas.openxmlformats.org/drawingml/2006/main" noChangeAspect="1"/>
+            </wp:cNvGraphicFramePr>
+            <a:graphic xmlns:a="http://schemas.openxmlformats.org/drawingml/2006/main">
+              <a:graphicData uri="http://schemas.openxmlformats.org/drawingml/2006/picture">
+                <pic:pic xmlns:pic="http://schemas.openxmlformats.org/drawingml/2006/picture">
+                  <pic:nvPicPr>
+                    <pic:cNvPr id="2122429622" name=""/>
+                    <pic:cNvPicPr/>
+                  </pic:nvPicPr>
+                  <pic:blipFill>
+                    <a:blip r:embed="rId16"/>
+                    <a:stretch>
+                      <a:fillRect/>
+                    </a:stretch>
+                  </pic:blipFill>
+                  <pic:spPr>
+                    <a:xfrm>
+                      <a:off x="0" y="0"/>
+                      <a:ext cx="367200" cy="367200"/>
+                    </a:xfrm>
+                    <a:prstGeom prst="rect">
+                      <a:avLst/>
+                    </a:prstGeom>
+                  </pic:spPr>
+                </pic:pic>
+              </a:graphicData>
+            </a:graphic>
+          </wp:inline>
+        </w:drawing>
+      </w:r>
+      <w:r>
+        <w:rPr>
+          <w:rFonts w:ascii="Times New Roman" w:hAnsi="Times New Roman" w:cs="Times New Roman"/>
+          <w:kern w:val="0"/>
+        </w:rPr>
+        <w:t xml:space="preserve"> Attiva la finestra riproduzione</w:t>
+      </w:r>
+    </w:p>
+    <w:p>
+      <w:pPr>
+        <w:rPr>
+          <w:rFonts w:ascii="Times New Roman" w:hAnsi="Times New Roman" w:cs="Times New Roman"/>
+          <w:kern w:val="0"/>
+        </w:rPr>
+      </w:pPr>
+      <w:r>
+        <w:rPr>
+          <w:rFonts w:ascii="Times New Roman" w:hAnsi="Times New Roman" w:cs="Times New Roman"/>
+          <w:kern w:val="0"/>
+        </w:rPr>
+        <w:t xml:space="preserve">Euterpe si apre sempre </w:t>
+      </w:r>
+      <w:r>
+        <w:rPr>
+          <w:rFonts w:ascii="Times New Roman" w:hAnsi="Times New Roman" w:cs="Times New Roman"/>
+          <w:kern w:val="0"/>
+        </w:rPr>
+        <w:t xml:space="preserve">con </w:t>
+      </w:r>
+      <w:r>
+        <w:rPr>
+          <w:rFonts w:ascii="Times New Roman" w:hAnsi="Times New Roman" w:cs="Times New Roman"/>
+          <w:kern w:val="0"/>
+        </w:rPr>
+        <w:t xml:space="preserve">la schermata Mp3. </w:t>
+      </w:r>
+    </w:p>
+    <w:p>
+      <w:pPr>
+        <w:pStyle w:val="Heading1"/>
+      </w:pPr>
+      <w:bookmarkStart w:id="7" w:name="_Toc213176801"/>
+      <w:r>
+        <w:t>La finestra MP3</w:t>
+      </w:r>
+      <w:bookmarkEnd w:id="7"/>
+    </w:p>
+    <w:p>
+      <w:pPr>
+        <w:rPr>
+          <w:rFonts w:ascii="Times New Roman" w:hAnsi="Times New Roman" w:cs="Times New Roman"/>
+          <w:kern w:val="0"/>
+        </w:rPr>
+      </w:pPr>
+      <w:r>
+        <w:rPr>
+          <w:rFonts w:ascii="Times New Roman" w:hAnsi="Times New Roman" w:cs="Times New Roman"/>
+          <w:kern w:val="0"/>
+        </w:rPr>
+        <w:t xml:space="preserve">Nella parte alta troviamo la barra utilizzata per selezionare la cartella </w:t>
+      </w:r>
+      <w:r>
+        <w:rPr>
+          <w:rFonts w:ascii="Times New Roman" w:hAnsi="Times New Roman" w:cs="Times New Roman"/>
+          <w:kern w:val="0"/>
+        </w:rPr>
+        <w:t>base dei</w:t>
+      </w:r>
+      <w:r>
+        <w:rPr>
+          <w:rFonts w:ascii="Times New Roman" w:hAnsi="Times New Roman" w:cs="Times New Roman"/>
+          <w:kern w:val="0"/>
+        </w:rPr>
+        <w:t xml:space="preserve"> file mp3 e la casella in cui digitare il testo pe</w:t>
+      </w:r>
+      <w:r>
+        <w:rPr>
+          <w:rFonts w:ascii="Times New Roman" w:hAnsi="Times New Roman" w:cs="Times New Roman"/>
+          <w:kern w:val="0"/>
+        </w:rPr>
+        <w:t>r</w:t>
+      </w:r>
+      <w:r>
+        <w:rPr>
+          <w:rFonts w:ascii="Times New Roman" w:hAnsi="Times New Roman" w:cs="Times New Roman"/>
+          <w:kern w:val="0"/>
+        </w:rPr>
+        <w:t xml:space="preserve"> le ricerche.</w:t>
+      </w:r>
+    </w:p>
+    <w:p>
+      <w:pPr>
+        <w:rPr>
+          <w:rFonts w:ascii="Times New Roman" w:hAnsi="Times New Roman" w:cs="Times New Roman"/>
+          <w:kern w:val="0"/>
+        </w:rPr>
+      </w:pPr>
+      <w:r>
+        <w:rPr>
+          <w:rFonts w:ascii="Times New Roman" w:hAnsi="Times New Roman" w:cs="Times New Roman"/>
+          <w:kern w:val="0"/>
+        </w:rPr>
+        <w:lastRenderedPageBreak/>
+        <w:t xml:space="preserve">Il pulsante </w:t>
+      </w:r>
+      <w:r>
+        <w:rPr>
+          <w:rFonts w:ascii="Times New Roman" w:hAnsi="Times New Roman" w:cs="Times New Roman"/>
+          <w:kern w:val="0"/>
+        </w:rPr>
+        <w:drawing>
+          <wp:inline distT="0" distB="0" distL="0" distR="0" wp14:anchorId="2268A57F" wp14:editId="0C87734A">
+            <wp:extent cx="320400" cy="320400"/>
+            <wp:effectExtent l="0" t="0" r="3810" b="3810"/>
+            <wp:docPr id="890585007" name="Picture 1"/>
+            <wp:cNvGraphicFramePr>
+              <a:graphicFrameLocks xmlns:a="http://schemas.openxmlformats.org/drawingml/2006/main" noChangeAspect="1"/>
+            </wp:cNvGraphicFramePr>
+            <a:graphic xmlns:a="http://schemas.openxmlformats.org/drawingml/2006/main">
+              <a:graphicData uri="http://schemas.openxmlformats.org/drawingml/2006/picture">
+                <pic:pic xmlns:pic="http://schemas.openxmlformats.org/drawingml/2006/picture">
+                  <pic:nvPicPr>
+                    <pic:cNvPr id="890585007" name=""/>
+                    <pic:cNvPicPr/>
+                  </pic:nvPicPr>
+                  <pic:blipFill>
+                    <a:blip r:embed="rId17"/>
+                    <a:stretch>
+                      <a:fillRect/>
+                    </a:stretch>
+                  </pic:blipFill>
+                  <pic:spPr>
+                    <a:xfrm>
+                      <a:off x="0" y="0"/>
+                      <a:ext cx="320400" cy="320400"/>
+                    </a:xfrm>
+                    <a:prstGeom prst="rect">
+                      <a:avLst/>
+                    </a:prstGeom>
+                  </pic:spPr>
+                </pic:pic>
+              </a:graphicData>
+            </a:graphic>
+          </wp:inline>
+        </w:drawing>
+      </w:r>
+      <w:r>
+        <w:rPr>
+          <w:rFonts w:ascii="Times New Roman" w:hAnsi="Times New Roman" w:cs="Times New Roman"/>
+          <w:kern w:val="0"/>
+        </w:rPr>
+        <w:t xml:space="preserve"> è usato per impostare la cartella dei file Mp3, accanto appare il percorso della cartella. Al primo avvio questa casella è vuota ai successivi </w:t>
+      </w:r>
+      <w:r>
+        <w:rPr>
+          <w:rFonts w:ascii="Times New Roman" w:hAnsi="Times New Roman" w:cs="Times New Roman"/>
+          <w:kern w:val="0"/>
+        </w:rPr>
+        <w:t>avvii</w:t>
+      </w:r>
+      <w:r>
+        <w:rPr>
+          <w:rFonts w:ascii="Times New Roman" w:hAnsi="Times New Roman" w:cs="Times New Roman"/>
+          <w:kern w:val="0"/>
+        </w:rPr>
+        <w:t xml:space="preserve"> il programma riapr</w:t>
+      </w:r>
+      <w:r>
+        <w:rPr>
+          <w:rFonts w:ascii="Times New Roman" w:hAnsi="Times New Roman" w:cs="Times New Roman"/>
+          <w:kern w:val="0"/>
+        </w:rPr>
+        <w:t>irà</w:t>
+      </w:r>
+      <w:r>
+        <w:rPr>
+          <w:rFonts w:ascii="Times New Roman" w:hAnsi="Times New Roman" w:cs="Times New Roman"/>
+          <w:kern w:val="0"/>
+        </w:rPr>
+        <w:t xml:space="preserve"> automaticamente l</w:t>
+      </w:r>
+      <w:r>
+        <w:rPr>
+          <w:rFonts w:ascii="Times New Roman" w:hAnsi="Times New Roman" w:cs="Times New Roman"/>
+          <w:kern w:val="0"/>
+        </w:rPr>
+        <w:t>’ultima cartella usata nella sessione precedente.</w:t>
+      </w:r>
+    </w:p>
+    <w:p>
+      <w:pPr>
+        <w:rPr>
+          <w:rFonts w:ascii="Times New Roman" w:hAnsi="Times New Roman" w:cs="Times New Roman"/>
+          <w:kern w:val="0"/>
+        </w:rPr>
+      </w:pPr>
+      <w:r>
+        <w:rPr>
+          <w:rFonts w:ascii="Times New Roman" w:hAnsi="Times New Roman" w:cs="Times New Roman"/>
+          <w:kern w:val="0"/>
+        </w:rPr>
+        <w:t>Quando si imposta una cartella di base, Euterpe cerca al suo interno il file di indice. Se questo non viene trovato o non è aggiornato allo stato dei files viene chiesto se si desidera aggiornarlo.</w:t>
+      </w:r>
+    </w:p>
+    <w:p>
+      <w:pPr>
+        <w:rPr>
+          <w:rFonts w:ascii="Times New Roman" w:hAnsi="Times New Roman" w:cs="Times New Roman"/>
+          <w:kern w:val="0"/>
+        </w:rPr>
+      </w:pPr>
+      <w:r>
+        <w:rPr>
+          <w:rFonts w:ascii="Times New Roman" w:hAnsi="Times New Roman" w:cs="Times New Roman"/>
+          <w:kern w:val="0"/>
+        </w:rPr>
+        <w:t>Quando il file indice viene trovato il suo contenuto è utilizzato per popolare i riquadri della finestra MP3.</w:t>
+      </w:r>
+    </w:p>
+    <w:p>
+      <w:pPr>
+        <w:pStyle w:val="ListParagraph"/>
+        <w:numPr>
+          <w:ilvl w:val="0"/>
+          <w:numId w:val="3"/>
+        </w:numPr>
+        <w:rPr>
+          <w:rFonts w:ascii="Times New Roman" w:hAnsi="Times New Roman" w:cs="Times New Roman"/>
+          <w:kern w:val="0"/>
+        </w:rPr>
+      </w:pPr>
+      <w:r>
+        <w:rPr>
+          <w:rFonts w:ascii="Times New Roman" w:hAnsi="Times New Roman" w:cs="Times New Roman"/>
+          <w:kern w:val="0"/>
+        </w:rPr>
+        <w:t>In alto a sinistra abbiamo la lista degli artisti</w:t>
+      </w:r>
+    </w:p>
+    <w:p>
+      <w:pPr>
+        <w:pStyle w:val="ListParagraph"/>
+        <w:numPr>
+          <w:ilvl w:val="0"/>
+          <w:numId w:val="3"/>
+        </w:numPr>
+        <w:rPr>
+          <w:rFonts w:ascii="Times New Roman" w:hAnsi="Times New Roman" w:cs="Times New Roman"/>
+          <w:kern w:val="0"/>
+        </w:rPr>
+      </w:pPr>
+      <w:r>
+        <w:rPr>
+          <w:rFonts w:ascii="Times New Roman" w:hAnsi="Times New Roman" w:cs="Times New Roman"/>
+          <w:kern w:val="0"/>
+        </w:rPr>
+        <w:t>In alto a destra abbiamo la lista degli album</w:t>
+      </w:r>
+    </w:p>
+    <w:p>
+      <w:pPr>
+        <w:pStyle w:val="ListParagraph"/>
+        <w:numPr>
+          <w:ilvl w:val="0"/>
+          <w:numId w:val="3"/>
+        </w:numPr>
+        <w:rPr>
+          <w:rFonts w:ascii="Times New Roman" w:hAnsi="Times New Roman" w:cs="Times New Roman"/>
+          <w:kern w:val="0"/>
+        </w:rPr>
+      </w:pPr>
+      <w:r>
+        <w:rPr>
+          <w:rFonts w:ascii="Times New Roman" w:hAnsi="Times New Roman" w:cs="Times New Roman"/>
+          <w:kern w:val="0"/>
+        </w:rPr>
+        <w:t>In basso a sinistra abbiamo un riquadro dove alternativamente vine mostrata la copertina dell’album selezionato o l’elenco dei brani della playlis</w:t>
+      </w:r>
+      <w:r>
+        <w:rPr>
+          <w:rFonts w:ascii="Times New Roman" w:hAnsi="Times New Roman" w:cs="Times New Roman"/>
+          <w:kern w:val="0"/>
+        </w:rPr>
+        <w:t>t</w:t>
+      </w:r>
+      <w:r>
+        <w:rPr>
+          <w:rFonts w:ascii="Times New Roman" w:hAnsi="Times New Roman" w:cs="Times New Roman"/>
+          <w:kern w:val="0"/>
+        </w:rPr>
+        <w:t>.</w:t>
+      </w:r>
+    </w:p>
+    <w:p>
+      <w:pPr>
+        <w:pStyle w:val="ListParagraph"/>
+        <w:numPr>
+          <w:ilvl w:val="0"/>
+          <w:numId w:val="3"/>
+        </w:numPr>
+        <w:rPr>
+          <w:rFonts w:ascii="Times New Roman" w:hAnsi="Times New Roman" w:cs="Times New Roman"/>
+          <w:kern w:val="0"/>
+        </w:rPr>
+      </w:pPr>
+      <w:r>
+        <w:rPr>
+          <w:rFonts w:ascii="Times New Roman" w:hAnsi="Times New Roman" w:cs="Times New Roman"/>
+          <w:kern w:val="0"/>
+        </w:rPr>
+        <w:t>In basso a destra troviamo l’elenco delle tracce.</w:t>
+      </w:r>
+    </w:p>
+    <w:p>
+      <w:pPr>
+        <w:rPr>
+          <w:rFonts w:ascii="Times New Roman" w:hAnsi="Times New Roman" w:cs="Times New Roman"/>
+          <w:kern w:val="0"/>
+        </w:rPr>
+      </w:pPr>
+      <w:r>
+        <w:rPr>
+          <w:rFonts w:ascii="Times New Roman" w:hAnsi="Times New Roman" w:cs="Times New Roman"/>
+          <w:kern w:val="0"/>
+        </w:rPr>
+        <w:t>L’indice non viene creato sulla base delle cartelle</w:t>
+      </w:r>
+      <w:r>
+        <w:rPr>
+          <w:rFonts w:ascii="Times New Roman" w:hAnsi="Times New Roman" w:cs="Times New Roman"/>
+          <w:kern w:val="0"/>
+        </w:rPr>
+        <w:t xml:space="preserve"> che si trovano quella </w:t>
+      </w:r>
+      <w:r>
+        <w:rPr>
+          <w:rFonts w:ascii="Times New Roman" w:hAnsi="Times New Roman" w:cs="Times New Roman"/>
+          <w:kern w:val="0"/>
+        </w:rPr>
+        <w:t xml:space="preserve">base </w:t>
+      </w:r>
+      <w:r>
+        <w:rPr>
+          <w:rFonts w:ascii="Times New Roman" w:hAnsi="Times New Roman" w:cs="Times New Roman"/>
+          <w:kern w:val="0"/>
+        </w:rPr>
+        <w:t>ma in base al contenuto dei tag dei file MP3.</w:t>
+      </w:r>
+      <w:r>
+        <w:rPr>
+          <w:rFonts w:ascii="Times New Roman" w:hAnsi="Times New Roman" w:cs="Times New Roman"/>
+          <w:kern w:val="0"/>
+        </w:rPr>
+        <w:t xml:space="preserve"> Questi vengono poi raggruppati per artista, per album e per brano.</w:t>
+      </w:r>
+    </w:p>
+    <w:p>
+      <w:pPr>
+        <w:rPr>
+          <w:rFonts w:ascii="Times New Roman" w:hAnsi="Times New Roman" w:cs="Times New Roman"/>
+          <w:kern w:val="0"/>
+        </w:rPr>
+      </w:pPr>
+      <w:r>
+        <w:rPr>
+          <w:rFonts w:ascii="Times New Roman" w:hAnsi="Times New Roman" w:cs="Times New Roman"/>
+          <w:kern w:val="0"/>
+        </w:rPr>
+        <w:t>Può capitare che lo stesso artista appaia più volte nella lista degli artisti perché è stato scritto in maniera diversa nei vari album. Ad esempio, Fabrizio de Andre, Fabrizio Deandré, Fabrizio de André. In questi casi è possibile editare i tag degli album per normalizzare il nome.</w:t>
+      </w:r>
+    </w:p>
+    <w:p>
+      <w:pPr>
+        <w:rPr>
+          <w:rFonts w:ascii="Times New Roman" w:hAnsi="Times New Roman" w:cs="Times New Roman"/>
+          <w:kern w:val="0"/>
+        </w:rPr>
+      </w:pPr>
+      <w:r>
+        <w:rPr>
+          <w:rFonts w:ascii="Times New Roman" w:hAnsi="Times New Roman" w:cs="Times New Roman"/>
+          <w:kern w:val="0"/>
+        </w:rPr>
+        <w:t>Selezionato un artista nel riquadro in alto a destra appare l’elenco degli album presenti. Questi vengono ordinati in base all’anno di pubblicazione (se il tag anno è presente).</w:t>
+      </w:r>
+    </w:p>
+    <w:p>
+      <w:pPr>
+        <w:rPr>
+          <w:rFonts w:ascii="Times New Roman" w:hAnsi="Times New Roman" w:cs="Times New Roman"/>
+          <w:kern w:val="0"/>
+        </w:rPr>
+      </w:pPr>
+      <w:r>
+        <w:rPr>
+          <w:rFonts w:ascii="Times New Roman" w:hAnsi="Times New Roman" w:cs="Times New Roman"/>
+          <w:kern w:val="0"/>
+        </w:rPr>
+        <w:t>Selezionando un album nel riquadro in basso a sinistra appare la copertina dell’album, mentre nel riquadro in basso a sinistra appare l’elenco delle tracce dell’album ordinate secondo la sequenza con cui si trovano sul disco o CD originale.</w:t>
+      </w:r>
+    </w:p>
+    <w:p>
+      <w:pPr>
+        <w:pStyle w:val="Heading2"/>
+      </w:pPr>
+      <w:r>
+        <w:t>Creazione di una playlist</w:t>
+      </w:r>
+    </w:p>
+    <w:p>
+      <w:pPr>
+        <w:rPr>
+          <w:rFonts w:ascii="Times New Roman" w:hAnsi="Times New Roman" w:cs="Times New Roman"/>
+          <w:kern w:val="0"/>
+        </w:rPr>
+      </w:pPr>
+    </w:p>
+    <w:p>
+      <w:pPr>
+        <w:rPr>
+          <w:rFonts w:ascii="Times New Roman" w:hAnsi="Times New Roman" w:cs="Times New Roman"/>
+          <w:kern w:val="0"/>
+        </w:rPr>
+      </w:pPr>
+      <w:r>
+        <w:rPr>
+          <w:rFonts w:ascii="Times New Roman" w:hAnsi="Times New Roman" w:cs="Times New Roman"/>
+          <w:kern w:val="0"/>
+        </w:rPr>
+        <w:br w:type="page"/>
+      </w:r>
+    </w:p>
+    <w:p>
+      <w:pPr>
+        <w:pStyle w:val="Heading1"/>
+      </w:pPr>
+      <w:bookmarkStart w:id="8" w:name="_Toc213176802"/>
+      <w:r>
+        <w:lastRenderedPageBreak/>
+        <w:t>La finestra radio</w:t>
+      </w:r>
+      <w:bookmarkEnd w:id="8"/>
+    </w:p>
+    <w:p>
+      <w:pPr>
+        <w:rPr>
+          <w:rFonts w:ascii="Times New Roman" w:hAnsi="Times New Roman" w:cs="Times New Roman"/>
+          <w:kern w:val="0"/>
+        </w:rPr>
+      </w:pPr>
+      <w:r>
+        <w:rPr>
+          <w:rFonts w:ascii="Times New Roman" w:hAnsi="Times New Roman" w:cs="Times New Roman"/>
+          <w:kern w:val="0"/>
+        </w:rPr>
+        <w:t>Si presenta con la seguente schermata</w:t>
+      </w:r>
+    </w:p>
+    <w:p>
+      <w:pPr>
+        <w:rPr>
+          <w:rFonts w:ascii="Times New Roman" w:hAnsi="Times New Roman" w:cs="Times New Roman"/>
+          <w:kern w:val="0"/>
+        </w:rPr>
+      </w:pPr>
+      <w:r>
+        <w:rPr>
+          <w:noProof/>
+        </w:rPr>
+        <mc:AlternateContent>
+          <mc:Choice Requires="wps">
+            <w:drawing>
+              <wp:anchor distT="45720" distB="45720" distL="114300" distR="114300" simplePos="0" relativeHeight="251664384" behindDoc="0" locked="0" layoutInCell="1" allowOverlap="1" wp14:anchorId="6641BFF9" wp14:editId="3DCFE74C">
+                <wp:simplePos x="0" y="0"/>
+                <wp:positionH relativeFrom="margin">
+                  <wp:posOffset>758825</wp:posOffset>
+                </wp:positionH>
+                <wp:positionV relativeFrom="paragraph">
+                  <wp:posOffset>379730</wp:posOffset>
+                </wp:positionV>
+                <wp:extent cx="3975100" cy="3450590"/>
+                <wp:effectExtent l="0" t="0" r="25400" b="16510"/>
+                <wp:wrapTopAndBottom/>
+                <wp:docPr id="534132012" name="Casella di testo 2"/>
+                <wp:cNvGraphicFramePr>
+                  <a:graphicFrameLocks xmlns:a="http://schemas.openxmlformats.org/drawingml/2006/main"/>
+                </wp:cNvGraphicFramePr>
+                <a:graphic xmlns:a="http://schemas.openxmlformats.org/drawingml/2006/main">
+                  <a:graphicData uri="http://schemas.microsoft.com/office/word/2010/wordprocessingShape">
+                    <wps:wsp>
+                      <wps:cNvSpPr txBox="1">
+                        <a:spLocks noChangeArrowheads="1"/>
+                      </wps:cNvSpPr>
+                      <wps:spPr bwMode="auto">
+                        <a:xfrm>
+                          <a:off x="0" y="0"/>
+                          <a:ext cx="3975100" cy="3450590"/>
+                        </a:xfrm>
+                        <a:prstGeom prst="rect">
+                          <a:avLst/>
+                        </a:prstGeom>
+                        <a:solidFill>
+                          <a:srgbClr val="FFFFFF"/>
+                        </a:solidFill>
+                        <a:ln w="9525">
+                          <a:solidFill>
+                            <a:srgbClr val="000000"/>
+                          </a:solidFill>
+                          <a:miter lim="800000"/>
+                          <a:headEnd/>
+                          <a:tailEnd/>
+                        </a:ln>
+                      </wps:spPr>
+                      <wps:txbx>
+                        <w:txbxContent>
+                          <w:p>
+                            <w:pPr>
+                              <w:ind w:right="387"/>
+                              <w:jc w:val="center"/>
+                            </w:pPr>
+                            <w:r>
+                              <w:rPr>
+                                <w:noProof/>
+                              </w:rPr>
+                              <w:drawing>
+                                <wp:inline distT="0" distB="0" distL="0" distR="0" wp14:anchorId="2E216BBD" wp14:editId="36B4D0FE">
+                                  <wp:extent cx="3776400" cy="3319200"/>
+                                  <wp:effectExtent l="0" t="0" r="0" b="0"/>
+                                  <wp:docPr id="44096814" name="Picture 1" descr="A screenshot of a computer&#10;&#10;AI-generated content may be incorrect."/>
+                                  <wp:cNvGraphicFramePr>
+                                    <a:graphicFrameLocks xmlns:a="http://schemas.openxmlformats.org/drawingml/2006/main" noChangeAspect="1"/>
+                                  </wp:cNvGraphicFramePr>
+                                  <a:graphic xmlns:a="http://schemas.openxmlformats.org/drawingml/2006/main">
+                                    <a:graphicData uri="http://schemas.openxmlformats.org/drawingml/2006/picture">
+                                      <pic:pic xmlns:pic="http://schemas.openxmlformats.org/drawingml/2006/picture">
+                                        <pic:nvPicPr>
+                                          <pic:cNvPr id="44096814" name="Picture 1" descr="A screenshot of a computer&#10;&#10;AI-generated content may be incorrect."/>
+                                          <pic:cNvPicPr/>
+                                        </pic:nvPicPr>
+                                        <pic:blipFill>
+                                          <a:blip r:embed="rId18"/>
+                                          <a:stretch>
+                                            <a:fillRect/>
+                                          </a:stretch>
+                                        </pic:blipFill>
+                                        <pic:spPr>
+                                          <a:xfrm>
+                                            <a:off x="0" y="0"/>
+                                            <a:ext cx="3776400" cy="3319200"/>
+                                          </a:xfrm>
+                                          <a:prstGeom prst="rect">
+                                            <a:avLst/>
+                                          </a:prstGeom>
+                                        </pic:spPr>
+                                      </pic:pic>
+                                    </a:graphicData>
+                                  </a:graphic>
+                                </wp:inline>
+                              </w:drawing>
+                            </w:r>
+                          </w:p>
+                        </w:txbxContent>
+                      </wps:txbx>
+                      <wps:bodyPr rot="0" vert="horz" wrap="square" lIns="91440" tIns="45720" rIns="91440" bIns="45720" anchor="t" anchorCtr="0">
+                        <a:noAutofit/>
+                      </wps:bodyPr>
+                    </wps:wsp>
+                  </a:graphicData>
+                </a:graphic>
+                <wp14:sizeRelH relativeFrom="margin">
+                  <wp14:pctWidth>0</wp14:pctWidth>
+                </wp14:sizeRelH>
+                <wp14:sizeRelV relativeFrom="margin">
+                  <wp14:pctHeight>0</wp14:pctHeight>
+                </wp14:sizeRelV>
+              </wp:anchor>
+            </w:drawing>
+          </mc:Choice>
+          <mc:Fallback>
+            <w:pict>
+              <v:shape w14:anchorId="6641BFF9" id="_x0000_s1029" type="#_x0000_t202" style="position:absolute;margin-left:59.75pt;margin-top:29.9pt;width:313pt;height:271.7pt;z-index:251664384;visibility:visible;mso-wrap-style:square;mso-width-percent:0;mso-height-percent:0;mso-wrap-distance-left:9pt;mso-wrap-distance-top:3.6pt;mso-wrap-distance-right:9pt;mso-wrap-distance-bottom:3.6pt;mso-position-horizontal:absolute;mso-position-horizontal-relative:margin;mso-position-vertical:absolute;mso-position-vertical-relative:text;mso-width-percent:0;mso-height-percent:0;mso-width-relative:margin;mso-height-relative:margin;v-text-anchor:top" o:gfxdata="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">
+                <v:textbox>
+                  <w:txbxContent>
+                    <w:p>
+                      <w:pPr>
+                        <w:ind w:right="387"/>
+                        <w:jc w:val="center"/>
+                      </w:pPr>
+                      <w:r>
+                        <w:rPr>
+                          <w:noProof/>
+                        </w:rPr>
+                        <w:drawing>
+                          <wp:inline distT="0" distB="0" distL="0" distR="0" wp14:anchorId="2E216BBD" wp14:editId="36B4D0FE">
+                            <wp:extent cx="3776400" cy="3319200"/>
+                            <wp:effectExtent l="0" t="0" r="0" b="0"/>
+                            <wp:docPr id="44096814" name="Picture 1" descr="A screenshot of a computer&#10;&#10;AI-generated content may be incorrect."/>
+                            <wp:cNvGraphicFramePr>
+                              <a:graphicFrameLocks xmlns:a="http://schemas.openxmlformats.org/drawingml/2006/main" noChangeAspect="1"/>
+                            </wp:cNvGraphicFramePr>
+                            <a:graphic xmlns:a="http://schemas.openxmlformats.org/drawingml/2006/main">
+                              <a:graphicData uri="http://schemas.openxmlformats.org/drawingml/2006/picture">
+                                <pic:pic xmlns:pic="http://schemas.openxmlformats.org/drawingml/2006/picture">
+                                  <pic:nvPicPr>
+                                    <pic:cNvPr id="44096814" name="Picture 1" descr="A screenshot of a computer&#10;&#10;AI-generated content may be incorrect."/>
+                                    <pic:cNvPicPr/>
+                                  </pic:nvPicPr>
+                                  <pic:blipFill>
+                                    <a:blip r:embed="rId18"/>
+                                    <a:stretch>
+                                      <a:fillRect/>
+                                    </a:stretch>
+                                  </pic:blipFill>
+                                  <pic:spPr>
+                                    <a:xfrm>
+                                      <a:off x="0" y="0"/>
+                                      <a:ext cx="3776400" cy="3319200"/>
+                                    </a:xfrm>
+                                    <a:prstGeom prst="rect">
+                                      <a:avLst/>
+                                    </a:prstGeom>
+                                  </pic:spPr>
+                                </pic:pic>
+                              </a:graphicData>
+                            </a:graphic>
+                          </wp:inline>
+                        </w:drawing>
+                      </w:r>
+                    </w:p>
+                  </w:txbxContent>
+                </v:textbox>
+                <w10:wrap type="topAndBottom" anchorx="margin"/>
+              </v:shape>
+            </w:pict>
+          </mc:Fallback>
+        </mc:AlternateContent>
+      </w:r>
+    </w:p>
+    <w:p>
+      <w:pPr>
+        <w:rPr>
+          <w:rFonts w:ascii="Times New Roman" w:hAnsi="Times New Roman" w:cs="Times New Roman"/>
+          <w:kern w:val="0"/>
+        </w:rPr>
+      </w:pPr>
+      <w:r>
+        <w:rPr>
+          <w:rFonts w:ascii="Times New Roman" w:hAnsi="Times New Roman" w:cs="Times New Roman"/>
+          <w:kern w:val="0"/>
+        </w:rPr>
+        <w:t xml:space="preserve">Nella parte alta troviamo la casella per la ricerca delle stazioni radio. </w:t>
+      </w:r>
+    </w:p>
+    <w:p>
+      <w:pPr>
+        <w:rPr>
+          <w:rFonts w:ascii="Times New Roman" w:hAnsi="Times New Roman" w:cs="Times New Roman"/>
+          <w:kern w:val="0"/>
+        </w:rPr>
+      </w:pPr>
+      <w:r>
+        <w:rPr>
+          <w:rFonts w:ascii="Times New Roman" w:hAnsi="Times New Roman" w:cs="Times New Roman"/>
+          <w:kern w:val="0"/>
+        </w:rPr>
+        <w:t>Sotto abbiamo la lista delle stazioni individuata in base alla ricerca.</w:t>
+      </w:r>
+    </w:p>
+    <w:p>
+      <w:pPr>
+        <w:rPr>
+          <w:rFonts w:ascii="Times New Roman" w:hAnsi="Times New Roman" w:cs="Times New Roman"/>
+          <w:kern w:val="0"/>
+        </w:rPr>
+      </w:pPr>
+      <w:r>
+        <w:rPr>
+          <w:rFonts w:ascii="Times New Roman" w:hAnsi="Times New Roman" w:cs="Times New Roman"/>
+          <w:kern w:val="0"/>
+        </w:rPr>
+        <w:t>Infine, troviamo la lista delle stazioni radio preferite.</w:t>
+      </w:r>
+    </w:p>
+    <w:p>
+      <w:pPr>
+        <w:rPr>
+          <w:rFonts w:ascii="Times New Roman" w:hAnsi="Times New Roman" w:cs="Times New Roman"/>
+          <w:kern w:val="0"/>
+        </w:rPr>
+      </w:pPr>
+      <w:r>
+        <w:rPr>
+          <w:rFonts w:ascii="Times New Roman" w:hAnsi="Times New Roman" w:cs="Times New Roman"/>
+          <w:kern w:val="0"/>
+        </w:rPr>
+        <w:t xml:space="preserve">Nella casella di ricerca si può digitare il </w:t>
+      </w:r>
+      <w:r>
+        <w:rPr>
+          <w:rFonts w:ascii="Times New Roman" w:hAnsi="Times New Roman" w:cs="Times New Roman"/>
+          <w:kern w:val="0"/>
+        </w:rPr>
+        <w:t>testo</w:t>
+      </w:r>
+      <w:r>
+        <w:rPr>
+          <w:rFonts w:ascii="Times New Roman" w:hAnsi="Times New Roman" w:cs="Times New Roman"/>
+          <w:kern w:val="0"/>
+        </w:rPr>
+        <w:t xml:space="preserve"> </w:t>
+      </w:r>
+      <w:r>
+        <w:rPr>
+          <w:rFonts w:ascii="Times New Roman" w:hAnsi="Times New Roman" w:cs="Times New Roman"/>
+          <w:kern w:val="0"/>
+        </w:rPr>
+        <w:t>da</w:t>
+      </w:r>
+      <w:r>
+        <w:rPr>
+          <w:rFonts w:ascii="Times New Roman" w:hAnsi="Times New Roman" w:cs="Times New Roman"/>
+          <w:kern w:val="0"/>
+        </w:rPr>
+        <w:t xml:space="preserve"> </w:t>
+      </w:r>
+      <w:r>
+        <w:rPr>
+          <w:rFonts w:ascii="Times New Roman" w:hAnsi="Times New Roman" w:cs="Times New Roman"/>
+          <w:kern w:val="0"/>
+        </w:rPr>
+        <w:t>cercare</w:t>
+      </w:r>
+      <w:r>
+        <w:rPr>
+          <w:rFonts w:ascii="Times New Roman" w:hAnsi="Times New Roman" w:cs="Times New Roman"/>
+          <w:kern w:val="0"/>
+        </w:rPr>
+        <w:t xml:space="preserve"> che può essere il nome di un artista, di un esecutore o di un genere musicale. Per attivare la ricerca si </w:t>
+      </w:r>
+      <w:r>
+        <w:rPr>
+          <w:rFonts w:ascii="Times New Roman" w:hAnsi="Times New Roman" w:cs="Times New Roman"/>
+          <w:kern w:val="0"/>
+        </w:rPr>
+        <w:t>preme sul tasto invio o sul bottone con la lente.</w:t>
+      </w:r>
+    </w:p>
+    <w:p>
+      <w:pPr>
+        <w:rPr>
+          <w:rFonts w:ascii="Times New Roman" w:hAnsi="Times New Roman" w:cs="Times New Roman"/>
+          <w:kern w:val="0"/>
+        </w:rPr>
+      </w:pPr>
+      <w:r>
+        <w:rPr>
+          <w:rFonts w:ascii="Times New Roman" w:hAnsi="Times New Roman" w:cs="Times New Roman"/>
+          <w:kern w:val="0"/>
+        </w:rPr>
+        <w:t>La lista delle stazioni viene popolata con le radio trovate, per ciascuna viene mostrato il nome, l’eventuale icona ed il paese dove si trova. Nell’ultima colonna troviamo l’icona play per ascoltare l’emittente.</w:t>
+      </w:r>
+    </w:p>
+    <w:p>
+      <w:pPr>
+        <w:rPr>
+          <w:rFonts w:ascii="Times New Roman" w:hAnsi="Times New Roman" w:cs="Times New Roman"/>
+          <w:kern w:val="0"/>
+        </w:rPr>
+      </w:pPr>
+      <w:r>
+        <w:rPr>
+          <w:rFonts w:ascii="Times New Roman" w:hAnsi="Times New Roman" w:cs="Times New Roman"/>
+          <w:kern w:val="0"/>
+        </w:rPr>
+        <w:t>Facendo clic col tasto destro sulla riga relativa ad un’emittente è possibile aggiungerla alla lista dei preferiti. Il nome dell’emittente verrà aggiunto, se non presente, alla lista dei preferiti.</w:t>
+      </w:r>
+    </w:p>
+    <w:p>
+      <w:pPr>
+        <w:rPr>
+          <w:rFonts w:ascii="Times New Roman" w:hAnsi="Times New Roman" w:cs="Times New Roman"/>
+          <w:kern w:val="0"/>
+        </w:rPr>
+      </w:pPr>
+      <w:r>
+        <w:rPr>
+          <w:rFonts w:ascii="Times New Roman" w:hAnsi="Times New Roman" w:cs="Times New Roman"/>
+          <w:kern w:val="0"/>
+        </w:rPr>
+        <w:t>Per ascoltare una radio dalla lista dei preferiti selezionarla e fare clic quando il cursore assume la forma dell’icona play.</w:t>
+      </w:r>
+    </w:p>
+    <w:p>
+      <w:pPr>
+        <w:rPr>
+          <w:rFonts w:ascii="Times New Roman" w:hAnsi="Times New Roman" w:cs="Times New Roman"/>
+          <w:kern w:val="0"/>
+        </w:rPr>
+      </w:pPr>
+      <w:r>
+        <w:rPr>
+          <w:rFonts w:ascii="Times New Roman" w:hAnsi="Times New Roman" w:cs="Times New Roman"/>
+          <w:kern w:val="0"/>
+        </w:rPr>
+        <w:t>Quando si passa ad ascoltare un’emittente automaticamente si passa alla schermata riproduzione.</w:t>
+      </w:r>
+    </w:p>
+    <w:p>
+      <w:pPr>
+        <w:rPr>
+          <w:rFonts w:ascii="Times New Roman" w:hAnsi="Times New Roman" w:cs="Times New Roman"/>
+          <w:kern w:val="0"/>
+        </w:rPr>
+      </w:pPr>
+      <w:r>
+        <w:rPr>
+          <w:rFonts w:ascii="Times New Roman" w:hAnsi="Times New Roman" w:cs="Times New Roman"/>
+          <w:kern w:val="0"/>
+        </w:rPr>
+        <w:br w:type="page"/>
+      </w:r>
+    </w:p>
+    <w:p>
+      <w:pPr>
+        <w:pStyle w:val="Heading1"/>
+      </w:pPr>
+      <w:bookmarkStart w:id="9" w:name="_Toc213176803"/>
+      <w:r>
+        <w:lastRenderedPageBreak/>
+        <w:t xml:space="preserve">La finestra </w:t>
+      </w:r>
+      <w:r>
+        <w:t>riproduzione</w:t>
+      </w:r>
+      <w:bookmarkEnd w:id="9"/>
+    </w:p>
+    <w:p>
+      <w:pPr>
+        <w:rPr>
+          <w:rFonts w:ascii="Times New Roman" w:hAnsi="Times New Roman" w:cs="Times New Roman"/>
+          <w:kern w:val="0"/>
+        </w:rPr>
+      </w:pPr>
+      <w:r>
+        <w:rPr>
+          <w:rFonts w:ascii="Times New Roman" w:hAnsi="Times New Roman" w:cs="Times New Roman"/>
+          <w:kern w:val="0"/>
+        </w:rPr>
+        <w:t>Si presenta con la seguente schermata</w:t>
+      </w:r>
+    </w:p>
+    <w:p>
+      <w:pPr>
+        <w:rPr>
+          <w:rFonts w:ascii="Times New Roman" w:hAnsi="Times New Roman" w:cs="Times New Roman"/>
+          <w:kern w:val="0"/>
+        </w:rPr>
+      </w:pPr>
+      <w:r>
+        <w:rPr>
+          <w:noProof/>
+        </w:rPr>
+        <mc:AlternateContent>
+          <mc:Choice Requires="wps">
+            <w:drawing>
+              <wp:anchor distT="45720" distB="45720" distL="114300" distR="114300" simplePos="0" relativeHeight="251666432" behindDoc="0" locked="0" layoutInCell="1" allowOverlap="1" wp14:anchorId="105B4372" wp14:editId="24D8D130">
+                <wp:simplePos x="0" y="0"/>
+                <wp:positionH relativeFrom="margin">
+                  <wp:posOffset>671195</wp:posOffset>
+                </wp:positionH>
+                <wp:positionV relativeFrom="paragraph">
+                  <wp:posOffset>276225</wp:posOffset>
+                </wp:positionV>
+                <wp:extent cx="3975100" cy="3466465"/>
+                <wp:effectExtent l="0" t="0" r="25400" b="19685"/>
+                <wp:wrapTopAndBottom/>
+                <wp:docPr id="1694157843" name="Casella di testo 2"/>
+                <wp:cNvGraphicFramePr>
+                  <a:graphicFrameLocks xmlns:a="http://schemas.openxmlformats.org/drawingml/2006/main"/>
+                </wp:cNvGraphicFramePr>
+                <a:graphic xmlns:a="http://schemas.openxmlformats.org/drawingml/2006/main">
+                  <a:graphicData uri="http://schemas.microsoft.com/office/word/2010/wordprocessingShape">
+                    <wps:wsp>
+                      <wps:cNvSpPr txBox="1">
+                        <a:spLocks noChangeArrowheads="1"/>
+                      </wps:cNvSpPr>
+                      <wps:spPr bwMode="auto">
+                        <a:xfrm>
+                          <a:off x="0" y="0"/>
+                          <a:ext cx="3975100" cy="3466465"/>
+                        </a:xfrm>
+                        <a:prstGeom prst="rect">
+                          <a:avLst/>
+                        </a:prstGeom>
+                        <a:solidFill>
+                          <a:srgbClr val="FFFFFF"/>
+                        </a:solidFill>
+                        <a:ln w="9525">
+                          <a:solidFill>
+                            <a:srgbClr val="000000"/>
+                          </a:solidFill>
+                          <a:miter lim="800000"/>
+                          <a:headEnd/>
+                          <a:tailEnd/>
+                        </a:ln>
+                      </wps:spPr>
+                      <wps:txbx>
+                        <w:txbxContent>
+                          <w:p>
+                            <w:pPr>
+                              <w:ind w:right="387"/>
+                              <w:jc w:val="center"/>
+                            </w:pPr>
+                            <w:r>
+                              <w:rPr>
+                                <w:noProof/>
+                              </w:rPr>
+                              <w:drawing>
+                                <wp:inline distT="0" distB="0" distL="0" distR="0" wp14:anchorId="0432D1AC" wp14:editId="6AFB3F67">
+                                  <wp:extent cx="3783600" cy="3326400"/>
+                                  <wp:effectExtent l="0" t="0" r="7620" b="7620"/>
+                                  <wp:docPr id="283561917" name="Picture 1" descr="A screenshot of a computer&#10;&#10;AI-generated content may be incorrect."/>
+                                  <wp:cNvGraphicFramePr>
+                                    <a:graphicFrameLocks xmlns:a="http://schemas.openxmlformats.org/drawingml/2006/main" noChangeAspect="1"/>
+                                  </wp:cNvGraphicFramePr>
+                                  <a:graphic xmlns:a="http://schemas.openxmlformats.org/drawingml/2006/main">
+                                    <a:graphicData uri="http://schemas.openxmlformats.org/drawingml/2006/picture">
+                                      <pic:pic xmlns:pic="http://schemas.openxmlformats.org/drawingml/2006/picture">
+                                        <pic:nvPicPr>
+                                          <pic:cNvPr id="283561917" name="Picture 1" descr="A screenshot of a computer&#10;&#10;AI-generated content may be incorrect."/>
+                                          <pic:cNvPicPr/>
+                                        </pic:nvPicPr>
+                                        <pic:blipFill>
+                                          <a:blip r:embed="rId19"/>
+                                          <a:stretch>
+                                            <a:fillRect/>
+                                          </a:stretch>
+                                        </pic:blipFill>
+                                        <pic:spPr>
+                                          <a:xfrm>
+                                            <a:off x="0" y="0"/>
+                                            <a:ext cx="3783600" cy="3326400"/>
+                                          </a:xfrm>
+                                          <a:prstGeom prst="rect">
+                                            <a:avLst/>
+                                          </a:prstGeom>
+                                        </pic:spPr>
+                                      </pic:pic>
+                                    </a:graphicData>
+                                  </a:graphic>
+                                </wp:inline>
+                              </w:drawing>
+                            </w:r>
+                          </w:p>
+                        </w:txbxContent>
+                      </wps:txbx>
+                      <wps:bodyPr rot="0" vert="horz" wrap="square" lIns="91440" tIns="45720" rIns="91440" bIns="45720" anchor="t" anchorCtr="0">
+                        <a:noAutofit/>
+                      </wps:bodyPr>
+                    </wps:wsp>
+                  </a:graphicData>
+                </a:graphic>
+                <wp14:sizeRelH relativeFrom="margin">
+                  <wp14:pctWidth>0</wp14:pctWidth>
+                </wp14:sizeRelH>
+                <wp14:sizeRelV relativeFrom="margin">
+                  <wp14:pctHeight>0</wp14:pctHeight>
+                </wp14:sizeRelV>
+              </wp:anchor>
+            </w:drawing>
+          </mc:Choice>
+          <mc:Fallback>
+            <w:pict>
+              <v:shape w14:anchorId="105B4372" id="_x0000_s1030" type="#_x0000_t202" style="position:absolute;margin-left:52.85pt;margin-top:21.75pt;width:313pt;height:272.95pt;z-index:251666432;visibility:visible;mso-wrap-style:square;mso-width-percent:0;mso-height-percent:0;mso-wrap-distance-left:9pt;mso-wrap-distance-top:3.6pt;mso-wrap-distance-right:9pt;mso-wrap-distance-bottom:3.6pt;mso-position-horizontal:absolute;mso-position-horizontal-relative:margin;mso-position-vertical:absolute;mso-position-vertical-relative:text;mso-width-percent:0;mso-height-percent:0;mso-width-relative:margin;mso-height-relative:margin;v-text-anchor:top" o:gfxdata="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">
+                <v:textbox>
+                  <w:txbxContent>
+                    <w:p>
+                      <w:pPr>
+                        <w:ind w:right="387"/>
+                        <w:jc w:val="center"/>
+                      </w:pPr>
+                      <w:r>
+                        <w:rPr>
+                          <w:noProof/>
+                        </w:rPr>
+                        <w:drawing>
+                          <wp:inline distT="0" distB="0" distL="0" distR="0" wp14:anchorId="0432D1AC" wp14:editId="6AFB3F67">
+                            <wp:extent cx="3783600" cy="3326400"/>
+                            <wp:effectExtent l="0" t="0" r="7620" b="7620"/>
+                            <wp:docPr id="283561917" name="Picture 1" descr="A screenshot of a computer&#10;&#10;AI-generated content may be incorrect."/>
+                            <wp:cNvGraphicFramePr>
+                              <a:graphicFrameLocks xmlns:a="http://schemas.openxmlformats.org/drawingml/2006/main" noChangeAspect="1"/>
+                            </wp:cNvGraphicFramePr>
+                            <a:graphic xmlns:a="http://schemas.openxmlformats.org/drawingml/2006/main">
+                              <a:graphicData uri="http://schemas.openxmlformats.org/drawingml/2006/picture">
+                                <pic:pic xmlns:pic="http://schemas.openxmlformats.org/drawingml/2006/picture">
+                                  <pic:nvPicPr>
+                                    <pic:cNvPr id="283561917" name="Picture 1" descr="A screenshot of a computer&#10;&#10;AI-generated content may be incorrect."/>
+                                    <pic:cNvPicPr/>
+                                  </pic:nvPicPr>
+                                  <pic:blipFill>
+                                    <a:blip r:embed="rId19"/>
+                                    <a:stretch>
+                                      <a:fillRect/>
+                                    </a:stretch>
+                                  </pic:blipFill>
+                                  <pic:spPr>
+                                    <a:xfrm>
+                                      <a:off x="0" y="0"/>
+                                      <a:ext cx="3783600" cy="3326400"/>
+                                    </a:xfrm>
+                                    <a:prstGeom prst="rect">
+                                      <a:avLst/>
+                                    </a:prstGeom>
+                                  </pic:spPr>
+                                </pic:pic>
+                              </a:graphicData>
+                            </a:graphic>
+                          </wp:inline>
+                        </w:drawing>
+                      </w:r>
+                    </w:p>
+                  </w:txbxContent>
+                </v:textbox>
+                <w10:wrap type="topAndBottom" anchorx="margin"/>
+              </v:shape>
+            </w:pict>
+          </mc:Fallback>
+        </mc:AlternateContent>
+      </w:r>
+    </w:p>
+    <w:p>
+      <w:pPr>
+        <w:rPr>
+          <w:rFonts w:ascii="Times New Roman" w:hAnsi="Times New Roman" w:cs="Times New Roman"/>
+          <w:kern w:val="0"/>
+        </w:rPr>
+      </w:pPr>
+      <w:r>
+        <w:rPr>
+          <w:rFonts w:ascii="Times New Roman" w:hAnsi="Times New Roman" w:cs="Times New Roman"/>
+          <w:kern w:val="0"/>
+        </w:rPr>
+        <w:t xml:space="preserve">Nella parte superiore abbiamo due riquadri, uno con la copertina del brano in riproduzione </w:t>
+      </w:r>
+      <w:r>
+        <w:rPr>
+          <w:rFonts w:ascii="Times New Roman" w:hAnsi="Times New Roman" w:cs="Times New Roman"/>
+          <w:kern w:val="0"/>
+        </w:rPr>
+        <w:t xml:space="preserve">(se presente) </w:t>
+      </w:r>
+      <w:r>
+        <w:rPr>
+          <w:rFonts w:ascii="Times New Roman" w:hAnsi="Times New Roman" w:cs="Times New Roman"/>
+          <w:kern w:val="0"/>
+        </w:rPr>
+        <w:t>ed una con il suo spettrogramma animato.</w:t>
+      </w:r>
+      <w:r>
+        <w:rPr>
+          <w:rFonts w:ascii="Times New Roman" w:hAnsi="Times New Roman" w:cs="Times New Roman"/>
+          <w:kern w:val="0"/>
+        </w:rPr>
+        <w:t xml:space="preserve"> Nel caso di riproduzione di una stazione radio, al posto della copertina è presente l’icona della stazione (se esiste).</w:t>
+      </w:r>
+    </w:p>
+    <w:p>
+      <w:pPr>
+        <w:rPr>
+          <w:rFonts w:ascii="Times New Roman" w:hAnsi="Times New Roman" w:cs="Times New Roman"/>
+          <w:kern w:val="0"/>
+        </w:rPr>
+      </w:pPr>
+      <w:r>
+        <w:rPr>
+          <w:rFonts w:ascii="Times New Roman" w:hAnsi="Times New Roman" w:cs="Times New Roman"/>
+          <w:kern w:val="0"/>
+        </w:rPr>
+        <w:t>Sotto abbiamo la barra con le informazioni sul brano in riproduzione.</w:t>
+      </w:r>
+    </w:p>
+    <w:p>
+      <w:pPr>
+        <w:pStyle w:val="ListParagraph"/>
+        <w:numPr>
+          <w:ilvl w:val="0"/>
+          <w:numId w:val="4"/>
+        </w:numPr>
+        <w:rPr>
+          <w:rFonts w:ascii="Times New Roman" w:hAnsi="Times New Roman" w:cs="Times New Roman"/>
+          <w:kern w:val="0"/>
+        </w:rPr>
+      </w:pPr>
+      <w:r>
+        <w:rPr>
+          <w:rFonts w:ascii="Times New Roman" w:hAnsi="Times New Roman" w:cs="Times New Roman"/>
+          <w:kern w:val="0"/>
+        </w:rPr>
+        <w:t>Artista</w:t>
+      </w:r>
+    </w:p>
+    <w:p>
+      <w:pPr>
+        <w:pStyle w:val="ListParagraph"/>
+        <w:numPr>
+          <w:ilvl w:val="0"/>
+          <w:numId w:val="4"/>
+        </w:numPr>
+        <w:rPr>
+          <w:rFonts w:ascii="Times New Roman" w:hAnsi="Times New Roman" w:cs="Times New Roman"/>
+          <w:kern w:val="0"/>
+        </w:rPr>
+      </w:pPr>
+      <w:r>
+        <w:rPr>
+          <w:rFonts w:ascii="Times New Roman" w:hAnsi="Times New Roman" w:cs="Times New Roman"/>
+          <w:kern w:val="0"/>
+        </w:rPr>
+        <w:t>Titolo dell’album</w:t>
+      </w:r>
+    </w:p>
+    <w:p>
+      <w:pPr>
+        <w:pStyle w:val="ListParagraph"/>
+        <w:numPr>
+          <w:ilvl w:val="0"/>
+          <w:numId w:val="4"/>
+        </w:numPr>
+        <w:rPr>
+          <w:rFonts w:ascii="Times New Roman" w:hAnsi="Times New Roman" w:cs="Times New Roman"/>
+          <w:kern w:val="0"/>
+        </w:rPr>
+      </w:pPr>
+      <w:r>
+        <w:rPr>
+          <w:rFonts w:ascii="Times New Roman" w:hAnsi="Times New Roman" w:cs="Times New Roman"/>
+          <w:kern w:val="0"/>
+        </w:rPr>
+        <w:t>Titolo del brano</w:t>
+      </w:r>
+    </w:p>
+    <w:p>
+      <w:pPr>
+        <w:pStyle w:val="ListParagraph"/>
+        <w:numPr>
+          <w:ilvl w:val="0"/>
+          <w:numId w:val="4"/>
+        </w:numPr>
+        <w:rPr>
+          <w:rFonts w:ascii="Times New Roman" w:hAnsi="Times New Roman" w:cs="Times New Roman"/>
+          <w:kern w:val="0"/>
+        </w:rPr>
+      </w:pPr>
+      <w:r>
+        <w:rPr>
+          <w:rFonts w:ascii="Times New Roman" w:hAnsi="Times New Roman" w:cs="Times New Roman"/>
+          <w:kern w:val="0"/>
+        </w:rPr>
+        <w:t>Progressivo del brano all’interno della sequenza (album o playlist)</w:t>
+      </w:r>
+    </w:p>
+    <w:p>
+      <w:pPr>
+        <w:rPr>
+          <w:rFonts w:ascii="Times New Roman" w:hAnsi="Times New Roman" w:cs="Times New Roman"/>
+          <w:kern w:val="0"/>
+        </w:rPr>
+      </w:pPr>
+      <w:r>
+        <w:rPr>
+          <w:rFonts w:ascii="Times New Roman" w:hAnsi="Times New Roman" w:cs="Times New Roman"/>
+          <w:kern w:val="0"/>
+        </w:rPr>
+        <w:t>Nel caso di stazione radio queste informazioni potrebbero non essere presenti.</w:t>
+      </w:r>
+    </w:p>
+    <w:p>
+      <w:pPr>
+        <w:rPr>
+          <w:rFonts w:ascii="Times New Roman" w:hAnsi="Times New Roman" w:cs="Times New Roman"/>
+          <w:kern w:val="0"/>
+        </w:rPr>
+      </w:pPr>
+      <w:r>
+        <w:rPr>
+          <w:rFonts w:ascii="Times New Roman" w:hAnsi="Times New Roman" w:cs="Times New Roman"/>
+          <w:kern w:val="0"/>
+        </w:rPr>
+        <w:t>Sotto ancora troviamo la barra di scorrimento della riproduzione (non presente in caso di stazione radio). All’estrema sinistra troviamo il tempo trascorso dall’inizio della riproduzione del brano. All’estrema destra troviamo la durata totale del brano. Tra questi due scorre la barra del tempo con in azzurro il tempo trascorso ed in grigio quello ancora da trascorrere. Il cursore di scorrimento può essere trascinato per far avanzare avanti e indietro la riproduzione.</w:t>
+      </w:r>
+    </w:p>
+    <w:p>
+      <w:pPr>
+        <w:rPr>
+          <w:rFonts w:ascii="Times New Roman" w:hAnsi="Times New Roman" w:cs="Times New Roman"/>
+          <w:kern w:val="0"/>
+        </w:rPr>
+      </w:pPr>
+      <w:r>
+        <w:rPr>
+          <w:rFonts w:ascii="Times New Roman" w:hAnsi="Times New Roman" w:cs="Times New Roman"/>
+          <w:kern w:val="0"/>
+        </w:rPr>
+        <w:t>Infine, troviamo i tasti di comando:</w:t>
+      </w:r>
+    </w:p>
+    <w:p>
+      <w:pPr>
+        <w:pStyle w:val="ListParagraph"/>
+        <w:numPr>
+          <w:ilvl w:val="0"/>
+          <w:numId w:val="5"/>
+        </w:numPr>
+        <w:rPr>
+          <w:rFonts w:ascii="Times New Roman" w:hAnsi="Times New Roman" w:cs="Times New Roman"/>
+          <w:kern w:val="0"/>
+        </w:rPr>
+      </w:pPr>
+      <w:r>
+        <w:rPr>
+          <w:rFonts w:ascii="Times New Roman" w:hAnsi="Times New Roman" w:cs="Times New Roman"/>
+          <w:noProof/>
+          <w:kern w:val="0"/>
+        </w:rPr>
+        <w:drawing>
+          <wp:inline distT="0" distB="0" distL="0" distR="0" wp14:anchorId="03D99125" wp14:editId="73B9D1BC">
+            <wp:extent cx="230505" cy="207010"/>
+            <wp:effectExtent l="0" t="0" r="0" b="2540"/>
+            <wp:docPr id="997177829" name="Picture 2"/>
+            <wp:cNvGraphicFramePr>
+              <a:graphicFrameLocks xmlns:a="http://schemas.openxmlformats.org/drawingml/2006/main" noChangeAspect="1"/>
+            </wp:cNvGraphicFramePr>
+            <a:graphic xmlns:a="http://schemas.openxmlformats.org/drawingml/2006/main">
+              <a:graphicData uri="http://schemas.openxmlformats.org/drawingml/2006/picture">
+                <pic:pic xmlns:pic="http://schemas.openxmlformats.org/drawingml/2006/picture">
+                  <pic:nvPicPr>
+                    <pic:cNvPr id="0" name="Picture 4"/>
+                    <pic:cNvPicPr>
+                      <a:picLocks noChangeAspect="1" noChangeArrowheads="1"/>
+                    </pic:cNvPicPr>
+                  </pic:nvPicPr>
+                  <pic:blipFill>
+                    <a:blip r:embed="rId20">
+                      <a:extLst>
+                        <a:ext uri="{28A0092B-C50C-407E-A947-70E740481C1C}">
+                          <a14:useLocalDpi xmlns:a14="http://schemas.microsoft.com/office/drawing/2010/main" val="0"/>
+                        </a:ext>
+                      </a:extLst>
+                    </a:blip>
+                    <a:srcRect/>
+                    <a:stretch>
+                      <a:fillRect/>
+                    </a:stretch>
+                  </pic:blipFill>
+                  <pic:spPr bwMode="auto">
+                    <a:xfrm>
+                      <a:off x="0" y="0"/>
+                      <a:ext cx="230505" cy="207010"/>
+                    </a:xfrm>
+                    <a:prstGeom prst="rect">
+                      <a:avLst/>
+                    </a:prstGeom>
+                    <a:noFill/>
+                    <a:ln>
+                      <a:noFill/>
+                    </a:ln>
+                  </pic:spPr>
+                </pic:pic>
+              </a:graphicData>
+            </a:graphic>
+          </wp:inline>
+        </w:drawing>
+      </w:r>
+      <w:r>
+        <w:rPr>
+          <w:rFonts w:ascii="Times New Roman" w:hAnsi="Times New Roman" w:cs="Times New Roman"/>
+          <w:kern w:val="0"/>
+        </w:rPr>
+        <w:t xml:space="preserve"> Ritorna al brano precedente (solo MP3)</w:t>
+      </w:r>
+    </w:p>
+    <w:p>
+      <w:pPr>
+        <w:pStyle w:val="ListParagraph"/>
+        <w:numPr>
+          <w:ilvl w:val="0"/>
+          <w:numId w:val="5"/>
+        </w:numPr>
+        <w:rPr>
+          <w:rFonts w:ascii="Times New Roman" w:hAnsi="Times New Roman" w:cs="Times New Roman"/>
+          <w:kern w:val="0"/>
+        </w:rPr>
+      </w:pPr>
+      <w:r>
+        <w:rPr>
+          <w:rFonts w:ascii="Times New Roman" w:hAnsi="Times New Roman" w:cs="Times New Roman"/>
+          <w:noProof/>
+          <w:kern w:val="0"/>
+        </w:rPr>
+        <w:drawing>
+          <wp:inline distT="0" distB="0" distL="0" distR="0" wp14:anchorId="71C399E5" wp14:editId="73B7C80F">
+            <wp:extent cx="270510" cy="207010"/>
+            <wp:effectExtent l="0" t="0" r="0" b="2540"/>
+            <wp:docPr id="1580195561" name="Picture 3"/>
+            <wp:cNvGraphicFramePr>
+              <a:graphicFrameLocks xmlns:a="http://schemas.openxmlformats.org/drawingml/2006/main" noChangeAspect="1"/>
+            </wp:cNvGraphicFramePr>
+            <a:graphic xmlns:a="http://schemas.openxmlformats.org/drawingml/2006/main">
+              <a:graphicData uri="http://schemas.openxmlformats.org/drawingml/2006/picture">
+                <pic:pic xmlns:pic="http://schemas.openxmlformats.org/drawingml/2006/picture">
+                  <pic:nvPicPr>
+                    <pic:cNvPr id="0" name="Picture 5"/>
+                    <pic:cNvPicPr>
+                      <a:picLocks noChangeAspect="1" noChangeArrowheads="1"/>
+                    </pic:cNvPicPr>
+                  </pic:nvPicPr>
+                  <pic:blipFill>
+                    <a:blip r:embed="rId21">
+                      <a:extLst>
+                        <a:ext uri="{28A0092B-C50C-407E-A947-70E740481C1C}">
+                          <a14:useLocalDpi xmlns:a14="http://schemas.microsoft.com/office/drawing/2010/main" val="0"/>
+                        </a:ext>
+                      </a:extLst>
+                    </a:blip>
+                    <a:srcRect/>
+                    <a:stretch>
+                      <a:fillRect/>
+                    </a:stretch>
+                  </pic:blipFill>
+                  <pic:spPr bwMode="auto">
+                    <a:xfrm>
+                      <a:off x="0" y="0"/>
+                      <a:ext cx="270510" cy="207010"/>
+                    </a:xfrm>
+                    <a:prstGeom prst="rect">
+                      <a:avLst/>
+                    </a:prstGeom>
+                    <a:noFill/>
+                    <a:ln>
+                      <a:noFill/>
+                    </a:ln>
+                  </pic:spPr>
+                </pic:pic>
+              </a:graphicData>
+            </a:graphic>
+          </wp:inline>
+        </w:drawing>
+      </w:r>
+      <w:r>
+        <w:rPr>
+          <w:rFonts w:ascii="Times New Roman" w:hAnsi="Times New Roman" w:cs="Times New Roman"/>
+          <w:kern w:val="0"/>
+        </w:rPr>
+        <w:t xml:space="preserve"> oppure </w:t>
+      </w:r>
+      <w:r>
+        <w:rPr>
+          <w:rFonts w:ascii="Times New Roman" w:hAnsi="Times New Roman" w:cs="Times New Roman"/>
+          <w:noProof/>
+          <w:kern w:val="0"/>
+        </w:rPr>
+        <w:drawing>
+          <wp:inline distT="0" distB="0" distL="0" distR="0" wp14:anchorId="28F593B9" wp14:editId="6D637E4F">
+            <wp:extent cx="222885" cy="191135"/>
+            <wp:effectExtent l="0" t="0" r="5715" b="0"/>
+            <wp:docPr id="1823338705" name="Picture 6"/>
+            <wp:cNvGraphicFramePr>
+              <a:graphicFrameLocks xmlns:a="http://schemas.openxmlformats.org/drawingml/2006/main" noChangeAspect="1"/>
+            </wp:cNvGraphicFramePr>
+            <a:graphic xmlns:a="http://schemas.openxmlformats.org/drawingml/2006/main">
+              <a:graphicData uri="http://schemas.openxmlformats.org/drawingml/2006/picture">
+                <pic:pic xmlns:pic="http://schemas.openxmlformats.org/drawingml/2006/picture">
+                  <pic:nvPicPr>
+                    <pic:cNvPr id="0" name="Picture 8"/>
+                    <pic:cNvPicPr>
+                      <a:picLocks noChangeAspect="1" noChangeArrowheads="1"/>
+                    </pic:cNvPicPr>
+                  </pic:nvPicPr>
+                  <pic:blipFill>
+                    <a:blip r:embed="rId22">
+                      <a:extLst>
+                        <a:ext uri="{28A0092B-C50C-407E-A947-70E740481C1C}">
+                          <a14:useLocalDpi xmlns:a14="http://schemas.microsoft.com/office/drawing/2010/main" val="0"/>
+                        </a:ext>
+                      </a:extLst>
+                    </a:blip>
+                    <a:srcRect/>
+                    <a:stretch>
+                      <a:fillRect/>
+                    </a:stretch>
+                  </pic:blipFill>
+                  <pic:spPr bwMode="auto">
+                    <a:xfrm>
+                      <a:off x="0" y="0"/>
+                      <a:ext cx="222885" cy="191135"/>
+                    </a:xfrm>
+                    <a:prstGeom prst="rect">
+                      <a:avLst/>
+                    </a:prstGeom>
+                    <a:noFill/>
+                    <a:ln>
+                      <a:noFill/>
+                    </a:ln>
+                  </pic:spPr>
+                </pic:pic>
+              </a:graphicData>
+            </a:graphic>
+          </wp:inline>
+        </w:drawing>
+      </w:r>
+      <w:r>
+        <w:rPr>
+          <w:rFonts w:ascii="Times New Roman" w:hAnsi="Times New Roman" w:cs="Times New Roman"/>
+          <w:kern w:val="0"/>
+        </w:rPr>
+        <w:t xml:space="preserve"> Mette in pausa o riprende la riproduzionela riproduzione</w:t>
+      </w:r>
+    </w:p>
+    <w:p>
+      <w:pPr>
+        <w:pStyle w:val="ListParagraph"/>
+        <w:numPr>
+          <w:ilvl w:val="0"/>
+          <w:numId w:val="5"/>
+        </w:numPr>
+        <w:rPr>
+          <w:rFonts w:ascii="Times New Roman" w:hAnsi="Times New Roman" w:cs="Times New Roman"/>
+          <w:kern w:val="0"/>
+        </w:rPr>
+      </w:pPr>
+      <w:r>
+        <w:rPr>
+          <w:rFonts w:ascii="Times New Roman" w:hAnsi="Times New Roman" w:cs="Times New Roman"/>
+          <w:noProof/>
+          <w:kern w:val="0"/>
+        </w:rPr>
+        <w:drawing>
+          <wp:inline distT="0" distB="0" distL="0" distR="0" wp14:anchorId="73A24A48" wp14:editId="4A5E71D0">
+            <wp:extent cx="230505" cy="191135"/>
+            <wp:effectExtent l="0" t="0" r="0" b="0"/>
+            <wp:docPr id="679857896" name="Picture 4"/>
+            <wp:cNvGraphicFramePr>
+              <a:graphicFrameLocks xmlns:a="http://schemas.openxmlformats.org/drawingml/2006/main" noChangeAspect="1"/>
+            </wp:cNvGraphicFramePr>
+            <a:graphic xmlns:a="http://schemas.openxmlformats.org/drawingml/2006/main">
+              <a:graphicData uri="http://schemas.openxmlformats.org/drawingml/2006/picture">
+                <pic:pic xmlns:pic="http://schemas.openxmlformats.org/drawingml/2006/picture">
+                  <pic:nvPicPr>
+                    <pic:cNvPr id="0" name="Picture 6"/>
+                    <pic:cNvPicPr>
+                      <a:picLocks noChangeAspect="1" noChangeArrowheads="1"/>
+                    </pic:cNvPicPr>
+                  </pic:nvPicPr>
+                  <pic:blipFill>
+                    <a:blip r:embed="rId23">
+                      <a:extLst>
+                        <a:ext uri="{28A0092B-C50C-407E-A947-70E740481C1C}">
+                          <a14:useLocalDpi xmlns:a14="http://schemas.microsoft.com/office/drawing/2010/main" val="0"/>
+                        </a:ext>
+                      </a:extLst>
+                    </a:blip>
+                    <a:srcRect/>
+                    <a:stretch>
+                      <a:fillRect/>
+                    </a:stretch>
+                  </pic:blipFill>
+                  <pic:spPr bwMode="auto">
+                    <a:xfrm>
+                      <a:off x="0" y="0"/>
+                      <a:ext cx="230505" cy="191135"/>
+                    </a:xfrm>
+                    <a:prstGeom prst="rect">
+                      <a:avLst/>
+                    </a:prstGeom>
+                    <a:noFill/>
+                    <a:ln>
+                      <a:noFill/>
+                    </a:ln>
+                  </pic:spPr>
+                </pic:pic>
+              </a:graphicData>
+            </a:graphic>
+          </wp:inline>
+        </w:drawing>
+      </w:r>
+      <w:r>
+        <w:rPr>
+          <w:rFonts w:ascii="Times New Roman" w:hAnsi="Times New Roman" w:cs="Times New Roman"/>
+          <w:kern w:val="0"/>
+        </w:rPr>
+        <w:t xml:space="preserve">  Arresta la riproduzione</w:t>
+      </w:r>
+    </w:p>
+    <w:p>
+      <w:pPr>
+        <w:pStyle w:val="ListParagraph"/>
+        <w:numPr>
+          <w:ilvl w:val="0"/>
+          <w:numId w:val="5"/>
+        </w:numPr>
+        <w:rPr>
+          <w:rFonts w:ascii="Times New Roman" w:hAnsi="Times New Roman" w:cs="Times New Roman"/>
+          <w:kern w:val="0"/>
+        </w:rPr>
+      </w:pPr>
+      <w:r>
+        <w:rPr>
+          <w:rFonts w:ascii="Times New Roman" w:hAnsi="Times New Roman" w:cs="Times New Roman"/>
+          <w:noProof/>
+          <w:kern w:val="0"/>
+        </w:rPr>
+        <w:drawing>
+          <wp:inline distT="0" distB="0" distL="0" distR="0" wp14:anchorId="2C6F3425" wp14:editId="2486A377">
+            <wp:extent cx="238760" cy="198755"/>
+            <wp:effectExtent l="0" t="0" r="8890" b="0"/>
+            <wp:docPr id="1393251571" name="Picture 5"/>
+            <wp:cNvGraphicFramePr>
+              <a:graphicFrameLocks xmlns:a="http://schemas.openxmlformats.org/drawingml/2006/main" noChangeAspect="1"/>
+            </wp:cNvGraphicFramePr>
+            <a:graphic xmlns:a="http://schemas.openxmlformats.org/drawingml/2006/main">
+              <a:graphicData uri="http://schemas.openxmlformats.org/drawingml/2006/picture">
+                <pic:pic xmlns:pic="http://schemas.openxmlformats.org/drawingml/2006/picture">
+                  <pic:nvPicPr>
+                    <pic:cNvPr id="0" name="Picture 7"/>
+                    <pic:cNvPicPr>
+                      <a:picLocks noChangeAspect="1" noChangeArrowheads="1"/>
+                    </pic:cNvPicPr>
+                  </pic:nvPicPr>
+                  <pic:blipFill>
+                    <a:blip r:embed="rId24">
+                      <a:extLst>
+                        <a:ext uri="{28A0092B-C50C-407E-A947-70E740481C1C}">
+                          <a14:useLocalDpi xmlns:a14="http://schemas.microsoft.com/office/drawing/2010/main" val="0"/>
+                        </a:ext>
+                      </a:extLst>
+                    </a:blip>
+                    <a:srcRect/>
+                    <a:stretch>
+                      <a:fillRect/>
+                    </a:stretch>
+                  </pic:blipFill>
+                  <pic:spPr bwMode="auto">
+                    <a:xfrm>
+                      <a:off x="0" y="0"/>
+                      <a:ext cx="238760" cy="198755"/>
+                    </a:xfrm>
+                    <a:prstGeom prst="rect">
+                      <a:avLst/>
+                    </a:prstGeom>
+                    <a:noFill/>
+                    <a:ln>
+                      <a:noFill/>
+                    </a:ln>
+                  </pic:spPr>
+                </pic:pic>
+              </a:graphicData>
+            </a:graphic>
+          </wp:inline>
+        </w:drawing>
+      </w:r>
+      <w:r>
+        <w:rPr>
+          <w:rFonts w:ascii="Times New Roman" w:hAnsi="Times New Roman" w:cs="Times New Roman"/>
+          <w:kern w:val="0"/>
+        </w:rPr>
+        <w:t xml:space="preserve"> Passa al brano successivo (solo MP3)</w:t>
+      </w:r>
+    </w:p>
+    <w:p>
+      <w:pPr>
+        <w:pStyle w:val="ListParagraph"/>
+        <w:numPr>
+          <w:ilvl w:val="0"/>
+          <w:numId w:val="5"/>
+        </w:numPr>
+        <w:rPr>
+          <w:rFonts w:ascii="Times New Roman" w:hAnsi="Times New Roman" w:cs="Times New Roman"/>
+          <w:kern w:val="0"/>
+        </w:rPr>
+      </w:pPr>
+      <w:r>
+        <w:rPr>
+          <w:rFonts w:ascii="Times New Roman" w:hAnsi="Times New Roman" w:cs="Times New Roman"/>
+          <w:noProof/>
+          <w:kern w:val="0"/>
+        </w:rPr>
+        <w:lastRenderedPageBreak/>
+        <w:drawing>
+          <wp:inline distT="0" distB="0" distL="0" distR="0" wp14:anchorId="2F5F871F" wp14:editId="2181E951">
+            <wp:extent cx="238760" cy="191135"/>
+            <wp:effectExtent l="0" t="0" r="8890" b="0"/>
+            <wp:docPr id="222330463" name="Picture 7"/>
+            <wp:cNvGraphicFramePr>
+              <a:graphicFrameLocks xmlns:a="http://schemas.openxmlformats.org/drawingml/2006/main" noChangeAspect="1"/>
+            </wp:cNvGraphicFramePr>
+            <a:graphic xmlns:a="http://schemas.openxmlformats.org/drawingml/2006/main">
+              <a:graphicData uri="http://schemas.openxmlformats.org/drawingml/2006/picture">
+                <pic:pic xmlns:pic="http://schemas.openxmlformats.org/drawingml/2006/picture">
+                  <pic:nvPicPr>
+                    <pic:cNvPr id="0" name="Picture 9"/>
+                    <pic:cNvPicPr>
+                      <a:picLocks noChangeAspect="1" noChangeArrowheads="1"/>
+                    </pic:cNvPicPr>
+                  </pic:nvPicPr>
+                  <pic:blipFill>
+                    <a:blip r:embed="rId25">
+                      <a:extLst>
+                        <a:ext uri="{28A0092B-C50C-407E-A947-70E740481C1C}">
+                          <a14:useLocalDpi xmlns:a14="http://schemas.microsoft.com/office/drawing/2010/main" val="0"/>
+                        </a:ext>
+                      </a:extLst>
+                    </a:blip>
+                    <a:srcRect/>
+                    <a:stretch>
+                      <a:fillRect/>
+                    </a:stretch>
+                  </pic:blipFill>
+                  <pic:spPr bwMode="auto">
+                    <a:xfrm>
+                      <a:off x="0" y="0"/>
+                      <a:ext cx="238760" cy="191135"/>
+                    </a:xfrm>
+                    <a:prstGeom prst="rect">
+                      <a:avLst/>
+                    </a:prstGeom>
+                    <a:noFill/>
+                    <a:ln>
+                      <a:noFill/>
+                    </a:ln>
+                  </pic:spPr>
+                </pic:pic>
+              </a:graphicData>
+            </a:graphic>
+          </wp:inline>
+        </w:drawing>
+      </w:r>
+      <w:r>
+        <w:rPr>
+          <w:rFonts w:ascii="Times New Roman" w:hAnsi="Times New Roman" w:cs="Times New Roman"/>
+          <w:kern w:val="0"/>
+        </w:rPr>
+        <w:t xml:space="preserve"> Cerca e visualizza il testo della canzone se presente</w:t>
+      </w:r>
+    </w:p>
+    <w:p>
+      <w:pPr>
+        <w:pStyle w:val="ListParagraph"/>
+        <w:numPr>
+          <w:ilvl w:val="0"/>
+          <w:numId w:val="5"/>
+        </w:numPr>
+        <w:rPr>
+          <w:rFonts w:ascii="Times New Roman" w:hAnsi="Times New Roman" w:cs="Times New Roman"/>
+          <w:kern w:val="0"/>
+        </w:rPr>
+      </w:pPr>
+      <w:r>
+        <w:rPr>
+          <w:rFonts w:ascii="Times New Roman" w:hAnsi="Times New Roman" w:cs="Times New Roman"/>
+          <w:noProof/>
+          <w:kern w:val="0"/>
+        </w:rPr>
+        <w:drawing>
+          <wp:inline distT="0" distB="0" distL="0" distR="0" wp14:anchorId="7FF441AD" wp14:editId="558DE130">
+            <wp:extent cx="238760" cy="191135"/>
+            <wp:effectExtent l="0" t="0" r="8890" b="0"/>
+            <wp:docPr id="1924830736" name="Picture 8"/>
+            <wp:cNvGraphicFramePr>
+              <a:graphicFrameLocks xmlns:a="http://schemas.openxmlformats.org/drawingml/2006/main" noChangeAspect="1"/>
+            </wp:cNvGraphicFramePr>
+            <a:graphic xmlns:a="http://schemas.openxmlformats.org/drawingml/2006/main">
+              <a:graphicData uri="http://schemas.openxmlformats.org/drawingml/2006/picture">
+                <pic:pic xmlns:pic="http://schemas.openxmlformats.org/drawingml/2006/picture">
+                  <pic:nvPicPr>
+                    <pic:cNvPr id="0" name="Picture 10"/>
+                    <pic:cNvPicPr>
+                      <a:picLocks noChangeAspect="1" noChangeArrowheads="1"/>
+                    </pic:cNvPicPr>
+                  </pic:nvPicPr>
+                  <pic:blipFill>
+                    <a:blip r:embed="rId26">
+                      <a:extLst>
+                        <a:ext uri="{28A0092B-C50C-407E-A947-70E740481C1C}">
+                          <a14:useLocalDpi xmlns:a14="http://schemas.microsoft.com/office/drawing/2010/main" val="0"/>
+                        </a:ext>
+                      </a:extLst>
+                    </a:blip>
+                    <a:srcRect/>
+                    <a:stretch>
+                      <a:fillRect/>
+                    </a:stretch>
+                  </pic:blipFill>
+                  <pic:spPr bwMode="auto">
+                    <a:xfrm>
+                      <a:off x="0" y="0"/>
+                      <a:ext cx="238760" cy="191135"/>
+                    </a:xfrm>
+                    <a:prstGeom prst="rect">
+                      <a:avLst/>
+                    </a:prstGeom>
+                    <a:noFill/>
+                    <a:ln>
+                      <a:noFill/>
+                    </a:ln>
+                  </pic:spPr>
+                </pic:pic>
+              </a:graphicData>
+            </a:graphic>
+          </wp:inline>
+        </w:drawing>
+      </w:r>
+      <w:r>
+        <w:rPr>
+          <w:rFonts w:ascii="Times New Roman" w:hAnsi="Times New Roman" w:cs="Times New Roman"/>
+          <w:kern w:val="0"/>
+        </w:rPr>
+        <w:t xml:space="preserve"> Ricerca il titolo del brano usando Shazam</w:t>
+      </w:r>
+    </w:p>
+    <w:p>
+      <w:pPr>
+        <w:rPr>
+          <w:rFonts w:ascii="Times New Roman" w:hAnsi="Times New Roman" w:cs="Times New Roman"/>
+          <w:kern w:val="0"/>
+        </w:rPr>
+      </w:pPr>
+      <w:r>
+        <w:rPr>
+          <w:rFonts w:ascii="Times New Roman" w:hAnsi="Times New Roman" w:cs="Times New Roman"/>
+          <w:kern w:val="0"/>
+        </w:rPr>
+        <w:t>Nella parte più in basso troviamo i controlli di riproduzione costituito da un equalizzatore grafico a 10 bande</w:t>
+      </w:r>
+      <w:r>
+        <w:rPr>
+          <w:rFonts w:ascii="Times New Roman" w:hAnsi="Times New Roman" w:cs="Times New Roman"/>
+          <w:kern w:val="0"/>
+        </w:rPr>
+        <w:t>:</w:t>
+      </w:r>
+    </w:p>
+    <w:p>
+      <w:pPr>
+        <w:rPr>
+          <w:rFonts w:ascii="Times New Roman" w:hAnsi="Times New Roman" w:cs="Times New Roman"/>
+          <w:kern w:val="0"/>
+        </w:rPr>
+      </w:pPr>
+      <w:r>
+        <w:rPr>
+          <w:rFonts w:ascii="Times New Roman" w:hAnsi="Times New Roman" w:cs="Times New Roman"/>
+          <w:kern w:val="0"/>
+        </w:rPr>
+        <w:t xml:space="preserve">(0 – 31)Hz, (31 – 62)Hz, (62, 125)Hz, (125, 250)Hz, (250 – 500)Hz, (500 – 1000) Hz, (1 – 2)kHz, </w:t>
+      </w:r>
+      <w:r>
+        <w:rPr>
+          <w:rFonts w:ascii="Times New Roman" w:hAnsi="Times New Roman" w:cs="Times New Roman"/>
+          <w:kern w:val="0"/>
+        </w:rPr>
+        <w:br/>
+      </w:r>
+      <w:r>
+        <w:rPr>
+          <w:rFonts w:ascii="Times New Roman" w:hAnsi="Times New Roman" w:cs="Times New Roman"/>
+          <w:kern w:val="0"/>
+        </w:rPr>
+        <w:t>(2 – 4)kHz, (4 – 8k)kHz, (8 – 16)kHz.</w:t>
+      </w:r>
+    </w:p>
+    <w:p>
+      <w:pPr>
+        <w:rPr>
+          <w:rFonts w:ascii="Times New Roman" w:hAnsi="Times New Roman" w:cs="Times New Roman"/>
+          <w:kern w:val="0"/>
+        </w:rPr>
+      </w:pPr>
+      <w:r>
+        <w:rPr>
+          <w:rFonts w:ascii="Times New Roman" w:hAnsi="Times New Roman" w:cs="Times New Roman"/>
+          <w:kern w:val="0"/>
+        </w:rPr>
+        <w:t xml:space="preserve">Accanto abbiamo </w:t>
+      </w:r>
+      <w:r>
+        <w:rPr>
+          <w:rFonts w:ascii="Times New Roman" w:hAnsi="Times New Roman" w:cs="Times New Roman"/>
+          <w:kern w:val="0"/>
+        </w:rPr>
+        <w:t>le equalizzazioni predefinite:</w:t>
+      </w:r>
+    </w:p>
+    <w:p>
+      <w:pPr>
+        <w:rPr>
+          <w:rFonts w:ascii="Times New Roman" w:hAnsi="Times New Roman" w:cs="Times New Roman"/>
+          <w:kern w:val="0"/>
+          <w:lang w:val="en-GB"/>
+        </w:rPr>
+      </w:pPr>
+      <w:r>
+        <w:rPr>
+          <w:rFonts w:ascii="Times New Roman" w:hAnsi="Times New Roman" w:cs="Times New Roman"/>
+          <w:kern w:val="0"/>
+          <w:lang w:val="en-GB"/>
+        </w:rPr>
+        <w:t>Flat, Classical, Club, Dance, Full B</w:t>
+      </w:r>
+      <w:r>
+        <w:rPr>
+          <w:rFonts w:ascii="Times New Roman" w:hAnsi="Times New Roman" w:cs="Times New Roman"/>
+          <w:kern w:val="0"/>
+          <w:lang w:val="en-GB"/>
+        </w:rPr>
+        <w:t>ass, Full Bass and Treble, Full Treble, Headphones, Large Hall, Live, Party, Pop, Reggae, Rock, Ska, Soft, Soft Rock, Techno.</w:t>
+      </w:r>
+    </w:p>
+    <w:p>
+      <w:pPr>
+        <w:rPr>
+          <w:rFonts w:ascii="Times New Roman" w:hAnsi="Times New Roman" w:cs="Times New Roman"/>
+          <w:kern w:val="0"/>
+        </w:rPr>
+      </w:pPr>
+      <w:r>
+        <w:rPr>
+          <w:rFonts w:ascii="Times New Roman" w:hAnsi="Times New Roman" w:cs="Times New Roman"/>
+          <w:kern w:val="0"/>
+        </w:rPr>
+        <w:t>E la manopola del volume</w:t>
+      </w:r>
+      <w:r>
+        <w:rPr>
+          <w:rFonts w:ascii="Times New Roman" w:hAnsi="Times New Roman" w:cs="Times New Roman"/>
+          <w:kern w:val="0"/>
+        </w:rPr>
+        <w:t>.</w:t>
+      </w:r>
+    </w:p>
     <w:sectPr>
+      <w:footerReference w:type="default" r:id="rId27"/>
       <w:pgSz w:w="11906" w:h="16838"/>
       <w:pgMar w:top="1417" w:right="1134" w:bottom="1134" w:left="1134" w:header="708" w:footer="708" w:gutter="0"/>
       <w:cols w:space="708"/>
@@ -584,12 +4167,249 @@
 </w:document>
 </file>
 
+<file path=word/endnotes.xml><?xml version="1.0" encoding="utf-8"?>
+<w:endnotes xmlns:wpc="http://schemas.microsoft.com/office/word/2010/wordprocessingCanvas" xmlns:cx="http://schemas.microsoft.com/office/drawing/2014/chartex" xmlns:cx1="http://schemas.microsoft.com/office/drawing/2015/9/8/chartex" xmlns:cx2="http://schemas.microsoft.com/office/drawing/2015/10/21/chartex" xmlns:cx3="http://schemas.microsoft.com/office/drawing/2016/5/9/chartex" xmlns:cx4="http://schemas.microsoft.com/office/drawing/2016/5/10/chartex" xmlns:cx5="http://schemas.microsoft.com/office/drawing/2016/5/11/chartex" xmlns:cx6="http://schemas.microsoft.com/office/drawing/2016/5/12/chartex" xmlns:cx7="http://schemas.microsoft.com/office/drawing/2016/5/13/chartex" xmlns:cx8="http://schemas.microsoft.com/office/drawing/2016/5/14/chartex" xmlns:mc="http://schemas.openxmlformats.org/markup-compatibility/2006" xmlns:aink="http://schemas.microsoft.com/office/drawing/2016/ink" xmlns:am3d="http://schemas.microsoft.com/office/drawing/2017/model3d" xmlns:o="urn:schemas-microsoft-com:office:office" xmlns:oel="http://schemas.microsoft.com/office/2019/extlst" xmlns:r="http://schemas.openxmlformats.org/officeDocument/2006/relationships" xmlns:m="http://schemas.openxmlformats.org/officeDocument/2006/math" xmlns:v="urn:schemas-microsoft-com:vml" xmlns:wp14="http://schemas.microsoft.com/office/word/2010/wordprocessingDrawing" xmlns:wp="http://schemas.openxmlformats.org/drawingml/2006/wordprocessingDrawing" xmlns:w10="urn:schemas-microsoft-com:office:word" xmlns:w="http://schemas.openxmlformats.org/wordprocessingml/2006/main" xmlns:w14="http://schemas.microsoft.com/office/word/2010/wordml" xmlns:w15="http://schemas.microsoft.com/office/word/2012/wordml" xmlns:w16cex="http://schemas.microsoft.com/office/word/2018/wordml/cex" xmlns:w16cid="http://schemas.microsoft.com/office/word/2016/wordml/cid" xmlns:w16="http://schemas.microsoft.com/office/word/2018/wordml" xmlns:w16du="http://schemas.microsoft.com/office/word/2023/wordml/word16du" xmlns:w16sdtdh="http://schemas.microsoft.com/office/word/2020/wordml/sdtdatahash" xmlns:w16sdtfl="http://schemas.microsoft.com/office/word/2024/wordml/sdtformatlock" xmlns:w16se="http://schemas.microsoft.com/office/word/2015/wordml/symex" xmlns:wpg="http://schemas.microsoft.com/office/word/2010/wordprocessingGroup" xmlns:wpi="http://schemas.microsoft.com/office/word/2010/wordprocessingInk" xmlns:wne="http://schemas.microsoft.com/office/word/2006/wordml" xmlns:wps="http://schemas.microsoft.com/office/word/2010/wordprocessingShape" mc:Ignorable="w14 w15 w16se w16cid w16 w16cex w16sdtdh w16sdtfl w16du wp14">
+  <w:endnote w:type="separator" w:id="-1">
+    <w:p>
+      <w:pPr>
+        <w:spacing w:after="0" w:line="240" w:lineRule="auto"/>
+      </w:pPr>
+      <w:r>
+        <w:separator/>
+      </w:r>
+    </w:p>
+  </w:endnote>
+  <w:endnote w:type="continuationSeparator" w:id="0">
+    <w:p>
+      <w:pPr>
+        <w:spacing w:after="0" w:line="240" w:lineRule="auto"/>
+      </w:pPr>
+      <w:r>
+        <w:continuationSeparator/>
+      </w:r>
+    </w:p>
+  </w:endnote>
+</w:endnotes>
+</file>
+
+<file path=word/footer1.xml><?xml version="1.0" encoding="utf-8"?>
+<w:ftr xmlns:wpc="http://schemas.microsoft.com/office/word/2010/wordprocessingCanvas" xmlns:cx="http://schemas.microsoft.com/office/drawing/2014/chartex" xmlns:cx1="http://schemas.microsoft.com/office/drawing/2015/9/8/chartex" xmlns:cx2="http://schemas.microsoft.com/office/drawing/2015/10/21/chartex" xmlns:cx3="http://schemas.microsoft.com/office/drawing/2016/5/9/chartex" xmlns:cx4="http://schemas.microsoft.com/office/drawing/2016/5/10/chartex" xmlns:cx5="http://schemas.microsoft.com/office/drawing/2016/5/11/chartex" xmlns:cx6="http://schemas.microsoft.com/office/drawing/2016/5/12/chartex" xmlns:cx7="http://schemas.microsoft.com/office/drawing/2016/5/13/chartex" xmlns:cx8="http://schemas.microsoft.com/office/drawing/2016/5/14/chartex" xmlns:mc="http://schemas.openxmlformats.org/markup-compatibility/2006" xmlns:aink="http://schemas.microsoft.com/office/drawing/2016/ink" xmlns:am3d="http://schemas.microsoft.com/office/drawing/2017/model3d" xmlns:o="urn:schemas-microsoft-com:office:office" xmlns:oel="http://schemas.microsoft.com/office/2019/extlst" xmlns:r="http://schemas.openxmlformats.org/officeDocument/2006/relationships" xmlns:m="http://schemas.openxmlformats.org/officeDocument/2006/math" xmlns:v="urn:schemas-microsoft-com:vml" xmlns:wp14="http://schemas.microsoft.com/office/word/2010/wordprocessingDrawing" xmlns:wp="http://schemas.openxmlformats.org/drawingml/2006/wordprocessingDrawing" xmlns:w10="urn:schemas-microsoft-com:office:word" xmlns:w="http://schemas.openxmlformats.org/wordprocessingml/2006/main" xmlns:w14="http://schemas.microsoft.com/office/word/2010/wordml" xmlns:w15="http://schemas.microsoft.com/office/word/2012/wordml" xmlns:w16cex="http://schemas.microsoft.com/office/word/2018/wordml/cex" xmlns:w16cid="http://schemas.microsoft.com/office/word/2016/wordml/cid" xmlns:w16="http://schemas.microsoft.com/office/word/2018/wordml" xmlns:w16du="http://schemas.microsoft.com/office/word/2023/wordml/word16du" xmlns:w16sdtdh="http://schemas.microsoft.com/office/word/2020/wordml/sdtdatahash" xmlns:w16sdtfl="http://schemas.microsoft.com/office/word/2024/wordml/sdtformatlock" xmlns:w16se="http://schemas.microsoft.com/office/word/2015/wordml/symex" xmlns:wpg="http://schemas.microsoft.com/office/word/2010/wordprocessingGroup" xmlns:wpi="http://schemas.microsoft.com/office/word/2010/wordprocessingInk" xmlns:wne="http://schemas.microsoft.com/office/word/2006/wordml" xmlns:wps="http://schemas.microsoft.com/office/word/2010/wordprocessingShape" mc:Ignorable="w14 w15 w16se w16cid w16 w16cex w16sdtdh w16sdtfl w16du wp14">
+  <w:tbl>
+    <w:tblPr>
+      <w:tblW w:w="5000" w:type="pct"/>
+      <w:jc w:val="center"/>
+      <w:tblCellMar>
+        <w:top w:w="144" w:type="dxa"/>
+        <w:left w:w="115" w:type="dxa"/>
+        <w:bottom w:w="144" w:type="dxa"/>
+        <w:right w:w="115" w:type="dxa"/>
+      </w:tblCellMar>
+      <w:tblLook w:val="04A0" w:firstRow="1" w:lastRow="0" w:firstColumn="1" w:lastColumn="0" w:noHBand="0" w:noVBand="1"/>
+    </w:tblPr>
+    <w:tblGrid>
+      <w:gridCol w:w="4825"/>
+      <w:gridCol w:w="4813"/>
+    </w:tblGrid>
+    <w:tr>
+      <w:trPr>
+        <w:trHeight w:hRule="exact" w:val="115"/>
+        <w:jc w:val="center"/>
+      </w:trPr>
+      <w:tc>
+        <w:tcPr>
+          <w:tcW w:w="4686" w:type="dxa"/>
+          <w:shd w:val="clear" w:color="auto" w:fill="156082" w:themeFill="accent1"/>
+          <w:tcMar>
+            <w:top w:w="0" w:type="dxa"/>
+            <w:bottom w:w="0" w:type="dxa"/>
+          </w:tcMar>
+        </w:tcPr>
+        <w:p>
+          <w:pPr>
+            <w:pStyle w:val="Header"/>
+            <w:rPr>
+              <w:caps/>
+              <w:sz w:val="18"/>
+            </w:rPr>
+          </w:pPr>
+        </w:p>
+      </w:tc>
+      <w:tc>
+        <w:tcPr>
+          <w:tcW w:w="4674" w:type="dxa"/>
+          <w:shd w:val="clear" w:color="auto" w:fill="156082" w:themeFill="accent1"/>
+          <w:tcMar>
+            <w:top w:w="0" w:type="dxa"/>
+            <w:bottom w:w="0" w:type="dxa"/>
+          </w:tcMar>
+        </w:tcPr>
+        <w:p>
+          <w:pPr>
+            <w:pStyle w:val="Header"/>
+            <w:jc w:val="right"/>
+            <w:rPr>
+              <w:caps/>
+              <w:sz w:val="18"/>
+            </w:rPr>
+          </w:pPr>
+        </w:p>
+      </w:tc>
+    </w:tr>
+    <w:tr>
+      <w:trPr>
+        <w:jc w:val="center"/>
+      </w:trPr>
+      <w:sdt>
+        <w:sdtPr>
+          <w:rPr>
+            <w:caps/>
+            <w:color w:val="808080" w:themeColor="background1" w:themeShade="80"/>
+            <w:sz w:val="18"/>
+            <w:szCs w:val="18"/>
+          </w:rPr>
+          <w:alias w:val="Author"/>
+          <w:tag w:val=""/>
+          <w:id w:val="1534151868"/>
+          <w:placeholder>
+            <w:docPart w:val="97FEC0F5E50D44B0BE861338572092E5"/>
+          </w:placeholder>
+          <w:dataBinding w:prefixMappings="xmlns:ns0='http://purl.org/dc/elements/1.1/' xmlns:ns1='http://schemas.openxmlformats.org/package/2006/metadata/core-properties' " w:xpath="/ns1:coreProperties[1]/ns0:creator[1]" w:storeItemID="{6C3C8BC8-F283-45AE-878A-BAB7291924A1}"/>
+          <w:text/>
+        </w:sdtPr>
+        <w:sdtContent>
+          <w:tc>
+            <w:tcPr>
+              <w:tcW w:w="4686" w:type="dxa"/>
+              <w:vAlign w:val="center"/>
+            </w:tcPr>
+            <w:p>
+              <w:pPr>
+                <w:pStyle w:val="Footer"/>
+                <w:rPr>
+                  <w:caps/>
+                  <w:color w:val="808080" w:themeColor="background1" w:themeShade="80"/>
+                  <w:sz w:val="18"/>
+                  <w:szCs w:val="18"/>
+                </w:rPr>
+              </w:pPr>
+              <w:r>
+                <w:rPr>
+                  <w:caps/>
+                  <w:color w:val="808080" w:themeColor="background1" w:themeShade="80"/>
+                  <w:sz w:val="18"/>
+                  <w:szCs w:val="18"/>
+                </w:rPr>
+                <w:t>Euterpe</w:t>
+              </w:r>
+            </w:p>
+          </w:tc>
+        </w:sdtContent>
+      </w:sdt>
+      <w:tc>
+        <w:tcPr>
+          <w:tcW w:w="4674" w:type="dxa"/>
+          <w:vAlign w:val="center"/>
+        </w:tcPr>
+        <w:p>
+          <w:pPr>
+            <w:pStyle w:val="Footer"/>
+            <w:jc w:val="right"/>
+            <w:rPr>
+              <w:caps/>
+              <w:color w:val="808080" w:themeColor="background1" w:themeShade="80"/>
+              <w:sz w:val="18"/>
+              <w:szCs w:val="18"/>
+            </w:rPr>
+          </w:pPr>
+          <w:r>
+            <w:rPr>
+              <w:caps/>
+              <w:color w:val="808080" w:themeColor="background1" w:themeShade="80"/>
+              <w:sz w:val="18"/>
+              <w:szCs w:val="18"/>
+            </w:rPr>
+            <w:fldChar w:fldCharType="begin"/>
+          </w:r>
+          <w:r>
+            <w:rPr>
+              <w:caps/>
+              <w:color w:val="808080" w:themeColor="background1" w:themeShade="80"/>
+              <w:sz w:val="18"/>
+              <w:szCs w:val="18"/>
+            </w:rPr>
+            <w:instrText>PAGE   \* MERGEFORMAT</w:instrText>
+          </w:r>
+          <w:r>
+            <w:rPr>
+              <w:caps/>
+              <w:color w:val="808080" w:themeColor="background1" w:themeShade="80"/>
+              <w:sz w:val="18"/>
+              <w:szCs w:val="18"/>
+            </w:rPr>
+            <w:fldChar w:fldCharType="separate"/>
+          </w:r>
+          <w:r>
+            <w:rPr>
+              <w:caps/>
+              <w:color w:val="808080" w:themeColor="background1" w:themeShade="80"/>
+              <w:sz w:val="18"/>
+              <w:szCs w:val="18"/>
+              <w:lang w:val="en-GB"/>
+            </w:rPr>
+            <w:t>2</w:t>
+          </w:r>
+          <w:r>
+            <w:rPr>
+              <w:caps/>
+              <w:color w:val="808080" w:themeColor="background1" w:themeShade="80"/>
+              <w:sz w:val="18"/>
+              <w:szCs w:val="18"/>
+            </w:rPr>
+            <w:fldChar w:fldCharType="end"/>
+          </w:r>
+        </w:p>
+      </w:tc>
+    </w:tr>
+  </w:tbl>
+  <w:p>
+    <w:pPr>
+      <w:pStyle w:val="Footer"/>
+    </w:pPr>
+  </w:p>
+</w:ftr>
+</file>
+
+<file path=word/footnotes.xml><?xml version="1.0" encoding="utf-8"?>
+<w:footnotes xmlns:wpc="http://schemas.microsoft.com/office/word/2010/wordprocessingCanvas" xmlns:cx="http://schemas.microsoft.com/office/drawing/2014/chartex" xmlns:cx1="http://schemas.microsoft.com/office/drawing/2015/9/8/chartex" xmlns:cx2="http://schemas.microsoft.com/office/drawing/2015/10/21/chartex" xmlns:cx3="http://schemas.microsoft.com/office/drawing/2016/5/9/chartex" xmlns:cx4="http://schemas.microsoft.com/office/drawing/2016/5/10/chartex" xmlns:cx5="http://schemas.microsoft.com/office/drawing/2016/5/11/chartex" xmlns:cx6="http://schemas.microsoft.com/office/drawing/2016/5/12/chartex" xmlns:cx7="http://schemas.microsoft.com/office/drawing/2016/5/13/chartex" xmlns:cx8="http://schemas.microsoft.com/office/drawing/2016/5/14/chartex" xmlns:mc="http://schemas.openxmlformats.org/markup-compatibility/2006" xmlns:aink="http://schemas.microsoft.com/office/drawing/2016/ink" xmlns:am3d="http://schemas.microsoft.com/office/drawing/2017/model3d" xmlns:o="urn:schemas-microsoft-com:office:office" xmlns:oel="http://schemas.microsoft.com/office/2019/extlst" xmlns:r="http://schemas.openxmlformats.org/officeDocument/2006/relationships" xmlns:m="http://schemas.openxmlformats.org/officeDocument/2006/math" xmlns:v="urn:schemas-microsoft-com:vml" xmlns:wp14="http://schemas.microsoft.com/office/word/2010/wordprocessingDrawing" xmlns:wp="http://schemas.openxmlformats.org/drawingml/2006/wordprocessingDrawing" xmlns:w10="urn:schemas-microsoft-com:office:word" xmlns:w="http://schemas.openxmlformats.org/wordprocessingml/2006/main" xmlns:w14="http://schemas.microsoft.com/office/word/2010/wordml" xmlns:w15="http://schemas.microsoft.com/office/word/2012/wordml" xmlns:w16cex="http://schemas.microsoft.com/office/word/2018/wordml/cex" xmlns:w16cid="http://schemas.microsoft.com/office/word/2016/wordml/cid" xmlns:w16="http://schemas.microsoft.com/office/word/2018/wordml" xmlns:w16du="http://schemas.microsoft.com/office/word/2023/wordml/word16du" xmlns:w16sdtdh="http://schemas.microsoft.com/office/word/2020/wordml/sdtdatahash" xmlns:w16sdtfl="http://schemas.microsoft.com/office/word/2024/wordml/sdtformatlock" xmlns:w16se="http://schemas.microsoft.com/office/word/2015/wordml/symex" xmlns:wpg="http://schemas.microsoft.com/office/word/2010/wordprocessingGroup" xmlns:wpi="http://schemas.microsoft.com/office/word/2010/wordprocessingInk" xmlns:wne="http://schemas.microsoft.com/office/word/2006/wordml" xmlns:wps="http://schemas.microsoft.com/office/word/2010/wordprocessingShape" mc:Ignorable="w14 w15 w16se w16cid w16 w16cex w16sdtdh w16sdtfl w16du wp14">
+  <w:footnote w:type="separator" w:id="-1">
+    <w:p>
+      <w:pPr>
+        <w:spacing w:after="0" w:line="240" w:lineRule="auto"/>
+      </w:pPr>
+      <w:r>
+        <w:separator/>
+      </w:r>
+    </w:p>
+  </w:footnote>
+  <w:footnote w:type="continuationSeparator" w:id="0">
+    <w:p>
+      <w:pPr>
+        <w:spacing w:after="0" w:line="240" w:lineRule="auto"/>
+      </w:pPr>
+      <w:r>
+        <w:continuationSeparator/>
+      </w:r>
+    </w:p>
+  </w:footnote>
+</w:footnotes>
+</file>
+
 <file path=word/numbering.xml><?xml version="1.0" encoding="utf-8"?>
 <w:numbering xmlns:wpc="http://schemas.microsoft.com/office/word/2010/wordprocessingCanvas" xmlns:cx="http://schemas.microsoft.com/office/drawing/2014/chartex" xmlns:cx1="http://schemas.microsoft.com/office/drawing/2015/9/8/chartex" xmlns:cx2="http://schemas.microsoft.com/office/drawing/2015/10/21/chartex" xmlns:cx3="http://schemas.microsoft.com/office/drawing/2016/5/9/chartex" xmlns:cx4="http://schemas.microsoft.com/office/drawing/2016/5/10/chartex" xmlns:cx5="http://schemas.microsoft.com/office/drawing/2016/5/11/chartex" xmlns:cx6="http://schemas.microsoft.com/office/drawing/2016/5/12/chartex" xmlns:cx7="http://schemas.microsoft.com/office/drawing/2016/5/13/chartex" xmlns:cx8="http://schemas.microsoft.com/office/drawing/2016/5/14/chartex" xmlns:mc="http://schemas.openxmlformats.org/markup-compatibility/2006" xmlns:aink="http://schemas.microsoft.com/office/drawing/2016/ink" xmlns:am3d="http://schemas.microsoft.com/office/drawing/2017/model3d" xmlns:o="urn:schemas-microsoft-com:office:office" xmlns:oel="http://schemas.microsoft.com/office/2019/extlst" xmlns:r="http://schemas.openxmlformats.org/officeDocument/2006/relationships" xmlns:m="http://schemas.openxmlformats.org/officeDocument/2006/math" xmlns:v="urn:schemas-microsoft-com:vml" xmlns:wp14="http://schemas.microsoft.com/office/word/2010/wordprocessingDrawing" xmlns:wp="http://schemas.openxmlformats.org/drawingml/2006/wordprocessingDrawing" xmlns:w10="urn:schemas-microsoft-com:office:word" xmlns:w="http://schemas.openxmlformats.org/wordprocessingml/2006/main" xmlns:w14="http://schemas.microsoft.com/office/word/2010/wordml" xmlns:w15="http://schemas.microsoft.com/office/word/2012/wordml" xmlns:w16cex="http://schemas.microsoft.com/office/word/2018/wordml/cex" xmlns:w16cid="http://schemas.microsoft.com/office/word/2016/wordml/cid" xmlns:w16="http://schemas.microsoft.com/office/word/2018/wordml" xmlns:w16du="http://schemas.microsoft.com/office/word/2023/wordml/word16du" xmlns:w16sdtdh="http://schemas.microsoft.com/office/word/2020/wordml/sdtdatahash" xmlns:w16sdtfl="http://schemas.microsoft.com/office/word/2024/wordml/sdtformatlock" xmlns:w16se="http://schemas.microsoft.com/office/word/2015/wordml/symex" xmlns:wpg="http://schemas.microsoft.com/office/word/2010/wordprocessingGroup" xmlns:wpi="http://schemas.microsoft.com/office/word/2010/wordprocessingInk" xmlns:wne="http://schemas.microsoft.com/office/word/2006/wordml" xmlns:wps="http://schemas.microsoft.com/office/word/2010/wordprocessingShape" mc:Ignorable="w14 w15 w16se w16cid w16 w16cex w16sdtdh w16sdtfl w16du wp14">
   <w:abstractNum w:abstractNumId="0" w15:restartNumberingAfterBreak="0">
-    <w:nsid w:val="560F561B"/>
+    <w:nsid w:val="2C5276F6"/>
     <w:multiLevelType w:val="hybridMultilevel"/>
-    <w:tmpl w:val="FE687232"/>
+    <w:tmpl w:val="FC3627A4"/>
     <w:lvl w:ilvl="0" w:tplc="04100001">
       <w:start w:val="1"/>
       <w:numFmt w:val="bullet"/>
@@ -699,8 +4519,445 @@
       </w:rPr>
     </w:lvl>
   </w:abstractNum>
+  <w:abstractNum w:abstractNumId="1" w15:restartNumberingAfterBreak="0">
+    <w:nsid w:val="4B571D3E"/>
+    <w:multiLevelType w:val="hybridMultilevel"/>
+    <w:tmpl w:val="EFE6DC2E"/>
+    <w:lvl w:ilvl="0" w:tplc="04100001">
+      <w:start w:val="1"/>
+      <w:numFmt w:val="bullet"/>
+      <w:lvlText w:val=""/>
+      <w:lvlJc w:val="left"/>
+      <w:pPr>
+        <w:ind w:left="720" w:hanging="360"/>
+      </w:pPr>
+      <w:rPr>
+        <w:rFonts w:ascii="Symbol" w:hAnsi="Symbol" w:hint="default"/>
+      </w:rPr>
+    </w:lvl>
+    <w:lvl w:ilvl="1" w:tplc="04100003" w:tentative="1">
+      <w:start w:val="1"/>
+      <w:numFmt w:val="bullet"/>
+      <w:lvlText w:val="o"/>
+      <w:lvlJc w:val="left"/>
+      <w:pPr>
+        <w:ind w:left="1440" w:hanging="360"/>
+      </w:pPr>
+      <w:rPr>
+        <w:rFonts w:ascii="Courier New" w:hAnsi="Courier New" w:cs="Courier New" w:hint="default"/>
+      </w:rPr>
+    </w:lvl>
+    <w:lvl w:ilvl="2" w:tplc="04100005" w:tentative="1">
+      <w:start w:val="1"/>
+      <w:numFmt w:val="bullet"/>
+      <w:lvlText w:val=""/>
+      <w:lvlJc w:val="left"/>
+      <w:pPr>
+        <w:ind w:left="2160" w:hanging="360"/>
+      </w:pPr>
+      <w:rPr>
+        <w:rFonts w:ascii="Wingdings" w:hAnsi="Wingdings" w:hint="default"/>
+      </w:rPr>
+    </w:lvl>
+    <w:lvl w:ilvl="3" w:tplc="04100001" w:tentative="1">
+      <w:start w:val="1"/>
+      <w:numFmt w:val="bullet"/>
+      <w:lvlText w:val=""/>
+      <w:lvlJc w:val="left"/>
+      <w:pPr>
+        <w:ind w:left="2880" w:hanging="360"/>
+      </w:pPr>
+      <w:rPr>
+        <w:rFonts w:ascii="Symbol" w:hAnsi="Symbol" w:hint="default"/>
+      </w:rPr>
+    </w:lvl>
+    <w:lvl w:ilvl="4" w:tplc="04100003" w:tentative="1">
+      <w:start w:val="1"/>
+      <w:numFmt w:val="bullet"/>
+      <w:lvlText w:val="o"/>
+      <w:lvlJc w:val="left"/>
+      <w:pPr>
+        <w:ind w:left="3600" w:hanging="360"/>
+      </w:pPr>
+      <w:rPr>
+        <w:rFonts w:ascii="Courier New" w:hAnsi="Courier New" w:cs="Courier New" w:hint="default"/>
+      </w:rPr>
+    </w:lvl>
+    <w:lvl w:ilvl="5" w:tplc="04100005" w:tentative="1">
+      <w:start w:val="1"/>
+      <w:numFmt w:val="bullet"/>
+      <w:lvlText w:val=""/>
+      <w:lvlJc w:val="left"/>
+      <w:pPr>
+        <w:ind w:left="4320" w:hanging="360"/>
+      </w:pPr>
+      <w:rPr>
+        <w:rFonts w:ascii="Wingdings" w:hAnsi="Wingdings" w:hint="default"/>
+      </w:rPr>
+    </w:lvl>
+    <w:lvl w:ilvl="6" w:tplc="04100001" w:tentative="1">
+      <w:start w:val="1"/>
+      <w:numFmt w:val="bullet"/>
+      <w:lvlText w:val=""/>
+      <w:lvlJc w:val="left"/>
+      <w:pPr>
+        <w:ind w:left="5040" w:hanging="360"/>
+      </w:pPr>
+      <w:rPr>
+        <w:rFonts w:ascii="Symbol" w:hAnsi="Symbol" w:hint="default"/>
+      </w:rPr>
+    </w:lvl>
+    <w:lvl w:ilvl="7" w:tplc="04100003" w:tentative="1">
+      <w:start w:val="1"/>
+      <w:numFmt w:val="bullet"/>
+      <w:lvlText w:val="o"/>
+      <w:lvlJc w:val="left"/>
+      <w:pPr>
+        <w:ind w:left="5760" w:hanging="360"/>
+      </w:pPr>
+      <w:rPr>
+        <w:rFonts w:ascii="Courier New" w:hAnsi="Courier New" w:cs="Courier New" w:hint="default"/>
+      </w:rPr>
+    </w:lvl>
+    <w:lvl w:ilvl="8" w:tplc="04100005" w:tentative="1">
+      <w:start w:val="1"/>
+      <w:numFmt w:val="bullet"/>
+      <w:lvlText w:val=""/>
+      <w:lvlJc w:val="left"/>
+      <w:pPr>
+        <w:ind w:left="6480" w:hanging="360"/>
+      </w:pPr>
+      <w:rPr>
+        <w:rFonts w:ascii="Wingdings" w:hAnsi="Wingdings" w:hint="default"/>
+      </w:rPr>
+    </w:lvl>
+  </w:abstractNum>
+  <w:abstractNum w:abstractNumId="2" w15:restartNumberingAfterBreak="0">
+    <w:nsid w:val="560F561B"/>
+    <w:multiLevelType w:val="hybridMultilevel"/>
+    <w:tmpl w:val="FE687232"/>
+    <w:lvl w:ilvl="0" w:tplc="04100001">
+      <w:start w:val="1"/>
+      <w:numFmt w:val="bullet"/>
+      <w:lvlText w:val=""/>
+      <w:lvlJc w:val="left"/>
+      <w:pPr>
+        <w:ind w:left="720" w:hanging="360"/>
+      </w:pPr>
+      <w:rPr>
+        <w:rFonts w:ascii="Symbol" w:hAnsi="Symbol" w:hint="default"/>
+      </w:rPr>
+    </w:lvl>
+    <w:lvl w:ilvl="1" w:tplc="04100003" w:tentative="1">
+      <w:start w:val="1"/>
+      <w:numFmt w:val="bullet"/>
+      <w:lvlText w:val="o"/>
+      <w:lvlJc w:val="left"/>
+      <w:pPr>
+        <w:ind w:left="1440" w:hanging="360"/>
+      </w:pPr>
+      <w:rPr>
+        <w:rFonts w:ascii="Courier New" w:hAnsi="Courier New" w:cs="Courier New" w:hint="default"/>
+      </w:rPr>
+    </w:lvl>
+    <w:lvl w:ilvl="2" w:tplc="04100005" w:tentative="1">
+      <w:start w:val="1"/>
+      <w:numFmt w:val="bullet"/>
+      <w:lvlText w:val=""/>
+      <w:lvlJc w:val="left"/>
+      <w:pPr>
+        <w:ind w:left="2160" w:hanging="360"/>
+      </w:pPr>
+      <w:rPr>
+        <w:rFonts w:ascii="Wingdings" w:hAnsi="Wingdings" w:hint="default"/>
+      </w:rPr>
+    </w:lvl>
+    <w:lvl w:ilvl="3" w:tplc="04100001" w:tentative="1">
+      <w:start w:val="1"/>
+      <w:numFmt w:val="bullet"/>
+      <w:lvlText w:val=""/>
+      <w:lvlJc w:val="left"/>
+      <w:pPr>
+        <w:ind w:left="2880" w:hanging="360"/>
+      </w:pPr>
+      <w:rPr>
+        <w:rFonts w:ascii="Symbol" w:hAnsi="Symbol" w:hint="default"/>
+      </w:rPr>
+    </w:lvl>
+    <w:lvl w:ilvl="4" w:tplc="04100003" w:tentative="1">
+      <w:start w:val="1"/>
+      <w:numFmt w:val="bullet"/>
+      <w:lvlText w:val="o"/>
+      <w:lvlJc w:val="left"/>
+      <w:pPr>
+        <w:ind w:left="3600" w:hanging="360"/>
+      </w:pPr>
+      <w:rPr>
+        <w:rFonts w:ascii="Courier New" w:hAnsi="Courier New" w:cs="Courier New" w:hint="default"/>
+      </w:rPr>
+    </w:lvl>
+    <w:lvl w:ilvl="5" w:tplc="04100005" w:tentative="1">
+      <w:start w:val="1"/>
+      <w:numFmt w:val="bullet"/>
+      <w:lvlText w:val=""/>
+      <w:lvlJc w:val="left"/>
+      <w:pPr>
+        <w:ind w:left="4320" w:hanging="360"/>
+      </w:pPr>
+      <w:rPr>
+        <w:rFonts w:ascii="Wingdings" w:hAnsi="Wingdings" w:hint="default"/>
+      </w:rPr>
+    </w:lvl>
+    <w:lvl w:ilvl="6" w:tplc="04100001" w:tentative="1">
+      <w:start w:val="1"/>
+      <w:numFmt w:val="bullet"/>
+      <w:lvlText w:val=""/>
+      <w:lvlJc w:val="left"/>
+      <w:pPr>
+        <w:ind w:left="5040" w:hanging="360"/>
+      </w:pPr>
+      <w:rPr>
+        <w:rFonts w:ascii="Symbol" w:hAnsi="Symbol" w:hint="default"/>
+      </w:rPr>
+    </w:lvl>
+    <w:lvl w:ilvl="7" w:tplc="04100003" w:tentative="1">
+      <w:start w:val="1"/>
+      <w:numFmt w:val="bullet"/>
+      <w:lvlText w:val="o"/>
+      <w:lvlJc w:val="left"/>
+      <w:pPr>
+        <w:ind w:left="5760" w:hanging="360"/>
+      </w:pPr>
+      <w:rPr>
+        <w:rFonts w:ascii="Courier New" w:hAnsi="Courier New" w:cs="Courier New" w:hint="default"/>
+      </w:rPr>
+    </w:lvl>
+    <w:lvl w:ilvl="8" w:tplc="04100005" w:tentative="1">
+      <w:start w:val="1"/>
+      <w:numFmt w:val="bullet"/>
+      <w:lvlText w:val=""/>
+      <w:lvlJc w:val="left"/>
+      <w:pPr>
+        <w:ind w:left="6480" w:hanging="360"/>
+      </w:pPr>
+      <w:rPr>
+        <w:rFonts w:ascii="Wingdings" w:hAnsi="Wingdings" w:hint="default"/>
+      </w:rPr>
+    </w:lvl>
+  </w:abstractNum>
+  <w:abstractNum w:abstractNumId="3" w15:restartNumberingAfterBreak="0">
+    <w:nsid w:val="5A1C2E28"/>
+    <w:multiLevelType w:val="hybridMultilevel"/>
+    <w:tmpl w:val="FC226582"/>
+    <w:lvl w:ilvl="0" w:tplc="0410000F">
+      <w:start w:val="1"/>
+      <w:numFmt w:val="decimal"/>
+      <w:lvlText w:val="%1."/>
+      <w:lvlJc w:val="left"/>
+      <w:pPr>
+        <w:ind w:left="720" w:hanging="360"/>
+      </w:pPr>
+    </w:lvl>
+    <w:lvl w:ilvl="1" w:tplc="04100019" w:tentative="1">
+      <w:start w:val="1"/>
+      <w:numFmt w:val="lowerLetter"/>
+      <w:lvlText w:val="%2."/>
+      <w:lvlJc w:val="left"/>
+      <w:pPr>
+        <w:ind w:left="1440" w:hanging="360"/>
+      </w:pPr>
+    </w:lvl>
+    <w:lvl w:ilvl="2" w:tplc="0410001B" w:tentative="1">
+      <w:start w:val="1"/>
+      <w:numFmt w:val="lowerRoman"/>
+      <w:lvlText w:val="%3."/>
+      <w:lvlJc w:val="right"/>
+      <w:pPr>
+        <w:ind w:left="2160" w:hanging="180"/>
+      </w:pPr>
+    </w:lvl>
+    <w:lvl w:ilvl="3" w:tplc="0410000F" w:tentative="1">
+      <w:start w:val="1"/>
+      <w:numFmt w:val="decimal"/>
+      <w:lvlText w:val="%4."/>
+      <w:lvlJc w:val="left"/>
+      <w:pPr>
+        <w:ind w:left="2880" w:hanging="360"/>
+      </w:pPr>
+    </w:lvl>
+    <w:lvl w:ilvl="4" w:tplc="04100019" w:tentative="1">
+      <w:start w:val="1"/>
+      <w:numFmt w:val="lowerLetter"/>
+      <w:lvlText w:val="%5."/>
+      <w:lvlJc w:val="left"/>
+      <w:pPr>
+        <w:ind w:left="3600" w:hanging="360"/>
+      </w:pPr>
+    </w:lvl>
+    <w:lvl w:ilvl="5" w:tplc="0410001B" w:tentative="1">
+      <w:start w:val="1"/>
+      <w:numFmt w:val="lowerRoman"/>
+      <w:lvlText w:val="%6."/>
+      <w:lvlJc w:val="right"/>
+      <w:pPr>
+        <w:ind w:left="4320" w:hanging="180"/>
+      </w:pPr>
+    </w:lvl>
+    <w:lvl w:ilvl="6" w:tplc="0410000F" w:tentative="1">
+      <w:start w:val="1"/>
+      <w:numFmt w:val="decimal"/>
+      <w:lvlText w:val="%7."/>
+      <w:lvlJc w:val="left"/>
+      <w:pPr>
+        <w:ind w:left="5040" w:hanging="360"/>
+      </w:pPr>
+    </w:lvl>
+    <w:lvl w:ilvl="7" w:tplc="04100019" w:tentative="1">
+      <w:start w:val="1"/>
+      <w:numFmt w:val="lowerLetter"/>
+      <w:lvlText w:val="%8."/>
+      <w:lvlJc w:val="left"/>
+      <w:pPr>
+        <w:ind w:left="5760" w:hanging="360"/>
+      </w:pPr>
+    </w:lvl>
+    <w:lvl w:ilvl="8" w:tplc="0410001B" w:tentative="1">
+      <w:start w:val="1"/>
+      <w:numFmt w:val="lowerRoman"/>
+      <w:lvlText w:val="%9."/>
+      <w:lvlJc w:val="right"/>
+      <w:pPr>
+        <w:ind w:left="6480" w:hanging="180"/>
+      </w:pPr>
+    </w:lvl>
+  </w:abstractNum>
+  <w:abstractNum w:abstractNumId="4" w15:restartNumberingAfterBreak="0">
+    <w:nsid w:val="642113FA"/>
+    <w:multiLevelType w:val="hybridMultilevel"/>
+    <w:tmpl w:val="1230407A"/>
+    <w:lvl w:ilvl="0" w:tplc="04100001">
+      <w:start w:val="1"/>
+      <w:numFmt w:val="bullet"/>
+      <w:lvlText w:val=""/>
+      <w:lvlJc w:val="left"/>
+      <w:pPr>
+        <w:ind w:left="720" w:hanging="360"/>
+      </w:pPr>
+      <w:rPr>
+        <w:rFonts w:ascii="Symbol" w:hAnsi="Symbol" w:hint="default"/>
+      </w:rPr>
+    </w:lvl>
+    <w:lvl w:ilvl="1" w:tplc="04100003" w:tentative="1">
+      <w:start w:val="1"/>
+      <w:numFmt w:val="bullet"/>
+      <w:lvlText w:val="o"/>
+      <w:lvlJc w:val="left"/>
+      <w:pPr>
+        <w:ind w:left="1440" w:hanging="360"/>
+      </w:pPr>
+      <w:rPr>
+        <w:rFonts w:ascii="Courier New" w:hAnsi="Courier New" w:cs="Courier New" w:hint="default"/>
+      </w:rPr>
+    </w:lvl>
+    <w:lvl w:ilvl="2" w:tplc="04100005" w:tentative="1">
+      <w:start w:val="1"/>
+      <w:numFmt w:val="bullet"/>
+      <w:lvlText w:val=""/>
+      <w:lvlJc w:val="left"/>
+      <w:pPr>
+        <w:ind w:left="2160" w:hanging="360"/>
+      </w:pPr>
+      <w:rPr>
+        <w:rFonts w:ascii="Wingdings" w:hAnsi="Wingdings" w:hint="default"/>
+      </w:rPr>
+    </w:lvl>
+    <w:lvl w:ilvl="3" w:tplc="04100001" w:tentative="1">
+      <w:start w:val="1"/>
+      <w:numFmt w:val="bullet"/>
+      <w:lvlText w:val=""/>
+      <w:lvlJc w:val="left"/>
+      <w:pPr>
+        <w:ind w:left="2880" w:hanging="360"/>
+      </w:pPr>
+      <w:rPr>
+        <w:rFonts w:ascii="Symbol" w:hAnsi="Symbol" w:hint="default"/>
+      </w:rPr>
+    </w:lvl>
+    <w:lvl w:ilvl="4" w:tplc="04100003" w:tentative="1">
+      <w:start w:val="1"/>
+      <w:numFmt w:val="bullet"/>
+      <w:lvlText w:val="o"/>
+      <w:lvlJc w:val="left"/>
+      <w:pPr>
+        <w:ind w:left="3600" w:hanging="360"/>
+      </w:pPr>
+      <w:rPr>
+        <w:rFonts w:ascii="Courier New" w:hAnsi="Courier New" w:cs="Courier New" w:hint="default"/>
+      </w:rPr>
+    </w:lvl>
+    <w:lvl w:ilvl="5" w:tplc="04100005" w:tentative="1">
+      <w:start w:val="1"/>
+      <w:numFmt w:val="bullet"/>
+      <w:lvlText w:val=""/>
+      <w:lvlJc w:val="left"/>
+      <w:pPr>
+        <w:ind w:left="4320" w:hanging="360"/>
+      </w:pPr>
+      <w:rPr>
+        <w:rFonts w:ascii="Wingdings" w:hAnsi="Wingdings" w:hint="default"/>
+      </w:rPr>
+    </w:lvl>
+    <w:lvl w:ilvl="6" w:tplc="04100001" w:tentative="1">
+      <w:start w:val="1"/>
+      <w:numFmt w:val="bullet"/>
+      <w:lvlText w:val=""/>
+      <w:lvlJc w:val="left"/>
+      <w:pPr>
+        <w:ind w:left="5040" w:hanging="360"/>
+      </w:pPr>
+      <w:rPr>
+        <w:rFonts w:ascii="Symbol" w:hAnsi="Symbol" w:hint="default"/>
+      </w:rPr>
+    </w:lvl>
+    <w:lvl w:ilvl="7" w:tplc="04100003" w:tentative="1">
+      <w:start w:val="1"/>
+      <w:numFmt w:val="bullet"/>
+      <w:lvlText w:val="o"/>
+      <w:lvlJc w:val="left"/>
+      <w:pPr>
+        <w:ind w:left="5760" w:hanging="360"/>
+      </w:pPr>
+      <w:rPr>
+        <w:rFonts w:ascii="Courier New" w:hAnsi="Courier New" w:cs="Courier New" w:hint="default"/>
+      </w:rPr>
+    </w:lvl>
+    <w:lvl w:ilvl="8" w:tplc="04100005" w:tentative="1">
+      <w:start w:val="1"/>
+      <w:numFmt w:val="bullet"/>
+      <w:lvlText w:val=""/>
+      <w:lvlJc w:val="left"/>
+      <w:pPr>
+        <w:ind w:left="6480" w:hanging="360"/>
+      </w:pPr>
+      <w:rPr>
+        <w:rFonts w:ascii="Wingdings" w:hAnsi="Wingdings" w:hint="default"/>
+      </w:rPr>
+    </w:lvl>
+  </w:abstractNum>
   <w:num w:numId="1" w16cid:durableId="739601253">
+    <w:abstractNumId w:val="2"/>
+  </w:num>
+  <w:num w:numId="2" w16cid:durableId="1987783871">
+    <w:abstractNumId w:val="3"/>
+  </w:num>
+  <w:num w:numId="3" w16cid:durableId="1453666155">
+    <w:abstractNumId w:val="1"/>
+  </w:num>
+  <w:num w:numId="4" w16cid:durableId="271785175">
     <w:abstractNumId w:val="0"/>
+  </w:num>
+  <w:num w:numId="5" w16cid:durableId="2082091837">
+    <w:abstractNumId w:val="4"/>
   </w:num>
 </w:numbering>
 </file>
@@ -721,6 +4978,1148 @@
     <w:pPrDefault>
       <w:pPr>
         <w:spacing w:after="160" w:line="259" w:lineRule="auto"/>
+      </w:pPr>
+    </w:pPrDefault>
+  </w:docDefaults>
+  <w:latentStyles w:defLockedState="0" w:defUIPriority="99" w:defSemiHidden="0" w:defUnhideWhenUsed="0" w:defQFormat="0" w:count="376">
+    <w:lsdException w:name="Normal" w:uiPriority="0" w:qFormat="1"/>
+    <w:lsdException w:name="heading 1" w:uiPriority="9" w:qFormat="1"/>
+    <w:lsdException w:name="heading 2" w:semiHidden="1" w:uiPriority="9" w:unhideWhenUsed="1" w:qFormat="1"/>
+    <w:lsdException w:name="heading 3" w:semiHidden="1" w:uiPriority="9" w:unhideWhenUsed="1" w:qFormat="1"/>
+    <w:lsdException w:name="heading 4" w:semiHidden="1" w:uiPriority="9" w:unhideWhenUsed="1" w:qFormat="1"/>
+    <w:lsdException w:name="heading 5" w:semiHidden="1" w:uiPriority="9" w:unhideWhenUsed="1" w:qFormat="1"/>
+    <w:lsdException w:name="heading 6" w:semiHidden="1" w:uiPriority="9" w:unhideWhenUsed="1" w:qFormat="1"/>
+    <w:lsdException w:name="heading 7" w:semiHidden="1" w:uiPriority="9" w:unhideWhenUsed="1" w:qFormat="1"/>
+    <w:lsdException w:name="heading 8" w:semiHidden="1" w:uiPriority="9" w:unhideWhenUsed="1" w:qFormat="1"/>
+    <w:lsdException w:name="heading 9" w:semiHidden="1" w:uiPriority="9" w:unhideWhenUsed="1" w:qFormat="1"/>
+    <w:lsdException w:name="index 1" w:semiHidden="1" w:unhideWhenUsed="1"/>
+    <w:lsdException w:name="index 2" w:semiHidden="1" w:unhideWhenUsed="1"/>
+    <w:lsdException w:name="index 3" w:semiHidden="1" w:unhideWhenUsed="1"/>
+    <w:lsdException w:name="index 4" w:semiHidden="1" w:unhideWhenUsed="1"/>
+    <w:lsdException w:name="index 5" w:semiHidden="1" w:unhideWhenUsed="1"/>
+    <w:lsdException w:name="index 6" w:semiHidden="1" w:unhideWhenUsed="1"/>
+    <w:lsdException w:name="index 7" w:semiHidden="1" w:unhideWhenUsed="1"/>
+    <w:lsdException w:name="index 8" w:semiHidden="1" w:unhideWhenUsed="1"/>
+    <w:lsdException w:name="index 9" w:semiHidden="1" w:unhideWhenUsed="1"/>
+    <w:lsdException w:name="toc 1" w:semiHidden="1" w:uiPriority="39" w:unhideWhenUsed="1"/>
+    <w:lsdException w:name="toc 2" w:semiHidden="1" w:uiPriority="39" w:unhideWhenUsed="1"/>
+    <w:lsdException w:name="toc 3" w:semiHidden="1" w:uiPriority="39" w:unhideWhenUsed="1"/>
+    <w:lsdException w:name="toc 4" w:semiHidden="1" w:uiPriority="39" w:unhideWhenUsed="1"/>
+    <w:lsdException w:name="toc 5" w:semiHidden="1" w:uiPriority="39" w:unhideWhenUsed="1"/>
+    <w:lsdException w:name="toc 6" w:semiHidden="1" w:uiPriority="39" w:unhideWhenUsed="1"/>
+    <w:lsdException w:name="toc 7" w:semiHidden="1" w:uiPriority="39" w:unhideWhenUsed="1"/>
+    <w:lsdException w:name="toc 8" w:semiHidden="1" w:uiPriority="39" w:unhideWhenUsed="1"/>
+    <w:lsdException w:name="toc 9" w:semiHidden="1" w:uiPriority="39" w:unhideWhenUsed="1"/>
+    <w:lsdException w:name="Normal Indent" w:semiHidden="1" w:unhideWhenUsed="1"/>
+    <w:lsdException w:name="footnote text" w:semiHidden="1" w:unhideWhenUsed="1"/>
+    <w:lsdException w:name="annotation text" w:semiHidden="1" w:unhideWhenUsed="1"/>
+    <w:lsdException w:name="header" w:semiHidden="1" w:unhideWhenUsed="1"/>
+    <w:lsdException w:name="footer" w:semiHidden="1" w:unhideWhenUsed="1"/>
+    <w:lsdException w:name="index heading" w:semiHidden="1" w:unhideWhenUsed="1"/>
+    <w:lsdException w:name="caption" w:semiHidden="1" w:uiPriority="35" w:unhideWhenUsed="1" w:qFormat="1"/>
+    <w:lsdException w:name="table of figures" w:semiHidden="1" w:unhideWhenUsed="1"/>
+    <w:lsdException w:name="envelope address" w:semiHidden="1" w:unhideWhenUsed="1"/>
+    <w:lsdException w:name="envelope return" w:semiHidden="1" w:unhideWhenUsed="1"/>
+    <w:lsdException w:name="footnote reference" w:semiHidden="1" w:unhideWhenUsed="1"/>
+    <w:lsdException w:name="annotation reference" w:semiHidden="1" w:unhideWhenUsed="1"/>
+    <w:lsdException w:name="line number" w:semiHidden="1" w:unhideWhenUsed="1"/>
+    <w:lsdException w:name="page number" w:semiHidden="1" w:unhideWhenUsed="1"/>
+    <w:lsdException w:name="endnote reference" w:semiHidden="1" w:unhideWhenUsed="1"/>
+    <w:lsdException w:name="endnote text" w:semiHidden="1" w:unhideWhenUsed="1"/>
+    <w:lsdException w:name="table of authorities" w:semiHidden="1" w:unhideWhenUsed="1"/>
+    <w:lsdException w:name="macro" w:semiHidden="1" w:unhideWhenUsed="1"/>
+    <w:lsdException w:name="toa heading" w:semiHidden="1" w:unhideWhenUsed="1"/>
+    <w:lsdException w:name="List" w:semiHidden="1" w:unhideWhenUsed="1"/>
+    <w:lsdException w:name="List Bullet" w:semiHidden="1" w:unhideWhenUsed="1"/>
+    <w:lsdException w:name="List Number" w:semiHidden="1" w:unhideWhenUsed="1"/>
+    <w:lsdException w:name="List 2" w:semiHidden="1" w:unhideWhenUsed="1"/>
+    <w:lsdException w:name="List 3" w:semiHidden="1" w:unhideWhenUsed="1"/>
+    <w:lsdException w:name="List 4" w:semiHidden="1" w:unhideWhenUsed="1"/>
+    <w:lsdException w:name="List 5" w:semiHidden="1" w:unhideWhenUsed="1"/>
+    <w:lsdException w:name="List Bullet 2" w:semiHidden="1" w:unhideWhenUsed="1"/>
+    <w:lsdException w:name="List Bullet 3" w:semiHidden="1" w:unhideWhenUsed="1"/>
+    <w:lsdException w:name="List Bullet 4" w:semiHidden="1" w:unhideWhenUsed="1"/>
+    <w:lsdException w:name="List Bullet 5" w:semiHidden="1" w:unhideWhenUsed="1"/>
+    <w:lsdException w:name="List Number 2" w:semiHidden="1" w:unhideWhenUsed="1"/>
+    <w:lsdException w:name="List Number 3" w:semiHidden="1" w:unhideWhenUsed="1"/>
+    <w:lsdException w:name="List Number 4" w:semiHidden="1" w:unhideWhenUsed="1"/>
+    <w:lsdException w:name="List Number 5" w:semiHidden="1" w:unhideWhenUsed="1"/>
+    <w:lsdException w:name="Title" w:uiPriority="10" w:qFormat="1"/>
+    <w:lsdException w:name="Closing" w:semiHidden="1" w:unhideWhenUsed="1"/>
+    <w:lsdException w:name="Signature" w:semiHidden="1" w:unhideWhenUsed="1"/>
+    <w:lsdException w:name="Default Paragraph Font" w:semiHidden="1" w:uiPriority="1" w:unhideWhenUsed="1"/>
+    <w:lsdException w:name="Body Text" w:semiHidden="1" w:unhideWhenUsed="1"/>
+    <w:lsdException w:name="Body Text Indent" w:semiHidden="1" w:unhideWhenUsed="1"/>
+    <w:lsdException w:name="List Continue" w:semiHidden="1" w:unhideWhenUsed="1"/>
+    <w:lsdException w:name="List Continue 2" w:semiHidden="1" w:unhideWhenUsed="1"/>
+    <w:lsdException w:name="List Continue 3" w:semiHidden="1" w:unhideWhenUsed="1"/>
+    <w:lsdException w:name="List Continue 4" w:semiHidden="1" w:unhideWhenUsed="1"/>
+    <w:lsdException w:name="List Continue 5" w:semiHidden="1" w:unhideWhenUsed="1"/>
+    <w:lsdException w:name="Message Header" w:semiHidden="1" w:unhideWhenUsed="1"/>
+    <w:lsdException w:name="Subtitle" w:uiPriority="11" w:qFormat="1"/>
+    <w:lsdException w:name="Salutation" w:semiHidden="1" w:unhideWhenUsed="1"/>
+    <w:lsdException w:name="Date" w:semiHidden="1" w:unhideWhenUsed="1"/>
+    <w:lsdException w:name="Body Text First Indent" w:semiHidden="1" w:unhideWhenUsed="1"/>
+    <w:lsdException w:name="Body Text First Indent 2" w:semiHidden="1" w:unhideWhenUsed="1"/>
+    <w:lsdException w:name="Note Heading" w:semiHidden="1" w:unhideWhenUsed="1"/>
+    <w:lsdException w:name="Body Text 2" w:semiHidden="1" w:unhideWhenUsed="1"/>
+    <w:lsdException w:name="Body Text 3" w:semiHidden="1" w:unhideWhenUsed="1"/>
+    <w:lsdException w:name="Body Text Indent 2" w:semiHidden="1" w:unhideWhenUsed="1"/>
+    <w:lsdException w:name="Body Text Indent 3" w:semiHidden="1" w:unhideWhenUsed="1"/>
+    <w:lsdException w:name="Block Text" w:semiHidden="1" w:unhideWhenUsed="1"/>
+    <w:lsdException w:name="Hyperlink" w:semiHidden="1" w:unhideWhenUsed="1"/>
+    <w:lsdException w:name="FollowedHyperlink" w:semiHidden="1" w:unhideWhenUsed="1"/>
+    <w:lsdException w:name="Strong" w:uiPriority="22" w:qFormat="1"/>
+    <w:lsdException w:name="Emphasis" w:uiPriority="20" w:qFormat="1"/>
+    <w:lsdException w:name="Document Map" w:semiHidden="1" w:unhideWhenUsed="1"/>
+    <w:lsdException w:name="Plain Text" w:semiHidden="1" w:unhideWhenUsed="1"/>
+    <w:lsdException w:name="E-mail Signature" w:semiHidden="1" w:unhideWhenUsed="1"/>
+    <w:lsdException w:name="HTML Top of Form" w:semiHidden="1" w:unhideWhenUsed="1"/>
+    <w:lsdException w:name="HTML Bottom of Form" w:semiHidden="1" w:unhideWhenUsed="1"/>
+    <w:lsdException w:name="Normal (Web)" w:semiHidden="1" w:unhideWhenUsed="1"/>
+    <w:lsdException w:name="HTML Acronym" w:semiHidden="1" w:unhideWhenUsed="1"/>
+    <w:lsdException w:name="HTML Address" w:semiHidden="1" w:unhideWhenUsed="1"/>
+    <w:lsdException w:name="HTML Cite" w:semiHidden="1" w:unhideWhenUsed="1"/>
+    <w:lsdException w:name="HTML Code" w:semiHidden="1" w:unhideWhenUsed="1"/>
+    <w:lsdException w:name="HTML Definition" w:semiHidden="1" w:unhideWhenUsed="1"/>
+    <w:lsdException w:name="HTML Keyboard" w:semiHidden="1" w:unhideWhenUsed="1"/>
+    <w:lsdException w:name="HTML Preformatted" w:semiHidden="1" w:unhideWhenUsed="1"/>
+    <w:lsdException w:name="HTML Sample" w:semiHidden="1" w:unhideWhenUsed="1"/>
+    <w:lsdException w:name="HTML Typewriter" w:semiHidden="1" w:unhideWhenUsed="1"/>
+    <w:lsdException w:name="HTML Variable" w:semiHidden="1" w:unhideWhenUsed="1"/>
+    <w:lsdException w:name="Normal Table" w:semiHidden="1" w:unhideWhenUsed="1"/>
+    <w:lsdException w:name="annotation subject" w:semiHidden="1" w:unhideWhenUsed="1"/>
+    <w:lsdException w:name="No List" w:semiHidden="1" w:unhideWhenUsed="1"/>
+    <w:lsdException w:name="Outline List 1" w:semiHidden="1" w:unhideWhenUsed="1"/>
+    <w:lsdException w:name="Outline List 2" w:semiHidden="1" w:unhideWhenUsed="1"/>
+    <w:lsdException w:name="Outline List 3" w:semiHidden="1" w:unhideWhenUsed="1"/>
+    <w:lsdException w:name="Table Simple 1" w:semiHidden="1" w:unhideWhenUsed="1"/>
+    <w:lsdException w:name="Table Simple 2" w:semiHidden="1" w:unhideWhenUsed="1"/>
+    <w:lsdException w:name="Table Simple 3" w:semiHidden="1" w:unhideWhenUsed="1"/>
+    <w:lsdException w:name="Table Classic 1" w:semiHidden="1" w:unhideWhenUsed="1"/>
+    <w:lsdException w:name="Table Classic 2" w:semiHidden="1" w:unhideWhenUsed="1"/>
+    <w:lsdException w:name="Table Classic 3" w:semiHidden="1" w:unhideWhenUsed="1"/>
+    <w:lsdException w:name="Table Classic 4" w:semiHidden="1" w:unhideWhenUsed="1"/>
+    <w:lsdException w:name="Table Colorful 1" w:semiHidden="1" w:unhideWhenUsed="1"/>
+    <w:lsdException w:name="Table Colorful 2" w:semiHidden="1" w:unhideWhenUsed="1"/>
+    <w:lsdException w:name="Table Colorful 3" w:semiHidden="1" w:unhideWhenUsed="1"/>
+    <w:lsdException w:name="Table Columns 1" w:semiHidden="1" w:unhideWhenUsed="1"/>
+    <w:lsdException w:name="Table Columns 2" w:semiHidden="1" w:unhideWhenUsed="1"/>
+    <w:lsdException w:name="Table Columns 3" w:semiHidden="1" w:unhideWhenUsed="1"/>
+    <w:lsdException w:name="Table Columns 4" w:semiHidden="1" w:unhideWhenUsed="1"/>
+    <w:lsdException w:name="Table Columns 5" w:semiHidden="1" w:unhideWhenUsed="1"/>
+    <w:lsdException w:name="Table Grid 1" w:semiHidden="1" w:unhideWhenUsed="1"/>
+    <w:lsdException w:name="Table Grid 2" w:semiHidden="1" w:unhideWhenUsed="1"/>
+    <w:lsdException w:name="Table Grid 3" w:semiHidden="1" w:unhideWhenUsed="1"/>
+    <w:lsdException w:name="Table Grid 4" w:semiHidden="1" w:unhideWhenUsed="1"/>
+    <w:lsdException w:name="Table Grid 5" w:semiHidden="1" w:unhideWhenUsed="1"/>
+    <w:lsdException w:name="Table Grid 6" w:semiHidden="1" w:unhideWhenUsed="1"/>
+    <w:lsdException w:name="Table Grid 7" w:semiHidden="1" w:unhideWhenUsed="1"/>
+    <w:lsdException w:name="Table Grid 8" w:semiHidden="1" w:unhideWhenUsed="1"/>
+    <w:lsdException w:name="Table List 1" w:semiHidden="1" w:unhideWhenUsed="1"/>
+    <w:lsdException w:name="Table List 2" w:semiHidden="1" w:unhideWhenUsed="1"/>
+    <w:lsdException w:name="Table List 3" w:semiHidden="1" w:unhideWhenUsed="1"/>
+    <w:lsdException w:name="Table List 4" w:semiHidden="1" w:unhideWhenUsed="1"/>
+    <w:lsdException w:name="Table List 5" w:semiHidden="1" w:unhideWhenUsed="1"/>
+    <w:lsdException w:name="Table List 6" w:semiHidden="1" w:unhideWhenUsed="1"/>
+    <w:lsdException w:name="Table List 7" w:semiHidden="1" w:unhideWhenUsed="1"/>
+    <w:lsdException w:name="Table List 8" w:semiHidden="1" w:unhideWhenUsed="1"/>
+    <w:lsdException w:name="Table 3D effects 1" w:semiHidden="1" w:unhideWhenUsed="1"/>
+    <w:lsdException w:name="Table 3D effects 2" w:semiHidden="1" w:unhideWhenUsed="1"/>
+    <w:lsdException w:name="Table 3D effects 3" w:semiHidden="1" w:unhideWhenUsed="1"/>
+    <w:lsdException w:name="Table Contemporary" w:semiHidden="1" w:unhideWhenUsed="1"/>
+    <w:lsdException w:name="Table Elegant" w:semiHidden="1" w:unhideWhenUsed="1"/>
+    <w:lsdException w:name="Table Professional" w:semiHidden="1" w:unhideWhenUsed="1"/>
+    <w:lsdException w:name="Table Subtle 1" w:semiHidden="1" w:unhideWhenUsed="1"/>
+    <w:lsdException w:name="Table Subtle 2" w:semiHidden="1" w:unhideWhenUsed="1"/>
+    <w:lsdException w:name="Table Web 1" w:semiHidden="1" w:unhideWhenUsed="1"/>
+    <w:lsdException w:name="Table Web 2" w:semiHidden="1" w:unhideWhenUsed="1"/>
+    <w:lsdException w:name="Table Web 3" w:semiHidden="1" w:unhideWhenUsed="1"/>
+    <w:lsdException w:name="Balloon Text" w:semiHidden="1" w:unhideWhenUsed="1"/>
+    <w:lsdException w:name="Table Grid" w:uiPriority="39"/>
+    <w:lsdException w:name="Table Theme" w:semiHidden="1" w:unhideWhenUsed="1"/>
+    <w:lsdException w:name="Placeholder Text" w:semiHidden="1"/>
+    <w:lsdException w:name="No Spacing" w:uiPriority="1" w:qFormat="1"/>
+    <w:lsdException w:name="Light Shading" w:uiPriority="60"/>
+    <w:lsdException w:name="Light List" w:uiPriority="61"/>
+    <w:lsdException w:name="Light Grid" w:uiPriority="62"/>
+    <w:lsdException w:name="Medium Shading 1" w:uiPriority="63"/>
+    <w:lsdException w:name="Medium Shading 2" w:uiPriority="64"/>
+    <w:lsdException w:name="Medium List 1" w:uiPriority="65"/>
+    <w:lsdException w:name="Medium List 2" w:uiPriority="66"/>
+    <w:lsdException w:name="Medium Grid 1" w:uiPriority="67"/>
+    <w:lsdException w:name="Medium Grid 2" w:uiPriority="68"/>
+    <w:lsdException w:name="Medium Grid 3" w:uiPriority="69"/>
+    <w:lsdException w:name="Dark List" w:uiPriority="70"/>
+    <w:lsdException w:name="Colorful Shading" w:uiPriority="71"/>
+    <w:lsdException w:name="Colorful List" w:uiPriority="72"/>
+    <w:lsdException w:name="Colorful Grid" w:uiPriority="73"/>
+    <w:lsdException w:name="Light Shading Accent 1" w:uiPriority="60"/>
+    <w:lsdException w:name="Light List Accent 1" w:uiPriority="61"/>
+    <w:lsdException w:name="Light Grid Accent 1" w:uiPriority="62"/>
+    <w:lsdException w:name="Medium Shading 1 Accent 1" w:uiPriority="63"/>
+    <w:lsdException w:name="Medium Shading 2 Accent 1" w:uiPriority="64"/>
+    <w:lsdException w:name="Medium List 1 Accent 1" w:uiPriority="65"/>
+    <w:lsdException w:name="Revision" w:semiHidden="1"/>
+    <w:lsdException w:name="List Paragraph" w:uiPriority="34" w:qFormat="1"/>
+    <w:lsdException w:name="Quote" w:uiPriority="29" w:qFormat="1"/>
+    <w:lsdException w:name="Intense Quote" w:uiPriority="30" w:qFormat="1"/>
+    <w:lsdException w:name="Medium List 2 Accent 1" w:uiPriority="66"/>
+    <w:lsdException w:name="Medium Grid 1 Accent 1" w:uiPriority="67"/>
+    <w:lsdException w:name="Medium Grid 2 Accent 1" w:uiPriority="68"/>
+    <w:lsdException w:name="Medium Grid 3 Accent 1" w:uiPriority="69"/>
+    <w:lsdException w:name="Dark List Accent 1" w:uiPriority="70"/>
+    <w:lsdException w:name="Colorful Shading Accent 1" w:uiPriority="71"/>
+    <w:lsdException w:name="Colorful List Accent 1" w:uiPriority="72"/>
+    <w:lsdException w:name="Colorful Grid Accent 1" w:uiPriority="73"/>
+    <w:lsdException w:name="Light Shading Accent 2" w:uiPriority="60"/>
+    <w:lsdException w:name="Light List Accent 2" w:uiPriority="61"/>
+    <w:lsdException w:name="Light Grid Accent 2" w:uiPriority="62"/>
+    <w:lsdException w:name="Medium Shading 1 Accent 2" w:uiPriority="63"/>
+    <w:lsdException w:name="Medium Shading 2 Accent 2" w:uiPriority="64"/>
+    <w:lsdException w:name="Medium List 1 Accent 2" w:uiPriority="65"/>
+    <w:lsdException w:name="Medium List 2 Accent 2" w:uiPriority="66"/>
+    <w:lsdException w:name="Medium Grid 1 Accent 2" w:uiPriority="67"/>
+    <w:lsdException w:name="Medium Grid 2 Accent 2" w:uiPriority="68"/>
+    <w:lsdException w:name="Medium Grid 3 Accent 2" w:uiPriority="69"/>
+    <w:lsdException w:name="Dark List Accent 2" w:uiPriority="70"/>
+    <w:lsdException w:name="Colorful Shading Accent 2" w:uiPriority="71"/>
+    <w:lsdException w:name="Colorful List Accent 2" w:uiPriority="72"/>
+    <w:lsdException w:name="Colorful Grid Accent 2" w:uiPriority="73"/>
+    <w:lsdException w:name="Light Shading Accent 3" w:uiPriority="60"/>
+    <w:lsdException w:name="Light List Accent 3" w:uiPriority="61"/>
+    <w:lsdException w:name="Light Grid Accent 3" w:uiPriority="62"/>
+    <w:lsdException w:name="Medium Shading 1 Accent 3" w:uiPriority="63"/>
+    <w:lsdException w:name="Medium Shading 2 Accent 3" w:uiPriority="64"/>
+    <w:lsdException w:name="Medium List 1 Accent 3" w:uiPriority="65"/>
+    <w:lsdException w:name="Medium List 2 Accent 3" w:uiPriority="66"/>
+    <w:lsdException w:name="Medium Grid 1 Accent 3" w:uiPriority="67"/>
+    <w:lsdException w:name="Medium Grid 2 Accent 3" w:uiPriority="68"/>
+    <w:lsdException w:name="Medium Grid 3 Accent 3" w:uiPriority="69"/>
+    <w:lsdException w:name="Dark List Accent 3" w:uiPriority="70"/>
+    <w:lsdException w:name="Colorful Shading Accent 3" w:uiPriority="71"/>
+    <w:lsdException w:name="Colorful List Accent 3" w:uiPriority="72"/>
+    <w:lsdException w:name="Colorful Grid Accent 3" w:uiPriority="73"/>
+    <w:lsdException w:name="Light Shading Accent 4" w:uiPriority="60"/>
+    <w:lsdException w:name="Light List Accent 4" w:uiPriority="61"/>
+    <w:lsdException w:name="Light Grid Accent 4" w:uiPriority="62"/>
+    <w:lsdException w:name="Medium Shading 1 Accent 4" w:uiPriority="63"/>
+    <w:lsdException w:name="Medium Shading 2 Accent 4" w:uiPriority="64"/>
+    <w:lsdException w:name="Medium List 1 Accent 4" w:uiPriority="65"/>
+    <w:lsdException w:name="Medium List 2 Accent 4" w:uiPriority="66"/>
+    <w:lsdException w:name="Medium Grid 1 Accent 4" w:uiPriority="67"/>
+    <w:lsdException w:name="Medium Grid 2 Accent 4" w:uiPriority="68"/>
+    <w:lsdException w:name="Medium Grid 3 Accent 4" w:uiPriority="69"/>
+    <w:lsdException w:name="Dark List Accent 4" w:uiPriority="70"/>
+    <w:lsdException w:name="Colorful Shading Accent 4" w:uiPriority="71"/>
+    <w:lsdException w:name="Colorful List Accent 4" w:uiPriority="72"/>
+    <w:lsdException w:name="Colorful Grid Accent 4" w:uiPriority="73"/>
+    <w:lsdException w:name="Light Shading Accent 5" w:uiPriority="60"/>
+    <w:lsdException w:name="Light List Accent 5" w:uiPriority="61"/>
+    <w:lsdException w:name="Light Grid Accent 5" w:uiPriority="62"/>
+    <w:lsdException w:name="Medium Shading 1 Accent 5" w:uiPriority="63"/>
+    <w:lsdException w:name="Medium Shading 2 Accent 5" w:uiPriority="64"/>
+    <w:lsdException w:name="Medium List 1 Accent 5" w:uiPriority="65"/>
+    <w:lsdException w:name="Medium List 2 Accent 5" w:uiPriority="66"/>
+    <w:lsdException w:name="Medium Grid 1 Accent 5" w:uiPriority="67"/>
+    <w:lsdException w:name="Medium Grid 2 Accent 5" w:uiPriority="68"/>
+    <w:lsdException w:name="Medium Grid 3 Accent 5" w:uiPriority="69"/>
+    <w:lsdException w:name="Dark List Accent 5" w:uiPriority="70"/>
+    <w:lsdException w:name="Colorful Shading Accent 5" w:uiPriority="71"/>
+    <w:lsdException w:name="Colorful List Accent 5" w:uiPriority="72"/>
+    <w:lsdException w:name="Colorful Grid Accent 5" w:uiPriority="73"/>
+    <w:lsdException w:name="Light Shading Accent 6" w:uiPriority="60"/>
+    <w:lsdException w:name="Light List Accent 6" w:uiPriority="61"/>
+    <w:lsdException w:name="Light Grid Accent 6" w:uiPriority="62"/>
+    <w:lsdException w:name="Medium Shading 1 Accent 6" w:uiPriority="63"/>
+    <w:lsdException w:name="Medium Shading 2 Accent 6" w:uiPriority="64"/>
+    <w:lsdException w:name="Medium List 1 Accent 6" w:uiPriority="65"/>
+    <w:lsdException w:name="Medium List 2 Accent 6" w:uiPriority="66"/>
+    <w:lsdException w:name="Medium Grid 1 Accent 6" w:uiPriority="67"/>
+    <w:lsdException w:name="Medium Grid 2 Accent 6" w:uiPriority="68"/>
+    <w:lsdException w:name="Medium Grid 3 Accent 6" w:uiPriority="69"/>
+    <w:lsdException w:name="Dark List Accent 6" w:uiPriority="70"/>
+    <w:lsdException w:name="Colorful Shading Accent 6" w:uiPriority="71"/>
+    <w:lsdException w:name="Colorful List Accent 6" w:uiPriority="72"/>
+    <w:lsdException w:name="Colorful Grid Accent 6" w:uiPriority="73"/>
+    <w:lsdException w:name="Subtle Emphasis" w:uiPriority="19" w:qFormat="1"/>
+    <w:lsdException w:name="Intense Emphasis" w:uiPriority="21" w:qFormat="1"/>
+    <w:lsdException w:name="Subtle Reference" w:uiPriority="31" w:qFormat="1"/>
+    <w:lsdException w:name="Intense Reference" w:uiPriority="32" w:qFormat="1"/>
+    <w:lsdException w:name="Book Title" w:uiPriority="33" w:qFormat="1"/>
+    <w:lsdException w:name="Bibliography" w:semiHidden="1" w:uiPriority="37" w:unhideWhenUsed="1"/>
+    <w:lsdException w:name="TOC Heading" w:semiHidden="1" w:uiPriority="39" w:unhideWhenUsed="1" w:qFormat="1"/>
+    <w:lsdException w:name="Plain Table 1" w:uiPriority="41"/>
+    <w:lsdException w:name="Plain Table 2" w:uiPriority="42"/>
+    <w:lsdException w:name="Plain Table 3" w:uiPriority="43"/>
+    <w:lsdException w:name="Plain Table 4" w:uiPriority="44"/>
+    <w:lsdException w:name="Plain Table 5" w:uiPriority="45"/>
+    <w:lsdException w:name="Grid Table Light" w:uiPriority="40"/>
+    <w:lsdException w:name="Grid Table 1 Light" w:uiPriority="46"/>
+    <w:lsdException w:name="Grid Table 2" w:uiPriority="47"/>
+    <w:lsdException w:name="Grid Table 3" w:uiPriority="48"/>
+    <w:lsdException w:name="Grid Table 4" w:uiPriority="49"/>
+    <w:lsdException w:name="Grid Table 5 Dark" w:uiPriority="50"/>
+    <w:lsdException w:name="Grid Table 6 Colorful" w:uiPriority="51"/>
+    <w:lsdException w:name="Grid Table 7 Colorful" w:uiPriority="52"/>
+    <w:lsdException w:name="Grid Table 1 Light Accent 1" w:uiPriority="46"/>
+    <w:lsdException w:name="Grid Table 2 Accent 1" w:uiPriority="47"/>
+    <w:lsdException w:name="Grid Table 3 Accent 1" w:uiPriority="48"/>
+    <w:lsdException w:name="Grid Table 4 Accent 1" w:uiPriority="49"/>
+    <w:lsdException w:name="Grid Table 5 Dark Accent 1" w:uiPriority="50"/>
+    <w:lsdException w:name="Grid Table 6 Colorful Accent 1" w:uiPriority="51"/>
+    <w:lsdException w:name="Grid Table 7 Colorful Accent 1" w:uiPriority="52"/>
+    <w:lsdException w:name="Grid Table 1 Light Accent 2" w:uiPriority="46"/>
+    <w:lsdException w:name="Grid Table 2 Accent 2" w:uiPriority="47"/>
+    <w:lsdException w:name="Grid Table 3 Accent 2" w:uiPriority="48"/>
+    <w:lsdException w:name="Grid Table 4 Accent 2" w:uiPriority="49"/>
+    <w:lsdException w:name="Grid Table 5 Dark Accent 2" w:uiPriority="50"/>
+    <w:lsdException w:name="Grid Table 6 Colorful Accent 2" w:uiPriority="51"/>
+    <w:lsdException w:name="Grid Table 7 Colorful Accent 2" w:uiPriority="52"/>
+    <w:lsdException w:name="Grid Table 1 Light Accent 3" w:uiPriority="46"/>
+    <w:lsdException w:name="Grid Table 2 Accent 3" w:uiPriority="47"/>
+    <w:lsdException w:name="Grid Table 3 Accent 3" w:uiPriority="48"/>
+    <w:lsdException w:name="Grid Table 4 Accent 3" w:uiPriority="49"/>
+    <w:lsdException w:name="Grid Table 5 Dark Accent 3" w:uiPriority="50"/>
+    <w:lsdException w:name="Grid Table 6 Colorful Accent 3" w:uiPriority="51"/>
+    <w:lsdException w:name="Grid Table 7 Colorful Accent 3" w:uiPriority="52"/>
+    <w:lsdException w:name="Grid Table 1 Light Accent 4" w:uiPriority="46"/>
+    <w:lsdException w:name="Grid Table 2 Accent 4" w:uiPriority="47"/>
+    <w:lsdException w:name="Grid Table 3 Accent 4" w:uiPriority="48"/>
+    <w:lsdException w:name="Grid Table 4 Accent 4" w:uiPriority="49"/>
+    <w:lsdException w:name="Grid Table 5 Dark Accent 4" w:uiPriority="50"/>
+    <w:lsdException w:name="Grid Table 6 Colorful Accent 4" w:uiPriority="51"/>
+    <w:lsdException w:name="Grid Table 7 Colorful Accent 4" w:uiPriority="52"/>
+    <w:lsdException w:name="Grid Table 1 Light Accent 5" w:uiPriority="46"/>
+    <w:lsdException w:name="Grid Table 2 Accent 5" w:uiPriority="47"/>
+    <w:lsdException w:name="Grid Table 3 Accent 5" w:uiPriority="48"/>
+    <w:lsdException w:name="Grid Table 4 Accent 5" w:uiPriority="49"/>
+    <w:lsdException w:name="Grid Table 5 Dark Accent 5" w:uiPriority="50"/>
+    <w:lsdException w:name="Grid Table 6 Colorful Accent 5" w:uiPriority="51"/>
+    <w:lsdException w:name="Grid Table 7 Colorful Accent 5" w:uiPriority="52"/>
+    <w:lsdException w:name="Grid Table 1 Light Accent 6" w:uiPriority="46"/>
+    <w:lsdException w:name="Grid Table 2 Accent 6" w:uiPriority="47"/>
+    <w:lsdException w:name="Grid Table 3 Accent 6" w:uiPriority="48"/>
+    <w:lsdException w:name="Grid Table 4 Accent 6" w:uiPriority="49"/>
+    <w:lsdException w:name="Grid Table 5 Dark Accent 6" w:uiPriority="50"/>
+    <w:lsdException w:name="Grid Table 6 Colorful Accent 6" w:uiPriority="51"/>
+    <w:lsdException w:name="Grid Table 7 Colorful Accent 6" w:uiPriority="52"/>
+    <w:lsdException w:name="List Table 1 Light" w:uiPriority="46"/>
+    <w:lsdException w:name="List Table 2" w:uiPriority="47"/>
+    <w:lsdException w:name="List Table 3" w:uiPriority="48"/>
+    <w:lsdException w:name="List Table 4" w:uiPriority="49"/>
+    <w:lsdException w:name="List Table 5 Dark" w:uiPriority="50"/>
+    <w:lsdException w:name="List Table 6 Colorful" w:uiPriority="51"/>
+    <w:lsdException w:name="List Table 7 Colorful" w:uiPriority="52"/>
+    <w:lsdException w:name="List Table 1 Light Accent 1" w:uiPriority="46"/>
+    <w:lsdException w:name="List Table 2 Accent 1" w:uiPriority="47"/>
+    <w:lsdException w:name="List Table 3 Accent 1" w:uiPriority="48"/>
+    <w:lsdException w:name="List Table 4 Accent 1" w:uiPriority="49"/>
+    <w:lsdException w:name="List Table 5 Dark Accent 1" w:uiPriority="50"/>
+    <w:lsdException w:name="List Table 6 Colorful Accent 1" w:uiPriority="51"/>
+    <w:lsdException w:name="List Table 7 Colorful Accent 1" w:uiPriority="52"/>
+    <w:lsdException w:name="List Table 1 Light Accent 2" w:uiPriority="46"/>
+    <w:lsdException w:name="List Table 2 Accent 2" w:uiPriority="47"/>
+    <w:lsdException w:name="List Table 3 Accent 2" w:uiPriority="48"/>
+    <w:lsdException w:name="List Table 4 Accent 2" w:uiPriority="49"/>
+    <w:lsdException w:name="List Table 5 Dark Accent 2" w:uiPriority="50"/>
+    <w:lsdException w:name="List Table 6 Colorful Accent 2" w:uiPriority="51"/>
+    <w:lsdException w:name="List Table 7 Colorful Accent 2" w:uiPriority="52"/>
+    <w:lsdException w:name="List Table 1 Light Accent 3" w:uiPriority="46"/>
+    <w:lsdException w:name="List Table 2 Accent 3" w:uiPriority="47"/>
+    <w:lsdException w:name="List Table 3 Accent 3" w:uiPriority="48"/>
+    <w:lsdException w:name="List Table 4 Accent 3" w:uiPriority="49"/>
+    <w:lsdException w:name="List Table 5 Dark Accent 3" w:uiPriority="50"/>
+    <w:lsdException w:name="List Table 6 Colorful Accent 3" w:uiPriority="51"/>
+    <w:lsdException w:name="List Table 7 Colorful Accent 3" w:uiPriority="52"/>
+    <w:lsdException w:name="List Table 1 Light Accent 4" w:uiPriority="46"/>
+    <w:lsdException w:name="List Table 2 Accent 4" w:uiPriority="47"/>
+    <w:lsdException w:name="List Table 3 Accent 4" w:uiPriority="48"/>
+    <w:lsdException w:name="List Table 4 Accent 4" w:uiPriority="49"/>
+    <w:lsdException w:name="List Table 5 Dark Accent 4" w:uiPriority="50"/>
+    <w:lsdException w:name="List Table 6 Colorful Accent 4" w:uiPriority="51"/>
+    <w:lsdException w:name="List Table 7 Colorful Accent 4" w:uiPriority="52"/>
+    <w:lsdException w:name="List Table 1 Light Accent 5" w:uiPriority="46"/>
+    <w:lsdException w:name="List Table 2 Accent 5" w:uiPriority="47"/>
+    <w:lsdException w:name="List Table 3 Accent 5" w:uiPriority="48"/>
+    <w:lsdException w:name="List Table 4 Accent 5" w:uiPriority="49"/>
+    <w:lsdException w:name="List Table 5 Dark Accent 5" w:uiPriority="50"/>
+    <w:lsdException w:name="List Table 6 Colorful Accent 5" w:uiPriority="51"/>
+    <w:lsdException w:name="List Table 7 Colorful Accent 5" w:uiPriority="52"/>
+    <w:lsdException w:name="List Table 1 Light Accent 6" w:uiPriority="46"/>
+    <w:lsdException w:name="List Table 2 Accent 6" w:uiPriority="47"/>
+    <w:lsdException w:name="List Table 3 Accent 6" w:uiPriority="48"/>
+    <w:lsdException w:name="List Table 4 Accent 6" w:uiPriority="49"/>
+    <w:lsdException w:name="List Table 5 Dark Accent 6" w:uiPriority="50"/>
+    <w:lsdException w:name="List Table 6 Colorful Accent 6" w:uiPriority="51"/>
+    <w:lsdException w:name="List Table 7 Colorful Accent 6" w:uiPriority="52"/>
+    <w:lsdException w:name="Mention" w:semiHidden="1" w:unhideWhenUsed="1"/>
+    <w:lsdException w:name="Smart Hyperlink" w:semiHidden="1" w:unhideWhenUsed="1"/>
+    <w:lsdException w:name="Hashtag" w:semiHidden="1" w:unhideWhenUsed="1"/>
+    <w:lsdException w:name="Unresolved Mention" w:semiHidden="1" w:unhideWhenUsed="1"/>
+    <w:lsdException w:name="Smart Link" w:semiHidden="1" w:unhideWhenUsed="1"/>
+  </w:latentStyles>
+  <w:style w:type="paragraph" w:default="1" w:styleId="Normal">
+    <w:name w:val="Normal"/>
+    <w:qFormat/>
+    <w:rsid w:val="00125390"/>
+  </w:style>
+  <w:style w:type="paragraph" w:styleId="Heading1">
+    <w:name w:val="heading 1"/>
+    <w:basedOn w:val="Normal"/>
+    <w:next w:val="Normal"/>
+    <w:link w:val="Heading1Char"/>
+    <w:uiPriority w:val="9"/>
+    <w:qFormat/>
+    <w:rsid w:val="003A1062"/>
+    <w:pPr>
+      <w:keepNext/>
+      <w:keepLines/>
+      <w:spacing w:before="360" w:after="80"/>
+      <w:outlineLvl w:val="0"/>
+    </w:pPr>
+    <w:rPr>
+      <w:rFonts w:asciiTheme="majorHAnsi" w:eastAsiaTheme="majorEastAsia" w:hAnsiTheme="majorHAnsi" w:cstheme="majorBidi"/>
+      <w:color w:val="0F4761" w:themeColor="accent1" w:themeShade="BF"/>
+      <w:sz w:val="40"/>
+      <w:szCs w:val="40"/>
+    </w:rPr>
+  </w:style>
+  <w:style w:type="paragraph" w:styleId="Heading2">
+    <w:name w:val="heading 2"/>
+    <w:basedOn w:val="Normal"/>
+    <w:next w:val="Normal"/>
+    <w:link w:val="Heading2Char"/>
+    <w:uiPriority w:val="9"/>
+    <w:unhideWhenUsed/>
+    <w:qFormat/>
+    <w:rsid w:val="003A1062"/>
+    <w:pPr>
+      <w:keepNext/>
+      <w:keepLines/>
+      <w:spacing w:before="160" w:after="80"/>
+      <w:outlineLvl w:val="1"/>
+    </w:pPr>
+    <w:rPr>
+      <w:rFonts w:asciiTheme="majorHAnsi" w:eastAsiaTheme="majorEastAsia" w:hAnsiTheme="majorHAnsi" w:cstheme="majorBidi"/>
+      <w:color w:val="0F4761" w:themeColor="accent1" w:themeShade="BF"/>
+      <w:sz w:val="32"/>
+      <w:szCs w:val="32"/>
+    </w:rPr>
+  </w:style>
+  <w:style w:type="paragraph" w:styleId="Heading3">
+    <w:name w:val="heading 3"/>
+    <w:basedOn w:val="Normal"/>
+    <w:next w:val="Normal"/>
+    <w:link w:val="Heading3Char"/>
+    <w:uiPriority w:val="9"/>
+    <w:semiHidden/>
+    <w:unhideWhenUsed/>
+    <w:qFormat/>
+    <w:rsid w:val="003A1062"/>
+    <w:pPr>
+      <w:keepNext/>
+      <w:keepLines/>
+      <w:spacing w:before="160" w:after="80"/>
+      <w:outlineLvl w:val="2"/>
+    </w:pPr>
+    <w:rPr>
+      <w:rFonts w:eastAsiaTheme="majorEastAsia" w:cstheme="majorBidi"/>
+      <w:color w:val="0F4761" w:themeColor="accent1" w:themeShade="BF"/>
+      <w:sz w:val="28"/>
+      <w:szCs w:val="28"/>
+    </w:rPr>
+  </w:style>
+  <w:style w:type="paragraph" w:styleId="Heading4">
+    <w:name w:val="heading 4"/>
+    <w:basedOn w:val="Normal"/>
+    <w:next w:val="Normal"/>
+    <w:link w:val="Heading4Char"/>
+    <w:uiPriority w:val="9"/>
+    <w:semiHidden/>
+    <w:unhideWhenUsed/>
+    <w:qFormat/>
+    <w:rsid w:val="003A1062"/>
+    <w:pPr>
+      <w:keepNext/>
+      <w:keepLines/>
+      <w:spacing w:before="80" w:after="40"/>
+      <w:outlineLvl w:val="3"/>
+    </w:pPr>
+    <w:rPr>
+      <w:rFonts w:eastAsiaTheme="majorEastAsia" w:cstheme="majorBidi"/>
+      <w:i/>
+      <w:iCs/>
+      <w:color w:val="0F4761" w:themeColor="accent1" w:themeShade="BF"/>
+    </w:rPr>
+  </w:style>
+  <w:style w:type="paragraph" w:styleId="Heading5">
+    <w:name w:val="heading 5"/>
+    <w:basedOn w:val="Normal"/>
+    <w:next w:val="Normal"/>
+    <w:link w:val="Heading5Char"/>
+    <w:uiPriority w:val="9"/>
+    <w:semiHidden/>
+    <w:unhideWhenUsed/>
+    <w:qFormat/>
+    <w:rsid w:val="003A1062"/>
+    <w:pPr>
+      <w:keepNext/>
+      <w:keepLines/>
+      <w:spacing w:before="80" w:after="40"/>
+      <w:outlineLvl w:val="4"/>
+    </w:pPr>
+    <w:rPr>
+      <w:rFonts w:eastAsiaTheme="majorEastAsia" w:cstheme="majorBidi"/>
+      <w:color w:val="0F4761" w:themeColor="accent1" w:themeShade="BF"/>
+    </w:rPr>
+  </w:style>
+  <w:style w:type="paragraph" w:styleId="Heading6">
+    <w:name w:val="heading 6"/>
+    <w:basedOn w:val="Normal"/>
+    <w:next w:val="Normal"/>
+    <w:link w:val="Heading6Char"/>
+    <w:uiPriority w:val="9"/>
+    <w:semiHidden/>
+    <w:unhideWhenUsed/>
+    <w:qFormat/>
+    <w:rsid w:val="003A1062"/>
+    <w:pPr>
+      <w:keepNext/>
+      <w:keepLines/>
+      <w:spacing w:before="40" w:after="0"/>
+      <w:outlineLvl w:val="5"/>
+    </w:pPr>
+    <w:rPr>
+      <w:rFonts w:eastAsiaTheme="majorEastAsia" w:cstheme="majorBidi"/>
+      <w:i/>
+      <w:iCs/>
+      <w:color w:val="595959" w:themeColor="text1" w:themeTint="A6"/>
+    </w:rPr>
+  </w:style>
+  <w:style w:type="paragraph" w:styleId="Heading7">
+    <w:name w:val="heading 7"/>
+    <w:basedOn w:val="Normal"/>
+    <w:next w:val="Normal"/>
+    <w:link w:val="Heading7Char"/>
+    <w:uiPriority w:val="9"/>
+    <w:semiHidden/>
+    <w:unhideWhenUsed/>
+    <w:qFormat/>
+    <w:rsid w:val="003A1062"/>
+    <w:pPr>
+      <w:keepNext/>
+      <w:keepLines/>
+      <w:spacing w:before="40" w:after="0"/>
+      <w:outlineLvl w:val="6"/>
+    </w:pPr>
+    <w:rPr>
+      <w:rFonts w:eastAsiaTheme="majorEastAsia" w:cstheme="majorBidi"/>
+      <w:color w:val="595959" w:themeColor="text1" w:themeTint="A6"/>
+    </w:rPr>
+  </w:style>
+  <w:style w:type="paragraph" w:styleId="Heading8">
+    <w:name w:val="heading 8"/>
+    <w:basedOn w:val="Normal"/>
+    <w:next w:val="Normal"/>
+    <w:link w:val="Heading8Char"/>
+    <w:uiPriority w:val="9"/>
+    <w:semiHidden/>
+    <w:unhideWhenUsed/>
+    <w:qFormat/>
+    <w:rsid w:val="003A1062"/>
+    <w:pPr>
+      <w:keepNext/>
+      <w:keepLines/>
+      <w:spacing w:after="0"/>
+      <w:outlineLvl w:val="7"/>
+    </w:pPr>
+    <w:rPr>
+      <w:rFonts w:eastAsiaTheme="majorEastAsia" w:cstheme="majorBidi"/>
+      <w:i/>
+      <w:iCs/>
+      <w:color w:val="272727" w:themeColor="text1" w:themeTint="D8"/>
+    </w:rPr>
+  </w:style>
+  <w:style w:type="paragraph" w:styleId="Heading9">
+    <w:name w:val="heading 9"/>
+    <w:basedOn w:val="Normal"/>
+    <w:next w:val="Normal"/>
+    <w:link w:val="Heading9Char"/>
+    <w:uiPriority w:val="9"/>
+    <w:semiHidden/>
+    <w:unhideWhenUsed/>
+    <w:qFormat/>
+    <w:rsid w:val="003A1062"/>
+    <w:pPr>
+      <w:keepNext/>
+      <w:keepLines/>
+      <w:spacing w:after="0"/>
+      <w:outlineLvl w:val="8"/>
+    </w:pPr>
+    <w:rPr>
+      <w:rFonts w:eastAsiaTheme="majorEastAsia" w:cstheme="majorBidi"/>
+      <w:color w:val="272727" w:themeColor="text1" w:themeTint="D8"/>
+    </w:rPr>
+  </w:style>
+  <w:style w:type="character" w:default="1" w:styleId="DefaultParagraphFont">
+    <w:name w:val="Default Paragraph Font"/>
+    <w:uiPriority w:val="1"/>
+    <w:unhideWhenUsed/>
+  </w:style>
+  <w:style w:type="table" w:default="1" w:styleId="TableNormal">
+    <w:name w:val="Normal Table"/>
+    <w:uiPriority w:val="99"/>
+    <w:semiHidden/>
+    <w:unhideWhenUsed/>
+    <w:tblPr>
+      <w:tblInd w:w="0" w:type="dxa"/>
+      <w:tblCellMar>
+        <w:top w:w="0" w:type="dxa"/>
+        <w:left w:w="108" w:type="dxa"/>
+        <w:bottom w:w="0" w:type="dxa"/>
+        <w:right w:w="108" w:type="dxa"/>
+      </w:tblCellMar>
+    </w:tblPr>
+  </w:style>
+  <w:style w:type="numbering" w:default="1" w:styleId="NoList">
+    <w:name w:val="No List"/>
+    <w:uiPriority w:val="99"/>
+    <w:semiHidden/>
+    <w:unhideWhenUsed/>
+  </w:style>
+  <w:style w:type="character" w:customStyle="1" w:styleId="Heading1Char">
+    <w:name w:val="Heading 1 Char"/>
+    <w:basedOn w:val="DefaultParagraphFont"/>
+    <w:link w:val="Heading1"/>
+    <w:uiPriority w:val="9"/>
+    <w:rsid w:val="003A1062"/>
+    <w:rPr>
+      <w:rFonts w:asciiTheme="majorHAnsi" w:eastAsiaTheme="majorEastAsia" w:hAnsiTheme="majorHAnsi" w:cstheme="majorBidi"/>
+      <w:color w:val="0F4761" w:themeColor="accent1" w:themeShade="BF"/>
+      <w:sz w:val="40"/>
+      <w:szCs w:val="40"/>
+    </w:rPr>
+  </w:style>
+  <w:style w:type="character" w:customStyle="1" w:styleId="Heading2Char">
+    <w:name w:val="Heading 2 Char"/>
+    <w:basedOn w:val="DefaultParagraphFont"/>
+    <w:link w:val="Heading2"/>
+    <w:uiPriority w:val="9"/>
+    <w:rsid w:val="003A1062"/>
+    <w:rPr>
+      <w:rFonts w:asciiTheme="majorHAnsi" w:eastAsiaTheme="majorEastAsia" w:hAnsiTheme="majorHAnsi" w:cstheme="majorBidi"/>
+      <w:color w:val="0F4761" w:themeColor="accent1" w:themeShade="BF"/>
+      <w:sz w:val="32"/>
+      <w:szCs w:val="32"/>
+    </w:rPr>
+  </w:style>
+  <w:style w:type="character" w:customStyle="1" w:styleId="Heading3Char">
+    <w:name w:val="Heading 3 Char"/>
+    <w:basedOn w:val="DefaultParagraphFont"/>
+    <w:link w:val="Heading3"/>
+    <w:uiPriority w:val="9"/>
+    <w:semiHidden/>
+    <w:rsid w:val="003A1062"/>
+    <w:rPr>
+      <w:rFonts w:eastAsiaTheme="majorEastAsia" w:cstheme="majorBidi"/>
+      <w:color w:val="0F4761" w:themeColor="accent1" w:themeShade="BF"/>
+      <w:sz w:val="28"/>
+      <w:szCs w:val="28"/>
+    </w:rPr>
+  </w:style>
+  <w:style w:type="character" w:customStyle="1" w:styleId="Heading4Char">
+    <w:name w:val="Heading 4 Char"/>
+    <w:basedOn w:val="DefaultParagraphFont"/>
+    <w:link w:val="Heading4"/>
+    <w:uiPriority w:val="9"/>
+    <w:semiHidden/>
+    <w:rsid w:val="003A1062"/>
+    <w:rPr>
+      <w:rFonts w:eastAsiaTheme="majorEastAsia" w:cstheme="majorBidi"/>
+      <w:i/>
+      <w:iCs/>
+      <w:color w:val="0F4761" w:themeColor="accent1" w:themeShade="BF"/>
+    </w:rPr>
+  </w:style>
+  <w:style w:type="character" w:customStyle="1" w:styleId="Heading5Char">
+    <w:name w:val="Heading 5 Char"/>
+    <w:basedOn w:val="DefaultParagraphFont"/>
+    <w:link w:val="Heading5"/>
+    <w:uiPriority w:val="9"/>
+    <w:semiHidden/>
+    <w:rsid w:val="003A1062"/>
+    <w:rPr>
+      <w:rFonts w:eastAsiaTheme="majorEastAsia" w:cstheme="majorBidi"/>
+      <w:color w:val="0F4761" w:themeColor="accent1" w:themeShade="BF"/>
+    </w:rPr>
+  </w:style>
+  <w:style w:type="character" w:customStyle="1" w:styleId="Heading6Char">
+    <w:name w:val="Heading 6 Char"/>
+    <w:basedOn w:val="DefaultParagraphFont"/>
+    <w:link w:val="Heading6"/>
+    <w:uiPriority w:val="9"/>
+    <w:semiHidden/>
+    <w:rsid w:val="003A1062"/>
+    <w:rPr>
+      <w:rFonts w:eastAsiaTheme="majorEastAsia" w:cstheme="majorBidi"/>
+      <w:i/>
+      <w:iCs/>
+      <w:color w:val="595959" w:themeColor="text1" w:themeTint="A6"/>
+    </w:rPr>
+  </w:style>
+  <w:style w:type="character" w:customStyle="1" w:styleId="Heading7Char">
+    <w:name w:val="Heading 7 Char"/>
+    <w:basedOn w:val="DefaultParagraphFont"/>
+    <w:link w:val="Heading7"/>
+    <w:uiPriority w:val="9"/>
+    <w:semiHidden/>
+    <w:rsid w:val="003A1062"/>
+    <w:rPr>
+      <w:rFonts w:eastAsiaTheme="majorEastAsia" w:cstheme="majorBidi"/>
+      <w:color w:val="595959" w:themeColor="text1" w:themeTint="A6"/>
+    </w:rPr>
+  </w:style>
+  <w:style w:type="character" w:customStyle="1" w:styleId="Heading8Char">
+    <w:name w:val="Heading 8 Char"/>
+    <w:basedOn w:val="DefaultParagraphFont"/>
+    <w:link w:val="Heading8"/>
+    <w:uiPriority w:val="9"/>
+    <w:semiHidden/>
+    <w:rsid w:val="003A1062"/>
+    <w:rPr>
+      <w:rFonts w:eastAsiaTheme="majorEastAsia" w:cstheme="majorBidi"/>
+      <w:i/>
+      <w:iCs/>
+      <w:color w:val="272727" w:themeColor="text1" w:themeTint="D8"/>
+    </w:rPr>
+  </w:style>
+  <w:style w:type="character" w:customStyle="1" w:styleId="Heading9Char">
+    <w:name w:val="Heading 9 Char"/>
+    <w:basedOn w:val="DefaultParagraphFont"/>
+    <w:link w:val="Heading9"/>
+    <w:uiPriority w:val="9"/>
+    <w:semiHidden/>
+    <w:rsid w:val="003A1062"/>
+    <w:rPr>
+      <w:rFonts w:eastAsiaTheme="majorEastAsia" w:cstheme="majorBidi"/>
+      <w:color w:val="272727" w:themeColor="text1" w:themeTint="D8"/>
+    </w:rPr>
+  </w:style>
+  <w:style w:type="paragraph" w:styleId="Title">
+    <w:name w:val="Title"/>
+    <w:basedOn w:val="Normal"/>
+    <w:next w:val="Normal"/>
+    <w:link w:val="TitleChar"/>
+    <w:uiPriority w:val="10"/>
+    <w:qFormat/>
+    <w:rsid w:val="003A1062"/>
+    <w:pPr>
+      <w:spacing w:after="80" w:line="240" w:lineRule="auto"/>
+      <w:contextualSpacing/>
+    </w:pPr>
+    <w:rPr>
+      <w:rFonts w:asciiTheme="majorHAnsi" w:eastAsiaTheme="majorEastAsia" w:hAnsiTheme="majorHAnsi" w:cstheme="majorBidi"/>
+      <w:spacing w:val="-10"/>
+      <w:kern w:val="28"/>
+      <w:sz w:val="56"/>
+      <w:szCs w:val="56"/>
+    </w:rPr>
+  </w:style>
+  <w:style w:type="character" w:customStyle="1" w:styleId="TitleChar">
+    <w:name w:val="Title Char"/>
+    <w:basedOn w:val="DefaultParagraphFont"/>
+    <w:link w:val="Title"/>
+    <w:uiPriority w:val="10"/>
+    <w:rsid w:val="003A1062"/>
+    <w:rPr>
+      <w:rFonts w:asciiTheme="majorHAnsi" w:eastAsiaTheme="majorEastAsia" w:hAnsiTheme="majorHAnsi" w:cstheme="majorBidi"/>
+      <w:spacing w:val="-10"/>
+      <w:kern w:val="28"/>
+      <w:sz w:val="56"/>
+      <w:szCs w:val="56"/>
+    </w:rPr>
+  </w:style>
+  <w:style w:type="paragraph" w:styleId="Subtitle">
+    <w:name w:val="Subtitle"/>
+    <w:basedOn w:val="Normal"/>
+    <w:next w:val="Normal"/>
+    <w:link w:val="SubtitleChar"/>
+    <w:uiPriority w:val="11"/>
+    <w:qFormat/>
+    <w:rsid w:val="003A1062"/>
+    <w:pPr>
+      <w:numPr>
+        <w:ilvl w:val="1"/>
+      </w:numPr>
+    </w:pPr>
+    <w:rPr>
+      <w:rFonts w:eastAsiaTheme="majorEastAsia" w:cstheme="majorBidi"/>
+      <w:color w:val="595959" w:themeColor="text1" w:themeTint="A6"/>
+      <w:spacing w:val="15"/>
+      <w:sz w:val="28"/>
+      <w:szCs w:val="28"/>
+    </w:rPr>
+  </w:style>
+  <w:style w:type="character" w:customStyle="1" w:styleId="SubtitleChar">
+    <w:name w:val="Subtitle Char"/>
+    <w:basedOn w:val="DefaultParagraphFont"/>
+    <w:link w:val="Subtitle"/>
+    <w:uiPriority w:val="11"/>
+    <w:rsid w:val="003A1062"/>
+    <w:rPr>
+      <w:rFonts w:eastAsiaTheme="majorEastAsia" w:cstheme="majorBidi"/>
+      <w:color w:val="595959" w:themeColor="text1" w:themeTint="A6"/>
+      <w:spacing w:val="15"/>
+      <w:sz w:val="28"/>
+      <w:szCs w:val="28"/>
+    </w:rPr>
+  </w:style>
+  <w:style w:type="paragraph" w:styleId="Quote">
+    <w:name w:val="Quote"/>
+    <w:basedOn w:val="Normal"/>
+    <w:next w:val="Normal"/>
+    <w:link w:val="QuoteChar"/>
+    <w:uiPriority w:val="29"/>
+    <w:qFormat/>
+    <w:rsid w:val="003A1062"/>
+    <w:pPr>
+      <w:spacing w:before="160"/>
+      <w:jc w:val="center"/>
+    </w:pPr>
+    <w:rPr>
+      <w:i/>
+      <w:iCs/>
+      <w:color w:val="404040" w:themeColor="text1" w:themeTint="BF"/>
+    </w:rPr>
+  </w:style>
+  <w:style w:type="character" w:customStyle="1" w:styleId="QuoteChar">
+    <w:name w:val="Quote Char"/>
+    <w:basedOn w:val="DefaultParagraphFont"/>
+    <w:link w:val="Quote"/>
+    <w:uiPriority w:val="29"/>
+    <w:rsid w:val="003A1062"/>
+    <w:rPr>
+      <w:i/>
+      <w:iCs/>
+      <w:color w:val="404040" w:themeColor="text1" w:themeTint="BF"/>
+    </w:rPr>
+  </w:style>
+  <w:style w:type="paragraph" w:styleId="ListParagraph">
+    <w:name w:val="List Paragraph"/>
+    <w:basedOn w:val="Normal"/>
+    <w:uiPriority w:val="34"/>
+    <w:qFormat/>
+    <w:rsid w:val="003A1062"/>
+    <w:pPr>
+      <w:ind w:left="720"/>
+      <w:contextualSpacing/>
+    </w:pPr>
+  </w:style>
+  <w:style w:type="character" w:styleId="IntenseEmphasis">
+    <w:name w:val="Intense Emphasis"/>
+    <w:basedOn w:val="DefaultParagraphFont"/>
+    <w:uiPriority w:val="21"/>
+    <w:qFormat/>
+    <w:rsid w:val="003A1062"/>
+    <w:rPr>
+      <w:i/>
+      <w:iCs/>
+      <w:color w:val="0F4761" w:themeColor="accent1" w:themeShade="BF"/>
+    </w:rPr>
+  </w:style>
+  <w:style w:type="paragraph" w:styleId="IntenseQuote">
+    <w:name w:val="Intense Quote"/>
+    <w:basedOn w:val="Normal"/>
+    <w:next w:val="Normal"/>
+    <w:link w:val="IntenseQuoteChar"/>
+    <w:uiPriority w:val="30"/>
+    <w:qFormat/>
+    <w:rsid w:val="003A1062"/>
+    <w:pPr>
+      <w:pBdr>
+        <w:top w:val="single" w:sz="4" w:space="10" w:color="0F4761" w:themeColor="accent1" w:themeShade="BF"/>
+        <w:bottom w:val="single" w:sz="4" w:space="10" w:color="0F4761" w:themeColor="accent1" w:themeShade="BF"/>
+      </w:pBdr>
+      <w:spacing w:before="360" w:after="360"/>
+      <w:ind w:left="864" w:right="864"/>
+      <w:jc w:val="center"/>
+    </w:pPr>
+    <w:rPr>
+      <w:i/>
+      <w:iCs/>
+      <w:color w:val="0F4761" w:themeColor="accent1" w:themeShade="BF"/>
+    </w:rPr>
+  </w:style>
+  <w:style w:type="character" w:customStyle="1" w:styleId="IntenseQuoteChar">
+    <w:name w:val="Intense Quote Char"/>
+    <w:basedOn w:val="DefaultParagraphFont"/>
+    <w:link w:val="IntenseQuote"/>
+    <w:uiPriority w:val="30"/>
+    <w:rsid w:val="003A1062"/>
+    <w:rPr>
+      <w:i/>
+      <w:iCs/>
+      <w:color w:val="0F4761" w:themeColor="accent1" w:themeShade="BF"/>
+    </w:rPr>
+  </w:style>
+  <w:style w:type="character" w:styleId="IntenseReference">
+    <w:name w:val="Intense Reference"/>
+    <w:basedOn w:val="DefaultParagraphFont"/>
+    <w:uiPriority w:val="32"/>
+    <w:qFormat/>
+    <w:rsid w:val="003A1062"/>
+    <w:rPr>
+      <w:b/>
+      <w:bCs/>
+      <w:smallCaps/>
+      <w:color w:val="0F4761" w:themeColor="accent1" w:themeShade="BF"/>
+      <w:spacing w:val="5"/>
+    </w:rPr>
+  </w:style>
+  <w:style w:type="paragraph" w:styleId="TOCHeading">
+    <w:name w:val="TOC Heading"/>
+    <w:basedOn w:val="Heading1"/>
+    <w:next w:val="Normal"/>
+    <w:uiPriority w:val="39"/>
+    <w:unhideWhenUsed/>
+    <w:qFormat/>
+    <w:rsid w:val="00715F21"/>
+    <w:pPr>
+      <w:spacing w:before="240" w:after="0"/>
+      <w:outlineLvl w:val="9"/>
+    </w:pPr>
+    <w:rPr>
+      <w:kern w:val="0"/>
+      <w:sz w:val="32"/>
+      <w:szCs w:val="32"/>
+      <w:lang w:eastAsia="it-IT"/>
+      <w14:ligatures w14:val="none"/>
+    </w:rPr>
+  </w:style>
+  <w:style w:type="paragraph" w:styleId="TOC1">
+    <w:name w:val="toc 1"/>
+    <w:basedOn w:val="Normal"/>
+    <w:next w:val="Normal"/>
+    <w:autoRedefine/>
+    <w:uiPriority w:val="39"/>
+    <w:unhideWhenUsed/>
+    <w:rsid w:val="00715F21"/>
+    <w:pPr>
+      <w:spacing w:after="100"/>
+    </w:pPr>
+  </w:style>
+  <w:style w:type="character" w:styleId="Hyperlink">
+    <w:name w:val="Hyperlink"/>
+    <w:basedOn w:val="DefaultParagraphFont"/>
+    <w:uiPriority w:val="99"/>
+    <w:unhideWhenUsed/>
+    <w:rsid w:val="00715F21"/>
+    <w:rPr>
+      <w:color w:val="467886" w:themeColor="hyperlink"/>
+      <w:u w:val="single"/>
+    </w:rPr>
+  </w:style>
+  <w:style w:type="paragraph" w:styleId="Header">
+    <w:name w:val="header"/>
+    <w:basedOn w:val="Normal"/>
+    <w:link w:val="HeaderChar"/>
+    <w:uiPriority w:val="99"/>
+    <w:unhideWhenUsed/>
+    <w:rsid w:val="00536385"/>
+    <w:pPr>
+      <w:tabs>
+        <w:tab w:val="center" w:pos="4819"/>
+        <w:tab w:val="right" w:pos="9638"/>
+      </w:tabs>
+      <w:spacing w:after="0" w:line="240" w:lineRule="auto"/>
+    </w:pPr>
+  </w:style>
+  <w:style w:type="character" w:customStyle="1" w:styleId="HeaderChar">
+    <w:name w:val="Header Char"/>
+    <w:basedOn w:val="DefaultParagraphFont"/>
+    <w:link w:val="Header"/>
+    <w:uiPriority w:val="99"/>
+    <w:rsid w:val="00536385"/>
+  </w:style>
+  <w:style w:type="paragraph" w:styleId="Footer">
+    <w:name w:val="footer"/>
+    <w:basedOn w:val="Normal"/>
+    <w:link w:val="FooterChar"/>
+    <w:uiPriority w:val="99"/>
+    <w:unhideWhenUsed/>
+    <w:rsid w:val="00536385"/>
+    <w:pPr>
+      <w:tabs>
+        <w:tab w:val="center" w:pos="4819"/>
+        <w:tab w:val="right" w:pos="9638"/>
+      </w:tabs>
+      <w:spacing w:after="0" w:line="240" w:lineRule="auto"/>
+    </w:pPr>
+  </w:style>
+  <w:style w:type="character" w:customStyle="1" w:styleId="FooterChar">
+    <w:name w:val="Footer Char"/>
+    <w:basedOn w:val="DefaultParagraphFont"/>
+    <w:link w:val="Footer"/>
+    <w:uiPriority w:val="99"/>
+    <w:rsid w:val="00536385"/>
+  </w:style>
+</w:styles>
+</file>
+
+<file path=word/glossary/document.xml><?xml version="1.0" encoding="utf-8"?>
+<w:glossaryDocument xmlns:wpc="http://schemas.microsoft.com/office/word/2010/wordprocessingCanvas" xmlns:cx="http://schemas.microsoft.com/office/drawing/2014/chartex" xmlns:cx1="http://schemas.microsoft.com/office/drawing/2015/9/8/chartex" xmlns:cx2="http://schemas.microsoft.com/office/drawing/2015/10/21/chartex" xmlns:cx3="http://schemas.microsoft.com/office/drawing/2016/5/9/chartex" xmlns:cx4="http://schemas.microsoft.com/office/drawing/2016/5/10/chartex" xmlns:cx5="http://schemas.microsoft.com/office/drawing/2016/5/11/chartex" xmlns:cx6="http://schemas.microsoft.com/office/drawing/2016/5/12/chartex" xmlns:cx7="http://schemas.microsoft.com/office/drawing/2016/5/13/chartex" xmlns:cx8="http://schemas.microsoft.com/office/drawing/2016/5/14/chartex" xmlns:mc="http://schemas.openxmlformats.org/markup-compatibility/2006" xmlns:aink="http://schemas.microsoft.com/office/drawing/2016/ink" xmlns:am3d="http://schemas.microsoft.com/office/drawing/2017/model3d" xmlns:o="urn:schemas-microsoft-com:office:office" xmlns:oel="http://schemas.microsoft.com/office/2019/extlst" xmlns:r="http://schemas.openxmlformats.org/officeDocument/2006/relationships" xmlns:m="http://schemas.openxmlformats.org/officeDocument/2006/math" xmlns:v="urn:schemas-microsoft-com:vml" xmlns:wp14="http://schemas.microsoft.com/office/word/2010/wordprocessingDrawing" xmlns:wp="http://schemas.openxmlformats.org/drawingml/2006/wordprocessingDrawing" xmlns:w10="urn:schemas-microsoft-com:office:word" xmlns:w="http://schemas.openxmlformats.org/wordprocessingml/2006/main" xmlns:w14="http://schemas.microsoft.com/office/word/2010/wordml" xmlns:w15="http://schemas.microsoft.com/office/word/2012/wordml" xmlns:w16cex="http://schemas.microsoft.com/office/word/2018/wordml/cex" xmlns:w16cid="http://schemas.microsoft.com/office/word/2016/wordml/cid" xmlns:w16="http://schemas.microsoft.com/office/word/2018/wordml" xmlns:w16du="http://schemas.microsoft.com/office/word/2023/wordml/word16du" xmlns:w16sdtdh="http://schemas.microsoft.com/office/word/2020/wordml/sdtdatahash" xmlns:w16sdtfl="http://schemas.microsoft.com/office/word/2024/wordml/sdtformatlock" xmlns:w16se="http://schemas.microsoft.com/office/word/2015/wordml/symex" xmlns:wpg="http://schemas.microsoft.com/office/word/2010/wordprocessingGroup" xmlns:wpi="http://schemas.microsoft.com/office/word/2010/wordprocessingInk" xmlns:wne="http://schemas.microsoft.com/office/word/2006/wordml" xmlns:wps="http://schemas.microsoft.com/office/word/2010/wordprocessingShape" mc:Ignorable="w14 w15 w16se w16cid w16 w16cex w16sdtdh w16sdtfl w16du wp14">
+  <w:docParts>
+    <w:docPart>
+      <w:docPartPr>
+        <w:name w:val="97FEC0F5E50D44B0BE861338572092E5"/>
+        <w:category>
+          <w:name w:val="General"/>
+          <w:gallery w:val="placeholder"/>
+        </w:category>
+        <w:types>
+          <w:type w:val="bbPlcHdr"/>
+        </w:types>
+        <w:behaviors>
+          <w:behavior w:val="content"/>
+        </w:behaviors>
+        <w:guid w:val="{D75EAFEA-237B-4692-A30B-A61AAC15E65C}"/>
+      </w:docPartPr>
+      <w:docPartBody>
+        <w:p>
+          <w:pPr>
+            <w:pStyle w:val="97FEC0F5E50D44B0BE861338572092E5"/>
+          </w:pPr>
+          <w:r>
+            <w:rPr>
+              <w:rStyle w:val="PlaceholderText"/>
+              <w:lang w:val="en-GB"/>
+            </w:rPr>
+            <w:t>[Author]</w:t>
+          </w:r>
+        </w:p>
+      </w:docPartBody>
+    </w:docPart>
+  </w:docParts>
+</w:glossaryDocument>
+</file>
+
+<file path=word/glossary/fontTable.xml><?xml version="1.0" encoding="utf-8"?>
+<w:fonts xmlns:mc="http://schemas.openxmlformats.org/markup-compatibility/2006" xmlns:r="http://schemas.openxmlformats.org/officeDocument/2006/relationships" xmlns:w="http://schemas.openxmlformats.org/wordprocessingml/2006/main" xmlns:w14="http://schemas.microsoft.com/office/word/2010/wordml" xmlns:w15="http://schemas.microsoft.com/office/word/2012/wordml" xmlns:w16cex="http://schemas.microsoft.com/office/word/2018/wordml/cex" xmlns:w16cid="http://schemas.microsoft.com/office/word/2016/wordml/cid" xmlns:w16="http://schemas.microsoft.com/office/word/2018/wordml" xmlns:w16du="http://schemas.microsoft.com/office/word/2023/wordml/word16du" xmlns:w16sdtdh="http://schemas.microsoft.com/office/word/2020/wordml/sdtdatahash" xmlns:w16sdtfl="http://schemas.microsoft.com/office/word/2024/wordml/sdtformatlock" xmlns:w16se="http://schemas.microsoft.com/office/word/2015/wordml/symex" mc:Ignorable="w14 w15 w16se w16cid w16 w16cex w16sdtdh w16sdtfl w16du">
+  <w:font w:name="Symbol">
+    <w:panose1 w:val="05050102010706020507"/>
+    <w:charset w:val="02"/>
+    <w:family w:val="roman"/>
+    <w:pitch w:val="variable"/>
+    <w:sig w:usb0="00000000" w:usb1="10000000" w:usb2="00000000" w:usb3="00000000" w:csb0="80000000" w:csb1="00000000"/>
+  </w:font>
+  <w:font w:name="Times New Roman">
+    <w:panose1 w:val="02020603050405020304"/>
+    <w:charset w:val="00"/>
+    <w:family w:val="roman"/>
+    <w:pitch w:val="variable"/>
+    <w:sig w:usb0="E0002EFF" w:usb1="C000785B" w:usb2="00000009" w:usb3="00000000" w:csb0="000001FF" w:csb1="00000000"/>
+  </w:font>
+  <w:font w:name="Courier New">
+    <w:panose1 w:val="02070309020205020404"/>
+    <w:charset w:val="00"/>
+    <w:family w:val="modern"/>
+    <w:pitch w:val="fixed"/>
+    <w:sig w:usb0="E0002EFF" w:usb1="C0007843" w:usb2="00000009" w:usb3="00000000" w:csb0="000001FF" w:csb1="00000000"/>
+  </w:font>
+  <w:font w:name="Wingdings">
+    <w:panose1 w:val="05000000000000000000"/>
+    <w:charset w:val="02"/>
+    <w:family w:val="auto"/>
+    <w:pitch w:val="variable"/>
+    <w:sig w:usb0="00000000" w:usb1="10000000" w:usb2="00000000" w:usb3="00000000" w:csb0="80000000" w:csb1="00000000"/>
+  </w:font>
+  <w:font w:name="Aptos">
+    <w:charset w:val="00"/>
+    <w:family w:val="swiss"/>
+    <w:pitch w:val="variable"/>
+    <w:sig w:usb0="20000287" w:usb1="00000003" w:usb2="00000000" w:usb3="00000000" w:csb0="0000019F" w:csb1="00000000"/>
+  </w:font>
+  <w:font w:name="Aptos Display">
+    <w:charset w:val="00"/>
+    <w:family w:val="swiss"/>
+    <w:pitch w:val="variable"/>
+    <w:sig w:usb0="20000287" w:usb1="00000003" w:usb2="00000000" w:usb3="00000000" w:csb0="0000019F" w:csb1="00000000"/>
+  </w:font>
+  <w:font w:name="Baguet Script">
+    <w:charset w:val="00"/>
+    <w:family w:val="auto"/>
+    <w:pitch w:val="variable"/>
+    <w:sig w:usb0="00000007" w:usb1="00000000" w:usb2="00000000" w:usb3="00000000" w:csb0="00000093" w:csb1="00000000"/>
+  </w:font>
+  <w:font w:name="Cambria">
+    <w:panose1 w:val="02040503050406030204"/>
+    <w:charset w:val="00"/>
+    <w:family w:val="roman"/>
+    <w:pitch w:val="variable"/>
+    <w:sig w:usb0="E00006FF" w:usb1="420024FF" w:usb2="02000000" w:usb3="00000000" w:csb0="0000019F" w:csb1="00000000"/>
+  </w:font>
+</w:fonts>
+</file>
+
+<file path=word/glossary/settings.xml><?xml version="1.0" encoding="utf-8"?>
+<w:settings xmlns:mc="http://schemas.openxmlformats.org/markup-compatibility/2006" xmlns:o="urn:schemas-microsoft-com:office:office" xmlns:r="http://schemas.openxmlformats.org/officeDocument/2006/relationships" xmlns:m="http://schemas.openxmlformats.org/officeDocument/2006/math" xmlns:v="urn:schemas-microsoft-com:vml" xmlns:w10="urn:schemas-microsoft-com:office:word" xmlns:w="http://schemas.openxmlformats.org/wordprocessingml/2006/main" xmlns:w14="http://schemas.microsoft.com/office/word/2010/wordml" xmlns:w15="http://schemas.microsoft.com/office/word/2012/wordml" xmlns:w16cex="http://schemas.microsoft.com/office/word/2018/wordml/cex" xmlns:w16cid="http://schemas.microsoft.com/office/word/2016/wordml/cid" xmlns:w16="http://schemas.microsoft.com/office/word/2018/wordml" xmlns:w16du="http://schemas.microsoft.com/office/word/2023/wordml/word16du" xmlns:w16sdtdh="http://schemas.microsoft.com/office/word/2020/wordml/sdtdatahash" xmlns:w16sdtfl="http://schemas.microsoft.com/office/word/2024/wordml/sdtformatlock" xmlns:w16se="http://schemas.microsoft.com/office/word/2015/wordml/symex" xmlns:sl="http://schemas.openxmlformats.org/schemaLibrary/2006/main" mc:Ignorable="w14 w15 w16se w16cid w16 w16cex w16sdtdh w16sdtfl w16du">
+  <w:view w:val="normal"/>
+  <w:defaultTabStop w:val="708"/>
+  <w:hyphenationZone w:val="283"/>
+  <w:characterSpacingControl w:val="doNotCompress"/>
+  <w:compat>
+    <w:useFELayout/>
+    <w:compatSetting w:name="compatibilityMode" w:uri="http://schemas.microsoft.com/office/word" w:val="15"/>
+    <w:compatSetting w:name="overrideTableStyleFontSizeAndJustification" w:uri="http://schemas.microsoft.com/office/word" w:val="1"/>
+    <w:compatSetting w:name="enableOpenTypeFeatures" w:uri="http://schemas.microsoft.com/office/word" w:val="1"/>
+    <w:compatSetting w:name="doNotFlipMirrorIndents" w:uri="http://schemas.microsoft.com/office/word" w:val="1"/>
+    <w:compatSetting w:name="differentiateMultirowTableHeaders" w:uri="http://schemas.microsoft.com/office/word" w:val="1"/>
+    <w:compatSetting w:name="useWord2013TrackBottomHyphenation" w:uri="http://schemas.microsoft.com/office/word" w:val="0"/>
+  </w:compat>
+  <w:rsids>
+    <w:rsidRoot w:val="0094198F"/>
+    <w:rsid w:val="005805A2"/>
+    <w:rsid w:val="0094198F"/>
+    <w:rsid w:val="00C04935"/>
+  </w:rsids>
+  <m:mathPr>
+    <m:mathFont m:val="Cambria Math"/>
+    <m:brkBin m:val="before"/>
+    <m:brkBinSub m:val="--"/>
+    <m:smallFrac m:val="0"/>
+    <m:dispDef/>
+    <m:lMargin m:val="0"/>
+    <m:rMargin m:val="0"/>
+    <m:defJc m:val="centerGroup"/>
+    <m:wrapIndent m:val="1440"/>
+    <m:intLim m:val="subSup"/>
+    <m:naryLim m:val="undOvr"/>
+  </m:mathPr>
+  <w:themeFontLang w:val="it-IT"/>
+  <w:clrSchemeMapping w:bg1="light1" w:t1="dark1" w:bg2="light2" w:t2="dark2" w:accent1="accent1" w:accent2="accent2" w:accent3="accent3" w:accent4="accent4" w:accent5="accent5" w:accent6="accent6" w:hyperlink="hyperlink" w:followedHyperlink="followedHyperlink"/>
+  <w:decimalSymbol w:val=","/>
+  <w:listSeparator w:val=";"/>
+  <w15:chartTrackingRefBased/>
+</w:settings>
+</file>
+
+<file path=word/glossary/styles.xml><?xml version="1.0" encoding="utf-8"?>
+<w:styles xmlns:mc="http://schemas.openxmlformats.org/markup-compatibility/2006" xmlns:r="http://schemas.openxmlformats.org/officeDocument/2006/relationships" xmlns:w="http://schemas.openxmlformats.org/wordprocessingml/2006/main" xmlns:w14="http://schemas.microsoft.com/office/word/2010/wordml" xmlns:w15="http://schemas.microsoft.com/office/word/2012/wordml" xmlns:w16cex="http://schemas.microsoft.com/office/word/2018/wordml/cex" xmlns:w16cid="http://schemas.microsoft.com/office/word/2016/wordml/cid" xmlns:w16="http://schemas.microsoft.com/office/word/2018/wordml" xmlns:w16du="http://schemas.microsoft.com/office/word/2023/wordml/word16du" xmlns:w16sdtdh="http://schemas.microsoft.com/office/word/2020/wordml/sdtdatahash" xmlns:w16sdtfl="http://schemas.microsoft.com/office/word/2024/wordml/sdtformatlock" xmlns:w16se="http://schemas.microsoft.com/office/word/2015/wordml/symex" mc:Ignorable="w14 w15 w16se w16cid w16 w16cex w16sdtdh w16sdtfl w16du">
+  <w:docDefaults>
+    <w:rPrDefault>
+      <w:rPr>
+        <w:rFonts w:asciiTheme="minorHAnsi" w:eastAsiaTheme="minorEastAsia" w:hAnsiTheme="minorHAnsi" w:cstheme="minorBidi"/>
+        <w:kern w:val="2"/>
+        <w:sz w:val="24"/>
+        <w:szCs w:val="24"/>
+        <w:lang w:val="it-IT" w:eastAsia="it-IT" w:bidi="ar-SA"/>
+        <w14:ligatures w14:val="standardContextual"/>
+      </w:rPr>
+    </w:rPrDefault>
+    <w:pPrDefault>
+      <w:pPr>
+        <w:spacing w:after="160" w:line="278" w:lineRule="auto"/>
       </w:pPr>
     </w:pPrDefault>
   </w:docDefaults>
@@ -1106,208 +6505,10 @@
     <w:name w:val="Normal"/>
     <w:qFormat/>
   </w:style>
-  <w:style w:type="paragraph" w:styleId="Heading1">
-    <w:name w:val="heading 1"/>
-    <w:basedOn w:val="Normal"/>
-    <w:next w:val="Normal"/>
-    <w:link w:val="Heading1Char"/>
-    <w:uiPriority w:val="9"/>
-    <w:qFormat/>
-    <w:rsid w:val="003A1062"/>
-    <w:pPr>
-      <w:keepNext/>
-      <w:keepLines/>
-      <w:spacing w:before="360" w:after="80"/>
-      <w:outlineLvl w:val="0"/>
-    </w:pPr>
-    <w:rPr>
-      <w:rFonts w:asciiTheme="majorHAnsi" w:eastAsiaTheme="majorEastAsia" w:hAnsiTheme="majorHAnsi" w:cstheme="majorBidi"/>
-      <w:color w:val="0F4761" w:themeColor="accent1" w:themeShade="BF"/>
-      <w:sz w:val="40"/>
-      <w:szCs w:val="40"/>
-    </w:rPr>
-  </w:style>
-  <w:style w:type="paragraph" w:styleId="Heading2">
-    <w:name w:val="heading 2"/>
-    <w:basedOn w:val="Normal"/>
-    <w:next w:val="Normal"/>
-    <w:link w:val="Heading2Char"/>
-    <w:uiPriority w:val="9"/>
-    <w:semiHidden/>
-    <w:unhideWhenUsed/>
-    <w:qFormat/>
-    <w:rsid w:val="003A1062"/>
-    <w:pPr>
-      <w:keepNext/>
-      <w:keepLines/>
-      <w:spacing w:before="160" w:after="80"/>
-      <w:outlineLvl w:val="1"/>
-    </w:pPr>
-    <w:rPr>
-      <w:rFonts w:asciiTheme="majorHAnsi" w:eastAsiaTheme="majorEastAsia" w:hAnsiTheme="majorHAnsi" w:cstheme="majorBidi"/>
-      <w:color w:val="0F4761" w:themeColor="accent1" w:themeShade="BF"/>
-      <w:sz w:val="32"/>
-      <w:szCs w:val="32"/>
-    </w:rPr>
-  </w:style>
-  <w:style w:type="paragraph" w:styleId="Heading3">
-    <w:name w:val="heading 3"/>
-    <w:basedOn w:val="Normal"/>
-    <w:next w:val="Normal"/>
-    <w:link w:val="Heading3Char"/>
-    <w:uiPriority w:val="9"/>
-    <w:semiHidden/>
-    <w:unhideWhenUsed/>
-    <w:qFormat/>
-    <w:rsid w:val="003A1062"/>
-    <w:pPr>
-      <w:keepNext/>
-      <w:keepLines/>
-      <w:spacing w:before="160" w:after="80"/>
-      <w:outlineLvl w:val="2"/>
-    </w:pPr>
-    <w:rPr>
-      <w:rFonts w:eastAsiaTheme="majorEastAsia" w:cstheme="majorBidi"/>
-      <w:color w:val="0F4761" w:themeColor="accent1" w:themeShade="BF"/>
-      <w:sz w:val="28"/>
-      <w:szCs w:val="28"/>
-    </w:rPr>
-  </w:style>
-  <w:style w:type="paragraph" w:styleId="Heading4">
-    <w:name w:val="heading 4"/>
-    <w:basedOn w:val="Normal"/>
-    <w:next w:val="Normal"/>
-    <w:link w:val="Heading4Char"/>
-    <w:uiPriority w:val="9"/>
-    <w:semiHidden/>
-    <w:unhideWhenUsed/>
-    <w:qFormat/>
-    <w:rsid w:val="003A1062"/>
-    <w:pPr>
-      <w:keepNext/>
-      <w:keepLines/>
-      <w:spacing w:before="80" w:after="40"/>
-      <w:outlineLvl w:val="3"/>
-    </w:pPr>
-    <w:rPr>
-      <w:rFonts w:eastAsiaTheme="majorEastAsia" w:cstheme="majorBidi"/>
-      <w:i/>
-      <w:iCs/>
-      <w:color w:val="0F4761" w:themeColor="accent1" w:themeShade="BF"/>
-    </w:rPr>
-  </w:style>
-  <w:style w:type="paragraph" w:styleId="Heading5">
-    <w:name w:val="heading 5"/>
-    <w:basedOn w:val="Normal"/>
-    <w:next w:val="Normal"/>
-    <w:link w:val="Heading5Char"/>
-    <w:uiPriority w:val="9"/>
-    <w:semiHidden/>
-    <w:unhideWhenUsed/>
-    <w:qFormat/>
-    <w:rsid w:val="003A1062"/>
-    <w:pPr>
-      <w:keepNext/>
-      <w:keepLines/>
-      <w:spacing w:before="80" w:after="40"/>
-      <w:outlineLvl w:val="4"/>
-    </w:pPr>
-    <w:rPr>
-      <w:rFonts w:eastAsiaTheme="majorEastAsia" w:cstheme="majorBidi"/>
-      <w:color w:val="0F4761" w:themeColor="accent1" w:themeShade="BF"/>
-    </w:rPr>
-  </w:style>
-  <w:style w:type="paragraph" w:styleId="Heading6">
-    <w:name w:val="heading 6"/>
-    <w:basedOn w:val="Normal"/>
-    <w:next w:val="Normal"/>
-    <w:link w:val="Heading6Char"/>
-    <w:uiPriority w:val="9"/>
-    <w:semiHidden/>
-    <w:unhideWhenUsed/>
-    <w:qFormat/>
-    <w:rsid w:val="003A1062"/>
-    <w:pPr>
-      <w:keepNext/>
-      <w:keepLines/>
-      <w:spacing w:before="40" w:after="0"/>
-      <w:outlineLvl w:val="5"/>
-    </w:pPr>
-    <w:rPr>
-      <w:rFonts w:eastAsiaTheme="majorEastAsia" w:cstheme="majorBidi"/>
-      <w:i/>
-      <w:iCs/>
-      <w:color w:val="595959" w:themeColor="text1" w:themeTint="A6"/>
-    </w:rPr>
-  </w:style>
-  <w:style w:type="paragraph" w:styleId="Heading7">
-    <w:name w:val="heading 7"/>
-    <w:basedOn w:val="Normal"/>
-    <w:next w:val="Normal"/>
-    <w:link w:val="Heading7Char"/>
-    <w:uiPriority w:val="9"/>
-    <w:semiHidden/>
-    <w:unhideWhenUsed/>
-    <w:qFormat/>
-    <w:rsid w:val="003A1062"/>
-    <w:pPr>
-      <w:keepNext/>
-      <w:keepLines/>
-      <w:spacing w:before="40" w:after="0"/>
-      <w:outlineLvl w:val="6"/>
-    </w:pPr>
-    <w:rPr>
-      <w:rFonts w:eastAsiaTheme="majorEastAsia" w:cstheme="majorBidi"/>
-      <w:color w:val="595959" w:themeColor="text1" w:themeTint="A6"/>
-    </w:rPr>
-  </w:style>
-  <w:style w:type="paragraph" w:styleId="Heading8">
-    <w:name w:val="heading 8"/>
-    <w:basedOn w:val="Normal"/>
-    <w:next w:val="Normal"/>
-    <w:link w:val="Heading8Char"/>
-    <w:uiPriority w:val="9"/>
-    <w:semiHidden/>
-    <w:unhideWhenUsed/>
-    <w:qFormat/>
-    <w:rsid w:val="003A1062"/>
-    <w:pPr>
-      <w:keepNext/>
-      <w:keepLines/>
-      <w:spacing w:after="0"/>
-      <w:outlineLvl w:val="7"/>
-    </w:pPr>
-    <w:rPr>
-      <w:rFonts w:eastAsiaTheme="majorEastAsia" w:cstheme="majorBidi"/>
-      <w:i/>
-      <w:iCs/>
-      <w:color w:val="272727" w:themeColor="text1" w:themeTint="D8"/>
-    </w:rPr>
-  </w:style>
-  <w:style w:type="paragraph" w:styleId="Heading9">
-    <w:name w:val="heading 9"/>
-    <w:basedOn w:val="Normal"/>
-    <w:next w:val="Normal"/>
-    <w:link w:val="Heading9Char"/>
-    <w:uiPriority w:val="9"/>
-    <w:semiHidden/>
-    <w:unhideWhenUsed/>
-    <w:qFormat/>
-    <w:rsid w:val="003A1062"/>
-    <w:pPr>
-      <w:keepNext/>
-      <w:keepLines/>
-      <w:spacing w:after="0"/>
-      <w:outlineLvl w:val="8"/>
-    </w:pPr>
-    <w:rPr>
-      <w:rFonts w:eastAsiaTheme="majorEastAsia" w:cstheme="majorBidi"/>
-      <w:color w:val="272727" w:themeColor="text1" w:themeTint="D8"/>
-    </w:rPr>
-  </w:style>
   <w:style w:type="character" w:default="1" w:styleId="DefaultParagraphFont">
     <w:name w:val="Default Paragraph Font"/>
     <w:uiPriority w:val="1"/>
+    <w:semiHidden/>
     <w:unhideWhenUsed/>
   </w:style>
   <w:style w:type="table" w:default="1" w:styleId="TableNormal">
@@ -1331,340 +6532,60 @@
     <w:semiHidden/>
     <w:unhideWhenUsed/>
   </w:style>
-  <w:style w:type="character" w:customStyle="1" w:styleId="Heading1Char">
-    <w:name w:val="Heading 1 Char"/>
+  <w:style w:type="paragraph" w:customStyle="1" w:styleId="4592630C918A46AC8174AE69379546ED">
+    <w:name w:val="4592630C918A46AC8174AE69379546ED"/>
+    <w:rsid w:val="0094198F"/>
+  </w:style>
+  <w:style w:type="paragraph" w:customStyle="1" w:styleId="6F6DFB191F3D402B867446942379C922">
+    <w:name w:val="6F6DFB191F3D402B867446942379C922"/>
+    <w:rsid w:val="0094198F"/>
+  </w:style>
+  <w:style w:type="paragraph" w:customStyle="1" w:styleId="DD68A79091C14CF6912E03DD5BC6E8D7">
+    <w:name w:val="DD68A79091C14CF6912E03DD5BC6E8D7"/>
+    <w:rsid w:val="0094198F"/>
+  </w:style>
+  <w:style w:type="paragraph" w:customStyle="1" w:styleId="2A71927149574F0B9A7B3B7292A9051F">
+    <w:name w:val="2A71927149574F0B9A7B3B7292A9051F"/>
+    <w:rsid w:val="0094198F"/>
+  </w:style>
+  <w:style w:type="paragraph" w:customStyle="1" w:styleId="87962502F36141B3B82585E349FD49CC">
+    <w:name w:val="87962502F36141B3B82585E349FD49CC"/>
+    <w:rsid w:val="0094198F"/>
+  </w:style>
+  <w:style w:type="paragraph" w:customStyle="1" w:styleId="0C12535FEF2646E581747D65A719EC17">
+    <w:name w:val="0C12535FEF2646E581747D65A719EC17"/>
+    <w:rsid w:val="0094198F"/>
+  </w:style>
+  <w:style w:type="paragraph" w:customStyle="1" w:styleId="00E2E17F3CFD4D859B3706F39619A202">
+    <w:name w:val="00E2E17F3CFD4D859B3706F39619A202"/>
+    <w:rsid w:val="0094198F"/>
+  </w:style>
+  <w:style w:type="paragraph" w:customStyle="1" w:styleId="504293A1739D4DC89DFE0CA222B4DEBA">
+    <w:name w:val="504293A1739D4DC89DFE0CA222B4DEBA"/>
+    <w:rsid w:val="0094198F"/>
+  </w:style>
+  <w:style w:type="character" w:styleId="PlaceholderText">
+    <w:name w:val="Placeholder Text"/>
     <w:basedOn w:val="DefaultParagraphFont"/>
-    <w:link w:val="Heading1"/>
-    <w:uiPriority w:val="9"/>
-    <w:rsid w:val="003A1062"/>
+    <w:uiPriority w:val="99"/>
+    <w:semiHidden/>
+    <w:rsid w:val="0094198F"/>
     <w:rPr>
-      <w:rFonts w:asciiTheme="majorHAnsi" w:eastAsiaTheme="majorEastAsia" w:hAnsiTheme="majorHAnsi" w:cstheme="majorBidi"/>
-      <w:color w:val="0F4761" w:themeColor="accent1" w:themeShade="BF"/>
-      <w:sz w:val="40"/>
-      <w:szCs w:val="40"/>
+      <w:color w:val="808080"/>
     </w:rPr>
   </w:style>
-  <w:style w:type="character" w:customStyle="1" w:styleId="Heading2Char">
-    <w:name w:val="Heading 2 Char"/>
-    <w:basedOn w:val="DefaultParagraphFont"/>
-    <w:link w:val="Heading2"/>
-    <w:uiPriority w:val="9"/>
-    <w:semiHidden/>
-    <w:rsid w:val="003A1062"/>
-    <w:rPr>
-      <w:rFonts w:asciiTheme="majorHAnsi" w:eastAsiaTheme="majorEastAsia" w:hAnsiTheme="majorHAnsi" w:cstheme="majorBidi"/>
-      <w:color w:val="0F4761" w:themeColor="accent1" w:themeShade="BF"/>
-      <w:sz w:val="32"/>
-      <w:szCs w:val="32"/>
-    </w:rPr>
-  </w:style>
-  <w:style w:type="character" w:customStyle="1" w:styleId="Heading3Char">
-    <w:name w:val="Heading 3 Char"/>
-    <w:basedOn w:val="DefaultParagraphFont"/>
-    <w:link w:val="Heading3"/>
-    <w:uiPriority w:val="9"/>
-    <w:semiHidden/>
-    <w:rsid w:val="003A1062"/>
-    <w:rPr>
-      <w:rFonts w:eastAsiaTheme="majorEastAsia" w:cstheme="majorBidi"/>
-      <w:color w:val="0F4761" w:themeColor="accent1" w:themeShade="BF"/>
-      <w:sz w:val="28"/>
-      <w:szCs w:val="28"/>
-    </w:rPr>
-  </w:style>
-  <w:style w:type="character" w:customStyle="1" w:styleId="Heading4Char">
-    <w:name w:val="Heading 4 Char"/>
-    <w:basedOn w:val="DefaultParagraphFont"/>
-    <w:link w:val="Heading4"/>
-    <w:uiPriority w:val="9"/>
-    <w:semiHidden/>
-    <w:rsid w:val="003A1062"/>
-    <w:rPr>
-      <w:rFonts w:eastAsiaTheme="majorEastAsia" w:cstheme="majorBidi"/>
-      <w:i/>
-      <w:iCs/>
-      <w:color w:val="0F4761" w:themeColor="accent1" w:themeShade="BF"/>
-    </w:rPr>
-  </w:style>
-  <w:style w:type="character" w:customStyle="1" w:styleId="Heading5Char">
-    <w:name w:val="Heading 5 Char"/>
-    <w:basedOn w:val="DefaultParagraphFont"/>
-    <w:link w:val="Heading5"/>
-    <w:uiPriority w:val="9"/>
-    <w:semiHidden/>
-    <w:rsid w:val="003A1062"/>
-    <w:rPr>
-      <w:rFonts w:eastAsiaTheme="majorEastAsia" w:cstheme="majorBidi"/>
-      <w:color w:val="0F4761" w:themeColor="accent1" w:themeShade="BF"/>
-    </w:rPr>
-  </w:style>
-  <w:style w:type="character" w:customStyle="1" w:styleId="Heading6Char">
-    <w:name w:val="Heading 6 Char"/>
-    <w:basedOn w:val="DefaultParagraphFont"/>
-    <w:link w:val="Heading6"/>
-    <w:uiPriority w:val="9"/>
-    <w:semiHidden/>
-    <w:rsid w:val="003A1062"/>
-    <w:rPr>
-      <w:rFonts w:eastAsiaTheme="majorEastAsia" w:cstheme="majorBidi"/>
-      <w:i/>
-      <w:iCs/>
-      <w:color w:val="595959" w:themeColor="text1" w:themeTint="A6"/>
-    </w:rPr>
-  </w:style>
-  <w:style w:type="character" w:customStyle="1" w:styleId="Heading7Char">
-    <w:name w:val="Heading 7 Char"/>
-    <w:basedOn w:val="DefaultParagraphFont"/>
-    <w:link w:val="Heading7"/>
-    <w:uiPriority w:val="9"/>
-    <w:semiHidden/>
-    <w:rsid w:val="003A1062"/>
-    <w:rPr>
-      <w:rFonts w:eastAsiaTheme="majorEastAsia" w:cstheme="majorBidi"/>
-      <w:color w:val="595959" w:themeColor="text1" w:themeTint="A6"/>
-    </w:rPr>
-  </w:style>
-  <w:style w:type="character" w:customStyle="1" w:styleId="Heading8Char">
-    <w:name w:val="Heading 8 Char"/>
-    <w:basedOn w:val="DefaultParagraphFont"/>
-    <w:link w:val="Heading8"/>
-    <w:uiPriority w:val="9"/>
-    <w:semiHidden/>
-    <w:rsid w:val="003A1062"/>
-    <w:rPr>
-      <w:rFonts w:eastAsiaTheme="majorEastAsia" w:cstheme="majorBidi"/>
-      <w:i/>
-      <w:iCs/>
-      <w:color w:val="272727" w:themeColor="text1" w:themeTint="D8"/>
-    </w:rPr>
-  </w:style>
-  <w:style w:type="character" w:customStyle="1" w:styleId="Heading9Char">
-    <w:name w:val="Heading 9 Char"/>
-    <w:basedOn w:val="DefaultParagraphFont"/>
-    <w:link w:val="Heading9"/>
-    <w:uiPriority w:val="9"/>
-    <w:semiHidden/>
-    <w:rsid w:val="003A1062"/>
-    <w:rPr>
-      <w:rFonts w:eastAsiaTheme="majorEastAsia" w:cstheme="majorBidi"/>
-      <w:color w:val="272727" w:themeColor="text1" w:themeTint="D8"/>
-    </w:rPr>
-  </w:style>
-  <w:style w:type="paragraph" w:styleId="Title">
-    <w:name w:val="Title"/>
-    <w:basedOn w:val="Normal"/>
-    <w:next w:val="Normal"/>
-    <w:link w:val="TitleChar"/>
-    <w:uiPriority w:val="10"/>
-    <w:qFormat/>
-    <w:rsid w:val="003A1062"/>
-    <w:pPr>
-      <w:spacing w:after="80" w:line="240" w:lineRule="auto"/>
-      <w:contextualSpacing/>
-    </w:pPr>
-    <w:rPr>
-      <w:rFonts w:asciiTheme="majorHAnsi" w:eastAsiaTheme="majorEastAsia" w:hAnsiTheme="majorHAnsi" w:cstheme="majorBidi"/>
-      <w:spacing w:val="-10"/>
-      <w:kern w:val="28"/>
-      <w:sz w:val="56"/>
-      <w:szCs w:val="56"/>
-    </w:rPr>
-  </w:style>
-  <w:style w:type="character" w:customStyle="1" w:styleId="TitleChar">
-    <w:name w:val="Title Char"/>
-    <w:basedOn w:val="DefaultParagraphFont"/>
-    <w:link w:val="Title"/>
-    <w:uiPriority w:val="10"/>
-    <w:rsid w:val="003A1062"/>
-    <w:rPr>
-      <w:rFonts w:asciiTheme="majorHAnsi" w:eastAsiaTheme="majorEastAsia" w:hAnsiTheme="majorHAnsi" w:cstheme="majorBidi"/>
-      <w:spacing w:val="-10"/>
-      <w:kern w:val="28"/>
-      <w:sz w:val="56"/>
-      <w:szCs w:val="56"/>
-    </w:rPr>
-  </w:style>
-  <w:style w:type="paragraph" w:styleId="Subtitle">
-    <w:name w:val="Subtitle"/>
-    <w:basedOn w:val="Normal"/>
-    <w:next w:val="Normal"/>
-    <w:link w:val="SubtitleChar"/>
-    <w:uiPriority w:val="11"/>
-    <w:qFormat/>
-    <w:rsid w:val="003A1062"/>
-    <w:pPr>
-      <w:numPr>
-        <w:ilvl w:val="1"/>
-      </w:numPr>
-    </w:pPr>
-    <w:rPr>
-      <w:rFonts w:eastAsiaTheme="majorEastAsia" w:cstheme="majorBidi"/>
-      <w:color w:val="595959" w:themeColor="text1" w:themeTint="A6"/>
-      <w:spacing w:val="15"/>
-      <w:sz w:val="28"/>
-      <w:szCs w:val="28"/>
-    </w:rPr>
-  </w:style>
-  <w:style w:type="character" w:customStyle="1" w:styleId="SubtitleChar">
-    <w:name w:val="Subtitle Char"/>
-    <w:basedOn w:val="DefaultParagraphFont"/>
-    <w:link w:val="Subtitle"/>
-    <w:uiPriority w:val="11"/>
-    <w:rsid w:val="003A1062"/>
-    <w:rPr>
-      <w:rFonts w:eastAsiaTheme="majorEastAsia" w:cstheme="majorBidi"/>
-      <w:color w:val="595959" w:themeColor="text1" w:themeTint="A6"/>
-      <w:spacing w:val="15"/>
-      <w:sz w:val="28"/>
-      <w:szCs w:val="28"/>
-    </w:rPr>
-  </w:style>
-  <w:style w:type="paragraph" w:styleId="Quote">
-    <w:name w:val="Quote"/>
-    <w:basedOn w:val="Normal"/>
-    <w:next w:val="Normal"/>
-    <w:link w:val="QuoteChar"/>
-    <w:uiPriority w:val="29"/>
-    <w:qFormat/>
-    <w:rsid w:val="003A1062"/>
-    <w:pPr>
-      <w:spacing w:before="160"/>
-      <w:jc w:val="center"/>
-    </w:pPr>
-    <w:rPr>
-      <w:i/>
-      <w:iCs/>
-      <w:color w:val="404040" w:themeColor="text1" w:themeTint="BF"/>
-    </w:rPr>
-  </w:style>
-  <w:style w:type="character" w:customStyle="1" w:styleId="QuoteChar">
-    <w:name w:val="Quote Char"/>
-    <w:basedOn w:val="DefaultParagraphFont"/>
-    <w:link w:val="Quote"/>
-    <w:uiPriority w:val="29"/>
-    <w:rsid w:val="003A1062"/>
-    <w:rPr>
-      <w:i/>
-      <w:iCs/>
-      <w:color w:val="404040" w:themeColor="text1" w:themeTint="BF"/>
-    </w:rPr>
-  </w:style>
-  <w:style w:type="paragraph" w:styleId="ListParagraph">
-    <w:name w:val="List Paragraph"/>
-    <w:basedOn w:val="Normal"/>
-    <w:uiPriority w:val="34"/>
-    <w:qFormat/>
-    <w:rsid w:val="003A1062"/>
-    <w:pPr>
-      <w:ind w:left="720"/>
-      <w:contextualSpacing/>
-    </w:pPr>
-  </w:style>
-  <w:style w:type="character" w:styleId="IntenseEmphasis">
-    <w:name w:val="Intense Emphasis"/>
-    <w:basedOn w:val="DefaultParagraphFont"/>
-    <w:uiPriority w:val="21"/>
-    <w:qFormat/>
-    <w:rsid w:val="003A1062"/>
-    <w:rPr>
-      <w:i/>
-      <w:iCs/>
-      <w:color w:val="0F4761" w:themeColor="accent1" w:themeShade="BF"/>
-    </w:rPr>
-  </w:style>
-  <w:style w:type="paragraph" w:styleId="IntenseQuote">
-    <w:name w:val="Intense Quote"/>
-    <w:basedOn w:val="Normal"/>
-    <w:next w:val="Normal"/>
-    <w:link w:val="IntenseQuoteChar"/>
-    <w:uiPriority w:val="30"/>
-    <w:qFormat/>
-    <w:rsid w:val="003A1062"/>
-    <w:pPr>
-      <w:pBdr>
-        <w:top w:val="single" w:sz="4" w:space="10" w:color="0F4761" w:themeColor="accent1" w:themeShade="BF"/>
-        <w:bottom w:val="single" w:sz="4" w:space="10" w:color="0F4761" w:themeColor="accent1" w:themeShade="BF"/>
-      </w:pBdr>
-      <w:spacing w:before="360" w:after="360"/>
-      <w:ind w:left="864" w:right="864"/>
-      <w:jc w:val="center"/>
-    </w:pPr>
-    <w:rPr>
-      <w:i/>
-      <w:iCs/>
-      <w:color w:val="0F4761" w:themeColor="accent1" w:themeShade="BF"/>
-    </w:rPr>
-  </w:style>
-  <w:style w:type="character" w:customStyle="1" w:styleId="IntenseQuoteChar">
-    <w:name w:val="Intense Quote Char"/>
-    <w:basedOn w:val="DefaultParagraphFont"/>
-    <w:link w:val="IntenseQuote"/>
-    <w:uiPriority w:val="30"/>
-    <w:rsid w:val="003A1062"/>
-    <w:rPr>
-      <w:i/>
-      <w:iCs/>
-      <w:color w:val="0F4761" w:themeColor="accent1" w:themeShade="BF"/>
-    </w:rPr>
-  </w:style>
-  <w:style w:type="character" w:styleId="IntenseReference">
-    <w:name w:val="Intense Reference"/>
-    <w:basedOn w:val="DefaultParagraphFont"/>
-    <w:uiPriority w:val="32"/>
-    <w:qFormat/>
-    <w:rsid w:val="003A1062"/>
-    <w:rPr>
-      <w:b/>
-      <w:bCs/>
-      <w:smallCaps/>
-      <w:color w:val="0F4761" w:themeColor="accent1" w:themeShade="BF"/>
-      <w:spacing w:val="5"/>
-    </w:rPr>
-  </w:style>
-  <w:style w:type="paragraph" w:styleId="TOCHeading">
-    <w:name w:val="TOC Heading"/>
-    <w:basedOn w:val="Heading1"/>
-    <w:next w:val="Normal"/>
-    <w:uiPriority w:val="39"/>
-    <w:unhideWhenUsed/>
-    <w:qFormat/>
-    <w:rsid w:val="00715F21"/>
-    <w:pPr>
-      <w:spacing w:before="240" w:after="0"/>
-      <w:outlineLvl w:val="9"/>
-    </w:pPr>
-    <w:rPr>
-      <w:kern w:val="0"/>
-      <w:sz w:val="32"/>
-      <w:szCs w:val="32"/>
-      <w:lang w:eastAsia="it-IT"/>
-      <w14:ligatures w14:val="none"/>
-    </w:rPr>
-  </w:style>
-  <w:style w:type="paragraph" w:styleId="TOC1">
-    <w:name w:val="toc 1"/>
-    <w:basedOn w:val="Normal"/>
-    <w:next w:val="Normal"/>
-    <w:autoRedefine/>
-    <w:uiPriority w:val="39"/>
-    <w:unhideWhenUsed/>
-    <w:rsid w:val="00715F21"/>
-    <w:pPr>
-      <w:spacing w:after="100"/>
-    </w:pPr>
-  </w:style>
-  <w:style w:type="character" w:styleId="Hyperlink">
-    <w:name w:val="Hyperlink"/>
-    <w:basedOn w:val="DefaultParagraphFont"/>
-    <w:uiPriority w:val="99"/>
-    <w:unhideWhenUsed/>
-    <w:rsid w:val="00715F21"/>
-    <w:rPr>
-      <w:color w:val="467886" w:themeColor="hyperlink"/>
-      <w:u w:val="single"/>
-    </w:rPr>
+  <w:style w:type="paragraph" w:customStyle="1" w:styleId="97FEC0F5E50D44B0BE861338572092E5">
+    <w:name w:val="97FEC0F5E50D44B0BE861338572092E5"/>
+    <w:rsid w:val="0094198F"/>
   </w:style>
 </w:styles>
+</file>
+
+<file path=word/glossary/webSettings.xml><?xml version="1.0" encoding="utf-8"?>
+<w:webSettings xmlns:mc="http://schemas.openxmlformats.org/markup-compatibility/2006" xmlns:r="http://schemas.openxmlformats.org/officeDocument/2006/relationships" xmlns:w="http://schemas.openxmlformats.org/wordprocessingml/2006/main" xmlns:w14="http://schemas.microsoft.com/office/word/2010/wordml" xmlns:w15="http://schemas.microsoft.com/office/word/2012/wordml" xmlns:w16cex="http://schemas.microsoft.com/office/word/2018/wordml/cex" xmlns:w16cid="http://schemas.microsoft.com/office/word/2016/wordml/cid" xmlns:w16="http://schemas.microsoft.com/office/word/2018/wordml" xmlns:w16du="http://schemas.microsoft.com/office/word/2023/wordml/word16du" xmlns:w16sdtdh="http://schemas.microsoft.com/office/word/2020/wordml/sdtdatahash" xmlns:w16sdtfl="http://schemas.microsoft.com/office/word/2024/wordml/sdtformatlock" xmlns:w16se="http://schemas.microsoft.com/office/word/2015/wordml/symex" mc:Ignorable="w14 w15 w16se w16cid w16 w16cex w16sdtdh w16sdtfl w16du">
+  <w:optimizeForBrowser/>
+  <w:allowPNG/>
+</w:webSettings>
 </file>
 
 <file path=word/theme/theme1.xml><?xml version="1.0" encoding="utf-8"?>

--- a/docs/Euterpe guida utente.docx
+++ b/docs/Euterpe guida utente.docx
@@ -205,7 +205,13 @@
     <w:sdt>
       <w:sdtPr>
         <w:rPr>
-          <w:lang w:val="en-GB"/>
+          <w:rFonts w:asciiTheme="minorHAnsi" w:eastAsiaTheme="minorHAnsi" w:hAnsiTheme="minorHAnsi" w:cstheme="minorBidi"/>
+          <w:color w:val="auto"/>
+          <w:kern w:val="2"/>
+          <w:sz w:val="22"/>
+          <w:szCs w:val="22"/>
+          <w:lang w:val="en-GB" w:eastAsia="en-US"/>
+          <w14:ligatures w14:val="standardContextual"/>
         </w:rPr>
         <w:id w:val="-1218350441"/>
         <w:docPartObj>
@@ -215,15 +221,8 @@
       </w:sdtPr>
       <w:sdtEndPr>
         <w:rPr>
-          <w:rFonts w:asciiTheme="minorHAnsi" w:eastAsiaTheme="minorHAnsi" w:hAnsiTheme="minorHAnsi" w:cstheme="minorBidi"/>
           <w:b/>
           <w:bCs/>
-          <w:color w:val="auto"/>
-          <w:kern w:val="2"/>
-          <w:sz w:val="22"/>
-          <w:szCs w:val="22"/>
-          <w:lang w:eastAsia="en-US"/>
-          <w14:ligatures w14:val="standardContextual"/>
         </w:rPr>
       </w:sdtEndPr>
       <w:sdtContent>
@@ -863,14 +862,7 @@
           <w:rFonts w:ascii="Times New Roman" w:hAnsi="Times New Roman" w:cs="Times New Roman"/>
           <w:kern w:val="0"/>
         </w:rPr>
-        <w:t xml:space="preserve">Data una cartella che contiene file MP3, </w:t>
-      </w:r>
-      <w:r>
-        <w:rPr>
-          <w:rFonts w:ascii="Times New Roman" w:hAnsi="Times New Roman" w:cs="Times New Roman"/>
-          <w:kern w:val="0"/>
-        </w:rPr>
-        <w:t>Euterpe permette di indicizzarla in base ai tag dei file MP3</w:t>
+        <w:t>Data una cartella che contiene file MP3, Euterpe permette di indicizzarla in base ai tag dei file MP3</w:t>
       </w:r>
       <w:r>
         <w:rPr>
@@ -1803,6 +1795,7 @@
       <w:r>
         <w:rPr>
           <w:rFonts w:ascii="Times New Roman" w:hAnsi="Times New Roman" w:cs="Times New Roman"/>
+          <w:noProof/>
           <w:kern w:val="0"/>
         </w:rPr>
         <w:drawing>
@@ -2081,6 +2074,7 @@
       <w:r>
         <w:rPr>
           <w:rFonts w:ascii="Times New Roman" w:hAnsi="Times New Roman" w:cs="Times New Roman"/>
+          <w:noProof/>
           <w:kern w:val="0"/>
         </w:rPr>
         <w:drawing>
@@ -2156,6 +2150,7 @@
       <w:r>
         <w:rPr>
           <w:rFonts w:ascii="Times New Roman" w:hAnsi="Times New Roman" w:cs="Times New Roman"/>
+          <w:noProof/>
           <w:kern w:val="0"/>
         </w:rPr>
         <w:drawing>
@@ -2217,6 +2212,7 @@
       <w:r>
         <w:rPr>
           <w:rFonts w:ascii="Times New Roman" w:hAnsi="Times New Roman" w:cs="Times New Roman"/>
+          <w:noProof/>
           <w:kern w:val="0"/>
         </w:rPr>
         <w:drawing>
@@ -2278,6 +2274,7 @@
       <w:r>
         <w:rPr>
           <w:rFonts w:ascii="Times New Roman" w:hAnsi="Times New Roman" w:cs="Times New Roman"/>
+          <w:noProof/>
           <w:kern w:val="0"/>
         </w:rPr>
         <w:drawing>
@@ -2389,7 +2386,21 @@
           <w:rFonts w:ascii="Times New Roman" w:hAnsi="Times New Roman" w:cs="Times New Roman"/>
           <w:kern w:val="0"/>
         </w:rPr>
-        <w:t xml:space="preserve"> file mp3 e la casella in cui digitare il testo pe</w:t>
+        <w:t xml:space="preserve"> file mp3</w:t>
+      </w:r>
+      <w:r>
+        <w:rPr>
+          <w:rFonts w:ascii="Times New Roman" w:hAnsi="Times New Roman" w:cs="Times New Roman"/>
+          <w:kern w:val="0"/>
+        </w:rPr>
+        <w:t>, accanto a questa troviamo</w:t>
+      </w:r>
+      <w:r>
+        <w:rPr>
+          <w:rFonts w:ascii="Times New Roman" w:hAnsi="Times New Roman" w:cs="Times New Roman"/>
+          <w:kern w:val="0"/>
+        </w:rPr>
+        <w:t xml:space="preserve"> la casella in cui digitare il testo pe</w:t>
       </w:r>
       <w:r>
         <w:rPr>
@@ -2424,6 +2435,7 @@
       <w:r>
         <w:rPr>
           <w:rFonts w:ascii="Times New Roman" w:hAnsi="Times New Roman" w:cs="Times New Roman"/>
+          <w:noProof/>
           <w:kern w:val="0"/>
         </w:rPr>
         <w:drawing>
@@ -2467,7 +2479,21 @@
           <w:rFonts w:ascii="Times New Roman" w:hAnsi="Times New Roman" w:cs="Times New Roman"/>
           <w:kern w:val="0"/>
         </w:rPr>
-        <w:t xml:space="preserve"> è usato per impostare la cartella dei file Mp3, accanto appare il percorso della cartella. Al primo avvio questa casella è vuota ai successivi </w:t>
+        <w:t xml:space="preserve"> è usato per impostare la cartella dei file Mp3, accanto </w:t>
+      </w:r>
+      <w:r>
+        <w:rPr>
+          <w:rFonts w:ascii="Times New Roman" w:hAnsi="Times New Roman" w:cs="Times New Roman"/>
+          <w:kern w:val="0"/>
+        </w:rPr>
+        <w:t xml:space="preserve">a questo </w:t>
+      </w:r>
+      <w:r>
+        <w:rPr>
+          <w:rFonts w:ascii="Times New Roman" w:hAnsi="Times New Roman" w:cs="Times New Roman"/>
+          <w:kern w:val="0"/>
+        </w:rPr>
+        <w:t xml:space="preserve">appare il percorso della cartella. Al primo avvio questa casella è vuota ai successivi </w:t>
       </w:r>
       <w:r>
         <w:rPr>
@@ -2592,7 +2618,21 @@
           <w:rFonts w:ascii="Times New Roman" w:hAnsi="Times New Roman" w:cs="Times New Roman"/>
           <w:kern w:val="0"/>
         </w:rPr>
-        <w:t>In basso a sinistra abbiamo un riquadro dove alternativamente vine mostrata la copertina dell’album selezionato o l’elenco dei brani della playlis</w:t>
+        <w:t>In basso a sinistra abbiamo un riquadro dove alternativamente vi</w:t>
+      </w:r>
+      <w:r>
+        <w:rPr>
+          <w:rFonts w:ascii="Times New Roman" w:hAnsi="Times New Roman" w:cs="Times New Roman"/>
+          <w:kern w:val="0"/>
+        </w:rPr>
+        <w:t>e</w:t>
+      </w:r>
+      <w:r>
+        <w:rPr>
+          <w:rFonts w:ascii="Times New Roman" w:hAnsi="Times New Roman" w:cs="Times New Roman"/>
+          <w:kern w:val="0"/>
+        </w:rPr>
+        <w:t>ne mostrata la copertina dell’album selezionato o l’elenco dei brani della playlis</w:t>
       </w:r>
       <w:r>
         <w:rPr>
@@ -2626,7 +2666,21 @@
           <w:rFonts w:ascii="Times New Roman" w:hAnsi="Times New Roman" w:cs="Times New Roman"/>
           <w:kern w:val="0"/>
         </w:rPr>
-        <w:t>In basso a destra troviamo l’elenco delle tracce.</w:t>
+        <w:t>In basso a destra troviamo l’elenco delle tracce</w:t>
+      </w:r>
+      <w:r>
+        <w:rPr>
+          <w:rFonts w:ascii="Times New Roman" w:hAnsi="Times New Roman" w:cs="Times New Roman"/>
+          <w:kern w:val="0"/>
+        </w:rPr>
+        <w:t xml:space="preserve"> dell’album selezionato</w:t>
+      </w:r>
+      <w:r>
+        <w:rPr>
+          <w:rFonts w:ascii="Times New Roman" w:hAnsi="Times New Roman" w:cs="Times New Roman"/>
+          <w:kern w:val="0"/>
+        </w:rPr>
+        <w:t>.</w:t>
       </w:r>
     </w:p>
     <w:p>
@@ -2648,7 +2702,14 @@
           <w:rFonts w:ascii="Times New Roman" w:hAnsi="Times New Roman" w:cs="Times New Roman"/>
           <w:kern w:val="0"/>
         </w:rPr>
-        <w:t xml:space="preserve"> che si trovano quella </w:t>
+        <w:t xml:space="preserve"> che si trovano </w:t>
+      </w:r>
+      <w:r>
+        <w:rPr>
+          <w:rFonts w:ascii="Times New Roman" w:hAnsi="Times New Roman" w:cs="Times New Roman"/>
+          <w:kern w:val="0"/>
+        </w:rPr>
+        <w:t xml:space="preserve">sotto quella di </w:t>
       </w:r>
       <w:r>
         <w:rPr>
@@ -2662,7 +2723,21 @@
           <w:rFonts w:ascii="Times New Roman" w:hAnsi="Times New Roman" w:cs="Times New Roman"/>
           <w:kern w:val="0"/>
         </w:rPr>
-        <w:t>ma in base al contenuto dei tag dei file MP3.</w:t>
+        <w:t xml:space="preserve">ma </w:t>
+      </w:r>
+      <w:r>
+        <w:rPr>
+          <w:rFonts w:ascii="Times New Roman" w:hAnsi="Times New Roman" w:cs="Times New Roman"/>
+          <w:kern w:val="0"/>
+        </w:rPr>
+        <w:t xml:space="preserve">attingendo </w:t>
+      </w:r>
+      <w:r>
+        <w:rPr>
+          <w:rFonts w:ascii="Times New Roman" w:hAnsi="Times New Roman" w:cs="Times New Roman"/>
+          <w:kern w:val="0"/>
+        </w:rPr>
+        <w:t>al contenuto dei tag dei file MP3.</w:t>
       </w:r>
       <w:r>
         <w:rPr>
@@ -2684,7 +2759,21 @@
           <w:rFonts w:ascii="Times New Roman" w:hAnsi="Times New Roman" w:cs="Times New Roman"/>
           <w:kern w:val="0"/>
         </w:rPr>
-        <w:t>Può capitare che lo stesso artista appaia più volte nella lista degli artisti perché è stato scritto in maniera diversa nei vari album. Ad esempio, Fabrizio de Andre, Fabrizio Deandré, Fabrizio de André. In questi casi è possibile editare i tag degli album per normalizzare il nome.</w:t>
+        <w:t>Può capitare che lo stesso artista appaia più volte nella lista degli artisti</w:t>
+      </w:r>
+      <w:r>
+        <w:rPr>
+          <w:rFonts w:ascii="Times New Roman" w:hAnsi="Times New Roman" w:cs="Times New Roman"/>
+          <w:kern w:val="0"/>
+        </w:rPr>
+        <w:t xml:space="preserve">, questo accade </w:t>
+      </w:r>
+      <w:r>
+        <w:rPr>
+          <w:rFonts w:ascii="Times New Roman" w:hAnsi="Times New Roman" w:cs="Times New Roman"/>
+          <w:kern w:val="0"/>
+        </w:rPr>
+        <w:t xml:space="preserve"> perché è stato scritto in maniera diversa nei vari album. Ad esempio, Fabrizio de Andre, Fabrizio Deandré, Fabrizio de André. In questi casi è possibile editare i tag degli album per normalizzare il nome.</w:t>
       </w:r>
     </w:p>
     <w:p>
@@ -2714,7 +2803,21 @@
           <w:rFonts w:ascii="Times New Roman" w:hAnsi="Times New Roman" w:cs="Times New Roman"/>
           <w:kern w:val="0"/>
         </w:rPr>
-        <w:t>Selezionando un album nel riquadro in basso a sinistra appare la copertina dell’album, mentre nel riquadro in basso a sinistra appare l’elenco delle tracce dell’album ordinate secondo la sequenza con cui si trovano sul disco o CD originale.</w:t>
+        <w:t xml:space="preserve">Selezionando un album nel riquadro in basso a sinistra appare la copertina dell’album, mentre nel riquadro in basso a </w:t>
+      </w:r>
+      <w:r>
+        <w:rPr>
+          <w:rFonts w:ascii="Times New Roman" w:hAnsi="Times New Roman" w:cs="Times New Roman"/>
+          <w:kern w:val="0"/>
+        </w:rPr>
+        <w:t>destra</w:t>
+      </w:r>
+      <w:r>
+        <w:rPr>
+          <w:rFonts w:ascii="Times New Roman" w:hAnsi="Times New Roman" w:cs="Times New Roman"/>
+          <w:kern w:val="0"/>
+        </w:rPr>
+        <w:t xml:space="preserve"> appare l’elenco delle tracce dell’album ordinate secondo la sequenza con cui si trovano sul disco o CD originale.</w:t>
       </w:r>
     </w:p>
     <w:p>
@@ -2732,6 +2835,91 @@
           <w:kern w:val="0"/>
         </w:rPr>
       </w:pPr>
+      <w:r>
+        <w:rPr>
+          <w:rFonts w:ascii="Times New Roman" w:hAnsi="Times New Roman" w:cs="Times New Roman"/>
+          <w:kern w:val="0"/>
+        </w:rPr>
+        <w:t>Ci sono due modi di creare una playlist:</w:t>
+      </w:r>
+    </w:p>
+    <w:p>
+      <w:pPr>
+        <w:pStyle w:val="ListParagraph"/>
+        <w:numPr>
+          <w:ilvl w:val="0"/>
+          <w:numId w:val="6"/>
+        </w:numPr>
+        <w:rPr>
+          <w:rFonts w:ascii="Times New Roman" w:hAnsi="Times New Roman" w:cs="Times New Roman"/>
+          <w:kern w:val="0"/>
+        </w:rPr>
+      </w:pPr>
+      <w:r>
+        <w:rPr>
+          <w:rFonts w:ascii="Times New Roman" w:hAnsi="Times New Roman" w:cs="Times New Roman"/>
+          <w:kern w:val="0"/>
+        </w:rPr>
+        <w:t>Selezionando singolarmente gli album e o le tracce</w:t>
+      </w:r>
+    </w:p>
+    <w:p>
+      <w:pPr>
+        <w:pStyle w:val="ListParagraph"/>
+        <w:numPr>
+          <w:ilvl w:val="0"/>
+          <w:numId w:val="6"/>
+        </w:numPr>
+        <w:rPr>
+          <w:rFonts w:ascii="Times New Roman" w:hAnsi="Times New Roman" w:cs="Times New Roman"/>
+          <w:kern w:val="0"/>
+        </w:rPr>
+      </w:pPr>
+      <w:r>
+        <w:rPr>
+          <w:rFonts w:ascii="Times New Roman" w:hAnsi="Times New Roman" w:cs="Times New Roman"/>
+          <w:kern w:val="0"/>
+        </w:rPr>
+        <w:t>Facendolo creare in modo automatico in base alle proprie preferenze.</w:t>
+      </w:r>
+    </w:p>
+    <w:p>
+      <w:pPr>
+        <w:rPr>
+          <w:rFonts w:ascii="Times New Roman" w:hAnsi="Times New Roman" w:cs="Times New Roman"/>
+          <w:kern w:val="0"/>
+        </w:rPr>
+      </w:pPr>
+      <w:r>
+        <w:rPr>
+          <w:rFonts w:ascii="Times New Roman" w:hAnsi="Times New Roman" w:cs="Times New Roman"/>
+          <w:kern w:val="0"/>
+        </w:rPr>
+        <w:t>La voce di  menu contestuale “aggiunge alla playlist, appare sia nel riquadro degli album che in quello delle tracce. Se lo si attiva dal riquadro degli album tutte le tracce degli album selezionati verranno inserite nella playlist. Se lo si attiva dal riquadro tracce tutte le tracce selezionate verranno inserite nella playlist.</w:t>
+      </w:r>
+    </w:p>
+    <w:p>
+      <w:pPr>
+        <w:pStyle w:val="Heading2"/>
+      </w:pPr>
+      <w:r>
+        <w:t>Le ricerche</w:t>
+      </w:r>
+    </w:p>
+    <w:p>
+      <w:pPr>
+        <w:rPr>
+          <w:rFonts w:ascii="Times New Roman" w:hAnsi="Times New Roman" w:cs="Times New Roman"/>
+          <w:kern w:val="0"/>
+        </w:rPr>
+      </w:pPr>
+      <w:r>
+        <w:rPr>
+          <w:rFonts w:ascii="Times New Roman" w:hAnsi="Times New Roman" w:cs="Times New Roman"/>
+          <w:kern w:val="0"/>
+        </w:rPr>
+        <w:t>Quando si digita del testo nella casella delle ricerche questo è usato in tempo reale per evidenziare il primo artista che contiene i caratteri digitati</w:t>
+      </w:r>
     </w:p>
     <w:p>
       <w:pPr>
@@ -2966,37 +3154,65 @@
           <w:rFonts w:ascii="Times New Roman" w:hAnsi="Times New Roman" w:cs="Times New Roman"/>
           <w:kern w:val="0"/>
         </w:rPr>
-        <w:t xml:space="preserve">Nella parte alta troviamo la casella per la ricerca delle stazioni radio. </w:t>
-      </w:r>
-    </w:p>
-    <w:p>
-      <w:pPr>
-        <w:rPr>
-          <w:rFonts w:ascii="Times New Roman" w:hAnsi="Times New Roman" w:cs="Times New Roman"/>
-          <w:kern w:val="0"/>
-        </w:rPr>
-      </w:pPr>
-      <w:r>
-        <w:rPr>
-          <w:rFonts w:ascii="Times New Roman" w:hAnsi="Times New Roman" w:cs="Times New Roman"/>
-          <w:kern w:val="0"/>
-        </w:rPr>
-        <w:t>Sotto abbiamo la lista delle stazioni individuata in base alla ricerca.</w:t>
-      </w:r>
-    </w:p>
-    <w:p>
-      <w:pPr>
-        <w:rPr>
-          <w:rFonts w:ascii="Times New Roman" w:hAnsi="Times New Roman" w:cs="Times New Roman"/>
-          <w:kern w:val="0"/>
-        </w:rPr>
-      </w:pPr>
-      <w:r>
-        <w:rPr>
-          <w:rFonts w:ascii="Times New Roman" w:hAnsi="Times New Roman" w:cs="Times New Roman"/>
-          <w:kern w:val="0"/>
-        </w:rPr>
-        <w:t>Infine, troviamo la lista delle stazioni radio preferite.</w:t>
+        <w:t>Nella parte alta troviamo la casella per la ricerca delle stazioni radio.</w:t>
+      </w:r>
+    </w:p>
+    <w:p>
+      <w:pPr>
+        <w:rPr>
+          <w:rFonts w:ascii="Times New Roman" w:hAnsi="Times New Roman" w:cs="Times New Roman"/>
+          <w:kern w:val="0"/>
+        </w:rPr>
+      </w:pPr>
+      <w:r>
+        <w:rPr>
+          <w:rFonts w:ascii="Times New Roman" w:hAnsi="Times New Roman" w:cs="Times New Roman"/>
+          <w:kern w:val="0"/>
+        </w:rPr>
+        <w:t>Sotto</w:t>
+      </w:r>
+      <w:r>
+        <w:rPr>
+          <w:rFonts w:ascii="Times New Roman" w:hAnsi="Times New Roman" w:cs="Times New Roman"/>
+          <w:kern w:val="0"/>
+        </w:rPr>
+        <w:t xml:space="preserve"> questa troviamo </w:t>
+      </w:r>
+      <w:r>
+        <w:rPr>
+          <w:rFonts w:ascii="Times New Roman" w:hAnsi="Times New Roman" w:cs="Times New Roman"/>
+          <w:kern w:val="0"/>
+        </w:rPr>
+        <w:t>la lista delle stazioni individuata in base alla ricerca.</w:t>
+      </w:r>
+    </w:p>
+    <w:p>
+      <w:pPr>
+        <w:rPr>
+          <w:rFonts w:ascii="Times New Roman" w:hAnsi="Times New Roman" w:cs="Times New Roman"/>
+          <w:kern w:val="0"/>
+        </w:rPr>
+      </w:pPr>
+      <w:r>
+        <w:rPr>
+          <w:rFonts w:ascii="Times New Roman" w:hAnsi="Times New Roman" w:cs="Times New Roman"/>
+          <w:kern w:val="0"/>
+        </w:rPr>
+        <w:t xml:space="preserve">Infine, </w:t>
+      </w:r>
+      <w:r>
+        <w:rPr>
+          <w:rFonts w:ascii="Times New Roman" w:hAnsi="Times New Roman" w:cs="Times New Roman"/>
+          <w:kern w:val="0"/>
+        </w:rPr>
+        <w:t xml:space="preserve">nella parte inferiore </w:t>
+      </w:r>
+      <w:r>
+        <w:rPr>
+          <w:rFonts w:ascii="Times New Roman" w:hAnsi="Times New Roman" w:cs="Times New Roman"/>
+          <w:kern w:val="0"/>
+        </w:rPr>
+        <w:t>troviamo la lista delle stazioni radio preferite.</w:t>
       </w:r>
     </w:p>
     <w:p>
@@ -3145,10 +3361,7 @@
       <w:bookmarkStart w:id="9" w:name="_Toc213176803"/>
       <w:r>
         <w:lastRenderedPageBreak/>
-        <w:t xml:space="preserve">La finestra </w:t>
-      </w:r>
-      <w:r>
-        <w:t>riproduzione</w:t>
+        <w:t>La finestra riproduzione</w:t>
       </w:r>
       <w:bookmarkEnd w:id="9"/>
     </w:p>
@@ -4407,9 +4620,9 @@
 <file path=word/numbering.xml><?xml version="1.0" encoding="utf-8"?>
 <w:numbering xmlns:wpc="http://schemas.microsoft.com/office/word/2010/wordprocessingCanvas" xmlns:cx="http://schemas.microsoft.com/office/drawing/2014/chartex" xmlns:cx1="http://schemas.microsoft.com/office/drawing/2015/9/8/chartex" xmlns:cx2="http://schemas.microsoft.com/office/drawing/2015/10/21/chartex" xmlns:cx3="http://schemas.microsoft.com/office/drawing/2016/5/9/chartex" xmlns:cx4="http://schemas.microsoft.com/office/drawing/2016/5/10/chartex" xmlns:cx5="http://schemas.microsoft.com/office/drawing/2016/5/11/chartex" xmlns:cx6="http://schemas.microsoft.com/office/drawing/2016/5/12/chartex" xmlns:cx7="http://schemas.microsoft.com/office/drawing/2016/5/13/chartex" xmlns:cx8="http://schemas.microsoft.com/office/drawing/2016/5/14/chartex" xmlns:mc="http://schemas.openxmlformats.org/markup-compatibility/2006" xmlns:aink="http://schemas.microsoft.com/office/drawing/2016/ink" xmlns:am3d="http://schemas.microsoft.com/office/drawing/2017/model3d" xmlns:o="urn:schemas-microsoft-com:office:office" xmlns:oel="http://schemas.microsoft.com/office/2019/extlst" xmlns:r="http://schemas.openxmlformats.org/officeDocument/2006/relationships" xmlns:m="http://schemas.openxmlformats.org/officeDocument/2006/math" xmlns:v="urn:schemas-microsoft-com:vml" xmlns:wp14="http://schemas.microsoft.com/office/word/2010/wordprocessingDrawing" xmlns:wp="http://schemas.openxmlformats.org/drawingml/2006/wordprocessingDrawing" xmlns:w10="urn:schemas-microsoft-com:office:word" xmlns:w="http://schemas.openxmlformats.org/wordprocessingml/2006/main" xmlns:w14="http://schemas.microsoft.com/office/word/2010/wordml" xmlns:w15="http://schemas.microsoft.com/office/word/2012/wordml" xmlns:w16cex="http://schemas.microsoft.com/office/word/2018/wordml/cex" xmlns:w16cid="http://schemas.microsoft.com/office/word/2016/wordml/cid" xmlns:w16="http://schemas.microsoft.com/office/word/2018/wordml" xmlns:w16du="http://schemas.microsoft.com/office/word/2023/wordml/word16du" xmlns:w16sdtdh="http://schemas.microsoft.com/office/word/2020/wordml/sdtdatahash" xmlns:w16sdtfl="http://schemas.microsoft.com/office/word/2024/wordml/sdtformatlock" xmlns:w16se="http://schemas.microsoft.com/office/word/2015/wordml/symex" xmlns:wpg="http://schemas.microsoft.com/office/word/2010/wordprocessingGroup" xmlns:wpi="http://schemas.microsoft.com/office/word/2010/wordprocessingInk" xmlns:wne="http://schemas.microsoft.com/office/word/2006/wordml" xmlns:wps="http://schemas.microsoft.com/office/word/2010/wordprocessingShape" mc:Ignorable="w14 w15 w16se w16cid w16 w16cex w16sdtdh w16sdtfl w16du wp14">
   <w:abstractNum w:abstractNumId="0" w15:restartNumberingAfterBreak="0">
-    <w:nsid w:val="2C5276F6"/>
+    <w:nsid w:val="1A1A1967"/>
     <w:multiLevelType w:val="hybridMultilevel"/>
-    <w:tmpl w:val="FC3627A4"/>
+    <w:tmpl w:val="6B10C450"/>
     <w:lvl w:ilvl="0" w:tplc="04100001">
       <w:start w:val="1"/>
       <w:numFmt w:val="bullet"/>
@@ -4520,9 +4733,9 @@
     </w:lvl>
   </w:abstractNum>
   <w:abstractNum w:abstractNumId="1" w15:restartNumberingAfterBreak="0">
-    <w:nsid w:val="4B571D3E"/>
+    <w:nsid w:val="2C5276F6"/>
     <w:multiLevelType w:val="hybridMultilevel"/>
-    <w:tmpl w:val="EFE6DC2E"/>
+    <w:tmpl w:val="FC3627A4"/>
     <w:lvl w:ilvl="0" w:tplc="04100001">
       <w:start w:val="1"/>
       <w:numFmt w:val="bullet"/>
@@ -4633,9 +4846,9 @@
     </w:lvl>
   </w:abstractNum>
   <w:abstractNum w:abstractNumId="2" w15:restartNumberingAfterBreak="0">
-    <w:nsid w:val="560F561B"/>
+    <w:nsid w:val="4B571D3E"/>
     <w:multiLevelType w:val="hybridMultilevel"/>
-    <w:tmpl w:val="FE687232"/>
+    <w:tmpl w:val="EFE6DC2E"/>
     <w:lvl w:ilvl="0" w:tplc="04100001">
       <w:start w:val="1"/>
       <w:numFmt w:val="bullet"/>
@@ -4746,95 +4959,9 @@
     </w:lvl>
   </w:abstractNum>
   <w:abstractNum w:abstractNumId="3" w15:restartNumberingAfterBreak="0">
-    <w:nsid w:val="5A1C2E28"/>
+    <w:nsid w:val="560F561B"/>
     <w:multiLevelType w:val="hybridMultilevel"/>
-    <w:tmpl w:val="FC226582"/>
-    <w:lvl w:ilvl="0" w:tplc="0410000F">
-      <w:start w:val="1"/>
-      <w:numFmt w:val="decimal"/>
-      <w:lvlText w:val="%1."/>
-      <w:lvlJc w:val="left"/>
-      <w:pPr>
-        <w:ind w:left="720" w:hanging="360"/>
-      </w:pPr>
-    </w:lvl>
-    <w:lvl w:ilvl="1" w:tplc="04100019" w:tentative="1">
-      <w:start w:val="1"/>
-      <w:numFmt w:val="lowerLetter"/>
-      <w:lvlText w:val="%2."/>
-      <w:lvlJc w:val="left"/>
-      <w:pPr>
-        <w:ind w:left="1440" w:hanging="360"/>
-      </w:pPr>
-    </w:lvl>
-    <w:lvl w:ilvl="2" w:tplc="0410001B" w:tentative="1">
-      <w:start w:val="1"/>
-      <w:numFmt w:val="lowerRoman"/>
-      <w:lvlText w:val="%3."/>
-      <w:lvlJc w:val="right"/>
-      <w:pPr>
-        <w:ind w:left="2160" w:hanging="180"/>
-      </w:pPr>
-    </w:lvl>
-    <w:lvl w:ilvl="3" w:tplc="0410000F" w:tentative="1">
-      <w:start w:val="1"/>
-      <w:numFmt w:val="decimal"/>
-      <w:lvlText w:val="%4."/>
-      <w:lvlJc w:val="left"/>
-      <w:pPr>
-        <w:ind w:left="2880" w:hanging="360"/>
-      </w:pPr>
-    </w:lvl>
-    <w:lvl w:ilvl="4" w:tplc="04100019" w:tentative="1">
-      <w:start w:val="1"/>
-      <w:numFmt w:val="lowerLetter"/>
-      <w:lvlText w:val="%5."/>
-      <w:lvlJc w:val="left"/>
-      <w:pPr>
-        <w:ind w:left="3600" w:hanging="360"/>
-      </w:pPr>
-    </w:lvl>
-    <w:lvl w:ilvl="5" w:tplc="0410001B" w:tentative="1">
-      <w:start w:val="1"/>
-      <w:numFmt w:val="lowerRoman"/>
-      <w:lvlText w:val="%6."/>
-      <w:lvlJc w:val="right"/>
-      <w:pPr>
-        <w:ind w:left="4320" w:hanging="180"/>
-      </w:pPr>
-    </w:lvl>
-    <w:lvl w:ilvl="6" w:tplc="0410000F" w:tentative="1">
-      <w:start w:val="1"/>
-      <w:numFmt w:val="decimal"/>
-      <w:lvlText w:val="%7."/>
-      <w:lvlJc w:val="left"/>
-      <w:pPr>
-        <w:ind w:left="5040" w:hanging="360"/>
-      </w:pPr>
-    </w:lvl>
-    <w:lvl w:ilvl="7" w:tplc="04100019" w:tentative="1">
-      <w:start w:val="1"/>
-      <w:numFmt w:val="lowerLetter"/>
-      <w:lvlText w:val="%8."/>
-      <w:lvlJc w:val="left"/>
-      <w:pPr>
-        <w:ind w:left="5760" w:hanging="360"/>
-      </w:pPr>
-    </w:lvl>
-    <w:lvl w:ilvl="8" w:tplc="0410001B" w:tentative="1">
-      <w:start w:val="1"/>
-      <w:numFmt w:val="lowerRoman"/>
-      <w:lvlText w:val="%9."/>
-      <w:lvlJc w:val="right"/>
-      <w:pPr>
-        <w:ind w:left="6480" w:hanging="180"/>
-      </w:pPr>
-    </w:lvl>
-  </w:abstractNum>
-  <w:abstractNum w:abstractNumId="4" w15:restartNumberingAfterBreak="0">
-    <w:nsid w:val="642113FA"/>
-    <w:multiLevelType w:val="hybridMultilevel"/>
-    <w:tmpl w:val="1230407A"/>
+    <w:tmpl w:val="FE687232"/>
     <w:lvl w:ilvl="0" w:tplc="04100001">
       <w:start w:val="1"/>
       <w:numFmt w:val="bullet"/>
@@ -4944,20 +5071,222 @@
       </w:rPr>
     </w:lvl>
   </w:abstractNum>
+  <w:abstractNum w:abstractNumId="4" w15:restartNumberingAfterBreak="0">
+    <w:nsid w:val="5A1C2E28"/>
+    <w:multiLevelType w:val="hybridMultilevel"/>
+    <w:tmpl w:val="FC226582"/>
+    <w:lvl w:ilvl="0" w:tplc="0410000F">
+      <w:start w:val="1"/>
+      <w:numFmt w:val="decimal"/>
+      <w:lvlText w:val="%1."/>
+      <w:lvlJc w:val="left"/>
+      <w:pPr>
+        <w:ind w:left="720" w:hanging="360"/>
+      </w:pPr>
+    </w:lvl>
+    <w:lvl w:ilvl="1" w:tplc="04100019" w:tentative="1">
+      <w:start w:val="1"/>
+      <w:numFmt w:val="lowerLetter"/>
+      <w:lvlText w:val="%2."/>
+      <w:lvlJc w:val="left"/>
+      <w:pPr>
+        <w:ind w:left="1440" w:hanging="360"/>
+      </w:pPr>
+    </w:lvl>
+    <w:lvl w:ilvl="2" w:tplc="0410001B" w:tentative="1">
+      <w:start w:val="1"/>
+      <w:numFmt w:val="lowerRoman"/>
+      <w:lvlText w:val="%3."/>
+      <w:lvlJc w:val="right"/>
+      <w:pPr>
+        <w:ind w:left="2160" w:hanging="180"/>
+      </w:pPr>
+    </w:lvl>
+    <w:lvl w:ilvl="3" w:tplc="0410000F" w:tentative="1">
+      <w:start w:val="1"/>
+      <w:numFmt w:val="decimal"/>
+      <w:lvlText w:val="%4."/>
+      <w:lvlJc w:val="left"/>
+      <w:pPr>
+        <w:ind w:left="2880" w:hanging="360"/>
+      </w:pPr>
+    </w:lvl>
+    <w:lvl w:ilvl="4" w:tplc="04100019" w:tentative="1">
+      <w:start w:val="1"/>
+      <w:numFmt w:val="lowerLetter"/>
+      <w:lvlText w:val="%5."/>
+      <w:lvlJc w:val="left"/>
+      <w:pPr>
+        <w:ind w:left="3600" w:hanging="360"/>
+      </w:pPr>
+    </w:lvl>
+    <w:lvl w:ilvl="5" w:tplc="0410001B" w:tentative="1">
+      <w:start w:val="1"/>
+      <w:numFmt w:val="lowerRoman"/>
+      <w:lvlText w:val="%6."/>
+      <w:lvlJc w:val="right"/>
+      <w:pPr>
+        <w:ind w:left="4320" w:hanging="180"/>
+      </w:pPr>
+    </w:lvl>
+    <w:lvl w:ilvl="6" w:tplc="0410000F" w:tentative="1">
+      <w:start w:val="1"/>
+      <w:numFmt w:val="decimal"/>
+      <w:lvlText w:val="%7."/>
+      <w:lvlJc w:val="left"/>
+      <w:pPr>
+        <w:ind w:left="5040" w:hanging="360"/>
+      </w:pPr>
+    </w:lvl>
+    <w:lvl w:ilvl="7" w:tplc="04100019" w:tentative="1">
+      <w:start w:val="1"/>
+      <w:numFmt w:val="lowerLetter"/>
+      <w:lvlText w:val="%8."/>
+      <w:lvlJc w:val="left"/>
+      <w:pPr>
+        <w:ind w:left="5760" w:hanging="360"/>
+      </w:pPr>
+    </w:lvl>
+    <w:lvl w:ilvl="8" w:tplc="0410001B" w:tentative="1">
+      <w:start w:val="1"/>
+      <w:numFmt w:val="lowerRoman"/>
+      <w:lvlText w:val="%9."/>
+      <w:lvlJc w:val="right"/>
+      <w:pPr>
+        <w:ind w:left="6480" w:hanging="180"/>
+      </w:pPr>
+    </w:lvl>
+  </w:abstractNum>
+  <w:abstractNum w:abstractNumId="5" w15:restartNumberingAfterBreak="0">
+    <w:nsid w:val="642113FA"/>
+    <w:multiLevelType w:val="hybridMultilevel"/>
+    <w:tmpl w:val="1230407A"/>
+    <w:lvl w:ilvl="0" w:tplc="04100001">
+      <w:start w:val="1"/>
+      <w:numFmt w:val="bullet"/>
+      <w:lvlText w:val=""/>
+      <w:lvlJc w:val="left"/>
+      <w:pPr>
+        <w:ind w:left="720" w:hanging="360"/>
+      </w:pPr>
+      <w:rPr>
+        <w:rFonts w:ascii="Symbol" w:hAnsi="Symbol" w:hint="default"/>
+      </w:rPr>
+    </w:lvl>
+    <w:lvl w:ilvl="1" w:tplc="04100003" w:tentative="1">
+      <w:start w:val="1"/>
+      <w:numFmt w:val="bullet"/>
+      <w:lvlText w:val="o"/>
+      <w:lvlJc w:val="left"/>
+      <w:pPr>
+        <w:ind w:left="1440" w:hanging="360"/>
+      </w:pPr>
+      <w:rPr>
+        <w:rFonts w:ascii="Courier New" w:hAnsi="Courier New" w:cs="Courier New" w:hint="default"/>
+      </w:rPr>
+    </w:lvl>
+    <w:lvl w:ilvl="2" w:tplc="04100005" w:tentative="1">
+      <w:start w:val="1"/>
+      <w:numFmt w:val="bullet"/>
+      <w:lvlText w:val=""/>
+      <w:lvlJc w:val="left"/>
+      <w:pPr>
+        <w:ind w:left="2160" w:hanging="360"/>
+      </w:pPr>
+      <w:rPr>
+        <w:rFonts w:ascii="Wingdings" w:hAnsi="Wingdings" w:hint="default"/>
+      </w:rPr>
+    </w:lvl>
+    <w:lvl w:ilvl="3" w:tplc="04100001" w:tentative="1">
+      <w:start w:val="1"/>
+      <w:numFmt w:val="bullet"/>
+      <w:lvlText w:val=""/>
+      <w:lvlJc w:val="left"/>
+      <w:pPr>
+        <w:ind w:left="2880" w:hanging="360"/>
+      </w:pPr>
+      <w:rPr>
+        <w:rFonts w:ascii="Symbol" w:hAnsi="Symbol" w:hint="default"/>
+      </w:rPr>
+    </w:lvl>
+    <w:lvl w:ilvl="4" w:tplc="04100003" w:tentative="1">
+      <w:start w:val="1"/>
+      <w:numFmt w:val="bullet"/>
+      <w:lvlText w:val="o"/>
+      <w:lvlJc w:val="left"/>
+      <w:pPr>
+        <w:ind w:left="3600" w:hanging="360"/>
+      </w:pPr>
+      <w:rPr>
+        <w:rFonts w:ascii="Courier New" w:hAnsi="Courier New" w:cs="Courier New" w:hint="default"/>
+      </w:rPr>
+    </w:lvl>
+    <w:lvl w:ilvl="5" w:tplc="04100005" w:tentative="1">
+      <w:start w:val="1"/>
+      <w:numFmt w:val="bullet"/>
+      <w:lvlText w:val=""/>
+      <w:lvlJc w:val="left"/>
+      <w:pPr>
+        <w:ind w:left="4320" w:hanging="360"/>
+      </w:pPr>
+      <w:rPr>
+        <w:rFonts w:ascii="Wingdings" w:hAnsi="Wingdings" w:hint="default"/>
+      </w:rPr>
+    </w:lvl>
+    <w:lvl w:ilvl="6" w:tplc="04100001" w:tentative="1">
+      <w:start w:val="1"/>
+      <w:numFmt w:val="bullet"/>
+      <w:lvlText w:val=""/>
+      <w:lvlJc w:val="left"/>
+      <w:pPr>
+        <w:ind w:left="5040" w:hanging="360"/>
+      </w:pPr>
+      <w:rPr>
+        <w:rFonts w:ascii="Symbol" w:hAnsi="Symbol" w:hint="default"/>
+      </w:rPr>
+    </w:lvl>
+    <w:lvl w:ilvl="7" w:tplc="04100003" w:tentative="1">
+      <w:start w:val="1"/>
+      <w:numFmt w:val="bullet"/>
+      <w:lvlText w:val="o"/>
+      <w:lvlJc w:val="left"/>
+      <w:pPr>
+        <w:ind w:left="5760" w:hanging="360"/>
+      </w:pPr>
+      <w:rPr>
+        <w:rFonts w:ascii="Courier New" w:hAnsi="Courier New" w:cs="Courier New" w:hint="default"/>
+      </w:rPr>
+    </w:lvl>
+    <w:lvl w:ilvl="8" w:tplc="04100005" w:tentative="1">
+      <w:start w:val="1"/>
+      <w:numFmt w:val="bullet"/>
+      <w:lvlText w:val=""/>
+      <w:lvlJc w:val="left"/>
+      <w:pPr>
+        <w:ind w:left="6480" w:hanging="360"/>
+      </w:pPr>
+      <w:rPr>
+        <w:rFonts w:ascii="Wingdings" w:hAnsi="Wingdings" w:hint="default"/>
+      </w:rPr>
+    </w:lvl>
+  </w:abstractNum>
   <w:num w:numId="1" w16cid:durableId="739601253">
+    <w:abstractNumId w:val="3"/>
+  </w:num>
+  <w:num w:numId="2" w16cid:durableId="1987783871">
+    <w:abstractNumId w:val="4"/>
+  </w:num>
+  <w:num w:numId="3" w16cid:durableId="1453666155">
     <w:abstractNumId w:val="2"/>
   </w:num>
-  <w:num w:numId="2" w16cid:durableId="1987783871">
-    <w:abstractNumId w:val="3"/>
-  </w:num>
-  <w:num w:numId="3" w16cid:durableId="1453666155">
+  <w:num w:numId="4" w16cid:durableId="271785175">
     <w:abstractNumId w:val="1"/>
   </w:num>
-  <w:num w:numId="4" w16cid:durableId="271785175">
+  <w:num w:numId="5" w16cid:durableId="2082091837">
+    <w:abstractNumId w:val="5"/>
+  </w:num>
+  <w:num w:numId="6" w16cid:durableId="1207448092">
     <w:abstractNumId w:val="0"/>
-  </w:num>
-  <w:num w:numId="5" w16cid:durableId="2082091837">
-    <w:abstractNumId w:val="4"/>
   </w:num>
 </w:numbering>
 </file>
@@ -5565,6 +5894,7 @@
   <w:style w:type="character" w:default="1" w:styleId="DefaultParagraphFont">
     <w:name w:val="Default Paragraph Font"/>
     <w:uiPriority w:val="1"/>
+    <w:semiHidden/>
     <w:unhideWhenUsed/>
   </w:style>
   <w:style w:type="table" w:default="1" w:styleId="TableNormal">
@@ -6079,9 +6409,12 @@
   </w:compat>
   <w:rsids>
     <w:rsidRoot w:val="0094198F"/>
+    <w:rsid w:val="002A6ABE"/>
     <w:rsid w:val="005805A2"/>
     <w:rsid w:val="0094198F"/>
+    <w:rsid w:val="00B20447"/>
     <w:rsid w:val="00C04935"/>
+    <w:rsid w:val="00F32A97"/>
   </w:rsids>
   <m:mathPr>
     <m:mathFont m:val="Cambria Math"/>
@@ -6532,38 +6865,6 @@
     <w:semiHidden/>
     <w:unhideWhenUsed/>
   </w:style>
-  <w:style w:type="paragraph" w:customStyle="1" w:styleId="4592630C918A46AC8174AE69379546ED">
-    <w:name w:val="4592630C918A46AC8174AE69379546ED"/>
-    <w:rsid w:val="0094198F"/>
-  </w:style>
-  <w:style w:type="paragraph" w:customStyle="1" w:styleId="6F6DFB191F3D402B867446942379C922">
-    <w:name w:val="6F6DFB191F3D402B867446942379C922"/>
-    <w:rsid w:val="0094198F"/>
-  </w:style>
-  <w:style w:type="paragraph" w:customStyle="1" w:styleId="DD68A79091C14CF6912E03DD5BC6E8D7">
-    <w:name w:val="DD68A79091C14CF6912E03DD5BC6E8D7"/>
-    <w:rsid w:val="0094198F"/>
-  </w:style>
-  <w:style w:type="paragraph" w:customStyle="1" w:styleId="2A71927149574F0B9A7B3B7292A9051F">
-    <w:name w:val="2A71927149574F0B9A7B3B7292A9051F"/>
-    <w:rsid w:val="0094198F"/>
-  </w:style>
-  <w:style w:type="paragraph" w:customStyle="1" w:styleId="87962502F36141B3B82585E349FD49CC">
-    <w:name w:val="87962502F36141B3B82585E349FD49CC"/>
-    <w:rsid w:val="0094198F"/>
-  </w:style>
-  <w:style w:type="paragraph" w:customStyle="1" w:styleId="0C12535FEF2646E581747D65A719EC17">
-    <w:name w:val="0C12535FEF2646E581747D65A719EC17"/>
-    <w:rsid w:val="0094198F"/>
-  </w:style>
-  <w:style w:type="paragraph" w:customStyle="1" w:styleId="00E2E17F3CFD4D859B3706F39619A202">
-    <w:name w:val="00E2E17F3CFD4D859B3706F39619A202"/>
-    <w:rsid w:val="0094198F"/>
-  </w:style>
-  <w:style w:type="paragraph" w:customStyle="1" w:styleId="504293A1739D4DC89DFE0CA222B4DEBA">
-    <w:name w:val="504293A1739D4DC89DFE0CA222B4DEBA"/>
-    <w:rsid w:val="0094198F"/>
-  </w:style>
   <w:style w:type="character" w:styleId="PlaceholderText">
     <w:name w:val="Placeholder Text"/>
     <w:basedOn w:val="DefaultParagraphFont"/>

--- a/docs/Euterpe guida utente.docx
+++ b/docs/Euterpe guida utente.docx
@@ -260,7 +260,7 @@
           <w:r>
             <w:fldChar w:fldCharType="separate"/>
           </w:r>
-          <w:hyperlink w:anchor="_Toc213176797" w:history="1">
+          <w:hyperlink w:anchor="_Toc214356851" w:history="1">
             <w:r>
               <w:rPr>
                 <w:rStyle w:val="Hyperlink"/>
@@ -287,7 +287,7 @@
                 <w:noProof/>
                 <w:webHidden/>
               </w:rPr>
-              <w:instrText xml:space="preserve"> PAGEREF _Toc213176797 \h </w:instrText>
+              <w:instrText xml:space="preserve"> PAGEREF _Toc214356851 \h </w:instrText>
             </w:r>
             <w:r>
               <w:rPr>
@@ -332,7 +332,7 @@
               <w:lang w:eastAsia="it-IT"/>
             </w:rPr>
           </w:pPr>
-          <w:hyperlink w:anchor="_Toc213176798" w:history="1">
+          <w:hyperlink w:anchor="_Toc214356852" w:history="1">
             <w:r>
               <w:rPr>
                 <w:rStyle w:val="Hyperlink"/>
@@ -359,7 +359,7 @@
                 <w:noProof/>
                 <w:webHidden/>
               </w:rPr>
-              <w:instrText xml:space="preserve"> PAGEREF _Toc213176798 \h </w:instrText>
+              <w:instrText xml:space="preserve"> PAGEREF _Toc214356852 \h </w:instrText>
             </w:r>
             <w:r>
               <w:rPr>
@@ -404,7 +404,7 @@
               <w:lang w:eastAsia="it-IT"/>
             </w:rPr>
           </w:pPr>
-          <w:hyperlink w:anchor="_Toc213176799" w:history="1">
+          <w:hyperlink w:anchor="_Toc214356853" w:history="1">
             <w:r>
               <w:rPr>
                 <w:rStyle w:val="Hyperlink"/>
@@ -431,7 +431,7 @@
                 <w:noProof/>
                 <w:webHidden/>
               </w:rPr>
-              <w:instrText xml:space="preserve"> PAGEREF _Toc213176799 \h </w:instrText>
+              <w:instrText xml:space="preserve"> PAGEREF _Toc214356853 \h </w:instrText>
             </w:r>
             <w:r>
               <w:rPr>
@@ -476,7 +476,7 @@
               <w:lang w:eastAsia="it-IT"/>
             </w:rPr>
           </w:pPr>
-          <w:hyperlink w:anchor="_Toc213176800" w:history="1">
+          <w:hyperlink w:anchor="_Toc214356854" w:history="1">
             <w:r>
               <w:rPr>
                 <w:rStyle w:val="Hyperlink"/>
@@ -503,7 +503,7 @@
                 <w:noProof/>
                 <w:webHidden/>
               </w:rPr>
-              <w:instrText xml:space="preserve"> PAGEREF _Toc213176800 \h </w:instrText>
+              <w:instrText xml:space="preserve"> PAGEREF _Toc214356854 \h </w:instrText>
             </w:r>
             <w:r>
               <w:rPr>
@@ -548,7 +548,7 @@
               <w:lang w:eastAsia="it-IT"/>
             </w:rPr>
           </w:pPr>
-          <w:hyperlink w:anchor="_Toc213176801" w:history="1">
+          <w:hyperlink w:anchor="_Toc214356855" w:history="1">
             <w:r>
               <w:rPr>
                 <w:rStyle w:val="Hyperlink"/>
@@ -575,7 +575,7 @@
                 <w:noProof/>
                 <w:webHidden/>
               </w:rPr>
-              <w:instrText xml:space="preserve"> PAGEREF _Toc213176801 \h </w:instrText>
+              <w:instrText xml:space="preserve"> PAGEREF _Toc214356855 \h </w:instrText>
             </w:r>
             <w:r>
               <w:rPr>
@@ -595,7 +595,295 @@
                 <w:noProof/>
                 <w:webHidden/>
               </w:rPr>
-              <w:t>7</w:t>
+              <w:t>8</w:t>
+            </w:r>
+            <w:r>
+              <w:rPr>
+                <w:noProof/>
+                <w:webHidden/>
+              </w:rPr>
+              <w:fldChar w:fldCharType="end"/>
+            </w:r>
+          </w:hyperlink>
+        </w:p>
+        <w:p>
+          <w:pPr>
+            <w:pStyle w:val="TOC2"/>
+            <w:tabs>
+              <w:tab w:val="right" w:leader="dot" w:pos="9628"/>
+            </w:tabs>
+            <w:rPr>
+              <w:rFonts w:eastAsiaTheme="minorEastAsia"/>
+              <w:noProof/>
+              <w:sz w:val="24"/>
+              <w:szCs w:val="24"/>
+              <w:lang w:eastAsia="it-IT"/>
+            </w:rPr>
+          </w:pPr>
+          <w:hyperlink w:anchor="_Toc214356856" w:history="1">
+            <w:r>
+              <w:rPr>
+                <w:rStyle w:val="Hyperlink"/>
+                <w:noProof/>
+              </w:rPr>
+              <w:t>Creazione di una playlist</w:t>
+            </w:r>
+            <w:r>
+              <w:rPr>
+                <w:noProof/>
+                <w:webHidden/>
+              </w:rPr>
+              <w:tab/>
+            </w:r>
+            <w:r>
+              <w:rPr>
+                <w:noProof/>
+                <w:webHidden/>
+              </w:rPr>
+              <w:fldChar w:fldCharType="begin"/>
+            </w:r>
+            <w:r>
+              <w:rPr>
+                <w:noProof/>
+                <w:webHidden/>
+              </w:rPr>
+              <w:instrText xml:space="preserve"> PAGEREF _Toc214356856 \h </w:instrText>
+            </w:r>
+            <w:r>
+              <w:rPr>
+                <w:noProof/>
+                <w:webHidden/>
+              </w:rPr>
+            </w:r>
+            <w:r>
+              <w:rPr>
+                <w:noProof/>
+                <w:webHidden/>
+              </w:rPr>
+              <w:fldChar w:fldCharType="separate"/>
+            </w:r>
+            <w:r>
+              <w:rPr>
+                <w:noProof/>
+                <w:webHidden/>
+              </w:rPr>
+              <w:t>8</w:t>
+            </w:r>
+            <w:r>
+              <w:rPr>
+                <w:noProof/>
+                <w:webHidden/>
+              </w:rPr>
+              <w:fldChar w:fldCharType="end"/>
+            </w:r>
+          </w:hyperlink>
+        </w:p>
+        <w:p>
+          <w:pPr>
+            <w:pStyle w:val="TOC2"/>
+            <w:tabs>
+              <w:tab w:val="right" w:leader="dot" w:pos="9628"/>
+            </w:tabs>
+            <w:rPr>
+              <w:rFonts w:eastAsiaTheme="minorEastAsia"/>
+              <w:noProof/>
+              <w:sz w:val="24"/>
+              <w:szCs w:val="24"/>
+              <w:lang w:eastAsia="it-IT"/>
+            </w:rPr>
+          </w:pPr>
+          <w:hyperlink w:anchor="_Toc214356857" w:history="1">
+            <w:r>
+              <w:rPr>
+                <w:rStyle w:val="Hyperlink"/>
+                <w:noProof/>
+              </w:rPr>
+              <w:t>Le ricerche</w:t>
+            </w:r>
+            <w:r>
+              <w:rPr>
+                <w:noProof/>
+                <w:webHidden/>
+              </w:rPr>
+              <w:tab/>
+            </w:r>
+            <w:r>
+              <w:rPr>
+                <w:noProof/>
+                <w:webHidden/>
+              </w:rPr>
+              <w:fldChar w:fldCharType="begin"/>
+            </w:r>
+            <w:r>
+              <w:rPr>
+                <w:noProof/>
+                <w:webHidden/>
+              </w:rPr>
+              <w:instrText xml:space="preserve"> PAGEREF _Toc214356857 \h </w:instrText>
+            </w:r>
+            <w:r>
+              <w:rPr>
+                <w:noProof/>
+                <w:webHidden/>
+              </w:rPr>
+            </w:r>
+            <w:r>
+              <w:rPr>
+                <w:noProof/>
+                <w:webHidden/>
+              </w:rPr>
+              <w:fldChar w:fldCharType="separate"/>
+            </w:r>
+            <w:r>
+              <w:rPr>
+                <w:noProof/>
+                <w:webHidden/>
+              </w:rPr>
+              <w:t>9</w:t>
+            </w:r>
+            <w:r>
+              <w:rPr>
+                <w:noProof/>
+                <w:webHidden/>
+              </w:rPr>
+              <w:fldChar w:fldCharType="end"/>
+            </w:r>
+          </w:hyperlink>
+        </w:p>
+        <w:p>
+          <w:pPr>
+            <w:pStyle w:val="TOC2"/>
+            <w:tabs>
+              <w:tab w:val="right" w:leader="dot" w:pos="9628"/>
+            </w:tabs>
+            <w:rPr>
+              <w:rFonts w:eastAsiaTheme="minorEastAsia"/>
+              <w:noProof/>
+              <w:sz w:val="24"/>
+              <w:szCs w:val="24"/>
+              <w:lang w:eastAsia="it-IT"/>
+            </w:rPr>
+          </w:pPr>
+          <w:hyperlink w:anchor="_Toc214356858" w:history="1">
+            <w:r>
+              <w:rPr>
+                <w:rStyle w:val="Hyperlink"/>
+                <w:noProof/>
+              </w:rPr>
+              <w:t>La selezione del genere musicale.</w:t>
+            </w:r>
+            <w:r>
+              <w:rPr>
+                <w:noProof/>
+                <w:webHidden/>
+              </w:rPr>
+              <w:tab/>
+            </w:r>
+            <w:r>
+              <w:rPr>
+                <w:noProof/>
+                <w:webHidden/>
+              </w:rPr>
+              <w:fldChar w:fldCharType="begin"/>
+            </w:r>
+            <w:r>
+              <w:rPr>
+                <w:noProof/>
+                <w:webHidden/>
+              </w:rPr>
+              <w:instrText xml:space="preserve"> PAGEREF _Toc214356858 \h </w:instrText>
+            </w:r>
+            <w:r>
+              <w:rPr>
+                <w:noProof/>
+                <w:webHidden/>
+              </w:rPr>
+            </w:r>
+            <w:r>
+              <w:rPr>
+                <w:noProof/>
+                <w:webHidden/>
+              </w:rPr>
+              <w:fldChar w:fldCharType="separate"/>
+            </w:r>
+            <w:r>
+              <w:rPr>
+                <w:noProof/>
+                <w:webHidden/>
+              </w:rPr>
+              <w:t>9</w:t>
+            </w:r>
+            <w:r>
+              <w:rPr>
+                <w:noProof/>
+                <w:webHidden/>
+              </w:rPr>
+              <w:fldChar w:fldCharType="end"/>
+            </w:r>
+          </w:hyperlink>
+        </w:p>
+        <w:p>
+          <w:pPr>
+            <w:pStyle w:val="TOC2"/>
+            <w:tabs>
+              <w:tab w:val="right" w:leader="dot" w:pos="9628"/>
+            </w:tabs>
+            <w:rPr>
+              <w:rFonts w:eastAsiaTheme="minorEastAsia"/>
+              <w:noProof/>
+              <w:sz w:val="24"/>
+              <w:szCs w:val="24"/>
+              <w:lang w:eastAsia="it-IT"/>
+            </w:rPr>
+          </w:pPr>
+          <w:hyperlink w:anchor="_Toc214356859" w:history="1">
+            <w:r>
+              <w:rPr>
+                <w:rStyle w:val="Hyperlink"/>
+                <w:noProof/>
+              </w:rPr>
+              <w:t>La riproduzione</w:t>
+            </w:r>
+            <w:r>
+              <w:rPr>
+                <w:noProof/>
+                <w:webHidden/>
+              </w:rPr>
+              <w:tab/>
+            </w:r>
+            <w:r>
+              <w:rPr>
+                <w:noProof/>
+                <w:webHidden/>
+              </w:rPr>
+              <w:fldChar w:fldCharType="begin"/>
+            </w:r>
+            <w:r>
+              <w:rPr>
+                <w:noProof/>
+                <w:webHidden/>
+              </w:rPr>
+              <w:instrText xml:space="preserve"> PAGEREF _Toc214356859 \h </w:instrText>
+            </w:r>
+            <w:r>
+              <w:rPr>
+                <w:noProof/>
+                <w:webHidden/>
+              </w:rPr>
+            </w:r>
+            <w:r>
+              <w:rPr>
+                <w:noProof/>
+                <w:webHidden/>
+              </w:rPr>
+              <w:fldChar w:fldCharType="separate"/>
+            </w:r>
+            <w:r>
+              <w:rPr>
+                <w:noProof/>
+                <w:webHidden/>
+              </w:rPr>
+              <w:t>10</w:t>
             </w:r>
             <w:r>
               <w:rPr>
@@ -620,7 +908,7 @@
               <w:lang w:eastAsia="it-IT"/>
             </w:rPr>
           </w:pPr>
-          <w:hyperlink w:anchor="_Toc213176802" w:history="1">
+          <w:hyperlink w:anchor="_Toc214356860" w:history="1">
             <w:r>
               <w:rPr>
                 <w:rStyle w:val="Hyperlink"/>
@@ -647,7 +935,7 @@
                 <w:noProof/>
                 <w:webHidden/>
               </w:rPr>
-              <w:instrText xml:space="preserve"> PAGEREF _Toc213176802 \h </w:instrText>
+              <w:instrText xml:space="preserve"> PAGEREF _Toc214356860 \h </w:instrText>
             </w:r>
             <w:r>
               <w:rPr>
@@ -667,7 +955,7 @@
                 <w:noProof/>
                 <w:webHidden/>
               </w:rPr>
-              <w:t>9</w:t>
+              <w:t>12</w:t>
             </w:r>
             <w:r>
               <w:rPr>
@@ -692,7 +980,7 @@
               <w:lang w:eastAsia="it-IT"/>
             </w:rPr>
           </w:pPr>
-          <w:hyperlink w:anchor="_Toc213176803" w:history="1">
+          <w:hyperlink w:anchor="_Toc214356861" w:history="1">
             <w:r>
               <w:rPr>
                 <w:rStyle w:val="Hyperlink"/>
@@ -719,7 +1007,7 @@
                 <w:noProof/>
                 <w:webHidden/>
               </w:rPr>
-              <w:instrText xml:space="preserve"> PAGEREF _Toc213176803 \h </w:instrText>
+              <w:instrText xml:space="preserve"> PAGEREF _Toc214356861 \h </w:instrText>
             </w:r>
             <w:r>
               <w:rPr>
@@ -739,7 +1027,655 @@
                 <w:noProof/>
                 <w:webHidden/>
               </w:rPr>
-              <w:t>10</w:t>
+              <w:t>13</w:t>
+            </w:r>
+            <w:r>
+              <w:rPr>
+                <w:noProof/>
+                <w:webHidden/>
+              </w:rPr>
+              <w:fldChar w:fldCharType="end"/>
+            </w:r>
+          </w:hyperlink>
+        </w:p>
+        <w:p>
+          <w:pPr>
+            <w:pStyle w:val="TOC1"/>
+            <w:tabs>
+              <w:tab w:val="right" w:leader="dot" w:pos="9628"/>
+            </w:tabs>
+            <w:rPr>
+              <w:rFonts w:eastAsiaTheme="minorEastAsia"/>
+              <w:noProof/>
+              <w:sz w:val="24"/>
+              <w:szCs w:val="24"/>
+              <w:lang w:eastAsia="it-IT"/>
+            </w:rPr>
+          </w:pPr>
+          <w:hyperlink w:anchor="_Toc214356862" w:history="1">
+            <w:r>
+              <w:rPr>
+                <w:rStyle w:val="Hyperlink"/>
+                <w:noProof/>
+              </w:rPr>
+              <w:t>Le funzioni del menu</w:t>
+            </w:r>
+            <w:r>
+              <w:rPr>
+                <w:noProof/>
+                <w:webHidden/>
+              </w:rPr>
+              <w:tab/>
+            </w:r>
+            <w:r>
+              <w:rPr>
+                <w:noProof/>
+                <w:webHidden/>
+              </w:rPr>
+              <w:fldChar w:fldCharType="begin"/>
+            </w:r>
+            <w:r>
+              <w:rPr>
+                <w:noProof/>
+                <w:webHidden/>
+              </w:rPr>
+              <w:instrText xml:space="preserve"> PAGEREF _Toc214356862 \h </w:instrText>
+            </w:r>
+            <w:r>
+              <w:rPr>
+                <w:noProof/>
+                <w:webHidden/>
+              </w:rPr>
+            </w:r>
+            <w:r>
+              <w:rPr>
+                <w:noProof/>
+                <w:webHidden/>
+              </w:rPr>
+              <w:fldChar w:fldCharType="separate"/>
+            </w:r>
+            <w:r>
+              <w:rPr>
+                <w:noProof/>
+                <w:webHidden/>
+              </w:rPr>
+              <w:t>14</w:t>
+            </w:r>
+            <w:r>
+              <w:rPr>
+                <w:noProof/>
+                <w:webHidden/>
+              </w:rPr>
+              <w:fldChar w:fldCharType="end"/>
+            </w:r>
+          </w:hyperlink>
+        </w:p>
+        <w:p>
+          <w:pPr>
+            <w:pStyle w:val="TOC2"/>
+            <w:tabs>
+              <w:tab w:val="right" w:leader="dot" w:pos="9628"/>
+            </w:tabs>
+            <w:rPr>
+              <w:rFonts w:eastAsiaTheme="minorEastAsia"/>
+              <w:noProof/>
+              <w:sz w:val="24"/>
+              <w:szCs w:val="24"/>
+              <w:lang w:eastAsia="it-IT"/>
+            </w:rPr>
+          </w:pPr>
+          <w:hyperlink w:anchor="_Toc214356863" w:history="1">
+            <w:r>
+              <w:rPr>
+                <w:rStyle w:val="Hyperlink"/>
+                <w:noProof/>
+              </w:rPr>
+              <w:t>Dispositivi Bluetooth</w:t>
+            </w:r>
+            <w:r>
+              <w:rPr>
+                <w:noProof/>
+                <w:webHidden/>
+              </w:rPr>
+              <w:tab/>
+            </w:r>
+            <w:r>
+              <w:rPr>
+                <w:noProof/>
+                <w:webHidden/>
+              </w:rPr>
+              <w:fldChar w:fldCharType="begin"/>
+            </w:r>
+            <w:r>
+              <w:rPr>
+                <w:noProof/>
+                <w:webHidden/>
+              </w:rPr>
+              <w:instrText xml:space="preserve"> PAGEREF _Toc214356863 \h </w:instrText>
+            </w:r>
+            <w:r>
+              <w:rPr>
+                <w:noProof/>
+                <w:webHidden/>
+              </w:rPr>
+            </w:r>
+            <w:r>
+              <w:rPr>
+                <w:noProof/>
+                <w:webHidden/>
+              </w:rPr>
+              <w:fldChar w:fldCharType="separate"/>
+            </w:r>
+            <w:r>
+              <w:rPr>
+                <w:noProof/>
+                <w:webHidden/>
+              </w:rPr>
+              <w:t>14</w:t>
+            </w:r>
+            <w:r>
+              <w:rPr>
+                <w:noProof/>
+                <w:webHidden/>
+              </w:rPr>
+              <w:fldChar w:fldCharType="end"/>
+            </w:r>
+          </w:hyperlink>
+        </w:p>
+        <w:p>
+          <w:pPr>
+            <w:pStyle w:val="TOC2"/>
+            <w:tabs>
+              <w:tab w:val="right" w:leader="dot" w:pos="9628"/>
+            </w:tabs>
+            <w:rPr>
+              <w:rFonts w:eastAsiaTheme="minorEastAsia"/>
+              <w:noProof/>
+              <w:sz w:val="24"/>
+              <w:szCs w:val="24"/>
+              <w:lang w:eastAsia="it-IT"/>
+            </w:rPr>
+          </w:pPr>
+          <w:hyperlink w:anchor="_Toc214356864" w:history="1">
+            <w:r>
+              <w:rPr>
+                <w:rStyle w:val="Hyperlink"/>
+                <w:noProof/>
+              </w:rPr>
+              <w:t>Converti da altri formati</w:t>
+            </w:r>
+            <w:r>
+              <w:rPr>
+                <w:noProof/>
+                <w:webHidden/>
+              </w:rPr>
+              <w:tab/>
+            </w:r>
+            <w:r>
+              <w:rPr>
+                <w:noProof/>
+                <w:webHidden/>
+              </w:rPr>
+              <w:fldChar w:fldCharType="begin"/>
+            </w:r>
+            <w:r>
+              <w:rPr>
+                <w:noProof/>
+                <w:webHidden/>
+              </w:rPr>
+              <w:instrText xml:space="preserve"> PAGEREF _Toc214356864 \h </w:instrText>
+            </w:r>
+            <w:r>
+              <w:rPr>
+                <w:noProof/>
+                <w:webHidden/>
+              </w:rPr>
+            </w:r>
+            <w:r>
+              <w:rPr>
+                <w:noProof/>
+                <w:webHidden/>
+              </w:rPr>
+              <w:fldChar w:fldCharType="separate"/>
+            </w:r>
+            <w:r>
+              <w:rPr>
+                <w:noProof/>
+                <w:webHidden/>
+              </w:rPr>
+              <w:t>14</w:t>
+            </w:r>
+            <w:r>
+              <w:rPr>
+                <w:noProof/>
+                <w:webHidden/>
+              </w:rPr>
+              <w:fldChar w:fldCharType="end"/>
+            </w:r>
+          </w:hyperlink>
+        </w:p>
+        <w:p>
+          <w:pPr>
+            <w:pStyle w:val="TOC2"/>
+            <w:tabs>
+              <w:tab w:val="right" w:leader="dot" w:pos="9628"/>
+            </w:tabs>
+            <w:rPr>
+              <w:rFonts w:eastAsiaTheme="minorEastAsia"/>
+              <w:noProof/>
+              <w:sz w:val="24"/>
+              <w:szCs w:val="24"/>
+              <w:lang w:eastAsia="it-IT"/>
+            </w:rPr>
+          </w:pPr>
+          <w:hyperlink w:anchor="_Toc214356865" w:history="1">
+            <w:r>
+              <w:rPr>
+                <w:rStyle w:val="Hyperlink"/>
+                <w:noProof/>
+              </w:rPr>
+              <w:t>CD ripper</w:t>
+            </w:r>
+            <w:r>
+              <w:rPr>
+                <w:noProof/>
+                <w:webHidden/>
+              </w:rPr>
+              <w:tab/>
+            </w:r>
+            <w:r>
+              <w:rPr>
+                <w:noProof/>
+                <w:webHidden/>
+              </w:rPr>
+              <w:fldChar w:fldCharType="begin"/>
+            </w:r>
+            <w:r>
+              <w:rPr>
+                <w:noProof/>
+                <w:webHidden/>
+              </w:rPr>
+              <w:instrText xml:space="preserve"> PAGEREF _Toc214356865 \h </w:instrText>
+            </w:r>
+            <w:r>
+              <w:rPr>
+                <w:noProof/>
+                <w:webHidden/>
+              </w:rPr>
+            </w:r>
+            <w:r>
+              <w:rPr>
+                <w:noProof/>
+                <w:webHidden/>
+              </w:rPr>
+              <w:fldChar w:fldCharType="separate"/>
+            </w:r>
+            <w:r>
+              <w:rPr>
+                <w:noProof/>
+                <w:webHidden/>
+              </w:rPr>
+              <w:t>14</w:t>
+            </w:r>
+            <w:r>
+              <w:rPr>
+                <w:noProof/>
+                <w:webHidden/>
+              </w:rPr>
+              <w:fldChar w:fldCharType="end"/>
+            </w:r>
+          </w:hyperlink>
+        </w:p>
+        <w:p>
+          <w:pPr>
+            <w:pStyle w:val="TOC2"/>
+            <w:tabs>
+              <w:tab w:val="right" w:leader="dot" w:pos="9628"/>
+            </w:tabs>
+            <w:rPr>
+              <w:rFonts w:eastAsiaTheme="minorEastAsia"/>
+              <w:noProof/>
+              <w:sz w:val="24"/>
+              <w:szCs w:val="24"/>
+              <w:lang w:eastAsia="it-IT"/>
+            </w:rPr>
+          </w:pPr>
+          <w:hyperlink w:anchor="_Toc214356866" w:history="1">
+            <w:r>
+              <w:rPr>
+                <w:rStyle w:val="Hyperlink"/>
+                <w:noProof/>
+              </w:rPr>
+              <w:t>Crea playlist</w:t>
+            </w:r>
+            <w:r>
+              <w:rPr>
+                <w:noProof/>
+                <w:webHidden/>
+              </w:rPr>
+              <w:tab/>
+            </w:r>
+            <w:r>
+              <w:rPr>
+                <w:noProof/>
+                <w:webHidden/>
+              </w:rPr>
+              <w:fldChar w:fldCharType="begin"/>
+            </w:r>
+            <w:r>
+              <w:rPr>
+                <w:noProof/>
+                <w:webHidden/>
+              </w:rPr>
+              <w:instrText xml:space="preserve"> PAGEREF _Toc214356866 \h </w:instrText>
+            </w:r>
+            <w:r>
+              <w:rPr>
+                <w:noProof/>
+                <w:webHidden/>
+              </w:rPr>
+            </w:r>
+            <w:r>
+              <w:rPr>
+                <w:noProof/>
+                <w:webHidden/>
+              </w:rPr>
+              <w:fldChar w:fldCharType="separate"/>
+            </w:r>
+            <w:r>
+              <w:rPr>
+                <w:noProof/>
+                <w:webHidden/>
+              </w:rPr>
+              <w:t>14</w:t>
+            </w:r>
+            <w:r>
+              <w:rPr>
+                <w:noProof/>
+                <w:webHidden/>
+              </w:rPr>
+              <w:fldChar w:fldCharType="end"/>
+            </w:r>
+          </w:hyperlink>
+        </w:p>
+        <w:p>
+          <w:pPr>
+            <w:pStyle w:val="TOC2"/>
+            <w:tabs>
+              <w:tab w:val="right" w:leader="dot" w:pos="9628"/>
+            </w:tabs>
+            <w:rPr>
+              <w:rFonts w:eastAsiaTheme="minorEastAsia"/>
+              <w:noProof/>
+              <w:sz w:val="24"/>
+              <w:szCs w:val="24"/>
+              <w:lang w:eastAsia="it-IT"/>
+            </w:rPr>
+          </w:pPr>
+          <w:hyperlink w:anchor="_Toc214356867" w:history="1">
+            <w:r>
+              <w:rPr>
+                <w:rStyle w:val="Hyperlink"/>
+                <w:noProof/>
+              </w:rPr>
+              <w:t>Sincronizza</w:t>
+            </w:r>
+            <w:r>
+              <w:rPr>
+                <w:noProof/>
+                <w:webHidden/>
+              </w:rPr>
+              <w:tab/>
+            </w:r>
+            <w:r>
+              <w:rPr>
+                <w:noProof/>
+                <w:webHidden/>
+              </w:rPr>
+              <w:fldChar w:fldCharType="begin"/>
+            </w:r>
+            <w:r>
+              <w:rPr>
+                <w:noProof/>
+                <w:webHidden/>
+              </w:rPr>
+              <w:instrText xml:space="preserve"> PAGEREF _Toc214356867 \h </w:instrText>
+            </w:r>
+            <w:r>
+              <w:rPr>
+                <w:noProof/>
+                <w:webHidden/>
+              </w:rPr>
+            </w:r>
+            <w:r>
+              <w:rPr>
+                <w:noProof/>
+                <w:webHidden/>
+              </w:rPr>
+              <w:fldChar w:fldCharType="separate"/>
+            </w:r>
+            <w:r>
+              <w:rPr>
+                <w:noProof/>
+                <w:webHidden/>
+              </w:rPr>
+              <w:t>14</w:t>
+            </w:r>
+            <w:r>
+              <w:rPr>
+                <w:noProof/>
+                <w:webHidden/>
+              </w:rPr>
+              <w:fldChar w:fldCharType="end"/>
+            </w:r>
+          </w:hyperlink>
+        </w:p>
+        <w:p>
+          <w:pPr>
+            <w:pStyle w:val="TOC2"/>
+            <w:tabs>
+              <w:tab w:val="right" w:leader="dot" w:pos="9628"/>
+            </w:tabs>
+            <w:rPr>
+              <w:rFonts w:eastAsiaTheme="minorEastAsia"/>
+              <w:noProof/>
+              <w:sz w:val="24"/>
+              <w:szCs w:val="24"/>
+              <w:lang w:eastAsia="it-IT"/>
+            </w:rPr>
+          </w:pPr>
+          <w:hyperlink w:anchor="_Toc214356868" w:history="1">
+            <w:r>
+              <w:rPr>
+                <w:rStyle w:val="Hyperlink"/>
+                <w:noProof/>
+              </w:rPr>
+              <w:t>Informazioni</w:t>
+            </w:r>
+            <w:r>
+              <w:rPr>
+                <w:noProof/>
+                <w:webHidden/>
+              </w:rPr>
+              <w:tab/>
+            </w:r>
+            <w:r>
+              <w:rPr>
+                <w:noProof/>
+                <w:webHidden/>
+              </w:rPr>
+              <w:fldChar w:fldCharType="begin"/>
+            </w:r>
+            <w:r>
+              <w:rPr>
+                <w:noProof/>
+                <w:webHidden/>
+              </w:rPr>
+              <w:instrText xml:space="preserve"> PAGEREF _Toc214356868 \h </w:instrText>
+            </w:r>
+            <w:r>
+              <w:rPr>
+                <w:noProof/>
+                <w:webHidden/>
+              </w:rPr>
+            </w:r>
+            <w:r>
+              <w:rPr>
+                <w:noProof/>
+                <w:webHidden/>
+              </w:rPr>
+              <w:fldChar w:fldCharType="separate"/>
+            </w:r>
+            <w:r>
+              <w:rPr>
+                <w:noProof/>
+                <w:webHidden/>
+              </w:rPr>
+              <w:t>15</w:t>
+            </w:r>
+            <w:r>
+              <w:rPr>
+                <w:noProof/>
+                <w:webHidden/>
+              </w:rPr>
+              <w:fldChar w:fldCharType="end"/>
+            </w:r>
+          </w:hyperlink>
+        </w:p>
+        <w:p>
+          <w:pPr>
+            <w:pStyle w:val="TOC1"/>
+            <w:tabs>
+              <w:tab w:val="right" w:leader="dot" w:pos="9628"/>
+            </w:tabs>
+            <w:rPr>
+              <w:rFonts w:eastAsiaTheme="minorEastAsia"/>
+              <w:noProof/>
+              <w:sz w:val="24"/>
+              <w:szCs w:val="24"/>
+              <w:lang w:eastAsia="it-IT"/>
+            </w:rPr>
+          </w:pPr>
+          <w:hyperlink w:anchor="_Toc214356869" w:history="1">
+            <w:r>
+              <w:rPr>
+                <w:rStyle w:val="Hyperlink"/>
+                <w:noProof/>
+              </w:rPr>
+              <w:t>Release notes</w:t>
+            </w:r>
+            <w:r>
+              <w:rPr>
+                <w:noProof/>
+                <w:webHidden/>
+              </w:rPr>
+              <w:tab/>
+            </w:r>
+            <w:r>
+              <w:rPr>
+                <w:noProof/>
+                <w:webHidden/>
+              </w:rPr>
+              <w:fldChar w:fldCharType="begin"/>
+            </w:r>
+            <w:r>
+              <w:rPr>
+                <w:noProof/>
+                <w:webHidden/>
+              </w:rPr>
+              <w:instrText xml:space="preserve"> PAGEREF _Toc214356869 \h </w:instrText>
+            </w:r>
+            <w:r>
+              <w:rPr>
+                <w:noProof/>
+                <w:webHidden/>
+              </w:rPr>
+            </w:r>
+            <w:r>
+              <w:rPr>
+                <w:noProof/>
+                <w:webHidden/>
+              </w:rPr>
+              <w:fldChar w:fldCharType="separate"/>
+            </w:r>
+            <w:r>
+              <w:rPr>
+                <w:noProof/>
+                <w:webHidden/>
+              </w:rPr>
+              <w:t>15</w:t>
+            </w:r>
+            <w:r>
+              <w:rPr>
+                <w:noProof/>
+                <w:webHidden/>
+              </w:rPr>
+              <w:fldChar w:fldCharType="end"/>
+            </w:r>
+          </w:hyperlink>
+        </w:p>
+        <w:p>
+          <w:pPr>
+            <w:pStyle w:val="TOC2"/>
+            <w:tabs>
+              <w:tab w:val="right" w:leader="dot" w:pos="9628"/>
+            </w:tabs>
+            <w:rPr>
+              <w:rFonts w:eastAsiaTheme="minorEastAsia"/>
+              <w:noProof/>
+              <w:sz w:val="24"/>
+              <w:szCs w:val="24"/>
+              <w:lang w:eastAsia="it-IT"/>
+            </w:rPr>
+          </w:pPr>
+          <w:hyperlink w:anchor="_Toc214356870" w:history="1">
+            <w:r>
+              <w:rPr>
+                <w:rStyle w:val="Hyperlink"/>
+                <w:noProof/>
+              </w:rPr>
+              <w:t>Versione 1.1.5</w:t>
+            </w:r>
+            <w:r>
+              <w:rPr>
+                <w:noProof/>
+                <w:webHidden/>
+              </w:rPr>
+              <w:tab/>
+            </w:r>
+            <w:r>
+              <w:rPr>
+                <w:noProof/>
+                <w:webHidden/>
+              </w:rPr>
+              <w:fldChar w:fldCharType="begin"/>
+            </w:r>
+            <w:r>
+              <w:rPr>
+                <w:noProof/>
+                <w:webHidden/>
+              </w:rPr>
+              <w:instrText xml:space="preserve"> PAGEREF _Toc214356870 \h </w:instrText>
+            </w:r>
+            <w:r>
+              <w:rPr>
+                <w:noProof/>
+                <w:webHidden/>
+              </w:rPr>
+            </w:r>
+            <w:r>
+              <w:rPr>
+                <w:noProof/>
+                <w:webHidden/>
+              </w:rPr>
+              <w:fldChar w:fldCharType="separate"/>
+            </w:r>
+            <w:r>
+              <w:rPr>
+                <w:noProof/>
+                <w:webHidden/>
+              </w:rPr>
+              <w:t>15</w:t>
             </w:r>
             <w:r>
               <w:rPr>
@@ -790,7 +1726,7 @@
           <w:szCs w:val="22"/>
         </w:rPr>
       </w:pPr>
-      <w:bookmarkStart w:id="1" w:name="_Toc213176797"/>
+      <w:bookmarkStart w:id="1" w:name="_Toc214356851"/>
       <w:r>
         <w:lastRenderedPageBreak/>
         <w:t>Introduzione</w:t>
@@ -978,7 +1914,7 @@
       <w:pPr>
         <w:pStyle w:val="Heading1"/>
       </w:pPr>
-      <w:bookmarkStart w:id="2" w:name="_Toc213176798"/>
+      <w:bookmarkStart w:id="2" w:name="_Toc214356852"/>
       <w:r>
         <w:t xml:space="preserve">Funzionalità di </w:t>
       </w:r>
@@ -1093,7 +2029,28 @@
           <w:rFonts w:ascii="Times New Roman" w:hAnsi="Times New Roman" w:cs="Times New Roman"/>
           <w:kern w:val="0"/>
         </w:rPr>
-        <w:t>Cercare e riprodurre stazioni radio Internet</w:t>
+        <w:t>Organizzare e indicizzare una libreria di file MP3 per ricerc</w:t>
+      </w:r>
+      <w:r>
+        <w:rPr>
+          <w:rFonts w:ascii="Times New Roman" w:hAnsi="Times New Roman" w:cs="Times New Roman"/>
+          <w:kern w:val="0"/>
+        </w:rPr>
+        <w:t>he</w:t>
+      </w:r>
+      <w:r>
+        <w:rPr>
+          <w:rFonts w:ascii="Times New Roman" w:hAnsi="Times New Roman" w:cs="Times New Roman"/>
+          <w:kern w:val="0"/>
+        </w:rPr>
+        <w:t xml:space="preserve"> e selezion</w:t>
+      </w:r>
+      <w:r>
+        <w:rPr>
+          <w:rFonts w:ascii="Times New Roman" w:hAnsi="Times New Roman" w:cs="Times New Roman"/>
+          <w:kern w:val="0"/>
+        </w:rPr>
+        <w:t>i</w:t>
       </w:r>
     </w:p>
     <w:p>
@@ -1113,28 +2070,14 @@
           <w:rFonts w:ascii="Times New Roman" w:hAnsi="Times New Roman" w:cs="Times New Roman"/>
           <w:kern w:val="0"/>
         </w:rPr>
-        <w:t>Organizzare e indicizzare una libreria di file MP3 per ricerc</w:t>
-      </w:r>
-      <w:r>
-        <w:rPr>
-          <w:rFonts w:ascii="Times New Roman" w:hAnsi="Times New Roman" w:cs="Times New Roman"/>
-          <w:kern w:val="0"/>
-        </w:rPr>
-        <w:t>he</w:t>
-      </w:r>
-      <w:r>
-        <w:rPr>
-          <w:rFonts w:ascii="Times New Roman" w:hAnsi="Times New Roman" w:cs="Times New Roman"/>
-          <w:kern w:val="0"/>
-        </w:rPr>
-        <w:t xml:space="preserve"> e selezion</w:t>
-      </w:r>
-      <w:r>
-        <w:rPr>
-          <w:rFonts w:ascii="Times New Roman" w:hAnsi="Times New Roman" w:cs="Times New Roman"/>
-          <w:kern w:val="0"/>
-        </w:rPr>
-        <w:t>i</w:t>
+        <w:t xml:space="preserve">Creare delle playlist in modalità </w:t>
+      </w:r>
+      <w:r>
+        <w:rPr>
+          <w:rFonts w:ascii="Times New Roman" w:hAnsi="Times New Roman" w:cs="Times New Roman"/>
+          <w:kern w:val="0"/>
+        </w:rPr>
+        <w:t>interattiva</w:t>
       </w:r>
     </w:p>
     <w:p>
@@ -1154,7 +2097,50 @@
           <w:rFonts w:ascii="Times New Roman" w:hAnsi="Times New Roman" w:cs="Times New Roman"/>
           <w:kern w:val="0"/>
         </w:rPr>
-        <w:t>Riconoscere il brano in riproduzione tramite Shazam</w:t>
+        <w:t>Creare delle playlist in base alla preferenza per alcuni artisti</w:t>
+      </w:r>
+    </w:p>
+    <w:p>
+      <w:pPr>
+        <w:rPr>
+          <w:rFonts w:ascii="Times New Roman" w:hAnsi="Times New Roman" w:cs="Times New Roman"/>
+          <w:kern w:val="0"/>
+        </w:rPr>
+      </w:pPr>
+      <w:r>
+        <w:rPr>
+          <w:rFonts w:ascii="Times New Roman" w:hAnsi="Times New Roman" w:cs="Times New Roman"/>
+          <w:kern w:val="0"/>
+        </w:rPr>
+        <w:t xml:space="preserve">Euterpe non richiede una connessione a Internet </w:t>
+      </w:r>
+      <w:r>
+        <w:rPr>
+          <w:rFonts w:ascii="Times New Roman" w:hAnsi="Times New Roman" w:cs="Times New Roman"/>
+          <w:kern w:val="0"/>
+        </w:rPr>
+        <w:t>queste</w:t>
+      </w:r>
+      <w:r>
+        <w:rPr>
+          <w:rFonts w:ascii="Times New Roman" w:hAnsi="Times New Roman" w:cs="Times New Roman"/>
+          <w:kern w:val="0"/>
+        </w:rPr>
+        <w:t xml:space="preserve"> funzionalità. Se </w:t>
+      </w:r>
+      <w:r>
+        <w:rPr>
+          <w:rFonts w:ascii="Times New Roman" w:hAnsi="Times New Roman" w:cs="Times New Roman"/>
+          <w:kern w:val="0"/>
+        </w:rPr>
+        <w:t xml:space="preserve">la connessione </w:t>
+      </w:r>
+      <w:r>
+        <w:rPr>
+          <w:rFonts w:ascii="Times New Roman" w:hAnsi="Times New Roman" w:cs="Times New Roman"/>
+          <w:kern w:val="0"/>
+        </w:rPr>
+        <w:t>è disponibile si attivano ulteriori funzionalità:</w:t>
       </w:r>
     </w:p>
     <w:p>
@@ -1162,7 +2148,7 @@
         <w:pStyle w:val="ListParagraph"/>
         <w:numPr>
           <w:ilvl w:val="0"/>
-          <w:numId w:val="1"/>
+          <w:numId w:val="8"/>
         </w:numPr>
         <w:rPr>
           <w:rFonts w:ascii="Times New Roman" w:hAnsi="Times New Roman" w:cs="Times New Roman"/>
@@ -1174,7 +2160,24 @@
           <w:rFonts w:ascii="Times New Roman" w:hAnsi="Times New Roman" w:cs="Times New Roman"/>
           <w:kern w:val="0"/>
         </w:rPr>
-        <w:t>Ricercare il testo di un brano ed eventualmente tradurlo</w:t>
+        <w:t xml:space="preserve">In fase di estrazione di tracce da un cd queste vengono identificate ed il titolo attribuito automaticamente (viene utilizzato Music Brainz </w:t>
+      </w:r>
+      <w:hyperlink r:id="rId9" w:history="1">
+        <w:r>
+          <w:rPr>
+            <w:rStyle w:val="Hyperlink"/>
+            <w:rFonts w:ascii="Times New Roman" w:hAnsi="Times New Roman" w:cs="Times New Roman"/>
+            <w:kern w:val="0"/>
+          </w:rPr>
+          <w:t>https://musicbrainz.org</w:t>
+        </w:r>
+      </w:hyperlink>
+      <w:r>
+        <w:rPr>
+          <w:rFonts w:ascii="Times New Roman" w:hAnsi="Times New Roman" w:cs="Times New Roman"/>
+          <w:kern w:val="0"/>
+        </w:rPr>
+        <w:t>)</w:t>
       </w:r>
     </w:p>
     <w:p>
@@ -1182,7 +2185,7 @@
         <w:pStyle w:val="ListParagraph"/>
         <w:numPr>
           <w:ilvl w:val="0"/>
-          <w:numId w:val="1"/>
+          <w:numId w:val="8"/>
         </w:numPr>
         <w:rPr>
           <w:rFonts w:ascii="Times New Roman" w:hAnsi="Times New Roman" w:cs="Times New Roman"/>
@@ -1194,14 +2197,24 @@
           <w:rFonts w:ascii="Times New Roman" w:hAnsi="Times New Roman" w:cs="Times New Roman"/>
           <w:kern w:val="0"/>
         </w:rPr>
-        <w:t xml:space="preserve">Creare delle playlist in modalità </w:t>
-      </w:r>
-      <w:r>
-        <w:rPr>
-          <w:rFonts w:ascii="Times New Roman" w:hAnsi="Times New Roman" w:cs="Times New Roman"/>
-          <w:kern w:val="0"/>
-        </w:rPr>
-        <w:t>interattiva</w:t>
+        <w:t xml:space="preserve">Ricerca di stazioni radio internet in base a parole chiave (viene utilizzato Radio Browser </w:t>
+      </w:r>
+      <w:hyperlink r:id="rId10" w:history="1">
+        <w:r>
+          <w:rPr>
+            <w:rStyle w:val="Hyperlink"/>
+            <w:rFonts w:ascii="Times New Roman" w:hAnsi="Times New Roman" w:cs="Times New Roman"/>
+            <w:kern w:val="0"/>
+          </w:rPr>
+          <w:t>https://www.radio-browser.info</w:t>
+        </w:r>
+      </w:hyperlink>
+      <w:r>
+        <w:rPr>
+          <w:rFonts w:ascii="Times New Roman" w:hAnsi="Times New Roman" w:cs="Times New Roman"/>
+          <w:kern w:val="0"/>
+        </w:rPr>
+        <w:t>)</w:t>
       </w:r>
     </w:p>
     <w:p>
@@ -1209,7 +2222,7 @@
         <w:pStyle w:val="ListParagraph"/>
         <w:numPr>
           <w:ilvl w:val="0"/>
-          <w:numId w:val="1"/>
+          <w:numId w:val="8"/>
         </w:numPr>
         <w:rPr>
           <w:rFonts w:ascii="Times New Roman" w:hAnsi="Times New Roman" w:cs="Times New Roman"/>
@@ -1221,11 +2234,190 @@
           <w:rFonts w:ascii="Times New Roman" w:hAnsi="Times New Roman" w:cs="Times New Roman"/>
           <w:kern w:val="0"/>
         </w:rPr>
-        <w:t>Creare delle playlist in base alla preferenza per alcuni artisti</w:t>
-      </w:r>
-    </w:p>
-    <w:p>
-      <w:pPr>
+        <w:t>Riproduzione di stazioni radio Internet</w:t>
+      </w:r>
+    </w:p>
+    <w:p>
+      <w:pPr>
+        <w:pStyle w:val="ListParagraph"/>
+        <w:numPr>
+          <w:ilvl w:val="0"/>
+          <w:numId w:val="8"/>
+        </w:numPr>
+        <w:rPr>
+          <w:rFonts w:ascii="Times New Roman" w:hAnsi="Times New Roman" w:cs="Times New Roman"/>
+          <w:kern w:val="0"/>
+        </w:rPr>
+      </w:pPr>
+      <w:r>
+        <w:rPr>
+          <w:rFonts w:ascii="Times New Roman" w:hAnsi="Times New Roman" w:cs="Times New Roman"/>
+          <w:kern w:val="0"/>
+        </w:rPr>
+        <w:t xml:space="preserve">Riconoscere il brano in riproduzione </w:t>
+      </w:r>
+      <w:r>
+        <w:rPr>
+          <w:rFonts w:ascii="Times New Roman" w:hAnsi="Times New Roman" w:cs="Times New Roman"/>
+          <w:kern w:val="0"/>
+        </w:rPr>
+        <w:t xml:space="preserve">(viene utilizzato Shazam </w:t>
+      </w:r>
+      <w:r>
+        <w:rPr>
+          <w:rFonts w:ascii="Times New Roman" w:hAnsi="Times New Roman" w:cs="Times New Roman"/>
+          <w:kern w:val="0"/>
+        </w:rPr>
+        <w:t>https://www.shazam.com</w:t>
+      </w:r>
+      <w:r>
+        <w:rPr>
+          <w:rFonts w:ascii="Times New Roman" w:hAnsi="Times New Roman" w:cs="Times New Roman"/>
+          <w:kern w:val="0"/>
+        </w:rPr>
+        <w:t>)</w:t>
+      </w:r>
+    </w:p>
+    <w:p>
+      <w:pPr>
+        <w:pStyle w:val="ListParagraph"/>
+        <w:numPr>
+          <w:ilvl w:val="0"/>
+          <w:numId w:val="8"/>
+        </w:numPr>
+        <w:rPr>
+          <w:rFonts w:ascii="Times New Roman" w:hAnsi="Times New Roman" w:cs="Times New Roman"/>
+          <w:kern w:val="0"/>
+        </w:rPr>
+      </w:pPr>
+      <w:r>
+        <w:rPr>
+          <w:rFonts w:ascii="Times New Roman" w:hAnsi="Times New Roman" w:cs="Times New Roman"/>
+          <w:kern w:val="0"/>
+        </w:rPr>
+        <w:t xml:space="preserve">Ricercare il testo di un brano </w:t>
+      </w:r>
+      <w:r>
+        <w:rPr>
+          <w:rFonts w:ascii="Times New Roman" w:hAnsi="Times New Roman" w:cs="Times New Roman"/>
+          <w:kern w:val="0"/>
+        </w:rPr>
+        <w:t xml:space="preserve">(viene utilizzato Genius </w:t>
+      </w:r>
+      <w:r>
+        <w:rPr>
+          <w:rFonts w:ascii="Times New Roman" w:hAnsi="Times New Roman" w:cs="Times New Roman"/>
+          <w:kern w:val="0"/>
+        </w:rPr>
+        <w:t>https://genius.com/</w:t>
+      </w:r>
+      <w:r>
+        <w:rPr>
+          <w:rFonts w:ascii="Times New Roman" w:hAnsi="Times New Roman" w:cs="Times New Roman"/>
+          <w:kern w:val="0"/>
+        </w:rPr>
+        <w:t>)</w:t>
+      </w:r>
+    </w:p>
+    <w:p>
+      <w:pPr>
+        <w:pStyle w:val="ListParagraph"/>
+        <w:numPr>
+          <w:ilvl w:val="0"/>
+          <w:numId w:val="8"/>
+        </w:numPr>
+        <w:rPr>
+          <w:rFonts w:ascii="Times New Roman" w:hAnsi="Times New Roman" w:cs="Times New Roman"/>
+          <w:kern w:val="0"/>
+        </w:rPr>
+      </w:pPr>
+      <w:r>
+        <w:rPr>
+          <w:rFonts w:ascii="Times New Roman" w:hAnsi="Times New Roman" w:cs="Times New Roman"/>
+          <w:kern w:val="0"/>
+        </w:rPr>
+        <w:t>Tradurre un testo (viene utilizzato googletrans)</w:t>
+      </w:r>
+    </w:p>
+    <w:p>
+      <w:pPr>
+        <w:pStyle w:val="ListParagraph"/>
+        <w:numPr>
+          <w:ilvl w:val="0"/>
+          <w:numId w:val="8"/>
+        </w:numPr>
+        <w:rPr>
+          <w:rFonts w:ascii="Times New Roman" w:hAnsi="Times New Roman" w:cs="Times New Roman"/>
+          <w:kern w:val="0"/>
+        </w:rPr>
+      </w:pPr>
+      <w:r>
+        <w:rPr>
+          <w:rFonts w:ascii="Times New Roman" w:hAnsi="Times New Roman" w:cs="Times New Roman"/>
+          <w:kern w:val="0"/>
+        </w:rPr>
+        <w:t>Mostrare foto e biografia degli artisti (Viene usato Wikipedia)</w:t>
+      </w:r>
+    </w:p>
+    <w:p>
+      <w:pPr>
+        <w:pStyle w:val="ListParagraph"/>
+        <w:numPr>
+          <w:ilvl w:val="0"/>
+          <w:numId w:val="8"/>
+        </w:numPr>
+        <w:rPr>
+          <w:rFonts w:ascii="Times New Roman" w:hAnsi="Times New Roman" w:cs="Times New Roman"/>
+          <w:kern w:val="0"/>
+        </w:rPr>
+      </w:pPr>
+      <w:r>
+        <w:rPr>
+          <w:rFonts w:ascii="Times New Roman" w:hAnsi="Times New Roman" w:cs="Times New Roman"/>
+          <w:kern w:val="0"/>
+        </w:rPr>
+        <w:t>Mostrare informazioni su un album(</w:t>
+      </w:r>
+      <w:r>
+        <w:rPr>
+          <w:rFonts w:ascii="Times New Roman" w:hAnsi="Times New Roman" w:cs="Times New Roman"/>
+          <w:kern w:val="0"/>
+        </w:rPr>
+        <w:t xml:space="preserve">(viene utilizzato Music Brainz </w:t>
+      </w:r>
+      <w:hyperlink r:id="rId11" w:history="1">
+        <w:r>
+          <w:rPr>
+            <w:rStyle w:val="Hyperlink"/>
+            <w:rFonts w:ascii="Times New Roman" w:hAnsi="Times New Roman" w:cs="Times New Roman"/>
+            <w:kern w:val="0"/>
+          </w:rPr>
+          <w:t>https://musicbrainz.org</w:t>
+        </w:r>
+      </w:hyperlink>
+      <w:r>
+        <w:rPr>
+          <w:rFonts w:ascii="Times New Roman" w:hAnsi="Times New Roman" w:cs="Times New Roman"/>
+          <w:kern w:val="0"/>
+        </w:rPr>
+        <w:t>)</w:t>
+      </w:r>
+    </w:p>
+    <w:p>
+      <w:pPr>
+        <w:rPr>
+          <w:rFonts w:ascii="Times New Roman" w:hAnsi="Times New Roman" w:cs="Times New Roman"/>
+          <w:kern w:val="0"/>
+        </w:rPr>
+      </w:pPr>
+    </w:p>
+    <w:p>
+      <w:pPr>
+        <w:pStyle w:val="ListParagraph"/>
+        <w:numPr>
+          <w:ilvl w:val="0"/>
+          <w:numId w:val="8"/>
+        </w:numPr>
         <w:rPr>
           <w:rFonts w:ascii="Times New Roman" w:hAnsi="Times New Roman" w:cs="Times New Roman"/>
           <w:kern w:val="0"/>
@@ -1244,7 +2436,7 @@
         <w:pStyle w:val="Heading1"/>
       </w:pPr>
       <w:bookmarkStart w:id="3" w:name="_Toc198557733"/>
-      <w:bookmarkStart w:id="4" w:name="_Toc213176799"/>
+      <w:bookmarkStart w:id="4" w:name="_Toc214356853"/>
       <w:r>
         <w:lastRenderedPageBreak/>
         <w:t>Installazione</w:t>
@@ -1396,7 +2588,7 @@
                                           <pic:cNvPicPr/>
                                         </pic:nvPicPr>
                                         <pic:blipFill>
-                                          <a:blip r:embed="rId9"/>
+                                          <a:blip r:embed="rId12"/>
                                           <a:stretch>
                                             <a:fillRect/>
                                           </a:stretch>
@@ -1467,7 +2659,7 @@
                                     <pic:cNvPicPr/>
                                   </pic:nvPicPr>
                                   <pic:blipFill>
-                                    <a:blip r:embed="rId9"/>
+                                    <a:blip r:embed="rId12"/>
                                     <a:stretch>
                                       <a:fillRect/>
                                     </a:stretch>
@@ -1642,7 +2834,7 @@
                                           <pic:cNvPicPr/>
                                         </pic:nvPicPr>
                                         <pic:blipFill>
-                                          <a:blip r:embed="rId10"/>
+                                          <a:blip r:embed="rId13"/>
                                           <a:stretch>
                                             <a:fillRect/>
                                           </a:stretch>
@@ -1709,7 +2901,7 @@
                                     <pic:cNvPicPr/>
                                   </pic:nvPicPr>
                                   <pic:blipFill>
-                                    <a:blip r:embed="rId10"/>
+                                    <a:blip r:embed="rId13"/>
                                     <a:stretch>
                                       <a:fillRect/>
                                     </a:stretch>
@@ -1750,7 +2942,7 @@
         <w:pStyle w:val="Heading1"/>
       </w:pPr>
       <w:bookmarkStart w:id="5" w:name="_Toc198557734"/>
-      <w:bookmarkStart w:id="6" w:name="_Toc213176800"/>
+      <w:bookmarkStart w:id="6" w:name="_Toc214356854"/>
       <w:r>
         <w:lastRenderedPageBreak/>
         <w:t>Avvio del programma</w:t>
@@ -1814,7 +3006,7 @@
                     <pic:cNvPicPr/>
                   </pic:nvPicPr>
                   <pic:blipFill>
-                    <a:blip r:embed="rId11"/>
+                    <a:blip r:embed="rId14"/>
                     <a:stretch>
                       <a:fillRect/>
                     </a:stretch>
@@ -1878,7 +3070,7 @@
         <mc:AlternateContent>
           <mc:Choice Requires="wps">
             <w:drawing>
-              <wp:anchor distT="45720" distB="45720" distL="114300" distR="114300" simplePos="0" relativeHeight="251662336" behindDoc="0" locked="0" layoutInCell="1" allowOverlap="1" wp14:anchorId="571093E0" wp14:editId="0BB9FD02">
+              <wp:anchor distT="45720" distB="45720" distL="114300" distR="114300" simplePos="0" relativeHeight="251662336" behindDoc="0" locked="0" layoutInCell="1" allowOverlap="1" wp14:anchorId="571093E0" wp14:editId="38FA5D0F">
                 <wp:simplePos x="0" y="0"/>
                 <wp:positionH relativeFrom="margin">
                   <wp:posOffset>1028700</wp:posOffset>
@@ -1931,10 +3123,10 @@
                                 <w:noProof/>
                               </w:rPr>
                               <w:drawing>
-                                <wp:inline distT="0" distB="0" distL="0" distR="0" wp14:anchorId="204F2FB8" wp14:editId="06D4C65F">
-                                  <wp:extent cx="3891600" cy="3358800"/>
-                                  <wp:effectExtent l="0" t="0" r="0" b="0"/>
-                                  <wp:docPr id="1439633846" name="Picture 1" descr="A screenshot of a computer&#10;&#10;AI-generated content may be incorrect."/>
+                                <wp:inline distT="0" distB="0" distL="0" distR="0" wp14:anchorId="67A05A2A" wp14:editId="0C62CB07">
+                                  <wp:extent cx="3866515" cy="3397885"/>
+                                  <wp:effectExtent l="0" t="0" r="635" b="0"/>
+                                  <wp:docPr id="135668178" name="Picture 1" descr="A screenshot of a music album&#10;&#10;AI-generated content may be incorrect."/>
                                   <wp:cNvGraphicFramePr>
                                     <a:graphicFrameLocks xmlns:a="http://schemas.openxmlformats.org/drawingml/2006/main" noChangeAspect="1"/>
                                   </wp:cNvGraphicFramePr>
@@ -1942,11 +3134,11 @@
                                     <a:graphicData uri="http://schemas.openxmlformats.org/drawingml/2006/picture">
                                       <pic:pic xmlns:pic="http://schemas.openxmlformats.org/drawingml/2006/picture">
                                         <pic:nvPicPr>
-                                          <pic:cNvPr id="1439633846" name="Picture 1" descr="A screenshot of a computer&#10;&#10;AI-generated content may be incorrect."/>
+                                          <pic:cNvPr id="135668178" name="Picture 1" descr="A screenshot of a music album&#10;&#10;AI-generated content may be incorrect."/>
                                           <pic:cNvPicPr/>
                                         </pic:nvPicPr>
                                         <pic:blipFill>
-                                          <a:blip r:embed="rId12"/>
+                                          <a:blip r:embed="rId15"/>
                                           <a:stretch>
                                             <a:fillRect/>
                                           </a:stretch>
@@ -1954,7 +3146,7 @@
                                         <pic:spPr>
                                           <a:xfrm>
                                             <a:off x="0" y="0"/>
-                                            <a:ext cx="3891600" cy="3358800"/>
+                                            <a:ext cx="3866515" cy="3397885"/>
                                           </a:xfrm>
                                           <a:prstGeom prst="rect">
                                             <a:avLst/>
@@ -1999,10 +3191,10 @@
                           <w:noProof/>
                         </w:rPr>
                         <w:drawing>
-                          <wp:inline distT="0" distB="0" distL="0" distR="0" wp14:anchorId="204F2FB8" wp14:editId="06D4C65F">
-                            <wp:extent cx="3891600" cy="3358800"/>
-                            <wp:effectExtent l="0" t="0" r="0" b="0"/>
-                            <wp:docPr id="1439633846" name="Picture 1" descr="A screenshot of a computer&#10;&#10;AI-generated content may be incorrect."/>
+                          <wp:inline distT="0" distB="0" distL="0" distR="0" wp14:anchorId="67A05A2A" wp14:editId="0C62CB07">
+                            <wp:extent cx="3866515" cy="3397885"/>
+                            <wp:effectExtent l="0" t="0" r="635" b="0"/>
+                            <wp:docPr id="135668178" name="Picture 1" descr="A screenshot of a music album&#10;&#10;AI-generated content may be incorrect."/>
                             <wp:cNvGraphicFramePr>
                               <a:graphicFrameLocks xmlns:a="http://schemas.openxmlformats.org/drawingml/2006/main" noChangeAspect="1"/>
                             </wp:cNvGraphicFramePr>
@@ -2010,11 +3202,11 @@
                               <a:graphicData uri="http://schemas.openxmlformats.org/drawingml/2006/picture">
                                 <pic:pic xmlns:pic="http://schemas.openxmlformats.org/drawingml/2006/picture">
                                   <pic:nvPicPr>
-                                    <pic:cNvPr id="1439633846" name="Picture 1" descr="A screenshot of a computer&#10;&#10;AI-generated content may be incorrect."/>
+                                    <pic:cNvPr id="135668178" name="Picture 1" descr="A screenshot of a music album&#10;&#10;AI-generated content may be incorrect."/>
                                     <pic:cNvPicPr/>
                                   </pic:nvPicPr>
                                   <pic:blipFill>
-                                    <a:blip r:embed="rId12"/>
+                                    <a:blip r:embed="rId15"/>
                                     <a:stretch>
                                       <a:fillRect/>
                                     </a:stretch>
@@ -2022,7 +3214,7 @@
                                   <pic:spPr>
                                     <a:xfrm>
                                       <a:off x="0" y="0"/>
-                                      <a:ext cx="3891600" cy="3358800"/>
+                                      <a:ext cx="3866515" cy="3397885"/>
                                     </a:xfrm>
                                     <a:prstGeom prst="rect">
                                       <a:avLst/>
@@ -2090,206 +3282,6 @@
                 <pic:pic xmlns:pic="http://schemas.openxmlformats.org/drawingml/2006/picture">
                   <pic:nvPicPr>
                     <pic:cNvPr id="1807674162" name=""/>
-                    <pic:cNvPicPr/>
-                  </pic:nvPicPr>
-                  <pic:blipFill>
-                    <a:blip r:embed="rId13"/>
-                    <a:stretch>
-                      <a:fillRect/>
-                    </a:stretch>
-                  </pic:blipFill>
-                  <pic:spPr>
-                    <a:xfrm>
-                      <a:off x="0" y="0"/>
-                      <a:ext cx="367200" cy="367200"/>
-                    </a:xfrm>
-                    <a:prstGeom prst="rect">
-                      <a:avLst/>
-                    </a:prstGeom>
-                  </pic:spPr>
-                </pic:pic>
-              </a:graphicData>
-            </a:graphic>
-          </wp:inline>
-        </w:drawing>
-      </w:r>
-      <w:r>
-        <w:rPr>
-          <w:rFonts w:ascii="Times New Roman" w:hAnsi="Times New Roman" w:cs="Times New Roman"/>
-          <w:kern w:val="0"/>
-        </w:rPr>
-        <w:t>Menu, permette di aprire il menu del</w:t>
-      </w:r>
-      <w:r>
-        <w:rPr>
-          <w:rFonts w:ascii="Times New Roman" w:hAnsi="Times New Roman" w:cs="Times New Roman"/>
-          <w:kern w:val="0"/>
-        </w:rPr>
-        <w:t>l</w:t>
-      </w:r>
-      <w:r>
-        <w:rPr>
-          <w:rFonts w:ascii="Times New Roman" w:hAnsi="Times New Roman" w:cs="Times New Roman"/>
-          <w:kern w:val="0"/>
-        </w:rPr>
-        <w:t>’applicativo</w:t>
-      </w:r>
-    </w:p>
-    <w:p>
-      <w:pPr>
-        <w:pStyle w:val="ListParagraph"/>
-        <w:numPr>
-          <w:ilvl w:val="0"/>
-          <w:numId w:val="2"/>
-        </w:numPr>
-        <w:rPr>
-          <w:rFonts w:ascii="Times New Roman" w:hAnsi="Times New Roman" w:cs="Times New Roman"/>
-          <w:kern w:val="0"/>
-        </w:rPr>
-      </w:pPr>
-      <w:r>
-        <w:rPr>
-          <w:rFonts w:ascii="Times New Roman" w:hAnsi="Times New Roman" w:cs="Times New Roman"/>
-          <w:noProof/>
-          <w:kern w:val="0"/>
-        </w:rPr>
-        <w:drawing>
-          <wp:inline distT="0" distB="0" distL="0" distR="0" wp14:anchorId="034C76F4" wp14:editId="62B0EDFD">
-            <wp:extent cx="367200" cy="367200"/>
-            <wp:effectExtent l="0" t="0" r="0" b="0"/>
-            <wp:docPr id="350342102" name="Picture 1"/>
-            <wp:cNvGraphicFramePr>
-              <a:graphicFrameLocks xmlns:a="http://schemas.openxmlformats.org/drawingml/2006/main" noChangeAspect="1"/>
-            </wp:cNvGraphicFramePr>
-            <a:graphic xmlns:a="http://schemas.openxmlformats.org/drawingml/2006/main">
-              <a:graphicData uri="http://schemas.openxmlformats.org/drawingml/2006/picture">
-                <pic:pic xmlns:pic="http://schemas.openxmlformats.org/drawingml/2006/picture">
-                  <pic:nvPicPr>
-                    <pic:cNvPr id="350342102" name=""/>
-                    <pic:cNvPicPr/>
-                  </pic:nvPicPr>
-                  <pic:blipFill>
-                    <a:blip r:embed="rId14"/>
-                    <a:stretch>
-                      <a:fillRect/>
-                    </a:stretch>
-                  </pic:blipFill>
-                  <pic:spPr>
-                    <a:xfrm>
-                      <a:off x="0" y="0"/>
-                      <a:ext cx="367200" cy="367200"/>
-                    </a:xfrm>
-                    <a:prstGeom prst="rect">
-                      <a:avLst/>
-                    </a:prstGeom>
-                  </pic:spPr>
-                </pic:pic>
-              </a:graphicData>
-            </a:graphic>
-          </wp:inline>
-        </w:drawing>
-      </w:r>
-      <w:r>
-        <w:rPr>
-          <w:rFonts w:ascii="Times New Roman" w:hAnsi="Times New Roman" w:cs="Times New Roman"/>
-          <w:kern w:val="0"/>
-        </w:rPr>
-        <w:t xml:space="preserve"> Attiva la finestra dei File Mp3</w:t>
-      </w:r>
-    </w:p>
-    <w:p>
-      <w:pPr>
-        <w:pStyle w:val="ListParagraph"/>
-        <w:numPr>
-          <w:ilvl w:val="0"/>
-          <w:numId w:val="2"/>
-        </w:numPr>
-        <w:rPr>
-          <w:rFonts w:ascii="Times New Roman" w:hAnsi="Times New Roman" w:cs="Times New Roman"/>
-          <w:kern w:val="0"/>
-        </w:rPr>
-      </w:pPr>
-      <w:r>
-        <w:rPr>
-          <w:rFonts w:ascii="Times New Roman" w:hAnsi="Times New Roman" w:cs="Times New Roman"/>
-          <w:noProof/>
-          <w:kern w:val="0"/>
-        </w:rPr>
-        <w:drawing>
-          <wp:inline distT="0" distB="0" distL="0" distR="0" wp14:anchorId="4CB62717" wp14:editId="2B289E8D">
-            <wp:extent cx="367200" cy="367200"/>
-            <wp:effectExtent l="0" t="0" r="0" b="0"/>
-            <wp:docPr id="211902986" name="Picture 1"/>
-            <wp:cNvGraphicFramePr>
-              <a:graphicFrameLocks xmlns:a="http://schemas.openxmlformats.org/drawingml/2006/main" noChangeAspect="1"/>
-            </wp:cNvGraphicFramePr>
-            <a:graphic xmlns:a="http://schemas.openxmlformats.org/drawingml/2006/main">
-              <a:graphicData uri="http://schemas.openxmlformats.org/drawingml/2006/picture">
-                <pic:pic xmlns:pic="http://schemas.openxmlformats.org/drawingml/2006/picture">
-                  <pic:nvPicPr>
-                    <pic:cNvPr id="211902986" name=""/>
-                    <pic:cNvPicPr/>
-                  </pic:nvPicPr>
-                  <pic:blipFill>
-                    <a:blip r:embed="rId15"/>
-                    <a:stretch>
-                      <a:fillRect/>
-                    </a:stretch>
-                  </pic:blipFill>
-                  <pic:spPr>
-                    <a:xfrm>
-                      <a:off x="0" y="0"/>
-                      <a:ext cx="367200" cy="367200"/>
-                    </a:xfrm>
-                    <a:prstGeom prst="rect">
-                      <a:avLst/>
-                    </a:prstGeom>
-                  </pic:spPr>
-                </pic:pic>
-              </a:graphicData>
-            </a:graphic>
-          </wp:inline>
-        </w:drawing>
-      </w:r>
-      <w:r>
-        <w:rPr>
-          <w:rFonts w:ascii="Times New Roman" w:hAnsi="Times New Roman" w:cs="Times New Roman"/>
-          <w:kern w:val="0"/>
-        </w:rPr>
-        <w:t xml:space="preserve"> Attiva la finestra stazioni radio</w:t>
-      </w:r>
-    </w:p>
-    <w:p>
-      <w:pPr>
-        <w:pStyle w:val="ListParagraph"/>
-        <w:numPr>
-          <w:ilvl w:val="0"/>
-          <w:numId w:val="2"/>
-        </w:numPr>
-        <w:rPr>
-          <w:rFonts w:ascii="Times New Roman" w:hAnsi="Times New Roman" w:cs="Times New Roman"/>
-          <w:kern w:val="0"/>
-        </w:rPr>
-      </w:pPr>
-      <w:r>
-        <w:rPr>
-          <w:rFonts w:ascii="Times New Roman" w:hAnsi="Times New Roman" w:cs="Times New Roman"/>
-          <w:noProof/>
-          <w:kern w:val="0"/>
-        </w:rPr>
-        <w:drawing>
-          <wp:inline distT="0" distB="0" distL="0" distR="0" wp14:anchorId="78B64B7D" wp14:editId="7E4EBAF2">
-            <wp:extent cx="367200" cy="367200"/>
-            <wp:effectExtent l="0" t="0" r="0" b="0"/>
-            <wp:docPr id="2122429622" name="Picture 1"/>
-            <wp:cNvGraphicFramePr>
-              <a:graphicFrameLocks xmlns:a="http://schemas.openxmlformats.org/drawingml/2006/main" noChangeAspect="1"/>
-            </wp:cNvGraphicFramePr>
-            <a:graphic xmlns:a="http://schemas.openxmlformats.org/drawingml/2006/main">
-              <a:graphicData uri="http://schemas.openxmlformats.org/drawingml/2006/picture">
-                <pic:pic xmlns:pic="http://schemas.openxmlformats.org/drawingml/2006/picture">
-                  <pic:nvPicPr>
-                    <pic:cNvPr id="2122429622" name=""/>
                     <pic:cNvPicPr/>
                   </pic:nvPicPr>
                   <pic:blipFill>
@@ -2318,6 +3310,206 @@
           <w:rFonts w:ascii="Times New Roman" w:hAnsi="Times New Roman" w:cs="Times New Roman"/>
           <w:kern w:val="0"/>
         </w:rPr>
+        <w:t>Menu, permette di aprire il menu del</w:t>
+      </w:r>
+      <w:r>
+        <w:rPr>
+          <w:rFonts w:ascii="Times New Roman" w:hAnsi="Times New Roman" w:cs="Times New Roman"/>
+          <w:kern w:val="0"/>
+        </w:rPr>
+        <w:t>l</w:t>
+      </w:r>
+      <w:r>
+        <w:rPr>
+          <w:rFonts w:ascii="Times New Roman" w:hAnsi="Times New Roman" w:cs="Times New Roman"/>
+          <w:kern w:val="0"/>
+        </w:rPr>
+        <w:t>’applicativo</w:t>
+      </w:r>
+    </w:p>
+    <w:p>
+      <w:pPr>
+        <w:pStyle w:val="ListParagraph"/>
+        <w:numPr>
+          <w:ilvl w:val="0"/>
+          <w:numId w:val="2"/>
+        </w:numPr>
+        <w:rPr>
+          <w:rFonts w:ascii="Times New Roman" w:hAnsi="Times New Roman" w:cs="Times New Roman"/>
+          <w:kern w:val="0"/>
+        </w:rPr>
+      </w:pPr>
+      <w:r>
+        <w:rPr>
+          <w:rFonts w:ascii="Times New Roman" w:hAnsi="Times New Roman" w:cs="Times New Roman"/>
+          <w:noProof/>
+          <w:kern w:val="0"/>
+        </w:rPr>
+        <w:drawing>
+          <wp:inline distT="0" distB="0" distL="0" distR="0" wp14:anchorId="034C76F4" wp14:editId="62B0EDFD">
+            <wp:extent cx="367200" cy="367200"/>
+            <wp:effectExtent l="0" t="0" r="0" b="0"/>
+            <wp:docPr id="350342102" name="Picture 1"/>
+            <wp:cNvGraphicFramePr>
+              <a:graphicFrameLocks xmlns:a="http://schemas.openxmlformats.org/drawingml/2006/main" noChangeAspect="1"/>
+            </wp:cNvGraphicFramePr>
+            <a:graphic xmlns:a="http://schemas.openxmlformats.org/drawingml/2006/main">
+              <a:graphicData uri="http://schemas.openxmlformats.org/drawingml/2006/picture">
+                <pic:pic xmlns:pic="http://schemas.openxmlformats.org/drawingml/2006/picture">
+                  <pic:nvPicPr>
+                    <pic:cNvPr id="350342102" name=""/>
+                    <pic:cNvPicPr/>
+                  </pic:nvPicPr>
+                  <pic:blipFill>
+                    <a:blip r:embed="rId17"/>
+                    <a:stretch>
+                      <a:fillRect/>
+                    </a:stretch>
+                  </pic:blipFill>
+                  <pic:spPr>
+                    <a:xfrm>
+                      <a:off x="0" y="0"/>
+                      <a:ext cx="367200" cy="367200"/>
+                    </a:xfrm>
+                    <a:prstGeom prst="rect">
+                      <a:avLst/>
+                    </a:prstGeom>
+                  </pic:spPr>
+                </pic:pic>
+              </a:graphicData>
+            </a:graphic>
+          </wp:inline>
+        </w:drawing>
+      </w:r>
+      <w:r>
+        <w:rPr>
+          <w:rFonts w:ascii="Times New Roman" w:hAnsi="Times New Roman" w:cs="Times New Roman"/>
+          <w:kern w:val="0"/>
+        </w:rPr>
+        <w:t xml:space="preserve"> Attiva la finestra dei File Mp3</w:t>
+      </w:r>
+    </w:p>
+    <w:p>
+      <w:pPr>
+        <w:pStyle w:val="ListParagraph"/>
+        <w:numPr>
+          <w:ilvl w:val="0"/>
+          <w:numId w:val="2"/>
+        </w:numPr>
+        <w:rPr>
+          <w:rFonts w:ascii="Times New Roman" w:hAnsi="Times New Roman" w:cs="Times New Roman"/>
+          <w:kern w:val="0"/>
+        </w:rPr>
+      </w:pPr>
+      <w:r>
+        <w:rPr>
+          <w:rFonts w:ascii="Times New Roman" w:hAnsi="Times New Roman" w:cs="Times New Roman"/>
+          <w:noProof/>
+          <w:kern w:val="0"/>
+        </w:rPr>
+        <w:drawing>
+          <wp:inline distT="0" distB="0" distL="0" distR="0" wp14:anchorId="4CB62717" wp14:editId="2B289E8D">
+            <wp:extent cx="367200" cy="367200"/>
+            <wp:effectExtent l="0" t="0" r="0" b="0"/>
+            <wp:docPr id="211902986" name="Picture 1"/>
+            <wp:cNvGraphicFramePr>
+              <a:graphicFrameLocks xmlns:a="http://schemas.openxmlformats.org/drawingml/2006/main" noChangeAspect="1"/>
+            </wp:cNvGraphicFramePr>
+            <a:graphic xmlns:a="http://schemas.openxmlformats.org/drawingml/2006/main">
+              <a:graphicData uri="http://schemas.openxmlformats.org/drawingml/2006/picture">
+                <pic:pic xmlns:pic="http://schemas.openxmlformats.org/drawingml/2006/picture">
+                  <pic:nvPicPr>
+                    <pic:cNvPr id="211902986" name=""/>
+                    <pic:cNvPicPr/>
+                  </pic:nvPicPr>
+                  <pic:blipFill>
+                    <a:blip r:embed="rId18"/>
+                    <a:stretch>
+                      <a:fillRect/>
+                    </a:stretch>
+                  </pic:blipFill>
+                  <pic:spPr>
+                    <a:xfrm>
+                      <a:off x="0" y="0"/>
+                      <a:ext cx="367200" cy="367200"/>
+                    </a:xfrm>
+                    <a:prstGeom prst="rect">
+                      <a:avLst/>
+                    </a:prstGeom>
+                  </pic:spPr>
+                </pic:pic>
+              </a:graphicData>
+            </a:graphic>
+          </wp:inline>
+        </w:drawing>
+      </w:r>
+      <w:r>
+        <w:rPr>
+          <w:rFonts w:ascii="Times New Roman" w:hAnsi="Times New Roman" w:cs="Times New Roman"/>
+          <w:kern w:val="0"/>
+        </w:rPr>
+        <w:t xml:space="preserve"> Attiva la finestra stazioni radio</w:t>
+      </w:r>
+    </w:p>
+    <w:p>
+      <w:pPr>
+        <w:pStyle w:val="ListParagraph"/>
+        <w:numPr>
+          <w:ilvl w:val="0"/>
+          <w:numId w:val="2"/>
+        </w:numPr>
+        <w:rPr>
+          <w:rFonts w:ascii="Times New Roman" w:hAnsi="Times New Roman" w:cs="Times New Roman"/>
+          <w:kern w:val="0"/>
+        </w:rPr>
+      </w:pPr>
+      <w:r>
+        <w:rPr>
+          <w:rFonts w:ascii="Times New Roman" w:hAnsi="Times New Roman" w:cs="Times New Roman"/>
+          <w:noProof/>
+          <w:kern w:val="0"/>
+        </w:rPr>
+        <w:drawing>
+          <wp:inline distT="0" distB="0" distL="0" distR="0" wp14:anchorId="78B64B7D" wp14:editId="7E4EBAF2">
+            <wp:extent cx="367200" cy="367200"/>
+            <wp:effectExtent l="0" t="0" r="0" b="0"/>
+            <wp:docPr id="2122429622" name="Picture 1"/>
+            <wp:cNvGraphicFramePr>
+              <a:graphicFrameLocks xmlns:a="http://schemas.openxmlformats.org/drawingml/2006/main" noChangeAspect="1"/>
+            </wp:cNvGraphicFramePr>
+            <a:graphic xmlns:a="http://schemas.openxmlformats.org/drawingml/2006/main">
+              <a:graphicData uri="http://schemas.openxmlformats.org/drawingml/2006/picture">
+                <pic:pic xmlns:pic="http://schemas.openxmlformats.org/drawingml/2006/picture">
+                  <pic:nvPicPr>
+                    <pic:cNvPr id="2122429622" name=""/>
+                    <pic:cNvPicPr/>
+                  </pic:nvPicPr>
+                  <pic:blipFill>
+                    <a:blip r:embed="rId19"/>
+                    <a:stretch>
+                      <a:fillRect/>
+                    </a:stretch>
+                  </pic:blipFill>
+                  <pic:spPr>
+                    <a:xfrm>
+                      <a:off x="0" y="0"/>
+                      <a:ext cx="367200" cy="367200"/>
+                    </a:xfrm>
+                    <a:prstGeom prst="rect">
+                      <a:avLst/>
+                    </a:prstGeom>
+                  </pic:spPr>
+                </pic:pic>
+              </a:graphicData>
+            </a:graphic>
+          </wp:inline>
+        </w:drawing>
+      </w:r>
+      <w:r>
+        <w:rPr>
+          <w:rFonts w:ascii="Times New Roman" w:hAnsi="Times New Roman" w:cs="Times New Roman"/>
+          <w:kern w:val="0"/>
+        </w:rPr>
         <w:t xml:space="preserve"> Attiva la finestra riproduzione</w:t>
       </w:r>
     </w:p>
@@ -2333,6 +3525,21 @@
           <w:rFonts w:ascii="Times New Roman" w:hAnsi="Times New Roman" w:cs="Times New Roman"/>
           <w:kern w:val="0"/>
         </w:rPr>
+        <w:t>A destra di questi troviamo una lista a discesa da cui è possibile effettuare una selezione tra gli artisti in base al genere musicale.</w:t>
+      </w:r>
+    </w:p>
+    <w:p>
+      <w:pPr>
+        <w:rPr>
+          <w:rFonts w:ascii="Times New Roman" w:hAnsi="Times New Roman" w:cs="Times New Roman"/>
+          <w:kern w:val="0"/>
+        </w:rPr>
+      </w:pPr>
+      <w:r>
+        <w:rPr>
+          <w:rFonts w:ascii="Times New Roman" w:hAnsi="Times New Roman" w:cs="Times New Roman"/>
+          <w:kern w:val="0"/>
+        </w:rPr>
         <w:t xml:space="preserve">Euterpe si apre sempre </w:t>
       </w:r>
       <w:r>
@@ -2354,8 +3561,9 @@
       <w:pPr>
         <w:pStyle w:val="Heading1"/>
       </w:pPr>
-      <w:bookmarkStart w:id="7" w:name="_Toc213176801"/>
-      <w:r>
+      <w:bookmarkStart w:id="7" w:name="_Toc214356855"/>
+      <w:r>
+        <w:lastRenderedPageBreak/>
         <w:t>La finestra MP3</w:t>
       </w:r>
       <w:bookmarkEnd w:id="7"/>
@@ -2429,7 +3637,6 @@
           <w:rFonts w:ascii="Times New Roman" w:hAnsi="Times New Roman" w:cs="Times New Roman"/>
           <w:kern w:val="0"/>
         </w:rPr>
-        <w:lastRenderedPageBreak/>
         <w:t xml:space="preserve">Il pulsante </w:t>
       </w:r>
       <w:r>
@@ -2454,7 +3661,7 @@
                     <pic:cNvPicPr/>
                   </pic:nvPicPr>
                   <pic:blipFill>
-                    <a:blip r:embed="rId17"/>
+                    <a:blip r:embed="rId20"/>
                     <a:stretch>
                       <a:fillRect/>
                     </a:stretch>
@@ -2632,7 +3839,56 @@
           <w:rFonts w:ascii="Times New Roman" w:hAnsi="Times New Roman" w:cs="Times New Roman"/>
           <w:kern w:val="0"/>
         </w:rPr>
-        <w:t>ne mostrata la copertina dell’album selezionato o l’elenco dei brani della playlis</w:t>
+        <w:t xml:space="preserve">ne mostrata la copertina dell’album selezionato </w:t>
+      </w:r>
+      <w:r>
+        <w:rPr>
+          <w:rFonts w:ascii="Times New Roman" w:hAnsi="Times New Roman" w:cs="Times New Roman"/>
+          <w:noProof/>
+          <w:kern w:val="0"/>
+        </w:rPr>
+        <w:drawing>
+          <wp:inline distT="0" distB="0" distL="0" distR="0" wp14:anchorId="4EAABBAC" wp14:editId="06EE8C41">
+            <wp:extent cx="247685" cy="381053"/>
+            <wp:effectExtent l="0" t="0" r="0" b="0"/>
+            <wp:docPr id="2018790000" name="Picture 1"/>
+            <wp:cNvGraphicFramePr>
+              <a:graphicFrameLocks xmlns:a="http://schemas.openxmlformats.org/drawingml/2006/main" noChangeAspect="1"/>
+            </wp:cNvGraphicFramePr>
+            <a:graphic xmlns:a="http://schemas.openxmlformats.org/drawingml/2006/main">
+              <a:graphicData uri="http://schemas.openxmlformats.org/drawingml/2006/picture">
+                <pic:pic xmlns:pic="http://schemas.openxmlformats.org/drawingml/2006/picture">
+                  <pic:nvPicPr>
+                    <pic:cNvPr id="2018790000" name=""/>
+                    <pic:cNvPicPr/>
+                  </pic:nvPicPr>
+                  <pic:blipFill>
+                    <a:blip r:embed="rId21"/>
+                    <a:stretch>
+                      <a:fillRect/>
+                    </a:stretch>
+                  </pic:blipFill>
+                  <pic:spPr>
+                    <a:xfrm>
+                      <a:off x="0" y="0"/>
+                      <a:ext cx="247685" cy="381053"/>
+                    </a:xfrm>
+                    <a:prstGeom prst="rect">
+                      <a:avLst/>
+                    </a:prstGeom>
+                  </pic:spPr>
+                </pic:pic>
+              </a:graphicData>
+            </a:graphic>
+          </wp:inline>
+        </w:drawing>
+      </w:r>
+      <w:r>
+        <w:rPr>
+          <w:rFonts w:ascii="Times New Roman" w:hAnsi="Times New Roman" w:cs="Times New Roman"/>
+          <w:kern w:val="0"/>
+        </w:rPr>
+        <w:t>o l’elenco dei brani della playlis</w:t>
       </w:r>
       <w:r>
         <w:rPr>
@@ -2640,6 +3896,55 @@
           <w:kern w:val="0"/>
         </w:rPr>
         <w:t>t</w:t>
+      </w:r>
+      <w:r>
+        <w:rPr>
+          <w:rFonts w:ascii="Times New Roman" w:hAnsi="Times New Roman" w:cs="Times New Roman"/>
+          <w:kern w:val="0"/>
+        </w:rPr>
+        <w:t xml:space="preserve"> </w:t>
+      </w:r>
+      <w:r>
+        <w:rPr>
+          <w:rFonts w:ascii="Times New Roman" w:hAnsi="Times New Roman" w:cs="Times New Roman"/>
+          <w:noProof/>
+          <w:kern w:val="0"/>
+        </w:rPr>
+        <w:drawing>
+          <wp:inline distT="0" distB="0" distL="0" distR="0" wp14:anchorId="4D9C5B5E" wp14:editId="026A1120">
+            <wp:extent cx="238158" cy="419158"/>
+            <wp:effectExtent l="0" t="0" r="9525" b="0"/>
+            <wp:docPr id="1827144436" name="Picture 1"/>
+            <wp:cNvGraphicFramePr>
+              <a:graphicFrameLocks xmlns:a="http://schemas.openxmlformats.org/drawingml/2006/main" noChangeAspect="1"/>
+            </wp:cNvGraphicFramePr>
+            <a:graphic xmlns:a="http://schemas.openxmlformats.org/drawingml/2006/main">
+              <a:graphicData uri="http://schemas.openxmlformats.org/drawingml/2006/picture">
+                <pic:pic xmlns:pic="http://schemas.openxmlformats.org/drawingml/2006/picture">
+                  <pic:nvPicPr>
+                    <pic:cNvPr id="1827144436" name=""/>
+                    <pic:cNvPicPr/>
+                  </pic:nvPicPr>
+                  <pic:blipFill>
+                    <a:blip r:embed="rId22"/>
+                    <a:stretch>
+                      <a:fillRect/>
+                    </a:stretch>
+                  </pic:blipFill>
+                  <pic:spPr>
+                    <a:xfrm>
+                      <a:off x="0" y="0"/>
+                      <a:ext cx="238158" cy="419158"/>
+                    </a:xfrm>
+                    <a:prstGeom prst="rect">
+                      <a:avLst/>
+                    </a:prstGeom>
+                  </pic:spPr>
+                </pic:pic>
+              </a:graphicData>
+            </a:graphic>
+          </wp:inline>
+        </w:drawing>
       </w:r>
       <w:r>
         <w:rPr>
@@ -2824,9 +4129,11 @@
       <w:pPr>
         <w:pStyle w:val="Heading2"/>
       </w:pPr>
+      <w:bookmarkStart w:id="8" w:name="_Toc214356856"/>
       <w:r>
         <w:t>Creazione di una playlist</w:t>
       </w:r>
+      <w:bookmarkEnd w:id="8"/>
     </w:p>
     <w:p>
       <w:pPr>
@@ -2860,7 +4167,21 @@
           <w:rFonts w:ascii="Times New Roman" w:hAnsi="Times New Roman" w:cs="Times New Roman"/>
           <w:kern w:val="0"/>
         </w:rPr>
-        <w:t>Selezionando singolarmente gli album e o le tracce</w:t>
+        <w:t xml:space="preserve">Selezionando singolarmente gli album e </w:t>
+      </w:r>
+      <w:r>
+        <w:rPr>
+          <w:rFonts w:ascii="Times New Roman" w:hAnsi="Times New Roman" w:cs="Times New Roman"/>
+          <w:kern w:val="0"/>
+        </w:rPr>
+        <w:t xml:space="preserve">- </w:t>
+      </w:r>
+      <w:r>
+        <w:rPr>
+          <w:rFonts w:ascii="Times New Roman" w:hAnsi="Times New Roman" w:cs="Times New Roman"/>
+          <w:kern w:val="0"/>
+        </w:rPr>
+        <w:t>o le tracce</w:t>
       </w:r>
     </w:p>
     <w:p>
@@ -2880,31 +4201,362 @@
           <w:rFonts w:ascii="Times New Roman" w:hAnsi="Times New Roman" w:cs="Times New Roman"/>
           <w:kern w:val="0"/>
         </w:rPr>
-        <w:t>Facendolo creare in modo automatico in base alle proprie preferenze.</w:t>
-      </w:r>
-    </w:p>
-    <w:p>
-      <w:pPr>
-        <w:rPr>
-          <w:rFonts w:ascii="Times New Roman" w:hAnsi="Times New Roman" w:cs="Times New Roman"/>
-          <w:kern w:val="0"/>
-        </w:rPr>
-      </w:pPr>
-      <w:r>
-        <w:rPr>
-          <w:rFonts w:ascii="Times New Roman" w:hAnsi="Times New Roman" w:cs="Times New Roman"/>
-          <w:kern w:val="0"/>
-        </w:rPr>
-        <w:t>La voce di  menu contestuale “aggiunge alla playlist, appare sia nel riquadro degli album che in quello delle tracce. Se lo si attiva dal riquadro degli album tutte le tracce degli album selezionati verranno inserite nella playlist. Se lo si attiva dal riquadro tracce tutte le tracce selezionate verranno inserite nella playlist.</w:t>
+        <w:t>Facendol</w:t>
+      </w:r>
+      <w:r>
+        <w:rPr>
+          <w:rFonts w:ascii="Times New Roman" w:hAnsi="Times New Roman" w:cs="Times New Roman"/>
+          <w:kern w:val="0"/>
+        </w:rPr>
+        <w:t>a</w:t>
+      </w:r>
+      <w:r>
+        <w:rPr>
+          <w:rFonts w:ascii="Times New Roman" w:hAnsi="Times New Roman" w:cs="Times New Roman"/>
+          <w:kern w:val="0"/>
+        </w:rPr>
+        <w:t xml:space="preserve"> creare in modo automatico in base alle proprie preferenze.</w:t>
+      </w:r>
+    </w:p>
+    <w:p>
+      <w:pPr>
+        <w:rPr>
+          <w:rFonts w:ascii="Times New Roman" w:hAnsi="Times New Roman" w:cs="Times New Roman"/>
+          <w:kern w:val="0"/>
+        </w:rPr>
+      </w:pPr>
+      <w:r>
+        <w:rPr>
+          <w:rFonts w:ascii="Times New Roman" w:hAnsi="Times New Roman" w:cs="Times New Roman"/>
+          <w:kern w:val="0"/>
+        </w:rPr>
+        <w:t>La voce di menu contestuale “aggiunge alla playlist</w:t>
+      </w:r>
+      <w:r>
+        <w:rPr>
+          <w:rFonts w:ascii="Times New Roman" w:hAnsi="Times New Roman" w:cs="Times New Roman"/>
+          <w:kern w:val="0"/>
+        </w:rPr>
+        <w:t>”</w:t>
+      </w:r>
+      <w:r>
+        <w:rPr>
+          <w:rFonts w:ascii="Times New Roman" w:hAnsi="Times New Roman" w:cs="Times New Roman"/>
+          <w:kern w:val="0"/>
+        </w:rPr>
+        <w:t>, appare sia nel riquadro degli album che in quello delle tracce. Se lo si attiva dal riquadro degli album tutte le tracce de</w:t>
+      </w:r>
+      <w:r>
+        <w:rPr>
+          <w:rFonts w:ascii="Times New Roman" w:hAnsi="Times New Roman" w:cs="Times New Roman"/>
+          <w:kern w:val="0"/>
+        </w:rPr>
+        <w:t>ll’</w:t>
+      </w:r>
+      <w:r>
+        <w:rPr>
+          <w:rFonts w:ascii="Times New Roman" w:hAnsi="Times New Roman" w:cs="Times New Roman"/>
+          <w:kern w:val="0"/>
+        </w:rPr>
+        <w:t>album selezionat</w:t>
+      </w:r>
+      <w:r>
+        <w:rPr>
+          <w:rFonts w:ascii="Times New Roman" w:hAnsi="Times New Roman" w:cs="Times New Roman"/>
+          <w:kern w:val="0"/>
+        </w:rPr>
+        <w:t>o</w:t>
+      </w:r>
+      <w:r>
+        <w:rPr>
+          <w:rFonts w:ascii="Times New Roman" w:hAnsi="Times New Roman" w:cs="Times New Roman"/>
+          <w:kern w:val="0"/>
+        </w:rPr>
+        <w:t xml:space="preserve"> verranno inserite nella playlist. Se lo si attiva dal riquadro tracce l</w:t>
+      </w:r>
+      <w:r>
+        <w:rPr>
+          <w:rFonts w:ascii="Times New Roman" w:hAnsi="Times New Roman" w:cs="Times New Roman"/>
+          <w:kern w:val="0"/>
+        </w:rPr>
+        <w:t>a</w:t>
+      </w:r>
+      <w:r>
+        <w:rPr>
+          <w:rFonts w:ascii="Times New Roman" w:hAnsi="Times New Roman" w:cs="Times New Roman"/>
+          <w:kern w:val="0"/>
+        </w:rPr>
+        <w:t xml:space="preserve"> tracc</w:t>
+      </w:r>
+      <w:r>
+        <w:rPr>
+          <w:rFonts w:ascii="Times New Roman" w:hAnsi="Times New Roman" w:cs="Times New Roman"/>
+          <w:kern w:val="0"/>
+        </w:rPr>
+        <w:t>ia</w:t>
+      </w:r>
+      <w:r>
+        <w:rPr>
+          <w:rFonts w:ascii="Times New Roman" w:hAnsi="Times New Roman" w:cs="Times New Roman"/>
+          <w:kern w:val="0"/>
+        </w:rPr>
+        <w:t xml:space="preserve"> selezionat</w:t>
+      </w:r>
+      <w:r>
+        <w:rPr>
+          <w:rFonts w:ascii="Times New Roman" w:hAnsi="Times New Roman" w:cs="Times New Roman"/>
+          <w:kern w:val="0"/>
+        </w:rPr>
+        <w:t>a</w:t>
+      </w:r>
+      <w:r>
+        <w:rPr>
+          <w:rFonts w:ascii="Times New Roman" w:hAnsi="Times New Roman" w:cs="Times New Roman"/>
+          <w:kern w:val="0"/>
+        </w:rPr>
+        <w:t xml:space="preserve"> </w:t>
+      </w:r>
+      <w:r>
+        <w:rPr>
+          <w:rFonts w:ascii="Times New Roman" w:hAnsi="Times New Roman" w:cs="Times New Roman"/>
+          <w:kern w:val="0"/>
+        </w:rPr>
+        <w:t>verrà</w:t>
+      </w:r>
+      <w:r>
+        <w:rPr>
+          <w:rFonts w:ascii="Times New Roman" w:hAnsi="Times New Roman" w:cs="Times New Roman"/>
+          <w:kern w:val="0"/>
+        </w:rPr>
+        <w:t xml:space="preserve"> inserit</w:t>
+      </w:r>
+      <w:r>
+        <w:rPr>
+          <w:rFonts w:ascii="Times New Roman" w:hAnsi="Times New Roman" w:cs="Times New Roman"/>
+          <w:kern w:val="0"/>
+        </w:rPr>
+        <w:t>a</w:t>
+      </w:r>
+      <w:r>
+        <w:rPr>
+          <w:rFonts w:ascii="Times New Roman" w:hAnsi="Times New Roman" w:cs="Times New Roman"/>
+          <w:kern w:val="0"/>
+        </w:rPr>
+        <w:t xml:space="preserve"> nella playlist.</w:t>
+      </w:r>
+    </w:p>
+    <w:p>
+      <w:pPr>
+        <w:rPr>
+          <w:rFonts w:ascii="Times New Roman" w:hAnsi="Times New Roman" w:cs="Times New Roman"/>
+          <w:kern w:val="0"/>
+        </w:rPr>
+      </w:pPr>
+      <w:r>
+        <w:rPr>
+          <w:rFonts w:ascii="Times New Roman" w:hAnsi="Times New Roman" w:cs="Times New Roman"/>
+          <w:kern w:val="0"/>
+        </w:rPr>
+        <w:t>Per visualizzare il contenuto della playlist selezionare l’apposita icona nel riquadro in basso a sinistra.</w:t>
+      </w:r>
+    </w:p>
+    <w:p>
+      <w:pPr>
+        <w:rPr>
+          <w:rFonts w:ascii="Times New Roman" w:hAnsi="Times New Roman" w:cs="Times New Roman"/>
+          <w:kern w:val="0"/>
+        </w:rPr>
+      </w:pPr>
+      <w:r>
+        <w:rPr>
+          <w:noProof/>
+        </w:rPr>
+        <w:lastRenderedPageBreak/>
+        <mc:AlternateContent>
+          <mc:Choice Requires="wps">
+            <w:drawing>
+              <wp:anchor distT="45720" distB="45720" distL="114300" distR="114300" simplePos="0" relativeHeight="251674624" behindDoc="0" locked="0" layoutInCell="1" allowOverlap="1" wp14:anchorId="2899EAB1" wp14:editId="065DD87E">
+                <wp:simplePos x="0" y="0"/>
+                <wp:positionH relativeFrom="margin">
+                  <wp:posOffset>1585181</wp:posOffset>
+                </wp:positionH>
+                <wp:positionV relativeFrom="paragraph">
+                  <wp:posOffset>0</wp:posOffset>
+                </wp:positionV>
+                <wp:extent cx="2543810" cy="2226310"/>
+                <wp:effectExtent l="0" t="0" r="27940" b="21590"/>
+                <wp:wrapTopAndBottom/>
+                <wp:docPr id="1115982651" name="Casella di testo 2"/>
+                <wp:cNvGraphicFramePr>
+                  <a:graphicFrameLocks xmlns:a="http://schemas.openxmlformats.org/drawingml/2006/main"/>
+                </wp:cNvGraphicFramePr>
+                <a:graphic xmlns:a="http://schemas.openxmlformats.org/drawingml/2006/main">
+                  <a:graphicData uri="http://schemas.microsoft.com/office/word/2010/wordprocessingShape">
+                    <wps:wsp>
+                      <wps:cNvSpPr txBox="1">
+                        <a:spLocks noChangeArrowheads="1"/>
+                      </wps:cNvSpPr>
+                      <wps:spPr bwMode="auto">
+                        <a:xfrm>
+                          <a:off x="0" y="0"/>
+                          <a:ext cx="2543810" cy="2226310"/>
+                        </a:xfrm>
+                        <a:prstGeom prst="rect">
+                          <a:avLst/>
+                        </a:prstGeom>
+                        <a:solidFill>
+                          <a:srgbClr val="FFFFFF"/>
+                        </a:solidFill>
+                        <a:ln w="9525">
+                          <a:solidFill>
+                            <a:srgbClr val="000000"/>
+                          </a:solidFill>
+                          <a:miter lim="800000"/>
+                          <a:headEnd/>
+                          <a:tailEnd/>
+                        </a:ln>
+                      </wps:spPr>
+                      <wps:txbx>
+                        <w:txbxContent>
+                          <w:p>
+                            <w:pPr>
+                              <w:ind w:right="387"/>
+                              <w:jc w:val="center"/>
+                            </w:pPr>
+                            <w:r>
+                              <w:rPr>
+                                <w:noProof/>
+                              </w:rPr>
+                              <w:drawing>
+                                <wp:inline distT="0" distB="0" distL="0" distR="0" wp14:anchorId="66F73B19" wp14:editId="1343039D">
+                                  <wp:extent cx="2428571" cy="2095238"/>
+                                  <wp:effectExtent l="0" t="0" r="0" b="635"/>
+                                  <wp:docPr id="2100545559" name="Picture 1" descr="A screenshot of a computer&#10;&#10;AI-generated content may be incorrect."/>
+                                  <wp:cNvGraphicFramePr>
+                                    <a:graphicFrameLocks xmlns:a="http://schemas.openxmlformats.org/drawingml/2006/main" noChangeAspect="1"/>
+                                  </wp:cNvGraphicFramePr>
+                                  <a:graphic xmlns:a="http://schemas.openxmlformats.org/drawingml/2006/main">
+                                    <a:graphicData uri="http://schemas.openxmlformats.org/drawingml/2006/picture">
+                                      <pic:pic xmlns:pic="http://schemas.openxmlformats.org/drawingml/2006/picture">
+                                        <pic:nvPicPr>
+                                          <pic:cNvPr id="2100545559" name="Picture 1" descr="A screenshot of a computer&#10;&#10;AI-generated content may be incorrect."/>
+                                          <pic:cNvPicPr/>
+                                        </pic:nvPicPr>
+                                        <pic:blipFill>
+                                          <a:blip r:embed="rId23"/>
+                                          <a:stretch>
+                                            <a:fillRect/>
+                                          </a:stretch>
+                                        </pic:blipFill>
+                                        <pic:spPr>
+                                          <a:xfrm>
+                                            <a:off x="0" y="0"/>
+                                            <a:ext cx="2428571" cy="2095238"/>
+                                          </a:xfrm>
+                                          <a:prstGeom prst="rect">
+                                            <a:avLst/>
+                                          </a:prstGeom>
+                                        </pic:spPr>
+                                      </pic:pic>
+                                    </a:graphicData>
+                                  </a:graphic>
+                                </wp:inline>
+                              </w:drawing>
+                            </w:r>
+                          </w:p>
+                        </w:txbxContent>
+                      </wps:txbx>
+                      <wps:bodyPr rot="0" vert="horz" wrap="square" lIns="91440" tIns="45720" rIns="91440" bIns="45720" anchor="t" anchorCtr="0">
+                        <a:noAutofit/>
+                      </wps:bodyPr>
+                    </wps:wsp>
+                  </a:graphicData>
+                </a:graphic>
+                <wp14:sizeRelH relativeFrom="margin">
+                  <wp14:pctWidth>0</wp14:pctWidth>
+                </wp14:sizeRelH>
+                <wp14:sizeRelV relativeFrom="margin">
+                  <wp14:pctHeight>0</wp14:pctHeight>
+                </wp14:sizeRelV>
+              </wp:anchor>
+            </w:drawing>
+          </mc:Choice>
+          <mc:Fallback>
+            <w:pict>
+              <v:shape w14:anchorId="2899EAB1" id="_x0000_s1029" type="#_x0000_t202" style="position:absolute;margin-left:124.8pt;margin-top:0;width:200.3pt;height:175.3pt;z-index:251674624;visibility:visible;mso-wrap-style:square;mso-width-percent:0;mso-height-percent:0;mso-wrap-distance-left:9pt;mso-wrap-distance-top:3.6pt;mso-wrap-distance-right:9pt;mso-wrap-distance-bottom:3.6pt;mso-position-horizontal:absolute;mso-position-horizontal-relative:margin;mso-position-vertical:absolute;mso-position-vertical-relative:text;mso-width-percent:0;mso-height-percent:0;mso-width-relative:margin;mso-height-relative:margin;v-text-anchor:top" o:gfxdata="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">
+                <v:textbox>
+                  <w:txbxContent>
+                    <w:p>
+                      <w:pPr>
+                        <w:ind w:right="387"/>
+                        <w:jc w:val="center"/>
+                      </w:pPr>
+                      <w:r>
+                        <w:rPr>
+                          <w:noProof/>
+                        </w:rPr>
+                        <w:drawing>
+                          <wp:inline distT="0" distB="0" distL="0" distR="0" wp14:anchorId="66F73B19" wp14:editId="1343039D">
+                            <wp:extent cx="2428571" cy="2095238"/>
+                            <wp:effectExtent l="0" t="0" r="0" b="635"/>
+                            <wp:docPr id="2100545559" name="Picture 1" descr="A screenshot of a computer&#10;&#10;AI-generated content may be incorrect."/>
+                            <wp:cNvGraphicFramePr>
+                              <a:graphicFrameLocks xmlns:a="http://schemas.openxmlformats.org/drawingml/2006/main" noChangeAspect="1"/>
+                            </wp:cNvGraphicFramePr>
+                            <a:graphic xmlns:a="http://schemas.openxmlformats.org/drawingml/2006/main">
+                              <a:graphicData uri="http://schemas.openxmlformats.org/drawingml/2006/picture">
+                                <pic:pic xmlns:pic="http://schemas.openxmlformats.org/drawingml/2006/picture">
+                                  <pic:nvPicPr>
+                                    <pic:cNvPr id="2100545559" name="Picture 1" descr="A screenshot of a computer&#10;&#10;AI-generated content may be incorrect."/>
+                                    <pic:cNvPicPr/>
+                                  </pic:nvPicPr>
+                                  <pic:blipFill>
+                                    <a:blip r:embed="rId23"/>
+                                    <a:stretch>
+                                      <a:fillRect/>
+                                    </a:stretch>
+                                  </pic:blipFill>
+                                  <pic:spPr>
+                                    <a:xfrm>
+                                      <a:off x="0" y="0"/>
+                                      <a:ext cx="2428571" cy="2095238"/>
+                                    </a:xfrm>
+                                    <a:prstGeom prst="rect">
+                                      <a:avLst/>
+                                    </a:prstGeom>
+                                  </pic:spPr>
+                                </pic:pic>
+                              </a:graphicData>
+                            </a:graphic>
+                          </wp:inline>
+                        </w:drawing>
+                      </w:r>
+                    </w:p>
+                  </w:txbxContent>
+                </v:textbox>
+                <w10:wrap type="topAndBottom" anchorx="margin"/>
+              </v:shape>
+            </w:pict>
+          </mc:Fallback>
+        </mc:AlternateContent>
+      </w:r>
+      <w:r>
+        <w:rPr>
+          <w:rFonts w:ascii="Times New Roman" w:hAnsi="Times New Roman" w:cs="Times New Roman"/>
+          <w:kern w:val="0"/>
+        </w:rPr>
+        <w:t xml:space="preserve">portando il cursore sull’icona della playlist, appare un tip con il </w:t>
       </w:r>
     </w:p>
     <w:p>
       <w:pPr>
         <w:pStyle w:val="Heading2"/>
       </w:pPr>
+      <w:bookmarkStart w:id="9" w:name="_Toc214356857"/>
       <w:r>
         <w:t>Le ricerche</w:t>
       </w:r>
+      <w:bookmarkEnd w:id="9"/>
     </w:p>
     <w:p>
       <w:pPr>
@@ -2920,6 +4572,825 @@
         </w:rPr>
         <w:t>Quando si digita del testo nella casella delle ricerche questo è usato in tempo reale per evidenziare il primo artista che contiene i caratteri digitati</w:t>
       </w:r>
+      <w:r>
+        <w:rPr>
+          <w:rFonts w:ascii="Times New Roman" w:hAnsi="Times New Roman" w:cs="Times New Roman"/>
+          <w:kern w:val="0"/>
+        </w:rPr>
+        <w:t>. Digitando del testo e premendo invio o il bottone con la lente, si avvia la ricerca globale che sarà fatta su Artisti, Album e Tracce. Viene presentata quindi una finestra di riepilogo con i risultati in cui è specificato se si tratta di un artista</w:t>
+      </w:r>
+      <w:r>
+        <w:rPr>
+          <w:rFonts w:ascii="Times New Roman" w:hAnsi="Times New Roman" w:cs="Times New Roman"/>
+          <w:kern w:val="0"/>
+        </w:rPr>
+        <w:t>, di un album o di una traccia</w:t>
+      </w:r>
+    </w:p>
+    <w:p>
+      <w:pPr>
+        <w:rPr>
+          <w:rFonts w:ascii="Times New Roman" w:hAnsi="Times New Roman" w:cs="Times New Roman"/>
+          <w:kern w:val="0"/>
+        </w:rPr>
+      </w:pPr>
+    </w:p>
+    <w:p>
+      <w:pPr>
+        <w:rPr>
+          <w:rFonts w:ascii="Times New Roman" w:hAnsi="Times New Roman" w:cs="Times New Roman"/>
+          <w:kern w:val="0"/>
+        </w:rPr>
+      </w:pPr>
+    </w:p>
+    <w:p>
+      <w:pPr>
+        <w:rPr>
+          <w:rFonts w:ascii="Times New Roman" w:hAnsi="Times New Roman" w:cs="Times New Roman"/>
+          <w:kern w:val="0"/>
+        </w:rPr>
+      </w:pPr>
+      <w:r>
+        <w:rPr>
+          <w:noProof/>
+        </w:rPr>
+        <mc:AlternateContent>
+          <mc:Choice Requires="wps">
+            <w:drawing>
+              <wp:anchor distT="45720" distB="45720" distL="114300" distR="114300" simplePos="0" relativeHeight="251670528" behindDoc="0" locked="0" layoutInCell="1" allowOverlap="1" wp14:anchorId="0AE8720D" wp14:editId="5E710288">
+                <wp:simplePos x="0" y="0"/>
+                <wp:positionH relativeFrom="margin">
+                  <wp:align>center</wp:align>
+                </wp:positionH>
+                <wp:positionV relativeFrom="paragraph">
+                  <wp:posOffset>198506</wp:posOffset>
+                </wp:positionV>
+                <wp:extent cx="5803900" cy="3028950"/>
+                <wp:effectExtent l="0" t="0" r="25400" b="19050"/>
+                <wp:wrapTopAndBottom/>
+                <wp:docPr id="1925720888" name="Casella di testo 2"/>
+                <wp:cNvGraphicFramePr>
+                  <a:graphicFrameLocks xmlns:a="http://schemas.openxmlformats.org/drawingml/2006/main"/>
+                </wp:cNvGraphicFramePr>
+                <a:graphic xmlns:a="http://schemas.openxmlformats.org/drawingml/2006/main">
+                  <a:graphicData uri="http://schemas.microsoft.com/office/word/2010/wordprocessingShape">
+                    <wps:wsp>
+                      <wps:cNvSpPr txBox="1">
+                        <a:spLocks noChangeArrowheads="1"/>
+                      </wps:cNvSpPr>
+                      <wps:spPr bwMode="auto">
+                        <a:xfrm>
+                          <a:off x="0" y="0"/>
+                          <a:ext cx="5803900" cy="3028950"/>
+                        </a:xfrm>
+                        <a:prstGeom prst="rect">
+                          <a:avLst/>
+                        </a:prstGeom>
+                        <a:solidFill>
+                          <a:srgbClr val="FFFFFF"/>
+                        </a:solidFill>
+                        <a:ln w="9525">
+                          <a:solidFill>
+                            <a:srgbClr val="000000"/>
+                          </a:solidFill>
+                          <a:miter lim="800000"/>
+                          <a:headEnd/>
+                          <a:tailEnd/>
+                        </a:ln>
+                      </wps:spPr>
+                      <wps:txbx>
+                        <w:txbxContent>
+                          <w:p>
+                            <w:pPr>
+                              <w:ind w:right="387"/>
+                              <w:jc w:val="center"/>
+                            </w:pPr>
+                            <w:r>
+                              <w:rPr>
+                                <w:noProof/>
+                              </w:rPr>
+                              <w:drawing>
+                                <wp:inline distT="0" distB="0" distL="0" distR="0" wp14:anchorId="3F702C3D" wp14:editId="0EDB7D1F">
+                                  <wp:extent cx="5637600" cy="2869200"/>
+                                  <wp:effectExtent l="0" t="0" r="1270" b="7620"/>
+                                  <wp:docPr id="794667852" name="Picture 1" descr="A screenshot of a computer&#10;&#10;AI-generated content may be incorrect."/>
+                                  <wp:cNvGraphicFramePr>
+                                    <a:graphicFrameLocks xmlns:a="http://schemas.openxmlformats.org/drawingml/2006/main" noChangeAspect="1"/>
+                                  </wp:cNvGraphicFramePr>
+                                  <a:graphic xmlns:a="http://schemas.openxmlformats.org/drawingml/2006/main">
+                                    <a:graphicData uri="http://schemas.openxmlformats.org/drawingml/2006/picture">
+                                      <pic:pic xmlns:pic="http://schemas.openxmlformats.org/drawingml/2006/picture">
+                                        <pic:nvPicPr>
+                                          <pic:cNvPr id="794667852" name="Picture 1" descr="A screenshot of a computer&#10;&#10;AI-generated content may be incorrect."/>
+                                          <pic:cNvPicPr/>
+                                        </pic:nvPicPr>
+                                        <pic:blipFill>
+                                          <a:blip r:embed="rId24"/>
+                                          <a:stretch>
+                                            <a:fillRect/>
+                                          </a:stretch>
+                                        </pic:blipFill>
+                                        <pic:spPr>
+                                          <a:xfrm>
+                                            <a:off x="0" y="0"/>
+                                            <a:ext cx="5637600" cy="2869200"/>
+                                          </a:xfrm>
+                                          <a:prstGeom prst="rect">
+                                            <a:avLst/>
+                                          </a:prstGeom>
+                                        </pic:spPr>
+                                      </pic:pic>
+                                    </a:graphicData>
+                                  </a:graphic>
+                                </wp:inline>
+                              </w:drawing>
+                            </w:r>
+                          </w:p>
+                        </w:txbxContent>
+                      </wps:txbx>
+                      <wps:bodyPr rot="0" vert="horz" wrap="square" lIns="91440" tIns="45720" rIns="91440" bIns="45720" anchor="t" anchorCtr="0">
+                        <a:noAutofit/>
+                      </wps:bodyPr>
+                    </wps:wsp>
+                  </a:graphicData>
+                </a:graphic>
+                <wp14:sizeRelH relativeFrom="margin">
+                  <wp14:pctWidth>0</wp14:pctWidth>
+                </wp14:sizeRelH>
+                <wp14:sizeRelV relativeFrom="margin">
+                  <wp14:pctHeight>0</wp14:pctHeight>
+                </wp14:sizeRelV>
+              </wp:anchor>
+            </w:drawing>
+          </mc:Choice>
+          <mc:Fallback>
+            <w:pict>
+              <v:shape w14:anchorId="0AE8720D" id="_x0000_s1030" type="#_x0000_t202" style="position:absolute;margin-left:0;margin-top:15.65pt;width:457pt;height:238.5pt;z-index:251670528;visibility:visible;mso-wrap-style:square;mso-width-percent:0;mso-height-percent:0;mso-wrap-distance-left:9pt;mso-wrap-distance-top:3.6pt;mso-wrap-distance-right:9pt;mso-wrap-distance-bottom:3.6pt;mso-position-horizontal:center;mso-position-horizontal-relative:margin;mso-position-vertical:absolute;mso-position-vertical-relative:text;mso-width-percent:0;mso-height-percent:0;mso-width-relative:margin;mso-height-relative:margin;v-text-anchor:top" o:gfxdata="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">
+                <v:textbox>
+                  <w:txbxContent>
+                    <w:p>
+                      <w:pPr>
+                        <w:ind w:right="387"/>
+                        <w:jc w:val="center"/>
+                      </w:pPr>
+                      <w:r>
+                        <w:rPr>
+                          <w:noProof/>
+                        </w:rPr>
+                        <w:drawing>
+                          <wp:inline distT="0" distB="0" distL="0" distR="0" wp14:anchorId="3F702C3D" wp14:editId="0EDB7D1F">
+                            <wp:extent cx="5637600" cy="2869200"/>
+                            <wp:effectExtent l="0" t="0" r="1270" b="7620"/>
+                            <wp:docPr id="794667852" name="Picture 1" descr="A screenshot of a computer&#10;&#10;AI-generated content may be incorrect."/>
+                            <wp:cNvGraphicFramePr>
+                              <a:graphicFrameLocks xmlns:a="http://schemas.openxmlformats.org/drawingml/2006/main" noChangeAspect="1"/>
+                            </wp:cNvGraphicFramePr>
+                            <a:graphic xmlns:a="http://schemas.openxmlformats.org/drawingml/2006/main">
+                              <a:graphicData uri="http://schemas.openxmlformats.org/drawingml/2006/picture">
+                                <pic:pic xmlns:pic="http://schemas.openxmlformats.org/drawingml/2006/picture">
+                                  <pic:nvPicPr>
+                                    <pic:cNvPr id="794667852" name="Picture 1" descr="A screenshot of a computer&#10;&#10;AI-generated content may be incorrect."/>
+                                    <pic:cNvPicPr/>
+                                  </pic:nvPicPr>
+                                  <pic:blipFill>
+                                    <a:blip r:embed="rId24"/>
+                                    <a:stretch>
+                                      <a:fillRect/>
+                                    </a:stretch>
+                                  </pic:blipFill>
+                                  <pic:spPr>
+                                    <a:xfrm>
+                                      <a:off x="0" y="0"/>
+                                      <a:ext cx="5637600" cy="2869200"/>
+                                    </a:xfrm>
+                                    <a:prstGeom prst="rect">
+                                      <a:avLst/>
+                                    </a:prstGeom>
+                                  </pic:spPr>
+                                </pic:pic>
+                              </a:graphicData>
+                            </a:graphic>
+                          </wp:inline>
+                        </w:drawing>
+                      </w:r>
+                    </w:p>
+                  </w:txbxContent>
+                </v:textbox>
+                <w10:wrap type="topAndBottom" anchorx="margin"/>
+              </v:shape>
+            </w:pict>
+          </mc:Fallback>
+        </mc:AlternateContent>
+      </w:r>
+      <w:r>
+        <w:rPr>
+          <w:rFonts w:ascii="Times New Roman" w:hAnsi="Times New Roman" w:cs="Times New Roman"/>
+          <w:kern w:val="0"/>
+        </w:rPr>
+        <w:t>In figura un esempio della ricerca della parola ‘tiger’.</w:t>
+      </w:r>
+    </w:p>
+    <w:p>
+      <w:pPr>
+        <w:pStyle w:val="Heading2"/>
+      </w:pPr>
+      <w:bookmarkStart w:id="10" w:name="_Toc214356858"/>
+      <w:r>
+        <w:t>La selezione del genere musicale.</w:t>
+      </w:r>
+      <w:bookmarkEnd w:id="10"/>
+    </w:p>
+    <w:p>
+      <w:r>
+        <w:t>Nella barra del titolo della finestra MP3 + presente una lista a discesa da cui i è possibile selezionare un genere musicale tra quelli codificati dallo standard ID3V2.</w:t>
+      </w:r>
+    </w:p>
+    <w:p>
+      <w:pPr>
+        <w:rPr>
+          <w:rFonts w:ascii="Times New Roman" w:hAnsi="Times New Roman" w:cs="Times New Roman"/>
+          <w:kern w:val="0"/>
+        </w:rPr>
+      </w:pPr>
+      <w:r>
+        <w:rPr>
+          <w:noProof/>
+        </w:rPr>
+        <w:lastRenderedPageBreak/>
+        <mc:AlternateContent>
+          <mc:Choice Requires="wps">
+            <w:drawing>
+              <wp:anchor distT="45720" distB="45720" distL="114300" distR="114300" simplePos="0" relativeHeight="251668480" behindDoc="0" locked="0" layoutInCell="1" allowOverlap="1" wp14:anchorId="4E92199C" wp14:editId="42C32DFB">
+                <wp:simplePos x="0" y="0"/>
+                <wp:positionH relativeFrom="margin">
+                  <wp:align>center</wp:align>
+                </wp:positionH>
+                <wp:positionV relativeFrom="paragraph">
+                  <wp:posOffset>240389</wp:posOffset>
+                </wp:positionV>
+                <wp:extent cx="4118610" cy="3498215"/>
+                <wp:effectExtent l="0" t="0" r="15240" b="10795"/>
+                <wp:wrapTopAndBottom/>
+                <wp:docPr id="574844318" name="Casella di testo 2"/>
+                <wp:cNvGraphicFramePr>
+                  <a:graphicFrameLocks xmlns:a="http://schemas.openxmlformats.org/drawingml/2006/main"/>
+                </wp:cNvGraphicFramePr>
+                <a:graphic xmlns:a="http://schemas.openxmlformats.org/drawingml/2006/main">
+                  <a:graphicData uri="http://schemas.microsoft.com/office/word/2010/wordprocessingShape">
+                    <wps:wsp>
+                      <wps:cNvSpPr txBox="1">
+                        <a:spLocks noChangeArrowheads="1"/>
+                      </wps:cNvSpPr>
+                      <wps:spPr bwMode="auto">
+                        <a:xfrm>
+                          <a:off x="0" y="0"/>
+                          <a:ext cx="4118610" cy="3498215"/>
+                        </a:xfrm>
+                        <a:prstGeom prst="rect">
+                          <a:avLst/>
+                        </a:prstGeom>
+                        <a:solidFill>
+                          <a:srgbClr val="FFFFFF"/>
+                        </a:solidFill>
+                        <a:ln w="9525">
+                          <a:solidFill>
+                            <a:srgbClr val="000000"/>
+                          </a:solidFill>
+                          <a:miter lim="800000"/>
+                          <a:headEnd/>
+                          <a:tailEnd/>
+                        </a:ln>
+                      </wps:spPr>
+                      <wps:txbx>
+                        <w:txbxContent>
+                          <w:p>
+                            <w:pPr>
+                              <w:ind w:right="387"/>
+                              <w:jc w:val="center"/>
+                            </w:pPr>
+                            <w:r>
+                              <w:rPr>
+                                <w:noProof/>
+                              </w:rPr>
+                              <w:drawing>
+                                <wp:inline distT="0" distB="0" distL="0" distR="0" wp14:anchorId="498149C8" wp14:editId="477177DF">
+                                  <wp:extent cx="3928110" cy="3450590"/>
+                                  <wp:effectExtent l="0" t="0" r="0" b="0"/>
+                                  <wp:docPr id="1751193757" name="Picture 7"/>
+                                  <wp:cNvGraphicFramePr>
+                                    <a:graphicFrameLocks xmlns:a="http://schemas.openxmlformats.org/drawingml/2006/main" noChangeAspect="1"/>
+                                  </wp:cNvGraphicFramePr>
+                                  <a:graphic xmlns:a="http://schemas.openxmlformats.org/drawingml/2006/main">
+                                    <a:graphicData uri="http://schemas.openxmlformats.org/drawingml/2006/picture">
+                                      <pic:pic xmlns:pic="http://schemas.openxmlformats.org/drawingml/2006/picture">
+                                        <pic:nvPicPr>
+                                          <pic:cNvPr id="0" name="Picture 2"/>
+                                          <pic:cNvPicPr>
+                                            <a:picLocks noChangeAspect="1" noChangeArrowheads="1"/>
+                                          </pic:cNvPicPr>
+                                        </pic:nvPicPr>
+                                        <pic:blipFill>
+                                          <a:blip r:embed="rId25">
+                                            <a:extLst>
+                                              <a:ext uri="{28A0092B-C50C-407E-A947-70E740481C1C}">
+                                                <a14:useLocalDpi xmlns:a14="http://schemas.microsoft.com/office/drawing/2010/main" val="0"/>
+                                              </a:ext>
+                                            </a:extLst>
+                                          </a:blip>
+                                          <a:srcRect/>
+                                          <a:stretch>
+                                            <a:fillRect/>
+                                          </a:stretch>
+                                        </pic:blipFill>
+                                        <pic:spPr bwMode="auto">
+                                          <a:xfrm>
+                                            <a:off x="0" y="0"/>
+                                            <a:ext cx="3928110" cy="3450590"/>
+                                          </a:xfrm>
+                                          <a:prstGeom prst="rect">
+                                            <a:avLst/>
+                                          </a:prstGeom>
+                                          <a:noFill/>
+                                          <a:ln>
+                                            <a:noFill/>
+                                          </a:ln>
+                                        </pic:spPr>
+                                      </pic:pic>
+                                    </a:graphicData>
+                                  </a:graphic>
+                                </wp:inline>
+                              </w:drawing>
+                            </w:r>
+                          </w:p>
+                        </w:txbxContent>
+                      </wps:txbx>
+                      <wps:bodyPr rot="0" vert="horz" wrap="none" lIns="91440" tIns="45720" rIns="91440" bIns="45720" anchor="t" anchorCtr="0">
+                        <a:spAutoFit/>
+                      </wps:bodyPr>
+                    </wps:wsp>
+                  </a:graphicData>
+                </a:graphic>
+                <wp14:sizeRelH relativeFrom="margin">
+                  <wp14:pctWidth>0</wp14:pctWidth>
+                </wp14:sizeRelH>
+                <wp14:sizeRelV relativeFrom="margin">
+                  <wp14:pctHeight>0</wp14:pctHeight>
+                </wp14:sizeRelV>
+              </wp:anchor>
+            </w:drawing>
+          </mc:Choice>
+          <mc:Fallback>
+            <w:pict>
+              <v:shape w14:anchorId="4E92199C" id="_x0000_s1031" type="#_x0000_t202" style="position:absolute;margin-left:0;margin-top:18.95pt;width:324.3pt;height:275.45pt;z-index:251668480;visibility:visible;mso-wrap-style:none;mso-width-percent:0;mso-height-percent:0;mso-wrap-distance-left:9pt;mso-wrap-distance-top:3.6pt;mso-wrap-distance-right:9pt;mso-wrap-distance-bottom:3.6pt;mso-position-horizontal:center;mso-position-horizontal-relative:margin;mso-position-vertical:absolute;mso-position-vertical-relative:text;mso-width-percent:0;mso-height-percent:0;mso-width-relative:margin;mso-height-relative:margin;v-text-anchor:top" o:gfxdata="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">
+                <v:textbox style="mso-fit-shape-to-text:t">
+                  <w:txbxContent>
+                    <w:p>
+                      <w:pPr>
+                        <w:ind w:right="387"/>
+                        <w:jc w:val="center"/>
+                      </w:pPr>
+                      <w:r>
+                        <w:rPr>
+                          <w:noProof/>
+                        </w:rPr>
+                        <w:drawing>
+                          <wp:inline distT="0" distB="0" distL="0" distR="0" wp14:anchorId="498149C8" wp14:editId="477177DF">
+                            <wp:extent cx="3928110" cy="3450590"/>
+                            <wp:effectExtent l="0" t="0" r="0" b="0"/>
+                            <wp:docPr id="1751193757" name="Picture 7"/>
+                            <wp:cNvGraphicFramePr>
+                              <a:graphicFrameLocks xmlns:a="http://schemas.openxmlformats.org/drawingml/2006/main" noChangeAspect="1"/>
+                            </wp:cNvGraphicFramePr>
+                            <a:graphic xmlns:a="http://schemas.openxmlformats.org/drawingml/2006/main">
+                              <a:graphicData uri="http://schemas.openxmlformats.org/drawingml/2006/picture">
+                                <pic:pic xmlns:pic="http://schemas.openxmlformats.org/drawingml/2006/picture">
+                                  <pic:nvPicPr>
+                                    <pic:cNvPr id="0" name="Picture 2"/>
+                                    <pic:cNvPicPr>
+                                      <a:picLocks noChangeAspect="1" noChangeArrowheads="1"/>
+                                    </pic:cNvPicPr>
+                                  </pic:nvPicPr>
+                                  <pic:blipFill>
+                                    <a:blip r:embed="rId25">
+                                      <a:extLst>
+                                        <a:ext uri="{28A0092B-C50C-407E-A947-70E740481C1C}">
+                                          <a14:useLocalDpi xmlns:a14="http://schemas.microsoft.com/office/drawing/2010/main" val="0"/>
+                                        </a:ext>
+                                      </a:extLst>
+                                    </a:blip>
+                                    <a:srcRect/>
+                                    <a:stretch>
+                                      <a:fillRect/>
+                                    </a:stretch>
+                                  </pic:blipFill>
+                                  <pic:spPr bwMode="auto">
+                                    <a:xfrm>
+                                      <a:off x="0" y="0"/>
+                                      <a:ext cx="3928110" cy="3450590"/>
+                                    </a:xfrm>
+                                    <a:prstGeom prst="rect">
+                                      <a:avLst/>
+                                    </a:prstGeom>
+                                    <a:noFill/>
+                                    <a:ln>
+                                      <a:noFill/>
+                                    </a:ln>
+                                  </pic:spPr>
+                                </pic:pic>
+                              </a:graphicData>
+                            </a:graphic>
+                          </wp:inline>
+                        </w:drawing>
+                      </w:r>
+                    </w:p>
+                  </w:txbxContent>
+                </v:textbox>
+                <w10:wrap type="topAndBottom" anchorx="margin"/>
+              </v:shape>
+            </w:pict>
+          </mc:Fallback>
+        </mc:AlternateContent>
+      </w:r>
+    </w:p>
+    <w:p>
+      <w:pPr>
+        <w:rPr>
+          <w:rFonts w:ascii="Times New Roman" w:hAnsi="Times New Roman" w:cs="Times New Roman"/>
+          <w:kern w:val="0"/>
+        </w:rPr>
+      </w:pPr>
+      <w:r>
+        <w:rPr>
+          <w:rFonts w:ascii="Times New Roman" w:hAnsi="Times New Roman" w:cs="Times New Roman"/>
+          <w:kern w:val="0"/>
+        </w:rPr>
+        <w:t>Se si seleziona la riga vuota tutti gli artisti presenti nell’indice verranno riportati nel riquadro artisti. Se si seleziona un genere verranno presentati gli artisti che hanno almeno una traccia appartenente a quel genere.</w:t>
+      </w:r>
+    </w:p>
+    <w:p>
+      <w:pPr>
+        <w:rPr>
+          <w:rFonts w:ascii="Times New Roman" w:hAnsi="Times New Roman" w:cs="Times New Roman"/>
+          <w:kern w:val="0"/>
+        </w:rPr>
+      </w:pPr>
+      <w:r>
+        <w:rPr>
+          <w:rFonts w:ascii="Times New Roman" w:hAnsi="Times New Roman" w:cs="Times New Roman"/>
+          <w:kern w:val="0"/>
+        </w:rPr>
+        <w:t>Il genere è associato alla singola traccia, per cui un artista può essere associato a più generi</w:t>
+      </w:r>
+    </w:p>
+    <w:p>
+      <w:pPr>
+        <w:pStyle w:val="Heading2"/>
+      </w:pPr>
+      <w:bookmarkStart w:id="11" w:name="_Toc214356859"/>
+      <w:r>
+        <w:t>La riproduzione</w:t>
+      </w:r>
+      <w:bookmarkEnd w:id="11"/>
+    </w:p>
+    <w:p>
+      <w:pPr>
+        <w:rPr>
+          <w:rFonts w:ascii="Times New Roman" w:hAnsi="Times New Roman" w:cs="Times New Roman"/>
+          <w:kern w:val="0"/>
+        </w:rPr>
+      </w:pPr>
+      <w:r>
+        <w:rPr>
+          <w:rFonts w:ascii="Times New Roman" w:hAnsi="Times New Roman" w:cs="Times New Roman"/>
+          <w:kern w:val="0"/>
+        </w:rPr>
+        <w:t>Dalla finestra MP3 è possibile mandare in riproduzione, un singolo brano, un intero album la playlist selezionata</w:t>
+      </w:r>
+      <w:r>
+        <w:rPr>
+          <w:rFonts w:ascii="Times New Roman" w:hAnsi="Times New Roman" w:cs="Times New Roman"/>
+          <w:kern w:val="0"/>
+        </w:rPr>
+        <w:t>.</w:t>
+      </w:r>
+    </w:p>
+    <w:p>
+      <w:pPr>
+        <w:rPr>
+          <w:rFonts w:ascii="Times New Roman" w:hAnsi="Times New Roman" w:cs="Times New Roman"/>
+          <w:kern w:val="0"/>
+        </w:rPr>
+      </w:pPr>
+      <w:r>
+        <w:rPr>
+          <w:rFonts w:ascii="Times New Roman" w:hAnsi="Times New Roman" w:cs="Times New Roman"/>
+          <w:kern w:val="0"/>
+        </w:rPr>
+        <w:t xml:space="preserve">Per riprodurre un intero album, selezionarlo nel riquadro degli album, portando il cursore nella parte </w:t>
+      </w:r>
+      <w:r>
+        <w:rPr>
+          <w:rFonts w:ascii="Times New Roman" w:hAnsi="Times New Roman" w:cs="Times New Roman"/>
+          <w:kern w:val="0"/>
+        </w:rPr>
+        <w:t>sinistra</w:t>
+      </w:r>
+      <w:r>
+        <w:rPr>
+          <w:rFonts w:ascii="Times New Roman" w:hAnsi="Times New Roman" w:cs="Times New Roman"/>
+          <w:kern w:val="0"/>
+        </w:rPr>
+        <w:t xml:space="preserve"> questo prende la forma del bottone di play:</w:t>
+      </w:r>
+    </w:p>
+    <w:p>
+      <w:pPr>
+        <w:rPr>
+          <w:rFonts w:ascii="Times New Roman" w:hAnsi="Times New Roman" w:cs="Times New Roman"/>
+          <w:kern w:val="0"/>
+        </w:rPr>
+      </w:pPr>
+      <w:r>
+        <w:rPr>
+          <w:noProof/>
+        </w:rPr>
+        <mc:AlternateContent>
+          <mc:Choice Requires="wps">
+            <w:drawing>
+              <wp:anchor distT="45720" distB="45720" distL="114300" distR="114300" simplePos="0" relativeHeight="251672576" behindDoc="0" locked="0" layoutInCell="1" allowOverlap="1" wp14:anchorId="2E601B4B" wp14:editId="33F1F7B6">
+                <wp:simplePos x="0" y="0"/>
+                <wp:positionH relativeFrom="margin">
+                  <wp:posOffset>1569306</wp:posOffset>
+                </wp:positionH>
+                <wp:positionV relativeFrom="paragraph">
+                  <wp:posOffset>265430</wp:posOffset>
+                </wp:positionV>
+                <wp:extent cx="2814320" cy="2011680"/>
+                <wp:effectExtent l="0" t="0" r="24130" b="26670"/>
+                <wp:wrapTopAndBottom/>
+                <wp:docPr id="506805212" name="Casella di testo 2"/>
+                <wp:cNvGraphicFramePr>
+                  <a:graphicFrameLocks xmlns:a="http://schemas.openxmlformats.org/drawingml/2006/main"/>
+                </wp:cNvGraphicFramePr>
+                <a:graphic xmlns:a="http://schemas.openxmlformats.org/drawingml/2006/main">
+                  <a:graphicData uri="http://schemas.microsoft.com/office/word/2010/wordprocessingShape">
+                    <wps:wsp>
+                      <wps:cNvSpPr txBox="1">
+                        <a:spLocks noChangeArrowheads="1"/>
+                      </wps:cNvSpPr>
+                      <wps:spPr bwMode="auto">
+                        <a:xfrm>
+                          <a:off x="0" y="0"/>
+                          <a:ext cx="2814320" cy="2011680"/>
+                        </a:xfrm>
+                        <a:prstGeom prst="rect">
+                          <a:avLst/>
+                        </a:prstGeom>
+                        <a:solidFill>
+                          <a:srgbClr val="FFFFFF"/>
+                        </a:solidFill>
+                        <a:ln w="9525">
+                          <a:solidFill>
+                            <a:srgbClr val="000000"/>
+                          </a:solidFill>
+                          <a:miter lim="800000"/>
+                          <a:headEnd/>
+                          <a:tailEnd/>
+                        </a:ln>
+                      </wps:spPr>
+                      <wps:txbx>
+                        <w:txbxContent>
+                          <w:p>
+                            <w:pPr>
+                              <w:ind w:right="387"/>
+                              <w:jc w:val="center"/>
+                            </w:pPr>
+                            <w:r>
+                              <w:rPr>
+                                <w:noProof/>
+                              </w:rPr>
+                              <w:drawing>
+                                <wp:inline distT="0" distB="0" distL="0" distR="0" wp14:anchorId="490A6919" wp14:editId="123F0502">
+                                  <wp:extent cx="2703195" cy="1908175"/>
+                                  <wp:effectExtent l="0" t="0" r="1905" b="0"/>
+                                  <wp:docPr id="490633472" name="Picture 8"/>
+                                  <wp:cNvGraphicFramePr>
+                                    <a:graphicFrameLocks xmlns:a="http://schemas.openxmlformats.org/drawingml/2006/main" noChangeAspect="1"/>
+                                  </wp:cNvGraphicFramePr>
+                                  <a:graphic xmlns:a="http://schemas.openxmlformats.org/drawingml/2006/main">
+                                    <a:graphicData uri="http://schemas.openxmlformats.org/drawingml/2006/picture">
+                                      <pic:pic xmlns:pic="http://schemas.openxmlformats.org/drawingml/2006/picture">
+                                        <pic:nvPicPr>
+                                          <pic:cNvPr id="0" name="Picture 3"/>
+                                          <pic:cNvPicPr>
+                                            <a:picLocks noChangeAspect="1" noChangeArrowheads="1"/>
+                                          </pic:cNvPicPr>
+                                        </pic:nvPicPr>
+                                        <pic:blipFill>
+                                          <a:blip r:embed="rId26">
+                                            <a:extLst>
+                                              <a:ext uri="{28A0092B-C50C-407E-A947-70E740481C1C}">
+                                                <a14:useLocalDpi xmlns:a14="http://schemas.microsoft.com/office/drawing/2010/main" val="0"/>
+                                              </a:ext>
+                                            </a:extLst>
+                                          </a:blip>
+                                          <a:srcRect/>
+                                          <a:stretch>
+                                            <a:fillRect/>
+                                          </a:stretch>
+                                        </pic:blipFill>
+                                        <pic:spPr bwMode="auto">
+                                          <a:xfrm>
+                                            <a:off x="0" y="0"/>
+                                            <a:ext cx="2703195" cy="1908175"/>
+                                          </a:xfrm>
+                                          <a:prstGeom prst="rect">
+                                            <a:avLst/>
+                                          </a:prstGeom>
+                                          <a:noFill/>
+                                          <a:ln>
+                                            <a:noFill/>
+                                          </a:ln>
+                                        </pic:spPr>
+                                      </pic:pic>
+                                    </a:graphicData>
+                                  </a:graphic>
+                                </wp:inline>
+                              </w:drawing>
+                            </w:r>
+                          </w:p>
+                        </w:txbxContent>
+                      </wps:txbx>
+                      <wps:bodyPr rot="0" vert="horz" wrap="square" lIns="91440" tIns="45720" rIns="91440" bIns="45720" anchor="t" anchorCtr="0">
+                        <a:noAutofit/>
+                      </wps:bodyPr>
+                    </wps:wsp>
+                  </a:graphicData>
+                </a:graphic>
+                <wp14:sizeRelH relativeFrom="margin">
+                  <wp14:pctWidth>0</wp14:pctWidth>
+                </wp14:sizeRelH>
+                <wp14:sizeRelV relativeFrom="margin">
+                  <wp14:pctHeight>0</wp14:pctHeight>
+                </wp14:sizeRelV>
+              </wp:anchor>
+            </w:drawing>
+          </mc:Choice>
+          <mc:Fallback>
+            <w:pict>
+              <v:shape w14:anchorId="2E601B4B" id="_x0000_s1032" type="#_x0000_t202" style="position:absolute;margin-left:123.55pt;margin-top:20.9pt;width:221.6pt;height:158.4pt;z-index:251672576;visibility:visible;mso-wrap-style:square;mso-width-percent:0;mso-height-percent:0;mso-wrap-distance-left:9pt;mso-wrap-distance-top:3.6pt;mso-wrap-distance-right:9pt;mso-wrap-distance-bottom:3.6pt;mso-position-horizontal:absolute;mso-position-horizontal-relative:margin;mso-position-vertical:absolute;mso-position-vertical-relative:text;mso-width-percent:0;mso-height-percent:0;mso-width-relative:margin;mso-height-relative:margin;v-text-anchor:top" o:gfxdata="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">
+                <v:textbox>
+                  <w:txbxContent>
+                    <w:p>
+                      <w:pPr>
+                        <w:ind w:right="387"/>
+                        <w:jc w:val="center"/>
+                      </w:pPr>
+                      <w:r>
+                        <w:rPr>
+                          <w:noProof/>
+                        </w:rPr>
+                        <w:drawing>
+                          <wp:inline distT="0" distB="0" distL="0" distR="0" wp14:anchorId="490A6919" wp14:editId="123F0502">
+                            <wp:extent cx="2703195" cy="1908175"/>
+                            <wp:effectExtent l="0" t="0" r="1905" b="0"/>
+                            <wp:docPr id="490633472" name="Picture 8"/>
+                            <wp:cNvGraphicFramePr>
+                              <a:graphicFrameLocks xmlns:a="http://schemas.openxmlformats.org/drawingml/2006/main" noChangeAspect="1"/>
+                            </wp:cNvGraphicFramePr>
+                            <a:graphic xmlns:a="http://schemas.openxmlformats.org/drawingml/2006/main">
+                              <a:graphicData uri="http://schemas.openxmlformats.org/drawingml/2006/picture">
+                                <pic:pic xmlns:pic="http://schemas.openxmlformats.org/drawingml/2006/picture">
+                                  <pic:nvPicPr>
+                                    <pic:cNvPr id="0" name="Picture 3"/>
+                                    <pic:cNvPicPr>
+                                      <a:picLocks noChangeAspect="1" noChangeArrowheads="1"/>
+                                    </pic:cNvPicPr>
+                                  </pic:nvPicPr>
+                                  <pic:blipFill>
+                                    <a:blip r:embed="rId26">
+                                      <a:extLst>
+                                        <a:ext uri="{28A0092B-C50C-407E-A947-70E740481C1C}">
+                                          <a14:useLocalDpi xmlns:a14="http://schemas.microsoft.com/office/drawing/2010/main" val="0"/>
+                                        </a:ext>
+                                      </a:extLst>
+                                    </a:blip>
+                                    <a:srcRect/>
+                                    <a:stretch>
+                                      <a:fillRect/>
+                                    </a:stretch>
+                                  </pic:blipFill>
+                                  <pic:spPr bwMode="auto">
+                                    <a:xfrm>
+                                      <a:off x="0" y="0"/>
+                                      <a:ext cx="2703195" cy="1908175"/>
+                                    </a:xfrm>
+                                    <a:prstGeom prst="rect">
+                                      <a:avLst/>
+                                    </a:prstGeom>
+                                    <a:noFill/>
+                                    <a:ln>
+                                      <a:noFill/>
+                                    </a:ln>
+                                  </pic:spPr>
+                                </pic:pic>
+                              </a:graphicData>
+                            </a:graphic>
+                          </wp:inline>
+                        </w:drawing>
+                      </w:r>
+                    </w:p>
+                  </w:txbxContent>
+                </v:textbox>
+                <w10:wrap type="topAndBottom" anchorx="margin"/>
+              </v:shape>
+            </w:pict>
+          </mc:Fallback>
+        </mc:AlternateContent>
+      </w:r>
+    </w:p>
+    <w:p>
+      <w:pPr>
+        <w:rPr>
+          <w:rFonts w:ascii="Times New Roman" w:hAnsi="Times New Roman" w:cs="Times New Roman"/>
+          <w:kern w:val="0"/>
+        </w:rPr>
+      </w:pPr>
+      <w:r>
+        <w:rPr>
+          <w:rFonts w:ascii="Times New Roman" w:hAnsi="Times New Roman" w:cs="Times New Roman"/>
+          <w:kern w:val="0"/>
+        </w:rPr>
+        <w:t>facendo clic, l’album viene messo in riproduzione.</w:t>
+      </w:r>
+    </w:p>
+    <w:p>
+      <w:pPr>
+        <w:rPr>
+          <w:rFonts w:ascii="Times New Roman" w:hAnsi="Times New Roman" w:cs="Times New Roman"/>
+          <w:kern w:val="0"/>
+        </w:rPr>
+      </w:pPr>
+      <w:r>
+        <w:rPr>
+          <w:rFonts w:ascii="Times New Roman" w:hAnsi="Times New Roman" w:cs="Times New Roman"/>
+          <w:kern w:val="0"/>
+        </w:rPr>
+        <w:lastRenderedPageBreak/>
+        <w:t>Per riprodurre una singola traccia, selezionarla nel riquadro delle tracce. Portando il cursore nella parte sinistra questo assume la forma del bottone di play, fare clic per avviare la riproduzione.</w:t>
+      </w:r>
+    </w:p>
+    <w:p>
+      <w:pPr>
+        <w:rPr>
+          <w:rFonts w:ascii="Times New Roman" w:hAnsi="Times New Roman" w:cs="Times New Roman"/>
+          <w:kern w:val="0"/>
+        </w:rPr>
+      </w:pPr>
+      <w:r>
+        <w:rPr>
+          <w:rFonts w:ascii="Times New Roman" w:hAnsi="Times New Roman" w:cs="Times New Roman"/>
+          <w:kern w:val="0"/>
+        </w:rPr>
+        <w:t>Per riprodurre una playlist, fare clic sul bottone di play che appare nel riquadro playlist</w:t>
+      </w:r>
+    </w:p>
+    <w:p>
+      <w:pPr>
+        <w:rPr>
+          <w:rFonts w:ascii="Times New Roman" w:hAnsi="Times New Roman" w:cs="Times New Roman"/>
+          <w:kern w:val="0"/>
+        </w:rPr>
+      </w:pPr>
+      <w:r>
+        <w:rPr>
+          <w:rFonts w:ascii="Times New Roman" w:hAnsi="Times New Roman" w:cs="Times New Roman"/>
+          <w:kern w:val="0"/>
+        </w:rPr>
+        <w:t xml:space="preserve">Quando si </w:t>
+      </w:r>
+      <w:r>
+        <w:rPr>
+          <w:rFonts w:ascii="Times New Roman" w:hAnsi="Times New Roman" w:cs="Times New Roman"/>
+          <w:kern w:val="0"/>
+        </w:rPr>
+        <w:t>attiva la riproduzione Euterpe passa</w:t>
+      </w:r>
+      <w:r>
+        <w:rPr>
+          <w:rFonts w:ascii="Times New Roman" w:hAnsi="Times New Roman" w:cs="Times New Roman"/>
+          <w:kern w:val="0"/>
+        </w:rPr>
+        <w:t xml:space="preserve"> automaticamente alla schermata riproduzione.</w:t>
+      </w:r>
+    </w:p>
+    <w:p>
+      <w:pPr>
+        <w:rPr>
+          <w:rFonts w:ascii="Times New Roman" w:hAnsi="Times New Roman" w:cs="Times New Roman"/>
+          <w:kern w:val="0"/>
+        </w:rPr>
+      </w:pPr>
     </w:p>
     <w:p>
       <w:pPr>
@@ -2940,12 +5411,12 @@
       <w:pPr>
         <w:pStyle w:val="Heading1"/>
       </w:pPr>
-      <w:bookmarkStart w:id="8" w:name="_Toc213176802"/>
+      <w:bookmarkStart w:id="12" w:name="_Toc214356860"/>
       <w:r>
         <w:lastRenderedPageBreak/>
         <w:t>La finestra radio</w:t>
       </w:r>
-      <w:bookmarkEnd w:id="8"/>
+      <w:bookmarkEnd w:id="12"/>
     </w:p>
     <w:p>
       <w:pPr>
@@ -3044,7 +5515,7 @@
                                           <pic:cNvPicPr/>
                                         </pic:nvPicPr>
                                         <pic:blipFill>
-                                          <a:blip r:embed="rId18"/>
+                                          <a:blip r:embed="rId27"/>
                                           <a:stretch>
                                             <a:fillRect/>
                                           </a:stretch>
@@ -3084,7 +5555,7 @@
           </mc:Choice>
           <mc:Fallback>
             <w:pict>
-              <v:shape w14:anchorId="6641BFF9" id="_x0000_s1029" type="#_x0000_t202" style="position:absolute;margin-left:59.75pt;margin-top:29.9pt;width:313pt;height:271.7pt;z-index:251664384;visibility:visible;mso-wrap-style:square;mso-width-percent:0;mso-height-percent:0;mso-wrap-distance-left:9pt;mso-wrap-distance-top:3.6pt;mso-wrap-distance-right:9pt;mso-wrap-distance-bottom:3.6pt;mso-position-horizontal:absolute;mso-position-horizontal-relative:margin;mso-position-vertical:absolute;mso-position-vertical-relative:text;mso-width-percent:0;mso-height-percent:0;mso-width-relative:margin;mso-height-relative:margin;v-text-anchor:top" o:gfxdata="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">
+              <v:shape w14:anchorId="6641BFF9" id="_x0000_s1033" type="#_x0000_t202" style="position:absolute;margin-left:59.75pt;margin-top:29.9pt;width:313pt;height:271.7pt;z-index:251664384;visibility:visible;mso-wrap-style:square;mso-width-percent:0;mso-height-percent:0;mso-wrap-distance-left:9pt;mso-wrap-distance-top:3.6pt;mso-wrap-distance-right:9pt;mso-wrap-distance-bottom:3.6pt;mso-position-horizontal:absolute;mso-position-horizontal-relative:margin;mso-position-vertical:absolute;mso-position-vertical-relative:text;mso-width-percent:0;mso-height-percent:0;mso-width-relative:margin;mso-height-relative:margin;v-text-anchor:top" o:gfxdata="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">
                 <v:textbox>
                   <w:txbxContent>
                     <w:p>
@@ -3112,7 +5583,7 @@
                                     <pic:cNvPicPr/>
                                   </pic:nvPicPr>
                                   <pic:blipFill>
-                                    <a:blip r:embed="rId18"/>
+                                    <a:blip r:embed="rId27"/>
                                     <a:stretch>
                                       <a:fillRect/>
                                     </a:stretch>
@@ -3291,7 +5762,7 @@
           <w:rFonts w:ascii="Times New Roman" w:hAnsi="Times New Roman" w:cs="Times New Roman"/>
           <w:kern w:val="0"/>
         </w:rPr>
-        <w:t>La lista delle stazioni viene popolata con le radio trovate, per ciascuna viene mostrato il nome, l’eventuale icona ed il paese dove si trova. Nell’ultima colonna troviamo l’icona play per ascoltare l’emittente.</w:t>
+        <w:t xml:space="preserve">La lista delle stazioni viene popolata con le radio trovate, per ciascuna viene mostrato il nome, l’eventuale icona ed il paese dove si trova. </w:t>
       </w:r>
     </w:p>
     <w:p>
@@ -3311,6 +5782,50 @@
     </w:p>
     <w:p>
       <w:pPr>
+        <w:pStyle w:val="Heading2"/>
+      </w:pPr>
+      <w:r>
+        <w:t>La riproduzione</w:t>
+      </w:r>
+    </w:p>
+    <w:p>
+      <w:pPr>
+        <w:rPr>
+          <w:rFonts w:ascii="Times New Roman" w:hAnsi="Times New Roman" w:cs="Times New Roman"/>
+          <w:kern w:val="0"/>
+        </w:rPr>
+      </w:pPr>
+      <w:r>
+        <w:rPr>
+          <w:rFonts w:ascii="Times New Roman" w:hAnsi="Times New Roman" w:cs="Times New Roman"/>
+          <w:kern w:val="0"/>
+        </w:rPr>
+        <w:t xml:space="preserve">Nell’ultima colonna </w:t>
+      </w:r>
+      <w:r>
+        <w:rPr>
+          <w:rFonts w:ascii="Times New Roman" w:hAnsi="Times New Roman" w:cs="Times New Roman"/>
+          <w:kern w:val="0"/>
+        </w:rPr>
+        <w:t xml:space="preserve">della tabella prodotta a seguito di una ricerca </w:t>
+      </w:r>
+      <w:r>
+        <w:rPr>
+          <w:rFonts w:ascii="Times New Roman" w:hAnsi="Times New Roman" w:cs="Times New Roman"/>
+          <w:kern w:val="0"/>
+        </w:rPr>
+        <w:t xml:space="preserve">troviamo l’icona play </w:t>
+      </w:r>
+      <w:r>
+        <w:rPr>
+          <w:rFonts w:ascii="Times New Roman" w:hAnsi="Times New Roman" w:cs="Times New Roman"/>
+          <w:kern w:val="0"/>
+        </w:rPr>
+        <w:t>premendola questa viene attivata</w:t>
+      </w:r>
+    </w:p>
+    <w:p>
+      <w:pPr>
         <w:rPr>
           <w:rFonts w:ascii="Times New Roman" w:hAnsi="Times New Roman" w:cs="Times New Roman"/>
           <w:kern w:val="0"/>
@@ -3358,12 +5873,12 @@
       <w:pPr>
         <w:pStyle w:val="Heading1"/>
       </w:pPr>
-      <w:bookmarkStart w:id="9" w:name="_Toc213176803"/>
+      <w:bookmarkStart w:id="13" w:name="_Toc214356861"/>
       <w:r>
         <w:lastRenderedPageBreak/>
         <w:t>La finestra riproduzione</w:t>
       </w:r>
-      <w:bookmarkEnd w:id="9"/>
+      <w:bookmarkEnd w:id="13"/>
     </w:p>
     <w:p>
       <w:pPr>
@@ -3462,7 +5977,7 @@
                                           <pic:cNvPicPr/>
                                         </pic:nvPicPr>
                                         <pic:blipFill>
-                                          <a:blip r:embed="rId19"/>
+                                          <a:blip r:embed="rId28"/>
                                           <a:stretch>
                                             <a:fillRect/>
                                           </a:stretch>
@@ -3502,7 +6017,7 @@
           </mc:Choice>
           <mc:Fallback>
             <w:pict>
-              <v:shape w14:anchorId="105B4372" id="_x0000_s1030" type="#_x0000_t202" style="position:absolute;margin-left:52.85pt;margin-top:21.75pt;width:313pt;height:272.95pt;z-index:251666432;visibility:visible;mso-wrap-style:square;mso-width-percent:0;mso-height-percent:0;mso-wrap-distance-left:9pt;mso-wrap-distance-top:3.6pt;mso-wrap-distance-right:9pt;mso-wrap-distance-bottom:3.6pt;mso-position-horizontal:absolute;mso-position-horizontal-relative:margin;mso-position-vertical:absolute;mso-position-vertical-relative:text;mso-width-percent:0;mso-height-percent:0;mso-width-relative:margin;mso-height-relative:margin;v-text-anchor:top" o:gfxdata="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">
+              <v:shape w14:anchorId="105B4372" id="_x0000_s1034" type="#_x0000_t202" style="position:absolute;margin-left:52.85pt;margin-top:21.75pt;width:313pt;height:272.95pt;z-index:251666432;visibility:visible;mso-wrap-style:square;mso-width-percent:0;mso-height-percent:0;mso-wrap-distance-left:9pt;mso-wrap-distance-top:3.6pt;mso-wrap-distance-right:9pt;mso-wrap-distance-bottom:3.6pt;mso-position-horizontal:absolute;mso-position-horizontal-relative:margin;mso-position-vertical:absolute;mso-position-vertical-relative:text;mso-width-percent:0;mso-height-percent:0;mso-width-relative:margin;mso-height-relative:margin;v-text-anchor:top" o:gfxdata="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">
                 <v:textbox>
                   <w:txbxContent>
                     <w:p>
@@ -3530,7 +6045,7 @@
                                     <pic:cNvPicPr/>
                                   </pic:nvPicPr>
                                   <pic:blipFill>
-                                    <a:blip r:embed="rId19"/>
+                                    <a:blip r:embed="rId28"/>
                                     <a:stretch>
                                       <a:fillRect/>
                                     </a:stretch>
@@ -3772,7 +6287,7 @@
                     </pic:cNvPicPr>
                   </pic:nvPicPr>
                   <pic:blipFill>
-                    <a:blip r:embed="rId20">
+                    <a:blip r:embed="rId29">
                       <a:extLst>
                         <a:ext uri="{28A0092B-C50C-407E-A947-70E740481C1C}">
                           <a14:useLocalDpi xmlns:a14="http://schemas.microsoft.com/office/drawing/2010/main" val="0"/>
@@ -3847,7 +6362,7 @@
                     </pic:cNvPicPr>
                   </pic:nvPicPr>
                   <pic:blipFill>
-                    <a:blip r:embed="rId21">
+                    <a:blip r:embed="rId30">
                       <a:extLst>
                         <a:ext uri="{28A0092B-C50C-407E-A947-70E740481C1C}">
                           <a14:useLocalDpi xmlns:a14="http://schemas.microsoft.com/office/drawing/2010/main" val="0"/>
@@ -3909,7 +6424,7 @@
                     </pic:cNvPicPr>
                   </pic:nvPicPr>
                   <pic:blipFill>
-                    <a:blip r:embed="rId22">
+                    <a:blip r:embed="rId31">
                       <a:extLst>
                         <a:ext uri="{28A0092B-C50C-407E-A947-70E740481C1C}">
                           <a14:useLocalDpi xmlns:a14="http://schemas.microsoft.com/office/drawing/2010/main" val="0"/>
@@ -3984,7 +6499,7 @@
                     </pic:cNvPicPr>
                   </pic:nvPicPr>
                   <pic:blipFill>
-                    <a:blip r:embed="rId23">
+                    <a:blip r:embed="rId32">
                       <a:extLst>
                         <a:ext uri="{28A0092B-C50C-407E-A947-70E740481C1C}">
                           <a14:useLocalDpi xmlns:a14="http://schemas.microsoft.com/office/drawing/2010/main" val="0"/>
@@ -4059,7 +6574,7 @@
                     </pic:cNvPicPr>
                   </pic:nvPicPr>
                   <pic:blipFill>
-                    <a:blip r:embed="rId24">
+                    <a:blip r:embed="rId33">
                       <a:extLst>
                         <a:ext uri="{28A0092B-C50C-407E-A947-70E740481C1C}">
                           <a14:useLocalDpi xmlns:a14="http://schemas.microsoft.com/office/drawing/2010/main" val="0"/>
@@ -4118,7 +6633,7 @@
         </w:rPr>
         <w:lastRenderedPageBreak/>
         <w:drawing>
-          <wp:inline distT="0" distB="0" distL="0" distR="0" wp14:anchorId="2F5F871F" wp14:editId="2181E951">
+          <wp:inline distT="0" distB="0" distL="0" distR="0" wp14:anchorId="2F5F871F" wp14:editId="7CE8A9C7">
             <wp:extent cx="238760" cy="191135"/>
             <wp:effectExtent l="0" t="0" r="8890" b="0"/>
             <wp:docPr id="222330463" name="Picture 7"/>
@@ -4135,7 +6650,7 @@
                     </pic:cNvPicPr>
                   </pic:nvPicPr>
                   <pic:blipFill>
-                    <a:blip r:embed="rId25">
+                    <a:blip r:embed="rId34">
                       <a:extLst>
                         <a:ext uri="{28A0092B-C50C-407E-A947-70E740481C1C}">
                           <a14:useLocalDpi xmlns:a14="http://schemas.microsoft.com/office/drawing/2010/main" val="0"/>
@@ -4193,7 +6708,7 @@
           <w:kern w:val="0"/>
         </w:rPr>
         <w:drawing>
-          <wp:inline distT="0" distB="0" distL="0" distR="0" wp14:anchorId="7FF441AD" wp14:editId="558DE130">
+          <wp:inline distT="0" distB="0" distL="0" distR="0" wp14:anchorId="7FF441AD" wp14:editId="3EA14DF9">
             <wp:extent cx="238760" cy="191135"/>
             <wp:effectExtent l="0" t="0" r="8890" b="0"/>
             <wp:docPr id="1924830736" name="Picture 8"/>
@@ -4210,7 +6725,7 @@
                     </pic:cNvPicPr>
                   </pic:nvPicPr>
                   <pic:blipFill>
-                    <a:blip r:embed="rId26">
+                    <a:blip r:embed="rId35">
                       <a:extLst>
                         <a:ext uri="{28A0092B-C50C-407E-A947-70E740481C1C}">
                           <a14:useLocalDpi xmlns:a14="http://schemas.microsoft.com/office/drawing/2010/main" val="0"/>
@@ -4369,8 +6884,1346 @@
         <w:t>.</w:t>
       </w:r>
     </w:p>
+    <w:p>
+      <w:pPr>
+        <w:pStyle w:val="Heading1"/>
+      </w:pPr>
+      <w:bookmarkStart w:id="14" w:name="_Toc214356862"/>
+      <w:r>
+        <w:t>Le funzioni del menu</w:t>
+      </w:r>
+      <w:bookmarkEnd w:id="14"/>
+    </w:p>
+    <w:p>
+      <w:pPr>
+        <w:rPr>
+          <w:rFonts w:ascii="Times New Roman" w:hAnsi="Times New Roman" w:cs="Times New Roman"/>
+          <w:kern w:val="0"/>
+        </w:rPr>
+      </w:pPr>
+      <w:r>
+        <w:rPr>
+          <w:noProof/>
+        </w:rPr>
+        <mc:AlternateContent>
+          <mc:Choice Requires="wps">
+            <w:drawing>
+              <wp:anchor distT="45720" distB="45720" distL="114300" distR="114300" simplePos="0" relativeHeight="251676672" behindDoc="0" locked="0" layoutInCell="1" allowOverlap="1" wp14:anchorId="3E0EEB30" wp14:editId="03F2FC40">
+                <wp:simplePos x="0" y="0"/>
+                <wp:positionH relativeFrom="margin">
+                  <wp:posOffset>1784350</wp:posOffset>
+                </wp:positionH>
+                <wp:positionV relativeFrom="paragraph">
+                  <wp:posOffset>478790</wp:posOffset>
+                </wp:positionV>
+                <wp:extent cx="2297430" cy="1478915"/>
+                <wp:effectExtent l="0" t="0" r="26670" b="26035"/>
+                <wp:wrapTopAndBottom/>
+                <wp:docPr id="1150843418" name="Casella di testo 2"/>
+                <wp:cNvGraphicFramePr>
+                  <a:graphicFrameLocks xmlns:a="http://schemas.openxmlformats.org/drawingml/2006/main"/>
+                </wp:cNvGraphicFramePr>
+                <a:graphic xmlns:a="http://schemas.openxmlformats.org/drawingml/2006/main">
+                  <a:graphicData uri="http://schemas.microsoft.com/office/word/2010/wordprocessingShape">
+                    <wps:wsp>
+                      <wps:cNvSpPr txBox="1">
+                        <a:spLocks noChangeArrowheads="1"/>
+                      </wps:cNvSpPr>
+                      <wps:spPr bwMode="auto">
+                        <a:xfrm>
+                          <a:off x="0" y="0"/>
+                          <a:ext cx="2297430" cy="1478915"/>
+                        </a:xfrm>
+                        <a:prstGeom prst="rect">
+                          <a:avLst/>
+                        </a:prstGeom>
+                        <a:solidFill>
+                          <a:srgbClr val="FFFFFF"/>
+                        </a:solidFill>
+                        <a:ln w="9525">
+                          <a:solidFill>
+                            <a:srgbClr val="000000"/>
+                          </a:solidFill>
+                          <a:miter lim="800000"/>
+                          <a:headEnd/>
+                          <a:tailEnd/>
+                        </a:ln>
+                      </wps:spPr>
+                      <wps:txbx>
+                        <w:txbxContent>
+                          <w:p>
+                            <w:pPr>
+                              <w:ind w:right="387"/>
+                              <w:jc w:val="center"/>
+                            </w:pPr>
+                            <w:r>
+                              <w:rPr>
+                                <w:noProof/>
+                              </w:rPr>
+                              <w:drawing>
+                                <wp:inline distT="0" distB="0" distL="0" distR="0" wp14:anchorId="472F9281" wp14:editId="43B17777">
+                                  <wp:extent cx="2098800" cy="1598400"/>
+                                  <wp:effectExtent l="0" t="0" r="0" b="1905"/>
+                                  <wp:docPr id="1406613679" name="Picture 12"/>
+                                  <wp:cNvGraphicFramePr>
+                                    <a:graphicFrameLocks xmlns:a="http://schemas.openxmlformats.org/drawingml/2006/main" noChangeAspect="1"/>
+                                  </wp:cNvGraphicFramePr>
+                                  <a:graphic xmlns:a="http://schemas.openxmlformats.org/drawingml/2006/main">
+                                    <a:graphicData uri="http://schemas.openxmlformats.org/drawingml/2006/picture">
+                                      <pic:pic xmlns:pic="http://schemas.openxmlformats.org/drawingml/2006/picture">
+                                        <pic:nvPicPr>
+                                          <pic:cNvPr id="0" name="Picture 1"/>
+                                          <pic:cNvPicPr>
+                                            <a:picLocks noChangeAspect="1" noChangeArrowheads="1"/>
+                                          </pic:cNvPicPr>
+                                        </pic:nvPicPr>
+                                        <pic:blipFill>
+                                          <a:blip r:embed="rId36">
+                                            <a:extLst>
+                                              <a:ext uri="{28A0092B-C50C-407E-A947-70E740481C1C}">
+                                                <a14:useLocalDpi xmlns:a14="http://schemas.microsoft.com/office/drawing/2010/main" val="0"/>
+                                              </a:ext>
+                                            </a:extLst>
+                                          </a:blip>
+                                          <a:srcRect/>
+                                          <a:stretch>
+                                            <a:fillRect/>
+                                          </a:stretch>
+                                        </pic:blipFill>
+                                        <pic:spPr bwMode="auto">
+                                          <a:xfrm>
+                                            <a:off x="0" y="0"/>
+                                            <a:ext cx="2098800" cy="1598400"/>
+                                          </a:xfrm>
+                                          <a:prstGeom prst="rect">
+                                            <a:avLst/>
+                                          </a:prstGeom>
+                                          <a:noFill/>
+                                          <a:ln>
+                                            <a:noFill/>
+                                          </a:ln>
+                                        </pic:spPr>
+                                      </pic:pic>
+                                    </a:graphicData>
+                                  </a:graphic>
+                                </wp:inline>
+                              </w:drawing>
+                            </w:r>
+                          </w:p>
+                        </w:txbxContent>
+                      </wps:txbx>
+                      <wps:bodyPr rot="0" vert="horz" wrap="square" lIns="91440" tIns="45720" rIns="91440" bIns="45720" anchor="t" anchorCtr="0">
+                        <a:noAutofit/>
+                      </wps:bodyPr>
+                    </wps:wsp>
+                  </a:graphicData>
+                </a:graphic>
+                <wp14:sizeRelH relativeFrom="margin">
+                  <wp14:pctWidth>0</wp14:pctWidth>
+                </wp14:sizeRelH>
+                <wp14:sizeRelV relativeFrom="margin">
+                  <wp14:pctHeight>0</wp14:pctHeight>
+                </wp14:sizeRelV>
+              </wp:anchor>
+            </w:drawing>
+          </mc:Choice>
+          <mc:Fallback>
+            <w:pict>
+              <v:shape w14:anchorId="3E0EEB30" id="_x0000_s1035" type="#_x0000_t202" style="position:absolute;margin-left:140.5pt;margin-top:37.7pt;width:180.9pt;height:116.45pt;z-index:251676672;visibility:visible;mso-wrap-style:square;mso-width-percent:0;mso-height-percent:0;mso-wrap-distance-left:9pt;mso-wrap-distance-top:3.6pt;mso-wrap-distance-right:9pt;mso-wrap-distance-bottom:3.6pt;mso-position-horizontal:absolute;mso-position-horizontal-relative:margin;mso-position-vertical:absolute;mso-position-vertical-relative:text;mso-width-percent:0;mso-height-percent:0;mso-width-relative:margin;mso-height-relative:margin;v-text-anchor:top" o:gfxdata="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">
+                <v:textbox>
+                  <w:txbxContent>
+                    <w:p>
+                      <w:pPr>
+                        <w:ind w:right="387"/>
+                        <w:jc w:val="center"/>
+                      </w:pPr>
+                      <w:r>
+                        <w:rPr>
+                          <w:noProof/>
+                        </w:rPr>
+                        <w:drawing>
+                          <wp:inline distT="0" distB="0" distL="0" distR="0" wp14:anchorId="472F9281" wp14:editId="43B17777">
+                            <wp:extent cx="2098800" cy="1598400"/>
+                            <wp:effectExtent l="0" t="0" r="0" b="1905"/>
+                            <wp:docPr id="1406613679" name="Picture 12"/>
+                            <wp:cNvGraphicFramePr>
+                              <a:graphicFrameLocks xmlns:a="http://schemas.openxmlformats.org/drawingml/2006/main" noChangeAspect="1"/>
+                            </wp:cNvGraphicFramePr>
+                            <a:graphic xmlns:a="http://schemas.openxmlformats.org/drawingml/2006/main">
+                              <a:graphicData uri="http://schemas.openxmlformats.org/drawingml/2006/picture">
+                                <pic:pic xmlns:pic="http://schemas.openxmlformats.org/drawingml/2006/picture">
+                                  <pic:nvPicPr>
+                                    <pic:cNvPr id="0" name="Picture 1"/>
+                                    <pic:cNvPicPr>
+                                      <a:picLocks noChangeAspect="1" noChangeArrowheads="1"/>
+                                    </pic:cNvPicPr>
+                                  </pic:nvPicPr>
+                                  <pic:blipFill>
+                                    <a:blip r:embed="rId36">
+                                      <a:extLst>
+                                        <a:ext uri="{28A0092B-C50C-407E-A947-70E740481C1C}">
+                                          <a14:useLocalDpi xmlns:a14="http://schemas.microsoft.com/office/drawing/2010/main" val="0"/>
+                                        </a:ext>
+                                      </a:extLst>
+                                    </a:blip>
+                                    <a:srcRect/>
+                                    <a:stretch>
+                                      <a:fillRect/>
+                                    </a:stretch>
+                                  </pic:blipFill>
+                                  <pic:spPr bwMode="auto">
+                                    <a:xfrm>
+                                      <a:off x="0" y="0"/>
+                                      <a:ext cx="2098800" cy="1598400"/>
+                                    </a:xfrm>
+                                    <a:prstGeom prst="rect">
+                                      <a:avLst/>
+                                    </a:prstGeom>
+                                    <a:noFill/>
+                                    <a:ln>
+                                      <a:noFill/>
+                                    </a:ln>
+                                  </pic:spPr>
+                                </pic:pic>
+                              </a:graphicData>
+                            </a:graphic>
+                          </wp:inline>
+                        </w:drawing>
+                      </w:r>
+                    </w:p>
+                  </w:txbxContent>
+                </v:textbox>
+                <w10:wrap type="topAndBottom" anchorx="margin"/>
+              </v:shape>
+            </w:pict>
+          </mc:Fallback>
+        </mc:AlternateContent>
+      </w:r>
+      <w:r>
+        <w:rPr>
+          <w:rFonts w:ascii="Times New Roman" w:hAnsi="Times New Roman" w:cs="Times New Roman"/>
+          <w:kern w:val="0"/>
+        </w:rPr>
+        <w:t>Facendo clic sul bottone del menu, appaiono le funzioni selezionabili</w:t>
+      </w:r>
+    </w:p>
+    <w:p>
+      <w:pPr>
+        <w:rPr>
+          <w:rFonts w:ascii="Times New Roman" w:hAnsi="Times New Roman" w:cs="Times New Roman"/>
+          <w:kern w:val="0"/>
+        </w:rPr>
+      </w:pPr>
+    </w:p>
+    <w:p>
+      <w:pPr>
+        <w:pStyle w:val="Heading2"/>
+      </w:pPr>
+      <w:bookmarkStart w:id="15" w:name="_Toc214356863"/>
+      <w:r>
+        <w:t>Dispositivi Bluetooth</w:t>
+      </w:r>
+      <w:bookmarkEnd w:id="15"/>
+    </w:p>
+    <w:p>
+      <w:r>
+        <w:t>Permette di visualizzare ed impostare i dispositivi audio bluetooth collegati al pc</w:t>
+      </w:r>
+      <w:r>
+        <w:t>.</w:t>
+      </w:r>
+    </w:p>
+    <w:p>
+      <w:r>
+        <w:rPr>
+          <w:noProof/>
+        </w:rPr>
+        <mc:AlternateContent>
+          <mc:Choice Requires="wps">
+            <w:drawing>
+              <wp:anchor distT="45720" distB="45720" distL="114300" distR="114300" simplePos="0" relativeHeight="251680768" behindDoc="0" locked="0" layoutInCell="1" allowOverlap="1" wp14:anchorId="085F3741" wp14:editId="518072F2">
+                <wp:simplePos x="0" y="0"/>
+                <wp:positionH relativeFrom="margin">
+                  <wp:posOffset>1075717</wp:posOffset>
+                </wp:positionH>
+                <wp:positionV relativeFrom="paragraph">
+                  <wp:posOffset>494776</wp:posOffset>
+                </wp:positionV>
+                <wp:extent cx="3975100" cy="1852295"/>
+                <wp:effectExtent l="0" t="0" r="25400" b="14605"/>
+                <wp:wrapTopAndBottom/>
+                <wp:docPr id="541063666" name="Casella di testo 2"/>
+                <wp:cNvGraphicFramePr>
+                  <a:graphicFrameLocks xmlns:a="http://schemas.openxmlformats.org/drawingml/2006/main"/>
+                </wp:cNvGraphicFramePr>
+                <a:graphic xmlns:a="http://schemas.openxmlformats.org/drawingml/2006/main">
+                  <a:graphicData uri="http://schemas.microsoft.com/office/word/2010/wordprocessingShape">
+                    <wps:wsp>
+                      <wps:cNvSpPr txBox="1">
+                        <a:spLocks noChangeArrowheads="1"/>
+                      </wps:cNvSpPr>
+                      <wps:spPr bwMode="auto">
+                        <a:xfrm>
+                          <a:off x="0" y="0"/>
+                          <a:ext cx="3975100" cy="1852295"/>
+                        </a:xfrm>
+                        <a:prstGeom prst="rect">
+                          <a:avLst/>
+                        </a:prstGeom>
+                        <a:solidFill>
+                          <a:srgbClr val="FFFFFF"/>
+                        </a:solidFill>
+                        <a:ln w="9525">
+                          <a:solidFill>
+                            <a:srgbClr val="000000"/>
+                          </a:solidFill>
+                          <a:miter lim="800000"/>
+                          <a:headEnd/>
+                          <a:tailEnd/>
+                        </a:ln>
+                      </wps:spPr>
+                      <wps:txbx>
+                        <w:txbxContent>
+                          <w:p>
+                            <w:pPr>
+                              <w:ind w:right="387"/>
+                              <w:jc w:val="center"/>
+                            </w:pPr>
+                            <w:r>
+                              <w:rPr>
+                                <w:noProof/>
+                              </w:rPr>
+                              <w:drawing>
+                                <wp:inline distT="0" distB="0" distL="0" distR="0" wp14:anchorId="77C3EF33" wp14:editId="12425E7C">
+                                  <wp:extent cx="3783330" cy="1705610"/>
+                                  <wp:effectExtent l="0" t="0" r="7620" b="8890"/>
+                                  <wp:docPr id="430760755" name="Picture 1" descr="A screenshot of a computer&#10;&#10;AI-generated content may be incorrect."/>
+                                  <wp:cNvGraphicFramePr>
+                                    <a:graphicFrameLocks xmlns:a="http://schemas.openxmlformats.org/drawingml/2006/main" noChangeAspect="1"/>
+                                  </wp:cNvGraphicFramePr>
+                                  <a:graphic xmlns:a="http://schemas.openxmlformats.org/drawingml/2006/main">
+                                    <a:graphicData uri="http://schemas.openxmlformats.org/drawingml/2006/picture">
+                                      <pic:pic xmlns:pic="http://schemas.openxmlformats.org/drawingml/2006/picture">
+                                        <pic:nvPicPr>
+                                          <pic:cNvPr id="430760755" name="Picture 1" descr="A screenshot of a computer&#10;&#10;AI-generated content may be incorrect."/>
+                                          <pic:cNvPicPr/>
+                                        </pic:nvPicPr>
+                                        <pic:blipFill>
+                                          <a:blip r:embed="rId37"/>
+                                          <a:stretch>
+                                            <a:fillRect/>
+                                          </a:stretch>
+                                        </pic:blipFill>
+                                        <pic:spPr>
+                                          <a:xfrm>
+                                            <a:off x="0" y="0"/>
+                                            <a:ext cx="3783330" cy="1705610"/>
+                                          </a:xfrm>
+                                          <a:prstGeom prst="rect">
+                                            <a:avLst/>
+                                          </a:prstGeom>
+                                        </pic:spPr>
+                                      </pic:pic>
+                                    </a:graphicData>
+                                  </a:graphic>
+                                </wp:inline>
+                              </w:drawing>
+                            </w:r>
+                          </w:p>
+                        </w:txbxContent>
+                      </wps:txbx>
+                      <wps:bodyPr rot="0" vert="horz" wrap="square" lIns="91440" tIns="45720" rIns="91440" bIns="45720" anchor="t" anchorCtr="0">
+                        <a:noAutofit/>
+                      </wps:bodyPr>
+                    </wps:wsp>
+                  </a:graphicData>
+                </a:graphic>
+                <wp14:sizeRelH relativeFrom="margin">
+                  <wp14:pctWidth>0</wp14:pctWidth>
+                </wp14:sizeRelH>
+                <wp14:sizeRelV relativeFrom="margin">
+                  <wp14:pctHeight>0</wp14:pctHeight>
+                </wp14:sizeRelV>
+              </wp:anchor>
+            </w:drawing>
+          </mc:Choice>
+          <mc:Fallback>
+            <w:pict>
+              <v:shape w14:anchorId="085F3741" id="_x0000_s1036" type="#_x0000_t202" style="position:absolute;margin-left:84.7pt;margin-top:38.95pt;width:313pt;height:145.85pt;z-index:251680768;visibility:visible;mso-wrap-style:square;mso-width-percent:0;mso-height-percent:0;mso-wrap-distance-left:9pt;mso-wrap-distance-top:3.6pt;mso-wrap-distance-right:9pt;mso-wrap-distance-bottom:3.6pt;mso-position-horizontal:absolute;mso-position-horizontal-relative:margin;mso-position-vertical:absolute;mso-position-vertical-relative:text;mso-width-percent:0;mso-height-percent:0;mso-width-relative:margin;mso-height-relative:margin;v-text-anchor:top" o:gfxdata="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">
+                <v:textbox>
+                  <w:txbxContent>
+                    <w:p>
+                      <w:pPr>
+                        <w:ind w:right="387"/>
+                        <w:jc w:val="center"/>
+                      </w:pPr>
+                      <w:r>
+                        <w:rPr>
+                          <w:noProof/>
+                        </w:rPr>
+                        <w:drawing>
+                          <wp:inline distT="0" distB="0" distL="0" distR="0" wp14:anchorId="77C3EF33" wp14:editId="12425E7C">
+                            <wp:extent cx="3783330" cy="1705610"/>
+                            <wp:effectExtent l="0" t="0" r="7620" b="8890"/>
+                            <wp:docPr id="430760755" name="Picture 1" descr="A screenshot of a computer&#10;&#10;AI-generated content may be incorrect."/>
+                            <wp:cNvGraphicFramePr>
+                              <a:graphicFrameLocks xmlns:a="http://schemas.openxmlformats.org/drawingml/2006/main" noChangeAspect="1"/>
+                            </wp:cNvGraphicFramePr>
+                            <a:graphic xmlns:a="http://schemas.openxmlformats.org/drawingml/2006/main">
+                              <a:graphicData uri="http://schemas.openxmlformats.org/drawingml/2006/picture">
+                                <pic:pic xmlns:pic="http://schemas.openxmlformats.org/drawingml/2006/picture">
+                                  <pic:nvPicPr>
+                                    <pic:cNvPr id="430760755" name="Picture 1" descr="A screenshot of a computer&#10;&#10;AI-generated content may be incorrect."/>
+                                    <pic:cNvPicPr/>
+                                  </pic:nvPicPr>
+                                  <pic:blipFill>
+                                    <a:blip r:embed="rId37"/>
+                                    <a:stretch>
+                                      <a:fillRect/>
+                                    </a:stretch>
+                                  </pic:blipFill>
+                                  <pic:spPr>
+                                    <a:xfrm>
+                                      <a:off x="0" y="0"/>
+                                      <a:ext cx="3783330" cy="1705610"/>
+                                    </a:xfrm>
+                                    <a:prstGeom prst="rect">
+                                      <a:avLst/>
+                                    </a:prstGeom>
+                                  </pic:spPr>
+                                </pic:pic>
+                              </a:graphicData>
+                            </a:graphic>
+                          </wp:inline>
+                        </w:drawing>
+                      </w:r>
+                    </w:p>
+                  </w:txbxContent>
+                </v:textbox>
+                <w10:wrap type="topAndBottom" anchorx="margin"/>
+              </v:shape>
+            </w:pict>
+          </mc:Fallback>
+        </mc:AlternateContent>
+      </w:r>
+    </w:p>
+    <w:p>
+      <w:r>
+        <w:t xml:space="preserve">Nel pannello di sinistra sono elencati i dispositivi audio bluetooth che sono stati accoppiati col </w:t>
+      </w:r>
+      <w:r>
+        <w:t>PC</w:t>
+      </w:r>
+      <w:r>
+        <w:t>. Se uno di questi è attivo la sua icona è di colore verde.</w:t>
+      </w:r>
+    </w:p>
+    <w:p>
+      <w:r>
+        <w:lastRenderedPageBreak/>
+        <w:t>Nel riquadro di destra compaiono i dispositivi attivi presenti, quelli con la stellina sono quelli attivi</w:t>
+      </w:r>
+      <w:r>
+        <w:t xml:space="preserve"> al momento.</w:t>
+      </w:r>
+    </w:p>
+    <w:p>
+      <w:r>
+        <w:t>Se un dispositivo Bluetooth è presente ma non attivo si può fare clic sul bottone “Impostazioni Bluetotth” ed usare la procedura standard di windows per attivarlo.</w:t>
+      </w:r>
+    </w:p>
+    <w:p>
+      <w:r>
+        <w:t>Analogamente se un dispositivo audio è presente ma non è quello attivo si può fare clic su “Impostazioni Audio” ed usare la procedura standard per attivarlo.</w:t>
+      </w:r>
+    </w:p>
+    <w:p>
+      <w:pPr>
+        <w:pStyle w:val="Heading2"/>
+      </w:pPr>
+      <w:bookmarkStart w:id="16" w:name="_Toc214356864"/>
+      <w:r>
+        <w:t>Converti da altri formati</w:t>
+      </w:r>
+      <w:bookmarkEnd w:id="16"/>
+    </w:p>
+    <w:p>
+      <w:r>
+        <w:t xml:space="preserve">Permette di importare nel sistema file musicali in formati diversi dall’MP3 in particolare i formati supportati sono; </w:t>
+      </w:r>
+    </w:p>
+    <w:p>
+      <w:pPr>
+        <w:pStyle w:val="ListParagraph"/>
+        <w:numPr>
+          <w:ilvl w:val="0"/>
+          <w:numId w:val="9"/>
+        </w:numPr>
+      </w:pPr>
+      <w:r>
+        <w:t>A</w:t>
+      </w:r>
+      <w:r>
+        <w:t>if</w:t>
+      </w:r>
+      <w:r>
+        <w:t xml:space="preserve"> - </w:t>
+      </w:r>
+      <w:r>
+        <w:t xml:space="preserve"> aiff'</w:t>
+      </w:r>
+      <w:r>
+        <w:t xml:space="preserve"> </w:t>
+      </w:r>
+      <w:r>
+        <w:t>Audio Interchange File Format</w:t>
+      </w:r>
+      <w:r>
+        <w:t xml:space="preserve"> </w:t>
+      </w:r>
+      <w:r>
+        <w:t>sviluppato</w:t>
+      </w:r>
+      <w:r>
+        <w:t xml:space="preserve"> da Apple</w:t>
+      </w:r>
+    </w:p>
+    <w:p>
+      <w:pPr>
+        <w:pStyle w:val="ListParagraph"/>
+        <w:numPr>
+          <w:ilvl w:val="0"/>
+          <w:numId w:val="9"/>
+        </w:numPr>
+      </w:pPr>
+      <w:r>
+        <w:t xml:space="preserve"> flac</w:t>
+      </w:r>
+      <w:r>
+        <w:t xml:space="preserve">, </w:t>
+      </w:r>
+      <w:r>
+        <w:t>Free Lossless Audio Codec</w:t>
+      </w:r>
+      <w:r>
+        <w:t xml:space="preserve"> </w:t>
+      </w:r>
+      <w:r>
+        <w:t>è un</w:t>
+      </w:r>
+      <w:r>
+        <w:t xml:space="preserve"> </w:t>
+      </w:r>
+      <w:r>
+        <w:t>formato audio compress</w:t>
+      </w:r>
+      <w:r>
+        <w:t xml:space="preserve">o </w:t>
+      </w:r>
+      <w:r>
+        <w:t>senza perdita di qualità</w:t>
+      </w:r>
+    </w:p>
+    <w:p>
+      <w:pPr>
+        <w:pStyle w:val="ListParagraph"/>
+        <w:numPr>
+          <w:ilvl w:val="0"/>
+          <w:numId w:val="9"/>
+        </w:numPr>
+      </w:pPr>
+      <w:r>
+        <w:t xml:space="preserve"> </w:t>
+      </w:r>
+      <w:r>
+        <w:t>W</w:t>
+      </w:r>
+      <w:r>
+        <w:t>av</w:t>
+      </w:r>
+      <w:r>
+        <w:t xml:space="preserve">, </w:t>
+      </w:r>
+      <w:r>
+        <w:t>Waveform Audio File Format)è uno</w:t>
+      </w:r>
+      <w:r>
+        <w:t xml:space="preserve"> </w:t>
+      </w:r>
+      <w:r>
+        <w:t>standard audio non compresso, creato da Microsoft e IBM, noto per la sua</w:t>
+      </w:r>
+      <w:r>
+        <w:t xml:space="preserve"> </w:t>
+      </w:r>
+      <w:r>
+        <w:t>alta qualità sonora</w:t>
+      </w:r>
+    </w:p>
+    <w:p>
+      <w:pPr>
+        <w:pStyle w:val="ListParagraph"/>
+        <w:numPr>
+          <w:ilvl w:val="0"/>
+          <w:numId w:val="9"/>
+        </w:numPr>
+      </w:pPr>
+      <w:r>
+        <w:t>m4a</w:t>
+      </w:r>
+      <w:r>
+        <w:t xml:space="preserve">, </w:t>
+      </w:r>
+      <w:r>
+        <w:t>file audio compresso, basato sullo standard MPEG-4 Audio, sviluppato da Apple per archiviare musica e audiolibri</w:t>
+      </w:r>
+    </w:p>
+    <w:p>
+      <w:r>
+        <w:rPr>
+          <w:noProof/>
+        </w:rPr>
+        <mc:AlternateContent>
+          <mc:Choice Requires="wps">
+            <w:drawing>
+              <wp:anchor distT="45720" distB="45720" distL="114300" distR="114300" simplePos="0" relativeHeight="251682816" behindDoc="0" locked="0" layoutInCell="1" allowOverlap="1" wp14:anchorId="1CE961FF" wp14:editId="31552FDC">
+                <wp:simplePos x="0" y="0"/>
+                <wp:positionH relativeFrom="margin">
+                  <wp:align>center</wp:align>
+                </wp:positionH>
+                <wp:positionV relativeFrom="paragraph">
+                  <wp:posOffset>407753</wp:posOffset>
+                </wp:positionV>
+                <wp:extent cx="5605145" cy="3148330"/>
+                <wp:effectExtent l="0" t="0" r="14605" b="13970"/>
+                <wp:wrapTopAndBottom/>
+                <wp:docPr id="57634593" name="Casella di testo 2"/>
+                <wp:cNvGraphicFramePr>
+                  <a:graphicFrameLocks xmlns:a="http://schemas.openxmlformats.org/drawingml/2006/main"/>
+                </wp:cNvGraphicFramePr>
+                <a:graphic xmlns:a="http://schemas.openxmlformats.org/drawingml/2006/main">
+                  <a:graphicData uri="http://schemas.microsoft.com/office/word/2010/wordprocessingShape">
+                    <wps:wsp>
+                      <wps:cNvSpPr txBox="1">
+                        <a:spLocks noChangeArrowheads="1"/>
+                      </wps:cNvSpPr>
+                      <wps:spPr bwMode="auto">
+                        <a:xfrm>
+                          <a:off x="0" y="0"/>
+                          <a:ext cx="5605145" cy="3148330"/>
+                        </a:xfrm>
+                        <a:prstGeom prst="rect">
+                          <a:avLst/>
+                        </a:prstGeom>
+                        <a:solidFill>
+                          <a:srgbClr val="FFFFFF"/>
+                        </a:solidFill>
+                        <a:ln w="9525">
+                          <a:solidFill>
+                            <a:srgbClr val="000000"/>
+                          </a:solidFill>
+                          <a:miter lim="800000"/>
+                          <a:headEnd/>
+                          <a:tailEnd/>
+                        </a:ln>
+                      </wps:spPr>
+                      <wps:txbx>
+                        <w:txbxContent>
+                          <w:p>
+                            <w:pPr>
+                              <w:ind w:right="387"/>
+                              <w:jc w:val="center"/>
+                            </w:pPr>
+                            <w:r>
+                              <w:rPr>
+                                <w:noProof/>
+                              </w:rPr>
+                              <w:drawing>
+                                <wp:inline distT="0" distB="0" distL="0" distR="0" wp14:anchorId="0574C859" wp14:editId="05C410DA">
+                                  <wp:extent cx="5364000" cy="2970000"/>
+                                  <wp:effectExtent l="0" t="0" r="8255" b="1905"/>
+                                  <wp:docPr id="1150032360" name="Picture 1" descr="A screenshot of a computer&#10;&#10;AI-generated content may be incorrect."/>
+                                  <wp:cNvGraphicFramePr>
+                                    <a:graphicFrameLocks xmlns:a="http://schemas.openxmlformats.org/drawingml/2006/main" noChangeAspect="1"/>
+                                  </wp:cNvGraphicFramePr>
+                                  <a:graphic xmlns:a="http://schemas.openxmlformats.org/drawingml/2006/main">
+                                    <a:graphicData uri="http://schemas.openxmlformats.org/drawingml/2006/picture">
+                                      <pic:pic xmlns:pic="http://schemas.openxmlformats.org/drawingml/2006/picture">
+                                        <pic:nvPicPr>
+                                          <pic:cNvPr id="1150032360" name="Picture 1" descr="A screenshot of a computer&#10;&#10;AI-generated content may be incorrect."/>
+                                          <pic:cNvPicPr/>
+                                        </pic:nvPicPr>
+                                        <pic:blipFill>
+                                          <a:blip r:embed="rId38"/>
+                                          <a:stretch>
+                                            <a:fillRect/>
+                                          </a:stretch>
+                                        </pic:blipFill>
+                                        <pic:spPr>
+                                          <a:xfrm>
+                                            <a:off x="0" y="0"/>
+                                            <a:ext cx="5364000" cy="2970000"/>
+                                          </a:xfrm>
+                                          <a:prstGeom prst="rect">
+                                            <a:avLst/>
+                                          </a:prstGeom>
+                                        </pic:spPr>
+                                      </pic:pic>
+                                    </a:graphicData>
+                                  </a:graphic>
+                                </wp:inline>
+                              </w:drawing>
+                            </w:r>
+                          </w:p>
+                        </w:txbxContent>
+                      </wps:txbx>
+                      <wps:bodyPr rot="0" vert="horz" wrap="square" lIns="91440" tIns="45720" rIns="91440" bIns="45720" anchor="t" anchorCtr="0">
+                        <a:noAutofit/>
+                      </wps:bodyPr>
+                    </wps:wsp>
+                  </a:graphicData>
+                </a:graphic>
+                <wp14:sizeRelH relativeFrom="margin">
+                  <wp14:pctWidth>0</wp14:pctWidth>
+                </wp14:sizeRelH>
+                <wp14:sizeRelV relativeFrom="margin">
+                  <wp14:pctHeight>0</wp14:pctHeight>
+                </wp14:sizeRelV>
+              </wp:anchor>
+            </w:drawing>
+          </mc:Choice>
+          <mc:Fallback>
+            <w:pict>
+              <v:shape w14:anchorId="1CE961FF" id="_x0000_s1037" type="#_x0000_t202" style="position:absolute;margin-left:0;margin-top:32.1pt;width:441.35pt;height:247.9pt;z-index:251682816;visibility:visible;mso-wrap-style:square;mso-width-percent:0;mso-height-percent:0;mso-wrap-distance-left:9pt;mso-wrap-distance-top:3.6pt;mso-wrap-distance-right:9pt;mso-wrap-distance-bottom:3.6pt;mso-position-horizontal:center;mso-position-horizontal-relative:margin;mso-position-vertical:absolute;mso-position-vertical-relative:text;mso-width-percent:0;mso-height-percent:0;mso-width-relative:margin;mso-height-relative:margin;v-text-anchor:top" o:gfxdata="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">
+                <v:textbox>
+                  <w:txbxContent>
+                    <w:p>
+                      <w:pPr>
+                        <w:ind w:right="387"/>
+                        <w:jc w:val="center"/>
+                      </w:pPr>
+                      <w:r>
+                        <w:rPr>
+                          <w:noProof/>
+                        </w:rPr>
+                        <w:drawing>
+                          <wp:inline distT="0" distB="0" distL="0" distR="0" wp14:anchorId="0574C859" wp14:editId="05C410DA">
+                            <wp:extent cx="5364000" cy="2970000"/>
+                            <wp:effectExtent l="0" t="0" r="8255" b="1905"/>
+                            <wp:docPr id="1150032360" name="Picture 1" descr="A screenshot of a computer&#10;&#10;AI-generated content may be incorrect."/>
+                            <wp:cNvGraphicFramePr>
+                              <a:graphicFrameLocks xmlns:a="http://schemas.openxmlformats.org/drawingml/2006/main" noChangeAspect="1"/>
+                            </wp:cNvGraphicFramePr>
+                            <a:graphic xmlns:a="http://schemas.openxmlformats.org/drawingml/2006/main">
+                              <a:graphicData uri="http://schemas.openxmlformats.org/drawingml/2006/picture">
+                                <pic:pic xmlns:pic="http://schemas.openxmlformats.org/drawingml/2006/picture">
+                                  <pic:nvPicPr>
+                                    <pic:cNvPr id="1150032360" name="Picture 1" descr="A screenshot of a computer&#10;&#10;AI-generated content may be incorrect."/>
+                                    <pic:cNvPicPr/>
+                                  </pic:nvPicPr>
+                                  <pic:blipFill>
+                                    <a:blip r:embed="rId38"/>
+                                    <a:stretch>
+                                      <a:fillRect/>
+                                    </a:stretch>
+                                  </pic:blipFill>
+                                  <pic:spPr>
+                                    <a:xfrm>
+                                      <a:off x="0" y="0"/>
+                                      <a:ext cx="5364000" cy="2970000"/>
+                                    </a:xfrm>
+                                    <a:prstGeom prst="rect">
+                                      <a:avLst/>
+                                    </a:prstGeom>
+                                  </pic:spPr>
+                                </pic:pic>
+                              </a:graphicData>
+                            </a:graphic>
+                          </wp:inline>
+                        </w:drawing>
+                      </w:r>
+                    </w:p>
+                  </w:txbxContent>
+                </v:textbox>
+                <w10:wrap type="topAndBottom" anchorx="margin"/>
+              </v:shape>
+            </w:pict>
+          </mc:Fallback>
+        </mc:AlternateContent>
+      </w:r>
+    </w:p>
+    <w:p>
+      <w:r>
+        <w:t>Nella barra superiore troviamo la cartella selezionata per l’importazione che possiamo cambiare impostandola dalla box che si attiva facendo clic sul bottone “Scegli cartella”.</w:t>
+      </w:r>
+    </w:p>
+    <w:p>
+      <w:r>
+        <w:t>Sotto, nella parte sinistra troviamo le impostazioni globali costituite da:</w:t>
+      </w:r>
+    </w:p>
+    <w:p>
+      <w:pPr>
+        <w:pStyle w:val="ListParagraph"/>
+        <w:numPr>
+          <w:ilvl w:val="0"/>
+          <w:numId w:val="10"/>
+        </w:numPr>
+      </w:pPr>
+      <w:r>
+        <w:t>Artista</w:t>
+      </w:r>
+    </w:p>
+    <w:p>
+      <w:pPr>
+        <w:pStyle w:val="ListParagraph"/>
+        <w:numPr>
+          <w:ilvl w:val="0"/>
+          <w:numId w:val="10"/>
+        </w:numPr>
+      </w:pPr>
+      <w:r>
+        <w:t>Titolo Album</w:t>
+      </w:r>
+    </w:p>
+    <w:p>
+      <w:pPr>
+        <w:pStyle w:val="ListParagraph"/>
+        <w:numPr>
+          <w:ilvl w:val="0"/>
+          <w:numId w:val="10"/>
+        </w:numPr>
+      </w:pPr>
+      <w:r>
+        <w:t>Anno di edizione</w:t>
+      </w:r>
+    </w:p>
+    <w:p>
+      <w:pPr>
+        <w:pStyle w:val="ListParagraph"/>
+        <w:numPr>
+          <w:ilvl w:val="0"/>
+          <w:numId w:val="10"/>
+        </w:numPr>
+      </w:pPr>
+      <w:r>
+        <w:t>Genere</w:t>
+      </w:r>
+    </w:p>
+    <w:p/>
+    <w:p/>
+    <w:p>
+      <w:pPr>
+        <w:pStyle w:val="Heading2"/>
+      </w:pPr>
+      <w:bookmarkStart w:id="17" w:name="_Toc214356865"/>
+      <w:r>
+        <w:t>CD ripper</w:t>
+      </w:r>
+      <w:bookmarkEnd w:id="17"/>
+    </w:p>
+    <w:p>
+      <w:r>
+        <w:t>Permette di trasformare in file MP3 il contenuto di un CD musicale</w:t>
+      </w:r>
+    </w:p>
+    <w:p>
+      <w:pPr>
+        <w:pStyle w:val="Heading2"/>
+      </w:pPr>
+      <w:bookmarkStart w:id="18" w:name="_Toc214356866"/>
+      <w:r>
+        <w:t>Crea playlist</w:t>
+      </w:r>
+      <w:bookmarkEnd w:id="18"/>
+    </w:p>
+    <w:p>
+      <w:r>
+        <w:t>Permette di creare in modo automatico una playlist selezionando le tracce in modo casuale sulla base di indicazioni di preferenza.</w:t>
+      </w:r>
+    </w:p>
+    <w:p>
+      <w:r>
+        <w:rPr>
+          <w:noProof/>
+        </w:rPr>
+        <mc:AlternateContent>
+          <mc:Choice Requires="wps">
+            <w:drawing>
+              <wp:anchor distT="45720" distB="45720" distL="114300" distR="114300" simplePos="0" relativeHeight="251684864" behindDoc="0" locked="0" layoutInCell="1" allowOverlap="1" wp14:anchorId="2B4C6359" wp14:editId="670E70F2">
+                <wp:simplePos x="0" y="0"/>
+                <wp:positionH relativeFrom="margin">
+                  <wp:align>center</wp:align>
+                </wp:positionH>
+                <wp:positionV relativeFrom="paragraph">
+                  <wp:posOffset>269958</wp:posOffset>
+                </wp:positionV>
+                <wp:extent cx="2393315" cy="3879850"/>
+                <wp:effectExtent l="0" t="0" r="26035" b="25400"/>
+                <wp:wrapTopAndBottom/>
+                <wp:docPr id="1596420609" name="Casella di testo 2"/>
+                <wp:cNvGraphicFramePr>
+                  <a:graphicFrameLocks xmlns:a="http://schemas.openxmlformats.org/drawingml/2006/main"/>
+                </wp:cNvGraphicFramePr>
+                <a:graphic xmlns:a="http://schemas.openxmlformats.org/drawingml/2006/main">
+                  <a:graphicData uri="http://schemas.microsoft.com/office/word/2010/wordprocessingShape">
+                    <wps:wsp>
+                      <wps:cNvSpPr txBox="1">
+                        <a:spLocks noChangeArrowheads="1"/>
+                      </wps:cNvSpPr>
+                      <wps:spPr bwMode="auto">
+                        <a:xfrm>
+                          <a:off x="0" y="0"/>
+                          <a:ext cx="2393315" cy="3879850"/>
+                        </a:xfrm>
+                        <a:prstGeom prst="rect">
+                          <a:avLst/>
+                        </a:prstGeom>
+                        <a:solidFill>
+                          <a:srgbClr val="FFFFFF"/>
+                        </a:solidFill>
+                        <a:ln w="9525">
+                          <a:solidFill>
+                            <a:srgbClr val="000000"/>
+                          </a:solidFill>
+                          <a:miter lim="800000"/>
+                          <a:headEnd/>
+                          <a:tailEnd/>
+                        </a:ln>
+                      </wps:spPr>
+                      <wps:txbx>
+                        <w:txbxContent>
+                          <w:p>
+                            <w:pPr>
+                              <w:ind w:right="387"/>
+                              <w:jc w:val="center"/>
+                            </w:pPr>
+                            <w:r>
+                              <w:rPr>
+                                <w:noProof/>
+                              </w:rPr>
+                              <w:drawing>
+                                <wp:inline distT="0" distB="0" distL="0" distR="0" wp14:anchorId="3AE51430" wp14:editId="0BF4150E">
+                                  <wp:extent cx="2163600" cy="3808800"/>
+                                  <wp:effectExtent l="0" t="0" r="8255" b="1270"/>
+                                  <wp:docPr id="1483153264" name="Picture 1" descr="A screenshot of a computer&#10;&#10;AI-generated content may be incorrect."/>
+                                  <wp:cNvGraphicFramePr>
+                                    <a:graphicFrameLocks xmlns:a="http://schemas.openxmlformats.org/drawingml/2006/main" noChangeAspect="1"/>
+                                  </wp:cNvGraphicFramePr>
+                                  <a:graphic xmlns:a="http://schemas.openxmlformats.org/drawingml/2006/main">
+                                    <a:graphicData uri="http://schemas.openxmlformats.org/drawingml/2006/picture">
+                                      <pic:pic xmlns:pic="http://schemas.openxmlformats.org/drawingml/2006/picture">
+                                        <pic:nvPicPr>
+                                          <pic:cNvPr id="1483153264" name="Picture 1" descr="A screenshot of a computer&#10;&#10;AI-generated content may be incorrect."/>
+                                          <pic:cNvPicPr/>
+                                        </pic:nvPicPr>
+                                        <pic:blipFill>
+                                          <a:blip r:embed="rId39"/>
+                                          <a:stretch>
+                                            <a:fillRect/>
+                                          </a:stretch>
+                                        </pic:blipFill>
+                                        <pic:spPr>
+                                          <a:xfrm>
+                                            <a:off x="0" y="0"/>
+                                            <a:ext cx="2163600" cy="3808800"/>
+                                          </a:xfrm>
+                                          <a:prstGeom prst="rect">
+                                            <a:avLst/>
+                                          </a:prstGeom>
+                                        </pic:spPr>
+                                      </pic:pic>
+                                    </a:graphicData>
+                                  </a:graphic>
+                                </wp:inline>
+                              </w:drawing>
+                            </w:r>
+                          </w:p>
+                        </w:txbxContent>
+                      </wps:txbx>
+                      <wps:bodyPr rot="0" vert="horz" wrap="square" lIns="91440" tIns="45720" rIns="91440" bIns="45720" anchor="t" anchorCtr="0">
+                        <a:noAutofit/>
+                      </wps:bodyPr>
+                    </wps:wsp>
+                  </a:graphicData>
+                </a:graphic>
+                <wp14:sizeRelH relativeFrom="margin">
+                  <wp14:pctWidth>0</wp14:pctWidth>
+                </wp14:sizeRelH>
+                <wp14:sizeRelV relativeFrom="margin">
+                  <wp14:pctHeight>0</wp14:pctHeight>
+                </wp14:sizeRelV>
+              </wp:anchor>
+            </w:drawing>
+          </mc:Choice>
+          <mc:Fallback>
+            <w:pict>
+              <v:shape w14:anchorId="2B4C6359" id="_x0000_s1038" type="#_x0000_t202" style="position:absolute;margin-left:0;margin-top:21.25pt;width:188.45pt;height:305.5pt;z-index:251684864;visibility:visible;mso-wrap-style:square;mso-width-percent:0;mso-height-percent:0;mso-wrap-distance-left:9pt;mso-wrap-distance-top:3.6pt;mso-wrap-distance-right:9pt;mso-wrap-distance-bottom:3.6pt;mso-position-horizontal:center;mso-position-horizontal-relative:margin;mso-position-vertical:absolute;mso-position-vertical-relative:text;mso-width-percent:0;mso-height-percent:0;mso-width-relative:margin;mso-height-relative:margin;v-text-anchor:top" o:gfxdata="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">
+                <v:textbox>
+                  <w:txbxContent>
+                    <w:p>
+                      <w:pPr>
+                        <w:ind w:right="387"/>
+                        <w:jc w:val="center"/>
+                      </w:pPr>
+                      <w:r>
+                        <w:rPr>
+                          <w:noProof/>
+                        </w:rPr>
+                        <w:drawing>
+                          <wp:inline distT="0" distB="0" distL="0" distR="0" wp14:anchorId="3AE51430" wp14:editId="0BF4150E">
+                            <wp:extent cx="2163600" cy="3808800"/>
+                            <wp:effectExtent l="0" t="0" r="8255" b="1270"/>
+                            <wp:docPr id="1483153264" name="Picture 1" descr="A screenshot of a computer&#10;&#10;AI-generated content may be incorrect."/>
+                            <wp:cNvGraphicFramePr>
+                              <a:graphicFrameLocks xmlns:a="http://schemas.openxmlformats.org/drawingml/2006/main" noChangeAspect="1"/>
+                            </wp:cNvGraphicFramePr>
+                            <a:graphic xmlns:a="http://schemas.openxmlformats.org/drawingml/2006/main">
+                              <a:graphicData uri="http://schemas.openxmlformats.org/drawingml/2006/picture">
+                                <pic:pic xmlns:pic="http://schemas.openxmlformats.org/drawingml/2006/picture">
+                                  <pic:nvPicPr>
+                                    <pic:cNvPr id="1483153264" name="Picture 1" descr="A screenshot of a computer&#10;&#10;AI-generated content may be incorrect."/>
+                                    <pic:cNvPicPr/>
+                                  </pic:nvPicPr>
+                                  <pic:blipFill>
+                                    <a:blip r:embed="rId39"/>
+                                    <a:stretch>
+                                      <a:fillRect/>
+                                    </a:stretch>
+                                  </pic:blipFill>
+                                  <pic:spPr>
+                                    <a:xfrm>
+                                      <a:off x="0" y="0"/>
+                                      <a:ext cx="2163600" cy="3808800"/>
+                                    </a:xfrm>
+                                    <a:prstGeom prst="rect">
+                                      <a:avLst/>
+                                    </a:prstGeom>
+                                  </pic:spPr>
+                                </pic:pic>
+                              </a:graphicData>
+                            </a:graphic>
+                          </wp:inline>
+                        </w:drawing>
+                      </w:r>
+                    </w:p>
+                  </w:txbxContent>
+                </v:textbox>
+                <w10:wrap type="topAndBottom" anchorx="margin"/>
+              </v:shape>
+            </w:pict>
+          </mc:Fallback>
+        </mc:AlternateContent>
+      </w:r>
+    </w:p>
+    <w:p>
+      <w:r>
+        <w:t>Nella colonna artisti sono presenti gli artisti dell’indice MP3, eventualmente filtrato in base al genere. Nella seconda colonna sono impostate le preferenze impostate per creare la playlist.</w:t>
+      </w:r>
+    </w:p>
+    <w:p/>
+    <w:p>
+      <w:pPr>
+        <w:pStyle w:val="Heading2"/>
+      </w:pPr>
+      <w:r>
+        <w:t>Background</w:t>
+      </w:r>
+    </w:p>
+    <w:p>
+      <w:r>
+        <w:t>Permette di mettere Euterpe in modalità di riproduzione illimitata selezionando in modo causale e continuo i brani pesenti nell’indice dei files MP3.</w:t>
+      </w:r>
+    </w:p>
+    <w:p>
+      <w:pPr>
+        <w:pStyle w:val="Heading2"/>
+      </w:pPr>
+      <w:bookmarkStart w:id="19" w:name="_Toc214356867"/>
+      <w:r>
+        <w:t>Sincronizza</w:t>
+      </w:r>
+      <w:bookmarkEnd w:id="19"/>
+    </w:p>
+    <w:p>
+      <w:r>
+        <w:t>Permette di creare su un’altra unità di memorizzazione una copia del proprio archivio musicale.</w:t>
+      </w:r>
+    </w:p>
+    <w:p>
+      <w:pPr>
+        <w:pStyle w:val="Heading2"/>
+      </w:pPr>
+      <w:bookmarkStart w:id="20" w:name="_Toc214356868"/>
+      <w:r>
+        <w:lastRenderedPageBreak/>
+        <w:t>Informazioni</w:t>
+      </w:r>
+      <w:bookmarkEnd w:id="20"/>
+    </w:p>
+    <w:p>
+      <w:r>
+        <w:t>Visualizza la versione di Euterpe e la sua data di rilascio</w:t>
+      </w:r>
+    </w:p>
+    <w:p>
+      <w:pPr>
+        <w:rPr>
+          <w:rFonts w:ascii="Times New Roman" w:hAnsi="Times New Roman" w:cs="Times New Roman"/>
+          <w:kern w:val="0"/>
+        </w:rPr>
+      </w:pPr>
+      <w:r>
+        <w:rPr>
+          <w:noProof/>
+        </w:rPr>
+        <mc:AlternateContent>
+          <mc:Choice Requires="wps">
+            <w:drawing>
+              <wp:anchor distT="45720" distB="45720" distL="114300" distR="114300" simplePos="0" relativeHeight="251678720" behindDoc="0" locked="0" layoutInCell="1" allowOverlap="1" wp14:anchorId="46EFBCAB" wp14:editId="3E2D9343">
+                <wp:simplePos x="0" y="0"/>
+                <wp:positionH relativeFrom="margin">
+                  <wp:posOffset>1624965</wp:posOffset>
+                </wp:positionH>
+                <wp:positionV relativeFrom="paragraph">
+                  <wp:posOffset>221587</wp:posOffset>
+                </wp:positionV>
+                <wp:extent cx="2122170" cy="1383030"/>
+                <wp:effectExtent l="0" t="0" r="11430" b="26670"/>
+                <wp:wrapTopAndBottom/>
+                <wp:docPr id="1871575065" name="Casella di testo 2"/>
+                <wp:cNvGraphicFramePr>
+                  <a:graphicFrameLocks xmlns:a="http://schemas.openxmlformats.org/drawingml/2006/main"/>
+                </wp:cNvGraphicFramePr>
+                <a:graphic xmlns:a="http://schemas.openxmlformats.org/drawingml/2006/main">
+                  <a:graphicData uri="http://schemas.microsoft.com/office/word/2010/wordprocessingShape">
+                    <wps:wsp>
+                      <wps:cNvSpPr txBox="1">
+                        <a:spLocks noChangeArrowheads="1"/>
+                      </wps:cNvSpPr>
+                      <wps:spPr bwMode="auto">
+                        <a:xfrm>
+                          <a:off x="0" y="0"/>
+                          <a:ext cx="2122170" cy="1383030"/>
+                        </a:xfrm>
+                        <a:prstGeom prst="rect">
+                          <a:avLst/>
+                        </a:prstGeom>
+                        <a:solidFill>
+                          <a:srgbClr val="FFFFFF"/>
+                        </a:solidFill>
+                        <a:ln w="9525">
+                          <a:solidFill>
+                            <a:srgbClr val="000000"/>
+                          </a:solidFill>
+                          <a:miter lim="800000"/>
+                          <a:headEnd/>
+                          <a:tailEnd/>
+                        </a:ln>
+                      </wps:spPr>
+                      <wps:txbx>
+                        <w:txbxContent>
+                          <w:p>
+                            <w:pPr>
+                              <w:ind w:right="387"/>
+                              <w:jc w:val="center"/>
+                            </w:pPr>
+                            <w:r>
+                              <w:rPr>
+                                <w:noProof/>
+                              </w:rPr>
+                              <w:drawing>
+                                <wp:inline distT="0" distB="0" distL="0" distR="0" wp14:anchorId="672BA571" wp14:editId="2E9AA3C9">
+                                  <wp:extent cx="1930400" cy="1264920"/>
+                                  <wp:effectExtent l="0" t="0" r="0" b="0"/>
+                                  <wp:docPr id="778525748" name="Picture 1" descr="A screenshot of a music manager&#10;&#10;AI-generated content may be incorrect."/>
+                                  <wp:cNvGraphicFramePr>
+                                    <a:graphicFrameLocks xmlns:a="http://schemas.openxmlformats.org/drawingml/2006/main" noChangeAspect="1"/>
+                                  </wp:cNvGraphicFramePr>
+                                  <a:graphic xmlns:a="http://schemas.openxmlformats.org/drawingml/2006/main">
+                                    <a:graphicData uri="http://schemas.openxmlformats.org/drawingml/2006/picture">
+                                      <pic:pic xmlns:pic="http://schemas.openxmlformats.org/drawingml/2006/picture">
+                                        <pic:nvPicPr>
+                                          <pic:cNvPr id="778525748" name="Picture 1" descr="A screenshot of a music manager&#10;&#10;AI-generated content may be incorrect."/>
+                                          <pic:cNvPicPr/>
+                                        </pic:nvPicPr>
+                                        <pic:blipFill>
+                                          <a:blip r:embed="rId40"/>
+                                          <a:stretch>
+                                            <a:fillRect/>
+                                          </a:stretch>
+                                        </pic:blipFill>
+                                        <pic:spPr>
+                                          <a:xfrm>
+                                            <a:off x="0" y="0"/>
+                                            <a:ext cx="1930400" cy="1264920"/>
+                                          </a:xfrm>
+                                          <a:prstGeom prst="rect">
+                                            <a:avLst/>
+                                          </a:prstGeom>
+                                        </pic:spPr>
+                                      </pic:pic>
+                                    </a:graphicData>
+                                  </a:graphic>
+                                </wp:inline>
+                              </w:drawing>
+                            </w:r>
+                          </w:p>
+                        </w:txbxContent>
+                      </wps:txbx>
+                      <wps:bodyPr rot="0" vert="horz" wrap="square" lIns="91440" tIns="45720" rIns="91440" bIns="45720" anchor="t" anchorCtr="0">
+                        <a:noAutofit/>
+                      </wps:bodyPr>
+                    </wps:wsp>
+                  </a:graphicData>
+                </a:graphic>
+                <wp14:sizeRelH relativeFrom="margin">
+                  <wp14:pctWidth>0</wp14:pctWidth>
+                </wp14:sizeRelH>
+                <wp14:sizeRelV relativeFrom="margin">
+                  <wp14:pctHeight>0</wp14:pctHeight>
+                </wp14:sizeRelV>
+              </wp:anchor>
+            </w:drawing>
+          </mc:Choice>
+          <mc:Fallback>
+            <w:pict>
+              <v:shape w14:anchorId="46EFBCAB" id="_x0000_s1039" type="#_x0000_t202" style="position:absolute;margin-left:127.95pt;margin-top:17.45pt;width:167.1pt;height:108.9pt;z-index:251678720;visibility:visible;mso-wrap-style:square;mso-width-percent:0;mso-height-percent:0;mso-wrap-distance-left:9pt;mso-wrap-distance-top:3.6pt;mso-wrap-distance-right:9pt;mso-wrap-distance-bottom:3.6pt;mso-position-horizontal:absolute;mso-position-horizontal-relative:margin;mso-position-vertical:absolute;mso-position-vertical-relative:text;mso-width-percent:0;mso-height-percent:0;mso-width-relative:margin;mso-height-relative:margin;v-text-anchor:top" o:gfxdata="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">
+                <v:textbox>
+                  <w:txbxContent>
+                    <w:p>
+                      <w:pPr>
+                        <w:ind w:right="387"/>
+                        <w:jc w:val="center"/>
+                      </w:pPr>
+                      <w:r>
+                        <w:rPr>
+                          <w:noProof/>
+                        </w:rPr>
+                        <w:drawing>
+                          <wp:inline distT="0" distB="0" distL="0" distR="0" wp14:anchorId="672BA571" wp14:editId="2E9AA3C9">
+                            <wp:extent cx="1930400" cy="1264920"/>
+                            <wp:effectExtent l="0" t="0" r="0" b="0"/>
+                            <wp:docPr id="778525748" name="Picture 1" descr="A screenshot of a music manager&#10;&#10;AI-generated content may be incorrect."/>
+                            <wp:cNvGraphicFramePr>
+                              <a:graphicFrameLocks xmlns:a="http://schemas.openxmlformats.org/drawingml/2006/main" noChangeAspect="1"/>
+                            </wp:cNvGraphicFramePr>
+                            <a:graphic xmlns:a="http://schemas.openxmlformats.org/drawingml/2006/main">
+                              <a:graphicData uri="http://schemas.openxmlformats.org/drawingml/2006/picture">
+                                <pic:pic xmlns:pic="http://schemas.openxmlformats.org/drawingml/2006/picture">
+                                  <pic:nvPicPr>
+                                    <pic:cNvPr id="778525748" name="Picture 1" descr="A screenshot of a music manager&#10;&#10;AI-generated content may be incorrect."/>
+                                    <pic:cNvPicPr/>
+                                  </pic:nvPicPr>
+                                  <pic:blipFill>
+                                    <a:blip r:embed="rId40"/>
+                                    <a:stretch>
+                                      <a:fillRect/>
+                                    </a:stretch>
+                                  </pic:blipFill>
+                                  <pic:spPr>
+                                    <a:xfrm>
+                                      <a:off x="0" y="0"/>
+                                      <a:ext cx="1930400" cy="1264920"/>
+                                    </a:xfrm>
+                                    <a:prstGeom prst="rect">
+                                      <a:avLst/>
+                                    </a:prstGeom>
+                                  </pic:spPr>
+                                </pic:pic>
+                              </a:graphicData>
+                            </a:graphic>
+                          </wp:inline>
+                        </w:drawing>
+                      </w:r>
+                    </w:p>
+                  </w:txbxContent>
+                </v:textbox>
+                <w10:wrap type="topAndBottom" anchorx="margin"/>
+              </v:shape>
+            </w:pict>
+          </mc:Fallback>
+        </mc:AlternateContent>
+      </w:r>
+    </w:p>
+    <w:p>
+      <w:pPr>
+        <w:pStyle w:val="Heading1"/>
+      </w:pPr>
+      <w:bookmarkStart w:id="21" w:name="_Toc214356869"/>
+      <w:r>
+        <w:t>Release notes</w:t>
+      </w:r>
+      <w:bookmarkEnd w:id="21"/>
+    </w:p>
+    <w:p>
+      <w:pPr>
+        <w:pStyle w:val="Heading2"/>
+      </w:pPr>
+      <w:bookmarkStart w:id="22" w:name="_Toc214356870"/>
+      <w:r>
+        <w:t>Versione 1.1.5</w:t>
+      </w:r>
+      <w:bookmarkEnd w:id="22"/>
+    </w:p>
+    <w:p>
+      <w:pPr>
+        <w:pStyle w:val="ListParagraph"/>
+        <w:numPr>
+          <w:ilvl w:val="0"/>
+          <w:numId w:val="7"/>
+        </w:numPr>
+      </w:pPr>
+      <w:r>
+        <w:t>Visualizzazione immagine e informazioni artista</w:t>
+      </w:r>
+    </w:p>
+    <w:p>
+      <w:pPr>
+        <w:pStyle w:val="ListParagraph"/>
+        <w:numPr>
+          <w:ilvl w:val="0"/>
+          <w:numId w:val="7"/>
+        </w:numPr>
+      </w:pPr>
+      <w:r>
+        <w:t>Creazione Playlist casuale sulla base di preferenze</w:t>
+      </w:r>
+    </w:p>
+    <w:p>
+      <w:pPr>
+        <w:pStyle w:val="ListParagraph"/>
+        <w:numPr>
+          <w:ilvl w:val="0"/>
+          <w:numId w:val="7"/>
+        </w:numPr>
+      </w:pPr>
+      <w:r>
+        <w:t>Selezione dei generi</w:t>
+      </w:r>
+    </w:p>
+    <w:p>
+      <w:pPr>
+        <w:pStyle w:val="ListParagraph"/>
+        <w:numPr>
+          <w:ilvl w:val="0"/>
+          <w:numId w:val="7"/>
+        </w:numPr>
+      </w:pPr>
+      <w:r>
+        <w:t>Sincronizzazione con altra unità di memorizzazione</w:t>
+      </w:r>
+    </w:p>
+    <w:p>
+      <w:pPr>
+        <w:rPr>
+          <w:rFonts w:ascii="Times New Roman" w:hAnsi="Times New Roman" w:cs="Times New Roman"/>
+          <w:kern w:val="0"/>
+        </w:rPr>
+      </w:pPr>
+    </w:p>
     <w:sectPr>
-      <w:footerReference w:type="default" r:id="rId27"/>
+      <w:footerReference w:type="default" r:id="rId41"/>
       <w:pgSz w:w="11906" w:h="16838"/>
       <w:pgMar w:top="1417" w:right="1134" w:bottom="1134" w:left="1134" w:header="708" w:footer="708" w:gutter="0"/>
       <w:cols w:space="708"/>
@@ -4620,9 +8473,9 @@
 <file path=word/numbering.xml><?xml version="1.0" encoding="utf-8"?>
 <w:numbering xmlns:wpc="http://schemas.microsoft.com/office/word/2010/wordprocessingCanvas" xmlns:cx="http://schemas.microsoft.com/office/drawing/2014/chartex" xmlns:cx1="http://schemas.microsoft.com/office/drawing/2015/9/8/chartex" xmlns:cx2="http://schemas.microsoft.com/office/drawing/2015/10/21/chartex" xmlns:cx3="http://schemas.microsoft.com/office/drawing/2016/5/9/chartex" xmlns:cx4="http://schemas.microsoft.com/office/drawing/2016/5/10/chartex" xmlns:cx5="http://schemas.microsoft.com/office/drawing/2016/5/11/chartex" xmlns:cx6="http://schemas.microsoft.com/office/drawing/2016/5/12/chartex" xmlns:cx7="http://schemas.microsoft.com/office/drawing/2016/5/13/chartex" xmlns:cx8="http://schemas.microsoft.com/office/drawing/2016/5/14/chartex" xmlns:mc="http://schemas.openxmlformats.org/markup-compatibility/2006" xmlns:aink="http://schemas.microsoft.com/office/drawing/2016/ink" xmlns:am3d="http://schemas.microsoft.com/office/drawing/2017/model3d" xmlns:o="urn:schemas-microsoft-com:office:office" xmlns:oel="http://schemas.microsoft.com/office/2019/extlst" xmlns:r="http://schemas.openxmlformats.org/officeDocument/2006/relationships" xmlns:m="http://schemas.openxmlformats.org/officeDocument/2006/math" xmlns:v="urn:schemas-microsoft-com:vml" xmlns:wp14="http://schemas.microsoft.com/office/word/2010/wordprocessingDrawing" xmlns:wp="http://schemas.openxmlformats.org/drawingml/2006/wordprocessingDrawing" xmlns:w10="urn:schemas-microsoft-com:office:word" xmlns:w="http://schemas.openxmlformats.org/wordprocessingml/2006/main" xmlns:w14="http://schemas.microsoft.com/office/word/2010/wordml" xmlns:w15="http://schemas.microsoft.com/office/word/2012/wordml" xmlns:w16cex="http://schemas.microsoft.com/office/word/2018/wordml/cex" xmlns:w16cid="http://schemas.microsoft.com/office/word/2016/wordml/cid" xmlns:w16="http://schemas.microsoft.com/office/word/2018/wordml" xmlns:w16du="http://schemas.microsoft.com/office/word/2023/wordml/word16du" xmlns:w16sdtdh="http://schemas.microsoft.com/office/word/2020/wordml/sdtdatahash" xmlns:w16sdtfl="http://schemas.microsoft.com/office/word/2024/wordml/sdtformatlock" xmlns:w16se="http://schemas.microsoft.com/office/word/2015/wordml/symex" xmlns:wpg="http://schemas.microsoft.com/office/word/2010/wordprocessingGroup" xmlns:wpi="http://schemas.microsoft.com/office/word/2010/wordprocessingInk" xmlns:wne="http://schemas.microsoft.com/office/word/2006/wordml" xmlns:wps="http://schemas.microsoft.com/office/word/2010/wordprocessingShape" mc:Ignorable="w14 w15 w16se w16cid w16 w16cex w16sdtdh w16sdtfl w16du wp14">
   <w:abstractNum w:abstractNumId="0" w15:restartNumberingAfterBreak="0">
-    <w:nsid w:val="1A1A1967"/>
+    <w:nsid w:val="09A11EDE"/>
     <w:multiLevelType w:val="hybridMultilevel"/>
-    <w:tmpl w:val="6B10C450"/>
+    <w:tmpl w:val="BCA6CC0E"/>
     <w:lvl w:ilvl="0" w:tplc="04100001">
       <w:start w:val="1"/>
       <w:numFmt w:val="bullet"/>
@@ -4733,9 +8586,9 @@
     </w:lvl>
   </w:abstractNum>
   <w:abstractNum w:abstractNumId="1" w15:restartNumberingAfterBreak="0">
-    <w:nsid w:val="2C5276F6"/>
+    <w:nsid w:val="0D5110CA"/>
     <w:multiLevelType w:val="hybridMultilevel"/>
-    <w:tmpl w:val="FC3627A4"/>
+    <w:tmpl w:val="8E0E16CC"/>
     <w:lvl w:ilvl="0" w:tplc="04100001">
       <w:start w:val="1"/>
       <w:numFmt w:val="bullet"/>
@@ -4846,9 +8699,9 @@
     </w:lvl>
   </w:abstractNum>
   <w:abstractNum w:abstractNumId="2" w15:restartNumberingAfterBreak="0">
-    <w:nsid w:val="4B571D3E"/>
+    <w:nsid w:val="1A1A1967"/>
     <w:multiLevelType w:val="hybridMultilevel"/>
-    <w:tmpl w:val="EFE6DC2E"/>
+    <w:tmpl w:val="6B10C450"/>
     <w:lvl w:ilvl="0" w:tplc="04100001">
       <w:start w:val="1"/>
       <w:numFmt w:val="bullet"/>
@@ -4959,9 +8812,9 @@
     </w:lvl>
   </w:abstractNum>
   <w:abstractNum w:abstractNumId="3" w15:restartNumberingAfterBreak="0">
-    <w:nsid w:val="560F561B"/>
+    <w:nsid w:val="2C5276F6"/>
     <w:multiLevelType w:val="hybridMultilevel"/>
-    <w:tmpl w:val="FE687232"/>
+    <w:tmpl w:val="FC3627A4"/>
     <w:lvl w:ilvl="0" w:tplc="04100001">
       <w:start w:val="1"/>
       <w:numFmt w:val="bullet"/>
@@ -5072,95 +8925,9 @@
     </w:lvl>
   </w:abstractNum>
   <w:abstractNum w:abstractNumId="4" w15:restartNumberingAfterBreak="0">
-    <w:nsid w:val="5A1C2E28"/>
+    <w:nsid w:val="458E2514"/>
     <w:multiLevelType w:val="hybridMultilevel"/>
-    <w:tmpl w:val="FC226582"/>
-    <w:lvl w:ilvl="0" w:tplc="0410000F">
-      <w:start w:val="1"/>
-      <w:numFmt w:val="decimal"/>
-      <w:lvlText w:val="%1."/>
-      <w:lvlJc w:val="left"/>
-      <w:pPr>
-        <w:ind w:left="720" w:hanging="360"/>
-      </w:pPr>
-    </w:lvl>
-    <w:lvl w:ilvl="1" w:tplc="04100019" w:tentative="1">
-      <w:start w:val="1"/>
-      <w:numFmt w:val="lowerLetter"/>
-      <w:lvlText w:val="%2."/>
-      <w:lvlJc w:val="left"/>
-      <w:pPr>
-        <w:ind w:left="1440" w:hanging="360"/>
-      </w:pPr>
-    </w:lvl>
-    <w:lvl w:ilvl="2" w:tplc="0410001B" w:tentative="1">
-      <w:start w:val="1"/>
-      <w:numFmt w:val="lowerRoman"/>
-      <w:lvlText w:val="%3."/>
-      <w:lvlJc w:val="right"/>
-      <w:pPr>
-        <w:ind w:left="2160" w:hanging="180"/>
-      </w:pPr>
-    </w:lvl>
-    <w:lvl w:ilvl="3" w:tplc="0410000F" w:tentative="1">
-      <w:start w:val="1"/>
-      <w:numFmt w:val="decimal"/>
-      <w:lvlText w:val="%4."/>
-      <w:lvlJc w:val="left"/>
-      <w:pPr>
-        <w:ind w:left="2880" w:hanging="360"/>
-      </w:pPr>
-    </w:lvl>
-    <w:lvl w:ilvl="4" w:tplc="04100019" w:tentative="1">
-      <w:start w:val="1"/>
-      <w:numFmt w:val="lowerLetter"/>
-      <w:lvlText w:val="%5."/>
-      <w:lvlJc w:val="left"/>
-      <w:pPr>
-        <w:ind w:left="3600" w:hanging="360"/>
-      </w:pPr>
-    </w:lvl>
-    <w:lvl w:ilvl="5" w:tplc="0410001B" w:tentative="1">
-      <w:start w:val="1"/>
-      <w:numFmt w:val="lowerRoman"/>
-      <w:lvlText w:val="%6."/>
-      <w:lvlJc w:val="right"/>
-      <w:pPr>
-        <w:ind w:left="4320" w:hanging="180"/>
-      </w:pPr>
-    </w:lvl>
-    <w:lvl w:ilvl="6" w:tplc="0410000F" w:tentative="1">
-      <w:start w:val="1"/>
-      <w:numFmt w:val="decimal"/>
-      <w:lvlText w:val="%7."/>
-      <w:lvlJc w:val="left"/>
-      <w:pPr>
-        <w:ind w:left="5040" w:hanging="360"/>
-      </w:pPr>
-    </w:lvl>
-    <w:lvl w:ilvl="7" w:tplc="04100019" w:tentative="1">
-      <w:start w:val="1"/>
-      <w:numFmt w:val="lowerLetter"/>
-      <w:lvlText w:val="%8."/>
-      <w:lvlJc w:val="left"/>
-      <w:pPr>
-        <w:ind w:left="5760" w:hanging="360"/>
-      </w:pPr>
-    </w:lvl>
-    <w:lvl w:ilvl="8" w:tplc="0410001B" w:tentative="1">
-      <w:start w:val="1"/>
-      <w:numFmt w:val="lowerRoman"/>
-      <w:lvlText w:val="%9."/>
-      <w:lvlJc w:val="right"/>
-      <w:pPr>
-        <w:ind w:left="6480" w:hanging="180"/>
-      </w:pPr>
-    </w:lvl>
-  </w:abstractNum>
-  <w:abstractNum w:abstractNumId="5" w15:restartNumberingAfterBreak="0">
-    <w:nsid w:val="642113FA"/>
-    <w:multiLevelType w:val="hybridMultilevel"/>
-    <w:tmpl w:val="1230407A"/>
+    <w:tmpl w:val="2DA0BCD8"/>
     <w:lvl w:ilvl="0" w:tplc="04100001">
       <w:start w:val="1"/>
       <w:numFmt w:val="bullet"/>
@@ -5270,22 +9037,572 @@
       </w:rPr>
     </w:lvl>
   </w:abstractNum>
+  <w:abstractNum w:abstractNumId="5" w15:restartNumberingAfterBreak="0">
+    <w:nsid w:val="45E22E40"/>
+    <w:multiLevelType w:val="hybridMultilevel"/>
+    <w:tmpl w:val="08C26480"/>
+    <w:lvl w:ilvl="0" w:tplc="04100001">
+      <w:start w:val="1"/>
+      <w:numFmt w:val="bullet"/>
+      <w:lvlText w:val=""/>
+      <w:lvlJc w:val="left"/>
+      <w:pPr>
+        <w:ind w:left="720" w:hanging="360"/>
+      </w:pPr>
+      <w:rPr>
+        <w:rFonts w:ascii="Symbol" w:hAnsi="Symbol" w:hint="default"/>
+      </w:rPr>
+    </w:lvl>
+    <w:lvl w:ilvl="1" w:tplc="04100003" w:tentative="1">
+      <w:start w:val="1"/>
+      <w:numFmt w:val="bullet"/>
+      <w:lvlText w:val="o"/>
+      <w:lvlJc w:val="left"/>
+      <w:pPr>
+        <w:ind w:left="1440" w:hanging="360"/>
+      </w:pPr>
+      <w:rPr>
+        <w:rFonts w:ascii="Courier New" w:hAnsi="Courier New" w:cs="Courier New" w:hint="default"/>
+      </w:rPr>
+    </w:lvl>
+    <w:lvl w:ilvl="2" w:tplc="04100005" w:tentative="1">
+      <w:start w:val="1"/>
+      <w:numFmt w:val="bullet"/>
+      <w:lvlText w:val=""/>
+      <w:lvlJc w:val="left"/>
+      <w:pPr>
+        <w:ind w:left="2160" w:hanging="360"/>
+      </w:pPr>
+      <w:rPr>
+        <w:rFonts w:ascii="Wingdings" w:hAnsi="Wingdings" w:hint="default"/>
+      </w:rPr>
+    </w:lvl>
+    <w:lvl w:ilvl="3" w:tplc="04100001" w:tentative="1">
+      <w:start w:val="1"/>
+      <w:numFmt w:val="bullet"/>
+      <w:lvlText w:val=""/>
+      <w:lvlJc w:val="left"/>
+      <w:pPr>
+        <w:ind w:left="2880" w:hanging="360"/>
+      </w:pPr>
+      <w:rPr>
+        <w:rFonts w:ascii="Symbol" w:hAnsi="Symbol" w:hint="default"/>
+      </w:rPr>
+    </w:lvl>
+    <w:lvl w:ilvl="4" w:tplc="04100003" w:tentative="1">
+      <w:start w:val="1"/>
+      <w:numFmt w:val="bullet"/>
+      <w:lvlText w:val="o"/>
+      <w:lvlJc w:val="left"/>
+      <w:pPr>
+        <w:ind w:left="3600" w:hanging="360"/>
+      </w:pPr>
+      <w:rPr>
+        <w:rFonts w:ascii="Courier New" w:hAnsi="Courier New" w:cs="Courier New" w:hint="default"/>
+      </w:rPr>
+    </w:lvl>
+    <w:lvl w:ilvl="5" w:tplc="04100005" w:tentative="1">
+      <w:start w:val="1"/>
+      <w:numFmt w:val="bullet"/>
+      <w:lvlText w:val=""/>
+      <w:lvlJc w:val="left"/>
+      <w:pPr>
+        <w:ind w:left="4320" w:hanging="360"/>
+      </w:pPr>
+      <w:rPr>
+        <w:rFonts w:ascii="Wingdings" w:hAnsi="Wingdings" w:hint="default"/>
+      </w:rPr>
+    </w:lvl>
+    <w:lvl w:ilvl="6" w:tplc="04100001" w:tentative="1">
+      <w:start w:val="1"/>
+      <w:numFmt w:val="bullet"/>
+      <w:lvlText w:val=""/>
+      <w:lvlJc w:val="left"/>
+      <w:pPr>
+        <w:ind w:left="5040" w:hanging="360"/>
+      </w:pPr>
+      <w:rPr>
+        <w:rFonts w:ascii="Symbol" w:hAnsi="Symbol" w:hint="default"/>
+      </w:rPr>
+    </w:lvl>
+    <w:lvl w:ilvl="7" w:tplc="04100003" w:tentative="1">
+      <w:start w:val="1"/>
+      <w:numFmt w:val="bullet"/>
+      <w:lvlText w:val="o"/>
+      <w:lvlJc w:val="left"/>
+      <w:pPr>
+        <w:ind w:left="5760" w:hanging="360"/>
+      </w:pPr>
+      <w:rPr>
+        <w:rFonts w:ascii="Courier New" w:hAnsi="Courier New" w:cs="Courier New" w:hint="default"/>
+      </w:rPr>
+    </w:lvl>
+    <w:lvl w:ilvl="8" w:tplc="04100005" w:tentative="1">
+      <w:start w:val="1"/>
+      <w:numFmt w:val="bullet"/>
+      <w:lvlText w:val=""/>
+      <w:lvlJc w:val="left"/>
+      <w:pPr>
+        <w:ind w:left="6480" w:hanging="360"/>
+      </w:pPr>
+      <w:rPr>
+        <w:rFonts w:ascii="Wingdings" w:hAnsi="Wingdings" w:hint="default"/>
+      </w:rPr>
+    </w:lvl>
+  </w:abstractNum>
+  <w:abstractNum w:abstractNumId="6" w15:restartNumberingAfterBreak="0">
+    <w:nsid w:val="4B571D3E"/>
+    <w:multiLevelType w:val="hybridMultilevel"/>
+    <w:tmpl w:val="EFE6DC2E"/>
+    <w:lvl w:ilvl="0" w:tplc="04100001">
+      <w:start w:val="1"/>
+      <w:numFmt w:val="bullet"/>
+      <w:lvlText w:val=""/>
+      <w:lvlJc w:val="left"/>
+      <w:pPr>
+        <w:ind w:left="720" w:hanging="360"/>
+      </w:pPr>
+      <w:rPr>
+        <w:rFonts w:ascii="Symbol" w:hAnsi="Symbol" w:hint="default"/>
+      </w:rPr>
+    </w:lvl>
+    <w:lvl w:ilvl="1" w:tplc="04100003" w:tentative="1">
+      <w:start w:val="1"/>
+      <w:numFmt w:val="bullet"/>
+      <w:lvlText w:val="o"/>
+      <w:lvlJc w:val="left"/>
+      <w:pPr>
+        <w:ind w:left="1440" w:hanging="360"/>
+      </w:pPr>
+      <w:rPr>
+        <w:rFonts w:ascii="Courier New" w:hAnsi="Courier New" w:cs="Courier New" w:hint="default"/>
+      </w:rPr>
+    </w:lvl>
+    <w:lvl w:ilvl="2" w:tplc="04100005" w:tentative="1">
+      <w:start w:val="1"/>
+      <w:numFmt w:val="bullet"/>
+      <w:lvlText w:val=""/>
+      <w:lvlJc w:val="left"/>
+      <w:pPr>
+        <w:ind w:left="2160" w:hanging="360"/>
+      </w:pPr>
+      <w:rPr>
+        <w:rFonts w:ascii="Wingdings" w:hAnsi="Wingdings" w:hint="default"/>
+      </w:rPr>
+    </w:lvl>
+    <w:lvl w:ilvl="3" w:tplc="04100001" w:tentative="1">
+      <w:start w:val="1"/>
+      <w:numFmt w:val="bullet"/>
+      <w:lvlText w:val=""/>
+      <w:lvlJc w:val="left"/>
+      <w:pPr>
+        <w:ind w:left="2880" w:hanging="360"/>
+      </w:pPr>
+      <w:rPr>
+        <w:rFonts w:ascii="Symbol" w:hAnsi="Symbol" w:hint="default"/>
+      </w:rPr>
+    </w:lvl>
+    <w:lvl w:ilvl="4" w:tplc="04100003" w:tentative="1">
+      <w:start w:val="1"/>
+      <w:numFmt w:val="bullet"/>
+      <w:lvlText w:val="o"/>
+      <w:lvlJc w:val="left"/>
+      <w:pPr>
+        <w:ind w:left="3600" w:hanging="360"/>
+      </w:pPr>
+      <w:rPr>
+        <w:rFonts w:ascii="Courier New" w:hAnsi="Courier New" w:cs="Courier New" w:hint="default"/>
+      </w:rPr>
+    </w:lvl>
+    <w:lvl w:ilvl="5" w:tplc="04100005" w:tentative="1">
+      <w:start w:val="1"/>
+      <w:numFmt w:val="bullet"/>
+      <w:lvlText w:val=""/>
+      <w:lvlJc w:val="left"/>
+      <w:pPr>
+        <w:ind w:left="4320" w:hanging="360"/>
+      </w:pPr>
+      <w:rPr>
+        <w:rFonts w:ascii="Wingdings" w:hAnsi="Wingdings" w:hint="default"/>
+      </w:rPr>
+    </w:lvl>
+    <w:lvl w:ilvl="6" w:tplc="04100001" w:tentative="1">
+      <w:start w:val="1"/>
+      <w:numFmt w:val="bullet"/>
+      <w:lvlText w:val=""/>
+      <w:lvlJc w:val="left"/>
+      <w:pPr>
+        <w:ind w:left="5040" w:hanging="360"/>
+      </w:pPr>
+      <w:rPr>
+        <w:rFonts w:ascii="Symbol" w:hAnsi="Symbol" w:hint="default"/>
+      </w:rPr>
+    </w:lvl>
+    <w:lvl w:ilvl="7" w:tplc="04100003" w:tentative="1">
+      <w:start w:val="1"/>
+      <w:numFmt w:val="bullet"/>
+      <w:lvlText w:val="o"/>
+      <w:lvlJc w:val="left"/>
+      <w:pPr>
+        <w:ind w:left="5760" w:hanging="360"/>
+      </w:pPr>
+      <w:rPr>
+        <w:rFonts w:ascii="Courier New" w:hAnsi="Courier New" w:cs="Courier New" w:hint="default"/>
+      </w:rPr>
+    </w:lvl>
+    <w:lvl w:ilvl="8" w:tplc="04100005" w:tentative="1">
+      <w:start w:val="1"/>
+      <w:numFmt w:val="bullet"/>
+      <w:lvlText w:val=""/>
+      <w:lvlJc w:val="left"/>
+      <w:pPr>
+        <w:ind w:left="6480" w:hanging="360"/>
+      </w:pPr>
+      <w:rPr>
+        <w:rFonts w:ascii="Wingdings" w:hAnsi="Wingdings" w:hint="default"/>
+      </w:rPr>
+    </w:lvl>
+  </w:abstractNum>
+  <w:abstractNum w:abstractNumId="7" w15:restartNumberingAfterBreak="0">
+    <w:nsid w:val="560F561B"/>
+    <w:multiLevelType w:val="hybridMultilevel"/>
+    <w:tmpl w:val="FE687232"/>
+    <w:lvl w:ilvl="0" w:tplc="04100001">
+      <w:start w:val="1"/>
+      <w:numFmt w:val="bullet"/>
+      <w:lvlText w:val=""/>
+      <w:lvlJc w:val="left"/>
+      <w:pPr>
+        <w:ind w:left="720" w:hanging="360"/>
+      </w:pPr>
+      <w:rPr>
+        <w:rFonts w:ascii="Symbol" w:hAnsi="Symbol" w:hint="default"/>
+      </w:rPr>
+    </w:lvl>
+    <w:lvl w:ilvl="1" w:tplc="04100003" w:tentative="1">
+      <w:start w:val="1"/>
+      <w:numFmt w:val="bullet"/>
+      <w:lvlText w:val="o"/>
+      <w:lvlJc w:val="left"/>
+      <w:pPr>
+        <w:ind w:left="1440" w:hanging="360"/>
+      </w:pPr>
+      <w:rPr>
+        <w:rFonts w:ascii="Courier New" w:hAnsi="Courier New" w:cs="Courier New" w:hint="default"/>
+      </w:rPr>
+    </w:lvl>
+    <w:lvl w:ilvl="2" w:tplc="04100005" w:tentative="1">
+      <w:start w:val="1"/>
+      <w:numFmt w:val="bullet"/>
+      <w:lvlText w:val=""/>
+      <w:lvlJc w:val="left"/>
+      <w:pPr>
+        <w:ind w:left="2160" w:hanging="360"/>
+      </w:pPr>
+      <w:rPr>
+        <w:rFonts w:ascii="Wingdings" w:hAnsi="Wingdings" w:hint="default"/>
+      </w:rPr>
+    </w:lvl>
+    <w:lvl w:ilvl="3" w:tplc="04100001" w:tentative="1">
+      <w:start w:val="1"/>
+      <w:numFmt w:val="bullet"/>
+      <w:lvlText w:val=""/>
+      <w:lvlJc w:val="left"/>
+      <w:pPr>
+        <w:ind w:left="2880" w:hanging="360"/>
+      </w:pPr>
+      <w:rPr>
+        <w:rFonts w:ascii="Symbol" w:hAnsi="Symbol" w:hint="default"/>
+      </w:rPr>
+    </w:lvl>
+    <w:lvl w:ilvl="4" w:tplc="04100003" w:tentative="1">
+      <w:start w:val="1"/>
+      <w:numFmt w:val="bullet"/>
+      <w:lvlText w:val="o"/>
+      <w:lvlJc w:val="left"/>
+      <w:pPr>
+        <w:ind w:left="3600" w:hanging="360"/>
+      </w:pPr>
+      <w:rPr>
+        <w:rFonts w:ascii="Courier New" w:hAnsi="Courier New" w:cs="Courier New" w:hint="default"/>
+      </w:rPr>
+    </w:lvl>
+    <w:lvl w:ilvl="5" w:tplc="04100005" w:tentative="1">
+      <w:start w:val="1"/>
+      <w:numFmt w:val="bullet"/>
+      <w:lvlText w:val=""/>
+      <w:lvlJc w:val="left"/>
+      <w:pPr>
+        <w:ind w:left="4320" w:hanging="360"/>
+      </w:pPr>
+      <w:rPr>
+        <w:rFonts w:ascii="Wingdings" w:hAnsi="Wingdings" w:hint="default"/>
+      </w:rPr>
+    </w:lvl>
+    <w:lvl w:ilvl="6" w:tplc="04100001" w:tentative="1">
+      <w:start w:val="1"/>
+      <w:numFmt w:val="bullet"/>
+      <w:lvlText w:val=""/>
+      <w:lvlJc w:val="left"/>
+      <w:pPr>
+        <w:ind w:left="5040" w:hanging="360"/>
+      </w:pPr>
+      <w:rPr>
+        <w:rFonts w:ascii="Symbol" w:hAnsi="Symbol" w:hint="default"/>
+      </w:rPr>
+    </w:lvl>
+    <w:lvl w:ilvl="7" w:tplc="04100003" w:tentative="1">
+      <w:start w:val="1"/>
+      <w:numFmt w:val="bullet"/>
+      <w:lvlText w:val="o"/>
+      <w:lvlJc w:val="left"/>
+      <w:pPr>
+        <w:ind w:left="5760" w:hanging="360"/>
+      </w:pPr>
+      <w:rPr>
+        <w:rFonts w:ascii="Courier New" w:hAnsi="Courier New" w:cs="Courier New" w:hint="default"/>
+      </w:rPr>
+    </w:lvl>
+    <w:lvl w:ilvl="8" w:tplc="04100005" w:tentative="1">
+      <w:start w:val="1"/>
+      <w:numFmt w:val="bullet"/>
+      <w:lvlText w:val=""/>
+      <w:lvlJc w:val="left"/>
+      <w:pPr>
+        <w:ind w:left="6480" w:hanging="360"/>
+      </w:pPr>
+      <w:rPr>
+        <w:rFonts w:ascii="Wingdings" w:hAnsi="Wingdings" w:hint="default"/>
+      </w:rPr>
+    </w:lvl>
+  </w:abstractNum>
+  <w:abstractNum w:abstractNumId="8" w15:restartNumberingAfterBreak="0">
+    <w:nsid w:val="5A1C2E28"/>
+    <w:multiLevelType w:val="hybridMultilevel"/>
+    <w:tmpl w:val="FC226582"/>
+    <w:lvl w:ilvl="0" w:tplc="0410000F">
+      <w:start w:val="1"/>
+      <w:numFmt w:val="decimal"/>
+      <w:lvlText w:val="%1."/>
+      <w:lvlJc w:val="left"/>
+      <w:pPr>
+        <w:ind w:left="720" w:hanging="360"/>
+      </w:pPr>
+    </w:lvl>
+    <w:lvl w:ilvl="1" w:tplc="04100019" w:tentative="1">
+      <w:start w:val="1"/>
+      <w:numFmt w:val="lowerLetter"/>
+      <w:lvlText w:val="%2."/>
+      <w:lvlJc w:val="left"/>
+      <w:pPr>
+        <w:ind w:left="1440" w:hanging="360"/>
+      </w:pPr>
+    </w:lvl>
+    <w:lvl w:ilvl="2" w:tplc="0410001B" w:tentative="1">
+      <w:start w:val="1"/>
+      <w:numFmt w:val="lowerRoman"/>
+      <w:lvlText w:val="%3."/>
+      <w:lvlJc w:val="right"/>
+      <w:pPr>
+        <w:ind w:left="2160" w:hanging="180"/>
+      </w:pPr>
+    </w:lvl>
+    <w:lvl w:ilvl="3" w:tplc="0410000F" w:tentative="1">
+      <w:start w:val="1"/>
+      <w:numFmt w:val="decimal"/>
+      <w:lvlText w:val="%4."/>
+      <w:lvlJc w:val="left"/>
+      <w:pPr>
+        <w:ind w:left="2880" w:hanging="360"/>
+      </w:pPr>
+    </w:lvl>
+    <w:lvl w:ilvl="4" w:tplc="04100019" w:tentative="1">
+      <w:start w:val="1"/>
+      <w:numFmt w:val="lowerLetter"/>
+      <w:lvlText w:val="%5."/>
+      <w:lvlJc w:val="left"/>
+      <w:pPr>
+        <w:ind w:left="3600" w:hanging="360"/>
+      </w:pPr>
+    </w:lvl>
+    <w:lvl w:ilvl="5" w:tplc="0410001B" w:tentative="1">
+      <w:start w:val="1"/>
+      <w:numFmt w:val="lowerRoman"/>
+      <w:lvlText w:val="%6."/>
+      <w:lvlJc w:val="right"/>
+      <w:pPr>
+        <w:ind w:left="4320" w:hanging="180"/>
+      </w:pPr>
+    </w:lvl>
+    <w:lvl w:ilvl="6" w:tplc="0410000F" w:tentative="1">
+      <w:start w:val="1"/>
+      <w:numFmt w:val="decimal"/>
+      <w:lvlText w:val="%7."/>
+      <w:lvlJc w:val="left"/>
+      <w:pPr>
+        <w:ind w:left="5040" w:hanging="360"/>
+      </w:pPr>
+    </w:lvl>
+    <w:lvl w:ilvl="7" w:tplc="04100019" w:tentative="1">
+      <w:start w:val="1"/>
+      <w:numFmt w:val="lowerLetter"/>
+      <w:lvlText w:val="%8."/>
+      <w:lvlJc w:val="left"/>
+      <w:pPr>
+        <w:ind w:left="5760" w:hanging="360"/>
+      </w:pPr>
+    </w:lvl>
+    <w:lvl w:ilvl="8" w:tplc="0410001B" w:tentative="1">
+      <w:start w:val="1"/>
+      <w:numFmt w:val="lowerRoman"/>
+      <w:lvlText w:val="%9."/>
+      <w:lvlJc w:val="right"/>
+      <w:pPr>
+        <w:ind w:left="6480" w:hanging="180"/>
+      </w:pPr>
+    </w:lvl>
+  </w:abstractNum>
+  <w:abstractNum w:abstractNumId="9" w15:restartNumberingAfterBreak="0">
+    <w:nsid w:val="642113FA"/>
+    <w:multiLevelType w:val="hybridMultilevel"/>
+    <w:tmpl w:val="1230407A"/>
+    <w:lvl w:ilvl="0" w:tplc="04100001">
+      <w:start w:val="1"/>
+      <w:numFmt w:val="bullet"/>
+      <w:lvlText w:val=""/>
+      <w:lvlJc w:val="left"/>
+      <w:pPr>
+        <w:ind w:left="720" w:hanging="360"/>
+      </w:pPr>
+      <w:rPr>
+        <w:rFonts w:ascii="Symbol" w:hAnsi="Symbol" w:hint="default"/>
+      </w:rPr>
+    </w:lvl>
+    <w:lvl w:ilvl="1" w:tplc="04100003" w:tentative="1">
+      <w:start w:val="1"/>
+      <w:numFmt w:val="bullet"/>
+      <w:lvlText w:val="o"/>
+      <w:lvlJc w:val="left"/>
+      <w:pPr>
+        <w:ind w:left="1440" w:hanging="360"/>
+      </w:pPr>
+      <w:rPr>
+        <w:rFonts w:ascii="Courier New" w:hAnsi="Courier New" w:cs="Courier New" w:hint="default"/>
+      </w:rPr>
+    </w:lvl>
+    <w:lvl w:ilvl="2" w:tplc="04100005" w:tentative="1">
+      <w:start w:val="1"/>
+      <w:numFmt w:val="bullet"/>
+      <w:lvlText w:val=""/>
+      <w:lvlJc w:val="left"/>
+      <w:pPr>
+        <w:ind w:left="2160" w:hanging="360"/>
+      </w:pPr>
+      <w:rPr>
+        <w:rFonts w:ascii="Wingdings" w:hAnsi="Wingdings" w:hint="default"/>
+      </w:rPr>
+    </w:lvl>
+    <w:lvl w:ilvl="3" w:tplc="04100001" w:tentative="1">
+      <w:start w:val="1"/>
+      <w:numFmt w:val="bullet"/>
+      <w:lvlText w:val=""/>
+      <w:lvlJc w:val="left"/>
+      <w:pPr>
+        <w:ind w:left="2880" w:hanging="360"/>
+      </w:pPr>
+      <w:rPr>
+        <w:rFonts w:ascii="Symbol" w:hAnsi="Symbol" w:hint="default"/>
+      </w:rPr>
+    </w:lvl>
+    <w:lvl w:ilvl="4" w:tplc="04100003" w:tentative="1">
+      <w:start w:val="1"/>
+      <w:numFmt w:val="bullet"/>
+      <w:lvlText w:val="o"/>
+      <w:lvlJc w:val="left"/>
+      <w:pPr>
+        <w:ind w:left="3600" w:hanging="360"/>
+      </w:pPr>
+      <w:rPr>
+        <w:rFonts w:ascii="Courier New" w:hAnsi="Courier New" w:cs="Courier New" w:hint="default"/>
+      </w:rPr>
+    </w:lvl>
+    <w:lvl w:ilvl="5" w:tplc="04100005" w:tentative="1">
+      <w:start w:val="1"/>
+      <w:numFmt w:val="bullet"/>
+      <w:lvlText w:val=""/>
+      <w:lvlJc w:val="left"/>
+      <w:pPr>
+        <w:ind w:left="4320" w:hanging="360"/>
+      </w:pPr>
+      <w:rPr>
+        <w:rFonts w:ascii="Wingdings" w:hAnsi="Wingdings" w:hint="default"/>
+      </w:rPr>
+    </w:lvl>
+    <w:lvl w:ilvl="6" w:tplc="04100001" w:tentative="1">
+      <w:start w:val="1"/>
+      <w:numFmt w:val="bullet"/>
+      <w:lvlText w:val=""/>
+      <w:lvlJc w:val="left"/>
+      <w:pPr>
+        <w:ind w:left="5040" w:hanging="360"/>
+      </w:pPr>
+      <w:rPr>
+        <w:rFonts w:ascii="Symbol" w:hAnsi="Symbol" w:hint="default"/>
+      </w:rPr>
+    </w:lvl>
+    <w:lvl w:ilvl="7" w:tplc="04100003" w:tentative="1">
+      <w:start w:val="1"/>
+      <w:numFmt w:val="bullet"/>
+      <w:lvlText w:val="o"/>
+      <w:lvlJc w:val="left"/>
+      <w:pPr>
+        <w:ind w:left="5760" w:hanging="360"/>
+      </w:pPr>
+      <w:rPr>
+        <w:rFonts w:ascii="Courier New" w:hAnsi="Courier New" w:cs="Courier New" w:hint="default"/>
+      </w:rPr>
+    </w:lvl>
+    <w:lvl w:ilvl="8" w:tplc="04100005" w:tentative="1">
+      <w:start w:val="1"/>
+      <w:numFmt w:val="bullet"/>
+      <w:lvlText w:val=""/>
+      <w:lvlJc w:val="left"/>
+      <w:pPr>
+        <w:ind w:left="6480" w:hanging="360"/>
+      </w:pPr>
+      <w:rPr>
+        <w:rFonts w:ascii="Wingdings" w:hAnsi="Wingdings" w:hint="default"/>
+      </w:rPr>
+    </w:lvl>
+  </w:abstractNum>
   <w:num w:numId="1" w16cid:durableId="739601253">
+    <w:abstractNumId w:val="7"/>
+  </w:num>
+  <w:num w:numId="2" w16cid:durableId="1987783871">
+    <w:abstractNumId w:val="8"/>
+  </w:num>
+  <w:num w:numId="3" w16cid:durableId="1453666155">
+    <w:abstractNumId w:val="6"/>
+  </w:num>
+  <w:num w:numId="4" w16cid:durableId="271785175">
     <w:abstractNumId w:val="3"/>
   </w:num>
-  <w:num w:numId="2" w16cid:durableId="1987783871">
+  <w:num w:numId="5" w16cid:durableId="2082091837">
+    <w:abstractNumId w:val="9"/>
+  </w:num>
+  <w:num w:numId="6" w16cid:durableId="1207448092">
+    <w:abstractNumId w:val="2"/>
+  </w:num>
+  <w:num w:numId="7" w16cid:durableId="222059294">
     <w:abstractNumId w:val="4"/>
   </w:num>
-  <w:num w:numId="3" w16cid:durableId="1453666155">
-    <w:abstractNumId w:val="2"/>
+  <w:num w:numId="8" w16cid:durableId="304050905">
+    <w:abstractNumId w:val="5"/>
   </w:num>
-  <w:num w:numId="4" w16cid:durableId="271785175">
+  <w:num w:numId="9" w16cid:durableId="1713532578">
     <w:abstractNumId w:val="1"/>
   </w:num>
-  <w:num w:numId="5" w16cid:durableId="2082091837">
-    <w:abstractNumId w:val="5"/>
-  </w:num>
-  <w:num w:numId="6" w16cid:durableId="1207448092">
+  <w:num w:numId="10" w16cid:durableId="1643076750">
     <w:abstractNumId w:val="0"/>
   </w:num>
 </w:numbering>
@@ -5691,7 +10008,7 @@
   <w:style w:type="paragraph" w:default="1" w:styleId="Normal">
     <w:name w:val="Normal"/>
     <w:qFormat/>
-    <w:rsid w:val="00125390"/>
+    <w:rsid w:val="00711FA1"/>
   </w:style>
   <w:style w:type="paragraph" w:styleId="Heading1">
     <w:name w:val="heading 1"/>
@@ -5894,7 +10211,6 @@
   <w:style w:type="character" w:default="1" w:styleId="DefaultParagraphFont">
     <w:name w:val="Default Paragraph Font"/>
     <w:uiPriority w:val="1"/>
-    <w:semiHidden/>
     <w:unhideWhenUsed/>
   </w:style>
   <w:style w:type="table" w:default="1" w:styleId="TableNormal">
@@ -6294,6 +10610,61 @@
     <w:uiPriority w:val="99"/>
     <w:rsid w:val="00536385"/>
   </w:style>
+  <w:style w:type="paragraph" w:styleId="TOC2">
+    <w:name w:val="toc 2"/>
+    <w:basedOn w:val="Normal"/>
+    <w:next w:val="Normal"/>
+    <w:autoRedefine/>
+    <w:uiPriority w:val="39"/>
+    <w:unhideWhenUsed/>
+    <w:rsid w:val="003D01A8"/>
+    <w:pPr>
+      <w:spacing w:after="100"/>
+      <w:ind w:left="220"/>
+    </w:pPr>
+  </w:style>
+  <w:style w:type="character" w:styleId="UnresolvedMention">
+    <w:name w:val="Unresolved Mention"/>
+    <w:basedOn w:val="DefaultParagraphFont"/>
+    <w:uiPriority w:val="99"/>
+    <w:semiHidden/>
+    <w:unhideWhenUsed/>
+    <w:rsid w:val="00154790"/>
+    <w:rPr>
+      <w:color w:val="605E5C"/>
+      <w:shd w:val="clear" w:color="auto" w:fill="E1DFDD"/>
+    </w:rPr>
+  </w:style>
+  <w:style w:type="paragraph" w:styleId="HTMLPreformatted">
+    <w:name w:val="HTML Preformatted"/>
+    <w:basedOn w:val="Normal"/>
+    <w:link w:val="HTMLPreformattedChar"/>
+    <w:uiPriority w:val="99"/>
+    <w:semiHidden/>
+    <w:unhideWhenUsed/>
+    <w:rsid w:val="00A27B8B"/>
+    <w:pPr>
+      <w:spacing w:after="0" w:line="240" w:lineRule="auto"/>
+    </w:pPr>
+    <w:rPr>
+      <w:rFonts w:ascii="Consolas" w:hAnsi="Consolas"/>
+      <w:sz w:val="20"/>
+      <w:szCs w:val="20"/>
+    </w:rPr>
+  </w:style>
+  <w:style w:type="character" w:customStyle="1" w:styleId="HTMLPreformattedChar">
+    <w:name w:val="HTML Preformatted Char"/>
+    <w:basedOn w:val="DefaultParagraphFont"/>
+    <w:link w:val="HTMLPreformatted"/>
+    <w:uiPriority w:val="99"/>
+    <w:semiHidden/>
+    <w:rsid w:val="00A27B8B"/>
+    <w:rPr>
+      <w:rFonts w:ascii="Consolas" w:hAnsi="Consolas"/>
+      <w:sz w:val="20"/>
+      <w:szCs w:val="20"/>
+    </w:rPr>
+  </w:style>
 </w:styles>
 </file>
 
@@ -6376,6 +10747,13 @@
     <w:pitch w:val="variable"/>
     <w:sig w:usb0="20000287" w:usb1="00000003" w:usb2="00000000" w:usb3="00000000" w:csb0="0000019F" w:csb1="00000000"/>
   </w:font>
+  <w:font w:name="Consolas">
+    <w:panose1 w:val="020B0609020204030204"/>
+    <w:charset w:val="00"/>
+    <w:family w:val="modern"/>
+    <w:pitch w:val="fixed"/>
+    <w:sig w:usb0="E00006FF" w:usb1="0000FCFF" w:usb2="00000001" w:usb3="00000000" w:csb0="0000019F" w:csb1="00000000"/>
+  </w:font>
   <w:font w:name="Baguet Script">
     <w:charset w:val="00"/>
     <w:family w:val="auto"/>
@@ -6409,7 +10787,9 @@
   </w:compat>
   <w:rsids>
     <w:rsidRoot w:val="0094198F"/>
-    <w:rsid w:val="002A6ABE"/>
+    <w:rsid w:val="003F11D2"/>
+    <w:rsid w:val="00405FCF"/>
+    <w:rsid w:val="00444089"/>
     <w:rsid w:val="005805A2"/>
     <w:rsid w:val="0094198F"/>
     <w:rsid w:val="00B20447"/>

--- a/docs/Euterpe guida utente.docx
+++ b/docs/Euterpe guida utente.docx
@@ -181,7 +181,23 @@
           <w:sz w:val="24"/>
           <w:szCs w:val="24"/>
         </w:rPr>
-        <w:t>1.5</w:t>
+        <w:t>5</w:t>
+      </w:r>
+      <w:r>
+        <w:rPr>
+          <w:rFonts w:ascii="Baguet Script" w:hAnsi="Baguet Script"/>
+          <w:sz w:val="24"/>
+          <w:szCs w:val="24"/>
+        </w:rPr>
+        <w:t>.</w:t>
+      </w:r>
+      <w:r>
+        <w:rPr>
+          <w:rFonts w:ascii="Baguet Script" w:hAnsi="Baguet Script"/>
+          <w:sz w:val="24"/>
+          <w:szCs w:val="24"/>
+        </w:rPr>
+        <w:t>0</w:t>
       </w:r>
     </w:p>
     <w:p>
@@ -1731,8 +1747,8 @@
         <w:lastRenderedPageBreak/>
         <w:t>Introduzione</w:t>
       </w:r>
+      <w:bookmarkEnd w:id="1"/>
       <w:bookmarkEnd w:id="0"/>
-      <w:bookmarkEnd w:id="1"/>
     </w:p>
     <w:p>
       <w:pPr>
@@ -2254,14 +2270,7 @@
           <w:rFonts w:ascii="Times New Roman" w:hAnsi="Times New Roman" w:cs="Times New Roman"/>
           <w:kern w:val="0"/>
         </w:rPr>
-        <w:t xml:space="preserve">Riconoscere il brano in riproduzione </w:t>
-      </w:r>
-      <w:r>
-        <w:rPr>
-          <w:rFonts w:ascii="Times New Roman" w:hAnsi="Times New Roman" w:cs="Times New Roman"/>
-          <w:kern w:val="0"/>
-        </w:rPr>
-        <w:t xml:space="preserve">(viene utilizzato Shazam </w:t>
+        <w:t xml:space="preserve">Riconoscere il brano in riproduzione (viene utilizzato Shazam </w:t>
       </w:r>
       <w:r>
         <w:rPr>
@@ -5367,21 +5376,7 @@
           <w:rFonts w:ascii="Times New Roman" w:hAnsi="Times New Roman" w:cs="Times New Roman"/>
           <w:kern w:val="0"/>
         </w:rPr>
-        <w:t xml:space="preserve">Quando si </w:t>
-      </w:r>
-      <w:r>
-        <w:rPr>
-          <w:rFonts w:ascii="Times New Roman" w:hAnsi="Times New Roman" w:cs="Times New Roman"/>
-          <w:kern w:val="0"/>
-        </w:rPr>
-        <w:t>attiva la riproduzione Euterpe passa</w:t>
-      </w:r>
-      <w:r>
-        <w:rPr>
-          <w:rFonts w:ascii="Times New Roman" w:hAnsi="Times New Roman" w:cs="Times New Roman"/>
-          <w:kern w:val="0"/>
-        </w:rPr>
-        <w:t xml:space="preserve"> automaticamente alla schermata riproduzione.</w:t>
+        <w:t>Quando si attiva la riproduzione Euterpe passa automaticamente alla schermata riproduzione.</w:t>
       </w:r>
     </w:p>
     <w:p>
@@ -5800,28 +5795,7 @@
           <w:rFonts w:ascii="Times New Roman" w:hAnsi="Times New Roman" w:cs="Times New Roman"/>
           <w:kern w:val="0"/>
         </w:rPr>
-        <w:t xml:space="preserve">Nell’ultima colonna </w:t>
-      </w:r>
-      <w:r>
-        <w:rPr>
-          <w:rFonts w:ascii="Times New Roman" w:hAnsi="Times New Roman" w:cs="Times New Roman"/>
-          <w:kern w:val="0"/>
-        </w:rPr>
-        <w:t xml:space="preserve">della tabella prodotta a seguito di una ricerca </w:t>
-      </w:r>
-      <w:r>
-        <w:rPr>
-          <w:rFonts w:ascii="Times New Roman" w:hAnsi="Times New Roman" w:cs="Times New Roman"/>
-          <w:kern w:val="0"/>
-        </w:rPr>
-        <w:t xml:space="preserve">troviamo l’icona play </w:t>
-      </w:r>
-      <w:r>
-        <w:rPr>
-          <w:rFonts w:ascii="Times New Roman" w:hAnsi="Times New Roman" w:cs="Times New Roman"/>
-          <w:kern w:val="0"/>
-        </w:rPr>
-        <w:t>premendola questa viene attivata</w:t>
+        <w:t>Nell’ultima colonna della tabella prodotta a seguito di una ricerca troviamo l’icona play premendola questa viene attivata</w:t>
       </w:r>
     </w:p>
     <w:p>
@@ -7370,13 +7344,7 @@
         <w:t xml:space="preserve"> - </w:t>
       </w:r>
       <w:r>
-        <w:t xml:space="preserve"> aiff'</w:t>
-      </w:r>
-      <w:r>
-        <w:t xml:space="preserve"> </w:t>
-      </w:r>
-      <w:r>
-        <w:t>Audio Interchange File Format</w:t>
+        <w:t xml:space="preserve"> aiff' Audio Interchange File Format</w:t>
       </w:r>
       <w:r>
         <w:t xml:space="preserve"> </w:t>
@@ -7397,13 +7365,7 @@
         </w:numPr>
       </w:pPr>
       <w:r>
-        <w:t xml:space="preserve"> flac</w:t>
-      </w:r>
-      <w:r>
-        <w:t xml:space="preserve">, </w:t>
-      </w:r>
-      <w:r>
-        <w:t>Free Lossless Audio Codec</w:t>
+        <w:t xml:space="preserve"> flac, Free Lossless Audio Codec</w:t>
       </w:r>
       <w:r>
         <w:t xml:space="preserve"> </w:t>
@@ -7442,10 +7404,7 @@
         <w:t>av</w:t>
       </w:r>
       <w:r>
-        <w:t xml:space="preserve">, </w:t>
-      </w:r>
-      <w:r>
-        <w:t>Waveform Audio File Format)è uno</w:t>
+        <w:t>, Waveform Audio File Format)è uno</w:t>
       </w:r>
       <w:r>
         <w:t xml:space="preserve"> </w:t>
@@ -7469,13 +7428,7 @@
         </w:numPr>
       </w:pPr>
       <w:r>
-        <w:t>m4a</w:t>
-      </w:r>
-      <w:r>
-        <w:t xml:space="preserve">, </w:t>
-      </w:r>
-      <w:r>
-        <w:t>file audio compresso, basato sullo standard MPEG-4 Audio, sviluppato da Apple per archiviare musica e audiolibri</w:t>
+        <w:t>m4a, file audio compresso, basato sullo standard MPEG-4 Audio, sviluppato da Apple per archiviare musica e audiolibri</w:t>
       </w:r>
     </w:p>
     <w:p>
@@ -7486,16 +7439,16 @@
         <mc:AlternateContent>
           <mc:Choice Requires="wps">
             <w:drawing>
-              <wp:anchor distT="45720" distB="45720" distL="114300" distR="114300" simplePos="0" relativeHeight="251682816" behindDoc="0" locked="0" layoutInCell="1" allowOverlap="1" wp14:anchorId="1CE961FF" wp14:editId="31552FDC">
+              <wp:anchor distT="45720" distB="45720" distL="114300" distR="114300" simplePos="0" relativeHeight="251682816" behindDoc="0" locked="0" layoutInCell="1" allowOverlap="1" wp14:anchorId="1CE961FF" wp14:editId="7C00CC50">
                 <wp:simplePos x="0" y="0"/>
                 <wp:positionH relativeFrom="margin">
-                  <wp:align>center</wp:align>
+                  <wp:posOffset>294198</wp:posOffset>
                 </wp:positionH>
                 <wp:positionV relativeFrom="paragraph">
-                  <wp:posOffset>407753</wp:posOffset>
+                  <wp:posOffset>462694</wp:posOffset>
                 </wp:positionV>
-                <wp:extent cx="5605145" cy="3148330"/>
-                <wp:effectExtent l="0" t="0" r="14605" b="13970"/>
+                <wp:extent cx="5979160" cy="3355340"/>
+                <wp:effectExtent l="0" t="0" r="21590" b="16510"/>
                 <wp:wrapTopAndBottom/>
                 <wp:docPr id="57634593" name="Casella di testo 2"/>
                 <wp:cNvGraphicFramePr>
@@ -7510,7 +7463,7 @@
                       <wps:spPr bwMode="auto">
                         <a:xfrm>
                           <a:off x="0" y="0"/>
-                          <a:ext cx="5605145" cy="3148330"/>
+                          <a:ext cx="5979160" cy="3355340"/>
                         </a:xfrm>
                         <a:prstGeom prst="rect">
                           <a:avLst/>
@@ -7539,9 +7492,9 @@
                                 <w:noProof/>
                               </w:rPr>
                               <w:drawing>
-                                <wp:inline distT="0" distB="0" distL="0" distR="0" wp14:anchorId="0574C859" wp14:editId="05C410DA">
-                                  <wp:extent cx="5364000" cy="2970000"/>
-                                  <wp:effectExtent l="0" t="0" r="8255" b="1905"/>
+                                <wp:inline distT="0" distB="0" distL="0" distR="0" wp14:anchorId="0574C859" wp14:editId="373DA6F8">
+                                  <wp:extent cx="5799600" cy="3211200"/>
+                                  <wp:effectExtent l="0" t="0" r="0" b="8255"/>
                                   <wp:docPr id="1150032360" name="Picture 1" descr="A screenshot of a computer&#10;&#10;AI-generated content may be incorrect."/>
                                   <wp:cNvGraphicFramePr>
                                     <a:graphicFrameLocks xmlns:a="http://schemas.openxmlformats.org/drawingml/2006/main" noChangeAspect="1"/>
@@ -7562,7 +7515,7 @@
                                         <pic:spPr>
                                           <a:xfrm>
                                             <a:off x="0" y="0"/>
-                                            <a:ext cx="5364000" cy="2970000"/>
+                                            <a:ext cx="5799600" cy="3211200"/>
                                           </a:xfrm>
                                           <a:prstGeom prst="rect">
                                             <a:avLst/>
@@ -7594,7 +7547,7 @@
           </mc:Choice>
           <mc:Fallback>
             <w:pict>
-              <v:shape w14:anchorId="1CE961FF" id="_x0000_s1037" type="#_x0000_t202" style="position:absolute;margin-left:0;margin-top:32.1pt;width:441.35pt;height:247.9pt;z-index:251682816;visibility:visible;mso-wrap-style:square;mso-width-percent:0;mso-height-percent:0;mso-wrap-distance-left:9pt;mso-wrap-distance-top:3.6pt;mso-wrap-distance-right:9pt;mso-wrap-distance-bottom:3.6pt;mso-position-horizontal:center;mso-position-horizontal-relative:margin;mso-position-vertical:absolute;mso-position-vertical-relative:text;mso-width-percent:0;mso-height-percent:0;mso-width-relative:margin;mso-height-relative:margin;v-text-anchor:top" o:gfxdata="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">
+              <v:shape w14:anchorId="1CE961FF" id="_x0000_s1037" type="#_x0000_t202" style="position:absolute;margin-left:23.15pt;margin-top:36.45pt;width:470.8pt;height:264.2pt;z-index:251682816;visibility:visible;mso-wrap-style:square;mso-width-percent:0;mso-height-percent:0;mso-wrap-distance-left:9pt;mso-wrap-distance-top:3.6pt;mso-wrap-distance-right:9pt;mso-wrap-distance-bottom:3.6pt;mso-position-horizontal:absolute;mso-position-horizontal-relative:margin;mso-position-vertical:absolute;mso-position-vertical-relative:text;mso-width-percent:0;mso-height-percent:0;mso-width-relative:margin;mso-height-relative:margin;v-text-anchor:top" o:gfxdata="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">
                 <v:textbox>
                   <w:txbxContent>
                     <w:p>
@@ -7607,9 +7560,9 @@
                           <w:noProof/>
                         </w:rPr>
                         <w:drawing>
-                          <wp:inline distT="0" distB="0" distL="0" distR="0" wp14:anchorId="0574C859" wp14:editId="05C410DA">
-                            <wp:extent cx="5364000" cy="2970000"/>
-                            <wp:effectExtent l="0" t="0" r="8255" b="1905"/>
+                          <wp:inline distT="0" distB="0" distL="0" distR="0" wp14:anchorId="0574C859" wp14:editId="373DA6F8">
+                            <wp:extent cx="5799600" cy="3211200"/>
+                            <wp:effectExtent l="0" t="0" r="0" b="8255"/>
                             <wp:docPr id="1150032360" name="Picture 1" descr="A screenshot of a computer&#10;&#10;AI-generated content may be incorrect."/>
                             <wp:cNvGraphicFramePr>
                               <a:graphicFrameLocks xmlns:a="http://schemas.openxmlformats.org/drawingml/2006/main" noChangeAspect="1"/>
@@ -7630,7 +7583,7 @@
                                   <pic:spPr>
                                     <a:xfrm>
                                       <a:off x="0" y="0"/>
-                                      <a:ext cx="5364000" cy="2970000"/>
+                                      <a:ext cx="5799600" cy="3211200"/>
                                     </a:xfrm>
                                     <a:prstGeom prst="rect">
                                       <a:avLst/>
@@ -7654,7 +7607,7 @@
     </w:p>
     <w:p>
       <w:r>
-        <w:t>Nella barra superiore troviamo la cartella selezionata per l’importazione che possiamo cambiare impostandola dalla box che si attiva facendo clic sul bottone “Scegli cartella”.</w:t>
+        <w:t>Nella barra superiore troviamo la cartella selezionata per l’importazione che possiamo cambiare impostandola facendo clic sul bottone “Scegli cartella”.</w:t>
       </w:r>
     </w:p>
     <w:p>
@@ -7710,23 +7663,130 @@
         <w:t>Genere</w:t>
       </w:r>
     </w:p>
+    <w:p>
+      <w:r>
+        <w:lastRenderedPageBreak/>
+        <w:t>Il bottone “</w:t>
+      </w:r>
+      <w:r>
+        <w:rPr>
+          <w:i/>
+          <w:iCs/>
+        </w:rPr>
+        <w:t>Applica info globali</w:t>
+      </w:r>
+      <w:r>
+        <w:t>” permette di assegnare a tutte le tracce i valori impostati nelle caselle globali. Saranno impostati solo quei campi in cui il valore è stato digitato, quindi se un campo rimane vuoto la corrispondente colonna della tabella non verrà alterata. Le colonne</w:t>
+      </w:r>
+    </w:p>
+    <w:p>
+      <w:pPr>
+        <w:pStyle w:val="ListParagraph"/>
+        <w:numPr>
+          <w:ilvl w:val="0"/>
+          <w:numId w:val="11"/>
+        </w:numPr>
+      </w:pPr>
+      <w:r>
+        <w:t>Titolo</w:t>
+      </w:r>
+    </w:p>
+    <w:p>
+      <w:pPr>
+        <w:pStyle w:val="ListParagraph"/>
+        <w:numPr>
+          <w:ilvl w:val="0"/>
+          <w:numId w:val="11"/>
+        </w:numPr>
+      </w:pPr>
+      <w:r>
+        <w:t>Artista</w:t>
+      </w:r>
+    </w:p>
+    <w:p>
+      <w:pPr>
+        <w:pStyle w:val="ListParagraph"/>
+        <w:numPr>
+          <w:ilvl w:val="0"/>
+          <w:numId w:val="11"/>
+        </w:numPr>
+      </w:pPr>
+      <w:r>
+        <w:t>Album</w:t>
+      </w:r>
+    </w:p>
+    <w:p>
+      <w:pPr>
+        <w:pStyle w:val="ListParagraph"/>
+        <w:numPr>
+          <w:ilvl w:val="0"/>
+          <w:numId w:val="11"/>
+        </w:numPr>
+      </w:pPr>
+      <w:r>
+        <w:t>Anno</w:t>
+      </w:r>
+    </w:p>
+    <w:p>
+      <w:pPr>
+        <w:pStyle w:val="ListParagraph"/>
+        <w:numPr>
+          <w:ilvl w:val="0"/>
+          <w:numId w:val="11"/>
+        </w:numPr>
+      </w:pPr>
+      <w:r>
+        <w:t>Genere</w:t>
+      </w:r>
+    </w:p>
+    <w:p>
+      <w:pPr>
+        <w:pStyle w:val="ListParagraph"/>
+        <w:numPr>
+          <w:ilvl w:val="0"/>
+          <w:numId w:val="11"/>
+        </w:numPr>
+      </w:pPr>
+      <w:r>
+        <w:t>Traccia</w:t>
+      </w:r>
+    </w:p>
+    <w:p>
+      <w:r>
+        <w:t>Possono essere modificato puntualmente facendo doppio clic sulla casella di cui si desidera cambiare il valore.</w:t>
+      </w:r>
+    </w:p>
+    <w:p>
+      <w:r>
+        <w:t>Se è presente una copertina questa viene visualizzata nell’apposito riquadro.</w:t>
+      </w:r>
+    </w:p>
+    <w:p>
+      <w:r>
+        <w:t>È possibile assegnare una copertina selezionandola da file (si preme il bottone da file e si sceglie il file desiderato), o prelevandola dalla clipboard (si preme il bottone da clipboard). In entrambi i casi la dimensione dell’immagine verrà ottimizzata. Il bottone elimina copertina permette di eliminarla.</w:t>
+      </w:r>
+    </w:p>
+    <w:p>
+      <w:r>
+        <w:t>Nell’ultima riga della finestra sono presenti i comandi per la conversione che permettono di scegliere il bitrate secondo valori prestabiliti che vanno da 128 a 320 Kbit/sec. La cartella in cui scaricare i file convertiti ed infine il bottone per avviare la conversione.</w:t>
+      </w:r>
+    </w:p>
+    <w:p>
+      <w:pPr>
+        <w:pStyle w:val="Heading2"/>
+      </w:pPr>
+      <w:bookmarkStart w:id="17" w:name="_Toc214356865"/>
+      <w:r>
+        <w:t>CD ripper</w:t>
+      </w:r>
+      <w:bookmarkEnd w:id="17"/>
+    </w:p>
+    <w:p>
+      <w:r>
+        <w:t>Permette di trasformare in file MP3 il contenuto di un CD musicale</w:t>
+      </w:r>
+    </w:p>
     <w:p/>
-    <w:p/>
-    <w:p>
-      <w:pPr>
-        <w:pStyle w:val="Heading2"/>
-      </w:pPr>
-      <w:bookmarkStart w:id="17" w:name="_Toc214356865"/>
-      <w:r>
-        <w:t>CD ripper</w:t>
-      </w:r>
-      <w:bookmarkEnd w:id="17"/>
-    </w:p>
-    <w:p>
-      <w:r>
-        <w:t>Permette di trasformare in file MP3 il contenuto di un CD musicale</w:t>
-      </w:r>
-    </w:p>
     <w:p>
       <w:pPr>
         <w:pStyle w:val="Heading2"/>
@@ -7941,6 +8001,7 @@
       </w:pPr>
       <w:bookmarkStart w:id="19" w:name="_Toc214356867"/>
       <w:r>
+        <w:lastRenderedPageBreak/>
         <w:t>Sincronizza</w:t>
       </w:r>
       <w:bookmarkEnd w:id="19"/>
@@ -7956,7 +8017,6 @@
       </w:pPr>
       <w:bookmarkStart w:id="20" w:name="_Toc214356868"/>
       <w:r>
-        <w:lastRenderedPageBreak/>
         <w:t>Informazioni</w:t>
       </w:r>
       <w:bookmarkEnd w:id="20"/>
@@ -8342,6 +8402,7 @@
           <w:dataBinding w:prefixMappings="xmlns:ns0='http://purl.org/dc/elements/1.1/' xmlns:ns1='http://schemas.openxmlformats.org/package/2006/metadata/core-properties' " w:xpath="/ns1:coreProperties[1]/ns0:creator[1]" w:storeItemID="{6C3C8BC8-F283-45AE-878A-BAB7291924A1}"/>
           <w:text/>
         </w:sdtPr>
+        <w:sdtEndPr/>
         <w:sdtContent>
           <w:tc>
             <w:tcPr>
@@ -9377,95 +9438,9 @@
     </w:lvl>
   </w:abstractNum>
   <w:abstractNum w:abstractNumId="8" w15:restartNumberingAfterBreak="0">
-    <w:nsid w:val="5A1C2E28"/>
+    <w:nsid w:val="5A0959D7"/>
     <w:multiLevelType w:val="hybridMultilevel"/>
-    <w:tmpl w:val="FC226582"/>
-    <w:lvl w:ilvl="0" w:tplc="0410000F">
-      <w:start w:val="1"/>
-      <w:numFmt w:val="decimal"/>
-      <w:lvlText w:val="%1."/>
-      <w:lvlJc w:val="left"/>
-      <w:pPr>
-        <w:ind w:left="720" w:hanging="360"/>
-      </w:pPr>
-    </w:lvl>
-    <w:lvl w:ilvl="1" w:tplc="04100019" w:tentative="1">
-      <w:start w:val="1"/>
-      <w:numFmt w:val="lowerLetter"/>
-      <w:lvlText w:val="%2."/>
-      <w:lvlJc w:val="left"/>
-      <w:pPr>
-        <w:ind w:left="1440" w:hanging="360"/>
-      </w:pPr>
-    </w:lvl>
-    <w:lvl w:ilvl="2" w:tplc="0410001B" w:tentative="1">
-      <w:start w:val="1"/>
-      <w:numFmt w:val="lowerRoman"/>
-      <w:lvlText w:val="%3."/>
-      <w:lvlJc w:val="right"/>
-      <w:pPr>
-        <w:ind w:left="2160" w:hanging="180"/>
-      </w:pPr>
-    </w:lvl>
-    <w:lvl w:ilvl="3" w:tplc="0410000F" w:tentative="1">
-      <w:start w:val="1"/>
-      <w:numFmt w:val="decimal"/>
-      <w:lvlText w:val="%4."/>
-      <w:lvlJc w:val="left"/>
-      <w:pPr>
-        <w:ind w:left="2880" w:hanging="360"/>
-      </w:pPr>
-    </w:lvl>
-    <w:lvl w:ilvl="4" w:tplc="04100019" w:tentative="1">
-      <w:start w:val="1"/>
-      <w:numFmt w:val="lowerLetter"/>
-      <w:lvlText w:val="%5."/>
-      <w:lvlJc w:val="left"/>
-      <w:pPr>
-        <w:ind w:left="3600" w:hanging="360"/>
-      </w:pPr>
-    </w:lvl>
-    <w:lvl w:ilvl="5" w:tplc="0410001B" w:tentative="1">
-      <w:start w:val="1"/>
-      <w:numFmt w:val="lowerRoman"/>
-      <w:lvlText w:val="%6."/>
-      <w:lvlJc w:val="right"/>
-      <w:pPr>
-        <w:ind w:left="4320" w:hanging="180"/>
-      </w:pPr>
-    </w:lvl>
-    <w:lvl w:ilvl="6" w:tplc="0410000F" w:tentative="1">
-      <w:start w:val="1"/>
-      <w:numFmt w:val="decimal"/>
-      <w:lvlText w:val="%7."/>
-      <w:lvlJc w:val="left"/>
-      <w:pPr>
-        <w:ind w:left="5040" w:hanging="360"/>
-      </w:pPr>
-    </w:lvl>
-    <w:lvl w:ilvl="7" w:tplc="04100019" w:tentative="1">
-      <w:start w:val="1"/>
-      <w:numFmt w:val="lowerLetter"/>
-      <w:lvlText w:val="%8."/>
-      <w:lvlJc w:val="left"/>
-      <w:pPr>
-        <w:ind w:left="5760" w:hanging="360"/>
-      </w:pPr>
-    </w:lvl>
-    <w:lvl w:ilvl="8" w:tplc="0410001B" w:tentative="1">
-      <w:start w:val="1"/>
-      <w:numFmt w:val="lowerRoman"/>
-      <w:lvlText w:val="%9."/>
-      <w:lvlJc w:val="right"/>
-      <w:pPr>
-        <w:ind w:left="6480" w:hanging="180"/>
-      </w:pPr>
-    </w:lvl>
-  </w:abstractNum>
-  <w:abstractNum w:abstractNumId="9" w15:restartNumberingAfterBreak="0">
-    <w:nsid w:val="642113FA"/>
-    <w:multiLevelType w:val="hybridMultilevel"/>
-    <w:tmpl w:val="1230407A"/>
+    <w:tmpl w:val="C7BE6F08"/>
     <w:lvl w:ilvl="0" w:tplc="04100001">
       <w:start w:val="1"/>
       <w:numFmt w:val="bullet"/>
@@ -9575,11 +9550,210 @@
       </w:rPr>
     </w:lvl>
   </w:abstractNum>
+  <w:abstractNum w:abstractNumId="9" w15:restartNumberingAfterBreak="0">
+    <w:nsid w:val="5A1C2E28"/>
+    <w:multiLevelType w:val="hybridMultilevel"/>
+    <w:tmpl w:val="FC226582"/>
+    <w:lvl w:ilvl="0" w:tplc="0410000F">
+      <w:start w:val="1"/>
+      <w:numFmt w:val="decimal"/>
+      <w:lvlText w:val="%1."/>
+      <w:lvlJc w:val="left"/>
+      <w:pPr>
+        <w:ind w:left="720" w:hanging="360"/>
+      </w:pPr>
+    </w:lvl>
+    <w:lvl w:ilvl="1" w:tplc="04100019" w:tentative="1">
+      <w:start w:val="1"/>
+      <w:numFmt w:val="lowerLetter"/>
+      <w:lvlText w:val="%2."/>
+      <w:lvlJc w:val="left"/>
+      <w:pPr>
+        <w:ind w:left="1440" w:hanging="360"/>
+      </w:pPr>
+    </w:lvl>
+    <w:lvl w:ilvl="2" w:tplc="0410001B" w:tentative="1">
+      <w:start w:val="1"/>
+      <w:numFmt w:val="lowerRoman"/>
+      <w:lvlText w:val="%3."/>
+      <w:lvlJc w:val="right"/>
+      <w:pPr>
+        <w:ind w:left="2160" w:hanging="180"/>
+      </w:pPr>
+    </w:lvl>
+    <w:lvl w:ilvl="3" w:tplc="0410000F" w:tentative="1">
+      <w:start w:val="1"/>
+      <w:numFmt w:val="decimal"/>
+      <w:lvlText w:val="%4."/>
+      <w:lvlJc w:val="left"/>
+      <w:pPr>
+        <w:ind w:left="2880" w:hanging="360"/>
+      </w:pPr>
+    </w:lvl>
+    <w:lvl w:ilvl="4" w:tplc="04100019" w:tentative="1">
+      <w:start w:val="1"/>
+      <w:numFmt w:val="lowerLetter"/>
+      <w:lvlText w:val="%5."/>
+      <w:lvlJc w:val="left"/>
+      <w:pPr>
+        <w:ind w:left="3600" w:hanging="360"/>
+      </w:pPr>
+    </w:lvl>
+    <w:lvl w:ilvl="5" w:tplc="0410001B" w:tentative="1">
+      <w:start w:val="1"/>
+      <w:numFmt w:val="lowerRoman"/>
+      <w:lvlText w:val="%6."/>
+      <w:lvlJc w:val="right"/>
+      <w:pPr>
+        <w:ind w:left="4320" w:hanging="180"/>
+      </w:pPr>
+    </w:lvl>
+    <w:lvl w:ilvl="6" w:tplc="0410000F" w:tentative="1">
+      <w:start w:val="1"/>
+      <w:numFmt w:val="decimal"/>
+      <w:lvlText w:val="%7."/>
+      <w:lvlJc w:val="left"/>
+      <w:pPr>
+        <w:ind w:left="5040" w:hanging="360"/>
+      </w:pPr>
+    </w:lvl>
+    <w:lvl w:ilvl="7" w:tplc="04100019" w:tentative="1">
+      <w:start w:val="1"/>
+      <w:numFmt w:val="lowerLetter"/>
+      <w:lvlText w:val="%8."/>
+      <w:lvlJc w:val="left"/>
+      <w:pPr>
+        <w:ind w:left="5760" w:hanging="360"/>
+      </w:pPr>
+    </w:lvl>
+    <w:lvl w:ilvl="8" w:tplc="0410001B" w:tentative="1">
+      <w:start w:val="1"/>
+      <w:numFmt w:val="lowerRoman"/>
+      <w:lvlText w:val="%9."/>
+      <w:lvlJc w:val="right"/>
+      <w:pPr>
+        <w:ind w:left="6480" w:hanging="180"/>
+      </w:pPr>
+    </w:lvl>
+  </w:abstractNum>
+  <w:abstractNum w:abstractNumId="10" w15:restartNumberingAfterBreak="0">
+    <w:nsid w:val="642113FA"/>
+    <w:multiLevelType w:val="hybridMultilevel"/>
+    <w:tmpl w:val="1230407A"/>
+    <w:lvl w:ilvl="0" w:tplc="04100001">
+      <w:start w:val="1"/>
+      <w:numFmt w:val="bullet"/>
+      <w:lvlText w:val=""/>
+      <w:lvlJc w:val="left"/>
+      <w:pPr>
+        <w:ind w:left="720" w:hanging="360"/>
+      </w:pPr>
+      <w:rPr>
+        <w:rFonts w:ascii="Symbol" w:hAnsi="Symbol" w:hint="default"/>
+      </w:rPr>
+    </w:lvl>
+    <w:lvl w:ilvl="1" w:tplc="04100003" w:tentative="1">
+      <w:start w:val="1"/>
+      <w:numFmt w:val="bullet"/>
+      <w:lvlText w:val="o"/>
+      <w:lvlJc w:val="left"/>
+      <w:pPr>
+        <w:ind w:left="1440" w:hanging="360"/>
+      </w:pPr>
+      <w:rPr>
+        <w:rFonts w:ascii="Courier New" w:hAnsi="Courier New" w:cs="Courier New" w:hint="default"/>
+      </w:rPr>
+    </w:lvl>
+    <w:lvl w:ilvl="2" w:tplc="04100005" w:tentative="1">
+      <w:start w:val="1"/>
+      <w:numFmt w:val="bullet"/>
+      <w:lvlText w:val=""/>
+      <w:lvlJc w:val="left"/>
+      <w:pPr>
+        <w:ind w:left="2160" w:hanging="360"/>
+      </w:pPr>
+      <w:rPr>
+        <w:rFonts w:ascii="Wingdings" w:hAnsi="Wingdings" w:hint="default"/>
+      </w:rPr>
+    </w:lvl>
+    <w:lvl w:ilvl="3" w:tplc="04100001" w:tentative="1">
+      <w:start w:val="1"/>
+      <w:numFmt w:val="bullet"/>
+      <w:lvlText w:val=""/>
+      <w:lvlJc w:val="left"/>
+      <w:pPr>
+        <w:ind w:left="2880" w:hanging="360"/>
+      </w:pPr>
+      <w:rPr>
+        <w:rFonts w:ascii="Symbol" w:hAnsi="Symbol" w:hint="default"/>
+      </w:rPr>
+    </w:lvl>
+    <w:lvl w:ilvl="4" w:tplc="04100003" w:tentative="1">
+      <w:start w:val="1"/>
+      <w:numFmt w:val="bullet"/>
+      <w:lvlText w:val="o"/>
+      <w:lvlJc w:val="left"/>
+      <w:pPr>
+        <w:ind w:left="3600" w:hanging="360"/>
+      </w:pPr>
+      <w:rPr>
+        <w:rFonts w:ascii="Courier New" w:hAnsi="Courier New" w:cs="Courier New" w:hint="default"/>
+      </w:rPr>
+    </w:lvl>
+    <w:lvl w:ilvl="5" w:tplc="04100005" w:tentative="1">
+      <w:start w:val="1"/>
+      <w:numFmt w:val="bullet"/>
+      <w:lvlText w:val=""/>
+      <w:lvlJc w:val="left"/>
+      <w:pPr>
+        <w:ind w:left="4320" w:hanging="360"/>
+      </w:pPr>
+      <w:rPr>
+        <w:rFonts w:ascii="Wingdings" w:hAnsi="Wingdings" w:hint="default"/>
+      </w:rPr>
+    </w:lvl>
+    <w:lvl w:ilvl="6" w:tplc="04100001" w:tentative="1">
+      <w:start w:val="1"/>
+      <w:numFmt w:val="bullet"/>
+      <w:lvlText w:val=""/>
+      <w:lvlJc w:val="left"/>
+      <w:pPr>
+        <w:ind w:left="5040" w:hanging="360"/>
+      </w:pPr>
+      <w:rPr>
+        <w:rFonts w:ascii="Symbol" w:hAnsi="Symbol" w:hint="default"/>
+      </w:rPr>
+    </w:lvl>
+    <w:lvl w:ilvl="7" w:tplc="04100003" w:tentative="1">
+      <w:start w:val="1"/>
+      <w:numFmt w:val="bullet"/>
+      <w:lvlText w:val="o"/>
+      <w:lvlJc w:val="left"/>
+      <w:pPr>
+        <w:ind w:left="5760" w:hanging="360"/>
+      </w:pPr>
+      <w:rPr>
+        <w:rFonts w:ascii="Courier New" w:hAnsi="Courier New" w:cs="Courier New" w:hint="default"/>
+      </w:rPr>
+    </w:lvl>
+    <w:lvl w:ilvl="8" w:tplc="04100005" w:tentative="1">
+      <w:start w:val="1"/>
+      <w:numFmt w:val="bullet"/>
+      <w:lvlText w:val=""/>
+      <w:lvlJc w:val="left"/>
+      <w:pPr>
+        <w:ind w:left="6480" w:hanging="360"/>
+      </w:pPr>
+      <w:rPr>
+        <w:rFonts w:ascii="Wingdings" w:hAnsi="Wingdings" w:hint="default"/>
+      </w:rPr>
+    </w:lvl>
+  </w:abstractNum>
   <w:num w:numId="1" w16cid:durableId="739601253">
     <w:abstractNumId w:val="7"/>
   </w:num>
   <w:num w:numId="2" w16cid:durableId="1987783871">
-    <w:abstractNumId w:val="8"/>
+    <w:abstractNumId w:val="9"/>
   </w:num>
   <w:num w:numId="3" w16cid:durableId="1453666155">
     <w:abstractNumId w:val="6"/>
@@ -9588,7 +9762,7 @@
     <w:abstractNumId w:val="3"/>
   </w:num>
   <w:num w:numId="5" w16cid:durableId="2082091837">
-    <w:abstractNumId w:val="9"/>
+    <w:abstractNumId w:val="10"/>
   </w:num>
   <w:num w:numId="6" w16cid:durableId="1207448092">
     <w:abstractNumId w:val="2"/>
@@ -9604,6 +9778,9 @@
   </w:num>
   <w:num w:numId="10" w16cid:durableId="1643076750">
     <w:abstractNumId w:val="0"/>
+  </w:num>
+  <w:num w:numId="11" w16cid:durableId="1224872118">
+    <w:abstractNumId w:val="8"/>
   </w:num>
 </w:numbering>
 </file>
@@ -10211,6 +10388,7 @@
   <w:style w:type="character" w:default="1" w:styleId="DefaultParagraphFont">
     <w:name w:val="Default Paragraph Font"/>
     <w:uiPriority w:val="1"/>
+    <w:semiHidden/>
     <w:unhideWhenUsed/>
   </w:style>
   <w:style w:type="table" w:default="1" w:styleId="TableNormal">
@@ -10794,6 +10972,7 @@
     <w:rsid w:val="0094198F"/>
     <w:rsid w:val="00B20447"/>
     <w:rsid w:val="00C04935"/>
+    <w:rsid w:val="00DF417D"/>
     <w:rsid w:val="00F32A97"/>
   </w:rsids>
   <m:mathPr>

--- a/docs/Euterpe guida utente.docx
+++ b/docs/Euterpe guida utente.docx
@@ -6,6 +6,7 @@
       <w:pPr>
         <w:pStyle w:val="Title"/>
         <w:spacing w:after="0"/>
+        <w:ind w:right="707"/>
         <w:jc w:val="center"/>
         <w:rPr>
           <w:rFonts w:ascii="Baguet Script" w:hAnsi="Baguet Script"/>
@@ -16,32 +17,7 @@
     </w:p>
     <w:p>
       <w:pPr>
-        <w:pStyle w:val="Title"/>
-        <w:spacing w:after="0"/>
-        <w:jc w:val="center"/>
-        <w:rPr>
-          <w:rFonts w:ascii="Baguet Script" w:hAnsi="Baguet Script"/>
-          <w:sz w:val="96"/>
-          <w:szCs w:val="96"/>
-        </w:rPr>
-      </w:pPr>
-    </w:p>
-    <w:p>
-      <w:pPr>
-        <w:pStyle w:val="Title"/>
-        <w:spacing w:after="0"/>
-        <w:jc w:val="center"/>
-        <w:rPr>
-          <w:rFonts w:ascii="Baguet Script" w:hAnsi="Baguet Script"/>
-          <w:sz w:val="96"/>
-          <w:szCs w:val="96"/>
-        </w:rPr>
-      </w:pPr>
-    </w:p>
-    <w:p>
-      <w:pPr>
-        <w:pStyle w:val="Title"/>
-        <w:spacing w:after="0"/>
+        <w:ind w:left="1134"/>
         <w:jc w:val="center"/>
         <w:rPr>
           <w:rFonts w:ascii="Baguet Script" w:hAnsi="Baguet Script"/>
@@ -108,6 +84,39 @@
     </w:p>
     <w:p>
       <w:pPr>
+        <w:ind w:left="567" w:right="849"/>
+        <w:jc w:val="center"/>
+        <w:rPr>
+          <w:rFonts w:ascii="Baguet Script" w:hAnsi="Baguet Script"/>
+          <w:sz w:val="96"/>
+          <w:szCs w:val="96"/>
+        </w:rPr>
+      </w:pPr>
+      <w:r>
+        <w:rPr>
+          <w:rFonts w:ascii="Baguet Script" w:hAnsi="Baguet Script"/>
+          <w:sz w:val="96"/>
+          <w:szCs w:val="96"/>
+        </w:rPr>
+        <w:t>Euterpe</w:t>
+      </w:r>
+    </w:p>
+    <w:p>
+      <w:pPr>
+        <w:pStyle w:val="Title"/>
+        <w:spacing w:after="0"/>
+        <w:ind w:right="849"/>
+        <w:jc w:val="center"/>
+        <w:rPr>
+          <w:rFonts w:ascii="Baguet Script" w:hAnsi="Baguet Script"/>
+          <w:sz w:val="96"/>
+          <w:szCs w:val="96"/>
+        </w:rPr>
+      </w:pPr>
+    </w:p>
+    <w:p>
+      <w:pPr>
+        <w:ind w:right="849"/>
         <w:jc w:val="center"/>
         <w:rPr>
           <w:sz w:val="32"/>
@@ -141,24 +150,7 @@
     </w:p>
     <w:p>
       <w:pPr>
-        <w:jc w:val="center"/>
-        <w:rPr>
-          <w:rFonts w:ascii="Baguet Script" w:hAnsi="Baguet Script"/>
-          <w:sz w:val="96"/>
-          <w:szCs w:val="96"/>
-        </w:rPr>
-      </w:pPr>
-      <w:r>
-        <w:rPr>
-          <w:rFonts w:ascii="Baguet Script" w:hAnsi="Baguet Script"/>
-          <w:sz w:val="96"/>
-          <w:szCs w:val="96"/>
-        </w:rPr>
-        <w:t>Euterpe</w:t>
-      </w:r>
-    </w:p>
-    <w:p>
-      <w:pPr>
+        <w:ind w:right="849"/>
         <w:jc w:val="center"/>
         <w:rPr>
           <w:rFonts w:ascii="Baguet Script" w:hAnsi="Baguet Script"/>
@@ -172,7 +164,6 @@
           <w:sz w:val="24"/>
           <w:szCs w:val="24"/>
         </w:rPr>
-        <w:lastRenderedPageBreak/>
         <w:t>Vers. 1.</w:t>
       </w:r>
       <w:r>
@@ -276,7 +267,7 @@
           <w:r>
             <w:fldChar w:fldCharType="separate"/>
           </w:r>
-          <w:hyperlink w:anchor="_Toc214356851" w:history="1">
+          <w:hyperlink w:anchor="_Toc224078296" w:history="1">
             <w:r>
               <w:rPr>
                 <w:rStyle w:val="Hyperlink"/>
@@ -303,7 +294,7 @@
                 <w:noProof/>
                 <w:webHidden/>
               </w:rPr>
-              <w:instrText xml:space="preserve"> PAGEREF _Toc214356851 \h </w:instrText>
+              <w:instrText xml:space="preserve"> PAGEREF _Toc224078296 \h </w:instrText>
             </w:r>
             <w:r>
               <w:rPr>
@@ -323,7 +314,7 @@
                 <w:noProof/>
                 <w:webHidden/>
               </w:rPr>
-              <w:t>4</w:t>
+              <w:t>3</w:t>
             </w:r>
             <w:r>
               <w:rPr>
@@ -348,7 +339,7 @@
               <w:lang w:eastAsia="it-IT"/>
             </w:rPr>
           </w:pPr>
-          <w:hyperlink w:anchor="_Toc214356852" w:history="1">
+          <w:hyperlink w:anchor="_Toc224078297" w:history="1">
             <w:r>
               <w:rPr>
                 <w:rStyle w:val="Hyperlink"/>
@@ -375,7 +366,7 @@
                 <w:noProof/>
                 <w:webHidden/>
               </w:rPr>
-              <w:instrText xml:space="preserve"> PAGEREF _Toc214356852 \h </w:instrText>
+              <w:instrText xml:space="preserve"> PAGEREF _Toc224078297 \h </w:instrText>
             </w:r>
             <w:r>
               <w:rPr>
@@ -395,7 +386,7 @@
                 <w:noProof/>
                 <w:webHidden/>
               </w:rPr>
-              <w:t>5</w:t>
+              <w:t>4</w:t>
             </w:r>
             <w:r>
               <w:rPr>
@@ -420,7 +411,7 @@
               <w:lang w:eastAsia="it-IT"/>
             </w:rPr>
           </w:pPr>
-          <w:hyperlink w:anchor="_Toc214356853" w:history="1">
+          <w:hyperlink w:anchor="_Toc224078298" w:history="1">
             <w:r>
               <w:rPr>
                 <w:rStyle w:val="Hyperlink"/>
@@ -447,7 +438,7 @@
                 <w:noProof/>
                 <w:webHidden/>
               </w:rPr>
-              <w:instrText xml:space="preserve"> PAGEREF _Toc214356853 \h </w:instrText>
+              <w:instrText xml:space="preserve"> PAGEREF _Toc224078298 \h </w:instrText>
             </w:r>
             <w:r>
               <w:rPr>
@@ -467,7 +458,7 @@
                 <w:noProof/>
                 <w:webHidden/>
               </w:rPr>
-              <w:t>6</w:t>
+              <w:t>5</w:t>
             </w:r>
             <w:r>
               <w:rPr>
@@ -492,7 +483,7 @@
               <w:lang w:eastAsia="it-IT"/>
             </w:rPr>
           </w:pPr>
-          <w:hyperlink w:anchor="_Toc214356854" w:history="1">
+          <w:hyperlink w:anchor="_Toc224078299" w:history="1">
             <w:r>
               <w:rPr>
                 <w:rStyle w:val="Hyperlink"/>
@@ -519,7 +510,7 @@
                 <w:noProof/>
                 <w:webHidden/>
               </w:rPr>
-              <w:instrText xml:space="preserve"> PAGEREF _Toc214356854 \h </w:instrText>
+              <w:instrText xml:space="preserve"> PAGEREF _Toc224078299 \h </w:instrText>
             </w:r>
             <w:r>
               <w:rPr>
@@ -539,7 +530,7 @@
                 <w:noProof/>
                 <w:webHidden/>
               </w:rPr>
-              <w:t>7</w:t>
+              <w:t>6</w:t>
             </w:r>
             <w:r>
               <w:rPr>
@@ -564,7 +555,7 @@
               <w:lang w:eastAsia="it-IT"/>
             </w:rPr>
           </w:pPr>
-          <w:hyperlink w:anchor="_Toc214356855" w:history="1">
+          <w:hyperlink w:anchor="_Toc224078300" w:history="1">
             <w:r>
               <w:rPr>
                 <w:rStyle w:val="Hyperlink"/>
@@ -591,7 +582,7 @@
                 <w:noProof/>
                 <w:webHidden/>
               </w:rPr>
-              <w:instrText xml:space="preserve"> PAGEREF _Toc214356855 \h </w:instrText>
+              <w:instrText xml:space="preserve"> PAGEREF _Toc224078300 \h </w:instrText>
             </w:r>
             <w:r>
               <w:rPr>
@@ -611,7 +602,7 @@
                 <w:noProof/>
                 <w:webHidden/>
               </w:rPr>
-              <w:t>8</w:t>
+              <w:t>7</w:t>
             </w:r>
             <w:r>
               <w:rPr>
@@ -636,13 +627,13 @@
               <w:lang w:eastAsia="it-IT"/>
             </w:rPr>
           </w:pPr>
-          <w:hyperlink w:anchor="_Toc214356856" w:history="1">
+          <w:hyperlink w:anchor="_Toc224078301" w:history="1">
             <w:r>
               <w:rPr>
                 <w:rStyle w:val="Hyperlink"/>
                 <w:noProof/>
               </w:rPr>
-              <w:t>Creazione di una playlist</w:t>
+              <w:t>Il riquadro artisti</w:t>
             </w:r>
             <w:r>
               <w:rPr>
@@ -663,7 +654,7 @@
                 <w:noProof/>
                 <w:webHidden/>
               </w:rPr>
-              <w:instrText xml:space="preserve"> PAGEREF _Toc214356856 \h </w:instrText>
+              <w:instrText xml:space="preserve"> PAGEREF _Toc224078301 \h </w:instrText>
             </w:r>
             <w:r>
               <w:rPr>
@@ -683,7 +674,7 @@
                 <w:noProof/>
                 <w:webHidden/>
               </w:rPr>
-              <w:t>8</w:t>
+              <w:t>7</w:t>
             </w:r>
             <w:r>
               <w:rPr>
@@ -708,13 +699,13 @@
               <w:lang w:eastAsia="it-IT"/>
             </w:rPr>
           </w:pPr>
-          <w:hyperlink w:anchor="_Toc214356857" w:history="1">
+          <w:hyperlink w:anchor="_Toc224078302" w:history="1">
             <w:r>
               <w:rPr>
                 <w:rStyle w:val="Hyperlink"/>
                 <w:noProof/>
               </w:rPr>
-              <w:t>Le ricerche</w:t>
+              <w:t>Il riquadro album</w:t>
             </w:r>
             <w:r>
               <w:rPr>
@@ -735,7 +726,7 @@
                 <w:noProof/>
                 <w:webHidden/>
               </w:rPr>
-              <w:instrText xml:space="preserve"> PAGEREF _Toc214356857 \h </w:instrText>
+              <w:instrText xml:space="preserve"> PAGEREF _Toc224078302 \h </w:instrText>
             </w:r>
             <w:r>
               <w:rPr>
@@ -755,7 +746,7 @@
                 <w:noProof/>
                 <w:webHidden/>
               </w:rPr>
-              <w:t>9</w:t>
+              <w:t>8</w:t>
             </w:r>
             <w:r>
               <w:rPr>
@@ -780,13 +771,13 @@
               <w:lang w:eastAsia="it-IT"/>
             </w:rPr>
           </w:pPr>
-          <w:hyperlink w:anchor="_Toc214356858" w:history="1">
+          <w:hyperlink w:anchor="_Toc224078303" w:history="1">
             <w:r>
               <w:rPr>
                 <w:rStyle w:val="Hyperlink"/>
                 <w:noProof/>
               </w:rPr>
-              <w:t>La selezione del genere musicale.</w:t>
+              <w:t>Il riquadro tracce</w:t>
             </w:r>
             <w:r>
               <w:rPr>
@@ -807,7 +798,7 @@
                 <w:noProof/>
                 <w:webHidden/>
               </w:rPr>
-              <w:instrText xml:space="preserve"> PAGEREF _Toc214356858 \h </w:instrText>
+              <w:instrText xml:space="preserve"> PAGEREF _Toc224078303 \h </w:instrText>
             </w:r>
             <w:r>
               <w:rPr>
@@ -852,12 +843,228 @@
               <w:lang w:eastAsia="it-IT"/>
             </w:rPr>
           </w:pPr>
-          <w:hyperlink w:anchor="_Toc214356859" w:history="1">
+          <w:hyperlink w:anchor="_Toc224078304" w:history="1">
             <w:r>
               <w:rPr>
                 <w:rStyle w:val="Hyperlink"/>
                 <w:noProof/>
               </w:rPr>
+              <w:t>Creazione di una playlist</w:t>
+            </w:r>
+            <w:r>
+              <w:rPr>
+                <w:noProof/>
+                <w:webHidden/>
+              </w:rPr>
+              <w:tab/>
+            </w:r>
+            <w:r>
+              <w:rPr>
+                <w:noProof/>
+                <w:webHidden/>
+              </w:rPr>
+              <w:fldChar w:fldCharType="begin"/>
+            </w:r>
+            <w:r>
+              <w:rPr>
+                <w:noProof/>
+                <w:webHidden/>
+              </w:rPr>
+              <w:instrText xml:space="preserve"> PAGEREF _Toc224078304 \h </w:instrText>
+            </w:r>
+            <w:r>
+              <w:rPr>
+                <w:noProof/>
+                <w:webHidden/>
+              </w:rPr>
+            </w:r>
+            <w:r>
+              <w:rPr>
+                <w:noProof/>
+                <w:webHidden/>
+              </w:rPr>
+              <w:fldChar w:fldCharType="separate"/>
+            </w:r>
+            <w:r>
+              <w:rPr>
+                <w:noProof/>
+                <w:webHidden/>
+              </w:rPr>
+              <w:t>9</w:t>
+            </w:r>
+            <w:r>
+              <w:rPr>
+                <w:noProof/>
+                <w:webHidden/>
+              </w:rPr>
+              <w:fldChar w:fldCharType="end"/>
+            </w:r>
+          </w:hyperlink>
+        </w:p>
+        <w:p>
+          <w:pPr>
+            <w:pStyle w:val="TOC2"/>
+            <w:tabs>
+              <w:tab w:val="right" w:leader="dot" w:pos="9628"/>
+            </w:tabs>
+            <w:rPr>
+              <w:rFonts w:eastAsiaTheme="minorEastAsia"/>
+              <w:noProof/>
+              <w:sz w:val="24"/>
+              <w:szCs w:val="24"/>
+              <w:lang w:eastAsia="it-IT"/>
+            </w:rPr>
+          </w:pPr>
+          <w:hyperlink w:anchor="_Toc224078305" w:history="1">
+            <w:r>
+              <w:rPr>
+                <w:rStyle w:val="Hyperlink"/>
+                <w:noProof/>
+              </w:rPr>
+              <w:t>Le ricerche</w:t>
+            </w:r>
+            <w:r>
+              <w:rPr>
+                <w:noProof/>
+                <w:webHidden/>
+              </w:rPr>
+              <w:tab/>
+            </w:r>
+            <w:r>
+              <w:rPr>
+                <w:noProof/>
+                <w:webHidden/>
+              </w:rPr>
+              <w:fldChar w:fldCharType="begin"/>
+            </w:r>
+            <w:r>
+              <w:rPr>
+                <w:noProof/>
+                <w:webHidden/>
+              </w:rPr>
+              <w:instrText xml:space="preserve"> PAGEREF _Toc224078305 \h </w:instrText>
+            </w:r>
+            <w:r>
+              <w:rPr>
+                <w:noProof/>
+                <w:webHidden/>
+              </w:rPr>
+            </w:r>
+            <w:r>
+              <w:rPr>
+                <w:noProof/>
+                <w:webHidden/>
+              </w:rPr>
+              <w:fldChar w:fldCharType="separate"/>
+            </w:r>
+            <w:r>
+              <w:rPr>
+                <w:noProof/>
+                <w:webHidden/>
+              </w:rPr>
+              <w:t>10</w:t>
+            </w:r>
+            <w:r>
+              <w:rPr>
+                <w:noProof/>
+                <w:webHidden/>
+              </w:rPr>
+              <w:fldChar w:fldCharType="end"/>
+            </w:r>
+          </w:hyperlink>
+        </w:p>
+        <w:p>
+          <w:pPr>
+            <w:pStyle w:val="TOC2"/>
+            <w:tabs>
+              <w:tab w:val="right" w:leader="dot" w:pos="9628"/>
+            </w:tabs>
+            <w:rPr>
+              <w:rFonts w:eastAsiaTheme="minorEastAsia"/>
+              <w:noProof/>
+              <w:sz w:val="24"/>
+              <w:szCs w:val="24"/>
+              <w:lang w:eastAsia="it-IT"/>
+            </w:rPr>
+          </w:pPr>
+          <w:hyperlink w:anchor="_Toc224078306" w:history="1">
+            <w:r>
+              <w:rPr>
+                <w:rStyle w:val="Hyperlink"/>
+                <w:noProof/>
+              </w:rPr>
+              <w:t>La selezione del genere musicale.</w:t>
+            </w:r>
+            <w:r>
+              <w:rPr>
+                <w:noProof/>
+                <w:webHidden/>
+              </w:rPr>
+              <w:tab/>
+            </w:r>
+            <w:r>
+              <w:rPr>
+                <w:noProof/>
+                <w:webHidden/>
+              </w:rPr>
+              <w:fldChar w:fldCharType="begin"/>
+            </w:r>
+            <w:r>
+              <w:rPr>
+                <w:noProof/>
+                <w:webHidden/>
+              </w:rPr>
+              <w:instrText xml:space="preserve"> PAGEREF _Toc224078306 \h </w:instrText>
+            </w:r>
+            <w:r>
+              <w:rPr>
+                <w:noProof/>
+                <w:webHidden/>
+              </w:rPr>
+            </w:r>
+            <w:r>
+              <w:rPr>
+                <w:noProof/>
+                <w:webHidden/>
+              </w:rPr>
+              <w:fldChar w:fldCharType="separate"/>
+            </w:r>
+            <w:r>
+              <w:rPr>
+                <w:noProof/>
+                <w:webHidden/>
+              </w:rPr>
+              <w:t>11</w:t>
+            </w:r>
+            <w:r>
+              <w:rPr>
+                <w:noProof/>
+                <w:webHidden/>
+              </w:rPr>
+              <w:fldChar w:fldCharType="end"/>
+            </w:r>
+          </w:hyperlink>
+        </w:p>
+        <w:p>
+          <w:pPr>
+            <w:pStyle w:val="TOC2"/>
+            <w:tabs>
+              <w:tab w:val="right" w:leader="dot" w:pos="9628"/>
+            </w:tabs>
+            <w:rPr>
+              <w:rFonts w:eastAsiaTheme="minorEastAsia"/>
+              <w:noProof/>
+              <w:sz w:val="24"/>
+              <w:szCs w:val="24"/>
+              <w:lang w:eastAsia="it-IT"/>
+            </w:rPr>
+          </w:pPr>
+          <w:hyperlink w:anchor="_Toc224078307" w:history="1">
+            <w:r>
+              <w:rPr>
+                <w:rStyle w:val="Hyperlink"/>
+                <w:noProof/>
+              </w:rPr>
               <w:t>La riproduzione</w:t>
             </w:r>
             <w:r>
@@ -879,7 +1086,7 @@
                 <w:noProof/>
                 <w:webHidden/>
               </w:rPr>
-              <w:instrText xml:space="preserve"> PAGEREF _Toc214356859 \h </w:instrText>
+              <w:instrText xml:space="preserve"> PAGEREF _Toc224078307 \h </w:instrText>
             </w:r>
             <w:r>
               <w:rPr>
@@ -899,7 +1106,7 @@
                 <w:noProof/>
                 <w:webHidden/>
               </w:rPr>
-              <w:t>10</w:t>
+              <w:t>12</w:t>
             </w:r>
             <w:r>
               <w:rPr>
@@ -924,7 +1131,7 @@
               <w:lang w:eastAsia="it-IT"/>
             </w:rPr>
           </w:pPr>
-          <w:hyperlink w:anchor="_Toc214356860" w:history="1">
+          <w:hyperlink w:anchor="_Toc224078308" w:history="1">
             <w:r>
               <w:rPr>
                 <w:rStyle w:val="Hyperlink"/>
@@ -951,7 +1158,7 @@
                 <w:noProof/>
                 <w:webHidden/>
               </w:rPr>
-              <w:instrText xml:space="preserve"> PAGEREF _Toc214356860 \h </w:instrText>
+              <w:instrText xml:space="preserve"> PAGEREF _Toc224078308 \h </w:instrText>
             </w:r>
             <w:r>
               <w:rPr>
@@ -971,7 +1178,79 @@
                 <w:noProof/>
                 <w:webHidden/>
               </w:rPr>
-              <w:t>12</w:t>
+              <w:t>13</w:t>
+            </w:r>
+            <w:r>
+              <w:rPr>
+                <w:noProof/>
+                <w:webHidden/>
+              </w:rPr>
+              <w:fldChar w:fldCharType="end"/>
+            </w:r>
+          </w:hyperlink>
+        </w:p>
+        <w:p>
+          <w:pPr>
+            <w:pStyle w:val="TOC2"/>
+            <w:tabs>
+              <w:tab w:val="right" w:leader="dot" w:pos="9628"/>
+            </w:tabs>
+            <w:rPr>
+              <w:rFonts w:eastAsiaTheme="minorEastAsia"/>
+              <w:noProof/>
+              <w:sz w:val="24"/>
+              <w:szCs w:val="24"/>
+              <w:lang w:eastAsia="it-IT"/>
+            </w:rPr>
+          </w:pPr>
+          <w:hyperlink w:anchor="_Toc224078309" w:history="1">
+            <w:r>
+              <w:rPr>
+                <w:rStyle w:val="Hyperlink"/>
+                <w:noProof/>
+              </w:rPr>
+              <w:t>La riproduzione</w:t>
+            </w:r>
+            <w:r>
+              <w:rPr>
+                <w:noProof/>
+                <w:webHidden/>
+              </w:rPr>
+              <w:tab/>
+            </w:r>
+            <w:r>
+              <w:rPr>
+                <w:noProof/>
+                <w:webHidden/>
+              </w:rPr>
+              <w:fldChar w:fldCharType="begin"/>
+            </w:r>
+            <w:r>
+              <w:rPr>
+                <w:noProof/>
+                <w:webHidden/>
+              </w:rPr>
+              <w:instrText xml:space="preserve"> PAGEREF _Toc224078309 \h </w:instrText>
+            </w:r>
+            <w:r>
+              <w:rPr>
+                <w:noProof/>
+                <w:webHidden/>
+              </w:rPr>
+            </w:r>
+            <w:r>
+              <w:rPr>
+                <w:noProof/>
+                <w:webHidden/>
+              </w:rPr>
+              <w:fldChar w:fldCharType="separate"/>
+            </w:r>
+            <w:r>
+              <w:rPr>
+                <w:noProof/>
+                <w:webHidden/>
+              </w:rPr>
+              <w:t>13</w:t>
             </w:r>
             <w:r>
               <w:rPr>
@@ -996,7 +1275,7 @@
               <w:lang w:eastAsia="it-IT"/>
             </w:rPr>
           </w:pPr>
-          <w:hyperlink w:anchor="_Toc214356861" w:history="1">
+          <w:hyperlink w:anchor="_Toc224078310" w:history="1">
             <w:r>
               <w:rPr>
                 <w:rStyle w:val="Hyperlink"/>
@@ -1023,7 +1302,7 @@
                 <w:noProof/>
                 <w:webHidden/>
               </w:rPr>
-              <w:instrText xml:space="preserve"> PAGEREF _Toc214356861 \h </w:instrText>
+              <w:instrText xml:space="preserve"> PAGEREF _Toc224078310 \h </w:instrText>
             </w:r>
             <w:r>
               <w:rPr>
@@ -1043,7 +1322,7 @@
                 <w:noProof/>
                 <w:webHidden/>
               </w:rPr>
-              <w:t>13</w:t>
+              <w:t>14</w:t>
             </w:r>
             <w:r>
               <w:rPr>
@@ -1068,7 +1347,7 @@
               <w:lang w:eastAsia="it-IT"/>
             </w:rPr>
           </w:pPr>
-          <w:hyperlink w:anchor="_Toc214356862" w:history="1">
+          <w:hyperlink w:anchor="_Toc224078311" w:history="1">
             <w:r>
               <w:rPr>
                 <w:rStyle w:val="Hyperlink"/>
@@ -1095,7 +1374,7 @@
                 <w:noProof/>
                 <w:webHidden/>
               </w:rPr>
-              <w:instrText xml:space="preserve"> PAGEREF _Toc214356862 \h </w:instrText>
+              <w:instrText xml:space="preserve"> PAGEREF _Toc224078311 \h </w:instrText>
             </w:r>
             <w:r>
               <w:rPr>
@@ -1115,7 +1394,7 @@
                 <w:noProof/>
                 <w:webHidden/>
               </w:rPr>
-              <w:t>14</w:t>
+              <w:t>15</w:t>
             </w:r>
             <w:r>
               <w:rPr>
@@ -1140,7 +1419,7 @@
               <w:lang w:eastAsia="it-IT"/>
             </w:rPr>
           </w:pPr>
-          <w:hyperlink w:anchor="_Toc214356863" w:history="1">
+          <w:hyperlink w:anchor="_Toc224078312" w:history="1">
             <w:r>
               <w:rPr>
                 <w:rStyle w:val="Hyperlink"/>
@@ -1167,7 +1446,7 @@
                 <w:noProof/>
                 <w:webHidden/>
               </w:rPr>
-              <w:instrText xml:space="preserve"> PAGEREF _Toc214356863 \h </w:instrText>
+              <w:instrText xml:space="preserve"> PAGEREF _Toc224078312 \h </w:instrText>
             </w:r>
             <w:r>
               <w:rPr>
@@ -1187,7 +1466,7 @@
                 <w:noProof/>
                 <w:webHidden/>
               </w:rPr>
-              <w:t>14</w:t>
+              <w:t>15</w:t>
             </w:r>
             <w:r>
               <w:rPr>
@@ -1212,7 +1491,7 @@
               <w:lang w:eastAsia="it-IT"/>
             </w:rPr>
           </w:pPr>
-          <w:hyperlink w:anchor="_Toc214356864" w:history="1">
+          <w:hyperlink w:anchor="_Toc224078313" w:history="1">
             <w:r>
               <w:rPr>
                 <w:rStyle w:val="Hyperlink"/>
@@ -1239,7 +1518,7 @@
                 <w:noProof/>
                 <w:webHidden/>
               </w:rPr>
-              <w:instrText xml:space="preserve"> PAGEREF _Toc214356864 \h </w:instrText>
+              <w:instrText xml:space="preserve"> PAGEREF _Toc224078313 \h </w:instrText>
             </w:r>
             <w:r>
               <w:rPr>
@@ -1259,7 +1538,7 @@
                 <w:noProof/>
                 <w:webHidden/>
               </w:rPr>
-              <w:t>14</w:t>
+              <w:t>16</w:t>
             </w:r>
             <w:r>
               <w:rPr>
@@ -1284,7 +1563,7 @@
               <w:lang w:eastAsia="it-IT"/>
             </w:rPr>
           </w:pPr>
-          <w:hyperlink w:anchor="_Toc214356865" w:history="1">
+          <w:hyperlink w:anchor="_Toc224078314" w:history="1">
             <w:r>
               <w:rPr>
                 <w:rStyle w:val="Hyperlink"/>
@@ -1311,7 +1590,7 @@
                 <w:noProof/>
                 <w:webHidden/>
               </w:rPr>
-              <w:instrText xml:space="preserve"> PAGEREF _Toc214356865 \h </w:instrText>
+              <w:instrText xml:space="preserve"> PAGEREF _Toc224078314 \h </w:instrText>
             </w:r>
             <w:r>
               <w:rPr>
@@ -1331,7 +1610,7 @@
                 <w:noProof/>
                 <w:webHidden/>
               </w:rPr>
-              <w:t>14</w:t>
+              <w:t>17</w:t>
             </w:r>
             <w:r>
               <w:rPr>
@@ -1356,7 +1635,7 @@
               <w:lang w:eastAsia="it-IT"/>
             </w:rPr>
           </w:pPr>
-          <w:hyperlink w:anchor="_Toc214356866" w:history="1">
+          <w:hyperlink w:anchor="_Toc224078315" w:history="1">
             <w:r>
               <w:rPr>
                 <w:rStyle w:val="Hyperlink"/>
@@ -1383,7 +1662,7 @@
                 <w:noProof/>
                 <w:webHidden/>
               </w:rPr>
-              <w:instrText xml:space="preserve"> PAGEREF _Toc214356866 \h </w:instrText>
+              <w:instrText xml:space="preserve"> PAGEREF _Toc224078315 \h </w:instrText>
             </w:r>
             <w:r>
               <w:rPr>
@@ -1403,7 +1682,7 @@
                 <w:noProof/>
                 <w:webHidden/>
               </w:rPr>
-              <w:t>14</w:t>
+              <w:t>17</w:t>
             </w:r>
             <w:r>
               <w:rPr>
@@ -1428,13 +1707,13 @@
               <w:lang w:eastAsia="it-IT"/>
             </w:rPr>
           </w:pPr>
-          <w:hyperlink w:anchor="_Toc214356867" w:history="1">
+          <w:hyperlink w:anchor="_Toc224078316" w:history="1">
             <w:r>
               <w:rPr>
                 <w:rStyle w:val="Hyperlink"/>
                 <w:noProof/>
               </w:rPr>
-              <w:t>Sincronizza</w:t>
+              <w:t>Background</w:t>
             </w:r>
             <w:r>
               <w:rPr>
@@ -1455,7 +1734,7 @@
                 <w:noProof/>
                 <w:webHidden/>
               </w:rPr>
-              <w:instrText xml:space="preserve"> PAGEREF _Toc214356867 \h </w:instrText>
+              <w:instrText xml:space="preserve"> PAGEREF _Toc224078316 \h </w:instrText>
             </w:r>
             <w:r>
               <w:rPr>
@@ -1475,7 +1754,7 @@
                 <w:noProof/>
                 <w:webHidden/>
               </w:rPr>
-              <w:t>14</w:t>
+              <w:t>18</w:t>
             </w:r>
             <w:r>
               <w:rPr>
@@ -1500,12 +1779,84 @@
               <w:lang w:eastAsia="it-IT"/>
             </w:rPr>
           </w:pPr>
-          <w:hyperlink w:anchor="_Toc214356868" w:history="1">
+          <w:hyperlink w:anchor="_Toc224078317" w:history="1">
             <w:r>
               <w:rPr>
                 <w:rStyle w:val="Hyperlink"/>
                 <w:noProof/>
               </w:rPr>
+              <w:t>Sincronizza</w:t>
+            </w:r>
+            <w:r>
+              <w:rPr>
+                <w:noProof/>
+                <w:webHidden/>
+              </w:rPr>
+              <w:tab/>
+            </w:r>
+            <w:r>
+              <w:rPr>
+                <w:noProof/>
+                <w:webHidden/>
+              </w:rPr>
+              <w:fldChar w:fldCharType="begin"/>
+            </w:r>
+            <w:r>
+              <w:rPr>
+                <w:noProof/>
+                <w:webHidden/>
+              </w:rPr>
+              <w:instrText xml:space="preserve"> PAGEREF _Toc224078317 \h </w:instrText>
+            </w:r>
+            <w:r>
+              <w:rPr>
+                <w:noProof/>
+                <w:webHidden/>
+              </w:rPr>
+            </w:r>
+            <w:r>
+              <w:rPr>
+                <w:noProof/>
+                <w:webHidden/>
+              </w:rPr>
+              <w:fldChar w:fldCharType="separate"/>
+            </w:r>
+            <w:r>
+              <w:rPr>
+                <w:noProof/>
+                <w:webHidden/>
+              </w:rPr>
+              <w:t>18</w:t>
+            </w:r>
+            <w:r>
+              <w:rPr>
+                <w:noProof/>
+                <w:webHidden/>
+              </w:rPr>
+              <w:fldChar w:fldCharType="end"/>
+            </w:r>
+          </w:hyperlink>
+        </w:p>
+        <w:p>
+          <w:pPr>
+            <w:pStyle w:val="TOC2"/>
+            <w:tabs>
+              <w:tab w:val="right" w:leader="dot" w:pos="9628"/>
+            </w:tabs>
+            <w:rPr>
+              <w:rFonts w:eastAsiaTheme="minorEastAsia"/>
+              <w:noProof/>
+              <w:sz w:val="24"/>
+              <w:szCs w:val="24"/>
+              <w:lang w:eastAsia="it-IT"/>
+            </w:rPr>
+          </w:pPr>
+          <w:hyperlink w:anchor="_Toc224078318" w:history="1">
+            <w:r>
+              <w:rPr>
+                <w:rStyle w:val="Hyperlink"/>
+                <w:noProof/>
+              </w:rPr>
               <w:t>Informazioni</w:t>
             </w:r>
             <w:r>
@@ -1527,7 +1878,7 @@
                 <w:noProof/>
                 <w:webHidden/>
               </w:rPr>
-              <w:instrText xml:space="preserve"> PAGEREF _Toc214356868 \h </w:instrText>
+              <w:instrText xml:space="preserve"> PAGEREF _Toc224078318 \h </w:instrText>
             </w:r>
             <w:r>
               <w:rPr>
@@ -1547,7 +1898,7 @@
                 <w:noProof/>
                 <w:webHidden/>
               </w:rPr>
-              <w:t>15</w:t>
+              <w:t>19</w:t>
             </w:r>
             <w:r>
               <w:rPr>
@@ -1572,7 +1923,7 @@
               <w:lang w:eastAsia="it-IT"/>
             </w:rPr>
           </w:pPr>
-          <w:hyperlink w:anchor="_Toc214356869" w:history="1">
+          <w:hyperlink w:anchor="_Toc224078319" w:history="1">
             <w:r>
               <w:rPr>
                 <w:rStyle w:val="Hyperlink"/>
@@ -1599,7 +1950,7 @@
                 <w:noProof/>
                 <w:webHidden/>
               </w:rPr>
-              <w:instrText xml:space="preserve"> PAGEREF _Toc214356869 \h </w:instrText>
+              <w:instrText xml:space="preserve"> PAGEREF _Toc224078319 \h </w:instrText>
             </w:r>
             <w:r>
               <w:rPr>
@@ -1619,7 +1970,7 @@
                 <w:noProof/>
                 <w:webHidden/>
               </w:rPr>
-              <w:t>15</w:t>
+              <w:t>19</w:t>
             </w:r>
             <w:r>
               <w:rPr>
@@ -1644,7 +1995,7 @@
               <w:lang w:eastAsia="it-IT"/>
             </w:rPr>
           </w:pPr>
-          <w:hyperlink w:anchor="_Toc214356870" w:history="1">
+          <w:hyperlink w:anchor="_Toc224078320" w:history="1">
             <w:r>
               <w:rPr>
                 <w:rStyle w:val="Hyperlink"/>
@@ -1671,7 +2022,7 @@
                 <w:noProof/>
                 <w:webHidden/>
               </w:rPr>
-              <w:instrText xml:space="preserve"> PAGEREF _Toc214356870 \h </w:instrText>
+              <w:instrText xml:space="preserve"> PAGEREF _Toc224078320 \h </w:instrText>
             </w:r>
             <w:r>
               <w:rPr>
@@ -1691,7 +2042,7 @@
                 <w:noProof/>
                 <w:webHidden/>
               </w:rPr>
-              <w:t>15</w:t>
+              <w:t>19</w:t>
             </w:r>
             <w:r>
               <w:rPr>
@@ -1742,16 +2093,17 @@
           <w:szCs w:val="22"/>
         </w:rPr>
       </w:pPr>
-      <w:bookmarkStart w:id="1" w:name="_Toc214356851"/>
+      <w:bookmarkStart w:id="1" w:name="_Toc224078296"/>
       <w:r>
         <w:lastRenderedPageBreak/>
         <w:t>Introduzione</w:t>
       </w:r>
+      <w:bookmarkEnd w:id="0"/>
       <w:bookmarkEnd w:id="1"/>
-      <w:bookmarkEnd w:id="0"/>
-    </w:p>
-    <w:p>
-      <w:pPr>
+    </w:p>
+    <w:p>
+      <w:pPr>
+        <w:jc w:val="both"/>
         <w:rPr>
           <w:rFonts w:ascii="Times New Roman" w:hAnsi="Times New Roman" w:cs="Times New Roman"/>
           <w:kern w:val="0"/>
@@ -1804,24 +2156,53 @@
     </w:p>
     <w:p>
       <w:pPr>
-        <w:rPr>
-          <w:rFonts w:ascii="Times New Roman" w:hAnsi="Times New Roman" w:cs="Times New Roman"/>
-          <w:kern w:val="0"/>
-        </w:rPr>
-      </w:pPr>
-      <w:r>
-        <w:rPr>
-          <w:rFonts w:ascii="Times New Roman" w:hAnsi="Times New Roman" w:cs="Times New Roman"/>
-          <w:kern w:val="0"/>
-        </w:rPr>
-        <w:t>Data una cartella che contiene file MP3, Euterpe permette di indicizzarla in base ai tag dei file MP3</w:t>
-      </w:r>
-      <w:r>
-        <w:rPr>
-          <w:rFonts w:ascii="Times New Roman" w:hAnsi="Times New Roman" w:cs="Times New Roman"/>
-          <w:kern w:val="0"/>
-        </w:rPr>
-        <w:t xml:space="preserve"> organizzandola in base ad artista, album e tracce. Si può quindi selezionare un artista e vedere </w:t>
+        <w:jc w:val="both"/>
+        <w:rPr>
+          <w:rFonts w:ascii="Times New Roman" w:hAnsi="Times New Roman" w:cs="Times New Roman"/>
+          <w:kern w:val="0"/>
+        </w:rPr>
+      </w:pPr>
+      <w:r>
+        <w:rPr>
+          <w:rFonts w:ascii="Times New Roman" w:hAnsi="Times New Roman" w:cs="Times New Roman"/>
+          <w:kern w:val="0"/>
+        </w:rPr>
+        <w:t xml:space="preserve">Euterpe permette di indicizzarla </w:t>
+      </w:r>
+      <w:r>
+        <w:rPr>
+          <w:rFonts w:ascii="Times New Roman" w:hAnsi="Times New Roman" w:cs="Times New Roman"/>
+          <w:kern w:val="0"/>
+        </w:rPr>
+        <w:t xml:space="preserve">i file MP3 che si trovano a partire da una cartella radice. L’indice viene organizzato per artisti, album e tracce sulla </w:t>
+      </w:r>
+      <w:r>
+        <w:rPr>
+          <w:rFonts w:ascii="Times New Roman" w:hAnsi="Times New Roman" w:cs="Times New Roman"/>
+          <w:kern w:val="0"/>
+        </w:rPr>
+        <w:t xml:space="preserve">base </w:t>
+      </w:r>
+      <w:r>
+        <w:rPr>
+          <w:rFonts w:ascii="Times New Roman" w:hAnsi="Times New Roman" w:cs="Times New Roman"/>
+          <w:kern w:val="0"/>
+        </w:rPr>
+        <w:t>del contenuto dei</w:t>
+      </w:r>
+      <w:r>
+        <w:rPr>
+          <w:rFonts w:ascii="Times New Roman" w:hAnsi="Times New Roman" w:cs="Times New Roman"/>
+          <w:kern w:val="0"/>
+        </w:rPr>
+        <w:t xml:space="preserve"> tag dei file</w:t>
+      </w:r>
+      <w:r>
+        <w:rPr>
+          <w:rFonts w:ascii="Times New Roman" w:hAnsi="Times New Roman" w:cs="Times New Roman"/>
+          <w:kern w:val="0"/>
+        </w:rPr>
+        <w:t xml:space="preserve">. Si può quindi selezionare un artista e vedere </w:t>
       </w:r>
       <w:r>
         <w:rPr>
@@ -1863,11 +2244,26 @@
           <w:rFonts w:ascii="Times New Roman" w:hAnsi="Times New Roman" w:cs="Times New Roman"/>
           <w:kern w:val="0"/>
         </w:rPr>
-        <w:t>riprodurlo integralmente o solo alcuni brani.</w:t>
-      </w:r>
-    </w:p>
-    <w:p>
-      <w:pPr>
+        <w:t>riprodurlo integralmente o solo alcuni brani</w:t>
+      </w:r>
+      <w:r>
+        <w:rPr>
+          <w:rFonts w:ascii="Times New Roman" w:hAnsi="Times New Roman" w:cs="Times New Roman"/>
+          <w:kern w:val="0"/>
+        </w:rPr>
+        <w:t xml:space="preserve"> di questo</w:t>
+      </w:r>
+      <w:r>
+        <w:rPr>
+          <w:rFonts w:ascii="Times New Roman" w:hAnsi="Times New Roman" w:cs="Times New Roman"/>
+          <w:kern w:val="0"/>
+        </w:rPr>
+        <w:t>.</w:t>
+      </w:r>
+    </w:p>
+    <w:p>
+      <w:pPr>
+        <w:jc w:val="both"/>
         <w:rPr>
           <w:rFonts w:ascii="Times New Roman" w:hAnsi="Times New Roman" w:cs="Times New Roman"/>
           <w:kern w:val="0"/>
@@ -1890,17 +2286,48 @@
     </w:p>
     <w:p>
       <w:pPr>
-        <w:rPr>
-          <w:rFonts w:ascii="Times New Roman" w:hAnsi="Times New Roman" w:cs="Times New Roman"/>
-          <w:kern w:val="0"/>
-        </w:rPr>
-      </w:pPr>
-      <w:r>
-        <w:rPr>
-          <w:rFonts w:ascii="Times New Roman" w:hAnsi="Times New Roman" w:cs="Times New Roman"/>
-          <w:kern w:val="0"/>
-        </w:rPr>
-        <w:t>Euterpe permette inoltre di sintonizzarsi su stazioni radio Internet. E’ possibile ricercare una stazione in base a parole chiave, e salvare le stazioni tra i preferiti per un più rapido accesso.</w:t>
+        <w:jc w:val="both"/>
+        <w:rPr>
+          <w:rFonts w:ascii="Times New Roman" w:hAnsi="Times New Roman" w:cs="Times New Roman"/>
+          <w:kern w:val="0"/>
+        </w:rPr>
+      </w:pPr>
+      <w:r>
+        <w:rPr>
+          <w:rFonts w:ascii="Times New Roman" w:hAnsi="Times New Roman" w:cs="Times New Roman"/>
+          <w:kern w:val="0"/>
+        </w:rPr>
+        <w:t xml:space="preserve">Euterpe permette inoltre di sintonizzarsi su stazioni radio Internet. </w:t>
+      </w:r>
+      <w:r>
+        <w:rPr>
+          <w:rFonts w:ascii="Times New Roman" w:hAnsi="Times New Roman" w:cs="Times New Roman"/>
+          <w:kern w:val="0"/>
+        </w:rPr>
+        <w:t xml:space="preserve">È </w:t>
+      </w:r>
+      <w:r>
+        <w:rPr>
+          <w:rFonts w:ascii="Times New Roman" w:hAnsi="Times New Roman" w:cs="Times New Roman"/>
+          <w:kern w:val="0"/>
+        </w:rPr>
+        <w:t>possibile ricercare una stazione in base a parole chiave, e salvare le stazioni tra i preferiti per un più rapido accesso.</w:t>
+      </w:r>
+    </w:p>
+    <w:p>
+      <w:pPr>
+        <w:jc w:val="both"/>
+        <w:rPr>
+          <w:rFonts w:ascii="Times New Roman" w:hAnsi="Times New Roman" w:cs="Times New Roman"/>
+          <w:kern w:val="0"/>
+        </w:rPr>
+      </w:pPr>
+      <w:r>
+        <w:rPr>
+          <w:rFonts w:ascii="Times New Roman" w:hAnsi="Times New Roman" w:cs="Times New Roman"/>
+          <w:kern w:val="0"/>
+        </w:rPr>
+        <w:t>Euterpe permette anche di estrarre le tracce di un cd audio in formato MP3. E’ possibile inoltre effettuare delle conversioni tra i più diffusi formati audio.</w:t>
       </w:r>
     </w:p>
     <w:p>
@@ -1930,7 +2357,7 @@
       <w:pPr>
         <w:pStyle w:val="Heading1"/>
       </w:pPr>
-      <w:bookmarkStart w:id="2" w:name="_Toc214356852"/>
+      <w:bookmarkStart w:id="2" w:name="_Toc224078297"/>
       <w:r>
         <w:t xml:space="preserve">Funzionalità di </w:t>
       </w:r>
@@ -1978,7 +2405,7 @@
           <w:rFonts w:ascii="Times New Roman" w:hAnsi="Times New Roman" w:cs="Times New Roman"/>
           <w:kern w:val="0"/>
         </w:rPr>
-        <w:t xml:space="preserve">3. </w:t>
+        <w:t>3.</w:t>
       </w:r>
     </w:p>
     <w:p>
@@ -2045,28 +2472,7 @@
           <w:rFonts w:ascii="Times New Roman" w:hAnsi="Times New Roman" w:cs="Times New Roman"/>
           <w:kern w:val="0"/>
         </w:rPr>
-        <w:t>Organizzare e indicizzare una libreria di file MP3 per ricerc</w:t>
-      </w:r>
-      <w:r>
-        <w:rPr>
-          <w:rFonts w:ascii="Times New Roman" w:hAnsi="Times New Roman" w:cs="Times New Roman"/>
-          <w:kern w:val="0"/>
-        </w:rPr>
-        <w:t>he</w:t>
-      </w:r>
-      <w:r>
-        <w:rPr>
-          <w:rFonts w:ascii="Times New Roman" w:hAnsi="Times New Roman" w:cs="Times New Roman"/>
-          <w:kern w:val="0"/>
-        </w:rPr>
-        <w:t xml:space="preserve"> e selezion</w:t>
-      </w:r>
-      <w:r>
-        <w:rPr>
-          <w:rFonts w:ascii="Times New Roman" w:hAnsi="Times New Roman" w:cs="Times New Roman"/>
-          <w:kern w:val="0"/>
-        </w:rPr>
-        <w:t>i</w:t>
+        <w:t>Organizzare e indicizzare una libreria di file MP3</w:t>
       </w:r>
     </w:p>
     <w:p>
@@ -2086,14 +2492,7 @@
           <w:rFonts w:ascii="Times New Roman" w:hAnsi="Times New Roman" w:cs="Times New Roman"/>
           <w:kern w:val="0"/>
         </w:rPr>
-        <w:t xml:space="preserve">Creare delle playlist in modalità </w:t>
-      </w:r>
-      <w:r>
-        <w:rPr>
-          <w:rFonts w:ascii="Times New Roman" w:hAnsi="Times New Roman" w:cs="Times New Roman"/>
-          <w:kern w:val="0"/>
-        </w:rPr>
-        <w:t>interattiva</w:t>
+        <w:t>Effettuare ricerche.</w:t>
       </w:r>
     </w:p>
     <w:p>
@@ -2113,36 +2512,85 @@
           <w:rFonts w:ascii="Times New Roman" w:hAnsi="Times New Roman" w:cs="Times New Roman"/>
           <w:kern w:val="0"/>
         </w:rPr>
-        <w:t>Creare delle playlist in base alla preferenza per alcuni artisti</w:t>
-      </w:r>
-    </w:p>
-    <w:p>
-      <w:pPr>
-        <w:rPr>
-          <w:rFonts w:ascii="Times New Roman" w:hAnsi="Times New Roman" w:cs="Times New Roman"/>
-          <w:kern w:val="0"/>
-        </w:rPr>
-      </w:pPr>
-      <w:r>
-        <w:rPr>
-          <w:rFonts w:ascii="Times New Roman" w:hAnsi="Times New Roman" w:cs="Times New Roman"/>
-          <w:kern w:val="0"/>
-        </w:rPr>
-        <w:t xml:space="preserve">Euterpe non richiede una connessione a Internet </w:t>
-      </w:r>
-      <w:r>
-        <w:rPr>
-          <w:rFonts w:ascii="Times New Roman" w:hAnsi="Times New Roman" w:cs="Times New Roman"/>
-          <w:kern w:val="0"/>
-        </w:rPr>
-        <w:t>queste</w:t>
-      </w:r>
-      <w:r>
-        <w:rPr>
-          <w:rFonts w:ascii="Times New Roman" w:hAnsi="Times New Roman" w:cs="Times New Roman"/>
-          <w:kern w:val="0"/>
-        </w:rPr>
-        <w:t xml:space="preserve"> funzionalità. Se </w:t>
+        <w:t xml:space="preserve">Creare delle playlist in modalità </w:t>
+      </w:r>
+      <w:r>
+        <w:rPr>
+          <w:rFonts w:ascii="Times New Roman" w:hAnsi="Times New Roman" w:cs="Times New Roman"/>
+          <w:kern w:val="0"/>
+        </w:rPr>
+        <w:t>interattiva</w:t>
+      </w:r>
+    </w:p>
+    <w:p>
+      <w:pPr>
+        <w:pStyle w:val="ListParagraph"/>
+        <w:numPr>
+          <w:ilvl w:val="0"/>
+          <w:numId w:val="1"/>
+        </w:numPr>
+        <w:rPr>
+          <w:rFonts w:ascii="Times New Roman" w:hAnsi="Times New Roman" w:cs="Times New Roman"/>
+          <w:kern w:val="0"/>
+        </w:rPr>
+      </w:pPr>
+      <w:r>
+        <w:rPr>
+          <w:rFonts w:ascii="Times New Roman" w:hAnsi="Times New Roman" w:cs="Times New Roman"/>
+          <w:kern w:val="0"/>
+        </w:rPr>
+        <w:t>Creare delle playlist in base alla preferenza per artisti</w:t>
+      </w:r>
+      <w:r>
+        <w:rPr>
+          <w:rFonts w:ascii="Times New Roman" w:hAnsi="Times New Roman" w:cs="Times New Roman"/>
+          <w:kern w:val="0"/>
+        </w:rPr>
+        <w:t xml:space="preserve"> o generi musicali</w:t>
+      </w:r>
+    </w:p>
+    <w:p>
+      <w:pPr>
+        <w:jc w:val="both"/>
+        <w:rPr>
+          <w:rFonts w:ascii="Times New Roman" w:hAnsi="Times New Roman" w:cs="Times New Roman"/>
+          <w:kern w:val="0"/>
+        </w:rPr>
+      </w:pPr>
+      <w:r>
+        <w:rPr>
+          <w:rFonts w:ascii="Times New Roman" w:hAnsi="Times New Roman" w:cs="Times New Roman"/>
+          <w:kern w:val="0"/>
+        </w:rPr>
+        <w:t>Euterpe non richiede una connessione a Internet</w:t>
+      </w:r>
+      <w:r>
+        <w:rPr>
+          <w:rFonts w:ascii="Times New Roman" w:hAnsi="Times New Roman" w:cs="Times New Roman"/>
+          <w:kern w:val="0"/>
+        </w:rPr>
+        <w:t>,</w:t>
+      </w:r>
+      <w:r>
+        <w:rPr>
+          <w:rFonts w:ascii="Times New Roman" w:hAnsi="Times New Roman" w:cs="Times New Roman"/>
+          <w:kern w:val="0"/>
+        </w:rPr>
+        <w:t xml:space="preserve"> </w:t>
+      </w:r>
+      <w:r>
+        <w:rPr>
+          <w:rFonts w:ascii="Times New Roman" w:hAnsi="Times New Roman" w:cs="Times New Roman"/>
+          <w:kern w:val="0"/>
+        </w:rPr>
+        <w:t>s</w:t>
+      </w:r>
+      <w:r>
+        <w:rPr>
+          <w:rFonts w:ascii="Times New Roman" w:hAnsi="Times New Roman" w:cs="Times New Roman"/>
+          <w:kern w:val="0"/>
+        </w:rPr>
+        <w:t xml:space="preserve">e </w:t>
       </w:r>
       <w:r>
         <w:rPr>
@@ -2166,6 +2614,7 @@
           <w:ilvl w:val="0"/>
           <w:numId w:val="8"/>
         </w:numPr>
+        <w:jc w:val="both"/>
         <w:rPr>
           <w:rFonts w:ascii="Times New Roman" w:hAnsi="Times New Roman" w:cs="Times New Roman"/>
           <w:kern w:val="0"/>
@@ -2318,7 +2767,7 @@
           <w:rFonts w:ascii="Times New Roman" w:hAnsi="Times New Roman" w:cs="Times New Roman"/>
           <w:kern w:val="0"/>
         </w:rPr>
-        <w:t>https://genius.com/</w:t>
+        <w:t>https://genius.com</w:t>
       </w:r>
       <w:r>
         <w:rPr>
@@ -2445,7 +2894,7 @@
         <w:pStyle w:val="Heading1"/>
       </w:pPr>
       <w:bookmarkStart w:id="3" w:name="_Toc198557733"/>
-      <w:bookmarkStart w:id="4" w:name="_Toc214356853"/>
+      <w:bookmarkStart w:id="4" w:name="_Toc224078298"/>
       <w:r>
         <w:lastRenderedPageBreak/>
         <w:t>Installazione</w:t>
@@ -2951,7 +3400,7 @@
         <w:pStyle w:val="Heading1"/>
       </w:pPr>
       <w:bookmarkStart w:id="5" w:name="_Toc198557734"/>
-      <w:bookmarkStart w:id="6" w:name="_Toc214356854"/>
+      <w:bookmarkStart w:id="6" w:name="_Toc224078299"/>
       <w:r>
         <w:lastRenderedPageBreak/>
         <w:t>Avvio del programma</w:t>
@@ -3067,183 +3516,53 @@
     </w:p>
     <w:p>
       <w:pPr>
-        <w:rPr>
-          <w:rFonts w:ascii="Times New Roman" w:hAnsi="Times New Roman" w:cs="Times New Roman"/>
-          <w:kern w:val="0"/>
-        </w:rPr>
-      </w:pPr>
-      <w:r>
-        <w:rPr>
-          <w:noProof/>
-        </w:rPr>
-        <mc:AlternateContent>
-          <mc:Choice Requires="wps">
-            <w:drawing>
-              <wp:anchor distT="45720" distB="45720" distL="114300" distR="114300" simplePos="0" relativeHeight="251662336" behindDoc="0" locked="0" layoutInCell="1" allowOverlap="1" wp14:anchorId="571093E0" wp14:editId="38FA5D0F">
-                <wp:simplePos x="0" y="0"/>
-                <wp:positionH relativeFrom="margin">
-                  <wp:posOffset>1028700</wp:posOffset>
-                </wp:positionH>
-                <wp:positionV relativeFrom="paragraph">
-                  <wp:posOffset>286385</wp:posOffset>
-                </wp:positionV>
-                <wp:extent cx="4118610" cy="3498215"/>
-                <wp:effectExtent l="0" t="0" r="15240" b="26035"/>
-                <wp:wrapTopAndBottom/>
-                <wp:docPr id="1295206782" name="Casella di testo 2"/>
-                <wp:cNvGraphicFramePr>
-                  <a:graphicFrameLocks xmlns:a="http://schemas.openxmlformats.org/drawingml/2006/main"/>
-                </wp:cNvGraphicFramePr>
-                <a:graphic xmlns:a="http://schemas.openxmlformats.org/drawingml/2006/main">
-                  <a:graphicData uri="http://schemas.microsoft.com/office/word/2010/wordprocessingShape">
-                    <wps:wsp>
-                      <wps:cNvSpPr txBox="1">
-                        <a:spLocks noChangeArrowheads="1"/>
-                      </wps:cNvSpPr>
-                      <wps:spPr bwMode="auto">
-                        <a:xfrm>
-                          <a:off x="0" y="0"/>
-                          <a:ext cx="4118610" cy="3498215"/>
-                        </a:xfrm>
-                        <a:prstGeom prst="rect">
-                          <a:avLst/>
-                        </a:prstGeom>
-                        <a:solidFill>
-                          <a:srgbClr val="FFFFFF"/>
-                        </a:solidFill>
-                        <a:ln w="9525">
-                          <a:solidFill>
-                            <a:srgbClr val="000000"/>
-                          </a:solidFill>
-                          <a:miter lim="800000"/>
-                          <a:headEnd/>
-                          <a:tailEnd/>
-                        </a:ln>
-                      </wps:spPr>
-                      <wps:txbx>
-                        <w:txbxContent>
-                          <w:p>
-                            <w:pPr>
-                              <w:ind w:right="387"/>
-                              <w:jc w:val="center"/>
-                            </w:pPr>
-                            <w:r>
-                              <w:rPr>
-                                <w:noProof/>
-                              </w:rPr>
-                              <w:drawing>
-                                <wp:inline distT="0" distB="0" distL="0" distR="0" wp14:anchorId="67A05A2A" wp14:editId="0C62CB07">
-                                  <wp:extent cx="3866515" cy="3397885"/>
-                                  <wp:effectExtent l="0" t="0" r="635" b="0"/>
-                                  <wp:docPr id="135668178" name="Picture 1" descr="A screenshot of a music album&#10;&#10;AI-generated content may be incorrect."/>
-                                  <wp:cNvGraphicFramePr>
-                                    <a:graphicFrameLocks xmlns:a="http://schemas.openxmlformats.org/drawingml/2006/main" noChangeAspect="1"/>
-                                  </wp:cNvGraphicFramePr>
-                                  <a:graphic xmlns:a="http://schemas.openxmlformats.org/drawingml/2006/main">
-                                    <a:graphicData uri="http://schemas.openxmlformats.org/drawingml/2006/picture">
-                                      <pic:pic xmlns:pic="http://schemas.openxmlformats.org/drawingml/2006/picture">
-                                        <pic:nvPicPr>
-                                          <pic:cNvPr id="135668178" name="Picture 1" descr="A screenshot of a music album&#10;&#10;AI-generated content may be incorrect."/>
-                                          <pic:cNvPicPr/>
-                                        </pic:nvPicPr>
-                                        <pic:blipFill>
-                                          <a:blip r:embed="rId15"/>
-                                          <a:stretch>
-                                            <a:fillRect/>
-                                          </a:stretch>
-                                        </pic:blipFill>
-                                        <pic:spPr>
-                                          <a:xfrm>
-                                            <a:off x="0" y="0"/>
-                                            <a:ext cx="3866515" cy="3397885"/>
-                                          </a:xfrm>
-                                          <a:prstGeom prst="rect">
-                                            <a:avLst/>
-                                          </a:prstGeom>
-                                        </pic:spPr>
-                                      </pic:pic>
-                                    </a:graphicData>
-                                  </a:graphic>
-                                </wp:inline>
-                              </w:drawing>
-                            </w:r>
-                          </w:p>
-                        </w:txbxContent>
-                      </wps:txbx>
-                      <wps:bodyPr rot="0" vert="horz" wrap="square" lIns="91440" tIns="45720" rIns="91440" bIns="45720" anchor="t" anchorCtr="0">
-                        <a:noAutofit/>
-                      </wps:bodyPr>
-                    </wps:wsp>
-                  </a:graphicData>
-                </a:graphic>
-                <wp14:sizeRelH relativeFrom="margin">
-                  <wp14:pctWidth>0</wp14:pctWidth>
-                </wp14:sizeRelH>
-                <wp14:sizeRelV relativeFrom="margin">
-                  <wp14:pctHeight>0</wp14:pctHeight>
-                </wp14:sizeRelV>
-              </wp:anchor>
-            </w:drawing>
-          </mc:Choice>
-          <mc:Fallback>
-            <w:pict>
-              <v:shape w14:anchorId="571093E0" id="_x0000_s1028" type="#_x0000_t202" style="position:absolute;margin-left:81pt;margin-top:22.55pt;width:324.3pt;height:275.45pt;z-index:251662336;visibility:visible;mso-wrap-style:square;mso-width-percent:0;mso-height-percent:0;mso-wrap-distance-left:9pt;mso-wrap-distance-top:3.6pt;mso-wrap-distance-right:9pt;mso-wrap-distance-bottom:3.6pt;mso-position-horizontal:absolute;mso-position-horizontal-relative:margin;mso-position-vertical:absolute;mso-position-vertical-relative:text;mso-width-percent:0;mso-height-percent:0;mso-width-relative:margin;mso-height-relative:margin;v-text-anchor:top" o:gfxdata="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">
-                <v:textbox>
-                  <w:txbxContent>
-                    <w:p>
-                      <w:pPr>
-                        <w:ind w:right="387"/>
-                        <w:jc w:val="center"/>
-                      </w:pPr>
-                      <w:r>
-                        <w:rPr>
-                          <w:noProof/>
-                        </w:rPr>
-                        <w:drawing>
-                          <wp:inline distT="0" distB="0" distL="0" distR="0" wp14:anchorId="67A05A2A" wp14:editId="0C62CB07">
-                            <wp:extent cx="3866515" cy="3397885"/>
-                            <wp:effectExtent l="0" t="0" r="635" b="0"/>
-                            <wp:docPr id="135668178" name="Picture 1" descr="A screenshot of a music album&#10;&#10;AI-generated content may be incorrect."/>
-                            <wp:cNvGraphicFramePr>
-                              <a:graphicFrameLocks xmlns:a="http://schemas.openxmlformats.org/drawingml/2006/main" noChangeAspect="1"/>
-                            </wp:cNvGraphicFramePr>
-                            <a:graphic xmlns:a="http://schemas.openxmlformats.org/drawingml/2006/main">
-                              <a:graphicData uri="http://schemas.openxmlformats.org/drawingml/2006/picture">
-                                <pic:pic xmlns:pic="http://schemas.openxmlformats.org/drawingml/2006/picture">
-                                  <pic:nvPicPr>
-                                    <pic:cNvPr id="135668178" name="Picture 1" descr="A screenshot of a music album&#10;&#10;AI-generated content may be incorrect."/>
-                                    <pic:cNvPicPr/>
-                                  </pic:nvPicPr>
-                                  <pic:blipFill>
-                                    <a:blip r:embed="rId15"/>
-                                    <a:stretch>
-                                      <a:fillRect/>
-                                    </a:stretch>
-                                  </pic:blipFill>
-                                  <pic:spPr>
-                                    <a:xfrm>
-                                      <a:off x="0" y="0"/>
-                                      <a:ext cx="3866515" cy="3397885"/>
-                                    </a:xfrm>
-                                    <a:prstGeom prst="rect">
-                                      <a:avLst/>
-                                    </a:prstGeom>
-                                  </pic:spPr>
-                                </pic:pic>
-                              </a:graphicData>
-                            </a:graphic>
-                          </wp:inline>
-                        </w:drawing>
-                      </w:r>
-                    </w:p>
-                  </w:txbxContent>
-                </v:textbox>
-                <w10:wrap type="topAndBottom" anchorx="margin"/>
-              </v:shape>
-            </w:pict>
-          </mc:Fallback>
-        </mc:AlternateContent>
-      </w:r>
+        <w:pStyle w:val="ScreenshotManuale"/>
+      </w:pPr>
+      <w:r>
+        <w:drawing>
+          <wp:inline distT="0" distB="0" distL="0" distR="0" wp14:anchorId="438D3888" wp14:editId="7AC196EF">
+            <wp:extent cx="4381200" cy="4053600"/>
+            <wp:effectExtent l="0" t="0" r="635" b="4445"/>
+            <wp:docPr id="220876506" name="Picture 1"/>
+            <wp:cNvGraphicFramePr>
+              <a:graphicFrameLocks xmlns:a="http://schemas.openxmlformats.org/drawingml/2006/main" noChangeAspect="1"/>
+            </wp:cNvGraphicFramePr>
+            <a:graphic xmlns:a="http://schemas.openxmlformats.org/drawingml/2006/main">
+              <a:graphicData uri="http://schemas.openxmlformats.org/drawingml/2006/picture">
+                <pic:pic xmlns:pic="http://schemas.openxmlformats.org/drawingml/2006/picture">
+                  <pic:nvPicPr>
+                    <pic:cNvPr id="220876506" name=""/>
+                    <pic:cNvPicPr/>
+                  </pic:nvPicPr>
+                  <pic:blipFill>
+                    <a:blip r:embed="rId15"/>
+                    <a:stretch>
+                      <a:fillRect/>
+                    </a:stretch>
+                  </pic:blipFill>
+                  <pic:spPr>
+                    <a:xfrm>
+                      <a:off x="0" y="0"/>
+                      <a:ext cx="4381200" cy="4053600"/>
+                    </a:xfrm>
+                    <a:prstGeom prst="rect">
+                      <a:avLst/>
+                    </a:prstGeom>
+                  </pic:spPr>
+                </pic:pic>
+              </a:graphicData>
+            </a:graphic>
+          </wp:inline>
+        </w:drawing>
+      </w:r>
+    </w:p>
+    <w:p>
+      <w:pPr>
+        <w:rPr>
+          <w:rFonts w:ascii="Times New Roman" w:hAnsi="Times New Roman" w:cs="Times New Roman"/>
+          <w:kern w:val="0"/>
+        </w:rPr>
+      </w:pPr>
     </w:p>
     <w:p>
       <w:pPr>
@@ -3524,32 +3843,56 @@
     </w:p>
     <w:p>
       <w:pPr>
-        <w:rPr>
-          <w:rFonts w:ascii="Times New Roman" w:hAnsi="Times New Roman" w:cs="Times New Roman"/>
-          <w:kern w:val="0"/>
-        </w:rPr>
-      </w:pPr>
-      <w:r>
-        <w:rPr>
-          <w:rFonts w:ascii="Times New Roman" w:hAnsi="Times New Roman" w:cs="Times New Roman"/>
-          <w:kern w:val="0"/>
-        </w:rPr>
-        <w:t>A destra di questi troviamo una lista a discesa da cui è possibile effettuare una selezione tra gli artisti in base al genere musicale.</w:t>
-      </w:r>
-    </w:p>
-    <w:p>
-      <w:pPr>
-        <w:rPr>
-          <w:rFonts w:ascii="Times New Roman" w:hAnsi="Times New Roman" w:cs="Times New Roman"/>
-          <w:kern w:val="0"/>
-        </w:rPr>
-      </w:pPr>
-      <w:r>
-        <w:rPr>
-          <w:rFonts w:ascii="Times New Roman" w:hAnsi="Times New Roman" w:cs="Times New Roman"/>
-          <w:kern w:val="0"/>
-        </w:rPr>
-        <w:t xml:space="preserve">Euterpe si apre sempre </w:t>
+        <w:jc w:val="both"/>
+        <w:rPr>
+          <w:rFonts w:ascii="Times New Roman" w:hAnsi="Times New Roman" w:cs="Times New Roman"/>
+          <w:kern w:val="0"/>
+        </w:rPr>
+      </w:pPr>
+      <w:r>
+        <w:rPr>
+          <w:rFonts w:ascii="Times New Roman" w:hAnsi="Times New Roman" w:cs="Times New Roman"/>
+          <w:kern w:val="0"/>
+        </w:rPr>
+        <w:t>A destra di questi troviamo una lista a discesa da cui è possibile selezion</w:t>
+      </w:r>
+      <w:r>
+        <w:rPr>
+          <w:rFonts w:ascii="Times New Roman" w:hAnsi="Times New Roman" w:cs="Times New Roman"/>
+          <w:kern w:val="0"/>
+        </w:rPr>
+        <w:t>are</w:t>
+      </w:r>
+      <w:r>
+        <w:rPr>
+          <w:rFonts w:ascii="Times New Roman" w:hAnsi="Times New Roman" w:cs="Times New Roman"/>
+          <w:kern w:val="0"/>
+        </w:rPr>
+        <w:t xml:space="preserve"> gli artisti in base al genere musicale.</w:t>
+      </w:r>
+    </w:p>
+    <w:p>
+      <w:pPr>
+        <w:rPr>
+          <w:rFonts w:ascii="Times New Roman" w:hAnsi="Times New Roman" w:cs="Times New Roman"/>
+          <w:kern w:val="0"/>
+        </w:rPr>
+      </w:pPr>
+      <w:r>
+        <w:rPr>
+          <w:rFonts w:ascii="Times New Roman" w:hAnsi="Times New Roman" w:cs="Times New Roman"/>
+          <w:i/>
+          <w:iCs/>
+          <w:kern w:val="0"/>
+        </w:rPr>
+        <w:t>Euterpe</w:t>
+      </w:r>
+      <w:r>
+        <w:rPr>
+          <w:rFonts w:ascii="Times New Roman" w:hAnsi="Times New Roman" w:cs="Times New Roman"/>
+          <w:kern w:val="0"/>
+        </w:rPr>
+        <w:t xml:space="preserve"> si apre sempre </w:t>
       </w:r>
       <w:r>
         <w:rPr>
@@ -3570,7 +3913,7 @@
       <w:pPr>
         <w:pStyle w:val="Heading1"/>
       </w:pPr>
-      <w:bookmarkStart w:id="7" w:name="_Toc214356855"/>
+      <w:bookmarkStart w:id="7" w:name="_Toc224078300"/>
       <w:r>
         <w:lastRenderedPageBreak/>
         <w:t>La finestra MP3</w:t>
@@ -3579,6 +3922,7 @@
     </w:p>
     <w:p>
       <w:pPr>
+        <w:jc w:val="both"/>
         <w:rPr>
           <w:rFonts w:ascii="Times New Roman" w:hAnsi="Times New Roman" w:cs="Times New Roman"/>
           <w:kern w:val="0"/>
@@ -3596,7 +3940,14 @@
           <w:rFonts w:ascii="Times New Roman" w:hAnsi="Times New Roman" w:cs="Times New Roman"/>
           <w:kern w:val="0"/>
         </w:rPr>
-        <w:t>base dei</w:t>
+        <w:t>radice</w:t>
+      </w:r>
+      <w:r>
+        <w:rPr>
+          <w:rFonts w:ascii="Times New Roman" w:hAnsi="Times New Roman" w:cs="Times New Roman"/>
+          <w:kern w:val="0"/>
+        </w:rPr>
+        <w:t xml:space="preserve"> dei</w:t>
       </w:r>
       <w:r>
         <w:rPr>
@@ -3636,6 +3987,7 @@
     </w:p>
     <w:p>
       <w:pPr>
+        <w:jc w:val="both"/>
         <w:rPr>
           <w:rFonts w:ascii="Times New Roman" w:hAnsi="Times New Roman" w:cs="Times New Roman"/>
           <w:kern w:val="0"/>
@@ -3695,7 +4047,49 @@
           <w:rFonts w:ascii="Times New Roman" w:hAnsi="Times New Roman" w:cs="Times New Roman"/>
           <w:kern w:val="0"/>
         </w:rPr>
-        <w:t xml:space="preserve"> è usato per impostare la cartella dei file Mp3, accanto </w:t>
+        <w:t xml:space="preserve"> </w:t>
+      </w:r>
+      <w:r>
+        <w:rPr>
+          <w:rFonts w:ascii="Times New Roman" w:hAnsi="Times New Roman" w:cs="Times New Roman"/>
+          <w:kern w:val="0"/>
+        </w:rPr>
+        <w:t>permette di</w:t>
+      </w:r>
+      <w:r>
+        <w:rPr>
+          <w:rFonts w:ascii="Times New Roman" w:hAnsi="Times New Roman" w:cs="Times New Roman"/>
+          <w:kern w:val="0"/>
+        </w:rPr>
+        <w:t xml:space="preserve"> </w:t>
+      </w:r>
+      <w:r>
+        <w:rPr>
+          <w:rFonts w:ascii="Times New Roman" w:hAnsi="Times New Roman" w:cs="Times New Roman"/>
+          <w:kern w:val="0"/>
+        </w:rPr>
+        <w:t>selezionare</w:t>
+      </w:r>
+      <w:r>
+        <w:rPr>
+          <w:rFonts w:ascii="Times New Roman" w:hAnsi="Times New Roman" w:cs="Times New Roman"/>
+          <w:kern w:val="0"/>
+        </w:rPr>
+        <w:t xml:space="preserve"> la cartella </w:t>
+      </w:r>
+      <w:r>
+        <w:rPr>
+          <w:rFonts w:ascii="Times New Roman" w:hAnsi="Times New Roman" w:cs="Times New Roman"/>
+          <w:kern w:val="0"/>
+        </w:rPr>
+        <w:t>radice</w:t>
+      </w:r>
+      <w:r>
+        <w:rPr>
+          <w:rFonts w:ascii="Times New Roman" w:hAnsi="Times New Roman" w:cs="Times New Roman"/>
+          <w:kern w:val="0"/>
+        </w:rPr>
+        <w:t xml:space="preserve">, accanto </w:t>
       </w:r>
       <w:r>
         <w:rPr>
@@ -3723,7 +4117,23 @@
           <w:rFonts w:ascii="Times New Roman" w:hAnsi="Times New Roman" w:cs="Times New Roman"/>
           <w:kern w:val="0"/>
         </w:rPr>
-        <w:t xml:space="preserve"> il programma riapr</w:t>
+        <w:t xml:space="preserve"> il </w:t>
+      </w:r>
+      <w:r>
+        <w:rPr>
+          <w:rFonts w:ascii="Times New Roman" w:hAnsi="Times New Roman" w:cs="Times New Roman"/>
+          <w:i/>
+          <w:iCs/>
+          <w:kern w:val="0"/>
+        </w:rPr>
+        <w:t>Euterpe</w:t>
+      </w:r>
+      <w:r>
+        <w:rPr>
+          <w:rFonts w:ascii="Times New Roman" w:hAnsi="Times New Roman" w:cs="Times New Roman"/>
+          <w:kern w:val="0"/>
+        </w:rPr>
+        <w:t xml:space="preserve"> riapr</w:t>
       </w:r>
       <w:r>
         <w:rPr>
@@ -3749,21 +4159,53 @@
     </w:p>
     <w:p>
       <w:pPr>
-        <w:rPr>
-          <w:rFonts w:ascii="Times New Roman" w:hAnsi="Times New Roman" w:cs="Times New Roman"/>
-          <w:kern w:val="0"/>
-        </w:rPr>
-      </w:pPr>
-      <w:r>
-        <w:rPr>
-          <w:rFonts w:ascii="Times New Roman" w:hAnsi="Times New Roman" w:cs="Times New Roman"/>
-          <w:kern w:val="0"/>
-        </w:rPr>
-        <w:t>Quando si imposta una cartella di base, Euterpe cerca al suo interno il file di indice. Se questo non viene trovato o non è aggiornato allo stato dei files viene chiesto se si desidera aggiornarlo.</w:t>
-      </w:r>
-    </w:p>
-    <w:p>
-      <w:pPr>
+        <w:jc w:val="both"/>
+        <w:rPr>
+          <w:rFonts w:ascii="Times New Roman" w:hAnsi="Times New Roman" w:cs="Times New Roman"/>
+          <w:kern w:val="0"/>
+        </w:rPr>
+      </w:pPr>
+      <w:r>
+        <w:rPr>
+          <w:rFonts w:ascii="Times New Roman" w:hAnsi="Times New Roman" w:cs="Times New Roman"/>
+          <w:kern w:val="0"/>
+        </w:rPr>
+        <w:t xml:space="preserve">Quando si imposta una cartella </w:t>
+      </w:r>
+      <w:r>
+        <w:rPr>
+          <w:rFonts w:ascii="Times New Roman" w:hAnsi="Times New Roman" w:cs="Times New Roman"/>
+          <w:kern w:val="0"/>
+        </w:rPr>
+        <w:t>radice</w:t>
+      </w:r>
+      <w:r>
+        <w:rPr>
+          <w:rFonts w:ascii="Times New Roman" w:hAnsi="Times New Roman" w:cs="Times New Roman"/>
+          <w:kern w:val="0"/>
+        </w:rPr>
+        <w:t xml:space="preserve">, </w:t>
+      </w:r>
+      <w:r>
+        <w:rPr>
+          <w:rFonts w:ascii="Times New Roman" w:hAnsi="Times New Roman" w:cs="Times New Roman"/>
+          <w:i/>
+          <w:iCs/>
+          <w:kern w:val="0"/>
+        </w:rPr>
+        <w:t>Euterpe</w:t>
+      </w:r>
+      <w:r>
+        <w:rPr>
+          <w:rFonts w:ascii="Times New Roman" w:hAnsi="Times New Roman" w:cs="Times New Roman"/>
+          <w:kern w:val="0"/>
+        </w:rPr>
+        <w:t xml:space="preserve"> cerca al suo interno il file di indice. Se questo non viene trovato o non è aggiornato allo stato dei files viene chiesto se si desidera aggiornarlo.</w:t>
+      </w:r>
+    </w:p>
+    <w:p>
+      <w:pPr>
+        <w:jc w:val="both"/>
         <w:rPr>
           <w:rFonts w:ascii="Times New Roman" w:hAnsi="Times New Roman" w:cs="Times New Roman"/>
           <w:kern w:val="0"/>
@@ -3824,6 +4266,7 @@
           <w:ilvl w:val="0"/>
           <w:numId w:val="3"/>
         </w:numPr>
+        <w:jc w:val="both"/>
         <w:rPr>
           <w:rFonts w:ascii="Times New Roman" w:hAnsi="Times New Roman" w:cs="Times New Roman"/>
           <w:kern w:val="0"/>
@@ -3848,19 +4291,246 @@
           <w:rFonts w:ascii="Times New Roman" w:hAnsi="Times New Roman" w:cs="Times New Roman"/>
           <w:kern w:val="0"/>
         </w:rPr>
-        <w:t xml:space="preserve">ne mostrata la copertina dell’album selezionato </w:t>
-      </w:r>
-      <w:r>
-        <w:rPr>
-          <w:rFonts w:ascii="Times New Roman" w:hAnsi="Times New Roman" w:cs="Times New Roman"/>
-          <w:noProof/>
-          <w:kern w:val="0"/>
-        </w:rPr>
+        <w:t>ne mostrata la copertina dell’album o l’elenco dei brani della playlis</w:t>
+      </w:r>
+      <w:r>
+        <w:rPr>
+          <w:rFonts w:ascii="Times New Roman" w:hAnsi="Times New Roman" w:cs="Times New Roman"/>
+          <w:kern w:val="0"/>
+        </w:rPr>
+        <w:t>t</w:t>
+      </w:r>
+      <w:r>
+        <w:rPr>
+          <w:rFonts w:ascii="Times New Roman" w:hAnsi="Times New Roman" w:cs="Times New Roman"/>
+          <w:kern w:val="0"/>
+        </w:rPr>
+        <w:t xml:space="preserve"> a seconda della posizione del cursore (alto per la copertina, basso per la playlist)</w:t>
+      </w:r>
+      <w:r>
+        <w:rPr>
+          <w:rFonts w:ascii="Times New Roman" w:hAnsi="Times New Roman" w:cs="Times New Roman"/>
+          <w:kern w:val="0"/>
+        </w:rPr>
+        <w:t>.</w:t>
+      </w:r>
+    </w:p>
+    <w:p>
+      <w:pPr>
+        <w:pStyle w:val="ListParagraph"/>
+        <w:numPr>
+          <w:ilvl w:val="0"/>
+          <w:numId w:val="3"/>
+        </w:numPr>
+        <w:rPr>
+          <w:rFonts w:ascii="Times New Roman" w:hAnsi="Times New Roman" w:cs="Times New Roman"/>
+          <w:kern w:val="0"/>
+        </w:rPr>
+      </w:pPr>
+      <w:r>
+        <w:rPr>
+          <w:rFonts w:ascii="Times New Roman" w:hAnsi="Times New Roman" w:cs="Times New Roman"/>
+          <w:kern w:val="0"/>
+        </w:rPr>
+        <w:t>In basso a destra troviamo l’elenco delle tracce</w:t>
+      </w:r>
+      <w:r>
+        <w:rPr>
+          <w:rFonts w:ascii="Times New Roman" w:hAnsi="Times New Roman" w:cs="Times New Roman"/>
+          <w:kern w:val="0"/>
+        </w:rPr>
+        <w:t xml:space="preserve"> dell’album selezionato</w:t>
+      </w:r>
+      <w:r>
+        <w:rPr>
+          <w:rFonts w:ascii="Times New Roman" w:hAnsi="Times New Roman" w:cs="Times New Roman"/>
+          <w:kern w:val="0"/>
+        </w:rPr>
+        <w:t>.</w:t>
+      </w:r>
+    </w:p>
+    <w:p>
+      <w:pPr>
+        <w:jc w:val="both"/>
+        <w:rPr>
+          <w:rFonts w:ascii="Times New Roman" w:hAnsi="Times New Roman" w:cs="Times New Roman"/>
+          <w:kern w:val="0"/>
+        </w:rPr>
+      </w:pPr>
+      <w:r>
+        <w:rPr>
+          <w:rFonts w:ascii="Times New Roman" w:hAnsi="Times New Roman" w:cs="Times New Roman"/>
+          <w:kern w:val="0"/>
+        </w:rPr>
+        <w:t>L’indice non viene creato sulla base delle cartelle</w:t>
+      </w:r>
+      <w:r>
+        <w:rPr>
+          <w:rFonts w:ascii="Times New Roman" w:hAnsi="Times New Roman" w:cs="Times New Roman"/>
+          <w:kern w:val="0"/>
+        </w:rPr>
+        <w:t xml:space="preserve"> che si trovano </w:t>
+      </w:r>
+      <w:r>
+        <w:rPr>
+          <w:rFonts w:ascii="Times New Roman" w:hAnsi="Times New Roman" w:cs="Times New Roman"/>
+          <w:kern w:val="0"/>
+        </w:rPr>
+        <w:t xml:space="preserve">sotto </w:t>
+      </w:r>
+      <w:r>
+        <w:rPr>
+          <w:rFonts w:ascii="Times New Roman" w:hAnsi="Times New Roman" w:cs="Times New Roman"/>
+          <w:kern w:val="0"/>
+        </w:rPr>
+        <w:t>la radice,</w:t>
+      </w:r>
+      <w:r>
+        <w:rPr>
+          <w:rFonts w:ascii="Times New Roman" w:hAnsi="Times New Roman" w:cs="Times New Roman"/>
+          <w:kern w:val="0"/>
+        </w:rPr>
+        <w:t xml:space="preserve"> </w:t>
+      </w:r>
+      <w:r>
+        <w:rPr>
+          <w:rFonts w:ascii="Times New Roman" w:hAnsi="Times New Roman" w:cs="Times New Roman"/>
+          <w:kern w:val="0"/>
+        </w:rPr>
+        <w:t xml:space="preserve">ma </w:t>
+      </w:r>
+      <w:r>
+        <w:rPr>
+          <w:rFonts w:ascii="Times New Roman" w:hAnsi="Times New Roman" w:cs="Times New Roman"/>
+          <w:kern w:val="0"/>
+        </w:rPr>
+        <w:t xml:space="preserve">attingendo </w:t>
+      </w:r>
+      <w:r>
+        <w:rPr>
+          <w:rFonts w:ascii="Times New Roman" w:hAnsi="Times New Roman" w:cs="Times New Roman"/>
+          <w:kern w:val="0"/>
+        </w:rPr>
+        <w:t>al contenuto dei tag dei file MP3.</w:t>
+      </w:r>
+      <w:r>
+        <w:rPr>
+          <w:rFonts w:ascii="Times New Roman" w:hAnsi="Times New Roman" w:cs="Times New Roman"/>
+          <w:kern w:val="0"/>
+        </w:rPr>
+        <w:t xml:space="preserve"> Questi vengono poi raggruppati per artista, per album e per brano.</w:t>
+      </w:r>
+    </w:p>
+    <w:p>
+      <w:pPr>
+        <w:jc w:val="both"/>
+        <w:rPr>
+          <w:rFonts w:ascii="Times New Roman" w:hAnsi="Times New Roman" w:cs="Times New Roman"/>
+          <w:kern w:val="0"/>
+        </w:rPr>
+      </w:pPr>
+      <w:r>
+        <w:rPr>
+          <w:rFonts w:ascii="Times New Roman" w:hAnsi="Times New Roman" w:cs="Times New Roman"/>
+          <w:b/>
+          <w:bCs/>
+          <w:kern w:val="0"/>
+        </w:rPr>
+        <w:t>Nota</w:t>
+      </w:r>
+      <w:r>
+        <w:rPr>
+          <w:rFonts w:ascii="Times New Roman" w:hAnsi="Times New Roman" w:cs="Times New Roman"/>
+          <w:kern w:val="0"/>
+        </w:rPr>
+        <w:t>: se un</w:t>
+      </w:r>
+      <w:r>
+        <w:rPr>
+          <w:rFonts w:ascii="Times New Roman" w:hAnsi="Times New Roman" w:cs="Times New Roman"/>
+          <w:kern w:val="0"/>
+        </w:rPr>
+        <w:t xml:space="preserve"> artista appa</w:t>
+      </w:r>
+      <w:r>
+        <w:rPr>
+          <w:rFonts w:ascii="Times New Roman" w:hAnsi="Times New Roman" w:cs="Times New Roman"/>
+          <w:kern w:val="0"/>
+        </w:rPr>
+        <w:t>re</w:t>
+      </w:r>
+      <w:r>
+        <w:rPr>
+          <w:rFonts w:ascii="Times New Roman" w:hAnsi="Times New Roman" w:cs="Times New Roman"/>
+          <w:kern w:val="0"/>
+        </w:rPr>
+        <w:t xml:space="preserve"> più volte </w:t>
+      </w:r>
+      <w:r>
+        <w:rPr>
+          <w:rFonts w:ascii="Times New Roman" w:hAnsi="Times New Roman" w:cs="Times New Roman"/>
+          <w:kern w:val="0"/>
+        </w:rPr>
+        <w:t xml:space="preserve">vuol dire che il suo nome è scritto </w:t>
+      </w:r>
+      <w:r>
+        <w:rPr>
+          <w:rFonts w:ascii="Times New Roman" w:hAnsi="Times New Roman" w:cs="Times New Roman"/>
+          <w:kern w:val="0"/>
+        </w:rPr>
+        <w:t>in maniera diversa nei vari album. Ad esempio, Fabrizio de Andre, Fabrizio Deandré, Fabrizio de André. In questi casi è possibile editare i tag degli album per normalizzare il nome</w:t>
+      </w:r>
+      <w:r>
+        <w:rPr>
+          <w:rFonts w:ascii="Times New Roman" w:hAnsi="Times New Roman" w:cs="Times New Roman"/>
+          <w:kern w:val="0"/>
+        </w:rPr>
+        <w:t xml:space="preserve"> (si veda più avanti)</w:t>
+      </w:r>
+      <w:r>
+        <w:rPr>
+          <w:rFonts w:ascii="Times New Roman" w:hAnsi="Times New Roman" w:cs="Times New Roman"/>
+          <w:kern w:val="0"/>
+        </w:rPr>
+        <w:t>.</w:t>
+      </w:r>
+    </w:p>
+    <w:p>
+      <w:pPr>
+        <w:pStyle w:val="Heading2"/>
+      </w:pPr>
+      <w:bookmarkStart w:id="8" w:name="_Toc224078301"/>
+      <w:r>
+        <w:t>Il riquadro artisti</w:t>
+      </w:r>
+      <w:bookmarkEnd w:id="8"/>
+    </w:p>
+    <w:p>
+      <w:pPr>
+        <w:jc w:val="both"/>
+      </w:pPr>
+      <w:r>
+        <w:t>Mostra, in ordine alfabetico, l’elenco degli artisti presenti o eventualmente filtrati in base al genere musicale.</w:t>
+      </w:r>
+    </w:p>
+    <w:p>
+      <w:pPr>
+        <w:jc w:val="both"/>
+      </w:pPr>
+      <w:r>
+        <w:t>Quando il cursore si trova sul nome di un artista viene mostrato un tip con foto ed informazioni.</w:t>
+      </w:r>
+    </w:p>
+    <w:p>
+      <w:pPr>
+        <w:pStyle w:val="ScreenshotManuale"/>
+      </w:pPr>
+      <w:r>
         <w:drawing>
-          <wp:inline distT="0" distB="0" distL="0" distR="0" wp14:anchorId="4EAABBAC" wp14:editId="06EE8C41">
-            <wp:extent cx="247685" cy="381053"/>
-            <wp:effectExtent l="0" t="0" r="0" b="0"/>
-            <wp:docPr id="2018790000" name="Picture 1"/>
+          <wp:inline distT="0" distB="0" distL="0" distR="0" wp14:anchorId="652E0299" wp14:editId="2DE0D6AA">
+            <wp:extent cx="2264400" cy="3013200"/>
+            <wp:effectExtent l="0" t="0" r="3175" b="0"/>
+            <wp:docPr id="470960234" name="Picture 1"/>
             <wp:cNvGraphicFramePr>
               <a:graphicFrameLocks xmlns:a="http://schemas.openxmlformats.org/drawingml/2006/main" noChangeAspect="1"/>
             </wp:cNvGraphicFramePr>
@@ -3868,7 +4538,7 @@
               <a:graphicData uri="http://schemas.openxmlformats.org/drawingml/2006/picture">
                 <pic:pic xmlns:pic="http://schemas.openxmlformats.org/drawingml/2006/picture">
                   <pic:nvPicPr>
-                    <pic:cNvPr id="2018790000" name=""/>
+                    <pic:cNvPr id="470960234" name=""/>
                     <pic:cNvPicPr/>
                   </pic:nvPicPr>
                   <pic:blipFill>
@@ -3880,7 +4550,7 @@
                   <pic:spPr>
                     <a:xfrm>
                       <a:off x="0" y="0"/>
-                      <a:ext cx="247685" cy="381053"/>
+                      <a:ext cx="2264400" cy="3013200"/>
                     </a:xfrm>
                     <a:prstGeom prst="rect">
                       <a:avLst/>
@@ -3892,19 +4562,74 @@
           </wp:inline>
         </w:drawing>
       </w:r>
-      <w:r>
-        <w:rPr>
-          <w:rFonts w:ascii="Times New Roman" w:hAnsi="Times New Roman" w:cs="Times New Roman"/>
-          <w:kern w:val="0"/>
-        </w:rPr>
-        <w:t>o l’elenco dei brani della playlis</w:t>
-      </w:r>
-      <w:r>
-        <w:rPr>
-          <w:rFonts w:ascii="Times New Roman" w:hAnsi="Times New Roman" w:cs="Times New Roman"/>
-          <w:kern w:val="0"/>
-        </w:rPr>
-        <w:t>t</w:t>
+    </w:p>
+    <w:p>
+      <w:pPr>
+        <w:pStyle w:val="Heading2"/>
+      </w:pPr>
+      <w:bookmarkStart w:id="9" w:name="_Toc224078302"/>
+      <w:r>
+        <w:lastRenderedPageBreak/>
+        <w:t>Il riquadro album</w:t>
+      </w:r>
+      <w:bookmarkEnd w:id="9"/>
+    </w:p>
+    <w:p>
+      <w:pPr>
+        <w:jc w:val="both"/>
+        <w:rPr>
+          <w:rFonts w:ascii="Times New Roman" w:hAnsi="Times New Roman" w:cs="Times New Roman"/>
+          <w:kern w:val="0"/>
+        </w:rPr>
+      </w:pPr>
+      <w:r>
+        <w:rPr>
+          <w:rFonts w:ascii="Times New Roman" w:hAnsi="Times New Roman" w:cs="Times New Roman"/>
+          <w:kern w:val="0"/>
+        </w:rPr>
+        <w:t xml:space="preserve">Selezionato un artista nel riquadro </w:t>
+      </w:r>
+      <w:r>
+        <w:rPr>
+          <w:rFonts w:ascii="Times New Roman" w:hAnsi="Times New Roman" w:cs="Times New Roman"/>
+          <w:kern w:val="0"/>
+        </w:rPr>
+        <w:t>degli album (</w:t>
+      </w:r>
+      <w:r>
+        <w:rPr>
+          <w:rFonts w:ascii="Times New Roman" w:hAnsi="Times New Roman" w:cs="Times New Roman"/>
+          <w:kern w:val="0"/>
+        </w:rPr>
+        <w:t>in alto a destra</w:t>
+      </w:r>
+      <w:r>
+        <w:rPr>
+          <w:rFonts w:ascii="Times New Roman" w:hAnsi="Times New Roman" w:cs="Times New Roman"/>
+          <w:kern w:val="0"/>
+        </w:rPr>
+        <w:t>)</w:t>
+      </w:r>
+      <w:r>
+        <w:rPr>
+          <w:rFonts w:ascii="Times New Roman" w:hAnsi="Times New Roman" w:cs="Times New Roman"/>
+          <w:kern w:val="0"/>
+        </w:rPr>
+        <w:t xml:space="preserve"> appare l’elenco degli album presenti. Questi vengono ordinati in base all’anno di pubblicazione</w:t>
+      </w:r>
+      <w:r>
+        <w:rPr>
+          <w:rFonts w:ascii="Times New Roman" w:hAnsi="Times New Roman" w:cs="Times New Roman"/>
+          <w:kern w:val="0"/>
+        </w:rPr>
+        <w:t xml:space="preserve">, </w:t>
+      </w:r>
+      <w:r>
+        <w:rPr>
+          <w:rFonts w:ascii="Times New Roman" w:hAnsi="Times New Roman" w:cs="Times New Roman"/>
+          <w:kern w:val="0"/>
+        </w:rPr>
+        <w:t>se il tag anno è presente.</w:t>
       </w:r>
       <w:r>
         <w:rPr>
@@ -3913,17 +4638,33 @@
         </w:rPr>
         <w:t xml:space="preserve"> </w:t>
       </w:r>
-      <w:r>
-        <w:rPr>
-          <w:rFonts w:ascii="Times New Roman" w:hAnsi="Times New Roman" w:cs="Times New Roman"/>
-          <w:noProof/>
-          <w:kern w:val="0"/>
-        </w:rPr>
+    </w:p>
+    <w:p>
+      <w:pPr>
+        <w:jc w:val="both"/>
+        <w:rPr>
+          <w:rFonts w:ascii="Times New Roman" w:hAnsi="Times New Roman" w:cs="Times New Roman"/>
+          <w:kern w:val="0"/>
+        </w:rPr>
+      </w:pPr>
+      <w:r>
+        <w:rPr>
+          <w:rFonts w:ascii="Times New Roman" w:hAnsi="Times New Roman" w:cs="Times New Roman"/>
+          <w:kern w:val="0"/>
+        </w:rPr>
+        <w:t>È disponibile un menu contestuale</w:t>
+      </w:r>
+    </w:p>
+    <w:p>
+      <w:pPr>
+        <w:pStyle w:val="ScreenshotManuale"/>
+      </w:pPr>
+      <w:r>
         <w:drawing>
-          <wp:inline distT="0" distB="0" distL="0" distR="0" wp14:anchorId="4D9C5B5E" wp14:editId="026A1120">
-            <wp:extent cx="238158" cy="419158"/>
-            <wp:effectExtent l="0" t="0" r="9525" b="0"/>
-            <wp:docPr id="1827144436" name="Picture 1"/>
+          <wp:inline distT="0" distB="0" distL="0" distR="0" wp14:anchorId="09D7B384" wp14:editId="4DF3B00A">
+            <wp:extent cx="1137600" cy="486000"/>
+            <wp:effectExtent l="0" t="0" r="5715" b="9525"/>
+            <wp:docPr id="962024106" name="Picture 1"/>
             <wp:cNvGraphicFramePr>
               <a:graphicFrameLocks xmlns:a="http://schemas.openxmlformats.org/drawingml/2006/main" noChangeAspect="1"/>
             </wp:cNvGraphicFramePr>
@@ -3931,7 +4672,7 @@
               <a:graphicData uri="http://schemas.openxmlformats.org/drawingml/2006/picture">
                 <pic:pic xmlns:pic="http://schemas.openxmlformats.org/drawingml/2006/picture">
                   <pic:nvPicPr>
-                    <pic:cNvPr id="1827144436" name=""/>
+                    <pic:cNvPr id="962024106" name=""/>
                     <pic:cNvPicPr/>
                   </pic:nvPicPr>
                   <pic:blipFill>
@@ -3943,7 +4684,7 @@
                   <pic:spPr>
                     <a:xfrm>
                       <a:off x="0" y="0"/>
-                      <a:ext cx="238158" cy="419158"/>
+                      <a:ext cx="1137600" cy="486000"/>
                     </a:xfrm>
                     <a:prstGeom prst="rect">
                       <a:avLst/>
@@ -3955,169 +4696,240 @@
           </wp:inline>
         </w:drawing>
       </w:r>
-      <w:r>
-        <w:rPr>
-          <w:rFonts w:ascii="Times New Roman" w:hAnsi="Times New Roman" w:cs="Times New Roman"/>
-          <w:kern w:val="0"/>
-        </w:rPr>
-        <w:t>.</w:t>
-      </w:r>
-    </w:p>
-    <w:p>
-      <w:pPr>
-        <w:pStyle w:val="ListParagraph"/>
-        <w:numPr>
-          <w:ilvl w:val="0"/>
-          <w:numId w:val="3"/>
-        </w:numPr>
-        <w:rPr>
-          <w:rFonts w:ascii="Times New Roman" w:hAnsi="Times New Roman" w:cs="Times New Roman"/>
-          <w:kern w:val="0"/>
-        </w:rPr>
-      </w:pPr>
-      <w:r>
-        <w:rPr>
-          <w:rFonts w:ascii="Times New Roman" w:hAnsi="Times New Roman" w:cs="Times New Roman"/>
-          <w:kern w:val="0"/>
-        </w:rPr>
-        <w:t>In basso a destra troviamo l’elenco delle tracce</w:t>
-      </w:r>
-      <w:r>
-        <w:rPr>
-          <w:rFonts w:ascii="Times New Roman" w:hAnsi="Times New Roman" w:cs="Times New Roman"/>
-          <w:kern w:val="0"/>
-        </w:rPr>
-        <w:t xml:space="preserve"> dell’album selezionato</w:t>
-      </w:r>
-      <w:r>
-        <w:rPr>
-          <w:rFonts w:ascii="Times New Roman" w:hAnsi="Times New Roman" w:cs="Times New Roman"/>
-          <w:kern w:val="0"/>
-        </w:rPr>
-        <w:t>.</w:t>
-      </w:r>
-    </w:p>
-    <w:p>
-      <w:pPr>
-        <w:rPr>
-          <w:rFonts w:ascii="Times New Roman" w:hAnsi="Times New Roman" w:cs="Times New Roman"/>
-          <w:kern w:val="0"/>
-        </w:rPr>
-      </w:pPr>
-      <w:r>
-        <w:rPr>
-          <w:rFonts w:ascii="Times New Roman" w:hAnsi="Times New Roman" w:cs="Times New Roman"/>
-          <w:kern w:val="0"/>
-        </w:rPr>
-        <w:t>L’indice non viene creato sulla base delle cartelle</w:t>
-      </w:r>
-      <w:r>
-        <w:rPr>
-          <w:rFonts w:ascii="Times New Roman" w:hAnsi="Times New Roman" w:cs="Times New Roman"/>
-          <w:kern w:val="0"/>
-        </w:rPr>
-        <w:t xml:space="preserve"> che si trovano </w:t>
-      </w:r>
-      <w:r>
-        <w:rPr>
-          <w:rFonts w:ascii="Times New Roman" w:hAnsi="Times New Roman" w:cs="Times New Roman"/>
-          <w:kern w:val="0"/>
-        </w:rPr>
-        <w:t xml:space="preserve">sotto quella di </w:t>
-      </w:r>
-      <w:r>
-        <w:rPr>
-          <w:rFonts w:ascii="Times New Roman" w:hAnsi="Times New Roman" w:cs="Times New Roman"/>
-          <w:kern w:val="0"/>
-        </w:rPr>
-        <w:t xml:space="preserve">base </w:t>
-      </w:r>
-      <w:r>
-        <w:rPr>
-          <w:rFonts w:ascii="Times New Roman" w:hAnsi="Times New Roman" w:cs="Times New Roman"/>
-          <w:kern w:val="0"/>
-        </w:rPr>
-        <w:t xml:space="preserve">ma </w:t>
-      </w:r>
-      <w:r>
-        <w:rPr>
-          <w:rFonts w:ascii="Times New Roman" w:hAnsi="Times New Roman" w:cs="Times New Roman"/>
-          <w:kern w:val="0"/>
-        </w:rPr>
-        <w:t xml:space="preserve">attingendo </w:t>
-      </w:r>
-      <w:r>
-        <w:rPr>
-          <w:rFonts w:ascii="Times New Roman" w:hAnsi="Times New Roman" w:cs="Times New Roman"/>
-          <w:kern w:val="0"/>
-        </w:rPr>
-        <w:t>al contenuto dei tag dei file MP3.</w:t>
-      </w:r>
-      <w:r>
-        <w:rPr>
-          <w:rFonts w:ascii="Times New Roman" w:hAnsi="Times New Roman" w:cs="Times New Roman"/>
-          <w:kern w:val="0"/>
-        </w:rPr>
-        <w:t xml:space="preserve"> Questi vengono poi raggruppati per artista, per album e per brano.</w:t>
-      </w:r>
-    </w:p>
-    <w:p>
-      <w:pPr>
-        <w:rPr>
-          <w:rFonts w:ascii="Times New Roman" w:hAnsi="Times New Roman" w:cs="Times New Roman"/>
-          <w:kern w:val="0"/>
-        </w:rPr>
-      </w:pPr>
-      <w:r>
-        <w:rPr>
-          <w:rFonts w:ascii="Times New Roman" w:hAnsi="Times New Roman" w:cs="Times New Roman"/>
-          <w:kern w:val="0"/>
-        </w:rPr>
-        <w:t>Può capitare che lo stesso artista appaia più volte nella lista degli artisti</w:t>
-      </w:r>
-      <w:r>
-        <w:rPr>
-          <w:rFonts w:ascii="Times New Roman" w:hAnsi="Times New Roman" w:cs="Times New Roman"/>
-          <w:kern w:val="0"/>
-        </w:rPr>
-        <w:t xml:space="preserve">, questo accade </w:t>
-      </w:r>
-      <w:r>
-        <w:rPr>
-          <w:rFonts w:ascii="Times New Roman" w:hAnsi="Times New Roman" w:cs="Times New Roman"/>
-          <w:kern w:val="0"/>
-        </w:rPr>
-        <w:t xml:space="preserve"> perché è stato scritto in maniera diversa nei vari album. Ad esempio, Fabrizio de Andre, Fabrizio Deandré, Fabrizio de André. In questi casi è possibile editare i tag degli album per normalizzare il nome.</w:t>
-      </w:r>
-    </w:p>
-    <w:p>
-      <w:pPr>
-        <w:rPr>
-          <w:rFonts w:ascii="Times New Roman" w:hAnsi="Times New Roman" w:cs="Times New Roman"/>
-          <w:kern w:val="0"/>
-        </w:rPr>
-      </w:pPr>
-      <w:r>
-        <w:rPr>
-          <w:rFonts w:ascii="Times New Roman" w:hAnsi="Times New Roman" w:cs="Times New Roman"/>
-          <w:kern w:val="0"/>
-        </w:rPr>
-        <w:t>Selezionato un artista nel riquadro in alto a destra appare l’elenco degli album presenti. Questi vengono ordinati in base all’anno di pubblicazione (se il tag anno è presente).</w:t>
-      </w:r>
-    </w:p>
-    <w:p>
-      <w:pPr>
-        <w:rPr>
-          <w:rFonts w:ascii="Times New Roman" w:hAnsi="Times New Roman" w:cs="Times New Roman"/>
-          <w:kern w:val="0"/>
-        </w:rPr>
-      </w:pPr>
-      <w:r>
-        <w:rPr>
-          <w:rFonts w:ascii="Times New Roman" w:hAnsi="Times New Roman" w:cs="Times New Roman"/>
-          <w:kern w:val="0"/>
-        </w:rPr>
-        <w:t xml:space="preserve">Selezionando un album nel riquadro in basso a sinistra appare la copertina dell’album, mentre nel riquadro in basso a </w:t>
+    </w:p>
+    <w:p>
+      <w:pPr>
+        <w:jc w:val="both"/>
+      </w:pPr>
+      <w:r>
+        <w:rPr>
+          <w:i/>
+          <w:iCs/>
+        </w:rPr>
+        <w:t>Aggiunge alla playlist</w:t>
+      </w:r>
+      <w:r>
+        <w:t xml:space="preserve"> aggiunge allaplaylist attuale tutte le tracce dell’album (si veda più avanti)</w:t>
+      </w:r>
+    </w:p>
+    <w:p>
+      <w:pPr>
+        <w:jc w:val="both"/>
+      </w:pPr>
+      <w:r>
+        <w:rPr>
+          <w:i/>
+          <w:iCs/>
+        </w:rPr>
+        <w:t>Informazioni</w:t>
+      </w:r>
+      <w:r>
+        <w:t xml:space="preserve"> mostra informazioni riguardo all’album ed alle tracce</w:t>
+      </w:r>
+    </w:p>
+    <w:p>
+      <w:pPr>
+        <w:pStyle w:val="ScreenshotManuale"/>
+      </w:pPr>
+      <w:r>
+        <w:drawing>
+          <wp:inline distT="0" distB="0" distL="0" distR="0" wp14:anchorId="1106372B" wp14:editId="48637535">
+            <wp:extent cx="2206800" cy="3236400"/>
+            <wp:effectExtent l="0" t="0" r="3175" b="2540"/>
+            <wp:docPr id="733988908" name="Picture 1"/>
+            <wp:cNvGraphicFramePr>
+              <a:graphicFrameLocks xmlns:a="http://schemas.openxmlformats.org/drawingml/2006/main" noChangeAspect="1"/>
+            </wp:cNvGraphicFramePr>
+            <a:graphic xmlns:a="http://schemas.openxmlformats.org/drawingml/2006/main">
+              <a:graphicData uri="http://schemas.openxmlformats.org/drawingml/2006/picture">
+                <pic:pic xmlns:pic="http://schemas.openxmlformats.org/drawingml/2006/picture">
+                  <pic:nvPicPr>
+                    <pic:cNvPr id="733988908" name=""/>
+                    <pic:cNvPicPr/>
+                  </pic:nvPicPr>
+                  <pic:blipFill>
+                    <a:blip r:embed="rId23"/>
+                    <a:stretch>
+                      <a:fillRect/>
+                    </a:stretch>
+                  </pic:blipFill>
+                  <pic:spPr>
+                    <a:xfrm>
+                      <a:off x="0" y="0"/>
+                      <a:ext cx="2206800" cy="3236400"/>
+                    </a:xfrm>
+                    <a:prstGeom prst="rect">
+                      <a:avLst/>
+                    </a:prstGeom>
+                  </pic:spPr>
+                </pic:pic>
+              </a:graphicData>
+            </a:graphic>
+          </wp:inline>
+        </w:drawing>
+      </w:r>
+    </w:p>
+    <w:p>
+      <w:r>
+        <w:rPr>
+          <w:i/>
+          <w:iCs/>
+        </w:rPr>
+        <w:t>Edit tag</w:t>
+      </w:r>
+      <w:r>
+        <w:t>, apre la finestra con le informazioni dettagliate sui tag dei brani dell’album</w:t>
+      </w:r>
+    </w:p>
+    <w:p>
+      <w:r>
+        <w:lastRenderedPageBreak/>
+        <w:drawing>
+          <wp:inline distT="0" distB="0" distL="0" distR="0" wp14:anchorId="3D056A84" wp14:editId="1740C336">
+            <wp:extent cx="6544800" cy="3625200"/>
+            <wp:effectExtent l="0" t="0" r="8890" b="0"/>
+            <wp:docPr id="1370845274" name="Picture 1"/>
+            <wp:cNvGraphicFramePr>
+              <a:graphicFrameLocks xmlns:a="http://schemas.openxmlformats.org/drawingml/2006/main" noChangeAspect="1"/>
+            </wp:cNvGraphicFramePr>
+            <a:graphic xmlns:a="http://schemas.openxmlformats.org/drawingml/2006/main">
+              <a:graphicData uri="http://schemas.openxmlformats.org/drawingml/2006/picture">
+                <pic:pic xmlns:pic="http://schemas.openxmlformats.org/drawingml/2006/picture">
+                  <pic:nvPicPr>
+                    <pic:cNvPr id="1370845274" name=""/>
+                    <pic:cNvPicPr/>
+                  </pic:nvPicPr>
+                  <pic:blipFill>
+                    <a:blip r:embed="rId24"/>
+                    <a:stretch>
+                      <a:fillRect/>
+                    </a:stretch>
+                  </pic:blipFill>
+                  <pic:spPr>
+                    <a:xfrm>
+                      <a:off x="0" y="0"/>
+                      <a:ext cx="6544800" cy="3625200"/>
+                    </a:xfrm>
+                    <a:prstGeom prst="rect">
+                      <a:avLst/>
+                    </a:prstGeom>
+                  </pic:spPr>
+                </pic:pic>
+              </a:graphicData>
+            </a:graphic>
+          </wp:inline>
+        </w:drawing>
+      </w:r>
+    </w:p>
+    <w:p>
+      <w:r>
+        <w:t>In alto la cartella dove si trovano le tracce dell’album. Accanto il bottone salva per registrare nel file i tag modificati.</w:t>
+      </w:r>
+    </w:p>
+    <w:p>
+      <w:r>
+        <w:t>Sotto troviamo il riquadro dei dati globali (Artista, album, anno di produzione, genere e la copertina)</w:t>
+      </w:r>
+    </w:p>
+    <w:p>
+      <w:r>
+        <w:t>Se impostiamo dei dati globali e premiamo imposta questi verranno assegnati a tutte le tracce così come la copertina.</w:t>
+      </w:r>
+    </w:p>
+    <w:p>
+      <w:pPr>
+        <w:pStyle w:val="Heading2"/>
+      </w:pPr>
+      <w:bookmarkStart w:id="10" w:name="_Toc224078303"/>
+      <w:r>
+        <w:t>Il riquadro tracce</w:t>
+      </w:r>
+      <w:bookmarkEnd w:id="10"/>
+    </w:p>
+    <w:p>
+      <w:pPr>
+        <w:jc w:val="both"/>
+        <w:rPr>
+          <w:rFonts w:ascii="Times New Roman" w:hAnsi="Times New Roman" w:cs="Times New Roman"/>
+          <w:kern w:val="0"/>
+        </w:rPr>
+      </w:pPr>
+      <w:r>
+        <w:rPr>
+          <w:rFonts w:ascii="Times New Roman" w:hAnsi="Times New Roman" w:cs="Times New Roman"/>
+          <w:kern w:val="0"/>
+        </w:rPr>
+        <w:t>Selezionando un album</w:t>
+      </w:r>
+      <w:r>
+        <w:rPr>
+          <w:rFonts w:ascii="Times New Roman" w:hAnsi="Times New Roman" w:cs="Times New Roman"/>
+          <w:kern w:val="0"/>
+        </w:rPr>
+        <w:t>,</w:t>
+      </w:r>
+      <w:r>
+        <w:rPr>
+          <w:rFonts w:ascii="Times New Roman" w:hAnsi="Times New Roman" w:cs="Times New Roman"/>
+          <w:kern w:val="0"/>
+        </w:rPr>
+        <w:t xml:space="preserve"> nel riquadro </w:t>
+      </w:r>
+      <w:r>
+        <w:rPr>
+          <w:rFonts w:ascii="Times New Roman" w:hAnsi="Times New Roman" w:cs="Times New Roman"/>
+          <w:kern w:val="0"/>
+        </w:rPr>
+        <w:t>delle copertine (</w:t>
+      </w:r>
+      <w:r>
+        <w:rPr>
+          <w:rFonts w:ascii="Times New Roman" w:hAnsi="Times New Roman" w:cs="Times New Roman"/>
+          <w:kern w:val="0"/>
+        </w:rPr>
+        <w:t xml:space="preserve">in basso a </w:t>
+      </w:r>
+      <w:r>
+        <w:rPr>
+          <w:rFonts w:ascii="Times New Roman" w:hAnsi="Times New Roman" w:cs="Times New Roman"/>
+          <w:kern w:val="0"/>
+        </w:rPr>
+        <w:t>sinistra)</w:t>
+      </w:r>
+      <w:r>
+        <w:rPr>
+          <w:rFonts w:ascii="Times New Roman" w:hAnsi="Times New Roman" w:cs="Times New Roman"/>
+          <w:kern w:val="0"/>
+        </w:rPr>
+        <w:t xml:space="preserve"> </w:t>
+      </w:r>
+      <w:r>
+        <w:rPr>
+          <w:rFonts w:ascii="Times New Roman" w:hAnsi="Times New Roman" w:cs="Times New Roman"/>
+          <w:kern w:val="0"/>
+        </w:rPr>
+        <w:t>viene mostrata l’immagine del</w:t>
+      </w:r>
+      <w:r>
+        <w:rPr>
+          <w:rFonts w:ascii="Times New Roman" w:hAnsi="Times New Roman" w:cs="Times New Roman"/>
+          <w:kern w:val="0"/>
+        </w:rPr>
+        <w:t>la copertina dell’album, mentre nel riquadro</w:t>
+      </w:r>
+      <w:r>
+        <w:rPr>
+          <w:rFonts w:ascii="Times New Roman" w:hAnsi="Times New Roman" w:cs="Times New Roman"/>
+          <w:kern w:val="0"/>
+        </w:rPr>
+        <w:t xml:space="preserve"> delle tracce (</w:t>
+      </w:r>
+      <w:r>
+        <w:rPr>
+          <w:rFonts w:ascii="Times New Roman" w:hAnsi="Times New Roman" w:cs="Times New Roman"/>
+          <w:kern w:val="0"/>
+        </w:rPr>
+        <w:t xml:space="preserve">in basso a </w:t>
       </w:r>
       <w:r>
         <w:rPr>
@@ -4131,6 +4943,13 @@
           <w:rFonts w:ascii="Times New Roman" w:hAnsi="Times New Roman" w:cs="Times New Roman"/>
           <w:kern w:val="0"/>
         </w:rPr>
+        <w:t>)</w:t>
+      </w:r>
+      <w:r>
+        <w:rPr>
+          <w:rFonts w:ascii="Times New Roman" w:hAnsi="Times New Roman" w:cs="Times New Roman"/>
+          <w:kern w:val="0"/>
+        </w:rPr>
         <w:t xml:space="preserve"> appare l’elenco delle tracce dell’album ordinate secondo la sequenza con cui si trovano sul disco o CD originale.</w:t>
       </w:r>
     </w:p>
@@ -4138,11 +4957,11 @@
       <w:pPr>
         <w:pStyle w:val="Heading2"/>
       </w:pPr>
-      <w:bookmarkStart w:id="8" w:name="_Toc214356856"/>
+      <w:bookmarkStart w:id="11" w:name="_Toc224078304"/>
       <w:r>
         <w:t>Creazione di una playlist</w:t>
       </w:r>
-      <w:bookmarkEnd w:id="8"/>
+      <w:bookmarkEnd w:id="11"/>
     </w:p>
     <w:p>
       <w:pPr>
@@ -4192,6 +5011,13 @@
         </w:rPr>
         <w:t>o le tracce</w:t>
       </w:r>
+      <w:r>
+        <w:rPr>
+          <w:rFonts w:ascii="Times New Roman" w:hAnsi="Times New Roman" w:cs="Times New Roman"/>
+          <w:kern w:val="0"/>
+        </w:rPr>
+        <w:t>.</w:t>
+      </w:r>
     </w:p>
     <w:p>
       <w:pPr>
@@ -4229,17 +5055,27 @@
     </w:p>
     <w:p>
       <w:pPr>
-        <w:rPr>
-          <w:rFonts w:ascii="Times New Roman" w:hAnsi="Times New Roman" w:cs="Times New Roman"/>
-          <w:kern w:val="0"/>
-        </w:rPr>
-      </w:pPr>
-      <w:r>
-        <w:rPr>
-          <w:rFonts w:ascii="Times New Roman" w:hAnsi="Times New Roman" w:cs="Times New Roman"/>
-          <w:kern w:val="0"/>
-        </w:rPr>
-        <w:t>La voce di menu contestuale “aggiunge alla playlist</w:t>
+        <w:jc w:val="both"/>
+        <w:rPr>
+          <w:rFonts w:ascii="Times New Roman" w:hAnsi="Times New Roman" w:cs="Times New Roman"/>
+          <w:kern w:val="0"/>
+        </w:rPr>
+      </w:pPr>
+      <w:r>
+        <w:rPr>
+          <w:rFonts w:ascii="Times New Roman" w:hAnsi="Times New Roman" w:cs="Times New Roman"/>
+          <w:kern w:val="0"/>
+        </w:rPr>
+        <w:t>La voce di menu contestuale “</w:t>
+      </w:r>
+      <w:r>
+        <w:rPr>
+          <w:rFonts w:ascii="Times New Roman" w:hAnsi="Times New Roman" w:cs="Times New Roman"/>
+          <w:i/>
+          <w:iCs/>
+          <w:kern w:val="0"/>
+        </w:rPr>
+        <w:t>aggiunge alla playlist</w:t>
       </w:r>
       <w:r>
         <w:rPr>
@@ -4366,209 +5202,331 @@
           <w:rFonts w:ascii="Times New Roman" w:hAnsi="Times New Roman" w:cs="Times New Roman"/>
           <w:kern w:val="0"/>
         </w:rPr>
-        <w:t>Per visualizzare il contenuto della playlist selezionare l’apposita icona nel riquadro in basso a sinistra.</w:t>
-      </w:r>
-    </w:p>
-    <w:p>
-      <w:pPr>
-        <w:rPr>
-          <w:rFonts w:ascii="Times New Roman" w:hAnsi="Times New Roman" w:cs="Times New Roman"/>
-          <w:kern w:val="0"/>
-        </w:rPr>
-      </w:pPr>
-      <w:r>
-        <w:rPr>
-          <w:noProof/>
-        </w:rPr>
+        <w:t xml:space="preserve">Per visualizzare il contenuto della playlist </w:t>
+      </w:r>
+      <w:r>
+        <w:rPr>
+          <w:rFonts w:ascii="Times New Roman" w:hAnsi="Times New Roman" w:cs="Times New Roman"/>
+          <w:kern w:val="0"/>
+        </w:rPr>
+        <w:t>portare il cursore verso il basso</w:t>
+      </w:r>
+      <w:r>
+        <w:rPr>
+          <w:rFonts w:ascii="Times New Roman" w:hAnsi="Times New Roman" w:cs="Times New Roman"/>
+          <w:kern w:val="0"/>
+        </w:rPr>
+        <w:t>.</w:t>
+      </w:r>
+    </w:p>
+    <w:p>
+      <w:pPr>
+        <w:pStyle w:val="ScreenshotManuale"/>
+      </w:pPr>
+      <w:r>
         <w:lastRenderedPageBreak/>
-        <mc:AlternateContent>
-          <mc:Choice Requires="wps">
-            <w:drawing>
-              <wp:anchor distT="45720" distB="45720" distL="114300" distR="114300" simplePos="0" relativeHeight="251674624" behindDoc="0" locked="0" layoutInCell="1" allowOverlap="1" wp14:anchorId="2899EAB1" wp14:editId="065DD87E">
-                <wp:simplePos x="0" y="0"/>
-                <wp:positionH relativeFrom="margin">
-                  <wp:posOffset>1585181</wp:posOffset>
-                </wp:positionH>
-                <wp:positionV relativeFrom="paragraph">
-                  <wp:posOffset>0</wp:posOffset>
-                </wp:positionV>
-                <wp:extent cx="2543810" cy="2226310"/>
-                <wp:effectExtent l="0" t="0" r="27940" b="21590"/>
-                <wp:wrapTopAndBottom/>
-                <wp:docPr id="1115982651" name="Casella di testo 2"/>
-                <wp:cNvGraphicFramePr>
-                  <a:graphicFrameLocks xmlns:a="http://schemas.openxmlformats.org/drawingml/2006/main"/>
-                </wp:cNvGraphicFramePr>
-                <a:graphic xmlns:a="http://schemas.openxmlformats.org/drawingml/2006/main">
-                  <a:graphicData uri="http://schemas.microsoft.com/office/word/2010/wordprocessingShape">
-                    <wps:wsp>
-                      <wps:cNvSpPr txBox="1">
-                        <a:spLocks noChangeArrowheads="1"/>
-                      </wps:cNvSpPr>
-                      <wps:spPr bwMode="auto">
-                        <a:xfrm>
-                          <a:off x="0" y="0"/>
-                          <a:ext cx="2543810" cy="2226310"/>
-                        </a:xfrm>
-                        <a:prstGeom prst="rect">
-                          <a:avLst/>
-                        </a:prstGeom>
-                        <a:solidFill>
-                          <a:srgbClr val="FFFFFF"/>
-                        </a:solidFill>
-                        <a:ln w="9525">
-                          <a:solidFill>
-                            <a:srgbClr val="000000"/>
-                          </a:solidFill>
-                          <a:miter lim="800000"/>
-                          <a:headEnd/>
-                          <a:tailEnd/>
-                        </a:ln>
-                      </wps:spPr>
-                      <wps:txbx>
-                        <w:txbxContent>
-                          <w:p>
-                            <w:pPr>
-                              <w:ind w:right="387"/>
-                              <w:jc w:val="center"/>
-                            </w:pPr>
-                            <w:r>
-                              <w:rPr>
-                                <w:noProof/>
-                              </w:rPr>
-                              <w:drawing>
-                                <wp:inline distT="0" distB="0" distL="0" distR="0" wp14:anchorId="66F73B19" wp14:editId="1343039D">
-                                  <wp:extent cx="2428571" cy="2095238"/>
-                                  <wp:effectExtent l="0" t="0" r="0" b="635"/>
-                                  <wp:docPr id="2100545559" name="Picture 1" descr="A screenshot of a computer&#10;&#10;AI-generated content may be incorrect."/>
-                                  <wp:cNvGraphicFramePr>
-                                    <a:graphicFrameLocks xmlns:a="http://schemas.openxmlformats.org/drawingml/2006/main" noChangeAspect="1"/>
-                                  </wp:cNvGraphicFramePr>
-                                  <a:graphic xmlns:a="http://schemas.openxmlformats.org/drawingml/2006/main">
-                                    <a:graphicData uri="http://schemas.openxmlformats.org/drawingml/2006/picture">
-                                      <pic:pic xmlns:pic="http://schemas.openxmlformats.org/drawingml/2006/picture">
-                                        <pic:nvPicPr>
-                                          <pic:cNvPr id="2100545559" name="Picture 1" descr="A screenshot of a computer&#10;&#10;AI-generated content may be incorrect."/>
-                                          <pic:cNvPicPr/>
-                                        </pic:nvPicPr>
-                                        <pic:blipFill>
-                                          <a:blip r:embed="rId23"/>
-                                          <a:stretch>
-                                            <a:fillRect/>
-                                          </a:stretch>
-                                        </pic:blipFill>
-                                        <pic:spPr>
-                                          <a:xfrm>
-                                            <a:off x="0" y="0"/>
-                                            <a:ext cx="2428571" cy="2095238"/>
-                                          </a:xfrm>
-                                          <a:prstGeom prst="rect">
-                                            <a:avLst/>
-                                          </a:prstGeom>
-                                        </pic:spPr>
-                                      </pic:pic>
-                                    </a:graphicData>
-                                  </a:graphic>
-                                </wp:inline>
-                              </w:drawing>
-                            </w:r>
-                          </w:p>
-                        </w:txbxContent>
-                      </wps:txbx>
-                      <wps:bodyPr rot="0" vert="horz" wrap="square" lIns="91440" tIns="45720" rIns="91440" bIns="45720" anchor="t" anchorCtr="0">
-                        <a:noAutofit/>
-                      </wps:bodyPr>
-                    </wps:wsp>
-                  </a:graphicData>
-                </a:graphic>
-                <wp14:sizeRelH relativeFrom="margin">
-                  <wp14:pctWidth>0</wp14:pctWidth>
-                </wp14:sizeRelH>
-                <wp14:sizeRelV relativeFrom="margin">
-                  <wp14:pctHeight>0</wp14:pctHeight>
-                </wp14:sizeRelV>
-              </wp:anchor>
-            </w:drawing>
-          </mc:Choice>
-          <mc:Fallback>
-            <w:pict>
-              <v:shape w14:anchorId="2899EAB1" id="_x0000_s1029" type="#_x0000_t202" style="position:absolute;margin-left:124.8pt;margin-top:0;width:200.3pt;height:175.3pt;z-index:251674624;visibility:visible;mso-wrap-style:square;mso-width-percent:0;mso-height-percent:0;mso-wrap-distance-left:9pt;mso-wrap-distance-top:3.6pt;mso-wrap-distance-right:9pt;mso-wrap-distance-bottom:3.6pt;mso-position-horizontal:absolute;mso-position-horizontal-relative:margin;mso-position-vertical:absolute;mso-position-vertical-relative:text;mso-width-percent:0;mso-height-percent:0;mso-width-relative:margin;mso-height-relative:margin;v-text-anchor:top" o:gfxdata="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">
-                <v:textbox>
-                  <w:txbxContent>
-                    <w:p>
-                      <w:pPr>
-                        <w:ind w:right="387"/>
-                        <w:jc w:val="center"/>
-                      </w:pPr>
-                      <w:r>
-                        <w:rPr>
-                          <w:noProof/>
-                        </w:rPr>
-                        <w:drawing>
-                          <wp:inline distT="0" distB="0" distL="0" distR="0" wp14:anchorId="66F73B19" wp14:editId="1343039D">
-                            <wp:extent cx="2428571" cy="2095238"/>
-                            <wp:effectExtent l="0" t="0" r="0" b="635"/>
-                            <wp:docPr id="2100545559" name="Picture 1" descr="A screenshot of a computer&#10;&#10;AI-generated content may be incorrect."/>
-                            <wp:cNvGraphicFramePr>
-                              <a:graphicFrameLocks xmlns:a="http://schemas.openxmlformats.org/drawingml/2006/main" noChangeAspect="1"/>
-                            </wp:cNvGraphicFramePr>
-                            <a:graphic xmlns:a="http://schemas.openxmlformats.org/drawingml/2006/main">
-                              <a:graphicData uri="http://schemas.openxmlformats.org/drawingml/2006/picture">
-                                <pic:pic xmlns:pic="http://schemas.openxmlformats.org/drawingml/2006/picture">
-                                  <pic:nvPicPr>
-                                    <pic:cNvPr id="2100545559" name="Picture 1" descr="A screenshot of a computer&#10;&#10;AI-generated content may be incorrect."/>
-                                    <pic:cNvPicPr/>
-                                  </pic:nvPicPr>
-                                  <pic:blipFill>
-                                    <a:blip r:embed="rId23"/>
-                                    <a:stretch>
-                                      <a:fillRect/>
-                                    </a:stretch>
-                                  </pic:blipFill>
-                                  <pic:spPr>
-                                    <a:xfrm>
-                                      <a:off x="0" y="0"/>
-                                      <a:ext cx="2428571" cy="2095238"/>
-                                    </a:xfrm>
-                                    <a:prstGeom prst="rect">
-                                      <a:avLst/>
-                                    </a:prstGeom>
-                                  </pic:spPr>
-                                </pic:pic>
-                              </a:graphicData>
-                            </a:graphic>
-                          </wp:inline>
-                        </w:drawing>
-                      </w:r>
-                    </w:p>
-                  </w:txbxContent>
-                </v:textbox>
-                <w10:wrap type="topAndBottom" anchorx="margin"/>
-              </v:shape>
-            </w:pict>
-          </mc:Fallback>
-        </mc:AlternateContent>
-      </w:r>
-      <w:r>
-        <w:rPr>
-          <w:rFonts w:ascii="Times New Roman" w:hAnsi="Times New Roman" w:cs="Times New Roman"/>
-          <w:kern w:val="0"/>
-        </w:rPr>
-        <w:t xml:space="preserve">portando il cursore sull’icona della playlist, appare un tip con il </w:t>
+        <w:drawing>
+          <wp:inline distT="0" distB="0" distL="0" distR="0" wp14:anchorId="47A9FF3F" wp14:editId="4AFC2795">
+            <wp:extent cx="1825200" cy="1652400"/>
+            <wp:effectExtent l="0" t="0" r="3810" b="5080"/>
+            <wp:docPr id="1412915264" name="Picture 1"/>
+            <wp:cNvGraphicFramePr>
+              <a:graphicFrameLocks xmlns:a="http://schemas.openxmlformats.org/drawingml/2006/main" noChangeAspect="1"/>
+            </wp:cNvGraphicFramePr>
+            <a:graphic xmlns:a="http://schemas.openxmlformats.org/drawingml/2006/main">
+              <a:graphicData uri="http://schemas.openxmlformats.org/drawingml/2006/picture">
+                <pic:pic xmlns:pic="http://schemas.openxmlformats.org/drawingml/2006/picture">
+                  <pic:nvPicPr>
+                    <pic:cNvPr id="1412915264" name=""/>
+                    <pic:cNvPicPr/>
+                  </pic:nvPicPr>
+                  <pic:blipFill>
+                    <a:blip r:embed="rId25"/>
+                    <a:stretch>
+                      <a:fillRect/>
+                    </a:stretch>
+                  </pic:blipFill>
+                  <pic:spPr>
+                    <a:xfrm>
+                      <a:off x="0" y="0"/>
+                      <a:ext cx="1825200" cy="1652400"/>
+                    </a:xfrm>
+                    <a:prstGeom prst="rect">
+                      <a:avLst/>
+                    </a:prstGeom>
+                  </pic:spPr>
+                </pic:pic>
+              </a:graphicData>
+            </a:graphic>
+          </wp:inline>
+        </w:drawing>
+      </w:r>
+    </w:p>
+    <w:p>
+      <w:pPr>
+        <w:rPr>
+          <w:rFonts w:ascii="Times New Roman" w:hAnsi="Times New Roman" w:cs="Times New Roman"/>
+          <w:kern w:val="0"/>
+        </w:rPr>
+      </w:pPr>
+      <w:r>
+        <w:rPr>
+          <w:rFonts w:ascii="Times New Roman" w:hAnsi="Times New Roman" w:cs="Times New Roman"/>
+          <w:kern w:val="0"/>
+        </w:rPr>
+        <w:t xml:space="preserve">In basso è presente il pulsante di </w:t>
+      </w:r>
+      <w:r>
+        <w:rPr>
+          <w:rFonts w:ascii="Times New Roman" w:hAnsi="Times New Roman" w:cs="Times New Roman"/>
+          <w:i/>
+          <w:iCs/>
+          <w:kern w:val="0"/>
+        </w:rPr>
+        <w:t>play</w:t>
+      </w:r>
+      <w:r>
+        <w:rPr>
+          <w:rFonts w:ascii="Times New Roman" w:hAnsi="Times New Roman" w:cs="Times New Roman"/>
+          <w:kern w:val="0"/>
+        </w:rPr>
+        <w:t xml:space="preserve"> per mandare in esecuzione la playlist.</w:t>
+      </w:r>
+    </w:p>
+    <w:p>
+      <w:pPr>
+        <w:rPr>
+          <w:rFonts w:ascii="Times New Roman" w:hAnsi="Times New Roman" w:cs="Times New Roman"/>
+          <w:kern w:val="0"/>
+        </w:rPr>
+      </w:pPr>
+      <w:r>
+        <w:rPr>
+          <w:rFonts w:ascii="Times New Roman" w:hAnsi="Times New Roman" w:cs="Times New Roman"/>
+          <w:kern w:val="0"/>
+        </w:rPr>
+        <w:t>Quando</w:t>
+      </w:r>
+      <w:r>
+        <w:rPr>
+          <w:rFonts w:ascii="Times New Roman" w:hAnsi="Times New Roman" w:cs="Times New Roman"/>
+          <w:kern w:val="0"/>
+        </w:rPr>
+        <w:t xml:space="preserve"> il cursore </w:t>
+      </w:r>
+      <w:r>
+        <w:rPr>
+          <w:rFonts w:ascii="Times New Roman" w:hAnsi="Times New Roman" w:cs="Times New Roman"/>
+          <w:kern w:val="0"/>
+        </w:rPr>
+        <w:t xml:space="preserve">è sul bottone play </w:t>
+      </w:r>
+      <w:r>
+        <w:rPr>
+          <w:rFonts w:ascii="Times New Roman" w:hAnsi="Times New Roman" w:cs="Times New Roman"/>
+          <w:kern w:val="0"/>
+        </w:rPr>
+        <w:t xml:space="preserve">compare un tip con il numero di brani e la durata complessiva. </w:t>
+      </w:r>
+    </w:p>
+    <w:p>
+      <w:pPr>
+        <w:pStyle w:val="ScreenshotManuale"/>
+      </w:pPr>
+      <w:r>
+        <w:drawing>
+          <wp:inline distT="0" distB="0" distL="0" distR="0" wp14:anchorId="63536351" wp14:editId="3C8CFA26">
+            <wp:extent cx="676800" cy="608400"/>
+            <wp:effectExtent l="0" t="0" r="9525" b="1270"/>
+            <wp:docPr id="1708397596" name="Picture 1"/>
+            <wp:cNvGraphicFramePr>
+              <a:graphicFrameLocks xmlns:a="http://schemas.openxmlformats.org/drawingml/2006/main" noChangeAspect="1"/>
+            </wp:cNvGraphicFramePr>
+            <a:graphic xmlns:a="http://schemas.openxmlformats.org/drawingml/2006/main">
+              <a:graphicData uri="http://schemas.openxmlformats.org/drawingml/2006/picture">
+                <pic:pic xmlns:pic="http://schemas.openxmlformats.org/drawingml/2006/picture">
+                  <pic:nvPicPr>
+                    <pic:cNvPr id="1708397596" name=""/>
+                    <pic:cNvPicPr/>
+                  </pic:nvPicPr>
+                  <pic:blipFill>
+                    <a:blip r:embed="rId26"/>
+                    <a:stretch>
+                      <a:fillRect/>
+                    </a:stretch>
+                  </pic:blipFill>
+                  <pic:spPr>
+                    <a:xfrm>
+                      <a:off x="0" y="0"/>
+                      <a:ext cx="676800" cy="608400"/>
+                    </a:xfrm>
+                    <a:prstGeom prst="rect">
+                      <a:avLst/>
+                    </a:prstGeom>
+                  </pic:spPr>
+                </pic:pic>
+              </a:graphicData>
+            </a:graphic>
+          </wp:inline>
+        </w:drawing>
+      </w:r>
+    </w:p>
+    <w:p>
+      <w:pPr>
+        <w:rPr>
+          <w:rFonts w:ascii="Times New Roman" w:hAnsi="Times New Roman" w:cs="Times New Roman"/>
+          <w:kern w:val="0"/>
+        </w:rPr>
+      </w:pPr>
+      <w:r>
+        <w:rPr>
+          <w:rFonts w:ascii="Times New Roman" w:hAnsi="Times New Roman" w:cs="Times New Roman"/>
+          <w:kern w:val="0"/>
+        </w:rPr>
+        <w:t>Quando il cursore è sul titolo di un brano il tip mostra artista ed album.</w:t>
+      </w:r>
+    </w:p>
+    <w:p>
+      <w:pPr>
+        <w:pStyle w:val="ScreenshotManuale"/>
+      </w:pPr>
+      <w:r>
+        <w:drawing>
+          <wp:inline distT="0" distB="0" distL="0" distR="0" wp14:anchorId="1AAC5C93" wp14:editId="61684333">
+            <wp:extent cx="3162741" cy="200053"/>
+            <wp:effectExtent l="0" t="0" r="0" b="9525"/>
+            <wp:docPr id="1614141036" name="Picture 1"/>
+            <wp:cNvGraphicFramePr>
+              <a:graphicFrameLocks xmlns:a="http://schemas.openxmlformats.org/drawingml/2006/main" noChangeAspect="1"/>
+            </wp:cNvGraphicFramePr>
+            <a:graphic xmlns:a="http://schemas.openxmlformats.org/drawingml/2006/main">
+              <a:graphicData uri="http://schemas.openxmlformats.org/drawingml/2006/picture">
+                <pic:pic xmlns:pic="http://schemas.openxmlformats.org/drawingml/2006/picture">
+                  <pic:nvPicPr>
+                    <pic:cNvPr id="1614141036" name=""/>
+                    <pic:cNvPicPr/>
+                  </pic:nvPicPr>
+                  <pic:blipFill>
+                    <a:blip r:embed="rId27"/>
+                    <a:stretch>
+                      <a:fillRect/>
+                    </a:stretch>
+                  </pic:blipFill>
+                  <pic:spPr>
+                    <a:xfrm>
+                      <a:off x="0" y="0"/>
+                      <a:ext cx="3162741" cy="200053"/>
+                    </a:xfrm>
+                    <a:prstGeom prst="rect">
+                      <a:avLst/>
+                    </a:prstGeom>
+                  </pic:spPr>
+                </pic:pic>
+              </a:graphicData>
+            </a:graphic>
+          </wp:inline>
+        </w:drawing>
+      </w:r>
+    </w:p>
+    <w:p>
+      <w:pPr>
+        <w:jc w:val="both"/>
+      </w:pPr>
+      <w:r>
+        <w:t>Quando il cursore è nel riquadro della playlist è attivo un menu contestuale (attivato con il tasto destro del mouse.</w:t>
+      </w:r>
+    </w:p>
+    <w:p>
+      <w:pPr>
+        <w:pStyle w:val="ScreenshotManuale"/>
+      </w:pPr>
+      <w:r>
+        <w:drawing>
+          <wp:inline distT="0" distB="0" distL="0" distR="0" wp14:anchorId="3905B32F" wp14:editId="49A7AF1C">
+            <wp:extent cx="1245600" cy="558000"/>
+            <wp:effectExtent l="0" t="0" r="0" b="0"/>
+            <wp:docPr id="1512183227" name="Picture 1"/>
+            <wp:cNvGraphicFramePr>
+              <a:graphicFrameLocks xmlns:a="http://schemas.openxmlformats.org/drawingml/2006/main" noChangeAspect="1"/>
+            </wp:cNvGraphicFramePr>
+            <a:graphic xmlns:a="http://schemas.openxmlformats.org/drawingml/2006/main">
+              <a:graphicData uri="http://schemas.openxmlformats.org/drawingml/2006/picture">
+                <pic:pic xmlns:pic="http://schemas.openxmlformats.org/drawingml/2006/picture">
+                  <pic:nvPicPr>
+                    <pic:cNvPr id="1512183227" name=""/>
+                    <pic:cNvPicPr/>
+                  </pic:nvPicPr>
+                  <pic:blipFill>
+                    <a:blip r:embed="rId28"/>
+                    <a:stretch>
+                      <a:fillRect/>
+                    </a:stretch>
+                  </pic:blipFill>
+                  <pic:spPr>
+                    <a:xfrm>
+                      <a:off x="0" y="0"/>
+                      <a:ext cx="1245600" cy="558000"/>
+                    </a:xfrm>
+                    <a:prstGeom prst="rect">
+                      <a:avLst/>
+                    </a:prstGeom>
+                  </pic:spPr>
+                </pic:pic>
+              </a:graphicData>
+            </a:graphic>
+          </wp:inline>
+        </w:drawing>
+      </w:r>
+    </w:p>
+    <w:p>
+      <w:r>
+        <w:rPr>
+          <w:i/>
+          <w:iCs/>
+        </w:rPr>
+        <w:t>Rimuove tutti</w:t>
+      </w:r>
+      <w:r>
+        <w:t>. Elimina tutti i brani dalla playlist</w:t>
+      </w:r>
+    </w:p>
+    <w:p>
+      <w:r>
+        <w:rPr>
+          <w:i/>
+          <w:iCs/>
+        </w:rPr>
+        <w:t>Rimuove selezionati</w:t>
+      </w:r>
+      <w:r>
+        <w:t xml:space="preserve"> rimuove solo quelli che sono stati selezionati </w:t>
+      </w:r>
+    </w:p>
+    <w:p>
+      <w:r>
+        <w:rPr>
+          <w:i/>
+          <w:iCs/>
+        </w:rPr>
+        <w:t>Mischia</w:t>
+      </w:r>
+      <w:r>
+        <w:t xml:space="preserve"> permette di altere l’ordine dei brani in modo casuale.</w:t>
       </w:r>
     </w:p>
     <w:p>
       <w:pPr>
         <w:pStyle w:val="Heading2"/>
       </w:pPr>
-      <w:bookmarkStart w:id="9" w:name="_Toc214356857"/>
+      <w:bookmarkStart w:id="12" w:name="_Toc224078305"/>
       <w:r>
         <w:t>Le ricerche</w:t>
       </w:r>
-      <w:bookmarkEnd w:id="9"/>
-    </w:p>
-    <w:p>
-      <w:pPr>
+      <w:bookmarkEnd w:id="12"/>
+    </w:p>
+    <w:p>
+      <w:pPr>
+        <w:jc w:val="both"/>
         <w:rPr>
           <w:rFonts w:ascii="Times New Roman" w:hAnsi="Times New Roman" w:cs="Times New Roman"/>
           <w:kern w:val="0"/>
@@ -4598,431 +5556,295 @@
     </w:p>
     <w:p>
       <w:pPr>
-        <w:rPr>
-          <w:rFonts w:ascii="Times New Roman" w:hAnsi="Times New Roman" w:cs="Times New Roman"/>
-          <w:kern w:val="0"/>
-        </w:rPr>
-      </w:pPr>
-    </w:p>
-    <w:p>
-      <w:pPr>
-        <w:rPr>
-          <w:rFonts w:ascii="Times New Roman" w:hAnsi="Times New Roman" w:cs="Times New Roman"/>
-          <w:kern w:val="0"/>
-        </w:rPr>
-      </w:pPr>
-    </w:p>
-    <w:p>
-      <w:pPr>
-        <w:rPr>
-          <w:rFonts w:ascii="Times New Roman" w:hAnsi="Times New Roman" w:cs="Times New Roman"/>
-          <w:kern w:val="0"/>
-        </w:rPr>
-      </w:pPr>
-      <w:r>
-        <w:rPr>
-          <w:noProof/>
-        </w:rPr>
-        <mc:AlternateContent>
-          <mc:Choice Requires="wps">
-            <w:drawing>
-              <wp:anchor distT="45720" distB="45720" distL="114300" distR="114300" simplePos="0" relativeHeight="251670528" behindDoc="0" locked="0" layoutInCell="1" allowOverlap="1" wp14:anchorId="0AE8720D" wp14:editId="5E710288">
-                <wp:simplePos x="0" y="0"/>
-                <wp:positionH relativeFrom="margin">
-                  <wp:align>center</wp:align>
-                </wp:positionH>
-                <wp:positionV relativeFrom="paragraph">
-                  <wp:posOffset>198506</wp:posOffset>
-                </wp:positionV>
-                <wp:extent cx="5803900" cy="3028950"/>
-                <wp:effectExtent l="0" t="0" r="25400" b="19050"/>
-                <wp:wrapTopAndBottom/>
-                <wp:docPr id="1925720888" name="Casella di testo 2"/>
-                <wp:cNvGraphicFramePr>
-                  <a:graphicFrameLocks xmlns:a="http://schemas.openxmlformats.org/drawingml/2006/main"/>
-                </wp:cNvGraphicFramePr>
-                <a:graphic xmlns:a="http://schemas.openxmlformats.org/drawingml/2006/main">
-                  <a:graphicData uri="http://schemas.microsoft.com/office/word/2010/wordprocessingShape">
-                    <wps:wsp>
-                      <wps:cNvSpPr txBox="1">
-                        <a:spLocks noChangeArrowheads="1"/>
-                      </wps:cNvSpPr>
-                      <wps:spPr bwMode="auto">
-                        <a:xfrm>
-                          <a:off x="0" y="0"/>
-                          <a:ext cx="5803900" cy="3028950"/>
-                        </a:xfrm>
-                        <a:prstGeom prst="rect">
-                          <a:avLst/>
-                        </a:prstGeom>
-                        <a:solidFill>
-                          <a:srgbClr val="FFFFFF"/>
-                        </a:solidFill>
-                        <a:ln w="9525">
-                          <a:solidFill>
-                            <a:srgbClr val="000000"/>
-                          </a:solidFill>
-                          <a:miter lim="800000"/>
-                          <a:headEnd/>
-                          <a:tailEnd/>
-                        </a:ln>
-                      </wps:spPr>
-                      <wps:txbx>
-                        <w:txbxContent>
-                          <w:p>
-                            <w:pPr>
-                              <w:ind w:right="387"/>
-                              <w:jc w:val="center"/>
-                            </w:pPr>
-                            <w:r>
-                              <w:rPr>
-                                <w:noProof/>
-                              </w:rPr>
-                              <w:drawing>
-                                <wp:inline distT="0" distB="0" distL="0" distR="0" wp14:anchorId="3F702C3D" wp14:editId="0EDB7D1F">
-                                  <wp:extent cx="5637600" cy="2869200"/>
-                                  <wp:effectExtent l="0" t="0" r="1270" b="7620"/>
-                                  <wp:docPr id="794667852" name="Picture 1" descr="A screenshot of a computer&#10;&#10;AI-generated content may be incorrect."/>
-                                  <wp:cNvGraphicFramePr>
-                                    <a:graphicFrameLocks xmlns:a="http://schemas.openxmlformats.org/drawingml/2006/main" noChangeAspect="1"/>
-                                  </wp:cNvGraphicFramePr>
-                                  <a:graphic xmlns:a="http://schemas.openxmlformats.org/drawingml/2006/main">
-                                    <a:graphicData uri="http://schemas.openxmlformats.org/drawingml/2006/picture">
-                                      <pic:pic xmlns:pic="http://schemas.openxmlformats.org/drawingml/2006/picture">
-                                        <pic:nvPicPr>
-                                          <pic:cNvPr id="794667852" name="Picture 1" descr="A screenshot of a computer&#10;&#10;AI-generated content may be incorrect."/>
-                                          <pic:cNvPicPr/>
-                                        </pic:nvPicPr>
-                                        <pic:blipFill>
-                                          <a:blip r:embed="rId24"/>
-                                          <a:stretch>
-                                            <a:fillRect/>
-                                          </a:stretch>
-                                        </pic:blipFill>
-                                        <pic:spPr>
-                                          <a:xfrm>
-                                            <a:off x="0" y="0"/>
-                                            <a:ext cx="5637600" cy="2869200"/>
-                                          </a:xfrm>
-                                          <a:prstGeom prst="rect">
-                                            <a:avLst/>
-                                          </a:prstGeom>
-                                        </pic:spPr>
-                                      </pic:pic>
-                                    </a:graphicData>
-                                  </a:graphic>
-                                </wp:inline>
-                              </w:drawing>
-                            </w:r>
-                          </w:p>
-                        </w:txbxContent>
-                      </wps:txbx>
-                      <wps:bodyPr rot="0" vert="horz" wrap="square" lIns="91440" tIns="45720" rIns="91440" bIns="45720" anchor="t" anchorCtr="0">
-                        <a:noAutofit/>
-                      </wps:bodyPr>
-                    </wps:wsp>
-                  </a:graphicData>
-                </a:graphic>
-                <wp14:sizeRelH relativeFrom="margin">
-                  <wp14:pctWidth>0</wp14:pctWidth>
-                </wp14:sizeRelH>
-                <wp14:sizeRelV relativeFrom="margin">
-                  <wp14:pctHeight>0</wp14:pctHeight>
-                </wp14:sizeRelV>
-              </wp:anchor>
-            </w:drawing>
-          </mc:Choice>
-          <mc:Fallback>
-            <w:pict>
-              <v:shape w14:anchorId="0AE8720D" id="_x0000_s1030" type="#_x0000_t202" style="position:absolute;margin-left:0;margin-top:15.65pt;width:457pt;height:238.5pt;z-index:251670528;visibility:visible;mso-wrap-style:square;mso-width-percent:0;mso-height-percent:0;mso-wrap-distance-left:9pt;mso-wrap-distance-top:3.6pt;mso-wrap-distance-right:9pt;mso-wrap-distance-bottom:3.6pt;mso-position-horizontal:center;mso-position-horizontal-relative:margin;mso-position-vertical:absolute;mso-position-vertical-relative:text;mso-width-percent:0;mso-height-percent:0;mso-width-relative:margin;mso-height-relative:margin;v-text-anchor:top" o:gfxdata="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">
-                <v:textbox>
-                  <w:txbxContent>
-                    <w:p>
-                      <w:pPr>
-                        <w:ind w:right="387"/>
-                        <w:jc w:val="center"/>
-                      </w:pPr>
-                      <w:r>
-                        <w:rPr>
-                          <w:noProof/>
-                        </w:rPr>
-                        <w:drawing>
-                          <wp:inline distT="0" distB="0" distL="0" distR="0" wp14:anchorId="3F702C3D" wp14:editId="0EDB7D1F">
-                            <wp:extent cx="5637600" cy="2869200"/>
-                            <wp:effectExtent l="0" t="0" r="1270" b="7620"/>
-                            <wp:docPr id="794667852" name="Picture 1" descr="A screenshot of a computer&#10;&#10;AI-generated content may be incorrect."/>
-                            <wp:cNvGraphicFramePr>
-                              <a:graphicFrameLocks xmlns:a="http://schemas.openxmlformats.org/drawingml/2006/main" noChangeAspect="1"/>
-                            </wp:cNvGraphicFramePr>
-                            <a:graphic xmlns:a="http://schemas.openxmlformats.org/drawingml/2006/main">
-                              <a:graphicData uri="http://schemas.openxmlformats.org/drawingml/2006/picture">
-                                <pic:pic xmlns:pic="http://schemas.openxmlformats.org/drawingml/2006/picture">
-                                  <pic:nvPicPr>
-                                    <pic:cNvPr id="794667852" name="Picture 1" descr="A screenshot of a computer&#10;&#10;AI-generated content may be incorrect."/>
-                                    <pic:cNvPicPr/>
-                                  </pic:nvPicPr>
-                                  <pic:blipFill>
-                                    <a:blip r:embed="rId24"/>
-                                    <a:stretch>
-                                      <a:fillRect/>
-                                    </a:stretch>
-                                  </pic:blipFill>
-                                  <pic:spPr>
-                                    <a:xfrm>
-                                      <a:off x="0" y="0"/>
-                                      <a:ext cx="5637600" cy="2869200"/>
-                                    </a:xfrm>
-                                    <a:prstGeom prst="rect">
-                                      <a:avLst/>
-                                    </a:prstGeom>
-                                  </pic:spPr>
-                                </pic:pic>
-                              </a:graphicData>
-                            </a:graphic>
-                          </wp:inline>
-                        </w:drawing>
-                      </w:r>
-                    </w:p>
-                  </w:txbxContent>
-                </v:textbox>
-                <w10:wrap type="topAndBottom" anchorx="margin"/>
-              </v:shape>
-            </w:pict>
-          </mc:Fallback>
-        </mc:AlternateContent>
-      </w:r>
-      <w:r>
-        <w:rPr>
-          <w:rFonts w:ascii="Times New Roman" w:hAnsi="Times New Roman" w:cs="Times New Roman"/>
-          <w:kern w:val="0"/>
-        </w:rPr>
-        <w:t>In figura un esempio della ricerca della parola ‘tiger’.</w:t>
+        <w:pStyle w:val="ScreenshotManuale"/>
+      </w:pPr>
+      <w:r>
+        <w:lastRenderedPageBreak/>
+        <w:drawing>
+          <wp:inline distT="0" distB="0" distL="0" distR="0" wp14:anchorId="0F881194" wp14:editId="785F3FA4">
+            <wp:extent cx="4014000" cy="2880000"/>
+            <wp:effectExtent l="0" t="0" r="5715" b="0"/>
+            <wp:docPr id="1738446953" name="Picture 1"/>
+            <wp:cNvGraphicFramePr>
+              <a:graphicFrameLocks xmlns:a="http://schemas.openxmlformats.org/drawingml/2006/main" noChangeAspect="1"/>
+            </wp:cNvGraphicFramePr>
+            <a:graphic xmlns:a="http://schemas.openxmlformats.org/drawingml/2006/main">
+              <a:graphicData uri="http://schemas.openxmlformats.org/drawingml/2006/picture">
+                <pic:pic xmlns:pic="http://schemas.openxmlformats.org/drawingml/2006/picture">
+                  <pic:nvPicPr>
+                    <pic:cNvPr id="1738446953" name=""/>
+                    <pic:cNvPicPr/>
+                  </pic:nvPicPr>
+                  <pic:blipFill>
+                    <a:blip r:embed="rId29"/>
+                    <a:stretch>
+                      <a:fillRect/>
+                    </a:stretch>
+                  </pic:blipFill>
+                  <pic:spPr>
+                    <a:xfrm>
+                      <a:off x="0" y="0"/>
+                      <a:ext cx="4014000" cy="2880000"/>
+                    </a:xfrm>
+                    <a:prstGeom prst="rect">
+                      <a:avLst/>
+                    </a:prstGeom>
+                  </pic:spPr>
+                </pic:pic>
+              </a:graphicData>
+            </a:graphic>
+          </wp:inline>
+        </w:drawing>
+      </w:r>
+    </w:p>
+    <w:p>
+      <w:pPr>
+        <w:rPr>
+          <w:rFonts w:ascii="Times New Roman" w:hAnsi="Times New Roman" w:cs="Times New Roman"/>
+          <w:kern w:val="0"/>
+        </w:rPr>
+      </w:pPr>
+    </w:p>
+    <w:p>
+      <w:pPr>
+        <w:jc w:val="both"/>
+        <w:rPr>
+          <w:rFonts w:ascii="Times New Roman" w:hAnsi="Times New Roman" w:cs="Times New Roman"/>
+          <w:kern w:val="0"/>
+        </w:rPr>
+      </w:pPr>
+      <w:r>
+        <w:rPr>
+          <w:rFonts w:ascii="Times New Roman" w:hAnsi="Times New Roman" w:cs="Times New Roman"/>
+          <w:kern w:val="0"/>
+        </w:rPr>
+        <w:t>In figura un esempio della ricerca della parola ‘</w:t>
+      </w:r>
+      <w:r>
+        <w:rPr>
+          <w:rFonts w:ascii="Times New Roman" w:hAnsi="Times New Roman" w:cs="Times New Roman"/>
+          <w:i/>
+          <w:iCs/>
+          <w:kern w:val="0"/>
+        </w:rPr>
+        <w:t>alice</w:t>
+      </w:r>
+      <w:r>
+        <w:rPr>
+          <w:rFonts w:ascii="Times New Roman" w:hAnsi="Times New Roman" w:cs="Times New Roman"/>
+          <w:i/>
+          <w:iCs/>
+          <w:kern w:val="0"/>
+        </w:rPr>
+        <w:t xml:space="preserve"> </w:t>
+      </w:r>
+      <w:r>
+        <w:rPr>
+          <w:rFonts w:ascii="Times New Roman" w:hAnsi="Times New Roman" w:cs="Times New Roman"/>
+          <w:kern w:val="0"/>
+        </w:rPr>
+        <w:t>dove si nota che sono stati estratti sia artisti che album che tracce</w:t>
+      </w:r>
+      <w:r>
+        <w:rPr>
+          <w:rFonts w:ascii="Times New Roman" w:hAnsi="Times New Roman" w:cs="Times New Roman"/>
+          <w:kern w:val="0"/>
+        </w:rPr>
+        <w:t>.</w:t>
+      </w:r>
+      <w:r>
+        <w:rPr>
+          <w:rFonts w:ascii="Times New Roman" w:hAnsi="Times New Roman" w:cs="Times New Roman"/>
+          <w:kern w:val="0"/>
+        </w:rPr>
+        <w:t xml:space="preserve"> Se si fa doppio clic su un elemento della lista la finestra di ricerca </w:t>
+      </w:r>
+      <w:r>
+        <w:rPr>
+          <w:rFonts w:ascii="Times New Roman" w:hAnsi="Times New Roman" w:cs="Times New Roman"/>
+          <w:kern w:val="0"/>
+        </w:rPr>
+        <w:t>viene</w:t>
+      </w:r>
+      <w:r>
+        <w:rPr>
+          <w:rFonts w:ascii="Times New Roman" w:hAnsi="Times New Roman" w:cs="Times New Roman"/>
+          <w:kern w:val="0"/>
+        </w:rPr>
+        <w:t xml:space="preserve"> chiusa</w:t>
+      </w:r>
+      <w:r>
+        <w:rPr>
+          <w:rFonts w:ascii="Times New Roman" w:hAnsi="Times New Roman" w:cs="Times New Roman"/>
+          <w:kern w:val="0"/>
+        </w:rPr>
+        <w:t>,</w:t>
+      </w:r>
+      <w:r>
+        <w:rPr>
+          <w:rFonts w:ascii="Times New Roman" w:hAnsi="Times New Roman" w:cs="Times New Roman"/>
+          <w:kern w:val="0"/>
+        </w:rPr>
+        <w:t xml:space="preserve"> si torna alla finestra dei files musicali e l’elemento cliccato verrà evidenziato.</w:t>
+      </w:r>
+    </w:p>
+    <w:p>
+      <w:pPr>
+        <w:jc w:val="both"/>
+        <w:rPr>
+          <w:rFonts w:ascii="Times New Roman" w:hAnsi="Times New Roman" w:cs="Times New Roman"/>
+          <w:kern w:val="0"/>
+        </w:rPr>
+      </w:pPr>
+      <w:r>
+        <w:rPr>
+          <w:rFonts w:ascii="Times New Roman" w:hAnsi="Times New Roman" w:cs="Times New Roman"/>
+          <w:kern w:val="0"/>
+        </w:rPr>
+        <w:t xml:space="preserve">Ad esempio se si seleziona una voce corrispondente ad un artista questo verrà selezionato nel riquadro degli artisti. Se si seleziona un album verrà selezionato </w:t>
+      </w:r>
+      <w:r>
+        <w:rPr>
+          <w:rFonts w:ascii="Times New Roman" w:hAnsi="Times New Roman" w:cs="Times New Roman"/>
+          <w:kern w:val="0"/>
+        </w:rPr>
+        <w:t>sia l’artista che l’album</w:t>
+      </w:r>
+      <w:r>
+        <w:rPr>
+          <w:rFonts w:ascii="Times New Roman" w:hAnsi="Times New Roman" w:cs="Times New Roman"/>
+          <w:kern w:val="0"/>
+        </w:rPr>
+        <w:t>. Se si seleziona una traccia verranno selezionati l’artista</w:t>
+      </w:r>
+      <w:r>
+        <w:rPr>
+          <w:rFonts w:ascii="Times New Roman" w:hAnsi="Times New Roman" w:cs="Times New Roman"/>
+          <w:kern w:val="0"/>
+        </w:rPr>
+        <w:t>,</w:t>
+      </w:r>
+      <w:r>
+        <w:rPr>
+          <w:rFonts w:ascii="Times New Roman" w:hAnsi="Times New Roman" w:cs="Times New Roman"/>
+          <w:kern w:val="0"/>
+        </w:rPr>
+        <w:t xml:space="preserve"> l’albun che contiene la traccia</w:t>
+      </w:r>
+      <w:r>
+        <w:rPr>
+          <w:rFonts w:ascii="Times New Roman" w:hAnsi="Times New Roman" w:cs="Times New Roman"/>
+          <w:kern w:val="0"/>
+        </w:rPr>
+        <w:t xml:space="preserve"> e la traccia stessa</w:t>
+      </w:r>
+      <w:r>
+        <w:rPr>
+          <w:rFonts w:ascii="Times New Roman" w:hAnsi="Times New Roman" w:cs="Times New Roman"/>
+          <w:kern w:val="0"/>
+        </w:rPr>
+        <w:t>.</w:t>
+      </w:r>
+    </w:p>
+    <w:p>
+      <w:pPr>
+        <w:jc w:val="both"/>
+        <w:rPr>
+          <w:rFonts w:ascii="Times New Roman" w:hAnsi="Times New Roman" w:cs="Times New Roman"/>
+          <w:kern w:val="0"/>
+        </w:rPr>
+      </w:pPr>
+      <w:r>
+        <w:rPr>
+          <w:rFonts w:ascii="Times New Roman" w:hAnsi="Times New Roman" w:cs="Times New Roman"/>
+          <w:kern w:val="0"/>
+        </w:rPr>
+        <w:t>Si può anche aprire un menu contestuale che permette di inserire l’oggetto selezionato (traccia o album) nella playlist.</w:t>
       </w:r>
     </w:p>
     <w:p>
       <w:pPr>
         <w:pStyle w:val="Heading2"/>
       </w:pPr>
-      <w:bookmarkStart w:id="10" w:name="_Toc214356858"/>
+      <w:bookmarkStart w:id="13" w:name="_Toc224078306"/>
       <w:r>
         <w:t>La selezione del genere musicale.</w:t>
       </w:r>
-      <w:bookmarkEnd w:id="10"/>
-    </w:p>
-    <w:p>
-      <w:r>
-        <w:t>Nella barra del titolo della finestra MP3 + presente una lista a discesa da cui i è possibile selezionare un genere musicale tra quelli codificati dallo standard ID3V2.</w:t>
-      </w:r>
-    </w:p>
-    <w:p>
-      <w:pPr>
-        <w:rPr>
-          <w:rFonts w:ascii="Times New Roman" w:hAnsi="Times New Roman" w:cs="Times New Roman"/>
-          <w:kern w:val="0"/>
-        </w:rPr>
-      </w:pPr>
-      <w:r>
-        <w:rPr>
-          <w:noProof/>
-        </w:rPr>
+      <w:bookmarkEnd w:id="13"/>
+    </w:p>
+    <w:p>
+      <w:pPr>
+        <w:jc w:val="both"/>
+      </w:pPr>
+      <w:r>
+        <w:t xml:space="preserve">Nella barra del titolo della finestra MP3 </w:t>
+      </w:r>
+      <w:r>
+        <w:t>è</w:t>
+      </w:r>
+      <w:r>
+        <w:t xml:space="preserve"> presente una lista a discesa da cui i è possibile selezionare un genere musicale tra quelli codificati dallo standard ID3V2.</w:t>
+      </w:r>
+    </w:p>
+    <w:p>
+      <w:pPr>
+        <w:pStyle w:val="ScreenshotManuale"/>
+      </w:pPr>
+      <w:r>
         <w:lastRenderedPageBreak/>
-        <mc:AlternateContent>
-          <mc:Choice Requires="wps">
-            <w:drawing>
-              <wp:anchor distT="45720" distB="45720" distL="114300" distR="114300" simplePos="0" relativeHeight="251668480" behindDoc="0" locked="0" layoutInCell="1" allowOverlap="1" wp14:anchorId="4E92199C" wp14:editId="42C32DFB">
-                <wp:simplePos x="0" y="0"/>
-                <wp:positionH relativeFrom="margin">
-                  <wp:align>center</wp:align>
-                </wp:positionH>
-                <wp:positionV relativeFrom="paragraph">
-                  <wp:posOffset>240389</wp:posOffset>
-                </wp:positionV>
-                <wp:extent cx="4118610" cy="3498215"/>
-                <wp:effectExtent l="0" t="0" r="15240" b="10795"/>
-                <wp:wrapTopAndBottom/>
-                <wp:docPr id="574844318" name="Casella di testo 2"/>
-                <wp:cNvGraphicFramePr>
-                  <a:graphicFrameLocks xmlns:a="http://schemas.openxmlformats.org/drawingml/2006/main"/>
-                </wp:cNvGraphicFramePr>
-                <a:graphic xmlns:a="http://schemas.openxmlformats.org/drawingml/2006/main">
-                  <a:graphicData uri="http://schemas.microsoft.com/office/word/2010/wordprocessingShape">
-                    <wps:wsp>
-                      <wps:cNvSpPr txBox="1">
-                        <a:spLocks noChangeArrowheads="1"/>
-                      </wps:cNvSpPr>
-                      <wps:spPr bwMode="auto">
-                        <a:xfrm>
-                          <a:off x="0" y="0"/>
-                          <a:ext cx="4118610" cy="3498215"/>
-                        </a:xfrm>
-                        <a:prstGeom prst="rect">
-                          <a:avLst/>
-                        </a:prstGeom>
-                        <a:solidFill>
-                          <a:srgbClr val="FFFFFF"/>
-                        </a:solidFill>
-                        <a:ln w="9525">
-                          <a:solidFill>
-                            <a:srgbClr val="000000"/>
-                          </a:solidFill>
-                          <a:miter lim="800000"/>
-                          <a:headEnd/>
-                          <a:tailEnd/>
-                        </a:ln>
-                      </wps:spPr>
-                      <wps:txbx>
-                        <w:txbxContent>
-                          <w:p>
-                            <w:pPr>
-                              <w:ind w:right="387"/>
-                              <w:jc w:val="center"/>
-                            </w:pPr>
-                            <w:r>
-                              <w:rPr>
-                                <w:noProof/>
-                              </w:rPr>
-                              <w:drawing>
-                                <wp:inline distT="0" distB="0" distL="0" distR="0" wp14:anchorId="498149C8" wp14:editId="477177DF">
-                                  <wp:extent cx="3928110" cy="3450590"/>
-                                  <wp:effectExtent l="0" t="0" r="0" b="0"/>
-                                  <wp:docPr id="1751193757" name="Picture 7"/>
-                                  <wp:cNvGraphicFramePr>
-                                    <a:graphicFrameLocks xmlns:a="http://schemas.openxmlformats.org/drawingml/2006/main" noChangeAspect="1"/>
-                                  </wp:cNvGraphicFramePr>
-                                  <a:graphic xmlns:a="http://schemas.openxmlformats.org/drawingml/2006/main">
-                                    <a:graphicData uri="http://schemas.openxmlformats.org/drawingml/2006/picture">
-                                      <pic:pic xmlns:pic="http://schemas.openxmlformats.org/drawingml/2006/picture">
-                                        <pic:nvPicPr>
-                                          <pic:cNvPr id="0" name="Picture 2"/>
-                                          <pic:cNvPicPr>
-                                            <a:picLocks noChangeAspect="1" noChangeArrowheads="1"/>
-                                          </pic:cNvPicPr>
-                                        </pic:nvPicPr>
-                                        <pic:blipFill>
-                                          <a:blip r:embed="rId25">
-                                            <a:extLst>
-                                              <a:ext uri="{28A0092B-C50C-407E-A947-70E740481C1C}">
-                                                <a14:useLocalDpi xmlns:a14="http://schemas.microsoft.com/office/drawing/2010/main" val="0"/>
-                                              </a:ext>
-                                            </a:extLst>
-                                          </a:blip>
-                                          <a:srcRect/>
-                                          <a:stretch>
-                                            <a:fillRect/>
-                                          </a:stretch>
-                                        </pic:blipFill>
-                                        <pic:spPr bwMode="auto">
-                                          <a:xfrm>
-                                            <a:off x="0" y="0"/>
-                                            <a:ext cx="3928110" cy="3450590"/>
-                                          </a:xfrm>
-                                          <a:prstGeom prst="rect">
-                                            <a:avLst/>
-                                          </a:prstGeom>
-                                          <a:noFill/>
-                                          <a:ln>
-                                            <a:noFill/>
-                                          </a:ln>
-                                        </pic:spPr>
-                                      </pic:pic>
-                                    </a:graphicData>
-                                  </a:graphic>
-                                </wp:inline>
-                              </w:drawing>
-                            </w:r>
-                          </w:p>
-                        </w:txbxContent>
-                      </wps:txbx>
-                      <wps:bodyPr rot="0" vert="horz" wrap="none" lIns="91440" tIns="45720" rIns="91440" bIns="45720" anchor="t" anchorCtr="0">
-                        <a:spAutoFit/>
-                      </wps:bodyPr>
-                    </wps:wsp>
-                  </a:graphicData>
-                </a:graphic>
-                <wp14:sizeRelH relativeFrom="margin">
-                  <wp14:pctWidth>0</wp14:pctWidth>
-                </wp14:sizeRelH>
-                <wp14:sizeRelV relativeFrom="margin">
-                  <wp14:pctHeight>0</wp14:pctHeight>
-                </wp14:sizeRelV>
-              </wp:anchor>
-            </w:drawing>
-          </mc:Choice>
-          <mc:Fallback>
-            <w:pict>
-              <v:shape w14:anchorId="4E92199C" id="_x0000_s1031" type="#_x0000_t202" style="position:absolute;margin-left:0;margin-top:18.95pt;width:324.3pt;height:275.45pt;z-index:251668480;visibility:visible;mso-wrap-style:none;mso-width-percent:0;mso-height-percent:0;mso-wrap-distance-left:9pt;mso-wrap-distance-top:3.6pt;mso-wrap-distance-right:9pt;mso-wrap-distance-bottom:3.6pt;mso-position-horizontal:center;mso-position-horizontal-relative:margin;mso-position-vertical:absolute;mso-position-vertical-relative:text;mso-width-percent:0;mso-height-percent:0;mso-width-relative:margin;mso-height-relative:margin;v-text-anchor:top" o:gfxdata="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">
-                <v:textbox style="mso-fit-shape-to-text:t">
-                  <w:txbxContent>
-                    <w:p>
-                      <w:pPr>
-                        <w:ind w:right="387"/>
-                        <w:jc w:val="center"/>
-                      </w:pPr>
-                      <w:r>
-                        <w:rPr>
-                          <w:noProof/>
-                        </w:rPr>
-                        <w:drawing>
-                          <wp:inline distT="0" distB="0" distL="0" distR="0" wp14:anchorId="498149C8" wp14:editId="477177DF">
-                            <wp:extent cx="3928110" cy="3450590"/>
-                            <wp:effectExtent l="0" t="0" r="0" b="0"/>
-                            <wp:docPr id="1751193757" name="Picture 7"/>
-                            <wp:cNvGraphicFramePr>
-                              <a:graphicFrameLocks xmlns:a="http://schemas.openxmlformats.org/drawingml/2006/main" noChangeAspect="1"/>
-                            </wp:cNvGraphicFramePr>
-                            <a:graphic xmlns:a="http://schemas.openxmlformats.org/drawingml/2006/main">
-                              <a:graphicData uri="http://schemas.openxmlformats.org/drawingml/2006/picture">
-                                <pic:pic xmlns:pic="http://schemas.openxmlformats.org/drawingml/2006/picture">
-                                  <pic:nvPicPr>
-                                    <pic:cNvPr id="0" name="Picture 2"/>
-                                    <pic:cNvPicPr>
-                                      <a:picLocks noChangeAspect="1" noChangeArrowheads="1"/>
-                                    </pic:cNvPicPr>
-                                  </pic:nvPicPr>
-                                  <pic:blipFill>
-                                    <a:blip r:embed="rId25">
-                                      <a:extLst>
-                                        <a:ext uri="{28A0092B-C50C-407E-A947-70E740481C1C}">
-                                          <a14:useLocalDpi xmlns:a14="http://schemas.microsoft.com/office/drawing/2010/main" val="0"/>
-                                        </a:ext>
-                                      </a:extLst>
-                                    </a:blip>
-                                    <a:srcRect/>
-                                    <a:stretch>
-                                      <a:fillRect/>
-                                    </a:stretch>
-                                  </pic:blipFill>
-                                  <pic:spPr bwMode="auto">
-                                    <a:xfrm>
-                                      <a:off x="0" y="0"/>
-                                      <a:ext cx="3928110" cy="3450590"/>
-                                    </a:xfrm>
-                                    <a:prstGeom prst="rect">
-                                      <a:avLst/>
-                                    </a:prstGeom>
-                                    <a:noFill/>
-                                    <a:ln>
-                                      <a:noFill/>
-                                    </a:ln>
-                                  </pic:spPr>
-                                </pic:pic>
-                              </a:graphicData>
-                            </a:graphic>
-                          </wp:inline>
-                        </w:drawing>
-                      </w:r>
-                    </w:p>
-                  </w:txbxContent>
-                </v:textbox>
-                <w10:wrap type="topAndBottom" anchorx="margin"/>
-              </v:shape>
-            </w:pict>
-          </mc:Fallback>
-        </mc:AlternateContent>
-      </w:r>
-    </w:p>
-    <w:p>
-      <w:pPr>
+        <w:drawing>
+          <wp:inline distT="0" distB="0" distL="0" distR="0" wp14:anchorId="38E63502" wp14:editId="728C7101">
+            <wp:extent cx="3928110" cy="3450590"/>
+            <wp:effectExtent l="0" t="0" r="0" b="0"/>
+            <wp:docPr id="1751193757" name="Picture 7"/>
+            <wp:cNvGraphicFramePr>
+              <a:graphicFrameLocks xmlns:a="http://schemas.openxmlformats.org/drawingml/2006/main" noChangeAspect="1"/>
+            </wp:cNvGraphicFramePr>
+            <a:graphic xmlns:a="http://schemas.openxmlformats.org/drawingml/2006/main">
+              <a:graphicData uri="http://schemas.openxmlformats.org/drawingml/2006/picture">
+                <pic:pic xmlns:pic="http://schemas.openxmlformats.org/drawingml/2006/picture">
+                  <pic:nvPicPr>
+                    <pic:cNvPr id="0" name="Picture 2"/>
+                    <pic:cNvPicPr>
+                      <a:picLocks noChangeAspect="1" noChangeArrowheads="1"/>
+                    </pic:cNvPicPr>
+                  </pic:nvPicPr>
+                  <pic:blipFill>
+                    <a:blip r:embed="rId30">
+                      <a:extLst>
+                        <a:ext uri="{28A0092B-C50C-407E-A947-70E740481C1C}">
+                          <a14:useLocalDpi xmlns:a14="http://schemas.microsoft.com/office/drawing/2010/main" val="0"/>
+                        </a:ext>
+                      </a:extLst>
+                    </a:blip>
+                    <a:srcRect/>
+                    <a:stretch>
+                      <a:fillRect/>
+                    </a:stretch>
+                  </pic:blipFill>
+                  <pic:spPr bwMode="auto">
+                    <a:xfrm>
+                      <a:off x="0" y="0"/>
+                      <a:ext cx="3928110" cy="3450590"/>
+                    </a:xfrm>
+                    <a:prstGeom prst="rect">
+                      <a:avLst/>
+                    </a:prstGeom>
+                    <a:noFill/>
+                    <a:ln>
+                      <a:noFill/>
+                    </a:ln>
+                  </pic:spPr>
+                </pic:pic>
+              </a:graphicData>
+            </a:graphic>
+          </wp:inline>
+        </w:drawing>
+      </w:r>
+    </w:p>
+    <w:p>
+      <w:pPr>
+        <w:jc w:val="both"/>
         <w:rPr>
           <w:rFonts w:ascii="Times New Roman" w:hAnsi="Times New Roman" w:cs="Times New Roman"/>
           <w:kern w:val="0"/>
@@ -5055,25 +5877,39 @@
       <w:pPr>
         <w:pStyle w:val="Heading2"/>
       </w:pPr>
-      <w:bookmarkStart w:id="11" w:name="_Toc214356859"/>
+      <w:bookmarkStart w:id="14" w:name="_Toc224078307"/>
       <w:r>
         <w:t>La riproduzione</w:t>
       </w:r>
-      <w:bookmarkEnd w:id="11"/>
-    </w:p>
-    <w:p>
-      <w:pPr>
-        <w:rPr>
-          <w:rFonts w:ascii="Times New Roman" w:hAnsi="Times New Roman" w:cs="Times New Roman"/>
-          <w:kern w:val="0"/>
-        </w:rPr>
-      </w:pPr>
-      <w:r>
-        <w:rPr>
-          <w:rFonts w:ascii="Times New Roman" w:hAnsi="Times New Roman" w:cs="Times New Roman"/>
-          <w:kern w:val="0"/>
-        </w:rPr>
-        <w:t>Dalla finestra MP3 è possibile mandare in riproduzione, un singolo brano, un intero album la playlist selezionata</w:t>
+      <w:bookmarkEnd w:id="14"/>
+    </w:p>
+    <w:p>
+      <w:pPr>
+        <w:rPr>
+          <w:rFonts w:ascii="Times New Roman" w:hAnsi="Times New Roman" w:cs="Times New Roman"/>
+          <w:kern w:val="0"/>
+        </w:rPr>
+      </w:pPr>
+      <w:r>
+        <w:rPr>
+          <w:rFonts w:ascii="Times New Roman" w:hAnsi="Times New Roman" w:cs="Times New Roman"/>
+          <w:kern w:val="0"/>
+        </w:rPr>
+        <w:t xml:space="preserve">Dalla finestra MP3 è possibile mandare in riproduzione, un singolo brano, un intero album </w:t>
+      </w:r>
+      <w:r>
+        <w:rPr>
+          <w:rFonts w:ascii="Times New Roman" w:hAnsi="Times New Roman" w:cs="Times New Roman"/>
+          <w:kern w:val="0"/>
+        </w:rPr>
+        <w:t xml:space="preserve">o </w:t>
+      </w:r>
+      <w:r>
+        <w:rPr>
+          <w:rFonts w:ascii="Times New Roman" w:hAnsi="Times New Roman" w:cs="Times New Roman"/>
+          <w:kern w:val="0"/>
+        </w:rPr>
+        <w:t>la playlist</w:t>
       </w:r>
       <w:r>
         <w:rPr>
@@ -5085,268 +5921,137 @@
     </w:p>
     <w:p>
       <w:pPr>
-        <w:rPr>
-          <w:rFonts w:ascii="Times New Roman" w:hAnsi="Times New Roman" w:cs="Times New Roman"/>
-          <w:kern w:val="0"/>
-        </w:rPr>
-      </w:pPr>
-      <w:r>
-        <w:rPr>
-          <w:rFonts w:ascii="Times New Roman" w:hAnsi="Times New Roman" w:cs="Times New Roman"/>
-          <w:kern w:val="0"/>
-        </w:rPr>
-        <w:t xml:space="preserve">Per riprodurre un intero album, selezionarlo nel riquadro degli album, portando il cursore nella parte </w:t>
-      </w:r>
-      <w:r>
-        <w:rPr>
-          <w:rFonts w:ascii="Times New Roman" w:hAnsi="Times New Roman" w:cs="Times New Roman"/>
-          <w:kern w:val="0"/>
-        </w:rPr>
-        <w:t>sinistra</w:t>
-      </w:r>
-      <w:r>
-        <w:rPr>
-          <w:rFonts w:ascii="Times New Roman" w:hAnsi="Times New Roman" w:cs="Times New Roman"/>
-          <w:kern w:val="0"/>
-        </w:rPr>
-        <w:t xml:space="preserve"> questo prende la forma del bottone di play:</w:t>
-      </w:r>
-    </w:p>
-    <w:p>
-      <w:pPr>
-        <w:rPr>
-          <w:rFonts w:ascii="Times New Roman" w:hAnsi="Times New Roman" w:cs="Times New Roman"/>
-          <w:kern w:val="0"/>
-        </w:rPr>
-      </w:pPr>
-      <w:r>
-        <w:rPr>
-          <w:noProof/>
-        </w:rPr>
-        <mc:AlternateContent>
-          <mc:Choice Requires="wps">
-            <w:drawing>
-              <wp:anchor distT="45720" distB="45720" distL="114300" distR="114300" simplePos="0" relativeHeight="251672576" behindDoc="0" locked="0" layoutInCell="1" allowOverlap="1" wp14:anchorId="2E601B4B" wp14:editId="33F1F7B6">
-                <wp:simplePos x="0" y="0"/>
-                <wp:positionH relativeFrom="margin">
-                  <wp:posOffset>1569306</wp:posOffset>
-                </wp:positionH>
-                <wp:positionV relativeFrom="paragraph">
-                  <wp:posOffset>265430</wp:posOffset>
-                </wp:positionV>
-                <wp:extent cx="2814320" cy="2011680"/>
-                <wp:effectExtent l="0" t="0" r="24130" b="26670"/>
-                <wp:wrapTopAndBottom/>
-                <wp:docPr id="506805212" name="Casella di testo 2"/>
-                <wp:cNvGraphicFramePr>
-                  <a:graphicFrameLocks xmlns:a="http://schemas.openxmlformats.org/drawingml/2006/main"/>
-                </wp:cNvGraphicFramePr>
-                <a:graphic xmlns:a="http://schemas.openxmlformats.org/drawingml/2006/main">
-                  <a:graphicData uri="http://schemas.microsoft.com/office/word/2010/wordprocessingShape">
-                    <wps:wsp>
-                      <wps:cNvSpPr txBox="1">
-                        <a:spLocks noChangeArrowheads="1"/>
-                      </wps:cNvSpPr>
-                      <wps:spPr bwMode="auto">
-                        <a:xfrm>
-                          <a:off x="0" y="0"/>
-                          <a:ext cx="2814320" cy="2011680"/>
-                        </a:xfrm>
-                        <a:prstGeom prst="rect">
-                          <a:avLst/>
-                        </a:prstGeom>
-                        <a:solidFill>
-                          <a:srgbClr val="FFFFFF"/>
-                        </a:solidFill>
-                        <a:ln w="9525">
-                          <a:solidFill>
-                            <a:srgbClr val="000000"/>
-                          </a:solidFill>
-                          <a:miter lim="800000"/>
-                          <a:headEnd/>
-                          <a:tailEnd/>
-                        </a:ln>
-                      </wps:spPr>
-                      <wps:txbx>
-                        <w:txbxContent>
-                          <w:p>
-                            <w:pPr>
-                              <w:ind w:right="387"/>
-                              <w:jc w:val="center"/>
-                            </w:pPr>
-                            <w:r>
-                              <w:rPr>
-                                <w:noProof/>
-                              </w:rPr>
-                              <w:drawing>
-                                <wp:inline distT="0" distB="0" distL="0" distR="0" wp14:anchorId="490A6919" wp14:editId="123F0502">
-                                  <wp:extent cx="2703195" cy="1908175"/>
-                                  <wp:effectExtent l="0" t="0" r="1905" b="0"/>
-                                  <wp:docPr id="490633472" name="Picture 8"/>
-                                  <wp:cNvGraphicFramePr>
-                                    <a:graphicFrameLocks xmlns:a="http://schemas.openxmlformats.org/drawingml/2006/main" noChangeAspect="1"/>
-                                  </wp:cNvGraphicFramePr>
-                                  <a:graphic xmlns:a="http://schemas.openxmlformats.org/drawingml/2006/main">
-                                    <a:graphicData uri="http://schemas.openxmlformats.org/drawingml/2006/picture">
-                                      <pic:pic xmlns:pic="http://schemas.openxmlformats.org/drawingml/2006/picture">
-                                        <pic:nvPicPr>
-                                          <pic:cNvPr id="0" name="Picture 3"/>
-                                          <pic:cNvPicPr>
-                                            <a:picLocks noChangeAspect="1" noChangeArrowheads="1"/>
-                                          </pic:cNvPicPr>
-                                        </pic:nvPicPr>
-                                        <pic:blipFill>
-                                          <a:blip r:embed="rId26">
-                                            <a:extLst>
-                                              <a:ext uri="{28A0092B-C50C-407E-A947-70E740481C1C}">
-                                                <a14:useLocalDpi xmlns:a14="http://schemas.microsoft.com/office/drawing/2010/main" val="0"/>
-                                              </a:ext>
-                                            </a:extLst>
-                                          </a:blip>
-                                          <a:srcRect/>
-                                          <a:stretch>
-                                            <a:fillRect/>
-                                          </a:stretch>
-                                        </pic:blipFill>
-                                        <pic:spPr bwMode="auto">
-                                          <a:xfrm>
-                                            <a:off x="0" y="0"/>
-                                            <a:ext cx="2703195" cy="1908175"/>
-                                          </a:xfrm>
-                                          <a:prstGeom prst="rect">
-                                            <a:avLst/>
-                                          </a:prstGeom>
-                                          <a:noFill/>
-                                          <a:ln>
-                                            <a:noFill/>
-                                          </a:ln>
-                                        </pic:spPr>
-                                      </pic:pic>
-                                    </a:graphicData>
-                                  </a:graphic>
-                                </wp:inline>
-                              </w:drawing>
-                            </w:r>
-                          </w:p>
-                        </w:txbxContent>
-                      </wps:txbx>
-                      <wps:bodyPr rot="0" vert="horz" wrap="square" lIns="91440" tIns="45720" rIns="91440" bIns="45720" anchor="t" anchorCtr="0">
-                        <a:noAutofit/>
-                      </wps:bodyPr>
-                    </wps:wsp>
-                  </a:graphicData>
-                </a:graphic>
-                <wp14:sizeRelH relativeFrom="margin">
-                  <wp14:pctWidth>0</wp14:pctWidth>
-                </wp14:sizeRelH>
-                <wp14:sizeRelV relativeFrom="margin">
-                  <wp14:pctHeight>0</wp14:pctHeight>
-                </wp14:sizeRelV>
-              </wp:anchor>
-            </w:drawing>
-          </mc:Choice>
-          <mc:Fallback>
-            <w:pict>
-              <v:shape w14:anchorId="2E601B4B" id="_x0000_s1032" type="#_x0000_t202" style="position:absolute;margin-left:123.55pt;margin-top:20.9pt;width:221.6pt;height:158.4pt;z-index:251672576;visibility:visible;mso-wrap-style:square;mso-width-percent:0;mso-height-percent:0;mso-wrap-distance-left:9pt;mso-wrap-distance-top:3.6pt;mso-wrap-distance-right:9pt;mso-wrap-distance-bottom:3.6pt;mso-position-horizontal:absolute;mso-position-horizontal-relative:margin;mso-position-vertical:absolute;mso-position-vertical-relative:text;mso-width-percent:0;mso-height-percent:0;mso-width-relative:margin;mso-height-relative:margin;v-text-anchor:top" o:gfxdata="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">
-                <v:textbox>
-                  <w:txbxContent>
-                    <w:p>
-                      <w:pPr>
-                        <w:ind w:right="387"/>
-                        <w:jc w:val="center"/>
-                      </w:pPr>
-                      <w:r>
-                        <w:rPr>
-                          <w:noProof/>
-                        </w:rPr>
-                        <w:drawing>
-                          <wp:inline distT="0" distB="0" distL="0" distR="0" wp14:anchorId="490A6919" wp14:editId="123F0502">
-                            <wp:extent cx="2703195" cy="1908175"/>
-                            <wp:effectExtent l="0" t="0" r="1905" b="0"/>
-                            <wp:docPr id="490633472" name="Picture 8"/>
-                            <wp:cNvGraphicFramePr>
-                              <a:graphicFrameLocks xmlns:a="http://schemas.openxmlformats.org/drawingml/2006/main" noChangeAspect="1"/>
-                            </wp:cNvGraphicFramePr>
-                            <a:graphic xmlns:a="http://schemas.openxmlformats.org/drawingml/2006/main">
-                              <a:graphicData uri="http://schemas.openxmlformats.org/drawingml/2006/picture">
-                                <pic:pic xmlns:pic="http://schemas.openxmlformats.org/drawingml/2006/picture">
-                                  <pic:nvPicPr>
-                                    <pic:cNvPr id="0" name="Picture 3"/>
-                                    <pic:cNvPicPr>
-                                      <a:picLocks noChangeAspect="1" noChangeArrowheads="1"/>
-                                    </pic:cNvPicPr>
-                                  </pic:nvPicPr>
-                                  <pic:blipFill>
-                                    <a:blip r:embed="rId26">
-                                      <a:extLst>
-                                        <a:ext uri="{28A0092B-C50C-407E-A947-70E740481C1C}">
-                                          <a14:useLocalDpi xmlns:a14="http://schemas.microsoft.com/office/drawing/2010/main" val="0"/>
-                                        </a:ext>
-                                      </a:extLst>
-                                    </a:blip>
-                                    <a:srcRect/>
-                                    <a:stretch>
-                                      <a:fillRect/>
-                                    </a:stretch>
-                                  </pic:blipFill>
-                                  <pic:spPr bwMode="auto">
-                                    <a:xfrm>
-                                      <a:off x="0" y="0"/>
-                                      <a:ext cx="2703195" cy="1908175"/>
-                                    </a:xfrm>
-                                    <a:prstGeom prst="rect">
-                                      <a:avLst/>
-                                    </a:prstGeom>
-                                    <a:noFill/>
-                                    <a:ln>
-                                      <a:noFill/>
-                                    </a:ln>
-                                  </pic:spPr>
-                                </pic:pic>
-                              </a:graphicData>
-                            </a:graphic>
-                          </wp:inline>
-                        </w:drawing>
-                      </w:r>
-                    </w:p>
-                  </w:txbxContent>
-                </v:textbox>
-                <w10:wrap type="topAndBottom" anchorx="margin"/>
-              </v:shape>
-            </w:pict>
-          </mc:Fallback>
-        </mc:AlternateContent>
-      </w:r>
-    </w:p>
-    <w:p>
-      <w:pPr>
-        <w:rPr>
-          <w:rFonts w:ascii="Times New Roman" w:hAnsi="Times New Roman" w:cs="Times New Roman"/>
-          <w:kern w:val="0"/>
-        </w:rPr>
-      </w:pPr>
-      <w:r>
-        <w:rPr>
-          <w:rFonts w:ascii="Times New Roman" w:hAnsi="Times New Roman" w:cs="Times New Roman"/>
-          <w:kern w:val="0"/>
-        </w:rPr>
-        <w:t>facendo clic, l’album viene messo in riproduzione.</w:t>
-      </w:r>
-    </w:p>
-    <w:p>
-      <w:pPr>
-        <w:rPr>
-          <w:rFonts w:ascii="Times New Roman" w:hAnsi="Times New Roman" w:cs="Times New Roman"/>
-          <w:kern w:val="0"/>
-        </w:rPr>
-      </w:pPr>
-      <w:r>
-        <w:rPr>
-          <w:rFonts w:ascii="Times New Roman" w:hAnsi="Times New Roman" w:cs="Times New Roman"/>
-          <w:kern w:val="0"/>
-        </w:rPr>
-        <w:lastRenderedPageBreak/>
-        <w:t>Per riprodurre una singola traccia, selezionarla nel riquadro delle tracce. Portando il cursore nella parte sinistra questo assume la forma del bottone di play, fare clic per avviare la riproduzione.</w:t>
+        <w:jc w:val="both"/>
+        <w:rPr>
+          <w:rFonts w:ascii="Times New Roman" w:hAnsi="Times New Roman" w:cs="Times New Roman"/>
+          <w:kern w:val="0"/>
+        </w:rPr>
+      </w:pPr>
+      <w:r>
+        <w:rPr>
+          <w:rFonts w:ascii="Times New Roman" w:hAnsi="Times New Roman" w:cs="Times New Roman"/>
+          <w:kern w:val="0"/>
+        </w:rPr>
+        <w:t xml:space="preserve">Per riprodurre un intero album, selezionarlo nel riquadro degli album, </w:t>
+      </w:r>
+      <w:r>
+        <w:rPr>
+          <w:rFonts w:ascii="Times New Roman" w:hAnsi="Times New Roman" w:cs="Times New Roman"/>
+          <w:kern w:val="0"/>
+        </w:rPr>
+        <w:t>fare clic sull’icona play che appare quando</w:t>
+      </w:r>
+      <w:r>
+        <w:rPr>
+          <w:rFonts w:ascii="Times New Roman" w:hAnsi="Times New Roman" w:cs="Times New Roman"/>
+          <w:kern w:val="0"/>
+        </w:rPr>
+        <w:t xml:space="preserve"> il cursore </w:t>
+      </w:r>
+      <w:r>
+        <w:rPr>
+          <w:rFonts w:ascii="Times New Roman" w:hAnsi="Times New Roman" w:cs="Times New Roman"/>
+          <w:kern w:val="0"/>
+        </w:rPr>
+        <w:t>è nella parte sinistra del titolo dell’album.</w:t>
+      </w:r>
+    </w:p>
+    <w:p>
+      <w:pPr>
+        <w:pStyle w:val="ScreenshotManuale"/>
+      </w:pPr>
+      <w:r>
+        <w:drawing>
+          <wp:inline distT="0" distB="0" distL="0" distR="0" wp14:anchorId="5E6B7284" wp14:editId="5B1514DC">
+            <wp:extent cx="2703195" cy="1908175"/>
+            <wp:effectExtent l="0" t="0" r="1905" b="0"/>
+            <wp:docPr id="490633472" name="Picture 8"/>
+            <wp:cNvGraphicFramePr>
+              <a:graphicFrameLocks xmlns:a="http://schemas.openxmlformats.org/drawingml/2006/main" noChangeAspect="1"/>
+            </wp:cNvGraphicFramePr>
+            <a:graphic xmlns:a="http://schemas.openxmlformats.org/drawingml/2006/main">
+              <a:graphicData uri="http://schemas.openxmlformats.org/drawingml/2006/picture">
+                <pic:pic xmlns:pic="http://schemas.openxmlformats.org/drawingml/2006/picture">
+                  <pic:nvPicPr>
+                    <pic:cNvPr id="0" name="Picture 3"/>
+                    <pic:cNvPicPr>
+                      <a:picLocks noChangeAspect="1" noChangeArrowheads="1"/>
+                    </pic:cNvPicPr>
+                  </pic:nvPicPr>
+                  <pic:blipFill>
+                    <a:blip r:embed="rId31">
+                      <a:extLst>
+                        <a:ext uri="{28A0092B-C50C-407E-A947-70E740481C1C}">
+                          <a14:useLocalDpi xmlns:a14="http://schemas.microsoft.com/office/drawing/2010/main" val="0"/>
+                        </a:ext>
+                      </a:extLst>
+                    </a:blip>
+                    <a:srcRect/>
+                    <a:stretch>
+                      <a:fillRect/>
+                    </a:stretch>
+                  </pic:blipFill>
+                  <pic:spPr bwMode="auto">
+                    <a:xfrm>
+                      <a:off x="0" y="0"/>
+                      <a:ext cx="2703195" cy="1908175"/>
+                    </a:xfrm>
+                    <a:prstGeom prst="rect">
+                      <a:avLst/>
+                    </a:prstGeom>
+                    <a:noFill/>
+                    <a:ln>
+                      <a:noFill/>
+                    </a:ln>
+                  </pic:spPr>
+                </pic:pic>
+              </a:graphicData>
+            </a:graphic>
+          </wp:inline>
+        </w:drawing>
+      </w:r>
+    </w:p>
+    <w:p>
+      <w:pPr>
+        <w:rPr>
+          <w:rFonts w:ascii="Times New Roman" w:hAnsi="Times New Roman" w:cs="Times New Roman"/>
+          <w:kern w:val="0"/>
+        </w:rPr>
+      </w:pPr>
+      <w:r>
+        <w:rPr>
+          <w:rFonts w:ascii="Times New Roman" w:hAnsi="Times New Roman" w:cs="Times New Roman"/>
+          <w:kern w:val="0"/>
+        </w:rPr>
+        <w:t>Per riprodurre una singola traccia, selezionarla nel riquadro delle tracce</w:t>
+      </w:r>
+      <w:r>
+        <w:rPr>
+          <w:rFonts w:ascii="Times New Roman" w:hAnsi="Times New Roman" w:cs="Times New Roman"/>
+          <w:kern w:val="0"/>
+        </w:rPr>
+        <w:t>,</w:t>
+      </w:r>
+      <w:r>
+        <w:rPr>
+          <w:rFonts w:ascii="Times New Roman" w:hAnsi="Times New Roman" w:cs="Times New Roman"/>
+          <w:kern w:val="0"/>
+        </w:rPr>
+        <w:t xml:space="preserve"> </w:t>
+      </w:r>
+      <w:r>
+        <w:rPr>
+          <w:rFonts w:ascii="Times New Roman" w:hAnsi="Times New Roman" w:cs="Times New Roman"/>
+          <w:kern w:val="0"/>
+        </w:rPr>
+        <w:t>fare clic sull’icona play che appare quando il cursore è nella parte sinistra del titolo della traccia</w:t>
+      </w:r>
+      <w:r>
+        <w:rPr>
+          <w:rFonts w:ascii="Times New Roman" w:hAnsi="Times New Roman" w:cs="Times New Roman"/>
+          <w:kern w:val="0"/>
+        </w:rPr>
+        <w:t>.</w:t>
       </w:r>
     </w:p>
     <w:p>
@@ -5363,20 +6068,43 @@
         </w:rPr>
         <w:t>Per riprodurre una playlist, fare clic sul bottone di play che appare nel riquadro playlist</w:t>
       </w:r>
-    </w:p>
-    <w:p>
-      <w:pPr>
-        <w:rPr>
-          <w:rFonts w:ascii="Times New Roman" w:hAnsi="Times New Roman" w:cs="Times New Roman"/>
-          <w:kern w:val="0"/>
-        </w:rPr>
-      </w:pPr>
-      <w:r>
-        <w:rPr>
-          <w:rFonts w:ascii="Times New Roman" w:hAnsi="Times New Roman" w:cs="Times New Roman"/>
-          <w:kern w:val="0"/>
-        </w:rPr>
-        <w:t>Quando si attiva la riproduzione Euterpe passa automaticamente alla schermata riproduzione.</w:t>
+      <w:r>
+        <w:rPr>
+          <w:rFonts w:ascii="Times New Roman" w:hAnsi="Times New Roman" w:cs="Times New Roman"/>
+          <w:kern w:val="0"/>
+        </w:rPr>
+        <w:t>.</w:t>
+      </w:r>
+    </w:p>
+    <w:p>
+      <w:pPr>
+        <w:rPr>
+          <w:rFonts w:ascii="Times New Roman" w:hAnsi="Times New Roman" w:cs="Times New Roman"/>
+          <w:kern w:val="0"/>
+        </w:rPr>
+      </w:pPr>
+      <w:r>
+        <w:rPr>
+          <w:rFonts w:ascii="Times New Roman" w:hAnsi="Times New Roman" w:cs="Times New Roman"/>
+          <w:kern w:val="0"/>
+        </w:rPr>
+        <w:t xml:space="preserve">Quando si attiva la riproduzione </w:t>
+      </w:r>
+      <w:r>
+        <w:rPr>
+          <w:rFonts w:ascii="Times New Roman" w:hAnsi="Times New Roman" w:cs="Times New Roman"/>
+          <w:i/>
+          <w:iCs/>
+          <w:kern w:val="0"/>
+        </w:rPr>
+        <w:t>Euterpe</w:t>
+      </w:r>
+      <w:r>
+        <w:rPr>
+          <w:rFonts w:ascii="Times New Roman" w:hAnsi="Times New Roman" w:cs="Times New Roman"/>
+          <w:kern w:val="0"/>
+        </w:rPr>
+        <w:t xml:space="preserve"> passa automaticamente alla schermata riproduzione.</w:t>
       </w:r>
     </w:p>
     <w:p>
@@ -5406,12 +6134,12 @@
       <w:pPr>
         <w:pStyle w:val="Heading1"/>
       </w:pPr>
-      <w:bookmarkStart w:id="12" w:name="_Toc214356860"/>
+      <w:bookmarkStart w:id="15" w:name="_Toc224078308"/>
       <w:r>
         <w:lastRenderedPageBreak/>
         <w:t>La finestra radio</w:t>
       </w:r>
-      <w:bookmarkEnd w:id="12"/>
+      <w:bookmarkEnd w:id="15"/>
     </w:p>
     <w:p>
       <w:pPr>
@@ -5430,182 +6158,44 @@
     </w:p>
     <w:p>
       <w:pPr>
-        <w:rPr>
-          <w:rFonts w:ascii="Times New Roman" w:hAnsi="Times New Roman" w:cs="Times New Roman"/>
-          <w:kern w:val="0"/>
-        </w:rPr>
-      </w:pPr>
-      <w:r>
-        <w:rPr>
-          <w:noProof/>
-        </w:rPr>
-        <mc:AlternateContent>
-          <mc:Choice Requires="wps">
-            <w:drawing>
-              <wp:anchor distT="45720" distB="45720" distL="114300" distR="114300" simplePos="0" relativeHeight="251664384" behindDoc="0" locked="0" layoutInCell="1" allowOverlap="1" wp14:anchorId="6641BFF9" wp14:editId="3DCFE74C">
-                <wp:simplePos x="0" y="0"/>
-                <wp:positionH relativeFrom="margin">
-                  <wp:posOffset>758825</wp:posOffset>
-                </wp:positionH>
-                <wp:positionV relativeFrom="paragraph">
-                  <wp:posOffset>379730</wp:posOffset>
-                </wp:positionV>
-                <wp:extent cx="3975100" cy="3450590"/>
-                <wp:effectExtent l="0" t="0" r="25400" b="16510"/>
-                <wp:wrapTopAndBottom/>
-                <wp:docPr id="534132012" name="Casella di testo 2"/>
-                <wp:cNvGraphicFramePr>
-                  <a:graphicFrameLocks xmlns:a="http://schemas.openxmlformats.org/drawingml/2006/main"/>
-                </wp:cNvGraphicFramePr>
-                <a:graphic xmlns:a="http://schemas.openxmlformats.org/drawingml/2006/main">
-                  <a:graphicData uri="http://schemas.microsoft.com/office/word/2010/wordprocessingShape">
-                    <wps:wsp>
-                      <wps:cNvSpPr txBox="1">
-                        <a:spLocks noChangeArrowheads="1"/>
-                      </wps:cNvSpPr>
-                      <wps:spPr bwMode="auto">
-                        <a:xfrm>
-                          <a:off x="0" y="0"/>
-                          <a:ext cx="3975100" cy="3450590"/>
-                        </a:xfrm>
-                        <a:prstGeom prst="rect">
-                          <a:avLst/>
-                        </a:prstGeom>
-                        <a:solidFill>
-                          <a:srgbClr val="FFFFFF"/>
-                        </a:solidFill>
-                        <a:ln w="9525">
-                          <a:solidFill>
-                            <a:srgbClr val="000000"/>
-                          </a:solidFill>
-                          <a:miter lim="800000"/>
-                          <a:headEnd/>
-                          <a:tailEnd/>
-                        </a:ln>
-                      </wps:spPr>
-                      <wps:txbx>
-                        <w:txbxContent>
-                          <w:p>
-                            <w:pPr>
-                              <w:ind w:right="387"/>
-                              <w:jc w:val="center"/>
-                            </w:pPr>
-                            <w:r>
-                              <w:rPr>
-                                <w:noProof/>
-                              </w:rPr>
-                              <w:drawing>
-                                <wp:inline distT="0" distB="0" distL="0" distR="0" wp14:anchorId="2E216BBD" wp14:editId="36B4D0FE">
-                                  <wp:extent cx="3776400" cy="3319200"/>
-                                  <wp:effectExtent l="0" t="0" r="0" b="0"/>
-                                  <wp:docPr id="44096814" name="Picture 1" descr="A screenshot of a computer&#10;&#10;AI-generated content may be incorrect."/>
-                                  <wp:cNvGraphicFramePr>
-                                    <a:graphicFrameLocks xmlns:a="http://schemas.openxmlformats.org/drawingml/2006/main" noChangeAspect="1"/>
-                                  </wp:cNvGraphicFramePr>
-                                  <a:graphic xmlns:a="http://schemas.openxmlformats.org/drawingml/2006/main">
-                                    <a:graphicData uri="http://schemas.openxmlformats.org/drawingml/2006/picture">
-                                      <pic:pic xmlns:pic="http://schemas.openxmlformats.org/drawingml/2006/picture">
-                                        <pic:nvPicPr>
-                                          <pic:cNvPr id="44096814" name="Picture 1" descr="A screenshot of a computer&#10;&#10;AI-generated content may be incorrect."/>
-                                          <pic:cNvPicPr/>
-                                        </pic:nvPicPr>
-                                        <pic:blipFill>
-                                          <a:blip r:embed="rId27"/>
-                                          <a:stretch>
-                                            <a:fillRect/>
-                                          </a:stretch>
-                                        </pic:blipFill>
-                                        <pic:spPr>
-                                          <a:xfrm>
-                                            <a:off x="0" y="0"/>
-                                            <a:ext cx="3776400" cy="3319200"/>
-                                          </a:xfrm>
-                                          <a:prstGeom prst="rect">
-                                            <a:avLst/>
-                                          </a:prstGeom>
-                                        </pic:spPr>
-                                      </pic:pic>
-                                    </a:graphicData>
-                                  </a:graphic>
-                                </wp:inline>
-                              </w:drawing>
-                            </w:r>
-                          </w:p>
-                        </w:txbxContent>
-                      </wps:txbx>
-                      <wps:bodyPr rot="0" vert="horz" wrap="square" lIns="91440" tIns="45720" rIns="91440" bIns="45720" anchor="t" anchorCtr="0">
-                        <a:noAutofit/>
-                      </wps:bodyPr>
-                    </wps:wsp>
-                  </a:graphicData>
-                </a:graphic>
-                <wp14:sizeRelH relativeFrom="margin">
-                  <wp14:pctWidth>0</wp14:pctWidth>
-                </wp14:sizeRelH>
-                <wp14:sizeRelV relativeFrom="margin">
-                  <wp14:pctHeight>0</wp14:pctHeight>
-                </wp14:sizeRelV>
-              </wp:anchor>
-            </w:drawing>
-          </mc:Choice>
-          <mc:Fallback>
-            <w:pict>
-              <v:shape w14:anchorId="6641BFF9" id="_x0000_s1033" type="#_x0000_t202" style="position:absolute;margin-left:59.75pt;margin-top:29.9pt;width:313pt;height:271.7pt;z-index:251664384;visibility:visible;mso-wrap-style:square;mso-width-percent:0;mso-height-percent:0;mso-wrap-distance-left:9pt;mso-wrap-distance-top:3.6pt;mso-wrap-distance-right:9pt;mso-wrap-distance-bottom:3.6pt;mso-position-horizontal:absolute;mso-position-horizontal-relative:margin;mso-position-vertical:absolute;mso-position-vertical-relative:text;mso-width-percent:0;mso-height-percent:0;mso-width-relative:margin;mso-height-relative:margin;v-text-anchor:top" o:gfxdata="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">
-                <v:textbox>
-                  <w:txbxContent>
-                    <w:p>
-                      <w:pPr>
-                        <w:ind w:right="387"/>
-                        <w:jc w:val="center"/>
-                      </w:pPr>
-                      <w:r>
-                        <w:rPr>
-                          <w:noProof/>
-                        </w:rPr>
-                        <w:drawing>
-                          <wp:inline distT="0" distB="0" distL="0" distR="0" wp14:anchorId="2E216BBD" wp14:editId="36B4D0FE">
-                            <wp:extent cx="3776400" cy="3319200"/>
-                            <wp:effectExtent l="0" t="0" r="0" b="0"/>
-                            <wp:docPr id="44096814" name="Picture 1" descr="A screenshot of a computer&#10;&#10;AI-generated content may be incorrect."/>
-                            <wp:cNvGraphicFramePr>
-                              <a:graphicFrameLocks xmlns:a="http://schemas.openxmlformats.org/drawingml/2006/main" noChangeAspect="1"/>
-                            </wp:cNvGraphicFramePr>
-                            <a:graphic xmlns:a="http://schemas.openxmlformats.org/drawingml/2006/main">
-                              <a:graphicData uri="http://schemas.openxmlformats.org/drawingml/2006/picture">
-                                <pic:pic xmlns:pic="http://schemas.openxmlformats.org/drawingml/2006/picture">
-                                  <pic:nvPicPr>
-                                    <pic:cNvPr id="44096814" name="Picture 1" descr="A screenshot of a computer&#10;&#10;AI-generated content may be incorrect."/>
-                                    <pic:cNvPicPr/>
-                                  </pic:nvPicPr>
-                                  <pic:blipFill>
-                                    <a:blip r:embed="rId27"/>
-                                    <a:stretch>
-                                      <a:fillRect/>
-                                    </a:stretch>
-                                  </pic:blipFill>
-                                  <pic:spPr>
-                                    <a:xfrm>
-                                      <a:off x="0" y="0"/>
-                                      <a:ext cx="3776400" cy="3319200"/>
-                                    </a:xfrm>
-                                    <a:prstGeom prst="rect">
-                                      <a:avLst/>
-                                    </a:prstGeom>
-                                  </pic:spPr>
-                                </pic:pic>
-                              </a:graphicData>
-                            </a:graphic>
-                          </wp:inline>
-                        </w:drawing>
-                      </w:r>
-                    </w:p>
-                  </w:txbxContent>
-                </v:textbox>
-                <w10:wrap type="topAndBottom" anchorx="margin"/>
-              </v:shape>
-            </w:pict>
-          </mc:Fallback>
-        </mc:AlternateContent>
+        <w:pStyle w:val="ScreenshotManuale"/>
+      </w:pPr>
+      <w:r>
+        <w:drawing>
+          <wp:inline distT="0" distB="0" distL="0" distR="0" wp14:anchorId="7A3CD6C0" wp14:editId="0B077FAF">
+            <wp:extent cx="3776400" cy="3319200"/>
+            <wp:effectExtent l="0" t="0" r="0" b="0"/>
+            <wp:docPr id="44096814" name="Picture 1" descr="A screenshot of a computer&#10;&#10;AI-generated content may be incorrect."/>
+            <wp:cNvGraphicFramePr>
+              <a:graphicFrameLocks xmlns:a="http://schemas.openxmlformats.org/drawingml/2006/main" noChangeAspect="1"/>
+            </wp:cNvGraphicFramePr>
+            <a:graphic xmlns:a="http://schemas.openxmlformats.org/drawingml/2006/main">
+              <a:graphicData uri="http://schemas.openxmlformats.org/drawingml/2006/picture">
+                <pic:pic xmlns:pic="http://schemas.openxmlformats.org/drawingml/2006/picture">
+                  <pic:nvPicPr>
+                    <pic:cNvPr id="44096814" name="Picture 1" descr="A screenshot of a computer&#10;&#10;AI-generated content may be incorrect."/>
+                    <pic:cNvPicPr/>
+                  </pic:nvPicPr>
+                  <pic:blipFill>
+                    <a:blip r:embed="rId32"/>
+                    <a:stretch>
+                      <a:fillRect/>
+                    </a:stretch>
+                  </pic:blipFill>
+                  <pic:spPr>
+                    <a:xfrm>
+                      <a:off x="0" y="0"/>
+                      <a:ext cx="3776400" cy="3319200"/>
+                    </a:xfrm>
+                    <a:prstGeom prst="rect">
+                      <a:avLst/>
+                    </a:prstGeom>
+                  </pic:spPr>
+                </pic:pic>
+              </a:graphicData>
+            </a:graphic>
+          </wp:inline>
+        </w:drawing>
       </w:r>
     </w:p>
     <w:p>
@@ -5683,17 +6273,18 @@
     </w:p>
     <w:p>
       <w:pPr>
-        <w:rPr>
-          <w:rFonts w:ascii="Times New Roman" w:hAnsi="Times New Roman" w:cs="Times New Roman"/>
-          <w:kern w:val="0"/>
-        </w:rPr>
-      </w:pPr>
-      <w:r>
-        <w:rPr>
-          <w:rFonts w:ascii="Times New Roman" w:hAnsi="Times New Roman" w:cs="Times New Roman"/>
-          <w:kern w:val="0"/>
-        </w:rPr>
-        <w:t xml:space="preserve">Nella casella di ricerca si può digitare il </w:t>
+        <w:jc w:val="both"/>
+        <w:rPr>
+          <w:rFonts w:ascii="Times New Roman" w:hAnsi="Times New Roman" w:cs="Times New Roman"/>
+          <w:kern w:val="0"/>
+        </w:rPr>
+      </w:pPr>
+      <w:r>
+        <w:rPr>
+          <w:rFonts w:ascii="Times New Roman" w:hAnsi="Times New Roman" w:cs="Times New Roman"/>
+          <w:kern w:val="0"/>
+        </w:rPr>
+        <w:t xml:space="preserve">Nella casella di ricerca si digita il </w:t>
       </w:r>
       <w:r>
         <w:rPr>
@@ -5747,6 +6338,7 @@
     </w:p>
     <w:p>
       <w:pPr>
+        <w:jc w:val="both"/>
         <w:rPr>
           <w:rFonts w:ascii="Times New Roman" w:hAnsi="Times New Roman" w:cs="Times New Roman"/>
           <w:kern w:val="0"/>
@@ -5762,6 +6354,7 @@
     </w:p>
     <w:p>
       <w:pPr>
+        <w:jc w:val="both"/>
         <w:rPr>
           <w:rFonts w:ascii="Times New Roman" w:hAnsi="Times New Roman" w:cs="Times New Roman"/>
           <w:kern w:val="0"/>
@@ -5779,27 +6372,37 @@
       <w:pPr>
         <w:pStyle w:val="Heading2"/>
       </w:pPr>
+      <w:bookmarkStart w:id="16" w:name="_Toc224078309"/>
       <w:r>
         <w:t>La riproduzione</w:t>
       </w:r>
-    </w:p>
-    <w:p>
-      <w:pPr>
-        <w:rPr>
-          <w:rFonts w:ascii="Times New Roman" w:hAnsi="Times New Roman" w:cs="Times New Roman"/>
-          <w:kern w:val="0"/>
-        </w:rPr>
-      </w:pPr>
-      <w:r>
-        <w:rPr>
-          <w:rFonts w:ascii="Times New Roman" w:hAnsi="Times New Roman" w:cs="Times New Roman"/>
-          <w:kern w:val="0"/>
-        </w:rPr>
-        <w:t>Nell’ultima colonna della tabella prodotta a seguito di una ricerca troviamo l’icona play premendola questa viene attivata</w:t>
-      </w:r>
-    </w:p>
-    <w:p>
-      <w:pPr>
+      <w:bookmarkEnd w:id="16"/>
+    </w:p>
+    <w:p>
+      <w:pPr>
+        <w:rPr>
+          <w:rFonts w:ascii="Times New Roman" w:hAnsi="Times New Roman" w:cs="Times New Roman"/>
+          <w:kern w:val="0"/>
+        </w:rPr>
+      </w:pPr>
+      <w:r>
+        <w:rPr>
+          <w:rFonts w:ascii="Times New Roman" w:hAnsi="Times New Roman" w:cs="Times New Roman"/>
+          <w:kern w:val="0"/>
+        </w:rPr>
+        <w:t xml:space="preserve">Nell’ultima colonna della tabella prodotta a seguito di una ricerca troviamo l’icona play premendola </w:t>
+      </w:r>
+      <w:r>
+        <w:rPr>
+          <w:rFonts w:ascii="Times New Roman" w:hAnsi="Times New Roman" w:cs="Times New Roman"/>
+          <w:kern w:val="0"/>
+        </w:rPr>
+        <w:t>si riproduce la corrispondente emittente radio.</w:t>
+      </w:r>
+    </w:p>
+    <w:p>
+      <w:pPr>
+        <w:jc w:val="both"/>
         <w:rPr>
           <w:rFonts w:ascii="Times New Roman" w:hAnsi="Times New Roman" w:cs="Times New Roman"/>
           <w:kern w:val="0"/>
@@ -5847,12 +6450,12 @@
       <w:pPr>
         <w:pStyle w:val="Heading1"/>
       </w:pPr>
-      <w:bookmarkStart w:id="13" w:name="_Toc214356861"/>
+      <w:bookmarkStart w:id="17" w:name="_Toc224078310"/>
       <w:r>
         <w:lastRenderedPageBreak/>
         <w:t>La finestra riproduzione</w:t>
       </w:r>
-      <w:bookmarkEnd w:id="13"/>
+      <w:bookmarkEnd w:id="17"/>
     </w:p>
     <w:p>
       <w:pPr>
@@ -5871,186 +6474,49 @@
     </w:p>
     <w:p>
       <w:pPr>
-        <w:rPr>
-          <w:rFonts w:ascii="Times New Roman" w:hAnsi="Times New Roman" w:cs="Times New Roman"/>
-          <w:kern w:val="0"/>
-        </w:rPr>
-      </w:pPr>
-      <w:r>
-        <w:rPr>
-          <w:noProof/>
-        </w:rPr>
-        <mc:AlternateContent>
-          <mc:Choice Requires="wps">
-            <w:drawing>
-              <wp:anchor distT="45720" distB="45720" distL="114300" distR="114300" simplePos="0" relativeHeight="251666432" behindDoc="0" locked="0" layoutInCell="1" allowOverlap="1" wp14:anchorId="105B4372" wp14:editId="24D8D130">
-                <wp:simplePos x="0" y="0"/>
-                <wp:positionH relativeFrom="margin">
-                  <wp:posOffset>671195</wp:posOffset>
-                </wp:positionH>
-                <wp:positionV relativeFrom="paragraph">
-                  <wp:posOffset>276225</wp:posOffset>
-                </wp:positionV>
-                <wp:extent cx="3975100" cy="3466465"/>
-                <wp:effectExtent l="0" t="0" r="25400" b="19685"/>
-                <wp:wrapTopAndBottom/>
-                <wp:docPr id="1694157843" name="Casella di testo 2"/>
-                <wp:cNvGraphicFramePr>
-                  <a:graphicFrameLocks xmlns:a="http://schemas.openxmlformats.org/drawingml/2006/main"/>
-                </wp:cNvGraphicFramePr>
-                <a:graphic xmlns:a="http://schemas.openxmlformats.org/drawingml/2006/main">
-                  <a:graphicData uri="http://schemas.microsoft.com/office/word/2010/wordprocessingShape">
-                    <wps:wsp>
-                      <wps:cNvSpPr txBox="1">
-                        <a:spLocks noChangeArrowheads="1"/>
-                      </wps:cNvSpPr>
-                      <wps:spPr bwMode="auto">
-                        <a:xfrm>
-                          <a:off x="0" y="0"/>
-                          <a:ext cx="3975100" cy="3466465"/>
-                        </a:xfrm>
-                        <a:prstGeom prst="rect">
-                          <a:avLst/>
-                        </a:prstGeom>
-                        <a:solidFill>
-                          <a:srgbClr val="FFFFFF"/>
-                        </a:solidFill>
-                        <a:ln w="9525">
-                          <a:solidFill>
-                            <a:srgbClr val="000000"/>
-                          </a:solidFill>
-                          <a:miter lim="800000"/>
-                          <a:headEnd/>
-                          <a:tailEnd/>
-                        </a:ln>
-                      </wps:spPr>
-                      <wps:txbx>
-                        <w:txbxContent>
-                          <w:p>
-                            <w:pPr>
-                              <w:ind w:right="387"/>
-                              <w:jc w:val="center"/>
-                            </w:pPr>
-                            <w:r>
-                              <w:rPr>
-                                <w:noProof/>
-                              </w:rPr>
-                              <w:drawing>
-                                <wp:inline distT="0" distB="0" distL="0" distR="0" wp14:anchorId="0432D1AC" wp14:editId="6AFB3F67">
-                                  <wp:extent cx="3783600" cy="3326400"/>
-                                  <wp:effectExtent l="0" t="0" r="7620" b="7620"/>
-                                  <wp:docPr id="283561917" name="Picture 1" descr="A screenshot of a computer&#10;&#10;AI-generated content may be incorrect."/>
-                                  <wp:cNvGraphicFramePr>
-                                    <a:graphicFrameLocks xmlns:a="http://schemas.openxmlformats.org/drawingml/2006/main" noChangeAspect="1"/>
-                                  </wp:cNvGraphicFramePr>
-                                  <a:graphic xmlns:a="http://schemas.openxmlformats.org/drawingml/2006/main">
-                                    <a:graphicData uri="http://schemas.openxmlformats.org/drawingml/2006/picture">
-                                      <pic:pic xmlns:pic="http://schemas.openxmlformats.org/drawingml/2006/picture">
-                                        <pic:nvPicPr>
-                                          <pic:cNvPr id="283561917" name="Picture 1" descr="A screenshot of a computer&#10;&#10;AI-generated content may be incorrect."/>
-                                          <pic:cNvPicPr/>
-                                        </pic:nvPicPr>
-                                        <pic:blipFill>
-                                          <a:blip r:embed="rId28"/>
-                                          <a:stretch>
-                                            <a:fillRect/>
-                                          </a:stretch>
-                                        </pic:blipFill>
-                                        <pic:spPr>
-                                          <a:xfrm>
-                                            <a:off x="0" y="0"/>
-                                            <a:ext cx="3783600" cy="3326400"/>
-                                          </a:xfrm>
-                                          <a:prstGeom prst="rect">
-                                            <a:avLst/>
-                                          </a:prstGeom>
-                                        </pic:spPr>
-                                      </pic:pic>
-                                    </a:graphicData>
-                                  </a:graphic>
-                                </wp:inline>
-                              </w:drawing>
-                            </w:r>
-                          </w:p>
-                        </w:txbxContent>
-                      </wps:txbx>
-                      <wps:bodyPr rot="0" vert="horz" wrap="square" lIns="91440" tIns="45720" rIns="91440" bIns="45720" anchor="t" anchorCtr="0">
-                        <a:noAutofit/>
-                      </wps:bodyPr>
-                    </wps:wsp>
-                  </a:graphicData>
-                </a:graphic>
-                <wp14:sizeRelH relativeFrom="margin">
-                  <wp14:pctWidth>0</wp14:pctWidth>
-                </wp14:sizeRelH>
-                <wp14:sizeRelV relativeFrom="margin">
-                  <wp14:pctHeight>0</wp14:pctHeight>
-                </wp14:sizeRelV>
-              </wp:anchor>
-            </w:drawing>
-          </mc:Choice>
-          <mc:Fallback>
-            <w:pict>
-              <v:shape w14:anchorId="105B4372" id="_x0000_s1034" type="#_x0000_t202" style="position:absolute;margin-left:52.85pt;margin-top:21.75pt;width:313pt;height:272.95pt;z-index:251666432;visibility:visible;mso-wrap-style:square;mso-width-percent:0;mso-height-percent:0;mso-wrap-distance-left:9pt;mso-wrap-distance-top:3.6pt;mso-wrap-distance-right:9pt;mso-wrap-distance-bottom:3.6pt;mso-position-horizontal:absolute;mso-position-horizontal-relative:margin;mso-position-vertical:absolute;mso-position-vertical-relative:text;mso-width-percent:0;mso-height-percent:0;mso-width-relative:margin;mso-height-relative:margin;v-text-anchor:top" o:gfxdata="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">
-                <v:textbox>
-                  <w:txbxContent>
-                    <w:p>
-                      <w:pPr>
-                        <w:ind w:right="387"/>
-                        <w:jc w:val="center"/>
-                      </w:pPr>
-                      <w:r>
-                        <w:rPr>
-                          <w:noProof/>
-                        </w:rPr>
-                        <w:drawing>
-                          <wp:inline distT="0" distB="0" distL="0" distR="0" wp14:anchorId="0432D1AC" wp14:editId="6AFB3F67">
-                            <wp:extent cx="3783600" cy="3326400"/>
-                            <wp:effectExtent l="0" t="0" r="7620" b="7620"/>
-                            <wp:docPr id="283561917" name="Picture 1" descr="A screenshot of a computer&#10;&#10;AI-generated content may be incorrect."/>
-                            <wp:cNvGraphicFramePr>
-                              <a:graphicFrameLocks xmlns:a="http://schemas.openxmlformats.org/drawingml/2006/main" noChangeAspect="1"/>
-                            </wp:cNvGraphicFramePr>
-                            <a:graphic xmlns:a="http://schemas.openxmlformats.org/drawingml/2006/main">
-                              <a:graphicData uri="http://schemas.openxmlformats.org/drawingml/2006/picture">
-                                <pic:pic xmlns:pic="http://schemas.openxmlformats.org/drawingml/2006/picture">
-                                  <pic:nvPicPr>
-                                    <pic:cNvPr id="283561917" name="Picture 1" descr="A screenshot of a computer&#10;&#10;AI-generated content may be incorrect."/>
-                                    <pic:cNvPicPr/>
-                                  </pic:nvPicPr>
-                                  <pic:blipFill>
-                                    <a:blip r:embed="rId28"/>
-                                    <a:stretch>
-                                      <a:fillRect/>
-                                    </a:stretch>
-                                  </pic:blipFill>
-                                  <pic:spPr>
-                                    <a:xfrm>
-                                      <a:off x="0" y="0"/>
-                                      <a:ext cx="3783600" cy="3326400"/>
-                                    </a:xfrm>
-                                    <a:prstGeom prst="rect">
-                                      <a:avLst/>
-                                    </a:prstGeom>
-                                  </pic:spPr>
-                                </pic:pic>
-                              </a:graphicData>
-                            </a:graphic>
-                          </wp:inline>
-                        </w:drawing>
-                      </w:r>
-                    </w:p>
-                  </w:txbxContent>
-                </v:textbox>
-                <w10:wrap type="topAndBottom" anchorx="margin"/>
-              </v:shape>
-            </w:pict>
-          </mc:Fallback>
-        </mc:AlternateContent>
-      </w:r>
-    </w:p>
-    <w:p>
-      <w:pPr>
+        <w:pStyle w:val="ScreenshotManuale"/>
+      </w:pPr>
+      <w:r>
+        <w:drawing>
+          <wp:inline distT="0" distB="0" distL="0" distR="0" wp14:anchorId="2CDF6081" wp14:editId="760AE109">
+            <wp:extent cx="3834000" cy="3546000"/>
+            <wp:effectExtent l="0" t="0" r="0" b="0"/>
+            <wp:docPr id="1620770842" name="Picture 1"/>
+            <wp:cNvGraphicFramePr>
+              <a:graphicFrameLocks xmlns:a="http://schemas.openxmlformats.org/drawingml/2006/main" noChangeAspect="1"/>
+            </wp:cNvGraphicFramePr>
+            <a:graphic xmlns:a="http://schemas.openxmlformats.org/drawingml/2006/main">
+              <a:graphicData uri="http://schemas.openxmlformats.org/drawingml/2006/picture">
+                <pic:pic xmlns:pic="http://schemas.openxmlformats.org/drawingml/2006/picture">
+                  <pic:nvPicPr>
+                    <pic:cNvPr id="1620770842" name=""/>
+                    <pic:cNvPicPr/>
+                  </pic:nvPicPr>
+                  <pic:blipFill>
+                    <a:blip r:embed="rId33"/>
+                    <a:stretch>
+                      <a:fillRect/>
+                    </a:stretch>
+                  </pic:blipFill>
+                  <pic:spPr>
+                    <a:xfrm>
+                      <a:off x="0" y="0"/>
+                      <a:ext cx="3834000" cy="3546000"/>
+                    </a:xfrm>
+                    <a:prstGeom prst="rect">
+                      <a:avLst/>
+                    </a:prstGeom>
+                  </pic:spPr>
+                </pic:pic>
+              </a:graphicData>
+            </a:graphic>
+          </wp:inline>
+        </w:drawing>
+      </w:r>
+    </w:p>
+    <w:p>
+      <w:pPr>
+        <w:jc w:val="both"/>
         <w:rPr>
           <w:rFonts w:ascii="Times New Roman" w:hAnsi="Times New Roman" w:cs="Times New Roman"/>
           <w:kern w:val="0"/>
@@ -6179,6 +6645,13 @@
         </w:rPr>
         <w:t>Progressivo del brano all’interno della sequenza (album o playlist)</w:t>
       </w:r>
+      <w:r>
+        <w:rPr>
+          <w:rFonts w:ascii="Times New Roman" w:hAnsi="Times New Roman" w:cs="Times New Roman"/>
+          <w:kern w:val="0"/>
+        </w:rPr>
+        <w:t>.</w:t>
+      </w:r>
     </w:p>
     <w:p>
       <w:pPr>
@@ -6197,6 +6670,7 @@
     </w:p>
     <w:p>
       <w:pPr>
+        <w:jc w:val="both"/>
         <w:rPr>
           <w:rFonts w:ascii="Times New Roman" w:hAnsi="Times New Roman" w:cs="Times New Roman"/>
           <w:kern w:val="0"/>
@@ -6261,7 +6735,7 @@
                     </pic:cNvPicPr>
                   </pic:nvPicPr>
                   <pic:blipFill>
-                    <a:blip r:embed="rId29">
+                    <a:blip r:embed="rId34">
                       <a:extLst>
                         <a:ext uri="{28A0092B-C50C-407E-A947-70E740481C1C}">
                           <a14:useLocalDpi xmlns:a14="http://schemas.microsoft.com/office/drawing/2010/main" val="0"/>
@@ -6336,7 +6810,7 @@
                     </pic:cNvPicPr>
                   </pic:nvPicPr>
                   <pic:blipFill>
-                    <a:blip r:embed="rId30">
+                    <a:blip r:embed="rId35">
                       <a:extLst>
                         <a:ext uri="{28A0092B-C50C-407E-A947-70E740481C1C}">
                           <a14:useLocalDpi xmlns:a14="http://schemas.microsoft.com/office/drawing/2010/main" val="0"/>
@@ -6398,7 +6872,7 @@
                     </pic:cNvPicPr>
                   </pic:nvPicPr>
                   <pic:blipFill>
-                    <a:blip r:embed="rId31">
+                    <a:blip r:embed="rId36">
                       <a:extLst>
                         <a:ext uri="{28A0092B-C50C-407E-A947-70E740481C1C}">
                           <a14:useLocalDpi xmlns:a14="http://schemas.microsoft.com/office/drawing/2010/main" val="0"/>
@@ -6434,7 +6908,14 @@
           <w:rFonts w:ascii="Times New Roman" w:hAnsi="Times New Roman" w:cs="Times New Roman"/>
           <w:kern w:val="0"/>
         </w:rPr>
-        <w:t xml:space="preserve"> Mette in pausa o riprende la riproduzionela riproduzione</w:t>
+        <w:t xml:space="preserve"> Mette in pausa o riprende la riproduzione</w:t>
+      </w:r>
+      <w:r>
+        <w:rPr>
+          <w:rFonts w:ascii="Times New Roman" w:hAnsi="Times New Roman" w:cs="Times New Roman"/>
+          <w:kern w:val="0"/>
+        </w:rPr>
+        <w:t>.</w:t>
       </w:r>
     </w:p>
     <w:p>
@@ -6473,7 +6954,7 @@
                     </pic:cNvPicPr>
                   </pic:nvPicPr>
                   <pic:blipFill>
-                    <a:blip r:embed="rId32">
+                    <a:blip r:embed="rId37">
                       <a:extLst>
                         <a:ext uri="{28A0092B-C50C-407E-A947-70E740481C1C}">
                           <a14:useLocalDpi xmlns:a14="http://schemas.microsoft.com/office/drawing/2010/main" val="0"/>
@@ -6548,7 +7029,7 @@
                     </pic:cNvPicPr>
                   </pic:nvPicPr>
                   <pic:blipFill>
-                    <a:blip r:embed="rId33">
+                    <a:blip r:embed="rId38">
                       <a:extLst>
                         <a:ext uri="{28A0092B-C50C-407E-A947-70E740481C1C}">
                           <a14:useLocalDpi xmlns:a14="http://schemas.microsoft.com/office/drawing/2010/main" val="0"/>
@@ -6605,7 +7086,6 @@
           <w:noProof/>
           <w:kern w:val="0"/>
         </w:rPr>
-        <w:lastRenderedPageBreak/>
         <w:drawing>
           <wp:inline distT="0" distB="0" distL="0" distR="0" wp14:anchorId="2F5F871F" wp14:editId="7CE8A9C7">
             <wp:extent cx="238760" cy="191135"/>
@@ -6624,7 +7104,7 @@
                     </pic:cNvPicPr>
                   </pic:nvPicPr>
                   <pic:blipFill>
-                    <a:blip r:embed="rId34">
+                    <a:blip r:embed="rId39">
                       <a:extLst>
                         <a:ext uri="{28A0092B-C50C-407E-A947-70E740481C1C}">
                           <a14:useLocalDpi xmlns:a14="http://schemas.microsoft.com/office/drawing/2010/main" val="0"/>
@@ -6681,6 +7161,7 @@
           <w:noProof/>
           <w:kern w:val="0"/>
         </w:rPr>
+        <w:lastRenderedPageBreak/>
         <w:drawing>
           <wp:inline distT="0" distB="0" distL="0" distR="0" wp14:anchorId="7FF441AD" wp14:editId="3EA14DF9">
             <wp:extent cx="238760" cy="191135"/>
@@ -6699,7 +7180,7 @@
                     </pic:cNvPicPr>
                   </pic:nvPicPr>
                   <pic:blipFill>
-                    <a:blip r:embed="rId35">
+                    <a:blip r:embed="rId40">
                       <a:extLst>
                         <a:ext uri="{28A0092B-C50C-407E-A947-70E740481C1C}">
                           <a14:useLocalDpi xmlns:a14="http://schemas.microsoft.com/office/drawing/2010/main" val="0"/>
@@ -6750,7 +7231,21 @@
           <w:rFonts w:ascii="Times New Roman" w:hAnsi="Times New Roman" w:cs="Times New Roman"/>
           <w:kern w:val="0"/>
         </w:rPr>
-        <w:t>Nella parte più in basso troviamo i controlli di riproduzione costituito da un equalizzatore grafico a 10 bande</w:t>
+        <w:t>Nella parte più in basso troviamo i controlli di riproduzione costituit</w:t>
+      </w:r>
+      <w:r>
+        <w:rPr>
+          <w:rFonts w:ascii="Times New Roman" w:hAnsi="Times New Roman" w:cs="Times New Roman"/>
+          <w:kern w:val="0"/>
+        </w:rPr>
+        <w:t>i</w:t>
+      </w:r>
+      <w:r>
+        <w:rPr>
+          <w:rFonts w:ascii="Times New Roman" w:hAnsi="Times New Roman" w:cs="Times New Roman"/>
+          <w:kern w:val="0"/>
+        </w:rPr>
+        <w:t xml:space="preserve"> da un equalizzatore grafico a 10 bande</w:t>
       </w:r>
       <w:r>
         <w:rPr>
@@ -6801,7 +7296,14 @@
           <w:rFonts w:ascii="Times New Roman" w:hAnsi="Times New Roman" w:cs="Times New Roman"/>
           <w:kern w:val="0"/>
         </w:rPr>
-        <w:t xml:space="preserve">Accanto abbiamo </w:t>
+        <w:t xml:space="preserve">Sopra questo </w:t>
+      </w:r>
+      <w:r>
+        <w:rPr>
+          <w:rFonts w:ascii="Times New Roman" w:hAnsi="Times New Roman" w:cs="Times New Roman"/>
+          <w:kern w:val="0"/>
+        </w:rPr>
+        <w:t xml:space="preserve"> abbiamo </w:t>
       </w:r>
       <w:r>
         <w:rPr>
@@ -6813,6 +7315,7 @@
     </w:p>
     <w:p>
       <w:pPr>
+        <w:jc w:val="both"/>
         <w:rPr>
           <w:rFonts w:ascii="Times New Roman" w:hAnsi="Times New Roman" w:cs="Times New Roman"/>
           <w:kern w:val="0"/>
@@ -6848,7 +7351,14 @@
           <w:rFonts w:ascii="Times New Roman" w:hAnsi="Times New Roman" w:cs="Times New Roman"/>
           <w:kern w:val="0"/>
         </w:rPr>
-        <w:t>E la manopola del volume</w:t>
+        <w:t xml:space="preserve">Sulla destra </w:t>
+      </w:r>
+      <w:r>
+        <w:rPr>
+          <w:rFonts w:ascii="Times New Roman" w:hAnsi="Times New Roman" w:cs="Times New Roman"/>
+          <w:kern w:val="0"/>
+        </w:rPr>
+        <w:t>la manopola del volume</w:t>
       </w:r>
       <w:r>
         <w:rPr>
@@ -6862,217 +7372,19 @@
       <w:pPr>
         <w:pStyle w:val="Heading1"/>
       </w:pPr>
-      <w:bookmarkStart w:id="14" w:name="_Toc214356862"/>
+      <w:bookmarkStart w:id="18" w:name="_Toc224078311"/>
       <w:r>
         <w:t>Le funzioni del menu</w:t>
       </w:r>
-      <w:bookmarkEnd w:id="14"/>
-    </w:p>
-    <w:p>
-      <w:pPr>
-        <w:rPr>
-          <w:rFonts w:ascii="Times New Roman" w:hAnsi="Times New Roman" w:cs="Times New Roman"/>
-          <w:kern w:val="0"/>
-        </w:rPr>
-      </w:pPr>
-      <w:r>
-        <w:rPr>
-          <w:noProof/>
-        </w:rPr>
-        <mc:AlternateContent>
-          <mc:Choice Requires="wps">
-            <w:drawing>
-              <wp:anchor distT="45720" distB="45720" distL="114300" distR="114300" simplePos="0" relativeHeight="251676672" behindDoc="0" locked="0" layoutInCell="1" allowOverlap="1" wp14:anchorId="3E0EEB30" wp14:editId="03F2FC40">
-                <wp:simplePos x="0" y="0"/>
-                <wp:positionH relativeFrom="margin">
-                  <wp:posOffset>1784350</wp:posOffset>
-                </wp:positionH>
-                <wp:positionV relativeFrom="paragraph">
-                  <wp:posOffset>478790</wp:posOffset>
-                </wp:positionV>
-                <wp:extent cx="2297430" cy="1478915"/>
-                <wp:effectExtent l="0" t="0" r="26670" b="26035"/>
-                <wp:wrapTopAndBottom/>
-                <wp:docPr id="1150843418" name="Casella di testo 2"/>
-                <wp:cNvGraphicFramePr>
-                  <a:graphicFrameLocks xmlns:a="http://schemas.openxmlformats.org/drawingml/2006/main"/>
-                </wp:cNvGraphicFramePr>
-                <a:graphic xmlns:a="http://schemas.openxmlformats.org/drawingml/2006/main">
-                  <a:graphicData uri="http://schemas.microsoft.com/office/word/2010/wordprocessingShape">
-                    <wps:wsp>
-                      <wps:cNvSpPr txBox="1">
-                        <a:spLocks noChangeArrowheads="1"/>
-                      </wps:cNvSpPr>
-                      <wps:spPr bwMode="auto">
-                        <a:xfrm>
-                          <a:off x="0" y="0"/>
-                          <a:ext cx="2297430" cy="1478915"/>
-                        </a:xfrm>
-                        <a:prstGeom prst="rect">
-                          <a:avLst/>
-                        </a:prstGeom>
-                        <a:solidFill>
-                          <a:srgbClr val="FFFFFF"/>
-                        </a:solidFill>
-                        <a:ln w="9525">
-                          <a:solidFill>
-                            <a:srgbClr val="000000"/>
-                          </a:solidFill>
-                          <a:miter lim="800000"/>
-                          <a:headEnd/>
-                          <a:tailEnd/>
-                        </a:ln>
-                      </wps:spPr>
-                      <wps:txbx>
-                        <w:txbxContent>
-                          <w:p>
-                            <w:pPr>
-                              <w:ind w:right="387"/>
-                              <w:jc w:val="center"/>
-                            </w:pPr>
-                            <w:r>
-                              <w:rPr>
-                                <w:noProof/>
-                              </w:rPr>
-                              <w:drawing>
-                                <wp:inline distT="0" distB="0" distL="0" distR="0" wp14:anchorId="472F9281" wp14:editId="43B17777">
-                                  <wp:extent cx="2098800" cy="1598400"/>
-                                  <wp:effectExtent l="0" t="0" r="0" b="1905"/>
-                                  <wp:docPr id="1406613679" name="Picture 12"/>
-                                  <wp:cNvGraphicFramePr>
-                                    <a:graphicFrameLocks xmlns:a="http://schemas.openxmlformats.org/drawingml/2006/main" noChangeAspect="1"/>
-                                  </wp:cNvGraphicFramePr>
-                                  <a:graphic xmlns:a="http://schemas.openxmlformats.org/drawingml/2006/main">
-                                    <a:graphicData uri="http://schemas.openxmlformats.org/drawingml/2006/picture">
-                                      <pic:pic xmlns:pic="http://schemas.openxmlformats.org/drawingml/2006/picture">
-                                        <pic:nvPicPr>
-                                          <pic:cNvPr id="0" name="Picture 1"/>
-                                          <pic:cNvPicPr>
-                                            <a:picLocks noChangeAspect="1" noChangeArrowheads="1"/>
-                                          </pic:cNvPicPr>
-                                        </pic:nvPicPr>
-                                        <pic:blipFill>
-                                          <a:blip r:embed="rId36">
-                                            <a:extLst>
-                                              <a:ext uri="{28A0092B-C50C-407E-A947-70E740481C1C}">
-                                                <a14:useLocalDpi xmlns:a14="http://schemas.microsoft.com/office/drawing/2010/main" val="0"/>
-                                              </a:ext>
-                                            </a:extLst>
-                                          </a:blip>
-                                          <a:srcRect/>
-                                          <a:stretch>
-                                            <a:fillRect/>
-                                          </a:stretch>
-                                        </pic:blipFill>
-                                        <pic:spPr bwMode="auto">
-                                          <a:xfrm>
-                                            <a:off x="0" y="0"/>
-                                            <a:ext cx="2098800" cy="1598400"/>
-                                          </a:xfrm>
-                                          <a:prstGeom prst="rect">
-                                            <a:avLst/>
-                                          </a:prstGeom>
-                                          <a:noFill/>
-                                          <a:ln>
-                                            <a:noFill/>
-                                          </a:ln>
-                                        </pic:spPr>
-                                      </pic:pic>
-                                    </a:graphicData>
-                                  </a:graphic>
-                                </wp:inline>
-                              </w:drawing>
-                            </w:r>
-                          </w:p>
-                        </w:txbxContent>
-                      </wps:txbx>
-                      <wps:bodyPr rot="0" vert="horz" wrap="square" lIns="91440" tIns="45720" rIns="91440" bIns="45720" anchor="t" anchorCtr="0">
-                        <a:noAutofit/>
-                      </wps:bodyPr>
-                    </wps:wsp>
-                  </a:graphicData>
-                </a:graphic>
-                <wp14:sizeRelH relativeFrom="margin">
-                  <wp14:pctWidth>0</wp14:pctWidth>
-                </wp14:sizeRelH>
-                <wp14:sizeRelV relativeFrom="margin">
-                  <wp14:pctHeight>0</wp14:pctHeight>
-                </wp14:sizeRelV>
-              </wp:anchor>
-            </w:drawing>
-          </mc:Choice>
-          <mc:Fallback>
-            <w:pict>
-              <v:shape w14:anchorId="3E0EEB30" id="_x0000_s1035" type="#_x0000_t202" style="position:absolute;margin-left:140.5pt;margin-top:37.7pt;width:180.9pt;height:116.45pt;z-index:251676672;visibility:visible;mso-wrap-style:square;mso-width-percent:0;mso-height-percent:0;mso-wrap-distance-left:9pt;mso-wrap-distance-top:3.6pt;mso-wrap-distance-right:9pt;mso-wrap-distance-bottom:3.6pt;mso-position-horizontal:absolute;mso-position-horizontal-relative:margin;mso-position-vertical:absolute;mso-position-vertical-relative:text;mso-width-percent:0;mso-height-percent:0;mso-width-relative:margin;mso-height-relative:margin;v-text-anchor:top" o:gfxdata="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">
-                <v:textbox>
-                  <w:txbxContent>
-                    <w:p>
-                      <w:pPr>
-                        <w:ind w:right="387"/>
-                        <w:jc w:val="center"/>
-                      </w:pPr>
-                      <w:r>
-                        <w:rPr>
-                          <w:noProof/>
-                        </w:rPr>
-                        <w:drawing>
-                          <wp:inline distT="0" distB="0" distL="0" distR="0" wp14:anchorId="472F9281" wp14:editId="43B17777">
-                            <wp:extent cx="2098800" cy="1598400"/>
-                            <wp:effectExtent l="0" t="0" r="0" b="1905"/>
-                            <wp:docPr id="1406613679" name="Picture 12"/>
-                            <wp:cNvGraphicFramePr>
-                              <a:graphicFrameLocks xmlns:a="http://schemas.openxmlformats.org/drawingml/2006/main" noChangeAspect="1"/>
-                            </wp:cNvGraphicFramePr>
-                            <a:graphic xmlns:a="http://schemas.openxmlformats.org/drawingml/2006/main">
-                              <a:graphicData uri="http://schemas.openxmlformats.org/drawingml/2006/picture">
-                                <pic:pic xmlns:pic="http://schemas.openxmlformats.org/drawingml/2006/picture">
-                                  <pic:nvPicPr>
-                                    <pic:cNvPr id="0" name="Picture 1"/>
-                                    <pic:cNvPicPr>
-                                      <a:picLocks noChangeAspect="1" noChangeArrowheads="1"/>
-                                    </pic:cNvPicPr>
-                                  </pic:nvPicPr>
-                                  <pic:blipFill>
-                                    <a:blip r:embed="rId36">
-                                      <a:extLst>
-                                        <a:ext uri="{28A0092B-C50C-407E-A947-70E740481C1C}">
-                                          <a14:useLocalDpi xmlns:a14="http://schemas.microsoft.com/office/drawing/2010/main" val="0"/>
-                                        </a:ext>
-                                      </a:extLst>
-                                    </a:blip>
-                                    <a:srcRect/>
-                                    <a:stretch>
-                                      <a:fillRect/>
-                                    </a:stretch>
-                                  </pic:blipFill>
-                                  <pic:spPr bwMode="auto">
-                                    <a:xfrm>
-                                      <a:off x="0" y="0"/>
-                                      <a:ext cx="2098800" cy="1598400"/>
-                                    </a:xfrm>
-                                    <a:prstGeom prst="rect">
-                                      <a:avLst/>
-                                    </a:prstGeom>
-                                    <a:noFill/>
-                                    <a:ln>
-                                      <a:noFill/>
-                                    </a:ln>
-                                  </pic:spPr>
-                                </pic:pic>
-                              </a:graphicData>
-                            </a:graphic>
-                          </wp:inline>
-                        </w:drawing>
-                      </w:r>
-                    </w:p>
-                  </w:txbxContent>
-                </v:textbox>
-                <w10:wrap type="topAndBottom" anchorx="margin"/>
-              </v:shape>
-            </w:pict>
-          </mc:Fallback>
-        </mc:AlternateContent>
-      </w:r>
+      <w:bookmarkEnd w:id="18"/>
+    </w:p>
+    <w:p>
+      <w:pPr>
+        <w:rPr>
+          <w:rFonts w:ascii="Times New Roman" w:hAnsi="Times New Roman" w:cs="Times New Roman"/>
+          <w:kern w:val="0"/>
+        </w:rPr>
+      </w:pPr>
       <w:r>
         <w:rPr>
           <w:rFonts w:ascii="Times New Roman" w:hAnsi="Times New Roman" w:cs="Times New Roman"/>
@@ -7083,6 +7395,48 @@
     </w:p>
     <w:p>
       <w:pPr>
+        <w:pStyle w:val="ScreenshotManuale"/>
+      </w:pPr>
+      <w:r>
+        <w:drawing>
+          <wp:inline distT="0" distB="0" distL="0" distR="0" wp14:anchorId="26B6BA28" wp14:editId="4B105850">
+            <wp:extent cx="1771897" cy="1924319"/>
+            <wp:effectExtent l="0" t="0" r="0" b="0"/>
+            <wp:docPr id="170345973" name="Picture 1"/>
+            <wp:cNvGraphicFramePr>
+              <a:graphicFrameLocks xmlns:a="http://schemas.openxmlformats.org/drawingml/2006/main" noChangeAspect="1"/>
+            </wp:cNvGraphicFramePr>
+            <a:graphic xmlns:a="http://schemas.openxmlformats.org/drawingml/2006/main">
+              <a:graphicData uri="http://schemas.openxmlformats.org/drawingml/2006/picture">
+                <pic:pic xmlns:pic="http://schemas.openxmlformats.org/drawingml/2006/picture">
+                  <pic:nvPicPr>
+                    <pic:cNvPr id="170345973" name=""/>
+                    <pic:cNvPicPr/>
+                  </pic:nvPicPr>
+                  <pic:blipFill>
+                    <a:blip r:embed="rId41"/>
+                    <a:stretch>
+                      <a:fillRect/>
+                    </a:stretch>
+                  </pic:blipFill>
+                  <pic:spPr>
+                    <a:xfrm>
+                      <a:off x="0" y="0"/>
+                      <a:ext cx="1771897" cy="1924319"/>
+                    </a:xfrm>
+                    <a:prstGeom prst="rect">
+                      <a:avLst/>
+                    </a:prstGeom>
+                  </pic:spPr>
+                </pic:pic>
+              </a:graphicData>
+            </a:graphic>
+          </wp:inline>
+        </w:drawing>
+      </w:r>
+    </w:p>
+    <w:p>
+      <w:pPr>
         <w:rPr>
           <w:rFonts w:ascii="Times New Roman" w:hAnsi="Times New Roman" w:cs="Times New Roman"/>
           <w:kern w:val="0"/>
@@ -7093,11 +7447,11 @@
       <w:pPr>
         <w:pStyle w:val="Heading2"/>
       </w:pPr>
-      <w:bookmarkStart w:id="15" w:name="_Toc214356863"/>
+      <w:bookmarkStart w:id="19" w:name="_Toc224078312"/>
       <w:r>
         <w:t>Dispositivi Bluetooth</w:t>
       </w:r>
-      <w:bookmarkEnd w:id="15"/>
+      <w:bookmarkEnd w:id="19"/>
     </w:p>
     <w:p>
       <w:r>
@@ -7108,180 +7462,51 @@
       </w:r>
     </w:p>
     <w:p>
-      <w:r>
-        <w:rPr>
-          <w:noProof/>
-        </w:rPr>
-        <mc:AlternateContent>
-          <mc:Choice Requires="wps">
-            <w:drawing>
-              <wp:anchor distT="45720" distB="45720" distL="114300" distR="114300" simplePos="0" relativeHeight="251680768" behindDoc="0" locked="0" layoutInCell="1" allowOverlap="1" wp14:anchorId="085F3741" wp14:editId="518072F2">
-                <wp:simplePos x="0" y="0"/>
-                <wp:positionH relativeFrom="margin">
-                  <wp:posOffset>1075717</wp:posOffset>
-                </wp:positionH>
-                <wp:positionV relativeFrom="paragraph">
-                  <wp:posOffset>494776</wp:posOffset>
-                </wp:positionV>
-                <wp:extent cx="3975100" cy="1852295"/>
-                <wp:effectExtent l="0" t="0" r="25400" b="14605"/>
-                <wp:wrapTopAndBottom/>
-                <wp:docPr id="541063666" name="Casella di testo 2"/>
-                <wp:cNvGraphicFramePr>
-                  <a:graphicFrameLocks xmlns:a="http://schemas.openxmlformats.org/drawingml/2006/main"/>
-                </wp:cNvGraphicFramePr>
-                <a:graphic xmlns:a="http://schemas.openxmlformats.org/drawingml/2006/main">
-                  <a:graphicData uri="http://schemas.microsoft.com/office/word/2010/wordprocessingShape">
-                    <wps:wsp>
-                      <wps:cNvSpPr txBox="1">
-                        <a:spLocks noChangeArrowheads="1"/>
-                      </wps:cNvSpPr>
-                      <wps:spPr bwMode="auto">
-                        <a:xfrm>
-                          <a:off x="0" y="0"/>
-                          <a:ext cx="3975100" cy="1852295"/>
-                        </a:xfrm>
-                        <a:prstGeom prst="rect">
-                          <a:avLst/>
-                        </a:prstGeom>
-                        <a:solidFill>
-                          <a:srgbClr val="FFFFFF"/>
-                        </a:solidFill>
-                        <a:ln w="9525">
-                          <a:solidFill>
-                            <a:srgbClr val="000000"/>
-                          </a:solidFill>
-                          <a:miter lim="800000"/>
-                          <a:headEnd/>
-                          <a:tailEnd/>
-                        </a:ln>
-                      </wps:spPr>
-                      <wps:txbx>
-                        <w:txbxContent>
-                          <w:p>
-                            <w:pPr>
-                              <w:ind w:right="387"/>
-                              <w:jc w:val="center"/>
-                            </w:pPr>
-                            <w:r>
-                              <w:rPr>
-                                <w:noProof/>
-                              </w:rPr>
-                              <w:drawing>
-                                <wp:inline distT="0" distB="0" distL="0" distR="0" wp14:anchorId="77C3EF33" wp14:editId="12425E7C">
-                                  <wp:extent cx="3783330" cy="1705610"/>
-                                  <wp:effectExtent l="0" t="0" r="7620" b="8890"/>
-                                  <wp:docPr id="430760755" name="Picture 1" descr="A screenshot of a computer&#10;&#10;AI-generated content may be incorrect."/>
-                                  <wp:cNvGraphicFramePr>
-                                    <a:graphicFrameLocks xmlns:a="http://schemas.openxmlformats.org/drawingml/2006/main" noChangeAspect="1"/>
-                                  </wp:cNvGraphicFramePr>
-                                  <a:graphic xmlns:a="http://schemas.openxmlformats.org/drawingml/2006/main">
-                                    <a:graphicData uri="http://schemas.openxmlformats.org/drawingml/2006/picture">
-                                      <pic:pic xmlns:pic="http://schemas.openxmlformats.org/drawingml/2006/picture">
-                                        <pic:nvPicPr>
-                                          <pic:cNvPr id="430760755" name="Picture 1" descr="A screenshot of a computer&#10;&#10;AI-generated content may be incorrect."/>
-                                          <pic:cNvPicPr/>
-                                        </pic:nvPicPr>
-                                        <pic:blipFill>
-                                          <a:blip r:embed="rId37"/>
-                                          <a:stretch>
-                                            <a:fillRect/>
-                                          </a:stretch>
-                                        </pic:blipFill>
-                                        <pic:spPr>
-                                          <a:xfrm>
-                                            <a:off x="0" y="0"/>
-                                            <a:ext cx="3783330" cy="1705610"/>
-                                          </a:xfrm>
-                                          <a:prstGeom prst="rect">
-                                            <a:avLst/>
-                                          </a:prstGeom>
-                                        </pic:spPr>
-                                      </pic:pic>
-                                    </a:graphicData>
-                                  </a:graphic>
-                                </wp:inline>
-                              </w:drawing>
-                            </w:r>
-                          </w:p>
-                        </w:txbxContent>
-                      </wps:txbx>
-                      <wps:bodyPr rot="0" vert="horz" wrap="square" lIns="91440" tIns="45720" rIns="91440" bIns="45720" anchor="t" anchorCtr="0">
-                        <a:noAutofit/>
-                      </wps:bodyPr>
-                    </wps:wsp>
-                  </a:graphicData>
-                </a:graphic>
-                <wp14:sizeRelH relativeFrom="margin">
-                  <wp14:pctWidth>0</wp14:pctWidth>
-                </wp14:sizeRelH>
-                <wp14:sizeRelV relativeFrom="margin">
-                  <wp14:pctHeight>0</wp14:pctHeight>
-                </wp14:sizeRelV>
-              </wp:anchor>
-            </w:drawing>
-          </mc:Choice>
-          <mc:Fallback>
-            <w:pict>
-              <v:shape w14:anchorId="085F3741" id="_x0000_s1036" type="#_x0000_t202" style="position:absolute;margin-left:84.7pt;margin-top:38.95pt;width:313pt;height:145.85pt;z-index:251680768;visibility:visible;mso-wrap-style:square;mso-width-percent:0;mso-height-percent:0;mso-wrap-distance-left:9pt;mso-wrap-distance-top:3.6pt;mso-wrap-distance-right:9pt;mso-wrap-distance-bottom:3.6pt;mso-position-horizontal:absolute;mso-position-horizontal-relative:margin;mso-position-vertical:absolute;mso-position-vertical-relative:text;mso-width-percent:0;mso-height-percent:0;mso-width-relative:margin;mso-height-relative:margin;v-text-anchor:top" o:gfxdata="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">
-                <v:textbox>
-                  <w:txbxContent>
-                    <w:p>
-                      <w:pPr>
-                        <w:ind w:right="387"/>
-                        <w:jc w:val="center"/>
-                      </w:pPr>
-                      <w:r>
-                        <w:rPr>
-                          <w:noProof/>
-                        </w:rPr>
-                        <w:drawing>
-                          <wp:inline distT="0" distB="0" distL="0" distR="0" wp14:anchorId="77C3EF33" wp14:editId="12425E7C">
-                            <wp:extent cx="3783330" cy="1705610"/>
-                            <wp:effectExtent l="0" t="0" r="7620" b="8890"/>
-                            <wp:docPr id="430760755" name="Picture 1" descr="A screenshot of a computer&#10;&#10;AI-generated content may be incorrect."/>
-                            <wp:cNvGraphicFramePr>
-                              <a:graphicFrameLocks xmlns:a="http://schemas.openxmlformats.org/drawingml/2006/main" noChangeAspect="1"/>
-                            </wp:cNvGraphicFramePr>
-                            <a:graphic xmlns:a="http://schemas.openxmlformats.org/drawingml/2006/main">
-                              <a:graphicData uri="http://schemas.openxmlformats.org/drawingml/2006/picture">
-                                <pic:pic xmlns:pic="http://schemas.openxmlformats.org/drawingml/2006/picture">
-                                  <pic:nvPicPr>
-                                    <pic:cNvPr id="430760755" name="Picture 1" descr="A screenshot of a computer&#10;&#10;AI-generated content may be incorrect."/>
-                                    <pic:cNvPicPr/>
-                                  </pic:nvPicPr>
-                                  <pic:blipFill>
-                                    <a:blip r:embed="rId37"/>
-                                    <a:stretch>
-                                      <a:fillRect/>
-                                    </a:stretch>
-                                  </pic:blipFill>
-                                  <pic:spPr>
-                                    <a:xfrm>
-                                      <a:off x="0" y="0"/>
-                                      <a:ext cx="3783330" cy="1705610"/>
-                                    </a:xfrm>
-                                    <a:prstGeom prst="rect">
-                                      <a:avLst/>
-                                    </a:prstGeom>
-                                  </pic:spPr>
-                                </pic:pic>
-                              </a:graphicData>
-                            </a:graphic>
-                          </wp:inline>
-                        </w:drawing>
-                      </w:r>
-                    </w:p>
-                  </w:txbxContent>
-                </v:textbox>
-                <w10:wrap type="topAndBottom" anchorx="margin"/>
-              </v:shape>
-            </w:pict>
-          </mc:Fallback>
-        </mc:AlternateContent>
-      </w:r>
-    </w:p>
-    <w:p>
+      <w:pPr>
+        <w:pStyle w:val="ScreenshotManuale"/>
+      </w:pPr>
+      <w:r>
+        <w:drawing>
+          <wp:inline distT="0" distB="0" distL="0" distR="0" wp14:anchorId="751CAEEB" wp14:editId="04E611C9">
+            <wp:extent cx="4280400" cy="1929600"/>
+            <wp:effectExtent l="0" t="0" r="6350" b="0"/>
+            <wp:docPr id="430760755" name="Picture 1" descr="A screenshot of a computer&#10;&#10;AI-generated content may be incorrect."/>
+            <wp:cNvGraphicFramePr>
+              <a:graphicFrameLocks xmlns:a="http://schemas.openxmlformats.org/drawingml/2006/main" noChangeAspect="1"/>
+            </wp:cNvGraphicFramePr>
+            <a:graphic xmlns:a="http://schemas.openxmlformats.org/drawingml/2006/main">
+              <a:graphicData uri="http://schemas.openxmlformats.org/drawingml/2006/picture">
+                <pic:pic xmlns:pic="http://schemas.openxmlformats.org/drawingml/2006/picture">
+                  <pic:nvPicPr>
+                    <pic:cNvPr id="430760755" name="Picture 1" descr="A screenshot of a computer&#10;&#10;AI-generated content may be incorrect."/>
+                    <pic:cNvPicPr/>
+                  </pic:nvPicPr>
+                  <pic:blipFill>
+                    <a:blip r:embed="rId42"/>
+                    <a:stretch>
+                      <a:fillRect/>
+                    </a:stretch>
+                  </pic:blipFill>
+                  <pic:spPr>
+                    <a:xfrm>
+                      <a:off x="0" y="0"/>
+                      <a:ext cx="4280400" cy="1929600"/>
+                    </a:xfrm>
+                    <a:prstGeom prst="rect">
+                      <a:avLst/>
+                    </a:prstGeom>
+                  </pic:spPr>
+                </pic:pic>
+              </a:graphicData>
+            </a:graphic>
+          </wp:inline>
+        </w:drawing>
+      </w:r>
+    </w:p>
+    <w:p>
+      <w:pPr>
+        <w:jc w:val="both"/>
+      </w:pPr>
       <w:r>
         <w:t xml:space="preserve">Nel pannello di sinistra sono elencati i dispositivi audio bluetooth che sono stati accoppiati col </w:t>
       </w:r>
@@ -7294,19 +7519,25 @@
     </w:p>
     <w:p>
       <w:r>
+        <w:t>Nel riquadro di destra compaiono i dispositivi attivi presenti, quelli con la stellina sono quelli attivi</w:t>
+      </w:r>
+      <w:r>
+        <w:t xml:space="preserve"> al momento.</w:t>
+      </w:r>
+    </w:p>
+    <w:p>
+      <w:pPr>
+        <w:jc w:val="both"/>
+      </w:pPr>
+      <w:r>
         <w:lastRenderedPageBreak/>
-        <w:t>Nel riquadro di destra compaiono i dispositivi attivi presenti, quelli con la stellina sono quelli attivi</w:t>
-      </w:r>
-      <w:r>
-        <w:t xml:space="preserve"> al momento.</w:t>
-      </w:r>
-    </w:p>
-    <w:p>
-      <w:r>
         <w:t>Se un dispositivo Bluetooth è presente ma non attivo si può fare clic sul bottone “Impostazioni Bluetotth” ed usare la procedura standard di windows per attivarlo.</w:t>
       </w:r>
     </w:p>
     <w:p>
+      <w:pPr>
+        <w:jc w:val="both"/>
+      </w:pPr>
       <w:r>
         <w:t>Analogamente se un dispositivo audio è presente ma non è quello attivo si può fare clic su “Impostazioni Audio” ed usare la procedura standard per attivarlo.</w:t>
       </w:r>
@@ -7315,13 +7546,16 @@
       <w:pPr>
         <w:pStyle w:val="Heading2"/>
       </w:pPr>
-      <w:bookmarkStart w:id="16" w:name="_Toc214356864"/>
+      <w:bookmarkStart w:id="20" w:name="_Toc224078313"/>
       <w:r>
         <w:t>Converti da altri formati</w:t>
       </w:r>
-      <w:bookmarkEnd w:id="16"/>
-    </w:p>
-    <w:p>
+      <w:bookmarkEnd w:id="20"/>
+    </w:p>
+    <w:p>
+      <w:pPr>
+        <w:jc w:val="both"/>
+      </w:pPr>
       <w:r>
         <w:t xml:space="preserve">Permette di importare nel sistema file musicali in formati diversi dall’MP3 in particolare i formati supportati sono; </w:t>
       </w:r>
@@ -7432,182 +7666,66 @@
       </w:r>
     </w:p>
     <w:p>
-      <w:r>
-        <w:rPr>
-          <w:noProof/>
-        </w:rPr>
-        <mc:AlternateContent>
-          <mc:Choice Requires="wps">
-            <w:drawing>
-              <wp:anchor distT="45720" distB="45720" distL="114300" distR="114300" simplePos="0" relativeHeight="251682816" behindDoc="0" locked="0" layoutInCell="1" allowOverlap="1" wp14:anchorId="1CE961FF" wp14:editId="7C00CC50">
-                <wp:simplePos x="0" y="0"/>
-                <wp:positionH relativeFrom="margin">
-                  <wp:posOffset>294198</wp:posOffset>
-                </wp:positionH>
-                <wp:positionV relativeFrom="paragraph">
-                  <wp:posOffset>462694</wp:posOffset>
-                </wp:positionV>
-                <wp:extent cx="5979160" cy="3355340"/>
-                <wp:effectExtent l="0" t="0" r="21590" b="16510"/>
-                <wp:wrapTopAndBottom/>
-                <wp:docPr id="57634593" name="Casella di testo 2"/>
-                <wp:cNvGraphicFramePr>
-                  <a:graphicFrameLocks xmlns:a="http://schemas.openxmlformats.org/drawingml/2006/main"/>
-                </wp:cNvGraphicFramePr>
-                <a:graphic xmlns:a="http://schemas.openxmlformats.org/drawingml/2006/main">
-                  <a:graphicData uri="http://schemas.microsoft.com/office/word/2010/wordprocessingShape">
-                    <wps:wsp>
-                      <wps:cNvSpPr txBox="1">
-                        <a:spLocks noChangeArrowheads="1"/>
-                      </wps:cNvSpPr>
-                      <wps:spPr bwMode="auto">
-                        <a:xfrm>
-                          <a:off x="0" y="0"/>
-                          <a:ext cx="5979160" cy="3355340"/>
-                        </a:xfrm>
-                        <a:prstGeom prst="rect">
-                          <a:avLst/>
-                        </a:prstGeom>
-                        <a:solidFill>
-                          <a:srgbClr val="FFFFFF"/>
-                        </a:solidFill>
-                        <a:ln w="9525">
-                          <a:solidFill>
-                            <a:srgbClr val="000000"/>
-                          </a:solidFill>
-                          <a:miter lim="800000"/>
-                          <a:headEnd/>
-                          <a:tailEnd/>
-                        </a:ln>
-                      </wps:spPr>
-                      <wps:txbx>
-                        <w:txbxContent>
-                          <w:p>
-                            <w:pPr>
-                              <w:ind w:right="387"/>
-                              <w:jc w:val="center"/>
-                            </w:pPr>
-                            <w:r>
-                              <w:rPr>
-                                <w:noProof/>
-                              </w:rPr>
-                              <w:drawing>
-                                <wp:inline distT="0" distB="0" distL="0" distR="0" wp14:anchorId="0574C859" wp14:editId="373DA6F8">
-                                  <wp:extent cx="5799600" cy="3211200"/>
-                                  <wp:effectExtent l="0" t="0" r="0" b="8255"/>
-                                  <wp:docPr id="1150032360" name="Picture 1" descr="A screenshot of a computer&#10;&#10;AI-generated content may be incorrect."/>
-                                  <wp:cNvGraphicFramePr>
-                                    <a:graphicFrameLocks xmlns:a="http://schemas.openxmlformats.org/drawingml/2006/main" noChangeAspect="1"/>
-                                  </wp:cNvGraphicFramePr>
-                                  <a:graphic xmlns:a="http://schemas.openxmlformats.org/drawingml/2006/main">
-                                    <a:graphicData uri="http://schemas.openxmlformats.org/drawingml/2006/picture">
-                                      <pic:pic xmlns:pic="http://schemas.openxmlformats.org/drawingml/2006/picture">
-                                        <pic:nvPicPr>
-                                          <pic:cNvPr id="1150032360" name="Picture 1" descr="A screenshot of a computer&#10;&#10;AI-generated content may be incorrect."/>
-                                          <pic:cNvPicPr/>
-                                        </pic:nvPicPr>
-                                        <pic:blipFill>
-                                          <a:blip r:embed="rId38"/>
-                                          <a:stretch>
-                                            <a:fillRect/>
-                                          </a:stretch>
-                                        </pic:blipFill>
-                                        <pic:spPr>
-                                          <a:xfrm>
-                                            <a:off x="0" y="0"/>
-                                            <a:ext cx="5799600" cy="3211200"/>
-                                          </a:xfrm>
-                                          <a:prstGeom prst="rect">
-                                            <a:avLst/>
-                                          </a:prstGeom>
-                                        </pic:spPr>
-                                      </pic:pic>
-                                    </a:graphicData>
-                                  </a:graphic>
-                                </wp:inline>
-                              </w:drawing>
-                            </w:r>
-                          </w:p>
-                        </w:txbxContent>
-                      </wps:txbx>
-                      <wps:bodyPr rot="0" vert="horz" wrap="square" lIns="91440" tIns="45720" rIns="91440" bIns="45720" anchor="t" anchorCtr="0">
-                        <a:noAutofit/>
-                      </wps:bodyPr>
-                    </wps:wsp>
-                  </a:graphicData>
-                </a:graphic>
-                <wp14:sizeRelH relativeFrom="margin">
-                  <wp14:pctWidth>0</wp14:pctWidth>
-                </wp14:sizeRelH>
-                <wp14:sizeRelV relativeFrom="margin">
-                  <wp14:pctHeight>0</wp14:pctHeight>
-                </wp14:sizeRelV>
-              </wp:anchor>
-            </w:drawing>
-          </mc:Choice>
-          <mc:Fallback>
-            <w:pict>
-              <v:shape w14:anchorId="1CE961FF" id="_x0000_s1037" type="#_x0000_t202" style="position:absolute;margin-left:23.15pt;margin-top:36.45pt;width:470.8pt;height:264.2pt;z-index:251682816;visibility:visible;mso-wrap-style:square;mso-width-percent:0;mso-height-percent:0;mso-wrap-distance-left:9pt;mso-wrap-distance-top:3.6pt;mso-wrap-distance-right:9pt;mso-wrap-distance-bottom:3.6pt;mso-position-horizontal:absolute;mso-position-horizontal-relative:margin;mso-position-vertical:absolute;mso-position-vertical-relative:text;mso-width-percent:0;mso-height-percent:0;mso-width-relative:margin;mso-height-relative:margin;v-text-anchor:top" o:gfxdata="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">
-                <v:textbox>
-                  <w:txbxContent>
-                    <w:p>
-                      <w:pPr>
-                        <w:ind w:right="387"/>
-                        <w:jc w:val="center"/>
-                      </w:pPr>
-                      <w:r>
-                        <w:rPr>
-                          <w:noProof/>
-                        </w:rPr>
-                        <w:drawing>
-                          <wp:inline distT="0" distB="0" distL="0" distR="0" wp14:anchorId="0574C859" wp14:editId="373DA6F8">
-                            <wp:extent cx="5799600" cy="3211200"/>
-                            <wp:effectExtent l="0" t="0" r="0" b="8255"/>
-                            <wp:docPr id="1150032360" name="Picture 1" descr="A screenshot of a computer&#10;&#10;AI-generated content may be incorrect."/>
-                            <wp:cNvGraphicFramePr>
-                              <a:graphicFrameLocks xmlns:a="http://schemas.openxmlformats.org/drawingml/2006/main" noChangeAspect="1"/>
-                            </wp:cNvGraphicFramePr>
-                            <a:graphic xmlns:a="http://schemas.openxmlformats.org/drawingml/2006/main">
-                              <a:graphicData uri="http://schemas.openxmlformats.org/drawingml/2006/picture">
-                                <pic:pic xmlns:pic="http://schemas.openxmlformats.org/drawingml/2006/picture">
-                                  <pic:nvPicPr>
-                                    <pic:cNvPr id="1150032360" name="Picture 1" descr="A screenshot of a computer&#10;&#10;AI-generated content may be incorrect."/>
-                                    <pic:cNvPicPr/>
-                                  </pic:nvPicPr>
-                                  <pic:blipFill>
-                                    <a:blip r:embed="rId38"/>
-                                    <a:stretch>
-                                      <a:fillRect/>
-                                    </a:stretch>
-                                  </pic:blipFill>
-                                  <pic:spPr>
-                                    <a:xfrm>
-                                      <a:off x="0" y="0"/>
-                                      <a:ext cx="5799600" cy="3211200"/>
-                                    </a:xfrm>
-                                    <a:prstGeom prst="rect">
-                                      <a:avLst/>
-                                    </a:prstGeom>
-                                  </pic:spPr>
-                                </pic:pic>
-                              </a:graphicData>
-                            </a:graphic>
-                          </wp:inline>
-                        </w:drawing>
-                      </w:r>
-                    </w:p>
-                  </w:txbxContent>
-                </v:textbox>
-                <w10:wrap type="topAndBottom" anchorx="margin"/>
-              </v:shape>
-            </w:pict>
-          </mc:Fallback>
-        </mc:AlternateContent>
-      </w:r>
-    </w:p>
-    <w:p>
-      <w:r>
-        <w:t>Nella barra superiore troviamo la cartella selezionata per l’importazione che possiamo cambiare impostandola facendo clic sul bottone “Scegli cartella”.</w:t>
+      <w:pPr>
+        <w:pStyle w:val="ScreenshotManuale"/>
+        <w:ind w:left="-142"/>
+      </w:pPr>
+      <w:r>
+        <w:drawing>
+          <wp:inline distT="0" distB="0" distL="0" distR="0" wp14:anchorId="3ABBEF54" wp14:editId="332C0124">
+            <wp:extent cx="6404400" cy="3546000"/>
+            <wp:effectExtent l="0" t="0" r="0" b="0"/>
+            <wp:docPr id="439195117" name="Picture 1"/>
+            <wp:cNvGraphicFramePr>
+              <a:graphicFrameLocks xmlns:a="http://schemas.openxmlformats.org/drawingml/2006/main" noChangeAspect="1"/>
+            </wp:cNvGraphicFramePr>
+            <a:graphic xmlns:a="http://schemas.openxmlformats.org/drawingml/2006/main">
+              <a:graphicData uri="http://schemas.openxmlformats.org/drawingml/2006/picture">
+                <pic:pic xmlns:pic="http://schemas.openxmlformats.org/drawingml/2006/picture">
+                  <pic:nvPicPr>
+                    <pic:cNvPr id="439195117" name=""/>
+                    <pic:cNvPicPr/>
+                  </pic:nvPicPr>
+                  <pic:blipFill>
+                    <a:blip r:embed="rId43"/>
+                    <a:stretch>
+                      <a:fillRect/>
+                    </a:stretch>
+                  </pic:blipFill>
+                  <pic:spPr>
+                    <a:xfrm>
+                      <a:off x="0" y="0"/>
+                      <a:ext cx="6404400" cy="3546000"/>
+                    </a:xfrm>
+                    <a:prstGeom prst="rect">
+                      <a:avLst/>
+                    </a:prstGeom>
+                  </pic:spPr>
+                </pic:pic>
+              </a:graphicData>
+            </a:graphic>
+          </wp:inline>
+        </w:drawing>
+      </w:r>
+    </w:p>
+    <w:p>
+      <w:pPr>
+        <w:jc w:val="both"/>
+      </w:pPr>
+      <w:r>
+        <w:t xml:space="preserve">Nella barra superiore </w:t>
+      </w:r>
+      <w:r>
+        <w:t xml:space="preserve">si imposta </w:t>
+      </w:r>
+      <w:r>
+        <w:t xml:space="preserve">la cartella per l’importazione </w:t>
+      </w:r>
+      <w:r>
+        <w:t>per impostarla fare clic sul l’icona della cartella</w:t>
+      </w:r>
+      <w:r>
+        <w:t>.</w:t>
       </w:r>
     </w:p>
     <w:p>
@@ -7665,7 +7783,6 @@
     </w:p>
     <w:p>
       <w:r>
-        <w:lastRenderedPageBreak/>
         <w:t>Il bottone “</w:t>
       </w:r>
       <w:r>
@@ -7676,7 +7793,28 @@
         <w:t>Applica info globali</w:t>
       </w:r>
       <w:r>
-        <w:t>” permette di assegnare a tutte le tracce i valori impostati nelle caselle globali. Saranno impostati solo quei campi in cui il valore è stato digitato, quindi se un campo rimane vuoto la corrispondente colonna della tabella non verrà alterata. Le colonne</w:t>
+        <w:t xml:space="preserve">” permette di assegnare a tutte le tracce i valori impostati nelle caselle globali. Saranno impostati solo quei campi in cui il valore è stato </w:t>
+      </w:r>
+      <w:r>
+        <w:t>digitato; quindi,</w:t>
+      </w:r>
+      <w:r>
+        <w:t xml:space="preserve"> se un campo rimane vuoto la corrispondente colonna della tabella non verrà alterata. </w:t>
+      </w:r>
+      <w:r>
+        <w:t xml:space="preserve">Sotto troviamo il riquadro per la </w:t>
+      </w:r>
+      <w:r>
+        <w:lastRenderedPageBreak/>
+        <w:t>copertina con possibilità di prelevarla da un file (bottone Da file), da Clipborad (bottone Da clipboard) oppure ricercata in rete sulla base del nome del nome dell’artista e del titolo dell’album se impostati (bottone In rete).</w:t>
+      </w:r>
+      <w:r>
+        <w:t xml:space="preserve"> In tutti i casi la dimensione dell’immagine viene ottimizzata. Se la copertina è presente viene mostrata nell’apposito riquadro. È anche possibile rimuoverla, facendo clic sul bottone rimuovi.</w:t>
+      </w:r>
+    </w:p>
+    <w:p>
+      <w:r>
+        <w:t>I seguenti campi:</w:t>
       </w:r>
     </w:p>
     <w:p>
@@ -7758,44 +7896,132 @@
     </w:p>
     <w:p>
       <w:r>
-        <w:t>Se è presente una copertina questa viene visualizzata nell’apposito riquadro.</w:t>
-      </w:r>
-    </w:p>
-    <w:p>
-      <w:r>
-        <w:t>È possibile assegnare una copertina selezionandola da file (si preme il bottone da file e si sceglie il file desiderato), o prelevandola dalla clipboard (si preme il bottone da clipboard). In entrambi i casi la dimensione dell’immagine verrà ottimizzata. Il bottone elimina copertina permette di eliminarla.</w:t>
-      </w:r>
-    </w:p>
-    <w:p>
-      <w:r>
-        <w:t>Nell’ultima riga della finestra sono presenti i comandi per la conversione che permettono di scegliere il bitrate secondo valori prestabiliti che vanno da 128 a 320 Kbit/sec. La cartella in cui scaricare i file convertiti ed infine il bottone per avviare la conversione.</w:t>
+        <w:t>Nell’ultima riga della finestra sono presenti i comandi per la conversione</w:t>
+      </w:r>
+      <w:r>
+        <w:t>:</w:t>
+      </w:r>
+    </w:p>
+    <w:p>
+      <w:r>
+        <w:t>B</w:t>
+      </w:r>
+      <w:r>
+        <w:t xml:space="preserve">itrate </w:t>
+      </w:r>
+      <w:r>
+        <w:t>è strettamente legato alla qualità del suono prodotto, tanto migliore quanto più è alto a scapito ovviamente della dimensione del file risultante. Può essere scelto in base a dei valori</w:t>
+      </w:r>
+      <w:r>
+        <w:t xml:space="preserve"> prestabiliti che vanno da 128 a 320 Kbit/sec. </w:t>
+      </w:r>
+    </w:p>
+    <w:p>
+      <w:r>
+        <w:t>C</w:t>
+      </w:r>
+      <w:r>
+        <w:t>artella</w:t>
+      </w:r>
+      <w:r>
+        <w:t xml:space="preserve"> di output permette di scegliere la cartella</w:t>
+      </w:r>
+      <w:r>
+        <w:t xml:space="preserve"> in cui scaricare i file convertiti</w:t>
+      </w:r>
+      <w:r>
+        <w:t>.</w:t>
+      </w:r>
+    </w:p>
+    <w:p>
+      <w:r>
+        <w:t>Elabora tutti avvia il processo di conversione</w:t>
+      </w:r>
+      <w:r>
+        <w:t>.</w:t>
+      </w:r>
+      <w:r>
+        <w:t xml:space="preserve"> Saranno elaborate solo le tracce che anno il riquadro sulla destra con il segno di spunta. Per operazioni globali è disponibile un menu contestuale</w:t>
+      </w:r>
+    </w:p>
+    <w:p>
+      <w:pPr>
+        <w:pStyle w:val="ScreenshotManuale"/>
+      </w:pPr>
+      <w:r>
+        <w:drawing>
+          <wp:inline distT="0" distB="0" distL="0" distR="0" wp14:anchorId="13016801" wp14:editId="685D3F55">
+            <wp:extent cx="1231200" cy="666000"/>
+            <wp:effectExtent l="0" t="0" r="7620" b="1270"/>
+            <wp:docPr id="1862766484" name="Picture 1"/>
+            <wp:cNvGraphicFramePr>
+              <a:graphicFrameLocks xmlns:a="http://schemas.openxmlformats.org/drawingml/2006/main" noChangeAspect="1"/>
+            </wp:cNvGraphicFramePr>
+            <a:graphic xmlns:a="http://schemas.openxmlformats.org/drawingml/2006/main">
+              <a:graphicData uri="http://schemas.openxmlformats.org/drawingml/2006/picture">
+                <pic:pic xmlns:pic="http://schemas.openxmlformats.org/drawingml/2006/picture">
+                  <pic:nvPicPr>
+                    <pic:cNvPr id="1862766484" name=""/>
+                    <pic:cNvPicPr/>
+                  </pic:nvPicPr>
+                  <pic:blipFill>
+                    <a:blip r:embed="rId44"/>
+                    <a:stretch>
+                      <a:fillRect/>
+                    </a:stretch>
+                  </pic:blipFill>
+                  <pic:spPr>
+                    <a:xfrm>
+                      <a:off x="0" y="0"/>
+                      <a:ext cx="1231200" cy="666000"/>
+                    </a:xfrm>
+                    <a:prstGeom prst="rect">
+                      <a:avLst/>
+                    </a:prstGeom>
+                  </pic:spPr>
+                </pic:pic>
+              </a:graphicData>
+            </a:graphic>
+          </wp:inline>
+        </w:drawing>
+      </w:r>
+    </w:p>
+    <w:p>
+      <w:pPr>
+        <w:jc w:val="both"/>
+      </w:pPr>
+      <w:r>
+        <w:t>Per selezionare – de selezionare tutte le tracce o solo quelle selezionate</w:t>
       </w:r>
     </w:p>
     <w:p>
       <w:pPr>
         <w:pStyle w:val="Heading2"/>
       </w:pPr>
-      <w:bookmarkStart w:id="17" w:name="_Toc214356865"/>
+      <w:bookmarkStart w:id="21" w:name="_Toc224078314"/>
       <w:r>
         <w:t>CD ripper</w:t>
       </w:r>
-      <w:bookmarkEnd w:id="17"/>
+      <w:bookmarkEnd w:id="21"/>
     </w:p>
     <w:p>
       <w:r>
         <w:t>Permette di trasformare in file MP3 il contenuto di un CD musicale</w:t>
       </w:r>
+      <w:r>
+        <w:t>.</w:t>
+      </w:r>
     </w:p>
     <w:p/>
     <w:p>
       <w:pPr>
         <w:pStyle w:val="Heading2"/>
       </w:pPr>
-      <w:bookmarkStart w:id="18" w:name="_Toc214356866"/>
+      <w:bookmarkStart w:id="22" w:name="_Toc224078315"/>
       <w:r>
         <w:t>Crea playlist</w:t>
       </w:r>
-      <w:bookmarkEnd w:id="18"/>
+      <w:bookmarkEnd w:id="22"/>
     </w:p>
     <w:p>
       <w:r>
@@ -7803,182 +8029,120 @@
       </w:r>
     </w:p>
     <w:p>
-      <w:r>
-        <w:rPr>
-          <w:noProof/>
-        </w:rPr>
-        <mc:AlternateContent>
-          <mc:Choice Requires="wps">
-            <w:drawing>
-              <wp:anchor distT="45720" distB="45720" distL="114300" distR="114300" simplePos="0" relativeHeight="251684864" behindDoc="0" locked="0" layoutInCell="1" allowOverlap="1" wp14:anchorId="2B4C6359" wp14:editId="670E70F2">
-                <wp:simplePos x="0" y="0"/>
-                <wp:positionH relativeFrom="margin">
-                  <wp:align>center</wp:align>
-                </wp:positionH>
-                <wp:positionV relativeFrom="paragraph">
-                  <wp:posOffset>269958</wp:posOffset>
-                </wp:positionV>
-                <wp:extent cx="2393315" cy="3879850"/>
-                <wp:effectExtent l="0" t="0" r="26035" b="25400"/>
-                <wp:wrapTopAndBottom/>
-                <wp:docPr id="1596420609" name="Casella di testo 2"/>
-                <wp:cNvGraphicFramePr>
-                  <a:graphicFrameLocks xmlns:a="http://schemas.openxmlformats.org/drawingml/2006/main"/>
-                </wp:cNvGraphicFramePr>
-                <a:graphic xmlns:a="http://schemas.openxmlformats.org/drawingml/2006/main">
-                  <a:graphicData uri="http://schemas.microsoft.com/office/word/2010/wordprocessingShape">
-                    <wps:wsp>
-                      <wps:cNvSpPr txBox="1">
-                        <a:spLocks noChangeArrowheads="1"/>
-                      </wps:cNvSpPr>
-                      <wps:spPr bwMode="auto">
-                        <a:xfrm>
-                          <a:off x="0" y="0"/>
-                          <a:ext cx="2393315" cy="3879850"/>
-                        </a:xfrm>
-                        <a:prstGeom prst="rect">
-                          <a:avLst/>
-                        </a:prstGeom>
-                        <a:solidFill>
-                          <a:srgbClr val="FFFFFF"/>
-                        </a:solidFill>
-                        <a:ln w="9525">
-                          <a:solidFill>
-                            <a:srgbClr val="000000"/>
-                          </a:solidFill>
-                          <a:miter lim="800000"/>
-                          <a:headEnd/>
-                          <a:tailEnd/>
-                        </a:ln>
-                      </wps:spPr>
-                      <wps:txbx>
-                        <w:txbxContent>
-                          <w:p>
-                            <w:pPr>
-                              <w:ind w:right="387"/>
-                              <w:jc w:val="center"/>
-                            </w:pPr>
-                            <w:r>
-                              <w:rPr>
-                                <w:noProof/>
-                              </w:rPr>
-                              <w:drawing>
-                                <wp:inline distT="0" distB="0" distL="0" distR="0" wp14:anchorId="3AE51430" wp14:editId="0BF4150E">
-                                  <wp:extent cx="2163600" cy="3808800"/>
-                                  <wp:effectExtent l="0" t="0" r="8255" b="1270"/>
-                                  <wp:docPr id="1483153264" name="Picture 1" descr="A screenshot of a computer&#10;&#10;AI-generated content may be incorrect."/>
-                                  <wp:cNvGraphicFramePr>
-                                    <a:graphicFrameLocks xmlns:a="http://schemas.openxmlformats.org/drawingml/2006/main" noChangeAspect="1"/>
-                                  </wp:cNvGraphicFramePr>
-                                  <a:graphic xmlns:a="http://schemas.openxmlformats.org/drawingml/2006/main">
-                                    <a:graphicData uri="http://schemas.openxmlformats.org/drawingml/2006/picture">
-                                      <pic:pic xmlns:pic="http://schemas.openxmlformats.org/drawingml/2006/picture">
-                                        <pic:nvPicPr>
-                                          <pic:cNvPr id="1483153264" name="Picture 1" descr="A screenshot of a computer&#10;&#10;AI-generated content may be incorrect."/>
-                                          <pic:cNvPicPr/>
-                                        </pic:nvPicPr>
-                                        <pic:blipFill>
-                                          <a:blip r:embed="rId39"/>
-                                          <a:stretch>
-                                            <a:fillRect/>
-                                          </a:stretch>
-                                        </pic:blipFill>
-                                        <pic:spPr>
-                                          <a:xfrm>
-                                            <a:off x="0" y="0"/>
-                                            <a:ext cx="2163600" cy="3808800"/>
-                                          </a:xfrm>
-                                          <a:prstGeom prst="rect">
-                                            <a:avLst/>
-                                          </a:prstGeom>
-                                        </pic:spPr>
-                                      </pic:pic>
-                                    </a:graphicData>
-                                  </a:graphic>
-                                </wp:inline>
-                              </w:drawing>
-                            </w:r>
-                          </w:p>
-                        </w:txbxContent>
-                      </wps:txbx>
-                      <wps:bodyPr rot="0" vert="horz" wrap="square" lIns="91440" tIns="45720" rIns="91440" bIns="45720" anchor="t" anchorCtr="0">
-                        <a:noAutofit/>
-                      </wps:bodyPr>
-                    </wps:wsp>
-                  </a:graphicData>
-                </a:graphic>
-                <wp14:sizeRelH relativeFrom="margin">
-                  <wp14:pctWidth>0</wp14:pctWidth>
-                </wp14:sizeRelH>
-                <wp14:sizeRelV relativeFrom="margin">
-                  <wp14:pctHeight>0</wp14:pctHeight>
-                </wp14:sizeRelV>
-              </wp:anchor>
-            </w:drawing>
-          </mc:Choice>
-          <mc:Fallback>
-            <w:pict>
-              <v:shape w14:anchorId="2B4C6359" id="_x0000_s1038" type="#_x0000_t202" style="position:absolute;margin-left:0;margin-top:21.25pt;width:188.45pt;height:305.5pt;z-index:251684864;visibility:visible;mso-wrap-style:square;mso-width-percent:0;mso-height-percent:0;mso-wrap-distance-left:9pt;mso-wrap-distance-top:3.6pt;mso-wrap-distance-right:9pt;mso-wrap-distance-bottom:3.6pt;mso-position-horizontal:center;mso-position-horizontal-relative:margin;mso-position-vertical:absolute;mso-position-vertical-relative:text;mso-width-percent:0;mso-height-percent:0;mso-width-relative:margin;mso-height-relative:margin;v-text-anchor:top" o:gfxdata="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">
-                <v:textbox>
-                  <w:txbxContent>
-                    <w:p>
-                      <w:pPr>
-                        <w:ind w:right="387"/>
-                        <w:jc w:val="center"/>
-                      </w:pPr>
-                      <w:r>
-                        <w:rPr>
-                          <w:noProof/>
-                        </w:rPr>
-                        <w:drawing>
-                          <wp:inline distT="0" distB="0" distL="0" distR="0" wp14:anchorId="3AE51430" wp14:editId="0BF4150E">
-                            <wp:extent cx="2163600" cy="3808800"/>
-                            <wp:effectExtent l="0" t="0" r="8255" b="1270"/>
-                            <wp:docPr id="1483153264" name="Picture 1" descr="A screenshot of a computer&#10;&#10;AI-generated content may be incorrect."/>
-                            <wp:cNvGraphicFramePr>
-                              <a:graphicFrameLocks xmlns:a="http://schemas.openxmlformats.org/drawingml/2006/main" noChangeAspect="1"/>
-                            </wp:cNvGraphicFramePr>
-                            <a:graphic xmlns:a="http://schemas.openxmlformats.org/drawingml/2006/main">
-                              <a:graphicData uri="http://schemas.openxmlformats.org/drawingml/2006/picture">
-                                <pic:pic xmlns:pic="http://schemas.openxmlformats.org/drawingml/2006/picture">
-                                  <pic:nvPicPr>
-                                    <pic:cNvPr id="1483153264" name="Picture 1" descr="A screenshot of a computer&#10;&#10;AI-generated content may be incorrect."/>
-                                    <pic:cNvPicPr/>
-                                  </pic:nvPicPr>
-                                  <pic:blipFill>
-                                    <a:blip r:embed="rId39"/>
-                                    <a:stretch>
-                                      <a:fillRect/>
-                                    </a:stretch>
-                                  </pic:blipFill>
-                                  <pic:spPr>
-                                    <a:xfrm>
-                                      <a:off x="0" y="0"/>
-                                      <a:ext cx="2163600" cy="3808800"/>
-                                    </a:xfrm>
-                                    <a:prstGeom prst="rect">
-                                      <a:avLst/>
-                                    </a:prstGeom>
-                                  </pic:spPr>
-                                </pic:pic>
-                              </a:graphicData>
-                            </a:graphic>
-                          </wp:inline>
-                        </w:drawing>
-                      </w:r>
-                    </w:p>
-                  </w:txbxContent>
-                </v:textbox>
-                <w10:wrap type="topAndBottom" anchorx="margin"/>
-              </v:shape>
-            </w:pict>
-          </mc:Fallback>
-        </mc:AlternateContent>
-      </w:r>
-    </w:p>
-    <w:p>
-      <w:r>
-        <w:t>Nella colonna artisti sono presenti gli artisti dell’indice MP3, eventualmente filtrato in base al genere. Nella seconda colonna sono impostate le preferenze impostate per creare la playlist.</w:t>
+      <w:pPr>
+        <w:pStyle w:val="ScreenshotManuale"/>
+      </w:pPr>
+      <w:r>
+        <w:lastRenderedPageBreak/>
+        <w:drawing>
+          <wp:inline distT="0" distB="0" distL="0" distR="0" wp14:anchorId="52A41B45" wp14:editId="7CB704EC">
+            <wp:extent cx="2163600" cy="3808800"/>
+            <wp:effectExtent l="0" t="0" r="8255" b="1270"/>
+            <wp:docPr id="1483153264" name="Picture 1" descr="A screenshot of a computer&#10;&#10;AI-generated content may be incorrect."/>
+            <wp:cNvGraphicFramePr>
+              <a:graphicFrameLocks xmlns:a="http://schemas.openxmlformats.org/drawingml/2006/main" noChangeAspect="1"/>
+            </wp:cNvGraphicFramePr>
+            <a:graphic xmlns:a="http://schemas.openxmlformats.org/drawingml/2006/main">
+              <a:graphicData uri="http://schemas.openxmlformats.org/drawingml/2006/picture">
+                <pic:pic xmlns:pic="http://schemas.openxmlformats.org/drawingml/2006/picture">
+                  <pic:nvPicPr>
+                    <pic:cNvPr id="1483153264" name="Picture 1" descr="A screenshot of a computer&#10;&#10;AI-generated content may be incorrect."/>
+                    <pic:cNvPicPr/>
+                  </pic:nvPicPr>
+                  <pic:blipFill>
+                    <a:blip r:embed="rId45"/>
+                    <a:stretch>
+                      <a:fillRect/>
+                    </a:stretch>
+                  </pic:blipFill>
+                  <pic:spPr>
+                    <a:xfrm>
+                      <a:off x="0" y="0"/>
+                      <a:ext cx="2163600" cy="3808800"/>
+                    </a:xfrm>
+                    <a:prstGeom prst="rect">
+                      <a:avLst/>
+                    </a:prstGeom>
+                  </pic:spPr>
+                </pic:pic>
+              </a:graphicData>
+            </a:graphic>
+          </wp:inline>
+        </w:drawing>
+      </w:r>
+    </w:p>
+    <w:p>
+      <w:pPr>
+        <w:jc w:val="both"/>
+      </w:pPr>
+      <w:r>
+        <w:t xml:space="preserve">Nella colonna artisti sono presenti gli artisti dell’indice MP3, eventualmente filtrato in base al genere. Nella seconda colonna </w:t>
+      </w:r>
+      <w:r>
+        <w:t>si</w:t>
+      </w:r>
+      <w:r>
+        <w:t xml:space="preserve"> imposta</w:t>
+      </w:r>
+      <w:r>
+        <w:t>no</w:t>
+      </w:r>
+      <w:r>
+        <w:t xml:space="preserve"> le preferenze</w:t>
+      </w:r>
+      <w:r>
+        <w:t xml:space="preserve"> rappresentate da delle stelline (da 0 a 5)</w:t>
+      </w:r>
+      <w:r>
+        <w:t>.</w:t>
+      </w:r>
+      <w:r>
+        <w:t xml:space="preserve"> 0 l’artista non sarà inserito nella playlist. In basso si imposta la durata, in ore e minuti che dovrà avere la playlist. La composizione della playlist dipende dal rapporto tra la quantità assegnate a ciascun artista.</w:t>
+      </w:r>
+    </w:p>
+    <w:p>
+      <w:pPr>
+        <w:jc w:val="both"/>
+      </w:pPr>
+      <w:r>
+        <w:t>Alcuni esempi:</w:t>
+      </w:r>
+    </w:p>
+    <w:p>
+      <w:pPr>
+        <w:pStyle w:val="ListParagraph"/>
+        <w:numPr>
+          <w:ilvl w:val="0"/>
+          <w:numId w:val="12"/>
+        </w:numPr>
+        <w:jc w:val="both"/>
+      </w:pPr>
+      <w:r>
+        <w:t>Si vuole ascoltare solo al’artista A, gli si attribuisce una o più stelle, è indifferente quante. Euterpe selezionerà in modo causale tanti brani dell’artista A fino a raggiungere la durata impostata.</w:t>
+      </w:r>
+    </w:p>
+    <w:p>
+      <w:pPr>
+        <w:pStyle w:val="ListParagraph"/>
+        <w:numPr>
+          <w:ilvl w:val="0"/>
+          <w:numId w:val="12"/>
+        </w:numPr>
+        <w:jc w:val="both"/>
+      </w:pPr>
+      <w:r>
+        <w:t>Si vogliono ascoltare i brani di due artista A e B, in modo che i brani di A siano il doppio di quelli di B. Si attribuirà una stellina a B e due stelline ad A</w:t>
+      </w:r>
+      <w:r>
+        <w:t>.</w:t>
+      </w:r>
+    </w:p>
+    <w:p>
+      <w:pPr>
+        <w:jc w:val="both"/>
+      </w:pPr>
+      <w:r>
+        <w:t>Più in generale si può affermare che il numero di brani di ciascun artista sarà pari al numero di stelle assegnateli diviso il numero complessivo di stelle.</w:t>
       </w:r>
     </w:p>
     <w:p/>
@@ -7986,245 +8150,153 @@
       <w:pPr>
         <w:pStyle w:val="Heading2"/>
       </w:pPr>
+      <w:bookmarkStart w:id="23" w:name="_Toc224078316"/>
       <w:r>
         <w:t>Background</w:t>
       </w:r>
-    </w:p>
-    <w:p>
-      <w:r>
-        <w:t>Permette di mettere Euterpe in modalità di riproduzione illimitata selezionando in modo causale e continuo i brani pesenti nell’indice dei files MP3.</w:t>
+      <w:bookmarkEnd w:id="23"/>
+    </w:p>
+    <w:p>
+      <w:pPr>
+        <w:jc w:val="both"/>
+      </w:pPr>
+      <w:r>
+        <w:t xml:space="preserve">Permette di mettere </w:t>
+      </w:r>
+      <w:r>
+        <w:rPr>
+          <w:i/>
+          <w:iCs/>
+        </w:rPr>
+        <w:t>Euterpe</w:t>
+      </w:r>
+      <w:r>
+        <w:t xml:space="preserve"> in modalità di riproduzione </w:t>
+      </w:r>
+      <w:r>
+        <w:t>continua</w:t>
+      </w:r>
+      <w:r>
+        <w:t xml:space="preserve"> selezionando in modo causale i brani p</w:t>
+      </w:r>
+      <w:r>
+        <w:t>r</w:t>
+      </w:r>
+      <w:r>
+        <w:t>esenti nell’indice dei files MP3.</w:t>
+      </w:r>
+      <w:r>
+        <w:t xml:space="preserve"> Se è attiva la connessione Internet prima di ogni brano c’è un annuncio che cita artista, album e brano.</w:t>
       </w:r>
     </w:p>
     <w:p>
       <w:pPr>
         <w:pStyle w:val="Heading2"/>
       </w:pPr>
-      <w:bookmarkStart w:id="19" w:name="_Toc214356867"/>
+      <w:bookmarkStart w:id="24" w:name="_Toc224078317"/>
+      <w:r>
+        <w:t>Sincronizza</w:t>
+      </w:r>
+      <w:bookmarkEnd w:id="24"/>
+    </w:p>
+    <w:p>
+      <w:pPr>
+        <w:jc w:val="both"/>
+      </w:pPr>
+      <w:r>
+        <w:t>Permette di creare su un’altra unità di memorizzazione una copia</w:t>
+      </w:r>
+      <w:r>
+        <w:t>,</w:t>
+      </w:r>
+      <w:r>
+        <w:t xml:space="preserve"> </w:t>
+      </w:r>
+      <w:r>
+        <w:t xml:space="preserve">anche parziale, </w:t>
+      </w:r>
+      <w:r>
+        <w:t>del proprio archivio musicale.</w:t>
+      </w:r>
+    </w:p>
+    <w:p/>
+    <w:p>
+      <w:pPr>
+        <w:pStyle w:val="Heading2"/>
+      </w:pPr>
+      <w:bookmarkStart w:id="25" w:name="_Toc224078318"/>
       <w:r>
         <w:lastRenderedPageBreak/>
-        <w:t>Sincronizza</w:t>
-      </w:r>
-      <w:bookmarkEnd w:id="19"/>
-    </w:p>
-    <w:p>
-      <w:r>
-        <w:t>Permette di creare su un’altra unità di memorizzazione una copia del proprio archivio musicale.</w:t>
-      </w:r>
+        <w:t>Informazioni</w:t>
+      </w:r>
+      <w:bookmarkEnd w:id="25"/>
+    </w:p>
+    <w:p>
+      <w:r>
+        <w:t>Visualizza la versione di Euterpe e la sua data di rilascio</w:t>
+      </w:r>
+    </w:p>
+    <w:p>
+      <w:pPr>
+        <w:pStyle w:val="ScreenshotManuale"/>
+      </w:pPr>
+      <w:r>
+        <w:drawing>
+          <wp:inline distT="0" distB="0" distL="0" distR="0" wp14:anchorId="6765DC5A" wp14:editId="49C343CF">
+            <wp:extent cx="1930400" cy="1264920"/>
+            <wp:effectExtent l="0" t="0" r="0" b="0"/>
+            <wp:docPr id="778525748" name="Picture 1" descr="A screenshot of a music manager&#10;&#10;AI-generated content may be incorrect."/>
+            <wp:cNvGraphicFramePr>
+              <a:graphicFrameLocks xmlns:a="http://schemas.openxmlformats.org/drawingml/2006/main" noChangeAspect="1"/>
+            </wp:cNvGraphicFramePr>
+            <a:graphic xmlns:a="http://schemas.openxmlformats.org/drawingml/2006/main">
+              <a:graphicData uri="http://schemas.openxmlformats.org/drawingml/2006/picture">
+                <pic:pic xmlns:pic="http://schemas.openxmlformats.org/drawingml/2006/picture">
+                  <pic:nvPicPr>
+                    <pic:cNvPr id="778525748" name="Picture 1" descr="A screenshot of a music manager&#10;&#10;AI-generated content may be incorrect."/>
+                    <pic:cNvPicPr/>
+                  </pic:nvPicPr>
+                  <pic:blipFill>
+                    <a:blip r:embed="rId46"/>
+                    <a:stretch>
+                      <a:fillRect/>
+                    </a:stretch>
+                  </pic:blipFill>
+                  <pic:spPr>
+                    <a:xfrm>
+                      <a:off x="0" y="0"/>
+                      <a:ext cx="1930400" cy="1264920"/>
+                    </a:xfrm>
+                    <a:prstGeom prst="rect">
+                      <a:avLst/>
+                    </a:prstGeom>
+                  </pic:spPr>
+                </pic:pic>
+              </a:graphicData>
+            </a:graphic>
+          </wp:inline>
+        </w:drawing>
+      </w:r>
+    </w:p>
+    <w:p>
+      <w:pPr>
+        <w:pStyle w:val="Heading1"/>
+      </w:pPr>
+      <w:bookmarkStart w:id="26" w:name="_Toc224078319"/>
+      <w:r>
+        <w:t>Release notes</w:t>
+      </w:r>
+      <w:bookmarkEnd w:id="26"/>
     </w:p>
     <w:p>
       <w:pPr>
         <w:pStyle w:val="Heading2"/>
       </w:pPr>
-      <w:bookmarkStart w:id="20" w:name="_Toc214356868"/>
-      <w:r>
-        <w:t>Informazioni</w:t>
-      </w:r>
-      <w:bookmarkEnd w:id="20"/>
-    </w:p>
-    <w:p>
-      <w:r>
-        <w:t>Visualizza la versione di Euterpe e la sua data di rilascio</w:t>
-      </w:r>
-    </w:p>
-    <w:p>
-      <w:pPr>
-        <w:rPr>
-          <w:rFonts w:ascii="Times New Roman" w:hAnsi="Times New Roman" w:cs="Times New Roman"/>
-          <w:kern w:val="0"/>
-        </w:rPr>
-      </w:pPr>
-      <w:r>
-        <w:rPr>
-          <w:noProof/>
-        </w:rPr>
-        <mc:AlternateContent>
-          <mc:Choice Requires="wps">
-            <w:drawing>
-              <wp:anchor distT="45720" distB="45720" distL="114300" distR="114300" simplePos="0" relativeHeight="251678720" behindDoc="0" locked="0" layoutInCell="1" allowOverlap="1" wp14:anchorId="46EFBCAB" wp14:editId="3E2D9343">
-                <wp:simplePos x="0" y="0"/>
-                <wp:positionH relativeFrom="margin">
-                  <wp:posOffset>1624965</wp:posOffset>
-                </wp:positionH>
-                <wp:positionV relativeFrom="paragraph">
-                  <wp:posOffset>221587</wp:posOffset>
-                </wp:positionV>
-                <wp:extent cx="2122170" cy="1383030"/>
-                <wp:effectExtent l="0" t="0" r="11430" b="26670"/>
-                <wp:wrapTopAndBottom/>
-                <wp:docPr id="1871575065" name="Casella di testo 2"/>
-                <wp:cNvGraphicFramePr>
-                  <a:graphicFrameLocks xmlns:a="http://schemas.openxmlformats.org/drawingml/2006/main"/>
-                </wp:cNvGraphicFramePr>
-                <a:graphic xmlns:a="http://schemas.openxmlformats.org/drawingml/2006/main">
-                  <a:graphicData uri="http://schemas.microsoft.com/office/word/2010/wordprocessingShape">
-                    <wps:wsp>
-                      <wps:cNvSpPr txBox="1">
-                        <a:spLocks noChangeArrowheads="1"/>
-                      </wps:cNvSpPr>
-                      <wps:spPr bwMode="auto">
-                        <a:xfrm>
-                          <a:off x="0" y="0"/>
-                          <a:ext cx="2122170" cy="1383030"/>
-                        </a:xfrm>
-                        <a:prstGeom prst="rect">
-                          <a:avLst/>
-                        </a:prstGeom>
-                        <a:solidFill>
-                          <a:srgbClr val="FFFFFF"/>
-                        </a:solidFill>
-                        <a:ln w="9525">
-                          <a:solidFill>
-                            <a:srgbClr val="000000"/>
-                          </a:solidFill>
-                          <a:miter lim="800000"/>
-                          <a:headEnd/>
-                          <a:tailEnd/>
-                        </a:ln>
-                      </wps:spPr>
-                      <wps:txbx>
-                        <w:txbxContent>
-                          <w:p>
-                            <w:pPr>
-                              <w:ind w:right="387"/>
-                              <w:jc w:val="center"/>
-                            </w:pPr>
-                            <w:r>
-                              <w:rPr>
-                                <w:noProof/>
-                              </w:rPr>
-                              <w:drawing>
-                                <wp:inline distT="0" distB="0" distL="0" distR="0" wp14:anchorId="672BA571" wp14:editId="2E9AA3C9">
-                                  <wp:extent cx="1930400" cy="1264920"/>
-                                  <wp:effectExtent l="0" t="0" r="0" b="0"/>
-                                  <wp:docPr id="778525748" name="Picture 1" descr="A screenshot of a music manager&#10;&#10;AI-generated content may be incorrect."/>
-                                  <wp:cNvGraphicFramePr>
-                                    <a:graphicFrameLocks xmlns:a="http://schemas.openxmlformats.org/drawingml/2006/main" noChangeAspect="1"/>
-                                  </wp:cNvGraphicFramePr>
-                                  <a:graphic xmlns:a="http://schemas.openxmlformats.org/drawingml/2006/main">
-                                    <a:graphicData uri="http://schemas.openxmlformats.org/drawingml/2006/picture">
-                                      <pic:pic xmlns:pic="http://schemas.openxmlformats.org/drawingml/2006/picture">
-                                        <pic:nvPicPr>
-                                          <pic:cNvPr id="778525748" name="Picture 1" descr="A screenshot of a music manager&#10;&#10;AI-generated content may be incorrect."/>
-                                          <pic:cNvPicPr/>
-                                        </pic:nvPicPr>
-                                        <pic:blipFill>
-                                          <a:blip r:embed="rId40"/>
-                                          <a:stretch>
-                                            <a:fillRect/>
-                                          </a:stretch>
-                                        </pic:blipFill>
-                                        <pic:spPr>
-                                          <a:xfrm>
-                                            <a:off x="0" y="0"/>
-                                            <a:ext cx="1930400" cy="1264920"/>
-                                          </a:xfrm>
-                                          <a:prstGeom prst="rect">
-                                            <a:avLst/>
-                                          </a:prstGeom>
-                                        </pic:spPr>
-                                      </pic:pic>
-                                    </a:graphicData>
-                                  </a:graphic>
-                                </wp:inline>
-                              </w:drawing>
-                            </w:r>
-                          </w:p>
-                        </w:txbxContent>
-                      </wps:txbx>
-                      <wps:bodyPr rot="0" vert="horz" wrap="square" lIns="91440" tIns="45720" rIns="91440" bIns="45720" anchor="t" anchorCtr="0">
-                        <a:noAutofit/>
-                      </wps:bodyPr>
-                    </wps:wsp>
-                  </a:graphicData>
-                </a:graphic>
-                <wp14:sizeRelH relativeFrom="margin">
-                  <wp14:pctWidth>0</wp14:pctWidth>
-                </wp14:sizeRelH>
-                <wp14:sizeRelV relativeFrom="margin">
-                  <wp14:pctHeight>0</wp14:pctHeight>
-                </wp14:sizeRelV>
-              </wp:anchor>
-            </w:drawing>
-          </mc:Choice>
-          <mc:Fallback>
-            <w:pict>
-              <v:shape w14:anchorId="46EFBCAB" id="_x0000_s1039" type="#_x0000_t202" style="position:absolute;margin-left:127.95pt;margin-top:17.45pt;width:167.1pt;height:108.9pt;z-index:251678720;visibility:visible;mso-wrap-style:square;mso-width-percent:0;mso-height-percent:0;mso-wrap-distance-left:9pt;mso-wrap-distance-top:3.6pt;mso-wrap-distance-right:9pt;mso-wrap-distance-bottom:3.6pt;mso-position-horizontal:absolute;mso-position-horizontal-relative:margin;mso-position-vertical:absolute;mso-position-vertical-relative:text;mso-width-percent:0;mso-height-percent:0;mso-width-relative:margin;mso-height-relative:margin;v-text-anchor:top" o:gfxdata="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">
-                <v:textbox>
-                  <w:txbxContent>
-                    <w:p>
-                      <w:pPr>
-                        <w:ind w:right="387"/>
-                        <w:jc w:val="center"/>
-                      </w:pPr>
-                      <w:r>
-                        <w:rPr>
-                          <w:noProof/>
-                        </w:rPr>
-                        <w:drawing>
-                          <wp:inline distT="0" distB="0" distL="0" distR="0" wp14:anchorId="672BA571" wp14:editId="2E9AA3C9">
-                            <wp:extent cx="1930400" cy="1264920"/>
-                            <wp:effectExtent l="0" t="0" r="0" b="0"/>
-                            <wp:docPr id="778525748" name="Picture 1" descr="A screenshot of a music manager&#10;&#10;AI-generated content may be incorrect."/>
-                            <wp:cNvGraphicFramePr>
-                              <a:graphicFrameLocks xmlns:a="http://schemas.openxmlformats.org/drawingml/2006/main" noChangeAspect="1"/>
-                            </wp:cNvGraphicFramePr>
-                            <a:graphic xmlns:a="http://schemas.openxmlformats.org/drawingml/2006/main">
-                              <a:graphicData uri="http://schemas.openxmlformats.org/drawingml/2006/picture">
-                                <pic:pic xmlns:pic="http://schemas.openxmlformats.org/drawingml/2006/picture">
-                                  <pic:nvPicPr>
-                                    <pic:cNvPr id="778525748" name="Picture 1" descr="A screenshot of a music manager&#10;&#10;AI-generated content may be incorrect."/>
-                                    <pic:cNvPicPr/>
-                                  </pic:nvPicPr>
-                                  <pic:blipFill>
-                                    <a:blip r:embed="rId40"/>
-                                    <a:stretch>
-                                      <a:fillRect/>
-                                    </a:stretch>
-                                  </pic:blipFill>
-                                  <pic:spPr>
-                                    <a:xfrm>
-                                      <a:off x="0" y="0"/>
-                                      <a:ext cx="1930400" cy="1264920"/>
-                                    </a:xfrm>
-                                    <a:prstGeom prst="rect">
-                                      <a:avLst/>
-                                    </a:prstGeom>
-                                  </pic:spPr>
-                                </pic:pic>
-                              </a:graphicData>
-                            </a:graphic>
-                          </wp:inline>
-                        </w:drawing>
-                      </w:r>
-                    </w:p>
-                  </w:txbxContent>
-                </v:textbox>
-                <w10:wrap type="topAndBottom" anchorx="margin"/>
-              </v:shape>
-            </w:pict>
-          </mc:Fallback>
-        </mc:AlternateContent>
-      </w:r>
-    </w:p>
-    <w:p>
-      <w:pPr>
-        <w:pStyle w:val="Heading1"/>
-      </w:pPr>
-      <w:bookmarkStart w:id="21" w:name="_Toc214356869"/>
-      <w:r>
-        <w:t>Release notes</w:t>
-      </w:r>
-      <w:bookmarkEnd w:id="21"/>
-    </w:p>
-    <w:p>
-      <w:pPr>
-        <w:pStyle w:val="Heading2"/>
-      </w:pPr>
-      <w:bookmarkStart w:id="22" w:name="_Toc214356870"/>
+      <w:bookmarkStart w:id="27" w:name="_Toc224078320"/>
       <w:r>
         <w:t>Versione 1.1.5</w:t>
       </w:r>
-      <w:bookmarkEnd w:id="22"/>
+      <w:bookmarkEnd w:id="27"/>
     </w:p>
     <w:p>
       <w:pPr>
@@ -8283,7 +8355,7 @@
       </w:pPr>
     </w:p>
     <w:sectPr>
-      <w:footerReference w:type="default" r:id="rId41"/>
+      <w:footerReference w:type="default" r:id="rId47"/>
       <w:pgSz w:w="11906" w:h="16838"/>
       <w:pgMar w:top="1417" w:right="1134" w:bottom="1134" w:left="1134" w:header="708" w:footer="708" w:gutter="0"/>
       <w:cols w:space="708"/>
@@ -8402,7 +8474,6 @@
           <w:dataBinding w:prefixMappings="xmlns:ns0='http://purl.org/dc/elements/1.1/' xmlns:ns1='http://schemas.openxmlformats.org/package/2006/metadata/core-properties' " w:xpath="/ns1:coreProperties[1]/ns0:creator[1]" w:storeItemID="{6C3C8BC8-F283-45AE-878A-BAB7291924A1}"/>
           <w:text/>
         </w:sdtPr>
-        <w:sdtEndPr/>
         <w:sdtContent>
           <w:tc>
             <w:tcPr>
@@ -9749,6 +9820,119 @@
       </w:rPr>
     </w:lvl>
   </w:abstractNum>
+  <w:abstractNum w:abstractNumId="11" w15:restartNumberingAfterBreak="0">
+    <w:nsid w:val="7C1455F5"/>
+    <w:multiLevelType w:val="hybridMultilevel"/>
+    <w:tmpl w:val="A10016CA"/>
+    <w:lvl w:ilvl="0" w:tplc="04100001">
+      <w:start w:val="1"/>
+      <w:numFmt w:val="bullet"/>
+      <w:lvlText w:val=""/>
+      <w:lvlJc w:val="left"/>
+      <w:pPr>
+        <w:ind w:left="720" w:hanging="360"/>
+      </w:pPr>
+      <w:rPr>
+        <w:rFonts w:ascii="Symbol" w:hAnsi="Symbol" w:hint="default"/>
+      </w:rPr>
+    </w:lvl>
+    <w:lvl w:ilvl="1" w:tplc="04100003" w:tentative="1">
+      <w:start w:val="1"/>
+      <w:numFmt w:val="bullet"/>
+      <w:lvlText w:val="o"/>
+      <w:lvlJc w:val="left"/>
+      <w:pPr>
+        <w:ind w:left="1440" w:hanging="360"/>
+      </w:pPr>
+      <w:rPr>
+        <w:rFonts w:ascii="Courier New" w:hAnsi="Courier New" w:cs="Courier New" w:hint="default"/>
+      </w:rPr>
+    </w:lvl>
+    <w:lvl w:ilvl="2" w:tplc="04100005" w:tentative="1">
+      <w:start w:val="1"/>
+      <w:numFmt w:val="bullet"/>
+      <w:lvlText w:val=""/>
+      <w:lvlJc w:val="left"/>
+      <w:pPr>
+        <w:ind w:left="2160" w:hanging="360"/>
+      </w:pPr>
+      <w:rPr>
+        <w:rFonts w:ascii="Wingdings" w:hAnsi="Wingdings" w:hint="default"/>
+      </w:rPr>
+    </w:lvl>
+    <w:lvl w:ilvl="3" w:tplc="04100001" w:tentative="1">
+      <w:start w:val="1"/>
+      <w:numFmt w:val="bullet"/>
+      <w:lvlText w:val=""/>
+      <w:lvlJc w:val="left"/>
+      <w:pPr>
+        <w:ind w:left="2880" w:hanging="360"/>
+      </w:pPr>
+      <w:rPr>
+        <w:rFonts w:ascii="Symbol" w:hAnsi="Symbol" w:hint="default"/>
+      </w:rPr>
+    </w:lvl>
+    <w:lvl w:ilvl="4" w:tplc="04100003" w:tentative="1">
+      <w:start w:val="1"/>
+      <w:numFmt w:val="bullet"/>
+      <w:lvlText w:val="o"/>
+      <w:lvlJc w:val="left"/>
+      <w:pPr>
+        <w:ind w:left="3600" w:hanging="360"/>
+      </w:pPr>
+      <w:rPr>
+        <w:rFonts w:ascii="Courier New" w:hAnsi="Courier New" w:cs="Courier New" w:hint="default"/>
+      </w:rPr>
+    </w:lvl>
+    <w:lvl w:ilvl="5" w:tplc="04100005" w:tentative="1">
+      <w:start w:val="1"/>
+      <w:numFmt w:val="bullet"/>
+      <w:lvlText w:val=""/>
+      <w:lvlJc w:val="left"/>
+      <w:pPr>
+        <w:ind w:left="4320" w:hanging="360"/>
+      </w:pPr>
+      <w:rPr>
+        <w:rFonts w:ascii="Wingdings" w:hAnsi="Wingdings" w:hint="default"/>
+      </w:rPr>
+    </w:lvl>
+    <w:lvl w:ilvl="6" w:tplc="04100001" w:tentative="1">
+      <w:start w:val="1"/>
+      <w:numFmt w:val="bullet"/>
+      <w:lvlText w:val=""/>
+      <w:lvlJc w:val="left"/>
+      <w:pPr>
+        <w:ind w:left="5040" w:hanging="360"/>
+      </w:pPr>
+      <w:rPr>
+        <w:rFonts w:ascii="Symbol" w:hAnsi="Symbol" w:hint="default"/>
+      </w:rPr>
+    </w:lvl>
+    <w:lvl w:ilvl="7" w:tplc="04100003" w:tentative="1">
+      <w:start w:val="1"/>
+      <w:numFmt w:val="bullet"/>
+      <w:lvlText w:val="o"/>
+      <w:lvlJc w:val="left"/>
+      <w:pPr>
+        <w:ind w:left="5760" w:hanging="360"/>
+      </w:pPr>
+      <w:rPr>
+        <w:rFonts w:ascii="Courier New" w:hAnsi="Courier New" w:cs="Courier New" w:hint="default"/>
+      </w:rPr>
+    </w:lvl>
+    <w:lvl w:ilvl="8" w:tplc="04100005" w:tentative="1">
+      <w:start w:val="1"/>
+      <w:numFmt w:val="bullet"/>
+      <w:lvlText w:val=""/>
+      <w:lvlJc w:val="left"/>
+      <w:pPr>
+        <w:ind w:left="6480" w:hanging="360"/>
+      </w:pPr>
+      <w:rPr>
+        <w:rFonts w:ascii="Wingdings" w:hAnsi="Wingdings" w:hint="default"/>
+      </w:rPr>
+    </w:lvl>
+  </w:abstractNum>
   <w:num w:numId="1" w16cid:durableId="739601253">
     <w:abstractNumId w:val="7"/>
   </w:num>
@@ -9781,6 +9965,9 @@
   </w:num>
   <w:num w:numId="11" w16cid:durableId="1224872118">
     <w:abstractNumId w:val="8"/>
+  </w:num>
+  <w:num w:numId="12" w16cid:durableId="1235776289">
+    <w:abstractNumId w:val="11"/>
   </w:num>
 </w:numbering>
 </file>
@@ -10843,6 +11030,37 @@
       <w:szCs w:val="20"/>
     </w:rPr>
   </w:style>
+  <w:style w:type="paragraph" w:customStyle="1" w:styleId="ScreenshotManuale">
+    <w:name w:val="Screenshot_Manuale"/>
+    <w:basedOn w:val="Normal"/>
+    <w:link w:val="ScreenshotManualeChar"/>
+    <w:qFormat/>
+    <w:rsid w:val="009440E4"/>
+    <w:pPr>
+      <w:autoSpaceDE w:val="0"/>
+      <w:autoSpaceDN w:val="0"/>
+      <w:adjustRightInd w:val="0"/>
+      <w:spacing w:before="120" w:after="120" w:line="240" w:lineRule="auto"/>
+      <w:ind w:left="425" w:right="567" w:firstLine="142"/>
+      <w:jc w:val="center"/>
+    </w:pPr>
+    <w:rPr>
+      <w:rFonts w:ascii="Times New Roman" w:hAnsi="Times New Roman" w:cs="Times New Roman"/>
+      <w:noProof/>
+      <w:kern w:val="0"/>
+    </w:rPr>
+  </w:style>
+  <w:style w:type="character" w:customStyle="1" w:styleId="ScreenshotManualeChar">
+    <w:name w:val="Screenshot_Manuale Char"/>
+    <w:basedOn w:val="DefaultParagraphFont"/>
+    <w:link w:val="ScreenshotManuale"/>
+    <w:rsid w:val="009440E4"/>
+    <w:rPr>
+      <w:rFonts w:ascii="Times New Roman" w:hAnsi="Times New Roman" w:cs="Times New Roman"/>
+      <w:noProof/>
+      <w:kern w:val="0"/>
+    </w:rPr>
+  </w:style>
 </w:styles>
 </file>
 
@@ -10970,10 +11188,12 @@
     <w:rsid w:val="00444089"/>
     <w:rsid w:val="005805A2"/>
     <w:rsid w:val="0094198F"/>
+    <w:rsid w:val="00984ED7"/>
     <w:rsid w:val="00B20447"/>
     <w:rsid w:val="00C04935"/>
     <w:rsid w:val="00DF417D"/>
     <w:rsid w:val="00F32A97"/>
+    <w:rsid w:val="00FF45D5"/>
   </w:rsids>
   <m:mathPr>
     <m:mathFont m:val="Cambria Math"/>

--- a/docs/Euterpe guida utente.docx
+++ b/docs/Euterpe guida utente.docx
@@ -2174,7 +2174,39 @@
           <w:rFonts w:ascii="Times New Roman" w:hAnsi="Times New Roman" w:cs="Times New Roman"/>
           <w:kern w:val="0"/>
         </w:rPr>
-        <w:t xml:space="preserve">i file MP3 che si trovano a partire da una cartella radice. L’indice viene organizzato per artisti, album e tracce sulla </w:t>
+        <w:t xml:space="preserve">i file </w:t>
+      </w:r>
+      <w:r>
+        <w:rPr>
+          <w:rFonts w:ascii="Times New Roman" w:hAnsi="Times New Roman" w:cs="Times New Roman"/>
+          <w:b/>
+          <w:bCs/>
+          <w:kern w:val="0"/>
+        </w:rPr>
+        <w:t>MP3</w:t>
+      </w:r>
+      <w:r>
+        <w:rPr>
+          <w:rFonts w:ascii="Times New Roman" w:hAnsi="Times New Roman" w:cs="Times New Roman"/>
+          <w:kern w:val="0"/>
+        </w:rPr>
+        <w:t xml:space="preserve"> o </w:t>
+      </w:r>
+      <w:r>
+        <w:rPr>
+          <w:rFonts w:ascii="Times New Roman" w:hAnsi="Times New Roman" w:cs="Times New Roman"/>
+          <w:b/>
+          <w:bCs/>
+          <w:kern w:val="0"/>
+        </w:rPr>
+        <w:t>Flac</w:t>
+      </w:r>
+      <w:r>
+        <w:rPr>
+          <w:rFonts w:ascii="Times New Roman" w:hAnsi="Times New Roman" w:cs="Times New Roman"/>
+          <w:kern w:val="0"/>
+        </w:rPr>
+        <w:t xml:space="preserve"> che si trovano a partire da una cartella radice. L’indice viene organizzato per artisti, album e tracce sulla </w:t>
       </w:r>
       <w:r>
         <w:rPr>
@@ -2244,21 +2276,7 @@
           <w:rFonts w:ascii="Times New Roman" w:hAnsi="Times New Roman" w:cs="Times New Roman"/>
           <w:kern w:val="0"/>
         </w:rPr>
-        <w:t>riprodurlo integralmente o solo alcuni brani</w:t>
-      </w:r>
-      <w:r>
-        <w:rPr>
-          <w:rFonts w:ascii="Times New Roman" w:hAnsi="Times New Roman" w:cs="Times New Roman"/>
-          <w:kern w:val="0"/>
-        </w:rPr>
-        <w:t xml:space="preserve"> di questo</w:t>
-      </w:r>
-      <w:r>
-        <w:rPr>
-          <w:rFonts w:ascii="Times New Roman" w:hAnsi="Times New Roman" w:cs="Times New Roman"/>
-          <w:kern w:val="0"/>
-        </w:rPr>
-        <w:t>.</w:t>
+        <w:t>riprodurlo integralmente o solo alcuni brani.</w:t>
       </w:r>
     </w:p>
     <w:p>
@@ -2311,7 +2329,21 @@
           <w:rFonts w:ascii="Times New Roman" w:hAnsi="Times New Roman" w:cs="Times New Roman"/>
           <w:kern w:val="0"/>
         </w:rPr>
-        <w:t>possibile ricercare una stazione in base a parole chiave, e salvare le stazioni tra i preferiti per un più rapido accesso.</w:t>
+        <w:t xml:space="preserve">possibile ricercare una stazione in base a parole chiave, e salvare le stazioni tra i preferiti per un </w:t>
+      </w:r>
+      <w:r>
+        <w:rPr>
+          <w:rFonts w:ascii="Times New Roman" w:hAnsi="Times New Roman" w:cs="Times New Roman"/>
+          <w:kern w:val="0"/>
+        </w:rPr>
+        <w:t xml:space="preserve">accesso </w:t>
+      </w:r>
+      <w:r>
+        <w:rPr>
+          <w:rFonts w:ascii="Times New Roman" w:hAnsi="Times New Roman" w:cs="Times New Roman"/>
+          <w:kern w:val="0"/>
+        </w:rPr>
+        <w:t>più rapido.</w:t>
       </w:r>
     </w:p>
     <w:p>
@@ -2327,7 +2359,35 @@
           <w:rFonts w:ascii="Times New Roman" w:hAnsi="Times New Roman" w:cs="Times New Roman"/>
           <w:kern w:val="0"/>
         </w:rPr>
-        <w:t>Euterpe permette anche di estrarre le tracce di un cd audio in formato MP3. E’ possibile inoltre effettuare delle conversioni tra i più diffusi formati audio.</w:t>
+        <w:t>Euterpe permette anche di estrarre le tracce di un cd audio in formato MP3</w:t>
+      </w:r>
+      <w:r>
+        <w:rPr>
+          <w:rFonts w:ascii="Times New Roman" w:hAnsi="Times New Roman" w:cs="Times New Roman"/>
+          <w:kern w:val="0"/>
+        </w:rPr>
+        <w:t xml:space="preserve"> o Flac. È</w:t>
+      </w:r>
+      <w:r>
+        <w:rPr>
+          <w:rFonts w:ascii="Times New Roman" w:hAnsi="Times New Roman" w:cs="Times New Roman"/>
+          <w:kern w:val="0"/>
+        </w:rPr>
+        <w:t xml:space="preserve"> </w:t>
+      </w:r>
+      <w:r>
+        <w:rPr>
+          <w:rFonts w:ascii="Times New Roman" w:hAnsi="Times New Roman" w:cs="Times New Roman"/>
+          <w:kern w:val="0"/>
+        </w:rPr>
+        <w:t xml:space="preserve">inoltre </w:t>
+      </w:r>
+      <w:r>
+        <w:rPr>
+          <w:rFonts w:ascii="Times New Roman" w:hAnsi="Times New Roman" w:cs="Times New Roman"/>
+          <w:kern w:val="0"/>
+        </w:rPr>
+        <w:t>possibile effettuare conversioni tra i più diffusi formati audio.</w:t>
       </w:r>
     </w:p>
     <w:p>
@@ -2405,7 +2465,14 @@
           <w:rFonts w:ascii="Times New Roman" w:hAnsi="Times New Roman" w:cs="Times New Roman"/>
           <w:kern w:val="0"/>
         </w:rPr>
-        <w:t>3.</w:t>
+        <w:t>3</w:t>
+      </w:r>
+      <w:r>
+        <w:rPr>
+          <w:rFonts w:ascii="Times New Roman" w:hAnsi="Times New Roman" w:cs="Times New Roman"/>
+          <w:kern w:val="0"/>
+        </w:rPr>
+        <w:t xml:space="preserve"> o Flac</w:t>
       </w:r>
     </w:p>
     <w:p>
@@ -2452,7 +2519,7 @@
           <w:rFonts w:ascii="Times New Roman" w:hAnsi="Times New Roman" w:cs="Times New Roman"/>
           <w:kern w:val="0"/>
         </w:rPr>
-        <w:t>.</w:t>
+        <w:t xml:space="preserve"> o Flac</w:t>
       </w:r>
     </w:p>
     <w:p>
@@ -2474,6 +2541,22 @@
         </w:rPr>
         <w:t>Organizzare e indicizzare una libreria di file MP3</w:t>
       </w:r>
+      <w:r>
+        <w:rPr>
+          <w:rFonts w:ascii="Times New Roman" w:hAnsi="Times New Roman" w:cs="Times New Roman"/>
+          <w:kern w:val="0"/>
+        </w:rPr>
+        <w:t xml:space="preserve"> </w:t>
+      </w:r>
+      <w:proofErr w:type="spellStart"/>
+      <w:r>
+        <w:rPr>
+          <w:rFonts w:ascii="Times New Roman" w:hAnsi="Times New Roman" w:cs="Times New Roman"/>
+          <w:kern w:val="0"/>
+        </w:rPr>
+        <w:t>oFlac</w:t>
+      </w:r>
+      <w:proofErr w:type="spellEnd"/>
     </w:p>
     <w:p>
       <w:pPr>
@@ -3117,7 +3200,7 @@
                                     <pic:cNvPicPr/>
                                   </pic:nvPicPr>
                                   <pic:blipFill>
-                                    <a:blip r:embed="rId12"/>
+                                    <a:blip r:embed="rId13"/>
                                     <a:stretch>
                                       <a:fillRect/>
                                     </a:stretch>
@@ -3292,7 +3375,7 @@
                                           <pic:cNvPicPr/>
                                         </pic:nvPicPr>
                                         <pic:blipFill>
-                                          <a:blip r:embed="rId13"/>
+                                          <a:blip r:embed="rId14"/>
                                           <a:stretch>
                                             <a:fillRect/>
                                           </a:stretch>
@@ -3359,7 +3442,7 @@
                                     <pic:cNvPicPr/>
                                   </pic:nvPicPr>
                                   <pic:blipFill>
-                                    <a:blip r:embed="rId13"/>
+                                    <a:blip r:embed="rId15"/>
                                     <a:stretch>
                                       <a:fillRect/>
                                     </a:stretch>
@@ -3464,7 +3547,7 @@
                     <pic:cNvPicPr/>
                   </pic:nvPicPr>
                   <pic:blipFill>
-                    <a:blip r:embed="rId14"/>
+                    <a:blip r:embed="rId16"/>
                     <a:stretch>
                       <a:fillRect/>
                     </a:stretch>
@@ -3535,7 +3618,7 @@
                     <pic:cNvPicPr/>
                   </pic:nvPicPr>
                   <pic:blipFill>
-                    <a:blip r:embed="rId15"/>
+                    <a:blip r:embed="rId17"/>
                     <a:stretch>
                       <a:fillRect/>
                     </a:stretch>
@@ -3586,6 +3669,8 @@
           <w:ilvl w:val="0"/>
           <w:numId w:val="2"/>
         </w:numPr>
+        <w:spacing w:line="360" w:lineRule="auto"/>
+        <w:ind w:left="714" w:hanging="357"/>
         <w:rPr>
           <w:rFonts w:ascii="Times New Roman" w:hAnsi="Times New Roman" w:cs="Times New Roman"/>
           <w:kern w:val="0"/>
@@ -3610,144 +3695,6 @@
                 <pic:pic xmlns:pic="http://schemas.openxmlformats.org/drawingml/2006/picture">
                   <pic:nvPicPr>
                     <pic:cNvPr id="1807674162" name=""/>
-                    <pic:cNvPicPr/>
-                  </pic:nvPicPr>
-                  <pic:blipFill>
-                    <a:blip r:embed="rId16"/>
-                    <a:stretch>
-                      <a:fillRect/>
-                    </a:stretch>
-                  </pic:blipFill>
-                  <pic:spPr>
-                    <a:xfrm>
-                      <a:off x="0" y="0"/>
-                      <a:ext cx="367200" cy="367200"/>
-                    </a:xfrm>
-                    <a:prstGeom prst="rect">
-                      <a:avLst/>
-                    </a:prstGeom>
-                  </pic:spPr>
-                </pic:pic>
-              </a:graphicData>
-            </a:graphic>
-          </wp:inline>
-        </w:drawing>
-      </w:r>
-      <w:r>
-        <w:rPr>
-          <w:rFonts w:ascii="Times New Roman" w:hAnsi="Times New Roman" w:cs="Times New Roman"/>
-          <w:kern w:val="0"/>
-        </w:rPr>
-        <w:t>Menu, permette di aprire il menu del</w:t>
-      </w:r>
-      <w:r>
-        <w:rPr>
-          <w:rFonts w:ascii="Times New Roman" w:hAnsi="Times New Roman" w:cs="Times New Roman"/>
-          <w:kern w:val="0"/>
-        </w:rPr>
-        <w:t>l</w:t>
-      </w:r>
-      <w:r>
-        <w:rPr>
-          <w:rFonts w:ascii="Times New Roman" w:hAnsi="Times New Roman" w:cs="Times New Roman"/>
-          <w:kern w:val="0"/>
-        </w:rPr>
-        <w:t>’applicativo</w:t>
-      </w:r>
-    </w:p>
-    <w:p>
-      <w:pPr>
-        <w:pStyle w:val="ListParagraph"/>
-        <w:numPr>
-          <w:ilvl w:val="0"/>
-          <w:numId w:val="2"/>
-        </w:numPr>
-        <w:rPr>
-          <w:rFonts w:ascii="Times New Roman" w:hAnsi="Times New Roman" w:cs="Times New Roman"/>
-          <w:kern w:val="0"/>
-        </w:rPr>
-      </w:pPr>
-      <w:r>
-        <w:rPr>
-          <w:rFonts w:ascii="Times New Roman" w:hAnsi="Times New Roman" w:cs="Times New Roman"/>
-          <w:noProof/>
-          <w:kern w:val="0"/>
-        </w:rPr>
-        <w:drawing>
-          <wp:inline distT="0" distB="0" distL="0" distR="0" wp14:anchorId="034C76F4" wp14:editId="62B0EDFD">
-            <wp:extent cx="367200" cy="367200"/>
-            <wp:effectExtent l="0" t="0" r="0" b="0"/>
-            <wp:docPr id="350342102" name="Picture 1"/>
-            <wp:cNvGraphicFramePr>
-              <a:graphicFrameLocks xmlns:a="http://schemas.openxmlformats.org/drawingml/2006/main" noChangeAspect="1"/>
-            </wp:cNvGraphicFramePr>
-            <a:graphic xmlns:a="http://schemas.openxmlformats.org/drawingml/2006/main">
-              <a:graphicData uri="http://schemas.openxmlformats.org/drawingml/2006/picture">
-                <pic:pic xmlns:pic="http://schemas.openxmlformats.org/drawingml/2006/picture">
-                  <pic:nvPicPr>
-                    <pic:cNvPr id="350342102" name=""/>
-                    <pic:cNvPicPr/>
-                  </pic:nvPicPr>
-                  <pic:blipFill>
-                    <a:blip r:embed="rId17"/>
-                    <a:stretch>
-                      <a:fillRect/>
-                    </a:stretch>
-                  </pic:blipFill>
-                  <pic:spPr>
-                    <a:xfrm>
-                      <a:off x="0" y="0"/>
-                      <a:ext cx="367200" cy="367200"/>
-                    </a:xfrm>
-                    <a:prstGeom prst="rect">
-                      <a:avLst/>
-                    </a:prstGeom>
-                  </pic:spPr>
-                </pic:pic>
-              </a:graphicData>
-            </a:graphic>
-          </wp:inline>
-        </w:drawing>
-      </w:r>
-      <w:r>
-        <w:rPr>
-          <w:rFonts w:ascii="Times New Roman" w:hAnsi="Times New Roman" w:cs="Times New Roman"/>
-          <w:kern w:val="0"/>
-        </w:rPr>
-        <w:t xml:space="preserve"> Attiva la finestra dei File Mp3</w:t>
-      </w:r>
-    </w:p>
-    <w:p>
-      <w:pPr>
-        <w:pStyle w:val="ListParagraph"/>
-        <w:numPr>
-          <w:ilvl w:val="0"/>
-          <w:numId w:val="2"/>
-        </w:numPr>
-        <w:rPr>
-          <w:rFonts w:ascii="Times New Roman" w:hAnsi="Times New Roman" w:cs="Times New Roman"/>
-          <w:kern w:val="0"/>
-        </w:rPr>
-      </w:pPr>
-      <w:r>
-        <w:rPr>
-          <w:rFonts w:ascii="Times New Roman" w:hAnsi="Times New Roman" w:cs="Times New Roman"/>
-          <w:noProof/>
-          <w:kern w:val="0"/>
-        </w:rPr>
-        <w:drawing>
-          <wp:inline distT="0" distB="0" distL="0" distR="0" wp14:anchorId="4CB62717" wp14:editId="2B289E8D">
-            <wp:extent cx="367200" cy="367200"/>
-            <wp:effectExtent l="0" t="0" r="0" b="0"/>
-            <wp:docPr id="211902986" name="Picture 1"/>
-            <wp:cNvGraphicFramePr>
-              <a:graphicFrameLocks xmlns:a="http://schemas.openxmlformats.org/drawingml/2006/main" noChangeAspect="1"/>
-            </wp:cNvGraphicFramePr>
-            <a:graphic xmlns:a="http://schemas.openxmlformats.org/drawingml/2006/main">
-              <a:graphicData uri="http://schemas.openxmlformats.org/drawingml/2006/picture">
-                <pic:pic xmlns:pic="http://schemas.openxmlformats.org/drawingml/2006/picture">
-                  <pic:nvPicPr>
-                    <pic:cNvPr id="211902986" name=""/>
                     <pic:cNvPicPr/>
                   </pic:nvPicPr>
                   <pic:blipFill>
@@ -3776,7 +3723,21 @@
           <w:rFonts w:ascii="Times New Roman" w:hAnsi="Times New Roman" w:cs="Times New Roman"/>
           <w:kern w:val="0"/>
         </w:rPr>
-        <w:t xml:space="preserve"> Attiva la finestra stazioni radio</w:t>
+        <w:t>Menu, permette di aprire il menu del</w:t>
+      </w:r>
+      <w:r>
+        <w:rPr>
+          <w:rFonts w:ascii="Times New Roman" w:hAnsi="Times New Roman" w:cs="Times New Roman"/>
+          <w:kern w:val="0"/>
+        </w:rPr>
+        <w:t>l</w:t>
+      </w:r>
+      <w:r>
+        <w:rPr>
+          <w:rFonts w:ascii="Times New Roman" w:hAnsi="Times New Roman" w:cs="Times New Roman"/>
+          <w:kern w:val="0"/>
+        </w:rPr>
+        <w:t>’applicativo</w:t>
       </w:r>
     </w:p>
     <w:p>
@@ -3786,6 +3747,8 @@
           <w:ilvl w:val="0"/>
           <w:numId w:val="2"/>
         </w:numPr>
+        <w:spacing w:line="360" w:lineRule="auto"/>
+        <w:ind w:left="714" w:hanging="357"/>
         <w:rPr>
           <w:rFonts w:ascii="Times New Roman" w:hAnsi="Times New Roman" w:cs="Times New Roman"/>
           <w:kern w:val="0"/>
@@ -3798,10 +3761,10 @@
           <w:kern w:val="0"/>
         </w:rPr>
         <w:drawing>
-          <wp:inline distT="0" distB="0" distL="0" distR="0" wp14:anchorId="78B64B7D" wp14:editId="7E4EBAF2">
+          <wp:inline distT="0" distB="0" distL="0" distR="0" wp14:anchorId="034C76F4" wp14:editId="62B0EDFD">
             <wp:extent cx="367200" cy="367200"/>
             <wp:effectExtent l="0" t="0" r="0" b="0"/>
-            <wp:docPr id="2122429622" name="Picture 1"/>
+            <wp:docPr id="350342102" name="Picture 1"/>
             <wp:cNvGraphicFramePr>
               <a:graphicFrameLocks xmlns:a="http://schemas.openxmlformats.org/drawingml/2006/main" noChangeAspect="1"/>
             </wp:cNvGraphicFramePr>
@@ -3809,7 +3772,7 @@
               <a:graphicData uri="http://schemas.openxmlformats.org/drawingml/2006/picture">
                 <pic:pic xmlns:pic="http://schemas.openxmlformats.org/drawingml/2006/picture">
                   <pic:nvPicPr>
-                    <pic:cNvPr id="2122429622" name=""/>
+                    <pic:cNvPr id="350342102" name=""/>
                     <pic:cNvPicPr/>
                   </pic:nvPicPr>
                   <pic:blipFill>
@@ -3838,6 +3801,141 @@
           <w:rFonts w:ascii="Times New Roman" w:hAnsi="Times New Roman" w:cs="Times New Roman"/>
           <w:kern w:val="0"/>
         </w:rPr>
+        <w:t xml:space="preserve"> Attiva la finestra de</w:t>
+      </w:r>
+      <w:r>
+        <w:rPr>
+          <w:rFonts w:ascii="Times New Roman" w:hAnsi="Times New Roman" w:cs="Times New Roman"/>
+          <w:kern w:val="0"/>
+        </w:rPr>
+        <w:t>ll’archivio musicale</w:t>
+      </w:r>
+    </w:p>
+    <w:p>
+      <w:pPr>
+        <w:pStyle w:val="ListParagraph"/>
+        <w:numPr>
+          <w:ilvl w:val="0"/>
+          <w:numId w:val="2"/>
+        </w:numPr>
+        <w:spacing w:line="360" w:lineRule="auto"/>
+        <w:ind w:left="714" w:hanging="357"/>
+        <w:rPr>
+          <w:rFonts w:ascii="Times New Roman" w:hAnsi="Times New Roman" w:cs="Times New Roman"/>
+          <w:kern w:val="0"/>
+        </w:rPr>
+      </w:pPr>
+      <w:r>
+        <w:rPr>
+          <w:rFonts w:ascii="Times New Roman" w:hAnsi="Times New Roman" w:cs="Times New Roman"/>
+          <w:noProof/>
+          <w:kern w:val="0"/>
+        </w:rPr>
+        <w:drawing>
+          <wp:inline distT="0" distB="0" distL="0" distR="0" wp14:anchorId="4CB62717" wp14:editId="2B289E8D">
+            <wp:extent cx="367200" cy="367200"/>
+            <wp:effectExtent l="0" t="0" r="0" b="0"/>
+            <wp:docPr id="211902986" name="Picture 1"/>
+            <wp:cNvGraphicFramePr>
+              <a:graphicFrameLocks xmlns:a="http://schemas.openxmlformats.org/drawingml/2006/main" noChangeAspect="1"/>
+            </wp:cNvGraphicFramePr>
+            <a:graphic xmlns:a="http://schemas.openxmlformats.org/drawingml/2006/main">
+              <a:graphicData uri="http://schemas.openxmlformats.org/drawingml/2006/picture">
+                <pic:pic xmlns:pic="http://schemas.openxmlformats.org/drawingml/2006/picture">
+                  <pic:nvPicPr>
+                    <pic:cNvPr id="211902986" name=""/>
+                    <pic:cNvPicPr/>
+                  </pic:nvPicPr>
+                  <pic:blipFill>
+                    <a:blip r:embed="rId20"/>
+                    <a:stretch>
+                      <a:fillRect/>
+                    </a:stretch>
+                  </pic:blipFill>
+                  <pic:spPr>
+                    <a:xfrm>
+                      <a:off x="0" y="0"/>
+                      <a:ext cx="367200" cy="367200"/>
+                    </a:xfrm>
+                    <a:prstGeom prst="rect">
+                      <a:avLst/>
+                    </a:prstGeom>
+                  </pic:spPr>
+                </pic:pic>
+              </a:graphicData>
+            </a:graphic>
+          </wp:inline>
+        </w:drawing>
+      </w:r>
+      <w:r>
+        <w:rPr>
+          <w:rFonts w:ascii="Times New Roman" w:hAnsi="Times New Roman" w:cs="Times New Roman"/>
+          <w:kern w:val="0"/>
+        </w:rPr>
+        <w:t xml:space="preserve"> Attiva la finestra stazioni radio</w:t>
+      </w:r>
+    </w:p>
+    <w:p>
+      <w:pPr>
+        <w:pStyle w:val="ListParagraph"/>
+        <w:numPr>
+          <w:ilvl w:val="0"/>
+          <w:numId w:val="2"/>
+        </w:numPr>
+        <w:spacing w:line="360" w:lineRule="auto"/>
+        <w:ind w:left="714" w:hanging="357"/>
+        <w:rPr>
+          <w:rFonts w:ascii="Times New Roman" w:hAnsi="Times New Roman" w:cs="Times New Roman"/>
+          <w:kern w:val="0"/>
+        </w:rPr>
+      </w:pPr>
+      <w:r>
+        <w:rPr>
+          <w:rFonts w:ascii="Times New Roman" w:hAnsi="Times New Roman" w:cs="Times New Roman"/>
+          <w:noProof/>
+          <w:kern w:val="0"/>
+        </w:rPr>
+        <w:drawing>
+          <wp:inline distT="0" distB="0" distL="0" distR="0" wp14:anchorId="78B64B7D" wp14:editId="7E4EBAF2">
+            <wp:extent cx="367200" cy="367200"/>
+            <wp:effectExtent l="0" t="0" r="0" b="0"/>
+            <wp:docPr id="2122429622" name="Picture 1"/>
+            <wp:cNvGraphicFramePr>
+              <a:graphicFrameLocks xmlns:a="http://schemas.openxmlformats.org/drawingml/2006/main" noChangeAspect="1"/>
+            </wp:cNvGraphicFramePr>
+            <a:graphic xmlns:a="http://schemas.openxmlformats.org/drawingml/2006/main">
+              <a:graphicData uri="http://schemas.openxmlformats.org/drawingml/2006/picture">
+                <pic:pic xmlns:pic="http://schemas.openxmlformats.org/drawingml/2006/picture">
+                  <pic:nvPicPr>
+                    <pic:cNvPr id="2122429622" name=""/>
+                    <pic:cNvPicPr/>
+                  </pic:nvPicPr>
+                  <pic:blipFill>
+                    <a:blip r:embed="rId21"/>
+                    <a:stretch>
+                      <a:fillRect/>
+                    </a:stretch>
+                  </pic:blipFill>
+                  <pic:spPr>
+                    <a:xfrm>
+                      <a:off x="0" y="0"/>
+                      <a:ext cx="367200" cy="367200"/>
+                    </a:xfrm>
+                    <a:prstGeom prst="rect">
+                      <a:avLst/>
+                    </a:prstGeom>
+                  </pic:spPr>
+                </pic:pic>
+              </a:graphicData>
+            </a:graphic>
+          </wp:inline>
+        </w:drawing>
+      </w:r>
+      <w:r>
+        <w:rPr>
+          <w:rFonts w:ascii="Times New Roman" w:hAnsi="Times New Roman" w:cs="Times New Roman"/>
+          <w:kern w:val="0"/>
+        </w:rPr>
         <w:t xml:space="preserve"> Attiva la finestra riproduzione</w:t>
       </w:r>
     </w:p>
@@ -3885,6 +3983,7 @@
           <w:iCs/>
           <w:kern w:val="0"/>
         </w:rPr>
+        <w:lastRenderedPageBreak/>
         <w:t>Euterpe</w:t>
       </w:r>
       <w:r>
@@ -3906,7 +4005,21 @@
           <w:rFonts w:ascii="Times New Roman" w:hAnsi="Times New Roman" w:cs="Times New Roman"/>
           <w:kern w:val="0"/>
         </w:rPr>
-        <w:t xml:space="preserve">la schermata Mp3. </w:t>
+        <w:t xml:space="preserve">la schermata </w:t>
+      </w:r>
+      <w:r>
+        <w:rPr>
+          <w:rFonts w:ascii="Times New Roman" w:hAnsi="Times New Roman" w:cs="Times New Roman"/>
+          <w:kern w:val="0"/>
+        </w:rPr>
+        <w:t>Archivio musicale</w:t>
+      </w:r>
+      <w:r>
+        <w:rPr>
+          <w:rFonts w:ascii="Times New Roman" w:hAnsi="Times New Roman" w:cs="Times New Roman"/>
+          <w:kern w:val="0"/>
+        </w:rPr>
+        <w:t xml:space="preserve">. </w:t>
       </w:r>
     </w:p>
     <w:p>
@@ -3915,10 +4028,12 @@
       </w:pPr>
       <w:bookmarkStart w:id="7" w:name="_Toc224078300"/>
       <w:r>
-        <w:lastRenderedPageBreak/>
-        <w:t>La finestra MP3</w:t>
+        <w:t xml:space="preserve">La finestra </w:t>
       </w:r>
       <w:bookmarkEnd w:id="7"/>
+      <w:r>
+        <w:t>Archivio Musicale</w:t>
+      </w:r>
     </w:p>
     <w:p>
       <w:pPr>
@@ -3954,21 +4069,77 @@
           <w:rFonts w:ascii="Times New Roman" w:hAnsi="Times New Roman" w:cs="Times New Roman"/>
           <w:kern w:val="0"/>
         </w:rPr>
-        <w:t xml:space="preserve"> file mp3</w:t>
-      </w:r>
-      <w:r>
-        <w:rPr>
-          <w:rFonts w:ascii="Times New Roman" w:hAnsi="Times New Roman" w:cs="Times New Roman"/>
-          <w:kern w:val="0"/>
-        </w:rPr>
-        <w:t>, accanto a questa troviamo</w:t>
-      </w:r>
-      <w:r>
-        <w:rPr>
-          <w:rFonts w:ascii="Times New Roman" w:hAnsi="Times New Roman" w:cs="Times New Roman"/>
-          <w:kern w:val="0"/>
-        </w:rPr>
-        <w:t xml:space="preserve"> la casella in cui digitare il testo pe</w:t>
+        <w:t xml:space="preserve"> file </w:t>
+      </w:r>
+      <w:r>
+        <w:rPr>
+          <w:rFonts w:ascii="Times New Roman" w:hAnsi="Times New Roman" w:cs="Times New Roman"/>
+          <w:kern w:val="0"/>
+        </w:rPr>
+        <w:t xml:space="preserve">musicali </w:t>
+      </w:r>
+      <w:r>
+        <w:rPr>
+          <w:rFonts w:ascii="Times New Roman" w:hAnsi="Times New Roman" w:cs="Times New Roman"/>
+          <w:kern w:val="0"/>
+        </w:rPr>
+        <w:t>M</w:t>
+      </w:r>
+      <w:r>
+        <w:rPr>
+          <w:rFonts w:ascii="Times New Roman" w:hAnsi="Times New Roman" w:cs="Times New Roman"/>
+          <w:kern w:val="0"/>
+        </w:rPr>
+        <w:t>p3</w:t>
+      </w:r>
+      <w:r>
+        <w:rPr>
+          <w:rFonts w:ascii="Times New Roman" w:hAnsi="Times New Roman" w:cs="Times New Roman"/>
+          <w:kern w:val="0"/>
+        </w:rPr>
+        <w:t xml:space="preserve"> </w:t>
+      </w:r>
+      <w:r>
+        <w:rPr>
+          <w:rFonts w:ascii="Times New Roman" w:hAnsi="Times New Roman" w:cs="Times New Roman"/>
+          <w:kern w:val="0"/>
+        </w:rPr>
+        <w:t>e</w:t>
+      </w:r>
+      <w:r>
+        <w:rPr>
+          <w:rFonts w:ascii="Times New Roman" w:hAnsi="Times New Roman" w:cs="Times New Roman"/>
+          <w:kern w:val="0"/>
+        </w:rPr>
+        <w:t xml:space="preserve"> Flac</w:t>
+      </w:r>
+      <w:r>
+        <w:rPr>
+          <w:rFonts w:ascii="Times New Roman" w:hAnsi="Times New Roman" w:cs="Times New Roman"/>
+          <w:kern w:val="0"/>
+        </w:rPr>
+        <w:t xml:space="preserve">, </w:t>
+      </w:r>
+      <w:r>
+        <w:rPr>
+          <w:rFonts w:ascii="Times New Roman" w:hAnsi="Times New Roman" w:cs="Times New Roman"/>
+          <w:kern w:val="0"/>
+        </w:rPr>
+        <w:t xml:space="preserve">con </w:t>
+      </w:r>
+      <w:r>
+        <w:rPr>
+          <w:rFonts w:ascii="Times New Roman" w:hAnsi="Times New Roman" w:cs="Times New Roman"/>
+          <w:kern w:val="0"/>
+        </w:rPr>
+        <w:t xml:space="preserve">accanto </w:t>
+      </w:r>
+      <w:r>
+        <w:rPr>
+          <w:rFonts w:ascii="Times New Roman" w:hAnsi="Times New Roman" w:cs="Times New Roman"/>
+          <w:kern w:val="0"/>
+        </w:rPr>
+        <w:t>la casella in cui digitare il testo pe</w:t>
       </w:r>
       <w:r>
         <w:rPr>
@@ -4022,7 +4193,7 @@
                     <pic:cNvPicPr/>
                   </pic:nvPicPr>
                   <pic:blipFill>
-                    <a:blip r:embed="rId20"/>
+                    <a:blip r:embed="rId22"/>
                     <a:stretch>
                       <a:fillRect/>
                     </a:stretch>
@@ -4089,21 +4260,28 @@
           <w:rFonts w:ascii="Times New Roman" w:hAnsi="Times New Roman" w:cs="Times New Roman"/>
           <w:kern w:val="0"/>
         </w:rPr>
-        <w:t xml:space="preserve">, accanto </w:t>
-      </w:r>
-      <w:r>
-        <w:rPr>
-          <w:rFonts w:ascii="Times New Roman" w:hAnsi="Times New Roman" w:cs="Times New Roman"/>
-          <w:kern w:val="0"/>
-        </w:rPr>
-        <w:t xml:space="preserve">a questo </w:t>
-      </w:r>
-      <w:r>
-        <w:rPr>
-          <w:rFonts w:ascii="Times New Roman" w:hAnsi="Times New Roman" w:cs="Times New Roman"/>
-          <w:kern w:val="0"/>
-        </w:rPr>
-        <w:t xml:space="preserve">appare il percorso della cartella. Al primo avvio questa casella è vuota ai successivi </w:t>
+        <w:t>; il percorso della cartella attuale appare nella casella</w:t>
+      </w:r>
+      <w:r>
+        <w:rPr>
+          <w:rFonts w:ascii="Times New Roman" w:hAnsi="Times New Roman" w:cs="Times New Roman"/>
+          <w:kern w:val="0"/>
+        </w:rPr>
+        <w:t xml:space="preserve">. Al primo avvio </w:t>
+      </w:r>
+      <w:r>
+        <w:rPr>
+          <w:rFonts w:ascii="Times New Roman" w:hAnsi="Times New Roman" w:cs="Times New Roman"/>
+          <w:kern w:val="0"/>
+        </w:rPr>
+        <w:t>la</w:t>
+      </w:r>
+      <w:r>
+        <w:rPr>
+          <w:rFonts w:ascii="Times New Roman" w:hAnsi="Times New Roman" w:cs="Times New Roman"/>
+          <w:kern w:val="0"/>
+        </w:rPr>
+        <w:t xml:space="preserve"> casella è vuota ai successivi </w:t>
       </w:r>
       <w:r>
         <w:rPr>
@@ -4117,7 +4295,7 @@
           <w:rFonts w:ascii="Times New Roman" w:hAnsi="Times New Roman" w:cs="Times New Roman"/>
           <w:kern w:val="0"/>
         </w:rPr>
-        <w:t xml:space="preserve"> il </w:t>
+        <w:t xml:space="preserve"> </w:t>
       </w:r>
       <w:r>
         <w:rPr>
@@ -4216,7 +4394,21 @@
           <w:rFonts w:ascii="Times New Roman" w:hAnsi="Times New Roman" w:cs="Times New Roman"/>
           <w:kern w:val="0"/>
         </w:rPr>
-        <w:t>Quando il file indice viene trovato il suo contenuto è utilizzato per popolare i riquadri della finestra MP3.</w:t>
+        <w:t xml:space="preserve">Quando il file indice viene trovato il suo contenuto è utilizzato per popolare i riquadri della finestra </w:t>
+      </w:r>
+      <w:r>
+        <w:rPr>
+          <w:rFonts w:ascii="Times New Roman" w:hAnsi="Times New Roman" w:cs="Times New Roman"/>
+          <w:kern w:val="0"/>
+        </w:rPr>
+        <w:t>Archivio musicale</w:t>
+      </w:r>
+      <w:r>
+        <w:rPr>
+          <w:rFonts w:ascii="Times New Roman" w:hAnsi="Times New Roman" w:cs="Times New Roman"/>
+          <w:kern w:val="0"/>
+        </w:rPr>
+        <w:t>.</w:t>
       </w:r>
     </w:p>
     <w:p>
@@ -4411,7 +4603,21 @@
           <w:rFonts w:ascii="Times New Roman" w:hAnsi="Times New Roman" w:cs="Times New Roman"/>
           <w:kern w:val="0"/>
         </w:rPr>
-        <w:t>al contenuto dei tag dei file MP3.</w:t>
+        <w:t>al contenuto dei tag dei file MP3</w:t>
+      </w:r>
+      <w:r>
+        <w:rPr>
+          <w:rFonts w:ascii="Times New Roman" w:hAnsi="Times New Roman" w:cs="Times New Roman"/>
+          <w:kern w:val="0"/>
+        </w:rPr>
+        <w:t xml:space="preserve"> o Flac</w:t>
+      </w:r>
+      <w:r>
+        <w:rPr>
+          <w:rFonts w:ascii="Times New Roman" w:hAnsi="Times New Roman" w:cs="Times New Roman"/>
+          <w:kern w:val="0"/>
+        </w:rPr>
+        <w:t>.</w:t>
       </w:r>
       <w:r>
         <w:rPr>
@@ -4508,17 +4714,77 @@
     <w:p>
       <w:pPr>
         <w:jc w:val="both"/>
-      </w:pPr>
-      <w:r>
-        <w:t>Mostra, in ordine alfabetico, l’elenco degli artisti presenti o eventualmente filtrati in base al genere musicale.</w:t>
+        <w:rPr>
+          <w:rFonts w:ascii="Times New Roman" w:hAnsi="Times New Roman" w:cs="Times New Roman"/>
+          <w:kern w:val="0"/>
+        </w:rPr>
+      </w:pPr>
+      <w:r>
+        <w:rPr>
+          <w:rFonts w:ascii="Times New Roman" w:hAnsi="Times New Roman" w:cs="Times New Roman"/>
+          <w:kern w:val="0"/>
+        </w:rPr>
+        <w:t>Mostra, in ordine alfabetico, l’elenco degli artisti presenti</w:t>
+      </w:r>
+      <w:r>
+        <w:rPr>
+          <w:rFonts w:ascii="Times New Roman" w:hAnsi="Times New Roman" w:cs="Times New Roman"/>
+          <w:kern w:val="0"/>
+        </w:rPr>
+        <w:t>,</w:t>
+      </w:r>
+      <w:r>
+        <w:rPr>
+          <w:rFonts w:ascii="Times New Roman" w:hAnsi="Times New Roman" w:cs="Times New Roman"/>
+          <w:kern w:val="0"/>
+        </w:rPr>
+        <w:t xml:space="preserve"> eventualmente filtrati in base al genere musicale.</w:t>
       </w:r>
     </w:p>
     <w:p>
       <w:pPr>
         <w:jc w:val="both"/>
-      </w:pPr>
-      <w:r>
-        <w:t>Quando il cursore si trova sul nome di un artista viene mostrato un tip con foto ed informazioni.</w:t>
+        <w:rPr>
+          <w:rFonts w:ascii="Times New Roman" w:hAnsi="Times New Roman" w:cs="Times New Roman"/>
+          <w:kern w:val="0"/>
+        </w:rPr>
+      </w:pPr>
+      <w:r>
+        <w:rPr>
+          <w:rFonts w:ascii="Times New Roman" w:hAnsi="Times New Roman" w:cs="Times New Roman"/>
+          <w:kern w:val="0"/>
+        </w:rPr>
+        <w:t xml:space="preserve">Quando il cursore si trova sul nome di un artista </w:t>
+      </w:r>
+      <w:r>
+        <w:rPr>
+          <w:rFonts w:ascii="Times New Roman" w:hAnsi="Times New Roman" w:cs="Times New Roman"/>
+          <w:kern w:val="0"/>
+        </w:rPr>
+        <w:t>se si fa clic col tasto destro appare</w:t>
+      </w:r>
+      <w:r>
+        <w:rPr>
+          <w:rFonts w:ascii="Times New Roman" w:hAnsi="Times New Roman" w:cs="Times New Roman"/>
+          <w:kern w:val="0"/>
+        </w:rPr>
+        <w:t xml:space="preserve"> un </w:t>
+      </w:r>
+      <w:proofErr w:type="spellStart"/>
+      <w:r>
+        <w:rPr>
+          <w:rFonts w:ascii="Times New Roman" w:hAnsi="Times New Roman" w:cs="Times New Roman"/>
+          <w:kern w:val="0"/>
+        </w:rPr>
+        <w:t>tip</w:t>
+      </w:r>
+      <w:proofErr w:type="spellEnd"/>
+      <w:r>
+        <w:rPr>
+          <w:rFonts w:ascii="Times New Roman" w:hAnsi="Times New Roman" w:cs="Times New Roman"/>
+          <w:kern w:val="0"/>
+        </w:rPr>
+        <w:t xml:space="preserve"> con foto ed informazioni.</w:t>
       </w:r>
     </w:p>
     <w:p>
@@ -4526,6 +4792,7 @@
         <w:pStyle w:val="ScreenshotManuale"/>
       </w:pPr>
       <w:r>
+        <w:lastRenderedPageBreak/>
         <w:drawing>
           <wp:inline distT="0" distB="0" distL="0" distR="0" wp14:anchorId="652E0299" wp14:editId="2DE0D6AA">
             <wp:extent cx="2264400" cy="3013200"/>
@@ -4542,7 +4809,7 @@
                     <pic:cNvPicPr/>
                   </pic:nvPicPr>
                   <pic:blipFill>
-                    <a:blip r:embed="rId21"/>
+                    <a:blip r:embed="rId23"/>
                     <a:stretch>
                       <a:fillRect/>
                     </a:stretch>
@@ -4569,7 +4836,6 @@
       </w:pPr>
       <w:bookmarkStart w:id="9" w:name="_Toc224078302"/>
       <w:r>
-        <w:lastRenderedPageBreak/>
         <w:t>Il riquadro album</w:t>
       </w:r>
       <w:bookmarkEnd w:id="9"/>
@@ -4676,7 +4942,7 @@
                     <pic:cNvPicPr/>
                   </pic:nvPicPr>
                   <pic:blipFill>
-                    <a:blip r:embed="rId22"/>
+                    <a:blip r:embed="rId24"/>
                     <a:stretch>
                       <a:fillRect/>
                     </a:stretch>
@@ -4700,30 +4966,50 @@
     <w:p>
       <w:pPr>
         <w:jc w:val="both"/>
-      </w:pPr>
-      <w:r>
-        <w:rPr>
+        <w:rPr>
+          <w:rFonts w:ascii="Times New Roman" w:hAnsi="Times New Roman" w:cs="Times New Roman"/>
+          <w:kern w:val="0"/>
+        </w:rPr>
+      </w:pPr>
+      <w:r>
+        <w:rPr>
+          <w:rFonts w:ascii="Times New Roman" w:hAnsi="Times New Roman" w:cs="Times New Roman"/>
           <w:i/>
           <w:iCs/>
+          <w:kern w:val="0"/>
         </w:rPr>
         <w:t>Aggiunge alla playlist</w:t>
       </w:r>
       <w:r>
+        <w:rPr>
+          <w:rFonts w:ascii="Times New Roman" w:hAnsi="Times New Roman" w:cs="Times New Roman"/>
+          <w:kern w:val="0"/>
+        </w:rPr>
         <w:t xml:space="preserve"> aggiunge allaplaylist attuale tutte le tracce dell’album (si veda più avanti)</w:t>
       </w:r>
     </w:p>
     <w:p>
       <w:pPr>
         <w:jc w:val="both"/>
-      </w:pPr>
-      <w:r>
-        <w:rPr>
+        <w:rPr>
+          <w:rFonts w:ascii="Times New Roman" w:hAnsi="Times New Roman" w:cs="Times New Roman"/>
+          <w:kern w:val="0"/>
+        </w:rPr>
+      </w:pPr>
+      <w:r>
+        <w:rPr>
+          <w:rFonts w:ascii="Times New Roman" w:hAnsi="Times New Roman" w:cs="Times New Roman"/>
           <w:i/>
           <w:iCs/>
+          <w:kern w:val="0"/>
         </w:rPr>
         <w:t>Informazioni</w:t>
       </w:r>
       <w:r>
+        <w:rPr>
+          <w:rFonts w:ascii="Times New Roman" w:hAnsi="Times New Roman" w:cs="Times New Roman"/>
+          <w:kern w:val="0"/>
+        </w:rPr>
         <w:t xml:space="preserve"> mostra informazioni riguardo all’album ed alle tracce</w:t>
       </w:r>
     </w:p>
@@ -4732,11 +5018,12 @@
         <w:pStyle w:val="ScreenshotManuale"/>
       </w:pPr>
       <w:r>
+        <w:lastRenderedPageBreak/>
         <w:drawing>
-          <wp:inline distT="0" distB="0" distL="0" distR="0" wp14:anchorId="1106372B" wp14:editId="48637535">
-            <wp:extent cx="2206800" cy="3236400"/>
-            <wp:effectExtent l="0" t="0" r="3175" b="2540"/>
-            <wp:docPr id="733988908" name="Picture 1"/>
+          <wp:inline distT="0" distB="0" distL="0" distR="0" wp14:anchorId="1691959A" wp14:editId="255CC441">
+            <wp:extent cx="2476800" cy="3776400"/>
+            <wp:effectExtent l="0" t="0" r="0" b="0"/>
+            <wp:docPr id="1728501283" name="Picture 1"/>
             <wp:cNvGraphicFramePr>
               <a:graphicFrameLocks xmlns:a="http://schemas.openxmlformats.org/drawingml/2006/main" noChangeAspect="1"/>
             </wp:cNvGraphicFramePr>
@@ -4744,11 +5031,11 @@
               <a:graphicData uri="http://schemas.openxmlformats.org/drawingml/2006/picture">
                 <pic:pic xmlns:pic="http://schemas.openxmlformats.org/drawingml/2006/picture">
                   <pic:nvPicPr>
-                    <pic:cNvPr id="733988908" name=""/>
+                    <pic:cNvPr id="1728501283" name=""/>
                     <pic:cNvPicPr/>
                   </pic:nvPicPr>
                   <pic:blipFill>
-                    <a:blip r:embed="rId23"/>
+                    <a:blip r:embed="rId25"/>
                     <a:stretch>
                       <a:fillRect/>
                     </a:stretch>
@@ -4756,7 +5043,7 @@
                   <pic:spPr>
                     <a:xfrm>
                       <a:off x="0" y="0"/>
-                      <a:ext cx="2206800" cy="3236400"/>
+                      <a:ext cx="2476800" cy="3776400"/>
                     </a:xfrm>
                     <a:prstGeom prst="rect">
                       <a:avLst/>
@@ -4770,25 +5057,40 @@
       </w:r>
     </w:p>
     <w:p>
-      <w:r>
-        <w:rPr>
+      <w:pPr>
+        <w:rPr>
+          <w:rFonts w:ascii="Times New Roman" w:hAnsi="Times New Roman" w:cs="Times New Roman"/>
+          <w:kern w:val="0"/>
+        </w:rPr>
+      </w:pPr>
+      <w:r>
+        <w:rPr>
+          <w:rFonts w:ascii="Times New Roman" w:hAnsi="Times New Roman" w:cs="Times New Roman"/>
           <w:i/>
           <w:iCs/>
+          <w:kern w:val="0"/>
         </w:rPr>
         <w:t>Edit tag</w:t>
       </w:r>
       <w:r>
+        <w:rPr>
+          <w:rFonts w:ascii="Times New Roman" w:hAnsi="Times New Roman" w:cs="Times New Roman"/>
+          <w:kern w:val="0"/>
+        </w:rPr>
         <w:t>, apre la finestra con le informazioni dettagliate sui tag dei brani dell’album</w:t>
       </w:r>
     </w:p>
     <w:p>
-      <w:r>
-        <w:lastRenderedPageBreak/>
+      <w:pPr>
+        <w:pStyle w:val="ScreenshotManuale"/>
+        <w:ind w:hanging="567"/>
+      </w:pPr>
+      <w:r>
         <w:drawing>
-          <wp:inline distT="0" distB="0" distL="0" distR="0" wp14:anchorId="3D056A84" wp14:editId="1740C336">
-            <wp:extent cx="6544800" cy="3625200"/>
-            <wp:effectExtent l="0" t="0" r="8890" b="0"/>
-            <wp:docPr id="1370845274" name="Picture 1"/>
+          <wp:inline distT="0" distB="0" distL="0" distR="0" wp14:anchorId="78FA284A" wp14:editId="752E44B1">
+            <wp:extent cx="6404400" cy="3546000"/>
+            <wp:effectExtent l="0" t="0" r="0" b="0"/>
+            <wp:docPr id="917805093" name="Picture 1"/>
             <wp:cNvGraphicFramePr>
               <a:graphicFrameLocks xmlns:a="http://schemas.openxmlformats.org/drawingml/2006/main" noChangeAspect="1"/>
             </wp:cNvGraphicFramePr>
@@ -4796,11 +5098,11 @@
               <a:graphicData uri="http://schemas.openxmlformats.org/drawingml/2006/picture">
                 <pic:pic xmlns:pic="http://schemas.openxmlformats.org/drawingml/2006/picture">
                   <pic:nvPicPr>
-                    <pic:cNvPr id="1370845274" name=""/>
+                    <pic:cNvPr id="917805093" name=""/>
                     <pic:cNvPicPr/>
                   </pic:nvPicPr>
                   <pic:blipFill>
-                    <a:blip r:embed="rId24"/>
+                    <a:blip r:embed="rId26"/>
                     <a:stretch>
                       <a:fillRect/>
                     </a:stretch>
@@ -4808,7 +5110,7 @@
                   <pic:spPr>
                     <a:xfrm>
                       <a:off x="0" y="0"/>
-                      <a:ext cx="6544800" cy="3625200"/>
+                      <a:ext cx="6404400" cy="3546000"/>
                     </a:xfrm>
                     <a:prstGeom prst="rect">
                       <a:avLst/>
@@ -4822,18 +5124,513 @@
       </w:r>
     </w:p>
     <w:p>
-      <w:r>
-        <w:t>In alto la cartella dove si trovano le tracce dell’album. Accanto il bottone salva per registrare nel file i tag modificati.</w:t>
-      </w:r>
-    </w:p>
-    <w:p>
-      <w:r>
-        <w:t>Sotto troviamo il riquadro dei dati globali (Artista, album, anno di produzione, genere e la copertina)</w:t>
-      </w:r>
-    </w:p>
-    <w:p>
-      <w:r>
-        <w:t>Se impostiamo dei dati globali e premiamo imposta questi verranno assegnati a tutte le tracce così come la copertina.</w:t>
+      <w:pPr>
+        <w:rPr>
+          <w:rFonts w:ascii="Times New Roman" w:hAnsi="Times New Roman" w:cs="Times New Roman"/>
+          <w:kern w:val="0"/>
+        </w:rPr>
+      </w:pPr>
+      <w:r>
+        <w:rPr>
+          <w:rFonts w:ascii="Times New Roman" w:hAnsi="Times New Roman" w:cs="Times New Roman"/>
+          <w:kern w:val="0"/>
+        </w:rPr>
+        <w:t xml:space="preserve">In alto </w:t>
+      </w:r>
+      <w:r>
+        <w:rPr>
+          <w:rFonts w:ascii="Times New Roman" w:hAnsi="Times New Roman" w:cs="Times New Roman"/>
+          <w:kern w:val="0"/>
+        </w:rPr>
+        <w:t>il nome del</w:t>
+      </w:r>
+      <w:r>
+        <w:rPr>
+          <w:rFonts w:ascii="Times New Roman" w:hAnsi="Times New Roman" w:cs="Times New Roman"/>
+          <w:kern w:val="0"/>
+        </w:rPr>
+        <w:t>la cartella dove si trovano le tracce dell’album</w:t>
+      </w:r>
+      <w:r>
+        <w:rPr>
+          <w:rFonts w:ascii="Times New Roman" w:hAnsi="Times New Roman" w:cs="Times New Roman"/>
+          <w:kern w:val="0"/>
+        </w:rPr>
+        <w:t xml:space="preserve"> con a</w:t>
+      </w:r>
+      <w:r>
+        <w:rPr>
+          <w:rFonts w:ascii="Times New Roman" w:hAnsi="Times New Roman" w:cs="Times New Roman"/>
+          <w:kern w:val="0"/>
+        </w:rPr>
+        <w:t xml:space="preserve">ccanto il bottone </w:t>
+      </w:r>
+      <w:r>
+        <w:rPr>
+          <w:rFonts w:ascii="Times New Roman" w:hAnsi="Times New Roman" w:cs="Times New Roman"/>
+          <w:i/>
+          <w:iCs/>
+          <w:kern w:val="0"/>
+        </w:rPr>
+        <w:t>S</w:t>
+      </w:r>
+      <w:r>
+        <w:rPr>
+          <w:rFonts w:ascii="Times New Roman" w:hAnsi="Times New Roman" w:cs="Times New Roman"/>
+          <w:i/>
+          <w:iCs/>
+          <w:kern w:val="0"/>
+        </w:rPr>
+        <w:t>alva</w:t>
+      </w:r>
+      <w:r>
+        <w:rPr>
+          <w:rFonts w:ascii="Times New Roman" w:hAnsi="Times New Roman" w:cs="Times New Roman"/>
+          <w:kern w:val="0"/>
+        </w:rPr>
+        <w:t xml:space="preserve"> per registrare nel file i tag modificati.</w:t>
+      </w:r>
+    </w:p>
+    <w:p>
+      <w:pPr>
+        <w:rPr>
+          <w:rFonts w:ascii="Times New Roman" w:hAnsi="Times New Roman" w:cs="Times New Roman"/>
+          <w:kern w:val="0"/>
+        </w:rPr>
+      </w:pPr>
+      <w:r>
+        <w:rPr>
+          <w:rFonts w:ascii="Times New Roman" w:hAnsi="Times New Roman" w:cs="Times New Roman"/>
+          <w:kern w:val="0"/>
+        </w:rPr>
+        <w:t>Sotto</w:t>
+      </w:r>
+      <w:r>
+        <w:rPr>
+          <w:rFonts w:ascii="Times New Roman" w:hAnsi="Times New Roman" w:cs="Times New Roman"/>
+          <w:kern w:val="0"/>
+        </w:rPr>
+        <w:t>, alla sinistra,</w:t>
+      </w:r>
+      <w:r>
+        <w:rPr>
+          <w:rFonts w:ascii="Times New Roman" w:hAnsi="Times New Roman" w:cs="Times New Roman"/>
+          <w:kern w:val="0"/>
+        </w:rPr>
+        <w:t xml:space="preserve"> troviamo il riquadro dei dati globali (Artista, album, anno di produzione, genere e la copertina)</w:t>
+      </w:r>
+    </w:p>
+    <w:p>
+      <w:pPr>
+        <w:rPr>
+          <w:rFonts w:ascii="Times New Roman" w:hAnsi="Times New Roman" w:cs="Times New Roman"/>
+          <w:kern w:val="0"/>
+        </w:rPr>
+      </w:pPr>
+      <w:r>
+        <w:rPr>
+          <w:rFonts w:ascii="Times New Roman" w:hAnsi="Times New Roman" w:cs="Times New Roman"/>
+          <w:kern w:val="0"/>
+        </w:rPr>
+        <w:lastRenderedPageBreak/>
+        <w:t xml:space="preserve">Se impostiamo dei dati globali e </w:t>
+      </w:r>
+      <w:r>
+        <w:rPr>
+          <w:rFonts w:ascii="Times New Roman" w:hAnsi="Times New Roman" w:cs="Times New Roman"/>
+          <w:kern w:val="0"/>
+        </w:rPr>
+        <w:t>si fa clic su</w:t>
+      </w:r>
+      <w:r>
+        <w:rPr>
+          <w:rFonts w:ascii="Times New Roman" w:hAnsi="Times New Roman" w:cs="Times New Roman"/>
+          <w:kern w:val="0"/>
+        </w:rPr>
+        <w:t xml:space="preserve"> </w:t>
+      </w:r>
+      <w:r>
+        <w:rPr>
+          <w:rFonts w:ascii="Times New Roman" w:hAnsi="Times New Roman" w:cs="Times New Roman"/>
+          <w:i/>
+          <w:iCs/>
+          <w:kern w:val="0"/>
+        </w:rPr>
+        <w:t>Applica info globali</w:t>
+      </w:r>
+      <w:r>
+        <w:rPr>
+          <w:rFonts w:ascii="Times New Roman" w:hAnsi="Times New Roman" w:cs="Times New Roman"/>
+          <w:kern w:val="0"/>
+        </w:rPr>
+        <w:t xml:space="preserve"> questi verranno assegnati a tutte le tracce così come la copertina.</w:t>
+      </w:r>
+    </w:p>
+    <w:p>
+      <w:pPr>
+        <w:rPr>
+          <w:rFonts w:ascii="Times New Roman" w:hAnsi="Times New Roman" w:cs="Times New Roman"/>
+          <w:kern w:val="0"/>
+        </w:rPr>
+      </w:pPr>
+      <w:r>
+        <w:rPr>
+          <w:rFonts w:ascii="Times New Roman" w:hAnsi="Times New Roman" w:cs="Times New Roman"/>
+          <w:kern w:val="0"/>
+        </w:rPr>
+        <w:t>Nel riquadro della copertina troviamo 4 bottoni:</w:t>
+      </w:r>
+    </w:p>
+    <w:p>
+      <w:pPr>
+        <w:rPr>
+          <w:rFonts w:ascii="Times New Roman" w:hAnsi="Times New Roman" w:cs="Times New Roman"/>
+          <w:kern w:val="0"/>
+        </w:rPr>
+      </w:pPr>
+      <w:r>
+        <w:rPr>
+          <w:rFonts w:ascii="Times New Roman" w:hAnsi="Times New Roman" w:cs="Times New Roman"/>
+          <w:i/>
+          <w:iCs/>
+          <w:kern w:val="0"/>
+        </w:rPr>
+        <w:t>Da file</w:t>
+      </w:r>
+      <w:r>
+        <w:rPr>
+          <w:rFonts w:ascii="Times New Roman" w:hAnsi="Times New Roman" w:cs="Times New Roman"/>
+          <w:kern w:val="0"/>
+        </w:rPr>
+        <w:t>: permette di caricare la copertina rileggendola da un file immagine presente nel disco di sistema.</w:t>
+      </w:r>
+    </w:p>
+    <w:p>
+      <w:pPr>
+        <w:rPr>
+          <w:rFonts w:ascii="Times New Roman" w:hAnsi="Times New Roman" w:cs="Times New Roman"/>
+          <w:kern w:val="0"/>
+        </w:rPr>
+      </w:pPr>
+      <w:r>
+        <w:rPr>
+          <w:rFonts w:ascii="Times New Roman" w:hAnsi="Times New Roman" w:cs="Times New Roman"/>
+          <w:i/>
+          <w:iCs/>
+          <w:kern w:val="0"/>
+        </w:rPr>
+        <w:t>Da clipboard</w:t>
+      </w:r>
+      <w:r>
+        <w:rPr>
+          <w:rFonts w:ascii="Times New Roman" w:hAnsi="Times New Roman" w:cs="Times New Roman"/>
+          <w:i/>
+          <w:iCs/>
+          <w:kern w:val="0"/>
+        </w:rPr>
+        <w:t>:</w:t>
+      </w:r>
+      <w:r>
+        <w:rPr>
+          <w:rFonts w:ascii="Times New Roman" w:hAnsi="Times New Roman" w:cs="Times New Roman"/>
+          <w:kern w:val="0"/>
+        </w:rPr>
+        <w:t xml:space="preserve"> permette di caricare la copertina direttamente dalla clipboard di sistema.</w:t>
+      </w:r>
+    </w:p>
+    <w:p>
+      <w:pPr>
+        <w:rPr>
+          <w:rFonts w:ascii="Times New Roman" w:hAnsi="Times New Roman" w:cs="Times New Roman"/>
+          <w:kern w:val="0"/>
+        </w:rPr>
+      </w:pPr>
+      <w:r>
+        <w:rPr>
+          <w:rFonts w:ascii="Times New Roman" w:hAnsi="Times New Roman" w:cs="Times New Roman"/>
+          <w:i/>
+          <w:iCs/>
+          <w:kern w:val="0"/>
+        </w:rPr>
+        <w:t>In rete</w:t>
+      </w:r>
+      <w:r>
+        <w:rPr>
+          <w:rFonts w:ascii="Times New Roman" w:hAnsi="Times New Roman" w:cs="Times New Roman"/>
+          <w:kern w:val="0"/>
+        </w:rPr>
+        <w:t>: effettua una ricerca in rete con nome artista, titolo album per trovare la copertina</w:t>
+      </w:r>
+    </w:p>
+    <w:p>
+      <w:pPr>
+        <w:rPr>
+          <w:rFonts w:ascii="Times New Roman" w:hAnsi="Times New Roman" w:cs="Times New Roman"/>
+          <w:kern w:val="0"/>
+        </w:rPr>
+      </w:pPr>
+      <w:r>
+        <w:rPr>
+          <w:rFonts w:ascii="Times New Roman" w:hAnsi="Times New Roman" w:cs="Times New Roman"/>
+          <w:i/>
+          <w:iCs/>
+          <w:kern w:val="0"/>
+        </w:rPr>
+        <w:t>Rimuovi</w:t>
+      </w:r>
+      <w:r>
+        <w:rPr>
+          <w:rFonts w:ascii="Times New Roman" w:hAnsi="Times New Roman" w:cs="Times New Roman"/>
+          <w:kern w:val="0"/>
+        </w:rPr>
+        <w:t>: elimina l’eventuale copertina presente.</w:t>
+      </w:r>
+    </w:p>
+    <w:p>
+      <w:pPr>
+        <w:rPr>
+          <w:rFonts w:ascii="Times New Roman" w:hAnsi="Times New Roman" w:cs="Times New Roman"/>
+          <w:kern w:val="0"/>
+        </w:rPr>
+      </w:pPr>
+      <w:r>
+        <w:rPr>
+          <w:rFonts w:ascii="Times New Roman" w:hAnsi="Times New Roman" w:cs="Times New Roman"/>
+          <w:kern w:val="0"/>
+        </w:rPr>
+        <w:t>Qualunque sia la modalità di caricamento scelta la dimensione dell’immagine viene ottimizzata per evitare di appesantire il file.</w:t>
+      </w:r>
+    </w:p>
+    <w:p>
+      <w:pPr>
+        <w:rPr>
+          <w:rFonts w:ascii="Times New Roman" w:hAnsi="Times New Roman" w:cs="Times New Roman"/>
+          <w:kern w:val="0"/>
+        </w:rPr>
+      </w:pPr>
+      <w:r>
+        <w:rPr>
+          <w:rFonts w:ascii="Times New Roman" w:hAnsi="Times New Roman" w:cs="Times New Roman"/>
+          <w:kern w:val="0"/>
+        </w:rPr>
+        <w:t>Nella parte destra troviamo la tabella con le informazioni delle tracce dell’album</w:t>
+      </w:r>
+      <w:r>
+        <w:rPr>
+          <w:rFonts w:ascii="Times New Roman" w:hAnsi="Times New Roman" w:cs="Times New Roman"/>
+          <w:kern w:val="0"/>
+        </w:rPr>
+        <w:t>. Sono presenti 9 colonne:</w:t>
+      </w:r>
+    </w:p>
+    <w:p>
+      <w:pPr>
+        <w:pStyle w:val="ListParagraph"/>
+        <w:numPr>
+          <w:ilvl w:val="0"/>
+          <w:numId w:val="13"/>
+        </w:numPr>
+        <w:rPr>
+          <w:rFonts w:ascii="Times New Roman" w:hAnsi="Times New Roman" w:cs="Times New Roman"/>
+          <w:kern w:val="0"/>
+        </w:rPr>
+      </w:pPr>
+      <w:r>
+        <w:rPr>
+          <w:rFonts w:ascii="Times New Roman" w:hAnsi="Times New Roman" w:cs="Times New Roman"/>
+          <w:kern w:val="0"/>
+        </w:rPr>
+        <w:t>Nome del file</w:t>
+      </w:r>
+    </w:p>
+    <w:p>
+      <w:pPr>
+        <w:pStyle w:val="ListParagraph"/>
+        <w:numPr>
+          <w:ilvl w:val="0"/>
+          <w:numId w:val="13"/>
+        </w:numPr>
+        <w:rPr>
+          <w:rFonts w:ascii="Times New Roman" w:hAnsi="Times New Roman" w:cs="Times New Roman"/>
+          <w:kern w:val="0"/>
+        </w:rPr>
+      </w:pPr>
+      <w:r>
+        <w:rPr>
+          <w:rFonts w:ascii="Times New Roman" w:hAnsi="Times New Roman" w:cs="Times New Roman"/>
+          <w:kern w:val="0"/>
+        </w:rPr>
+        <w:t>Titolo del brano</w:t>
+      </w:r>
+    </w:p>
+    <w:p>
+      <w:pPr>
+        <w:pStyle w:val="ListParagraph"/>
+        <w:numPr>
+          <w:ilvl w:val="0"/>
+          <w:numId w:val="13"/>
+        </w:numPr>
+        <w:rPr>
+          <w:rFonts w:ascii="Times New Roman" w:hAnsi="Times New Roman" w:cs="Times New Roman"/>
+          <w:kern w:val="0"/>
+        </w:rPr>
+      </w:pPr>
+      <w:r>
+        <w:rPr>
+          <w:rFonts w:ascii="Times New Roman" w:hAnsi="Times New Roman" w:cs="Times New Roman"/>
+          <w:kern w:val="0"/>
+        </w:rPr>
+        <w:t>Artista</w:t>
+      </w:r>
+    </w:p>
+    <w:p>
+      <w:pPr>
+        <w:pStyle w:val="ListParagraph"/>
+        <w:numPr>
+          <w:ilvl w:val="0"/>
+          <w:numId w:val="13"/>
+        </w:numPr>
+        <w:rPr>
+          <w:rFonts w:ascii="Times New Roman" w:hAnsi="Times New Roman" w:cs="Times New Roman"/>
+          <w:kern w:val="0"/>
+        </w:rPr>
+      </w:pPr>
+      <w:r>
+        <w:rPr>
+          <w:rFonts w:ascii="Times New Roman" w:hAnsi="Times New Roman" w:cs="Times New Roman"/>
+          <w:kern w:val="0"/>
+        </w:rPr>
+        <w:t>Titolo dell’album</w:t>
+      </w:r>
+    </w:p>
+    <w:p>
+      <w:pPr>
+        <w:pStyle w:val="ListParagraph"/>
+        <w:numPr>
+          <w:ilvl w:val="0"/>
+          <w:numId w:val="13"/>
+        </w:numPr>
+        <w:rPr>
+          <w:rFonts w:ascii="Times New Roman" w:hAnsi="Times New Roman" w:cs="Times New Roman"/>
+          <w:kern w:val="0"/>
+        </w:rPr>
+      </w:pPr>
+      <w:r>
+        <w:rPr>
+          <w:rFonts w:ascii="Times New Roman" w:hAnsi="Times New Roman" w:cs="Times New Roman"/>
+          <w:kern w:val="0"/>
+        </w:rPr>
+        <w:t>Anno di edizione</w:t>
+      </w:r>
+    </w:p>
+    <w:p>
+      <w:pPr>
+        <w:pStyle w:val="ListParagraph"/>
+        <w:numPr>
+          <w:ilvl w:val="0"/>
+          <w:numId w:val="13"/>
+        </w:numPr>
+        <w:rPr>
+          <w:rFonts w:ascii="Times New Roman" w:hAnsi="Times New Roman" w:cs="Times New Roman"/>
+          <w:kern w:val="0"/>
+        </w:rPr>
+      </w:pPr>
+      <w:r>
+        <w:rPr>
+          <w:rFonts w:ascii="Times New Roman" w:hAnsi="Times New Roman" w:cs="Times New Roman"/>
+          <w:kern w:val="0"/>
+        </w:rPr>
+        <w:t>Genere musicale</w:t>
+      </w:r>
+    </w:p>
+    <w:p>
+      <w:pPr>
+        <w:pStyle w:val="ListParagraph"/>
+        <w:numPr>
+          <w:ilvl w:val="0"/>
+          <w:numId w:val="13"/>
+        </w:numPr>
+        <w:rPr>
+          <w:rFonts w:ascii="Times New Roman" w:hAnsi="Times New Roman" w:cs="Times New Roman"/>
+          <w:kern w:val="0"/>
+        </w:rPr>
+      </w:pPr>
+      <w:r>
+        <w:rPr>
+          <w:rFonts w:ascii="Times New Roman" w:hAnsi="Times New Roman" w:cs="Times New Roman"/>
+          <w:kern w:val="0"/>
+        </w:rPr>
+        <w:t>Numero della traccia</w:t>
+      </w:r>
+    </w:p>
+    <w:p>
+      <w:pPr>
+        <w:pStyle w:val="ListParagraph"/>
+        <w:numPr>
+          <w:ilvl w:val="0"/>
+          <w:numId w:val="13"/>
+        </w:numPr>
+        <w:rPr>
+          <w:rFonts w:ascii="Times New Roman" w:hAnsi="Times New Roman" w:cs="Times New Roman"/>
+          <w:kern w:val="0"/>
+        </w:rPr>
+      </w:pPr>
+      <w:r>
+        <w:rPr>
+          <w:rFonts w:ascii="Times New Roman" w:hAnsi="Times New Roman" w:cs="Times New Roman"/>
+          <w:kern w:val="0"/>
+        </w:rPr>
+        <w:t>Durata</w:t>
+      </w:r>
+    </w:p>
+    <w:p>
+      <w:pPr>
+        <w:pStyle w:val="ListParagraph"/>
+        <w:numPr>
+          <w:ilvl w:val="0"/>
+          <w:numId w:val="13"/>
+        </w:numPr>
+        <w:rPr>
+          <w:rFonts w:ascii="Times New Roman" w:hAnsi="Times New Roman" w:cs="Times New Roman"/>
+          <w:kern w:val="0"/>
+        </w:rPr>
+      </w:pPr>
+      <w:r>
+        <w:rPr>
+          <w:rFonts w:ascii="Times New Roman" w:hAnsi="Times New Roman" w:cs="Times New Roman"/>
+          <w:kern w:val="0"/>
+        </w:rPr>
+        <w:t>Formato</w:t>
+      </w:r>
+    </w:p>
+    <w:p>
+      <w:pPr>
+        <w:rPr>
+          <w:rFonts w:ascii="Times New Roman" w:hAnsi="Times New Roman" w:cs="Times New Roman"/>
+          <w:kern w:val="0"/>
+        </w:rPr>
+      </w:pPr>
+      <w:r>
+        <w:rPr>
+          <w:rFonts w:ascii="Times New Roman" w:hAnsi="Times New Roman" w:cs="Times New Roman"/>
+          <w:kern w:val="0"/>
+        </w:rPr>
+        <w:t>I campi 2, 3, 4, 5, 6, 7 sono editabili e possono essere impostati singolarmente.</w:t>
+      </w:r>
+    </w:p>
+    <w:p>
+      <w:pPr>
+        <w:rPr>
+          <w:rFonts w:ascii="Times New Roman" w:hAnsi="Times New Roman" w:cs="Times New Roman"/>
+          <w:kern w:val="0"/>
+        </w:rPr>
+      </w:pPr>
+      <w:r>
+        <w:rPr>
+          <w:rFonts w:ascii="Times New Roman" w:hAnsi="Times New Roman" w:cs="Times New Roman"/>
+          <w:kern w:val="0"/>
+        </w:rPr>
+        <w:t>Dopo aver modificato alcune informazioni è possibile salvarle nei file musicale facendo clic su Salva.</w:t>
       </w:r>
     </w:p>
     <w:p>
@@ -4951,6 +5748,245 @@
           <w:kern w:val="0"/>
         </w:rPr>
         <w:t xml:space="preserve"> appare l’elenco delle tracce dell’album ordinate secondo la sequenza con cui si trovano sul disco o CD originale.</w:t>
+      </w:r>
+    </w:p>
+    <w:p>
+      <w:pPr>
+        <w:jc w:val="both"/>
+        <w:rPr>
+          <w:rFonts w:ascii="Times New Roman" w:hAnsi="Times New Roman" w:cs="Times New Roman"/>
+          <w:kern w:val="0"/>
+        </w:rPr>
+      </w:pPr>
+      <w:r>
+        <w:rPr>
+          <w:rFonts w:ascii="Times New Roman" w:hAnsi="Times New Roman" w:cs="Times New Roman"/>
+          <w:kern w:val="0"/>
+        </w:rPr>
+        <w:t xml:space="preserve">Selezionando una traccia </w:t>
+      </w:r>
+      <w:r>
+        <w:rPr>
+          <w:rFonts w:ascii="Times New Roman" w:hAnsi="Times New Roman" w:cs="Times New Roman"/>
+          <w:kern w:val="0"/>
+        </w:rPr>
+        <w:t>e facendo clic col tasto destro si apre il menu contestuale:</w:t>
+      </w:r>
+    </w:p>
+    <w:p>
+      <w:pPr>
+        <w:pStyle w:val="ScreenshotManuale"/>
+      </w:pPr>
+      <w:r>
+        <w:drawing>
+          <wp:inline distT="0" distB="0" distL="0" distR="0" wp14:anchorId="2D26FB84" wp14:editId="4CFB573F">
+            <wp:extent cx="1144800" cy="327600"/>
+            <wp:effectExtent l="0" t="0" r="0" b="0"/>
+            <wp:docPr id="784009119" name="Picture 1"/>
+            <wp:cNvGraphicFramePr>
+              <a:graphicFrameLocks xmlns:a="http://schemas.openxmlformats.org/drawingml/2006/main" noChangeAspect="1"/>
+            </wp:cNvGraphicFramePr>
+            <a:graphic xmlns:a="http://schemas.openxmlformats.org/drawingml/2006/main">
+              <a:graphicData uri="http://schemas.openxmlformats.org/drawingml/2006/picture">
+                <pic:pic xmlns:pic="http://schemas.openxmlformats.org/drawingml/2006/picture">
+                  <pic:nvPicPr>
+                    <pic:cNvPr id="784009119" name=""/>
+                    <pic:cNvPicPr/>
+                  </pic:nvPicPr>
+                  <pic:blipFill>
+                    <a:blip r:embed="rId27"/>
+                    <a:stretch>
+                      <a:fillRect/>
+                    </a:stretch>
+                  </pic:blipFill>
+                  <pic:spPr>
+                    <a:xfrm>
+                      <a:off x="0" y="0"/>
+                      <a:ext cx="1144800" cy="327600"/>
+                    </a:xfrm>
+                    <a:prstGeom prst="rect">
+                      <a:avLst/>
+                    </a:prstGeom>
+                  </pic:spPr>
+                </pic:pic>
+              </a:graphicData>
+            </a:graphic>
+          </wp:inline>
+        </w:drawing>
+      </w:r>
+    </w:p>
+    <w:p>
+      <w:pPr>
+        <w:jc w:val="both"/>
+        <w:rPr>
+          <w:rFonts w:ascii="Times New Roman" w:hAnsi="Times New Roman" w:cs="Times New Roman"/>
+          <w:kern w:val="0"/>
+        </w:rPr>
+      </w:pPr>
+      <w:r>
+        <w:rPr>
+          <w:rFonts w:ascii="Times New Roman" w:hAnsi="Times New Roman" w:cs="Times New Roman"/>
+          <w:i/>
+          <w:iCs/>
+          <w:kern w:val="0"/>
+        </w:rPr>
+        <w:t>Aggiunge alla play list</w:t>
+      </w:r>
+      <w:r>
+        <w:rPr>
+          <w:rFonts w:ascii="Times New Roman" w:hAnsi="Times New Roman" w:cs="Times New Roman"/>
+          <w:kern w:val="0"/>
+        </w:rPr>
+        <w:t xml:space="preserve">, </w:t>
+      </w:r>
+      <w:r>
+        <w:rPr>
+          <w:rFonts w:ascii="Times New Roman" w:hAnsi="Times New Roman" w:cs="Times New Roman"/>
+          <w:kern w:val="0"/>
+        </w:rPr>
+        <w:t>accoda</w:t>
+      </w:r>
+      <w:r>
+        <w:rPr>
+          <w:rFonts w:ascii="Times New Roman" w:hAnsi="Times New Roman" w:cs="Times New Roman"/>
+          <w:kern w:val="0"/>
+        </w:rPr>
+        <w:t xml:space="preserve"> la traccia </w:t>
+      </w:r>
+      <w:r>
+        <w:rPr>
+          <w:rFonts w:ascii="Times New Roman" w:hAnsi="Times New Roman" w:cs="Times New Roman"/>
+          <w:kern w:val="0"/>
+        </w:rPr>
+        <w:t>alla playlist attuale</w:t>
+      </w:r>
+    </w:p>
+    <w:p>
+      <w:pPr>
+        <w:jc w:val="both"/>
+        <w:rPr>
+          <w:rFonts w:ascii="Times New Roman" w:hAnsi="Times New Roman" w:cs="Times New Roman"/>
+          <w:kern w:val="0"/>
+        </w:rPr>
+      </w:pPr>
+      <w:r>
+        <w:rPr>
+          <w:rFonts w:ascii="Times New Roman" w:hAnsi="Times New Roman" w:cs="Times New Roman"/>
+          <w:i/>
+          <w:iCs/>
+          <w:kern w:val="0"/>
+        </w:rPr>
+        <w:t>Testo</w:t>
+      </w:r>
+      <w:r>
+        <w:rPr>
+          <w:rFonts w:ascii="Times New Roman" w:hAnsi="Times New Roman" w:cs="Times New Roman"/>
+          <w:kern w:val="0"/>
+        </w:rPr>
+        <w:t>, ricerca in internet il testo del brano e se presente lo mostra</w:t>
+      </w:r>
+    </w:p>
+    <w:p>
+      <w:pPr>
+        <w:pStyle w:val="ScreenshotManuale"/>
+      </w:pPr>
+      <w:r>
+        <w:lastRenderedPageBreak/>
+        <w:drawing>
+          <wp:inline distT="0" distB="0" distL="0" distR="0" wp14:anchorId="151377B0" wp14:editId="79C2847C">
+            <wp:extent cx="1440000" cy="2534400"/>
+            <wp:effectExtent l="0" t="0" r="8255" b="0"/>
+            <wp:docPr id="921540428" name="Picture 1"/>
+            <wp:cNvGraphicFramePr>
+              <a:graphicFrameLocks xmlns:a="http://schemas.openxmlformats.org/drawingml/2006/main" noChangeAspect="1"/>
+            </wp:cNvGraphicFramePr>
+            <a:graphic xmlns:a="http://schemas.openxmlformats.org/drawingml/2006/main">
+              <a:graphicData uri="http://schemas.openxmlformats.org/drawingml/2006/picture">
+                <pic:pic xmlns:pic="http://schemas.openxmlformats.org/drawingml/2006/picture">
+                  <pic:nvPicPr>
+                    <pic:cNvPr id="921540428" name=""/>
+                    <pic:cNvPicPr/>
+                  </pic:nvPicPr>
+                  <pic:blipFill>
+                    <a:blip r:embed="rId28"/>
+                    <a:stretch>
+                      <a:fillRect/>
+                    </a:stretch>
+                  </pic:blipFill>
+                  <pic:spPr>
+                    <a:xfrm>
+                      <a:off x="0" y="0"/>
+                      <a:ext cx="1440000" cy="2534400"/>
+                    </a:xfrm>
+                    <a:prstGeom prst="rect">
+                      <a:avLst/>
+                    </a:prstGeom>
+                  </pic:spPr>
+                </pic:pic>
+              </a:graphicData>
+            </a:graphic>
+          </wp:inline>
+        </w:drawing>
+      </w:r>
+    </w:p>
+    <w:p>
+      <w:pPr>
+        <w:pStyle w:val="ScreenshotManuale"/>
+        <w:jc w:val="both"/>
+      </w:pPr>
+      <w:r>
+        <w:t>Se la lingua del testo è diversa da quella impostata in basso appare il bottone traduci che sdoppia la finestra inserendo nel riquadro di destra la versione tradotta nella lingua impostata sul PC</w:t>
+      </w:r>
+    </w:p>
+    <w:p>
+      <w:pPr>
+        <w:pStyle w:val="ScreenshotManuale"/>
+      </w:pPr>
+      <w:r>
+        <w:drawing>
+          <wp:inline distT="0" distB="0" distL="0" distR="0" wp14:anchorId="0E947382" wp14:editId="1866466E">
+            <wp:extent cx="2869200" cy="2534400"/>
+            <wp:effectExtent l="0" t="0" r="7620" b="0"/>
+            <wp:docPr id="1197688959" name="Picture 1"/>
+            <wp:cNvGraphicFramePr>
+              <a:graphicFrameLocks xmlns:a="http://schemas.openxmlformats.org/drawingml/2006/main" noChangeAspect="1"/>
+            </wp:cNvGraphicFramePr>
+            <a:graphic xmlns:a="http://schemas.openxmlformats.org/drawingml/2006/main">
+              <a:graphicData uri="http://schemas.openxmlformats.org/drawingml/2006/picture">
+                <pic:pic xmlns:pic="http://schemas.openxmlformats.org/drawingml/2006/picture">
+                  <pic:nvPicPr>
+                    <pic:cNvPr id="1197688959" name=""/>
+                    <pic:cNvPicPr/>
+                  </pic:nvPicPr>
+                  <pic:blipFill>
+                    <a:blip r:embed="rId29"/>
+                    <a:stretch>
+                      <a:fillRect/>
+                    </a:stretch>
+                  </pic:blipFill>
+                  <pic:spPr>
+                    <a:xfrm>
+                      <a:off x="0" y="0"/>
+                      <a:ext cx="2869200" cy="2534400"/>
+                    </a:xfrm>
+                    <a:prstGeom prst="rect">
+                      <a:avLst/>
+                    </a:prstGeom>
+                  </pic:spPr>
+                </pic:pic>
+              </a:graphicData>
+            </a:graphic>
+          </wp:inline>
+        </w:drawing>
+      </w:r>
+    </w:p>
+    <w:p>
+      <w:pPr>
+        <w:pStyle w:val="ScreenshotManuale"/>
+        <w:jc w:val="both"/>
+      </w:pPr>
+      <w:r>
+        <w:t>La linea selezionata nel riquadro della lingua originale viene evidenziata di giallo nel riquadro della versione tradotta.</w:t>
       </w:r>
     </w:p>
     <w:p>
@@ -5089,7 +6125,21 @@
           <w:rFonts w:ascii="Times New Roman" w:hAnsi="Times New Roman" w:cs="Times New Roman"/>
           <w:kern w:val="0"/>
         </w:rPr>
-        <w:t>, appare sia nel riquadro degli album che in quello delle tracce. Se lo si attiva dal riquadro degli album tutte le tracce de</w:t>
+        <w:t xml:space="preserve">, </w:t>
+      </w:r>
+      <w:r>
+        <w:rPr>
+          <w:rFonts w:ascii="Times New Roman" w:hAnsi="Times New Roman" w:cs="Times New Roman"/>
+          <w:kern w:val="0"/>
+        </w:rPr>
+        <w:t>si trova</w:t>
+      </w:r>
+      <w:r>
+        <w:rPr>
+          <w:rFonts w:ascii="Times New Roman" w:hAnsi="Times New Roman" w:cs="Times New Roman"/>
+          <w:kern w:val="0"/>
+        </w:rPr>
+        <w:t xml:space="preserve"> sia nel riquadro degli album che in quello delle tracce. Se lo si attiva dal riquadro degli album tutte le tracce de</w:t>
       </w:r>
       <w:r>
         <w:rPr>
@@ -5117,7 +6167,21 @@
           <w:rFonts w:ascii="Times New Roman" w:hAnsi="Times New Roman" w:cs="Times New Roman"/>
           <w:kern w:val="0"/>
         </w:rPr>
-        <w:t xml:space="preserve"> verranno inserite nella playlist. Se lo si attiva dal riquadro tracce l</w:t>
+        <w:t xml:space="preserve"> verranno inserite nella playlist. Se lo si attiva dal riquadro tracce </w:t>
+      </w:r>
+      <w:r>
+        <w:rPr>
+          <w:rFonts w:ascii="Times New Roman" w:hAnsi="Times New Roman" w:cs="Times New Roman"/>
+          <w:kern w:val="0"/>
+        </w:rPr>
+        <w:t>solo quella</w:t>
+      </w:r>
+      <w:r>
+        <w:rPr>
+          <w:rFonts w:ascii="Times New Roman" w:hAnsi="Times New Roman" w:cs="Times New Roman"/>
+          <w:kern w:val="0"/>
+        </w:rPr>
+        <w:t xml:space="preserve"> selezionat</w:t>
       </w:r>
       <w:r>
         <w:rPr>
@@ -5131,21 +6195,21 @@
           <w:rFonts w:ascii="Times New Roman" w:hAnsi="Times New Roman" w:cs="Times New Roman"/>
           <w:kern w:val="0"/>
         </w:rPr>
-        <w:t xml:space="preserve"> tracc</w:t>
-      </w:r>
-      <w:r>
-        <w:rPr>
-          <w:rFonts w:ascii="Times New Roman" w:hAnsi="Times New Roman" w:cs="Times New Roman"/>
-          <w:kern w:val="0"/>
-        </w:rPr>
-        <w:t>ia</w:t>
-      </w:r>
-      <w:r>
-        <w:rPr>
-          <w:rFonts w:ascii="Times New Roman" w:hAnsi="Times New Roman" w:cs="Times New Roman"/>
-          <w:kern w:val="0"/>
-        </w:rPr>
-        <w:t xml:space="preserve"> selezionat</w:t>
+        <w:t xml:space="preserve"> </w:t>
+      </w:r>
+      <w:r>
+        <w:rPr>
+          <w:rFonts w:ascii="Times New Roman" w:hAnsi="Times New Roman" w:cs="Times New Roman"/>
+          <w:kern w:val="0"/>
+        </w:rPr>
+        <w:t>verrà</w:t>
+      </w:r>
+      <w:r>
+        <w:rPr>
+          <w:rFonts w:ascii="Times New Roman" w:hAnsi="Times New Roman" w:cs="Times New Roman"/>
+          <w:kern w:val="0"/>
+        </w:rPr>
+        <w:t xml:space="preserve"> inserit</w:t>
       </w:r>
       <w:r>
         <w:rPr>
@@ -5159,34 +6223,6 @@
           <w:rFonts w:ascii="Times New Roman" w:hAnsi="Times New Roman" w:cs="Times New Roman"/>
           <w:kern w:val="0"/>
         </w:rPr>
-        <w:t xml:space="preserve"> </w:t>
-      </w:r>
-      <w:r>
-        <w:rPr>
-          <w:rFonts w:ascii="Times New Roman" w:hAnsi="Times New Roman" w:cs="Times New Roman"/>
-          <w:kern w:val="0"/>
-        </w:rPr>
-        <w:t>verrà</w:t>
-      </w:r>
-      <w:r>
-        <w:rPr>
-          <w:rFonts w:ascii="Times New Roman" w:hAnsi="Times New Roman" w:cs="Times New Roman"/>
-          <w:kern w:val="0"/>
-        </w:rPr>
-        <w:t xml:space="preserve"> inserit</w:t>
-      </w:r>
-      <w:r>
-        <w:rPr>
-          <w:rFonts w:ascii="Times New Roman" w:hAnsi="Times New Roman" w:cs="Times New Roman"/>
-          <w:kern w:val="0"/>
-        </w:rPr>
-        <w:t>a</w:t>
-      </w:r>
-      <w:r>
-        <w:rPr>
-          <w:rFonts w:ascii="Times New Roman" w:hAnsi="Times New Roman" w:cs="Times New Roman"/>
-          <w:kern w:val="0"/>
-        </w:rPr>
         <w:t xml:space="preserve"> nella playlist.</w:t>
       </w:r>
     </w:p>
@@ -5209,7 +6245,21 @@
           <w:rFonts w:ascii="Times New Roman" w:hAnsi="Times New Roman" w:cs="Times New Roman"/>
           <w:kern w:val="0"/>
         </w:rPr>
-        <w:t>portare il cursore verso il basso</w:t>
+        <w:t xml:space="preserve">portare il cursore </w:t>
+      </w:r>
+      <w:r>
+        <w:rPr>
+          <w:rFonts w:ascii="Times New Roman" w:hAnsi="Times New Roman" w:cs="Times New Roman"/>
+          <w:kern w:val="0"/>
+        </w:rPr>
+        <w:t xml:space="preserve">del riquadro Copertina / Playlist </w:t>
+      </w:r>
+      <w:r>
+        <w:rPr>
+          <w:rFonts w:ascii="Times New Roman" w:hAnsi="Times New Roman" w:cs="Times New Roman"/>
+          <w:kern w:val="0"/>
+        </w:rPr>
+        <w:t>verso il basso</w:t>
       </w:r>
       <w:r>
         <w:rPr>
@@ -5241,7 +6291,7 @@
                     <pic:cNvPicPr/>
                   </pic:nvPicPr>
                   <pic:blipFill>
-                    <a:blip r:embed="rId25"/>
+                    <a:blip r:embed="rId30"/>
                     <a:stretch>
                       <a:fillRect/>
                     </a:stretch>
@@ -5274,7 +6324,14 @@
           <w:rFonts w:ascii="Times New Roman" w:hAnsi="Times New Roman" w:cs="Times New Roman"/>
           <w:kern w:val="0"/>
         </w:rPr>
-        <w:t xml:space="preserve">In basso è presente il pulsante di </w:t>
+        <w:t>Sotto la lista è presente</w:t>
+      </w:r>
+      <w:r>
+        <w:rPr>
+          <w:rFonts w:ascii="Times New Roman" w:hAnsi="Times New Roman" w:cs="Times New Roman"/>
+          <w:kern w:val="0"/>
+        </w:rPr>
+        <w:t xml:space="preserve"> il pulsante di </w:t>
       </w:r>
       <w:r>
         <w:rPr>
@@ -5326,7 +6383,21 @@
           <w:rFonts w:ascii="Times New Roman" w:hAnsi="Times New Roman" w:cs="Times New Roman"/>
           <w:kern w:val="0"/>
         </w:rPr>
-        <w:t xml:space="preserve">compare un tip con il numero di brani e la durata complessiva. </w:t>
+        <w:t xml:space="preserve">compare un tip con il numero di brani </w:t>
+      </w:r>
+      <w:r>
+        <w:rPr>
+          <w:rFonts w:ascii="Times New Roman" w:hAnsi="Times New Roman" w:cs="Times New Roman"/>
+          <w:kern w:val="0"/>
+        </w:rPr>
+        <w:t xml:space="preserve">della playlist </w:t>
+      </w:r>
+      <w:r>
+        <w:rPr>
+          <w:rFonts w:ascii="Times New Roman" w:hAnsi="Times New Roman" w:cs="Times New Roman"/>
+          <w:kern w:val="0"/>
+        </w:rPr>
+        <w:t xml:space="preserve">e la durata complessiva. </w:t>
       </w:r>
     </w:p>
     <w:p>
@@ -5350,7 +6421,7 @@
                     <pic:cNvPicPr/>
                   </pic:nvPicPr>
                   <pic:blipFill>
-                    <a:blip r:embed="rId26"/>
+                    <a:blip r:embed="rId31"/>
                     <a:stretch>
                       <a:fillRect/>
                     </a:stretch>
@@ -5407,7 +6478,7 @@
                     <pic:cNvPicPr/>
                   </pic:nvPicPr>
                   <pic:blipFill>
-                    <a:blip r:embed="rId27"/>
+                    <a:blip r:embed="rId32"/>
                     <a:stretch>
                       <a:fillRect/>
                     </a:stretch>
@@ -5431,8 +6502,16 @@
     <w:p>
       <w:pPr>
         <w:jc w:val="both"/>
-      </w:pPr>
-      <w:r>
+        <w:rPr>
+          <w:rFonts w:ascii="Times New Roman" w:hAnsi="Times New Roman" w:cs="Times New Roman"/>
+          <w:kern w:val="0"/>
+        </w:rPr>
+      </w:pPr>
+      <w:r>
+        <w:rPr>
+          <w:rFonts w:ascii="Times New Roman" w:hAnsi="Times New Roman" w:cs="Times New Roman"/>
+          <w:kern w:val="0"/>
+        </w:rPr>
         <w:t>Quando il cursore è nel riquadro della playlist è attivo un menu contestuale (attivato con il tasto destro del mouse.</w:t>
       </w:r>
     </w:p>
@@ -5457,7 +6536,7 @@
                     <pic:cNvPicPr/>
                   </pic:nvPicPr>
                   <pic:blipFill>
-                    <a:blip r:embed="rId28"/>
+                    <a:blip r:embed="rId33"/>
                     <a:stretch>
                       <a:fillRect/>
                     </a:stretch>
@@ -5479,39 +6558,102 @@
       </w:r>
     </w:p>
     <w:p>
-      <w:r>
-        <w:rPr>
+      <w:pPr>
+        <w:jc w:val="both"/>
+        <w:rPr>
+          <w:rFonts w:ascii="Times New Roman" w:hAnsi="Times New Roman" w:cs="Times New Roman"/>
+          <w:kern w:val="0"/>
+        </w:rPr>
+      </w:pPr>
+      <w:r>
+        <w:rPr>
+          <w:rFonts w:ascii="Times New Roman" w:hAnsi="Times New Roman" w:cs="Times New Roman"/>
           <w:i/>
           <w:iCs/>
+          <w:kern w:val="0"/>
         </w:rPr>
         <w:t>Rimuove tutti</w:t>
       </w:r>
       <w:r>
+        <w:rPr>
+          <w:rFonts w:ascii="Times New Roman" w:hAnsi="Times New Roman" w:cs="Times New Roman"/>
+          <w:kern w:val="0"/>
+        </w:rPr>
         <w:t>. Elimina tutti i brani dalla playlist</w:t>
       </w:r>
     </w:p>
     <w:p>
-      <w:r>
-        <w:rPr>
+      <w:pPr>
+        <w:jc w:val="both"/>
+        <w:rPr>
+          <w:rFonts w:ascii="Times New Roman" w:hAnsi="Times New Roman" w:cs="Times New Roman"/>
+          <w:kern w:val="0"/>
+        </w:rPr>
+      </w:pPr>
+      <w:r>
+        <w:rPr>
+          <w:rFonts w:ascii="Times New Roman" w:hAnsi="Times New Roman" w:cs="Times New Roman"/>
           <w:i/>
           <w:iCs/>
+          <w:kern w:val="0"/>
         </w:rPr>
         <w:t>Rimuove selezionati</w:t>
       </w:r>
       <w:r>
-        <w:t xml:space="preserve"> rimuove solo quelli che sono stati selezionati </w:t>
-      </w:r>
-    </w:p>
-    <w:p>
-      <w:r>
-        <w:rPr>
+        <w:rPr>
+          <w:rFonts w:ascii="Times New Roman" w:hAnsi="Times New Roman" w:cs="Times New Roman"/>
+          <w:kern w:val="0"/>
+        </w:rPr>
+        <w:t xml:space="preserve"> </w:t>
+      </w:r>
+      <w:r>
+        <w:rPr>
+          <w:rFonts w:ascii="Times New Roman" w:hAnsi="Times New Roman" w:cs="Times New Roman"/>
+          <w:kern w:val="0"/>
+        </w:rPr>
+        <w:t>Elimina</w:t>
+      </w:r>
+      <w:r>
+        <w:rPr>
+          <w:rFonts w:ascii="Times New Roman" w:hAnsi="Times New Roman" w:cs="Times New Roman"/>
+          <w:kern w:val="0"/>
+        </w:rPr>
+        <w:t xml:space="preserve"> solo quelli che sono stati selezionati </w:t>
+      </w:r>
+    </w:p>
+    <w:p>
+      <w:pPr>
+        <w:jc w:val="both"/>
+      </w:pPr>
+      <w:r>
+        <w:rPr>
+          <w:rFonts w:ascii="Times New Roman" w:hAnsi="Times New Roman" w:cs="Times New Roman"/>
           <w:i/>
           <w:iCs/>
+          <w:kern w:val="0"/>
         </w:rPr>
         <w:t>Mischia</w:t>
       </w:r>
       <w:r>
-        <w:t xml:space="preserve"> permette di altere l’ordine dei brani in modo casuale.</w:t>
+        <w:rPr>
+          <w:rFonts w:ascii="Times New Roman" w:hAnsi="Times New Roman" w:cs="Times New Roman"/>
+          <w:kern w:val="0"/>
+        </w:rPr>
+        <w:t xml:space="preserve"> </w:t>
+      </w:r>
+      <w:r>
+        <w:rPr>
+          <w:rFonts w:ascii="Times New Roman" w:hAnsi="Times New Roman" w:cs="Times New Roman"/>
+          <w:kern w:val="0"/>
+        </w:rPr>
+        <w:t>P</w:t>
+      </w:r>
+      <w:r>
+        <w:rPr>
+          <w:rFonts w:ascii="Times New Roman" w:hAnsi="Times New Roman" w:cs="Times New Roman"/>
+          <w:kern w:val="0"/>
+        </w:rPr>
+        <w:t>ermette di altere l’ordine dei brani in modo casuale.</w:t>
       </w:r>
     </w:p>
     <w:p>
@@ -5537,14 +6679,133 @@
           <w:rFonts w:ascii="Times New Roman" w:hAnsi="Times New Roman" w:cs="Times New Roman"/>
           <w:kern w:val="0"/>
         </w:rPr>
-        <w:t>Quando si digita del testo nella casella delle ricerche questo è usato in tempo reale per evidenziare il primo artista che contiene i caratteri digitati</w:t>
-      </w:r>
-      <w:r>
-        <w:rPr>
-          <w:rFonts w:ascii="Times New Roman" w:hAnsi="Times New Roman" w:cs="Times New Roman"/>
-          <w:kern w:val="0"/>
-        </w:rPr>
-        <w:t>. Digitando del testo e premendo invio o il bottone con la lente, si avvia la ricerca globale che sarà fatta su Artisti, Album e Tracce. Viene presentata quindi una finestra di riepilogo con i risultati in cui è specificato se si tratta di un artista</w:t>
+        <w:t>Il testo digitato</w:t>
+      </w:r>
+      <w:r>
+        <w:rPr>
+          <w:rFonts w:ascii="Times New Roman" w:hAnsi="Times New Roman" w:cs="Times New Roman"/>
+          <w:kern w:val="0"/>
+        </w:rPr>
+        <w:t xml:space="preserve"> nella casella delle ricerche è usato in tempo reale per evidenziare il primo artista </w:t>
+      </w:r>
+      <w:r>
+        <w:rPr>
+          <w:rFonts w:ascii="Times New Roman" w:hAnsi="Times New Roman" w:cs="Times New Roman"/>
+          <w:kern w:val="0"/>
+        </w:rPr>
+        <w:t>il cui nome</w:t>
+      </w:r>
+      <w:r>
+        <w:rPr>
+          <w:rFonts w:ascii="Times New Roman" w:hAnsi="Times New Roman" w:cs="Times New Roman"/>
+          <w:kern w:val="0"/>
+        </w:rPr>
+        <w:t xml:space="preserve"> contiene </w:t>
+      </w:r>
+      <w:r>
+        <w:rPr>
+          <w:rFonts w:ascii="Times New Roman" w:hAnsi="Times New Roman" w:cs="Times New Roman"/>
+          <w:kern w:val="0"/>
+        </w:rPr>
+        <w:t>la sequenza de</w:t>
+      </w:r>
+      <w:r>
+        <w:rPr>
+          <w:rFonts w:ascii="Times New Roman" w:hAnsi="Times New Roman" w:cs="Times New Roman"/>
+          <w:kern w:val="0"/>
+        </w:rPr>
+        <w:t>i caratteri digitati</w:t>
+      </w:r>
+      <w:r>
+        <w:rPr>
+          <w:rFonts w:ascii="Times New Roman" w:hAnsi="Times New Roman" w:cs="Times New Roman"/>
+          <w:kern w:val="0"/>
+        </w:rPr>
+        <w:t xml:space="preserve">. </w:t>
+      </w:r>
+      <w:r>
+        <w:rPr>
+          <w:rFonts w:ascii="Times New Roman" w:hAnsi="Times New Roman" w:cs="Times New Roman"/>
+          <w:kern w:val="0"/>
+        </w:rPr>
+        <w:t>P</w:t>
+      </w:r>
+      <w:r>
+        <w:rPr>
+          <w:rFonts w:ascii="Times New Roman" w:hAnsi="Times New Roman" w:cs="Times New Roman"/>
+          <w:kern w:val="0"/>
+        </w:rPr>
+        <w:t xml:space="preserve">remendo invio o il bottone con la lente, si avvia la ricerca globale </w:t>
+      </w:r>
+      <w:r>
+        <w:rPr>
+          <w:rFonts w:ascii="Times New Roman" w:hAnsi="Times New Roman" w:cs="Times New Roman"/>
+          <w:kern w:val="0"/>
+        </w:rPr>
+        <w:t>che viene</w:t>
+      </w:r>
+      <w:r>
+        <w:rPr>
+          <w:rFonts w:ascii="Times New Roman" w:hAnsi="Times New Roman" w:cs="Times New Roman"/>
+          <w:kern w:val="0"/>
+        </w:rPr>
+        <w:t xml:space="preserve"> fatta su Artisti, Album e Tracce. </w:t>
+      </w:r>
+      <w:r>
+        <w:rPr>
+          <w:rFonts w:ascii="Times New Roman" w:hAnsi="Times New Roman" w:cs="Times New Roman"/>
+          <w:kern w:val="0"/>
+        </w:rPr>
+        <w:t>Il risultato v</w:t>
+      </w:r>
+      <w:r>
+        <w:rPr>
+          <w:rFonts w:ascii="Times New Roman" w:hAnsi="Times New Roman" w:cs="Times New Roman"/>
+          <w:kern w:val="0"/>
+        </w:rPr>
+        <w:t>iene presentat</w:t>
+      </w:r>
+      <w:r>
+        <w:rPr>
+          <w:rFonts w:ascii="Times New Roman" w:hAnsi="Times New Roman" w:cs="Times New Roman"/>
+          <w:kern w:val="0"/>
+        </w:rPr>
+        <w:t>o</w:t>
+      </w:r>
+      <w:r>
+        <w:rPr>
+          <w:rFonts w:ascii="Times New Roman" w:hAnsi="Times New Roman" w:cs="Times New Roman"/>
+          <w:kern w:val="0"/>
+        </w:rPr>
+        <w:t xml:space="preserve"> </w:t>
+      </w:r>
+      <w:r>
+        <w:rPr>
+          <w:rFonts w:ascii="Times New Roman" w:hAnsi="Times New Roman" w:cs="Times New Roman"/>
+          <w:kern w:val="0"/>
+        </w:rPr>
+        <w:t xml:space="preserve">in </w:t>
+      </w:r>
+      <w:r>
+        <w:rPr>
+          <w:rFonts w:ascii="Times New Roman" w:hAnsi="Times New Roman" w:cs="Times New Roman"/>
+          <w:kern w:val="0"/>
+        </w:rPr>
+        <w:t xml:space="preserve">una finestra </w:t>
+      </w:r>
+      <w:r>
+        <w:rPr>
+          <w:rFonts w:ascii="Times New Roman" w:hAnsi="Times New Roman" w:cs="Times New Roman"/>
+          <w:kern w:val="0"/>
+        </w:rPr>
+        <w:t xml:space="preserve">dove si specifica </w:t>
+      </w:r>
+      <w:r>
+        <w:rPr>
+          <w:rFonts w:ascii="Times New Roman" w:hAnsi="Times New Roman" w:cs="Times New Roman"/>
+          <w:kern w:val="0"/>
+        </w:rPr>
+        <w:t>se si tratta di un artista</w:t>
       </w:r>
       <w:r>
         <w:rPr>
@@ -5552,6 +6813,13 @@
           <w:kern w:val="0"/>
         </w:rPr>
         <w:t>, di un album o di una traccia</w:t>
+      </w:r>
+      <w:r>
+        <w:rPr>
+          <w:rFonts w:ascii="Times New Roman" w:hAnsi="Times New Roman" w:cs="Times New Roman"/>
+          <w:kern w:val="0"/>
+        </w:rPr>
+        <w:t>.</w:t>
       </w:r>
     </w:p>
     <w:p>
@@ -5576,7 +6844,7 @@
                     <pic:cNvPicPr/>
                   </pic:nvPicPr>
                   <pic:blipFill>
-                    <a:blip r:embed="rId29"/>
+                    <a:blip r:embed="rId34"/>
                     <a:stretch>
                       <a:fillRect/>
                     </a:stretch>
@@ -5599,14 +6867,6 @@
     </w:p>
     <w:p>
       <w:pPr>
-        <w:rPr>
-          <w:rFonts w:ascii="Times New Roman" w:hAnsi="Times New Roman" w:cs="Times New Roman"/>
-          <w:kern w:val="0"/>
-        </w:rPr>
-      </w:pPr>
-    </w:p>
-    <w:p>
-      <w:pPr>
         <w:jc w:val="both"/>
         <w:rPr>
           <w:rFonts w:ascii="Times New Roman" w:hAnsi="Times New Roman" w:cs="Times New Roman"/>
@@ -5643,7 +6903,56 @@
           <w:rFonts w:ascii="Times New Roman" w:hAnsi="Times New Roman" w:cs="Times New Roman"/>
           <w:kern w:val="0"/>
         </w:rPr>
-        <w:t>dove si nota che sono stati estratti sia artisti che album che tracce</w:t>
+        <w:t xml:space="preserve">dove si nota che sono stati estratti sia </w:t>
+      </w:r>
+      <w:r>
+        <w:rPr>
+          <w:rFonts w:ascii="Times New Roman" w:hAnsi="Times New Roman" w:cs="Times New Roman"/>
+          <w:kern w:val="0"/>
+        </w:rPr>
+        <w:t>l’artista Alice</w:t>
+      </w:r>
+      <w:r>
+        <w:rPr>
+          <w:rFonts w:ascii="Times New Roman" w:hAnsi="Times New Roman" w:cs="Times New Roman"/>
+          <w:kern w:val="0"/>
+        </w:rPr>
+        <w:t xml:space="preserve"> </w:t>
+      </w:r>
+      <w:r>
+        <w:rPr>
+          <w:rFonts w:ascii="Times New Roman" w:hAnsi="Times New Roman" w:cs="Times New Roman"/>
+          <w:kern w:val="0"/>
+        </w:rPr>
+        <w:t>sia</w:t>
+      </w:r>
+      <w:r>
+        <w:rPr>
+          <w:rFonts w:ascii="Times New Roman" w:hAnsi="Times New Roman" w:cs="Times New Roman"/>
+          <w:kern w:val="0"/>
+        </w:rPr>
+        <w:t xml:space="preserve"> album </w:t>
+      </w:r>
+      <w:r>
+        <w:rPr>
+          <w:rFonts w:ascii="Times New Roman" w:hAnsi="Times New Roman" w:cs="Times New Roman"/>
+          <w:kern w:val="0"/>
+        </w:rPr>
+        <w:t>o</w:t>
+      </w:r>
+      <w:r>
+        <w:rPr>
+          <w:rFonts w:ascii="Times New Roman" w:hAnsi="Times New Roman" w:cs="Times New Roman"/>
+          <w:kern w:val="0"/>
+        </w:rPr>
+        <w:t xml:space="preserve"> tracce</w:t>
+      </w:r>
+      <w:r>
+        <w:rPr>
+          <w:rFonts w:ascii="Times New Roman" w:hAnsi="Times New Roman" w:cs="Times New Roman"/>
+          <w:kern w:val="0"/>
+        </w:rPr>
+        <w:t xml:space="preserve"> che contengono questa parola</w:t>
       </w:r>
       <w:r>
         <w:rPr>
@@ -5685,7 +6994,35 @@
           <w:rFonts w:ascii="Times New Roman" w:hAnsi="Times New Roman" w:cs="Times New Roman"/>
           <w:kern w:val="0"/>
         </w:rPr>
-        <w:t xml:space="preserve"> si torna alla finestra dei files musicali e l’elemento cliccato verrà evidenziato.</w:t>
+        <w:t xml:space="preserve"> si torna alla finestra dei files musicali </w:t>
+      </w:r>
+      <w:r>
+        <w:rPr>
+          <w:rFonts w:ascii="Times New Roman" w:hAnsi="Times New Roman" w:cs="Times New Roman"/>
+          <w:kern w:val="0"/>
+        </w:rPr>
+        <w:t>dove</w:t>
+      </w:r>
+      <w:r>
+        <w:rPr>
+          <w:rFonts w:ascii="Times New Roman" w:hAnsi="Times New Roman" w:cs="Times New Roman"/>
+          <w:kern w:val="0"/>
+        </w:rPr>
+        <w:t xml:space="preserve"> l’elemento cliccato </w:t>
+      </w:r>
+      <w:r>
+        <w:rPr>
+          <w:rFonts w:ascii="Times New Roman" w:hAnsi="Times New Roman" w:cs="Times New Roman"/>
+          <w:kern w:val="0"/>
+        </w:rPr>
+        <w:t>è</w:t>
+      </w:r>
+      <w:r>
+        <w:rPr>
+          <w:rFonts w:ascii="Times New Roman" w:hAnsi="Times New Roman" w:cs="Times New Roman"/>
+          <w:kern w:val="0"/>
+        </w:rPr>
+        <w:t xml:space="preserve"> evidenziato.</w:t>
       </w:r>
     </w:p>
     <w:p>
@@ -5775,14 +7112,44 @@
     <w:p>
       <w:pPr>
         <w:jc w:val="both"/>
-      </w:pPr>
-      <w:r>
-        <w:t xml:space="preserve">Nella barra del titolo della finestra MP3 </w:t>
-      </w:r>
-      <w:r>
+        <w:rPr>
+          <w:rFonts w:ascii="Times New Roman" w:hAnsi="Times New Roman" w:cs="Times New Roman"/>
+          <w:kern w:val="0"/>
+        </w:rPr>
+      </w:pPr>
+      <w:r>
+        <w:rPr>
+          <w:rFonts w:ascii="Times New Roman" w:hAnsi="Times New Roman" w:cs="Times New Roman"/>
+          <w:kern w:val="0"/>
+        </w:rPr>
+        <w:t xml:space="preserve">Nella barra del titolo della finestra </w:t>
+      </w:r>
+      <w:r>
+        <w:rPr>
+          <w:rFonts w:ascii="Times New Roman" w:hAnsi="Times New Roman" w:cs="Times New Roman"/>
+          <w:kern w:val="0"/>
+        </w:rPr>
+        <w:t>archivio musicale</w:t>
+      </w:r>
+      <w:r>
+        <w:rPr>
+          <w:rFonts w:ascii="Times New Roman" w:hAnsi="Times New Roman" w:cs="Times New Roman"/>
+          <w:kern w:val="0"/>
+        </w:rPr>
+        <w:t xml:space="preserve"> </w:t>
+      </w:r>
+      <w:r>
+        <w:rPr>
+          <w:rFonts w:ascii="Times New Roman" w:hAnsi="Times New Roman" w:cs="Times New Roman"/>
+          <w:kern w:val="0"/>
+        </w:rPr>
         <w:t>è</w:t>
       </w:r>
       <w:r>
+        <w:rPr>
+          <w:rFonts w:ascii="Times New Roman" w:hAnsi="Times New Roman" w:cs="Times New Roman"/>
+          <w:kern w:val="0"/>
+        </w:rPr>
         <w:t xml:space="preserve"> presente una lista a discesa da cui i è possibile selezionare un genere musicale tra quelli codificati dallo standard ID3V2.</w:t>
       </w:r>
     </w:p>
@@ -5810,7 +7177,7 @@
                     </pic:cNvPicPr>
                   </pic:nvPicPr>
                   <pic:blipFill>
-                    <a:blip r:embed="rId30">
+                    <a:blip r:embed="rId35">
                       <a:extLst>
                         <a:ext uri="{28A0092B-C50C-407E-A947-70E740481C1C}">
                           <a14:useLocalDpi xmlns:a14="http://schemas.microsoft.com/office/drawing/2010/main" val="0"/>
@@ -5855,7 +7222,21 @@
           <w:rFonts w:ascii="Times New Roman" w:hAnsi="Times New Roman" w:cs="Times New Roman"/>
           <w:kern w:val="0"/>
         </w:rPr>
-        <w:t>Se si seleziona la riga vuota tutti gli artisti presenti nell’indice verranno riportati nel riquadro artisti. Se si seleziona un genere verranno presentati gli artisti che hanno almeno una traccia appartenente a quel genere.</w:t>
+        <w:t xml:space="preserve">Se si seleziona la riga vuota tutti gli artisti presenti nell’indice verranno riportati nel riquadro artisti. Se si seleziona un genere verranno presentati </w:t>
+      </w:r>
+      <w:r>
+        <w:rPr>
+          <w:rFonts w:ascii="Times New Roman" w:hAnsi="Times New Roman" w:cs="Times New Roman"/>
+          <w:kern w:val="0"/>
+        </w:rPr>
+        <w:t xml:space="preserve">solo </w:t>
+      </w:r>
+      <w:r>
+        <w:rPr>
+          <w:rFonts w:ascii="Times New Roman" w:hAnsi="Times New Roman" w:cs="Times New Roman"/>
+          <w:kern w:val="0"/>
+        </w:rPr>
+        <w:t>gli artisti che hanno almeno una traccia appartenente a quel genere.</w:t>
       </w:r>
     </w:p>
     <w:p>
@@ -5872,6 +7253,13 @@
         </w:rPr>
         <w:t>Il genere è associato alla singola traccia, per cui un artista può essere associato a più generi</w:t>
       </w:r>
+      <w:r>
+        <w:rPr>
+          <w:rFonts w:ascii="Times New Roman" w:hAnsi="Times New Roman" w:cs="Times New Roman"/>
+          <w:kern w:val="0"/>
+        </w:rPr>
+        <w:t>.</w:t>
+      </w:r>
     </w:p>
     <w:p>
       <w:pPr>
@@ -5895,7 +7283,21 @@
           <w:rFonts w:ascii="Times New Roman" w:hAnsi="Times New Roman" w:cs="Times New Roman"/>
           <w:kern w:val="0"/>
         </w:rPr>
-        <w:t xml:space="preserve">Dalla finestra MP3 è possibile mandare in riproduzione, un singolo brano, un intero album </w:t>
+        <w:t xml:space="preserve">Dalla finestra </w:t>
+      </w:r>
+      <w:r>
+        <w:rPr>
+          <w:rFonts w:ascii="Times New Roman" w:hAnsi="Times New Roman" w:cs="Times New Roman"/>
+          <w:kern w:val="0"/>
+        </w:rPr>
+        <w:t>Archivio musicale</w:t>
+      </w:r>
+      <w:r>
+        <w:rPr>
+          <w:rFonts w:ascii="Times New Roman" w:hAnsi="Times New Roman" w:cs="Times New Roman"/>
+          <w:kern w:val="0"/>
+        </w:rPr>
+        <w:t xml:space="preserve"> è possibile mandare in riproduzione, un singolo brano, un intero album </w:t>
       </w:r>
       <w:r>
         <w:rPr>
@@ -5979,7 +7381,7 @@
                     </pic:cNvPicPr>
                   </pic:nvPicPr>
                   <pic:blipFill>
-                    <a:blip r:embed="rId31">
+                    <a:blip r:embed="rId36">
                       <a:extLst>
                         <a:ext uri="{28A0092B-C50C-407E-A947-70E740481C1C}">
                           <a14:useLocalDpi xmlns:a14="http://schemas.microsoft.com/office/drawing/2010/main" val="0"/>
@@ -6122,13 +7524,6 @@
           <w:kern w:val="0"/>
         </w:rPr>
       </w:pPr>
-      <w:r>
-        <w:rPr>
-          <w:rFonts w:ascii="Times New Roman" w:hAnsi="Times New Roman" w:cs="Times New Roman"/>
-          <w:kern w:val="0"/>
-        </w:rPr>
-        <w:br w:type="page"/>
-      </w:r>
     </w:p>
     <w:p>
       <w:pPr>
@@ -6136,7 +7531,6 @@
       </w:pPr>
       <w:bookmarkStart w:id="15" w:name="_Toc224078308"/>
       <w:r>
-        <w:lastRenderedPageBreak/>
         <w:t>La finestra radio</w:t>
       </w:r>
       <w:bookmarkEnd w:id="15"/>
@@ -6177,7 +7571,7 @@
                     <pic:cNvPicPr/>
                   </pic:nvPicPr>
                   <pic:blipFill>
-                    <a:blip r:embed="rId32"/>
+                    <a:blip r:embed="rId37"/>
                     <a:stretch>
                       <a:fillRect/>
                     </a:stretch>
@@ -6333,7 +7727,35 @@
           <w:rFonts w:ascii="Times New Roman" w:hAnsi="Times New Roman" w:cs="Times New Roman"/>
           <w:kern w:val="0"/>
         </w:rPr>
-        <w:t>preme sul tasto invio o sul bottone con la lente.</w:t>
+        <w:t xml:space="preserve">preme </w:t>
+      </w:r>
+      <w:r>
+        <w:rPr>
+          <w:rFonts w:ascii="Times New Roman" w:hAnsi="Times New Roman" w:cs="Times New Roman"/>
+          <w:kern w:val="0"/>
+        </w:rPr>
+        <w:t>il</w:t>
+      </w:r>
+      <w:r>
+        <w:rPr>
+          <w:rFonts w:ascii="Times New Roman" w:hAnsi="Times New Roman" w:cs="Times New Roman"/>
+          <w:kern w:val="0"/>
+        </w:rPr>
+        <w:t xml:space="preserve"> tasto invio o </w:t>
+      </w:r>
+      <w:r>
+        <w:rPr>
+          <w:rFonts w:ascii="Times New Roman" w:hAnsi="Times New Roman" w:cs="Times New Roman"/>
+          <w:kern w:val="0"/>
+        </w:rPr>
+        <w:t>il</w:t>
+      </w:r>
+      <w:r>
+        <w:rPr>
+          <w:rFonts w:ascii="Times New Roman" w:hAnsi="Times New Roman" w:cs="Times New Roman"/>
+          <w:kern w:val="0"/>
+        </w:rPr>
+        <w:t xml:space="preserve"> bottone con la lente.</w:t>
       </w:r>
     </w:p>
     <w:p>
@@ -6349,7 +7771,7 @@
           <w:rFonts w:ascii="Times New Roman" w:hAnsi="Times New Roman" w:cs="Times New Roman"/>
           <w:kern w:val="0"/>
         </w:rPr>
-        <w:t xml:space="preserve">La lista delle stazioni viene popolata con le radio trovate, per ciascuna viene mostrato il nome, l’eventuale icona ed il paese dove si trova. </w:t>
+        <w:t>La lista delle stazioni viene popolata con le radio trovate, per ciascuna viene mostrato il nome, l’eventuale icona ed il paese dove si trova.</w:t>
       </w:r>
     </w:p>
     <w:p>
@@ -6380,6 +7802,7 @@
     </w:p>
     <w:p>
       <w:pPr>
+        <w:jc w:val="both"/>
         <w:rPr>
           <w:rFonts w:ascii="Times New Roman" w:hAnsi="Times New Roman" w:cs="Times New Roman"/>
           <w:kern w:val="0"/>
@@ -6493,7 +7916,7 @@
                     <pic:cNvPicPr/>
                   </pic:nvPicPr>
                   <pic:blipFill>
-                    <a:blip r:embed="rId33"/>
+                    <a:blip r:embed="rId38"/>
                     <a:stretch>
                       <a:fillRect/>
                     </a:stretch>
@@ -6563,7 +7986,21 @@
           <w:rFonts w:ascii="Times New Roman" w:hAnsi="Times New Roman" w:cs="Times New Roman"/>
           <w:kern w:val="0"/>
         </w:rPr>
-        <w:t>Sotto abbiamo la barra con le informazioni sul brano in riproduzione.</w:t>
+        <w:t xml:space="preserve">Sotto </w:t>
+      </w:r>
+      <w:r>
+        <w:rPr>
+          <w:rFonts w:ascii="Times New Roman" w:hAnsi="Times New Roman" w:cs="Times New Roman"/>
+          <w:kern w:val="0"/>
+        </w:rPr>
+        <w:t>troviamo</w:t>
+      </w:r>
+      <w:r>
+        <w:rPr>
+          <w:rFonts w:ascii="Times New Roman" w:hAnsi="Times New Roman" w:cs="Times New Roman"/>
+          <w:kern w:val="0"/>
+        </w:rPr>
+        <w:t xml:space="preserve"> la barra con le informazioni sul brano in riproduzione.</w:t>
       </w:r>
     </w:p>
     <w:p>
@@ -6735,7 +8172,7 @@
                     </pic:cNvPicPr>
                   </pic:nvPicPr>
                   <pic:blipFill>
-                    <a:blip r:embed="rId34">
+                    <a:blip r:embed="rId39">
                       <a:extLst>
                         <a:ext uri="{28A0092B-C50C-407E-A947-70E740481C1C}">
                           <a14:useLocalDpi xmlns:a14="http://schemas.microsoft.com/office/drawing/2010/main" val="0"/>
@@ -6810,7 +8247,7 @@
                     </pic:cNvPicPr>
                   </pic:nvPicPr>
                   <pic:blipFill>
-                    <a:blip r:embed="rId35">
+                    <a:blip r:embed="rId40">
                       <a:extLst>
                         <a:ext uri="{28A0092B-C50C-407E-A947-70E740481C1C}">
                           <a14:useLocalDpi xmlns:a14="http://schemas.microsoft.com/office/drawing/2010/main" val="0"/>
@@ -6872,7 +8309,7 @@
                     </pic:cNvPicPr>
                   </pic:nvPicPr>
                   <pic:blipFill>
-                    <a:blip r:embed="rId36">
+                    <a:blip r:embed="rId41">
                       <a:extLst>
                         <a:ext uri="{28A0092B-C50C-407E-A947-70E740481C1C}">
                           <a14:useLocalDpi xmlns:a14="http://schemas.microsoft.com/office/drawing/2010/main" val="0"/>
@@ -6954,7 +8391,7 @@
                     </pic:cNvPicPr>
                   </pic:nvPicPr>
                   <pic:blipFill>
-                    <a:blip r:embed="rId37">
+                    <a:blip r:embed="rId42">
                       <a:extLst>
                         <a:ext uri="{28A0092B-C50C-407E-A947-70E740481C1C}">
                           <a14:useLocalDpi xmlns:a14="http://schemas.microsoft.com/office/drawing/2010/main" val="0"/>
@@ -7029,7 +8466,7 @@
                     </pic:cNvPicPr>
                   </pic:nvPicPr>
                   <pic:blipFill>
-                    <a:blip r:embed="rId38">
+                    <a:blip r:embed="rId43">
                       <a:extLst>
                         <a:ext uri="{28A0092B-C50C-407E-A947-70E740481C1C}">
                           <a14:useLocalDpi xmlns:a14="http://schemas.microsoft.com/office/drawing/2010/main" val="0"/>
@@ -7104,7 +8541,7 @@
                     </pic:cNvPicPr>
                   </pic:nvPicPr>
                   <pic:blipFill>
-                    <a:blip r:embed="rId39">
+                    <a:blip r:embed="rId44">
                       <a:extLst>
                         <a:ext uri="{28A0092B-C50C-407E-A947-70E740481C1C}">
                           <a14:useLocalDpi xmlns:a14="http://schemas.microsoft.com/office/drawing/2010/main" val="0"/>
@@ -7180,7 +8617,7 @@
                     </pic:cNvPicPr>
                   </pic:nvPicPr>
                   <pic:blipFill>
-                    <a:blip r:embed="rId40">
+                    <a:blip r:embed="rId45">
                       <a:extLst>
                         <a:ext uri="{28A0092B-C50C-407E-A947-70E740481C1C}">
                           <a14:useLocalDpi xmlns:a14="http://schemas.microsoft.com/office/drawing/2010/main" val="0"/>
@@ -7414,7 +8851,7 @@
                     <pic:cNvPicPr/>
                   </pic:nvPicPr>
                   <pic:blipFill>
-                    <a:blip r:embed="rId41"/>
+                    <a:blip r:embed="rId46"/>
                     <a:stretch>
                       <a:fillRect/>
                     </a:stretch>
@@ -7454,10 +8891,24 @@
       <w:bookmarkEnd w:id="19"/>
     </w:p>
     <w:p>
-      <w:r>
+      <w:pPr>
+        <w:rPr>
+          <w:rFonts w:ascii="Times New Roman" w:hAnsi="Times New Roman" w:cs="Times New Roman"/>
+          <w:kern w:val="0"/>
+        </w:rPr>
+      </w:pPr>
+      <w:r>
+        <w:rPr>
+          <w:rFonts w:ascii="Times New Roman" w:hAnsi="Times New Roman" w:cs="Times New Roman"/>
+          <w:kern w:val="0"/>
+        </w:rPr>
         <w:t>Permette di visualizzare ed impostare i dispositivi audio bluetooth collegati al pc</w:t>
       </w:r>
       <w:r>
+        <w:rPr>
+          <w:rFonts w:ascii="Times New Roman" w:hAnsi="Times New Roman" w:cs="Times New Roman"/>
+          <w:kern w:val="0"/>
+        </w:rPr>
         <w:t>.</w:t>
       </w:r>
     </w:p>
@@ -7482,7 +8933,7 @@
                     <pic:cNvPicPr/>
                   </pic:nvPicPr>
                   <pic:blipFill>
-                    <a:blip r:embed="rId42"/>
+                    <a:blip r:embed="rId47"/>
                     <a:stretch>
                       <a:fillRect/>
                     </a:stretch>
@@ -7505,31 +8956,69 @@
     </w:p>
     <w:p>
       <w:pPr>
+        <w:rPr>
+          <w:rFonts w:ascii="Times New Roman" w:hAnsi="Times New Roman" w:cs="Times New Roman"/>
+          <w:kern w:val="0"/>
+        </w:rPr>
+      </w:pPr>
+      <w:r>
+        <w:rPr>
+          <w:rFonts w:ascii="Times New Roman" w:hAnsi="Times New Roman" w:cs="Times New Roman"/>
+          <w:kern w:val="0"/>
+        </w:rPr>
+        <w:t xml:space="preserve">Nel pannello di sinistra sono elencati i dispositivi audio bluetooth che sono stati accoppiati col </w:t>
+      </w:r>
+      <w:r>
+        <w:rPr>
+          <w:rFonts w:ascii="Times New Roman" w:hAnsi="Times New Roman" w:cs="Times New Roman"/>
+          <w:kern w:val="0"/>
+        </w:rPr>
+        <w:t>PC</w:t>
+      </w:r>
+      <w:r>
+        <w:rPr>
+          <w:rFonts w:ascii="Times New Roman" w:hAnsi="Times New Roman" w:cs="Times New Roman"/>
+          <w:kern w:val="0"/>
+        </w:rPr>
+        <w:t>. Se uno di questi è attivo la sua icona è di colore verde.</w:t>
+      </w:r>
+    </w:p>
+    <w:p>
+      <w:pPr>
         <w:jc w:val="both"/>
-      </w:pPr>
-      <w:r>
-        <w:t xml:space="preserve">Nel pannello di sinistra sono elencati i dispositivi audio bluetooth che sono stati accoppiati col </w:t>
-      </w:r>
-      <w:r>
-        <w:t>PC</w:t>
-      </w:r>
-      <w:r>
-        <w:t>. Se uno di questi è attivo la sua icona è di colore verde.</w:t>
-      </w:r>
-    </w:p>
-    <w:p>
-      <w:r>
+        <w:rPr>
+          <w:rFonts w:ascii="Times New Roman" w:hAnsi="Times New Roman" w:cs="Times New Roman"/>
+          <w:kern w:val="0"/>
+        </w:rPr>
+      </w:pPr>
+      <w:r>
+        <w:rPr>
+          <w:rFonts w:ascii="Times New Roman" w:hAnsi="Times New Roman" w:cs="Times New Roman"/>
+          <w:kern w:val="0"/>
+        </w:rPr>
         <w:t>Nel riquadro di destra compaiono i dispositivi attivi presenti, quelli con la stellina sono quelli attivi</w:t>
       </w:r>
       <w:r>
+        <w:rPr>
+          <w:rFonts w:ascii="Times New Roman" w:hAnsi="Times New Roman" w:cs="Times New Roman"/>
+          <w:kern w:val="0"/>
+        </w:rPr>
         <w:t xml:space="preserve"> al momento.</w:t>
       </w:r>
     </w:p>
     <w:p>
       <w:pPr>
         <w:jc w:val="both"/>
-      </w:pPr>
-      <w:r>
+        <w:rPr>
+          <w:rFonts w:ascii="Times New Roman" w:hAnsi="Times New Roman" w:cs="Times New Roman"/>
+          <w:kern w:val="0"/>
+        </w:rPr>
+      </w:pPr>
+      <w:r>
+        <w:rPr>
+          <w:rFonts w:ascii="Times New Roman" w:hAnsi="Times New Roman" w:cs="Times New Roman"/>
+          <w:kern w:val="0"/>
+        </w:rPr>
         <w:lastRenderedPageBreak/>
         <w:t>Se un dispositivo Bluetooth è presente ma non attivo si può fare clic sul bottone “Impostazioni Bluetotth” ed usare la procedura standard di windows per attivarlo.</w:t>
       </w:r>
@@ -7537,8 +9026,16 @@
     <w:p>
       <w:pPr>
         <w:jc w:val="both"/>
-      </w:pPr>
-      <w:r>
+        <w:rPr>
+          <w:rFonts w:ascii="Times New Roman" w:hAnsi="Times New Roman" w:cs="Times New Roman"/>
+          <w:kern w:val="0"/>
+        </w:rPr>
+      </w:pPr>
+      <w:r>
+        <w:rPr>
+          <w:rFonts w:ascii="Times New Roman" w:hAnsi="Times New Roman" w:cs="Times New Roman"/>
+          <w:kern w:val="0"/>
+        </w:rPr>
         <w:t>Analogamente se un dispositivo audio è presente ma non è quello attivo si può fare clic su “Impostazioni Audio” ed usare la procedura standard per attivarlo.</w:t>
       </w:r>
     </w:p>
@@ -7555,9 +9052,38 @@
     <w:p>
       <w:pPr>
         <w:jc w:val="both"/>
-      </w:pPr>
-      <w:r>
-        <w:t xml:space="preserve">Permette di importare nel sistema file musicali in formati diversi dall’MP3 in particolare i formati supportati sono; </w:t>
+        <w:rPr>
+          <w:rFonts w:ascii="Times New Roman" w:hAnsi="Times New Roman" w:cs="Times New Roman"/>
+          <w:kern w:val="0"/>
+        </w:rPr>
+      </w:pPr>
+      <w:r>
+        <w:rPr>
+          <w:rFonts w:ascii="Times New Roman" w:hAnsi="Times New Roman" w:cs="Times New Roman"/>
+          <w:kern w:val="0"/>
+        </w:rPr>
+        <w:t>Permette di importare nel sistema file musicali in formati diversi dall’MP3</w:t>
+      </w:r>
+      <w:r>
+        <w:rPr>
+          <w:rFonts w:ascii="Times New Roman" w:hAnsi="Times New Roman" w:cs="Times New Roman"/>
+          <w:kern w:val="0"/>
+        </w:rPr>
+        <w:t xml:space="preserve"> o Flac</w:t>
+      </w:r>
+      <w:r>
+        <w:rPr>
+          <w:rFonts w:ascii="Times New Roman" w:hAnsi="Times New Roman" w:cs="Times New Roman"/>
+          <w:kern w:val="0"/>
+        </w:rPr>
+        <w:t xml:space="preserve"> in particolare i formati supportati sono</w:t>
+      </w:r>
+      <w:r>
+        <w:rPr>
+          <w:rFonts w:ascii="Times New Roman" w:hAnsi="Times New Roman" w:cs="Times New Roman"/>
+          <w:kern w:val="0"/>
+        </w:rPr>
+        <w:t>:</w:t>
       </w:r>
     </w:p>
     <w:p>
@@ -7687,7 +9213,7 @@
                     <pic:cNvPicPr/>
                   </pic:nvPicPr>
                   <pic:blipFill>
-                    <a:blip r:embed="rId43"/>
+                    <a:blip r:embed="rId48"/>
                     <a:stretch>
                       <a:fillRect/>
                     </a:stretch>
@@ -7711,25 +9237,60 @@
     <w:p>
       <w:pPr>
         <w:jc w:val="both"/>
-      </w:pPr>
-      <w:r>
+        <w:rPr>
+          <w:rFonts w:ascii="Times New Roman" w:hAnsi="Times New Roman" w:cs="Times New Roman"/>
+          <w:kern w:val="0"/>
+        </w:rPr>
+      </w:pPr>
+      <w:r>
+        <w:rPr>
+          <w:rFonts w:ascii="Times New Roman" w:hAnsi="Times New Roman" w:cs="Times New Roman"/>
+          <w:kern w:val="0"/>
+        </w:rPr>
         <w:t xml:space="preserve">Nella barra superiore </w:t>
       </w:r>
       <w:r>
+        <w:rPr>
+          <w:rFonts w:ascii="Times New Roman" w:hAnsi="Times New Roman" w:cs="Times New Roman"/>
+          <w:kern w:val="0"/>
+        </w:rPr>
         <w:t xml:space="preserve">si imposta </w:t>
       </w:r>
       <w:r>
+        <w:rPr>
+          <w:rFonts w:ascii="Times New Roman" w:hAnsi="Times New Roman" w:cs="Times New Roman"/>
+          <w:kern w:val="0"/>
+        </w:rPr>
         <w:t xml:space="preserve">la cartella per l’importazione </w:t>
       </w:r>
       <w:r>
+        <w:rPr>
+          <w:rFonts w:ascii="Times New Roman" w:hAnsi="Times New Roman" w:cs="Times New Roman"/>
+          <w:kern w:val="0"/>
+        </w:rPr>
         <w:t>per impostarla fare clic sul l’icona della cartella</w:t>
       </w:r>
       <w:r>
+        <w:rPr>
+          <w:rFonts w:ascii="Times New Roman" w:hAnsi="Times New Roman" w:cs="Times New Roman"/>
+          <w:kern w:val="0"/>
+        </w:rPr>
         <w:t>.</w:t>
       </w:r>
     </w:p>
     <w:p>
-      <w:r>
+      <w:pPr>
+        <w:jc w:val="both"/>
+        <w:rPr>
+          <w:rFonts w:ascii="Times New Roman" w:hAnsi="Times New Roman" w:cs="Times New Roman"/>
+          <w:kern w:val="0"/>
+        </w:rPr>
+      </w:pPr>
+      <w:r>
+        <w:rPr>
+          <w:rFonts w:ascii="Times New Roman" w:hAnsi="Times New Roman" w:cs="Times New Roman"/>
+          <w:kern w:val="0"/>
+        </w:rPr>
         <w:t>Sotto, nella parte sinistra troviamo le impostazioni globali costituite da:</w:t>
       </w:r>
     </w:p>
@@ -7782,38 +9343,70 @@
       </w:r>
     </w:p>
     <w:p>
-      <w:r>
-        <w:t>Il bottone “</w:t>
-      </w:r>
-      <w:r>
-        <w:rPr>
-          <w:i/>
-          <w:iCs/>
-        </w:rPr>
-        <w:t>Applica info globali</w:t>
-      </w:r>
-      <w:r>
-        <w:t xml:space="preserve">” permette di assegnare a tutte le tracce i valori impostati nelle caselle globali. Saranno impostati solo quei campi in cui il valore è stato </w:t>
-      </w:r>
-      <w:r>
+      <w:pPr>
+        <w:jc w:val="both"/>
+        <w:rPr>
+          <w:rFonts w:ascii="Times New Roman" w:hAnsi="Times New Roman" w:cs="Times New Roman"/>
+          <w:kern w:val="0"/>
+        </w:rPr>
+      </w:pPr>
+      <w:r>
+        <w:rPr>
+          <w:rFonts w:ascii="Times New Roman" w:hAnsi="Times New Roman" w:cs="Times New Roman"/>
+          <w:kern w:val="0"/>
+        </w:rPr>
+        <w:t xml:space="preserve">Il bottone “Applica info globali” permette di assegnare a tutte le tracce i valori impostati nelle caselle globali. Saranno impostati solo quei campi in cui il valore è stato </w:t>
+      </w:r>
+      <w:r>
+        <w:rPr>
+          <w:rFonts w:ascii="Times New Roman" w:hAnsi="Times New Roman" w:cs="Times New Roman"/>
+          <w:kern w:val="0"/>
+        </w:rPr>
         <w:t>digitato; quindi,</w:t>
       </w:r>
       <w:r>
+        <w:rPr>
+          <w:rFonts w:ascii="Times New Roman" w:hAnsi="Times New Roman" w:cs="Times New Roman"/>
+          <w:kern w:val="0"/>
+        </w:rPr>
         <w:t xml:space="preserve"> se un campo rimane vuoto la corrispondente colonna della tabella non verrà alterata. </w:t>
       </w:r>
       <w:r>
-        <w:t xml:space="preserve">Sotto troviamo il riquadro per la </w:t>
-      </w:r>
-      <w:r>
+        <w:rPr>
+          <w:rFonts w:ascii="Times New Roman" w:hAnsi="Times New Roman" w:cs="Times New Roman"/>
+          <w:kern w:val="0"/>
+        </w:rPr>
+        <w:t xml:space="preserve">Sotto troviamo il riquadro per la copertina con possibilità di prelevarla da un file (bottone Da file), da Clipborad (bottone Da clipboard) oppure ricercata in </w:t>
+      </w:r>
+      <w:r>
+        <w:rPr>
+          <w:rFonts w:ascii="Times New Roman" w:hAnsi="Times New Roman" w:cs="Times New Roman"/>
+          <w:kern w:val="0"/>
+        </w:rPr>
         <w:lastRenderedPageBreak/>
-        <w:t>copertina con possibilità di prelevarla da un file (bottone Da file), da Clipborad (bottone Da clipboard) oppure ricercata in rete sulla base del nome del nome dell’artista e del titolo dell’album se impostati (bottone In rete).</w:t>
-      </w:r>
-      <w:r>
+        <w:t>rete sulla base del nome del nome dell’artista e del titolo dell’album se impostati (bottone In rete).</w:t>
+      </w:r>
+      <w:r>
+        <w:rPr>
+          <w:rFonts w:ascii="Times New Roman" w:hAnsi="Times New Roman" w:cs="Times New Roman"/>
+          <w:kern w:val="0"/>
+        </w:rPr>
         <w:t xml:space="preserve"> In tutti i casi la dimensione dell’immagine viene ottimizzata. Se la copertina è presente viene mostrata nell’apposito riquadro. È anche possibile rimuoverla, facendo clic sul bottone rimuovi.</w:t>
       </w:r>
     </w:p>
     <w:p>
-      <w:r>
+      <w:pPr>
+        <w:jc w:val="both"/>
+        <w:rPr>
+          <w:rFonts w:ascii="Times New Roman" w:hAnsi="Times New Roman" w:cs="Times New Roman"/>
+          <w:kern w:val="0"/>
+        </w:rPr>
+      </w:pPr>
+      <w:r>
+        <w:rPr>
+          <w:rFonts w:ascii="Times New Roman" w:hAnsi="Times New Roman" w:cs="Times New Roman"/>
+          <w:kern w:val="0"/>
+        </w:rPr>
         <w:t>I seguenti campi:</w:t>
       </w:r>
     </w:p>
@@ -7890,57 +9483,176 @@
       </w:r>
     </w:p>
     <w:p>
-      <w:r>
-        <w:t>Possono essere modificato puntualmente facendo doppio clic sulla casella di cui si desidera cambiare il valore.</w:t>
-      </w:r>
-    </w:p>
-    <w:p>
-      <w:r>
+      <w:pPr>
+        <w:rPr>
+          <w:rFonts w:ascii="Times New Roman" w:hAnsi="Times New Roman" w:cs="Times New Roman"/>
+          <w:kern w:val="0"/>
+        </w:rPr>
+      </w:pPr>
+      <w:r>
+        <w:rPr>
+          <w:rFonts w:ascii="Times New Roman" w:hAnsi="Times New Roman" w:cs="Times New Roman"/>
+          <w:kern w:val="0"/>
+        </w:rPr>
+        <w:t>Possono essere modificat</w:t>
+      </w:r>
+      <w:r>
+        <w:rPr>
+          <w:rFonts w:ascii="Times New Roman" w:hAnsi="Times New Roman" w:cs="Times New Roman"/>
+          <w:kern w:val="0"/>
+        </w:rPr>
+        <w:t>i</w:t>
+      </w:r>
+      <w:r>
+        <w:rPr>
+          <w:rFonts w:ascii="Times New Roman" w:hAnsi="Times New Roman" w:cs="Times New Roman"/>
+          <w:kern w:val="0"/>
+        </w:rPr>
+        <w:t xml:space="preserve"> </w:t>
+      </w:r>
+      <w:r>
+        <w:rPr>
+          <w:rFonts w:ascii="Times New Roman" w:hAnsi="Times New Roman" w:cs="Times New Roman"/>
+          <w:kern w:val="0"/>
+        </w:rPr>
+        <w:t>singolarmente</w:t>
+      </w:r>
+      <w:r>
+        <w:rPr>
+          <w:rFonts w:ascii="Times New Roman" w:hAnsi="Times New Roman" w:cs="Times New Roman"/>
+          <w:kern w:val="0"/>
+        </w:rPr>
+        <w:t xml:space="preserve"> facendo doppio clic sulla casella di cui si desidera cambiare il valore.</w:t>
+      </w:r>
+    </w:p>
+    <w:p>
+      <w:pPr>
+        <w:rPr>
+          <w:rFonts w:ascii="Times New Roman" w:hAnsi="Times New Roman" w:cs="Times New Roman"/>
+          <w:kern w:val="0"/>
+        </w:rPr>
+      </w:pPr>
+      <w:r>
+        <w:rPr>
+          <w:rFonts w:ascii="Times New Roman" w:hAnsi="Times New Roman" w:cs="Times New Roman"/>
+          <w:kern w:val="0"/>
+        </w:rPr>
         <w:t>Nell’ultima riga della finestra sono presenti i comandi per la conversione</w:t>
       </w:r>
       <w:r>
+        <w:rPr>
+          <w:rFonts w:ascii="Times New Roman" w:hAnsi="Times New Roman" w:cs="Times New Roman"/>
+          <w:kern w:val="0"/>
+        </w:rPr>
         <w:t>:</w:t>
       </w:r>
     </w:p>
     <w:p>
-      <w:r>
+      <w:pPr>
+        <w:jc w:val="both"/>
+        <w:rPr>
+          <w:rFonts w:ascii="Times New Roman" w:hAnsi="Times New Roman" w:cs="Times New Roman"/>
+          <w:kern w:val="0"/>
+        </w:rPr>
+      </w:pPr>
+      <w:r>
+        <w:rPr>
+          <w:rFonts w:ascii="Times New Roman" w:hAnsi="Times New Roman" w:cs="Times New Roman"/>
+          <w:kern w:val="0"/>
+        </w:rPr>
         <w:t>B</w:t>
       </w:r>
       <w:r>
+        <w:rPr>
+          <w:rFonts w:ascii="Times New Roman" w:hAnsi="Times New Roman" w:cs="Times New Roman"/>
+          <w:kern w:val="0"/>
+        </w:rPr>
         <w:t xml:space="preserve">itrate </w:t>
       </w:r>
       <w:r>
+        <w:rPr>
+          <w:rFonts w:ascii="Times New Roman" w:hAnsi="Times New Roman" w:cs="Times New Roman"/>
+          <w:kern w:val="0"/>
+        </w:rPr>
         <w:t>è strettamente legato alla qualità del suono prodotto, tanto migliore quanto più è alto a scapito ovviamente della dimensione del file risultante. Può essere scelto in base a dei valori</w:t>
       </w:r>
       <w:r>
+        <w:rPr>
+          <w:rFonts w:ascii="Times New Roman" w:hAnsi="Times New Roman" w:cs="Times New Roman"/>
+          <w:kern w:val="0"/>
+        </w:rPr>
         <w:t xml:space="preserve"> prestabiliti che vanno da 128 a 320 Kbit/sec. </w:t>
       </w:r>
     </w:p>
     <w:p>
-      <w:r>
+      <w:pPr>
+        <w:rPr>
+          <w:rFonts w:ascii="Times New Roman" w:hAnsi="Times New Roman" w:cs="Times New Roman"/>
+          <w:kern w:val="0"/>
+        </w:rPr>
+      </w:pPr>
+      <w:r>
+        <w:rPr>
+          <w:rFonts w:ascii="Times New Roman" w:hAnsi="Times New Roman" w:cs="Times New Roman"/>
+          <w:kern w:val="0"/>
+        </w:rPr>
         <w:t>C</w:t>
       </w:r>
       <w:r>
+        <w:rPr>
+          <w:rFonts w:ascii="Times New Roman" w:hAnsi="Times New Roman" w:cs="Times New Roman"/>
+          <w:kern w:val="0"/>
+        </w:rPr>
         <w:t>artella</w:t>
       </w:r>
       <w:r>
+        <w:rPr>
+          <w:rFonts w:ascii="Times New Roman" w:hAnsi="Times New Roman" w:cs="Times New Roman"/>
+          <w:kern w:val="0"/>
+        </w:rPr>
         <w:t xml:space="preserve"> di output permette di scegliere la cartella</w:t>
       </w:r>
       <w:r>
+        <w:rPr>
+          <w:rFonts w:ascii="Times New Roman" w:hAnsi="Times New Roman" w:cs="Times New Roman"/>
+          <w:kern w:val="0"/>
+        </w:rPr>
         <w:t xml:space="preserve"> in cui scaricare i file convertiti</w:t>
       </w:r>
       <w:r>
+        <w:rPr>
+          <w:rFonts w:ascii="Times New Roman" w:hAnsi="Times New Roman" w:cs="Times New Roman"/>
+          <w:kern w:val="0"/>
+        </w:rPr>
         <w:t>.</w:t>
       </w:r>
     </w:p>
     <w:p>
-      <w:r>
+      <w:pPr>
+        <w:rPr>
+          <w:rFonts w:ascii="Times New Roman" w:hAnsi="Times New Roman" w:cs="Times New Roman"/>
+          <w:kern w:val="0"/>
+        </w:rPr>
+      </w:pPr>
+      <w:r>
+        <w:rPr>
+          <w:rFonts w:ascii="Times New Roman" w:hAnsi="Times New Roman" w:cs="Times New Roman"/>
+          <w:kern w:val="0"/>
+        </w:rPr>
         <w:t>Elabora tutti avvia il processo di conversione</w:t>
       </w:r>
       <w:r>
+        <w:rPr>
+          <w:rFonts w:ascii="Times New Roman" w:hAnsi="Times New Roman" w:cs="Times New Roman"/>
+          <w:kern w:val="0"/>
+        </w:rPr>
         <w:t>.</w:t>
       </w:r>
       <w:r>
+        <w:rPr>
+          <w:rFonts w:ascii="Times New Roman" w:hAnsi="Times New Roman" w:cs="Times New Roman"/>
+          <w:kern w:val="0"/>
+        </w:rPr>
         <w:t xml:space="preserve"> Saranno elaborate solo le tracce che anno il riquadro sulla destra con il segno di spunta. Per operazioni globali è disponibile un menu contestuale</w:t>
       </w:r>
     </w:p>
@@ -7965,7 +9677,7 @@
                     <pic:cNvPicPr/>
                   </pic:nvPicPr>
                   <pic:blipFill>
-                    <a:blip r:embed="rId44"/>
+                    <a:blip r:embed="rId49"/>
                     <a:stretch>
                       <a:fillRect/>
                     </a:stretch>
@@ -7987,10 +9699,11 @@
       </w:r>
     </w:p>
     <w:p>
-      <w:pPr>
-        <w:jc w:val="both"/>
-      </w:pPr>
-      <w:r>
+      <w:r>
+        <w:rPr>
+          <w:rFonts w:ascii="Times New Roman" w:hAnsi="Times New Roman" w:cs="Times New Roman"/>
+          <w:kern w:val="0"/>
+        </w:rPr>
         <w:t>Per selezionare – de selezionare tutte le tracce o solo quelle selezionate</w:t>
       </w:r>
     </w:p>
@@ -8005,10 +9718,24 @@
       <w:bookmarkEnd w:id="21"/>
     </w:p>
     <w:p>
-      <w:r>
+      <w:pPr>
+        <w:rPr>
+          <w:rFonts w:ascii="Times New Roman" w:hAnsi="Times New Roman" w:cs="Times New Roman"/>
+          <w:kern w:val="0"/>
+        </w:rPr>
+      </w:pPr>
+      <w:r>
+        <w:rPr>
+          <w:rFonts w:ascii="Times New Roman" w:hAnsi="Times New Roman" w:cs="Times New Roman"/>
+          <w:kern w:val="0"/>
+        </w:rPr>
         <w:t>Permette di trasformare in file MP3 il contenuto di un CD musicale</w:t>
       </w:r>
       <w:r>
+        <w:rPr>
+          <w:rFonts w:ascii="Times New Roman" w:hAnsi="Times New Roman" w:cs="Times New Roman"/>
+          <w:kern w:val="0"/>
+        </w:rPr>
         <w:t>.</w:t>
       </w:r>
     </w:p>
@@ -8024,7 +9751,17 @@
       <w:bookmarkEnd w:id="22"/>
     </w:p>
     <w:p>
-      <w:r>
+      <w:pPr>
+        <w:rPr>
+          <w:rFonts w:ascii="Times New Roman" w:hAnsi="Times New Roman" w:cs="Times New Roman"/>
+          <w:kern w:val="0"/>
+        </w:rPr>
+      </w:pPr>
+      <w:r>
+        <w:rPr>
+          <w:rFonts w:ascii="Times New Roman" w:hAnsi="Times New Roman" w:cs="Times New Roman"/>
+          <w:kern w:val="0"/>
+        </w:rPr>
         <w:t>Permette di creare in modo automatico una playlist selezionando le tracce in modo casuale sulla base di indicazioni di preferenza.</w:t>
       </w:r>
     </w:p>
@@ -8035,10 +9772,10 @@
       <w:r>
         <w:lastRenderedPageBreak/>
         <w:drawing>
-          <wp:inline distT="0" distB="0" distL="0" distR="0" wp14:anchorId="52A41B45" wp14:editId="7CB704EC">
-            <wp:extent cx="2163600" cy="3808800"/>
-            <wp:effectExtent l="0" t="0" r="8255" b="1270"/>
-            <wp:docPr id="1483153264" name="Picture 1" descr="A screenshot of a computer&#10;&#10;AI-generated content may be incorrect."/>
+          <wp:inline distT="0" distB="0" distL="0" distR="0" wp14:anchorId="1B7BA7EC" wp14:editId="3BB4B13F">
+            <wp:extent cx="2725200" cy="4078800"/>
+            <wp:effectExtent l="0" t="0" r="0" b="0"/>
+            <wp:docPr id="2143277829" name="Picture 1"/>
             <wp:cNvGraphicFramePr>
               <a:graphicFrameLocks xmlns:a="http://schemas.openxmlformats.org/drawingml/2006/main" noChangeAspect="1"/>
             </wp:cNvGraphicFramePr>
@@ -8046,11 +9783,11 @@
               <a:graphicData uri="http://schemas.openxmlformats.org/drawingml/2006/picture">
                 <pic:pic xmlns:pic="http://schemas.openxmlformats.org/drawingml/2006/picture">
                   <pic:nvPicPr>
-                    <pic:cNvPr id="1483153264" name="Picture 1" descr="A screenshot of a computer&#10;&#10;AI-generated content may be incorrect."/>
+                    <pic:cNvPr id="2143277829" name=""/>
                     <pic:cNvPicPr/>
                   </pic:nvPicPr>
                   <pic:blipFill>
-                    <a:blip r:embed="rId45"/>
+                    <a:blip r:embed="rId50"/>
                     <a:stretch>
                       <a:fillRect/>
                     </a:stretch>
@@ -8058,7 +9795,7 @@
                   <pic:spPr>
                     <a:xfrm>
                       <a:off x="0" y="0"/>
-                      <a:ext cx="2163600" cy="3808800"/>
+                      <a:ext cx="2725200" cy="4078800"/>
                     </a:xfrm>
                     <a:prstGeom prst="rect">
                       <a:avLst/>
@@ -8074,37 +9811,151 @@
     <w:p>
       <w:pPr>
         <w:jc w:val="both"/>
-      </w:pPr>
-      <w:r>
-        <w:t xml:space="preserve">Nella colonna artisti sono presenti gli artisti dell’indice MP3, eventualmente filtrato in base al genere. Nella seconda colonna </w:t>
-      </w:r>
-      <w:r>
+        <w:rPr>
+          <w:rFonts w:ascii="Times New Roman" w:hAnsi="Times New Roman" w:cs="Times New Roman"/>
+          <w:kern w:val="0"/>
+        </w:rPr>
+      </w:pPr>
+      <w:r>
+        <w:rPr>
+          <w:rFonts w:ascii="Times New Roman" w:hAnsi="Times New Roman" w:cs="Times New Roman"/>
+          <w:kern w:val="0"/>
+        </w:rPr>
+        <w:t xml:space="preserve">Nella colonna artisti sono presenti gli artisti </w:t>
+      </w:r>
+      <w:r>
+        <w:rPr>
+          <w:rFonts w:ascii="Times New Roman" w:hAnsi="Times New Roman" w:cs="Times New Roman"/>
+          <w:kern w:val="0"/>
+        </w:rPr>
+        <w:t>archivio musicale</w:t>
+      </w:r>
+      <w:r>
+        <w:rPr>
+          <w:rFonts w:ascii="Times New Roman" w:hAnsi="Times New Roman" w:cs="Times New Roman"/>
+          <w:kern w:val="0"/>
+        </w:rPr>
+        <w:t>, eventualmente filtrat</w:t>
+      </w:r>
+      <w:r>
+        <w:rPr>
+          <w:rFonts w:ascii="Times New Roman" w:hAnsi="Times New Roman" w:cs="Times New Roman"/>
+          <w:kern w:val="0"/>
+        </w:rPr>
+        <w:t>i</w:t>
+      </w:r>
+      <w:r>
+        <w:rPr>
+          <w:rFonts w:ascii="Times New Roman" w:hAnsi="Times New Roman" w:cs="Times New Roman"/>
+          <w:kern w:val="0"/>
+        </w:rPr>
+        <w:t xml:space="preserve"> in base al genere. Nella seconda colonna </w:t>
+      </w:r>
+      <w:r>
+        <w:rPr>
+          <w:rFonts w:ascii="Times New Roman" w:hAnsi="Times New Roman" w:cs="Times New Roman"/>
+          <w:kern w:val="0"/>
+        </w:rPr>
         <w:t>si</w:t>
       </w:r>
       <w:r>
+        <w:rPr>
+          <w:rFonts w:ascii="Times New Roman" w:hAnsi="Times New Roman" w:cs="Times New Roman"/>
+          <w:kern w:val="0"/>
+        </w:rPr>
         <w:t xml:space="preserve"> imposta</w:t>
       </w:r>
       <w:r>
+        <w:rPr>
+          <w:rFonts w:ascii="Times New Roman" w:hAnsi="Times New Roman" w:cs="Times New Roman"/>
+          <w:kern w:val="0"/>
+        </w:rPr>
         <w:t>no</w:t>
       </w:r>
       <w:r>
+        <w:rPr>
+          <w:rFonts w:ascii="Times New Roman" w:hAnsi="Times New Roman" w:cs="Times New Roman"/>
+          <w:kern w:val="0"/>
+        </w:rPr>
         <w:t xml:space="preserve"> le preferenze</w:t>
       </w:r>
       <w:r>
+        <w:rPr>
+          <w:rFonts w:ascii="Times New Roman" w:hAnsi="Times New Roman" w:cs="Times New Roman"/>
+          <w:kern w:val="0"/>
+        </w:rPr>
         <w:t xml:space="preserve"> rappresentate da delle stelline (da 0 a 5)</w:t>
       </w:r>
       <w:r>
+        <w:rPr>
+          <w:rFonts w:ascii="Times New Roman" w:hAnsi="Times New Roman" w:cs="Times New Roman"/>
+          <w:kern w:val="0"/>
+        </w:rPr>
         <w:t>.</w:t>
       </w:r>
       <w:r>
-        <w:t xml:space="preserve"> 0 l’artista non sarà inserito nella playlist. In basso si imposta la durata, in ore e minuti che dovrà avere la playlist. La composizione della playlist dipende dal rapporto tra la quantità assegnate a ciascun artista.</w:t>
+        <w:rPr>
+          <w:rFonts w:ascii="Times New Roman" w:hAnsi="Times New Roman" w:cs="Times New Roman"/>
+          <w:kern w:val="0"/>
+        </w:rPr>
+        <w:t xml:space="preserve"> 0 l’artista non sarà inserito nella playlist. In basso si imposta la durata, che dovrà avere la playlist</w:t>
+      </w:r>
+      <w:r>
+        <w:rPr>
+          <w:rFonts w:ascii="Times New Roman" w:hAnsi="Times New Roman" w:cs="Times New Roman"/>
+          <w:kern w:val="0"/>
+        </w:rPr>
+        <w:t xml:space="preserve"> ruotando l’apposita manopola; la durata potrà essere compresa tra 10 minuti e 3 ore. Per default è impostata su 10 minuti. La manopola può essere ruotata sia trascinando il pallino presente al suo interno che agendo sulla rotellina del mouse</w:t>
+      </w:r>
+      <w:r>
+        <w:rPr>
+          <w:rFonts w:ascii="Times New Roman" w:hAnsi="Times New Roman" w:cs="Times New Roman"/>
+          <w:kern w:val="0"/>
+        </w:rPr>
+        <w:t>. La composizione della playlist dipende dal rapporto tra l</w:t>
+      </w:r>
+      <w:r>
+        <w:rPr>
+          <w:rFonts w:ascii="Times New Roman" w:hAnsi="Times New Roman" w:cs="Times New Roman"/>
+          <w:kern w:val="0"/>
+        </w:rPr>
+        <w:t>e</w:t>
+      </w:r>
+      <w:r>
+        <w:rPr>
+          <w:rFonts w:ascii="Times New Roman" w:hAnsi="Times New Roman" w:cs="Times New Roman"/>
+          <w:kern w:val="0"/>
+        </w:rPr>
+        <w:t xml:space="preserve"> </w:t>
+      </w:r>
+      <w:r>
+        <w:rPr>
+          <w:rFonts w:ascii="Times New Roman" w:hAnsi="Times New Roman" w:cs="Times New Roman"/>
+          <w:kern w:val="0"/>
+        </w:rPr>
+        <w:t>stelline</w:t>
+      </w:r>
+      <w:r>
+        <w:rPr>
+          <w:rFonts w:ascii="Times New Roman" w:hAnsi="Times New Roman" w:cs="Times New Roman"/>
+          <w:kern w:val="0"/>
+        </w:rPr>
+        <w:t xml:space="preserve"> assegnate a ciascun artista.</w:t>
       </w:r>
     </w:p>
     <w:p>
       <w:pPr>
         <w:jc w:val="both"/>
-      </w:pPr>
-      <w:r>
+        <w:rPr>
+          <w:rFonts w:ascii="Times New Roman" w:hAnsi="Times New Roman" w:cs="Times New Roman"/>
+          <w:kern w:val="0"/>
+        </w:rPr>
+      </w:pPr>
+      <w:r>
+        <w:rPr>
+          <w:rFonts w:ascii="Times New Roman" w:hAnsi="Times New Roman" w:cs="Times New Roman"/>
+          <w:kern w:val="0"/>
+        </w:rPr>
         <w:t>Alcuni esempi:</w:t>
       </w:r>
     </w:p>
@@ -8116,8 +9967,16 @@
           <w:numId w:val="12"/>
         </w:numPr>
         <w:jc w:val="both"/>
-      </w:pPr>
-      <w:r>
+        <w:rPr>
+          <w:rFonts w:ascii="Times New Roman" w:hAnsi="Times New Roman" w:cs="Times New Roman"/>
+          <w:kern w:val="0"/>
+        </w:rPr>
+      </w:pPr>
+      <w:r>
+        <w:rPr>
+          <w:rFonts w:ascii="Times New Roman" w:hAnsi="Times New Roman" w:cs="Times New Roman"/>
+          <w:kern w:val="0"/>
+        </w:rPr>
         <w:t>Si vuole ascoltare solo al’artista A, gli si attribuisce una o più stelle, è indifferente quante. Euterpe selezionerà in modo causale tanti brani dell’artista A fino a raggiungere la durata impostata.</w:t>
       </w:r>
     </w:p>
@@ -8129,110 +9988,383 @@
           <w:numId w:val="12"/>
         </w:numPr>
         <w:jc w:val="both"/>
-      </w:pPr>
-      <w:r>
+        <w:rPr>
+          <w:rFonts w:ascii="Times New Roman" w:hAnsi="Times New Roman" w:cs="Times New Roman"/>
+          <w:kern w:val="0"/>
+        </w:rPr>
+      </w:pPr>
+      <w:r>
+        <w:rPr>
+          <w:rFonts w:ascii="Times New Roman" w:hAnsi="Times New Roman" w:cs="Times New Roman"/>
+          <w:kern w:val="0"/>
+        </w:rPr>
         <w:t>Si vogliono ascoltare i brani di due artista A e B, in modo che i brani di A siano il doppio di quelli di B. Si attribuirà una stellina a B e due stelline ad A</w:t>
       </w:r>
       <w:r>
+        <w:rPr>
+          <w:rFonts w:ascii="Times New Roman" w:hAnsi="Times New Roman" w:cs="Times New Roman"/>
+          <w:kern w:val="0"/>
+        </w:rPr>
         <w:t>.</w:t>
       </w:r>
     </w:p>
     <w:p>
       <w:pPr>
+        <w:rPr>
+          <w:rFonts w:ascii="Times New Roman" w:hAnsi="Times New Roman" w:cs="Times New Roman"/>
+          <w:kern w:val="0"/>
+        </w:rPr>
+      </w:pPr>
+      <w:r>
+        <w:rPr>
+          <w:rFonts w:ascii="Times New Roman" w:hAnsi="Times New Roman" w:cs="Times New Roman"/>
+          <w:kern w:val="0"/>
+        </w:rPr>
+        <w:t>I</w:t>
+      </w:r>
+      <w:r>
+        <w:rPr>
+          <w:rFonts w:ascii="Times New Roman" w:hAnsi="Times New Roman" w:cs="Times New Roman"/>
+          <w:kern w:val="0"/>
+        </w:rPr>
+        <w:t>l numero di brani di ciascun artista sarà pari al numero di stelle assegnateli diviso il numero complessivo di stelle.</w:t>
+      </w:r>
+    </w:p>
+    <w:p>
+      <w:pPr>
+        <w:rPr>
+          <w:rFonts w:ascii="Times New Roman" w:hAnsi="Times New Roman" w:cs="Times New Roman"/>
+          <w:kern w:val="0"/>
+        </w:rPr>
+      </w:pPr>
+      <w:r>
+        <w:rPr>
+          <w:rFonts w:ascii="Times New Roman" w:hAnsi="Times New Roman" w:cs="Times New Roman"/>
+          <w:kern w:val="0"/>
+        </w:rPr>
+        <w:t>Nella parte alta troviamo una casella di testo da usarsi per facilitare le ricerche: il testo digitato restringerà la lista ai soli artisti che contengono i caratteri digitati.</w:t>
+      </w:r>
+    </w:p>
+    <w:p/>
+    <w:p>
+      <w:pPr>
+        <w:pStyle w:val="Heading2"/>
+      </w:pPr>
+      <w:bookmarkStart w:id="23" w:name="_Toc224078316"/>
+      <w:r>
+        <w:t>Background</w:t>
+      </w:r>
+      <w:bookmarkEnd w:id="23"/>
+    </w:p>
+    <w:p>
+      <w:pPr>
         <w:jc w:val="both"/>
-      </w:pPr>
-      <w:r>
-        <w:t>Più in generale si può affermare che il numero di brani di ciascun artista sarà pari al numero di stelle assegnateli diviso il numero complessivo di stelle.</w:t>
-      </w:r>
-    </w:p>
-    <w:p/>
+        <w:rPr>
+          <w:rFonts w:ascii="Times New Roman" w:hAnsi="Times New Roman" w:cs="Times New Roman"/>
+          <w:kern w:val="0"/>
+        </w:rPr>
+      </w:pPr>
+      <w:r>
+        <w:rPr>
+          <w:rFonts w:ascii="Times New Roman" w:hAnsi="Times New Roman" w:cs="Times New Roman"/>
+          <w:kern w:val="0"/>
+        </w:rPr>
+        <w:t xml:space="preserve">Permette di mettere Euterpe in modalità di riproduzione </w:t>
+      </w:r>
+      <w:r>
+        <w:rPr>
+          <w:rFonts w:ascii="Times New Roman" w:hAnsi="Times New Roman" w:cs="Times New Roman"/>
+          <w:kern w:val="0"/>
+        </w:rPr>
+        <w:t>continua</w:t>
+      </w:r>
+      <w:r>
+        <w:rPr>
+          <w:rFonts w:ascii="Times New Roman" w:hAnsi="Times New Roman" w:cs="Times New Roman"/>
+          <w:kern w:val="0"/>
+        </w:rPr>
+        <w:t xml:space="preserve"> selezionando in modo causale i brani p</w:t>
+      </w:r>
+      <w:r>
+        <w:rPr>
+          <w:rFonts w:ascii="Times New Roman" w:hAnsi="Times New Roman" w:cs="Times New Roman"/>
+          <w:kern w:val="0"/>
+        </w:rPr>
+        <w:t>r</w:t>
+      </w:r>
+      <w:r>
+        <w:rPr>
+          <w:rFonts w:ascii="Times New Roman" w:hAnsi="Times New Roman" w:cs="Times New Roman"/>
+          <w:kern w:val="0"/>
+        </w:rPr>
+        <w:t xml:space="preserve">esenti </w:t>
+      </w:r>
+      <w:r>
+        <w:rPr>
+          <w:rFonts w:ascii="Times New Roman" w:hAnsi="Times New Roman" w:cs="Times New Roman"/>
+          <w:kern w:val="0"/>
+        </w:rPr>
+        <w:t>nell’archivio musicale</w:t>
+      </w:r>
+      <w:r>
+        <w:rPr>
+          <w:rFonts w:ascii="Times New Roman" w:hAnsi="Times New Roman" w:cs="Times New Roman"/>
+          <w:kern w:val="0"/>
+        </w:rPr>
+        <w:t>.</w:t>
+      </w:r>
+      <w:r>
+        <w:rPr>
+          <w:rFonts w:ascii="Times New Roman" w:hAnsi="Times New Roman" w:cs="Times New Roman"/>
+          <w:kern w:val="0"/>
+        </w:rPr>
+        <w:t xml:space="preserve"> Se è attiva la connessione Internet ogni brano </w:t>
+      </w:r>
+      <w:r>
+        <w:rPr>
+          <w:rFonts w:ascii="Times New Roman" w:hAnsi="Times New Roman" w:cs="Times New Roman"/>
+          <w:kern w:val="0"/>
+        </w:rPr>
+        <w:t xml:space="preserve">sarà preceduto da </w:t>
+      </w:r>
+      <w:r>
+        <w:rPr>
+          <w:rFonts w:ascii="Times New Roman" w:hAnsi="Times New Roman" w:cs="Times New Roman"/>
+          <w:kern w:val="0"/>
+        </w:rPr>
+        <w:t>un annuncio che cita artista, album e brano.</w:t>
+      </w:r>
+    </w:p>
     <w:p>
       <w:pPr>
         <w:pStyle w:val="Heading2"/>
       </w:pPr>
-      <w:bookmarkStart w:id="23" w:name="_Toc224078316"/>
-      <w:r>
-        <w:t>Background</w:t>
-      </w:r>
-      <w:bookmarkEnd w:id="23"/>
+      <w:bookmarkStart w:id="24" w:name="_Toc224078317"/>
+      <w:r>
+        <w:lastRenderedPageBreak/>
+        <w:t>Sincronizza</w:t>
+      </w:r>
+      <w:bookmarkEnd w:id="24"/>
     </w:p>
     <w:p>
       <w:pPr>
         <w:jc w:val="both"/>
-      </w:pPr>
-      <w:r>
-        <w:t xml:space="preserve">Permette di mettere </w:t>
-      </w:r>
-      <w:r>
-        <w:rPr>
-          <w:i/>
-          <w:iCs/>
-        </w:rPr>
-        <w:t>Euterpe</w:t>
-      </w:r>
-      <w:r>
-        <w:t xml:space="preserve"> in modalità di riproduzione </w:t>
-      </w:r>
-      <w:r>
-        <w:t>continua</w:t>
-      </w:r>
-      <w:r>
-        <w:t xml:space="preserve"> selezionando in modo causale i brani p</w:t>
-      </w:r>
-      <w:r>
-        <w:t>r</w:t>
-      </w:r>
-      <w:r>
-        <w:t>esenti nell’indice dei files MP3.</w:t>
-      </w:r>
-      <w:r>
-        <w:t xml:space="preserve"> Se è attiva la connessione Internet prima di ogni brano c’è un annuncio che cita artista, album e brano.</w:t>
+        <w:rPr>
+          <w:rFonts w:ascii="Times New Roman" w:hAnsi="Times New Roman" w:cs="Times New Roman"/>
+          <w:kern w:val="0"/>
+        </w:rPr>
+      </w:pPr>
+      <w:r>
+        <w:rPr>
+          <w:rFonts w:ascii="Times New Roman" w:hAnsi="Times New Roman" w:cs="Times New Roman"/>
+          <w:kern w:val="0"/>
+        </w:rPr>
+        <w:t>Permette di creare su un’altra unità di memorizzazione una copia</w:t>
+      </w:r>
+      <w:r>
+        <w:rPr>
+          <w:rFonts w:ascii="Times New Roman" w:hAnsi="Times New Roman" w:cs="Times New Roman"/>
+          <w:kern w:val="0"/>
+        </w:rPr>
+        <w:t>,</w:t>
+      </w:r>
+      <w:r>
+        <w:rPr>
+          <w:rFonts w:ascii="Times New Roman" w:hAnsi="Times New Roman" w:cs="Times New Roman"/>
+          <w:kern w:val="0"/>
+        </w:rPr>
+        <w:t xml:space="preserve"> </w:t>
+      </w:r>
+      <w:r>
+        <w:rPr>
+          <w:rFonts w:ascii="Times New Roman" w:hAnsi="Times New Roman" w:cs="Times New Roman"/>
+          <w:kern w:val="0"/>
+        </w:rPr>
+        <w:t xml:space="preserve">anche parziale, </w:t>
+      </w:r>
+      <w:r>
+        <w:rPr>
+          <w:rFonts w:ascii="Times New Roman" w:hAnsi="Times New Roman" w:cs="Times New Roman"/>
+          <w:kern w:val="0"/>
+        </w:rPr>
+        <w:t>del proprio archivio musicale.</w:t>
+      </w:r>
+    </w:p>
+    <w:p>
+      <w:pPr>
+        <w:pStyle w:val="ScreenshotManuale"/>
+      </w:pPr>
+      <w:r>
+        <w:drawing>
+          <wp:inline distT="0" distB="0" distL="0" distR="0" wp14:anchorId="57DFD80D" wp14:editId="68BB9BF2">
+            <wp:extent cx="5400000" cy="3589200"/>
+            <wp:effectExtent l="0" t="0" r="0" b="0"/>
+            <wp:docPr id="787314680" name="Picture 1"/>
+            <wp:cNvGraphicFramePr>
+              <a:graphicFrameLocks xmlns:a="http://schemas.openxmlformats.org/drawingml/2006/main" noChangeAspect="1"/>
+            </wp:cNvGraphicFramePr>
+            <a:graphic xmlns:a="http://schemas.openxmlformats.org/drawingml/2006/main">
+              <a:graphicData uri="http://schemas.openxmlformats.org/drawingml/2006/picture">
+                <pic:pic xmlns:pic="http://schemas.openxmlformats.org/drawingml/2006/picture">
+                  <pic:nvPicPr>
+                    <pic:cNvPr id="787314680" name=""/>
+                    <pic:cNvPicPr/>
+                  </pic:nvPicPr>
+                  <pic:blipFill>
+                    <a:blip r:embed="rId51"/>
+                    <a:stretch>
+                      <a:fillRect/>
+                    </a:stretch>
+                  </pic:blipFill>
+                  <pic:spPr>
+                    <a:xfrm>
+                      <a:off x="0" y="0"/>
+                      <a:ext cx="5400000" cy="3589200"/>
+                    </a:xfrm>
+                    <a:prstGeom prst="rect">
+                      <a:avLst/>
+                    </a:prstGeom>
+                  </pic:spPr>
+                </pic:pic>
+              </a:graphicData>
+            </a:graphic>
+          </wp:inline>
+        </w:drawing>
+      </w:r>
+    </w:p>
+    <w:p>
+      <w:pPr>
+        <w:jc w:val="both"/>
+        <w:rPr>
+          <w:rFonts w:ascii="Times New Roman" w:hAnsi="Times New Roman" w:cs="Times New Roman"/>
+          <w:kern w:val="0"/>
+        </w:rPr>
+      </w:pPr>
+      <w:r>
+        <w:rPr>
+          <w:rFonts w:ascii="Times New Roman" w:hAnsi="Times New Roman" w:cs="Times New Roman"/>
+          <w:kern w:val="0"/>
+        </w:rPr>
+        <w:t xml:space="preserve">Nella parte alta troviamo le due caselle in cui impostare la cartella sorgente, quella che contiene i </w:t>
+      </w:r>
+      <w:proofErr w:type="spellStart"/>
+      <w:r>
+        <w:rPr>
+          <w:rFonts w:ascii="Times New Roman" w:hAnsi="Times New Roman" w:cs="Times New Roman"/>
+          <w:kern w:val="0"/>
+        </w:rPr>
+        <w:t>bran</w:t>
+      </w:r>
+      <w:proofErr w:type="spellEnd"/>
+      <w:r>
+        <w:rPr>
+          <w:rFonts w:ascii="Times New Roman" w:hAnsi="Times New Roman" w:cs="Times New Roman"/>
+          <w:kern w:val="0"/>
+        </w:rPr>
+        <w:t xml:space="preserve"> e quella destinazione, quella in cui si vogliono copiare. Per impostarle fare clic sui bottoni con l’icona della cartella. Per default la cartella sorgente è quella selezionata nell’archivio musicale.</w:t>
+      </w:r>
+    </w:p>
+    <w:p>
+      <w:pPr>
+        <w:jc w:val="both"/>
+        <w:rPr>
+          <w:rFonts w:ascii="Times New Roman" w:hAnsi="Times New Roman" w:cs="Times New Roman"/>
+          <w:kern w:val="0"/>
+        </w:rPr>
+      </w:pPr>
+      <w:r>
+        <w:rPr>
+          <w:rFonts w:ascii="Times New Roman" w:hAnsi="Times New Roman" w:cs="Times New Roman"/>
+          <w:kern w:val="0"/>
+        </w:rPr>
+        <w:t xml:space="preserve">Nella lista sottostante troviamo l’elenco delle cartelle presenti in quella sorgente. Il punto rosso indica che la cartella non è presente nella cartella destinazione. Il punto arancione che la cartella è presente ma il suo contenuto in modo parziale. </w:t>
+      </w:r>
+    </w:p>
+    <w:p>
+      <w:pPr>
+        <w:jc w:val="both"/>
+        <w:rPr>
+          <w:rFonts w:ascii="Times New Roman" w:hAnsi="Times New Roman" w:cs="Times New Roman"/>
+          <w:kern w:val="0"/>
+        </w:rPr>
+      </w:pPr>
+      <w:r>
+        <w:rPr>
+          <w:rFonts w:ascii="Times New Roman" w:hAnsi="Times New Roman" w:cs="Times New Roman"/>
+          <w:kern w:val="0"/>
+        </w:rPr>
+        <w:t xml:space="preserve">Aprendo le cartelle si possono vedere le sottocartelle fino ai file. Per questi si può avere il colore verde il file è presente oppure il colore rosso il file non è presente. </w:t>
+      </w:r>
+    </w:p>
+    <w:p>
+      <w:pPr>
+        <w:jc w:val="both"/>
+        <w:rPr>
+          <w:rFonts w:ascii="Times New Roman" w:hAnsi="Times New Roman" w:cs="Times New Roman"/>
+          <w:kern w:val="0"/>
+        </w:rPr>
+      </w:pPr>
+      <w:r>
+        <w:rPr>
+          <w:rFonts w:ascii="Times New Roman" w:hAnsi="Times New Roman" w:cs="Times New Roman"/>
+          <w:kern w:val="0"/>
+        </w:rPr>
+        <w:t xml:space="preserve">Per copiare una cartella, con tutte le sue </w:t>
+      </w:r>
+      <w:proofErr w:type="spellStart"/>
+      <w:r>
+        <w:rPr>
+          <w:rFonts w:ascii="Times New Roman" w:hAnsi="Times New Roman" w:cs="Times New Roman"/>
+          <w:kern w:val="0"/>
+        </w:rPr>
+        <w:t>sottocarte</w:t>
+      </w:r>
+      <w:proofErr w:type="spellEnd"/>
+      <w:r>
+        <w:rPr>
+          <w:rFonts w:ascii="Times New Roman" w:hAnsi="Times New Roman" w:cs="Times New Roman"/>
+          <w:kern w:val="0"/>
+        </w:rPr>
+        <w:t xml:space="preserve"> o anche solo un file fare doppio clic sull’elem</w:t>
+      </w:r>
+      <w:r>
+        <w:rPr>
+          <w:rFonts w:ascii="Times New Roman" w:hAnsi="Times New Roman" w:cs="Times New Roman"/>
+          <w:kern w:val="0"/>
+        </w:rPr>
+        <w:t>e</w:t>
+      </w:r>
+      <w:r>
+        <w:rPr>
+          <w:rFonts w:ascii="Times New Roman" w:hAnsi="Times New Roman" w:cs="Times New Roman"/>
+          <w:kern w:val="0"/>
+        </w:rPr>
+        <w:t>nto desiderato.</w:t>
       </w:r>
     </w:p>
     <w:p>
       <w:pPr>
         <w:pStyle w:val="Heading2"/>
       </w:pPr>
-      <w:bookmarkStart w:id="24" w:name="_Toc224078317"/>
-      <w:r>
-        <w:t>Sincronizza</w:t>
-      </w:r>
-      <w:bookmarkEnd w:id="24"/>
+      <w:bookmarkStart w:id="25" w:name="_Toc224078318"/>
+      <w:r>
+        <w:t>Informazioni</w:t>
+      </w:r>
+      <w:bookmarkEnd w:id="25"/>
     </w:p>
     <w:p>
       <w:pPr>
         <w:jc w:val="both"/>
-      </w:pPr>
-      <w:r>
-        <w:t>Permette di creare su un’altra unità di memorizzazione una copia</w:t>
-      </w:r>
-      <w:r>
-        <w:t>,</w:t>
-      </w:r>
-      <w:r>
-        <w:t xml:space="preserve"> </w:t>
-      </w:r>
-      <w:r>
-        <w:t xml:space="preserve">anche parziale, </w:t>
-      </w:r>
-      <w:r>
-        <w:t>del proprio archivio musicale.</w:t>
-      </w:r>
-    </w:p>
-    <w:p/>
-    <w:p>
-      <w:pPr>
-        <w:pStyle w:val="Heading2"/>
-      </w:pPr>
-      <w:bookmarkStart w:id="25" w:name="_Toc224078318"/>
-      <w:r>
-        <w:lastRenderedPageBreak/>
-        <w:t>Informazioni</w:t>
-      </w:r>
-      <w:bookmarkEnd w:id="25"/>
-    </w:p>
-    <w:p>
-      <w:r>
+        <w:rPr>
+          <w:rFonts w:ascii="Times New Roman" w:hAnsi="Times New Roman" w:cs="Times New Roman"/>
+          <w:kern w:val="0"/>
+        </w:rPr>
+      </w:pPr>
+      <w:r>
+        <w:rPr>
+          <w:rFonts w:ascii="Times New Roman" w:hAnsi="Times New Roman" w:cs="Times New Roman"/>
+          <w:kern w:val="0"/>
+        </w:rPr>
         <w:t>Visualizza la versione di Euterpe e la sua data di rilascio</w:t>
       </w:r>
     </w:p>
@@ -8257,7 +10389,7 @@
                     <pic:cNvPicPr/>
                   </pic:nvPicPr>
                   <pic:blipFill>
-                    <a:blip r:embed="rId46"/>
+                    <a:blip r:embed="rId52"/>
                     <a:stretch>
                       <a:fillRect/>
                     </a:stretch>
@@ -8284,6 +10416,7 @@
       </w:pPr>
       <w:bookmarkStart w:id="26" w:name="_Toc224078319"/>
       <w:r>
+        <w:lastRenderedPageBreak/>
         <w:t>Release notes</w:t>
       </w:r>
       <w:bookmarkEnd w:id="26"/>
@@ -8355,7 +10488,7 @@
       </w:pPr>
     </w:p>
     <w:sectPr>
-      <w:footerReference w:type="default" r:id="rId47"/>
+      <w:footerReference w:type="default" r:id="rId53"/>
       <w:pgSz w:w="11906" w:h="16838"/>
       <w:pgMar w:top="1417" w:right="1134" w:bottom="1134" w:left="1134" w:header="708" w:footer="708" w:gutter="0"/>
       <w:cols w:space="708"/>
@@ -9509,6 +11642,92 @@
     </w:lvl>
   </w:abstractNum>
   <w:abstractNum w:abstractNumId="8" w15:restartNumberingAfterBreak="0">
+    <w:nsid w:val="587E2FBF"/>
+    <w:multiLevelType w:val="hybridMultilevel"/>
+    <w:tmpl w:val="E452CA96"/>
+    <w:lvl w:ilvl="0" w:tplc="0410000F">
+      <w:start w:val="1"/>
+      <w:numFmt w:val="decimal"/>
+      <w:lvlText w:val="%1."/>
+      <w:lvlJc w:val="left"/>
+      <w:pPr>
+        <w:ind w:left="720" w:hanging="360"/>
+      </w:pPr>
+    </w:lvl>
+    <w:lvl w:ilvl="1" w:tplc="04100019" w:tentative="1">
+      <w:start w:val="1"/>
+      <w:numFmt w:val="lowerLetter"/>
+      <w:lvlText w:val="%2."/>
+      <w:lvlJc w:val="left"/>
+      <w:pPr>
+        <w:ind w:left="1440" w:hanging="360"/>
+      </w:pPr>
+    </w:lvl>
+    <w:lvl w:ilvl="2" w:tplc="0410001B" w:tentative="1">
+      <w:start w:val="1"/>
+      <w:numFmt w:val="lowerRoman"/>
+      <w:lvlText w:val="%3."/>
+      <w:lvlJc w:val="right"/>
+      <w:pPr>
+        <w:ind w:left="2160" w:hanging="180"/>
+      </w:pPr>
+    </w:lvl>
+    <w:lvl w:ilvl="3" w:tplc="0410000F" w:tentative="1">
+      <w:start w:val="1"/>
+      <w:numFmt w:val="decimal"/>
+      <w:lvlText w:val="%4."/>
+      <w:lvlJc w:val="left"/>
+      <w:pPr>
+        <w:ind w:left="2880" w:hanging="360"/>
+      </w:pPr>
+    </w:lvl>
+    <w:lvl w:ilvl="4" w:tplc="04100019" w:tentative="1">
+      <w:start w:val="1"/>
+      <w:numFmt w:val="lowerLetter"/>
+      <w:lvlText w:val="%5."/>
+      <w:lvlJc w:val="left"/>
+      <w:pPr>
+        <w:ind w:left="3600" w:hanging="360"/>
+      </w:pPr>
+    </w:lvl>
+    <w:lvl w:ilvl="5" w:tplc="0410001B" w:tentative="1">
+      <w:start w:val="1"/>
+      <w:numFmt w:val="lowerRoman"/>
+      <w:lvlText w:val="%6."/>
+      <w:lvlJc w:val="right"/>
+      <w:pPr>
+        <w:ind w:left="4320" w:hanging="180"/>
+      </w:pPr>
+    </w:lvl>
+    <w:lvl w:ilvl="6" w:tplc="0410000F" w:tentative="1">
+      <w:start w:val="1"/>
+      <w:numFmt w:val="decimal"/>
+      <w:lvlText w:val="%7."/>
+      <w:lvlJc w:val="left"/>
+      <w:pPr>
+        <w:ind w:left="5040" w:hanging="360"/>
+      </w:pPr>
+    </w:lvl>
+    <w:lvl w:ilvl="7" w:tplc="04100019" w:tentative="1">
+      <w:start w:val="1"/>
+      <w:numFmt w:val="lowerLetter"/>
+      <w:lvlText w:val="%8."/>
+      <w:lvlJc w:val="left"/>
+      <w:pPr>
+        <w:ind w:left="5760" w:hanging="360"/>
+      </w:pPr>
+    </w:lvl>
+    <w:lvl w:ilvl="8" w:tplc="0410001B" w:tentative="1">
+      <w:start w:val="1"/>
+      <w:numFmt w:val="lowerRoman"/>
+      <w:lvlText w:val="%9."/>
+      <w:lvlJc w:val="right"/>
+      <w:pPr>
+        <w:ind w:left="6480" w:hanging="180"/>
+      </w:pPr>
+    </w:lvl>
+  </w:abstractNum>
+  <w:abstractNum w:abstractNumId="9" w15:restartNumberingAfterBreak="0">
     <w:nsid w:val="5A0959D7"/>
     <w:multiLevelType w:val="hybridMultilevel"/>
     <w:tmpl w:val="C7BE6F08"/>
@@ -9621,7 +11840,7 @@
       </w:rPr>
     </w:lvl>
   </w:abstractNum>
-  <w:abstractNum w:abstractNumId="9" w15:restartNumberingAfterBreak="0">
+  <w:abstractNum w:abstractNumId="10" w15:restartNumberingAfterBreak="0">
     <w:nsid w:val="5A1C2E28"/>
     <w:multiLevelType w:val="hybridMultilevel"/>
     <w:tmpl w:val="FC226582"/>
@@ -9707,7 +11926,7 @@
       </w:pPr>
     </w:lvl>
   </w:abstractNum>
-  <w:abstractNum w:abstractNumId="10" w15:restartNumberingAfterBreak="0">
+  <w:abstractNum w:abstractNumId="11" w15:restartNumberingAfterBreak="0">
     <w:nsid w:val="642113FA"/>
     <w:multiLevelType w:val="hybridMultilevel"/>
     <w:tmpl w:val="1230407A"/>
@@ -9820,7 +12039,7 @@
       </w:rPr>
     </w:lvl>
   </w:abstractNum>
-  <w:abstractNum w:abstractNumId="11" w15:restartNumberingAfterBreak="0">
+  <w:abstractNum w:abstractNumId="12" w15:restartNumberingAfterBreak="0">
     <w:nsid w:val="7C1455F5"/>
     <w:multiLevelType w:val="hybridMultilevel"/>
     <w:tmpl w:val="A10016CA"/>
@@ -9937,7 +12156,7 @@
     <w:abstractNumId w:val="7"/>
   </w:num>
   <w:num w:numId="2" w16cid:durableId="1987783871">
-    <w:abstractNumId w:val="9"/>
+    <w:abstractNumId w:val="10"/>
   </w:num>
   <w:num w:numId="3" w16cid:durableId="1453666155">
     <w:abstractNumId w:val="6"/>
@@ -9946,7 +12165,7 @@
     <w:abstractNumId w:val="3"/>
   </w:num>
   <w:num w:numId="5" w16cid:durableId="2082091837">
-    <w:abstractNumId w:val="10"/>
+    <w:abstractNumId w:val="11"/>
   </w:num>
   <w:num w:numId="6" w16cid:durableId="1207448092">
     <w:abstractNumId w:val="2"/>
@@ -9964,10 +12183,13 @@
     <w:abstractNumId w:val="0"/>
   </w:num>
   <w:num w:numId="11" w16cid:durableId="1224872118">
-    <w:abstractNumId w:val="8"/>
+    <w:abstractNumId w:val="9"/>
   </w:num>
   <w:num w:numId="12" w16cid:durableId="1235776289">
-    <w:abstractNumId w:val="11"/>
+    <w:abstractNumId w:val="12"/>
+  </w:num>
+  <w:num w:numId="13" w16cid:durableId="1200360824">
+    <w:abstractNumId w:val="8"/>
   </w:num>
 </w:numbering>
 </file>
@@ -11183,15 +13405,19 @@
   </w:compat>
   <w:rsids>
     <w:rsidRoot w:val="0094198F"/>
+    <w:rsid w:val="000B7260"/>
+    <w:rsid w:val="001D523B"/>
     <w:rsid w:val="003F11D2"/>
     <w:rsid w:val="00405FCF"/>
     <w:rsid w:val="00444089"/>
     <w:rsid w:val="005805A2"/>
     <w:rsid w:val="0094198F"/>
     <w:rsid w:val="00984ED7"/>
+    <w:rsid w:val="00AF7D14"/>
     <w:rsid w:val="00B20447"/>
     <w:rsid w:val="00C04935"/>
     <w:rsid w:val="00DF417D"/>
+    <w:rsid w:val="00EF32B2"/>
     <w:rsid w:val="00F32A97"/>
     <w:rsid w:val="00FF45D5"/>
   </w:rsids>

--- a/docs/Euterpe guida utente.docx
+++ b/docs/Euterpe guida utente.docx
@@ -267,7 +267,7 @@
           <w:r>
             <w:fldChar w:fldCharType="separate"/>
           </w:r>
-          <w:hyperlink w:anchor="_Toc224078296" w:history="1">
+          <w:hyperlink w:anchor="_Toc230273070" w:history="1">
             <w:r>
               <w:rPr>
                 <w:rStyle w:val="Hyperlink"/>
@@ -294,7 +294,7 @@
                 <w:noProof/>
                 <w:webHidden/>
               </w:rPr>
-              <w:instrText xml:space="preserve"> PAGEREF _Toc224078296 \h </w:instrText>
+              <w:instrText xml:space="preserve"> PAGEREF _Toc230273070 \h </w:instrText>
             </w:r>
             <w:r>
               <w:rPr>
@@ -339,7 +339,7 @@
               <w:lang w:eastAsia="it-IT"/>
             </w:rPr>
           </w:pPr>
-          <w:hyperlink w:anchor="_Toc224078297" w:history="1">
+          <w:hyperlink w:anchor="_Toc230273071" w:history="1">
             <w:r>
               <w:rPr>
                 <w:rStyle w:val="Hyperlink"/>
@@ -366,7 +366,7 @@
                 <w:noProof/>
                 <w:webHidden/>
               </w:rPr>
-              <w:instrText xml:space="preserve"> PAGEREF _Toc224078297 \h </w:instrText>
+              <w:instrText xml:space="preserve"> PAGEREF _Toc230273071 \h </w:instrText>
             </w:r>
             <w:r>
               <w:rPr>
@@ -411,7 +411,7 @@
               <w:lang w:eastAsia="it-IT"/>
             </w:rPr>
           </w:pPr>
-          <w:hyperlink w:anchor="_Toc224078298" w:history="1">
+          <w:hyperlink w:anchor="_Toc230273072" w:history="1">
             <w:r>
               <w:rPr>
                 <w:rStyle w:val="Hyperlink"/>
@@ -438,7 +438,7 @@
                 <w:noProof/>
                 <w:webHidden/>
               </w:rPr>
-              <w:instrText xml:space="preserve"> PAGEREF _Toc224078298 \h </w:instrText>
+              <w:instrText xml:space="preserve"> PAGEREF _Toc230273072 \h </w:instrText>
             </w:r>
             <w:r>
               <w:rPr>
@@ -483,7 +483,7 @@
               <w:lang w:eastAsia="it-IT"/>
             </w:rPr>
           </w:pPr>
-          <w:hyperlink w:anchor="_Toc224078299" w:history="1">
+          <w:hyperlink w:anchor="_Toc230273073" w:history="1">
             <w:r>
               <w:rPr>
                 <w:rStyle w:val="Hyperlink"/>
@@ -510,7 +510,7 @@
                 <w:noProof/>
                 <w:webHidden/>
               </w:rPr>
-              <w:instrText xml:space="preserve"> PAGEREF _Toc224078299 \h </w:instrText>
+              <w:instrText xml:space="preserve"> PAGEREF _Toc230273073 \h </w:instrText>
             </w:r>
             <w:r>
               <w:rPr>
@@ -555,13 +555,13 @@
               <w:lang w:eastAsia="it-IT"/>
             </w:rPr>
           </w:pPr>
-          <w:hyperlink w:anchor="_Toc224078300" w:history="1">
+          <w:hyperlink w:anchor="_Toc230273074" w:history="1">
             <w:r>
               <w:rPr>
                 <w:rStyle w:val="Hyperlink"/>
                 <w:noProof/>
               </w:rPr>
-              <w:t>La finestra MP3</w:t>
+              <w:t>La finestra Archivio Musicale</w:t>
             </w:r>
             <w:r>
               <w:rPr>
@@ -582,7 +582,7 @@
                 <w:noProof/>
                 <w:webHidden/>
               </w:rPr>
-              <w:instrText xml:space="preserve"> PAGEREF _Toc224078300 \h </w:instrText>
+              <w:instrText xml:space="preserve"> PAGEREF _Toc230273074 \h </w:instrText>
             </w:r>
             <w:r>
               <w:rPr>
@@ -627,7 +627,7 @@
               <w:lang w:eastAsia="it-IT"/>
             </w:rPr>
           </w:pPr>
-          <w:hyperlink w:anchor="_Toc224078301" w:history="1">
+          <w:hyperlink w:anchor="_Toc230273075" w:history="1">
             <w:r>
               <w:rPr>
                 <w:rStyle w:val="Hyperlink"/>
@@ -654,7 +654,7 @@
                 <w:noProof/>
                 <w:webHidden/>
               </w:rPr>
-              <w:instrText xml:space="preserve"> PAGEREF _Toc224078301 \h </w:instrText>
+              <w:instrText xml:space="preserve"> PAGEREF _Toc230273075 \h </w:instrText>
             </w:r>
             <w:r>
               <w:rPr>
@@ -699,7 +699,7 @@
               <w:lang w:eastAsia="it-IT"/>
             </w:rPr>
           </w:pPr>
-          <w:hyperlink w:anchor="_Toc224078302" w:history="1">
+          <w:hyperlink w:anchor="_Toc230273076" w:history="1">
             <w:r>
               <w:rPr>
                 <w:rStyle w:val="Hyperlink"/>
@@ -726,7 +726,7 @@
                 <w:noProof/>
                 <w:webHidden/>
               </w:rPr>
-              <w:instrText xml:space="preserve"> PAGEREF _Toc224078302 \h </w:instrText>
+              <w:instrText xml:space="preserve"> PAGEREF _Toc230273076 \h </w:instrText>
             </w:r>
             <w:r>
               <w:rPr>
@@ -771,7 +771,7 @@
               <w:lang w:eastAsia="it-IT"/>
             </w:rPr>
           </w:pPr>
-          <w:hyperlink w:anchor="_Toc224078303" w:history="1">
+          <w:hyperlink w:anchor="_Toc230273077" w:history="1">
             <w:r>
               <w:rPr>
                 <w:rStyle w:val="Hyperlink"/>
@@ -798,7 +798,7 @@
                 <w:noProof/>
                 <w:webHidden/>
               </w:rPr>
-              <w:instrText xml:space="preserve"> PAGEREF _Toc224078303 \h </w:instrText>
+              <w:instrText xml:space="preserve"> PAGEREF _Toc230273077 \h </w:instrText>
             </w:r>
             <w:r>
               <w:rPr>
@@ -818,7 +818,7 @@
                 <w:noProof/>
                 <w:webHidden/>
               </w:rPr>
-              <w:t>9</w:t>
+              <w:t>10</w:t>
             </w:r>
             <w:r>
               <w:rPr>
@@ -843,7 +843,7 @@
               <w:lang w:eastAsia="it-IT"/>
             </w:rPr>
           </w:pPr>
-          <w:hyperlink w:anchor="_Toc224078304" w:history="1">
+          <w:hyperlink w:anchor="_Toc230273078" w:history="1">
             <w:r>
               <w:rPr>
                 <w:rStyle w:val="Hyperlink"/>
@@ -870,7 +870,7 @@
                 <w:noProof/>
                 <w:webHidden/>
               </w:rPr>
-              <w:instrText xml:space="preserve"> PAGEREF _Toc224078304 \h </w:instrText>
+              <w:instrText xml:space="preserve"> PAGEREF _Toc230273078 \h </w:instrText>
             </w:r>
             <w:r>
               <w:rPr>
@@ -890,7 +890,7 @@
                 <w:noProof/>
                 <w:webHidden/>
               </w:rPr>
-              <w:t>9</w:t>
+              <w:t>11</w:t>
             </w:r>
             <w:r>
               <w:rPr>
@@ -915,7 +915,7 @@
               <w:lang w:eastAsia="it-IT"/>
             </w:rPr>
           </w:pPr>
-          <w:hyperlink w:anchor="_Toc224078305" w:history="1">
+          <w:hyperlink w:anchor="_Toc230273079" w:history="1">
             <w:r>
               <w:rPr>
                 <w:rStyle w:val="Hyperlink"/>
@@ -942,7 +942,7 @@
                 <w:noProof/>
                 <w:webHidden/>
               </w:rPr>
-              <w:instrText xml:space="preserve"> PAGEREF _Toc224078305 \h </w:instrText>
+              <w:instrText xml:space="preserve"> PAGEREF _Toc230273079 \h </w:instrText>
             </w:r>
             <w:r>
               <w:rPr>
@@ -962,7 +962,7 @@
                 <w:noProof/>
                 <w:webHidden/>
               </w:rPr>
-              <w:t>10</w:t>
+              <w:t>12</w:t>
             </w:r>
             <w:r>
               <w:rPr>
@@ -987,7 +987,7 @@
               <w:lang w:eastAsia="it-IT"/>
             </w:rPr>
           </w:pPr>
-          <w:hyperlink w:anchor="_Toc224078306" w:history="1">
+          <w:hyperlink w:anchor="_Toc230273080" w:history="1">
             <w:r>
               <w:rPr>
                 <w:rStyle w:val="Hyperlink"/>
@@ -1014,7 +1014,7 @@
                 <w:noProof/>
                 <w:webHidden/>
               </w:rPr>
-              <w:instrText xml:space="preserve"> PAGEREF _Toc224078306 \h </w:instrText>
+              <w:instrText xml:space="preserve"> PAGEREF _Toc230273080 \h </w:instrText>
             </w:r>
             <w:r>
               <w:rPr>
@@ -1034,7 +1034,7 @@
                 <w:noProof/>
                 <w:webHidden/>
               </w:rPr>
-              <w:t>11</w:t>
+              <w:t>13</w:t>
             </w:r>
             <w:r>
               <w:rPr>
@@ -1059,7 +1059,7 @@
               <w:lang w:eastAsia="it-IT"/>
             </w:rPr>
           </w:pPr>
-          <w:hyperlink w:anchor="_Toc224078307" w:history="1">
+          <w:hyperlink w:anchor="_Toc230273081" w:history="1">
             <w:r>
               <w:rPr>
                 <w:rStyle w:val="Hyperlink"/>
@@ -1086,7 +1086,7 @@
                 <w:noProof/>
                 <w:webHidden/>
               </w:rPr>
-              <w:instrText xml:space="preserve"> PAGEREF _Toc224078307 \h </w:instrText>
+              <w:instrText xml:space="preserve"> PAGEREF _Toc230273081 \h </w:instrText>
             </w:r>
             <w:r>
               <w:rPr>
@@ -1106,7 +1106,7 @@
                 <w:noProof/>
                 <w:webHidden/>
               </w:rPr>
-              <w:t>12</w:t>
+              <w:t>14</w:t>
             </w:r>
             <w:r>
               <w:rPr>
@@ -1131,7 +1131,7 @@
               <w:lang w:eastAsia="it-IT"/>
             </w:rPr>
           </w:pPr>
-          <w:hyperlink w:anchor="_Toc224078308" w:history="1">
+          <w:hyperlink w:anchor="_Toc230273082" w:history="1">
             <w:r>
               <w:rPr>
                 <w:rStyle w:val="Hyperlink"/>
@@ -1158,7 +1158,7 @@
                 <w:noProof/>
                 <w:webHidden/>
               </w:rPr>
-              <w:instrText xml:space="preserve"> PAGEREF _Toc224078308 \h </w:instrText>
+              <w:instrText xml:space="preserve"> PAGEREF _Toc230273082 \h </w:instrText>
             </w:r>
             <w:r>
               <w:rPr>
@@ -1178,7 +1178,7 @@
                 <w:noProof/>
                 <w:webHidden/>
               </w:rPr>
-              <w:t>13</w:t>
+              <w:t>15</w:t>
             </w:r>
             <w:r>
               <w:rPr>
@@ -1203,7 +1203,7 @@
               <w:lang w:eastAsia="it-IT"/>
             </w:rPr>
           </w:pPr>
-          <w:hyperlink w:anchor="_Toc224078309" w:history="1">
+          <w:hyperlink w:anchor="_Toc230273083" w:history="1">
             <w:r>
               <w:rPr>
                 <w:rStyle w:val="Hyperlink"/>
@@ -1230,7 +1230,7 @@
                 <w:noProof/>
                 <w:webHidden/>
               </w:rPr>
-              <w:instrText xml:space="preserve"> PAGEREF _Toc224078309 \h </w:instrText>
+              <w:instrText xml:space="preserve"> PAGEREF _Toc230273083 \h </w:instrText>
             </w:r>
             <w:r>
               <w:rPr>
@@ -1250,7 +1250,7 @@
                 <w:noProof/>
                 <w:webHidden/>
               </w:rPr>
-              <w:t>13</w:t>
+              <w:t>15</w:t>
             </w:r>
             <w:r>
               <w:rPr>
@@ -1275,7 +1275,7 @@
               <w:lang w:eastAsia="it-IT"/>
             </w:rPr>
           </w:pPr>
-          <w:hyperlink w:anchor="_Toc224078310" w:history="1">
+          <w:hyperlink w:anchor="_Toc230273084" w:history="1">
             <w:r>
               <w:rPr>
                 <w:rStyle w:val="Hyperlink"/>
@@ -1302,7 +1302,7 @@
                 <w:noProof/>
                 <w:webHidden/>
               </w:rPr>
-              <w:instrText xml:space="preserve"> PAGEREF _Toc224078310 \h </w:instrText>
+              <w:instrText xml:space="preserve"> PAGEREF _Toc230273084 \h </w:instrText>
             </w:r>
             <w:r>
               <w:rPr>
@@ -1322,7 +1322,7 @@
                 <w:noProof/>
                 <w:webHidden/>
               </w:rPr>
-              <w:t>14</w:t>
+              <w:t>16</w:t>
             </w:r>
             <w:r>
               <w:rPr>
@@ -1347,7 +1347,7 @@
               <w:lang w:eastAsia="it-IT"/>
             </w:rPr>
           </w:pPr>
-          <w:hyperlink w:anchor="_Toc224078311" w:history="1">
+          <w:hyperlink w:anchor="_Toc230273085" w:history="1">
             <w:r>
               <w:rPr>
                 <w:rStyle w:val="Hyperlink"/>
@@ -1374,7 +1374,7 @@
                 <w:noProof/>
                 <w:webHidden/>
               </w:rPr>
-              <w:instrText xml:space="preserve"> PAGEREF _Toc224078311 \h </w:instrText>
+              <w:instrText xml:space="preserve"> PAGEREF _Toc230273085 \h </w:instrText>
             </w:r>
             <w:r>
               <w:rPr>
@@ -1394,7 +1394,7 @@
                 <w:noProof/>
                 <w:webHidden/>
               </w:rPr>
-              <w:t>15</w:t>
+              <w:t>17</w:t>
             </w:r>
             <w:r>
               <w:rPr>
@@ -1419,7 +1419,7 @@
               <w:lang w:eastAsia="it-IT"/>
             </w:rPr>
           </w:pPr>
-          <w:hyperlink w:anchor="_Toc224078312" w:history="1">
+          <w:hyperlink w:anchor="_Toc230273086" w:history="1">
             <w:r>
               <w:rPr>
                 <w:rStyle w:val="Hyperlink"/>
@@ -1446,7 +1446,7 @@
                 <w:noProof/>
                 <w:webHidden/>
               </w:rPr>
-              <w:instrText xml:space="preserve"> PAGEREF _Toc224078312 \h </w:instrText>
+              <w:instrText xml:space="preserve"> PAGEREF _Toc230273086 \h </w:instrText>
             </w:r>
             <w:r>
               <w:rPr>
@@ -1466,7 +1466,7 @@
                 <w:noProof/>
                 <w:webHidden/>
               </w:rPr>
-              <w:t>15</w:t>
+              <w:t>17</w:t>
             </w:r>
             <w:r>
               <w:rPr>
@@ -1491,7 +1491,7 @@
               <w:lang w:eastAsia="it-IT"/>
             </w:rPr>
           </w:pPr>
-          <w:hyperlink w:anchor="_Toc224078313" w:history="1">
+          <w:hyperlink w:anchor="_Toc230273087" w:history="1">
             <w:r>
               <w:rPr>
                 <w:rStyle w:val="Hyperlink"/>
@@ -1518,7 +1518,7 @@
                 <w:noProof/>
                 <w:webHidden/>
               </w:rPr>
-              <w:instrText xml:space="preserve"> PAGEREF _Toc224078313 \h </w:instrText>
+              <w:instrText xml:space="preserve"> PAGEREF _Toc230273087 \h </w:instrText>
             </w:r>
             <w:r>
               <w:rPr>
@@ -1538,7 +1538,7 @@
                 <w:noProof/>
                 <w:webHidden/>
               </w:rPr>
-              <w:t>16</w:t>
+              <w:t>18</w:t>
             </w:r>
             <w:r>
               <w:rPr>
@@ -1563,7 +1563,7 @@
               <w:lang w:eastAsia="it-IT"/>
             </w:rPr>
           </w:pPr>
-          <w:hyperlink w:anchor="_Toc224078314" w:history="1">
+          <w:hyperlink w:anchor="_Toc230273088" w:history="1">
             <w:r>
               <w:rPr>
                 <w:rStyle w:val="Hyperlink"/>
@@ -1590,7 +1590,7 @@
                 <w:noProof/>
                 <w:webHidden/>
               </w:rPr>
-              <w:instrText xml:space="preserve"> PAGEREF _Toc224078314 \h </w:instrText>
+              <w:instrText xml:space="preserve"> PAGEREF _Toc230273088 \h </w:instrText>
             </w:r>
             <w:r>
               <w:rPr>
@@ -1610,7 +1610,7 @@
                 <w:noProof/>
                 <w:webHidden/>
               </w:rPr>
-              <w:t>17</w:t>
+              <w:t>19</w:t>
             </w:r>
             <w:r>
               <w:rPr>
@@ -1635,7 +1635,7 @@
               <w:lang w:eastAsia="it-IT"/>
             </w:rPr>
           </w:pPr>
-          <w:hyperlink w:anchor="_Toc224078315" w:history="1">
+          <w:hyperlink w:anchor="_Toc230273089" w:history="1">
             <w:r>
               <w:rPr>
                 <w:rStyle w:val="Hyperlink"/>
@@ -1662,7 +1662,7 @@
                 <w:noProof/>
                 <w:webHidden/>
               </w:rPr>
-              <w:instrText xml:space="preserve"> PAGEREF _Toc224078315 \h </w:instrText>
+              <w:instrText xml:space="preserve"> PAGEREF _Toc230273089 \h </w:instrText>
             </w:r>
             <w:r>
               <w:rPr>
@@ -1682,7 +1682,7 @@
                 <w:noProof/>
                 <w:webHidden/>
               </w:rPr>
-              <w:t>17</w:t>
+              <w:t>21</w:t>
             </w:r>
             <w:r>
               <w:rPr>
@@ -1707,7 +1707,7 @@
               <w:lang w:eastAsia="it-IT"/>
             </w:rPr>
           </w:pPr>
-          <w:hyperlink w:anchor="_Toc224078316" w:history="1">
+          <w:hyperlink w:anchor="_Toc230273090" w:history="1">
             <w:r>
               <w:rPr>
                 <w:rStyle w:val="Hyperlink"/>
@@ -1734,7 +1734,7 @@
                 <w:noProof/>
                 <w:webHidden/>
               </w:rPr>
-              <w:instrText xml:space="preserve"> PAGEREF _Toc224078316 \h </w:instrText>
+              <w:instrText xml:space="preserve"> PAGEREF _Toc230273090 \h </w:instrText>
             </w:r>
             <w:r>
               <w:rPr>
@@ -1754,7 +1754,7 @@
                 <w:noProof/>
                 <w:webHidden/>
               </w:rPr>
-              <w:t>18</w:t>
+              <w:t>22</w:t>
             </w:r>
             <w:r>
               <w:rPr>
@@ -1779,7 +1779,7 @@
               <w:lang w:eastAsia="it-IT"/>
             </w:rPr>
           </w:pPr>
-          <w:hyperlink w:anchor="_Toc224078317" w:history="1">
+          <w:hyperlink w:anchor="_Toc230273091" w:history="1">
             <w:r>
               <w:rPr>
                 <w:rStyle w:val="Hyperlink"/>
@@ -1806,7 +1806,7 @@
                 <w:noProof/>
                 <w:webHidden/>
               </w:rPr>
-              <w:instrText xml:space="preserve"> PAGEREF _Toc224078317 \h </w:instrText>
+              <w:instrText xml:space="preserve"> PAGEREF _Toc230273091 \h </w:instrText>
             </w:r>
             <w:r>
               <w:rPr>
@@ -1826,7 +1826,7 @@
                 <w:noProof/>
                 <w:webHidden/>
               </w:rPr>
-              <w:t>18</w:t>
+              <w:t>22</w:t>
             </w:r>
             <w:r>
               <w:rPr>
@@ -1851,12 +1851,84 @@
               <w:lang w:eastAsia="it-IT"/>
             </w:rPr>
           </w:pPr>
-          <w:hyperlink w:anchor="_Toc224078318" w:history="1">
+          <w:hyperlink w:anchor="_Toc230273092" w:history="1">
             <w:r>
               <w:rPr>
                 <w:rStyle w:val="Hyperlink"/>
                 <w:noProof/>
               </w:rPr>
+              <w:t>Preferenze</w:t>
+            </w:r>
+            <w:r>
+              <w:rPr>
+                <w:noProof/>
+                <w:webHidden/>
+              </w:rPr>
+              <w:tab/>
+            </w:r>
+            <w:r>
+              <w:rPr>
+                <w:noProof/>
+                <w:webHidden/>
+              </w:rPr>
+              <w:fldChar w:fldCharType="begin"/>
+            </w:r>
+            <w:r>
+              <w:rPr>
+                <w:noProof/>
+                <w:webHidden/>
+              </w:rPr>
+              <w:instrText xml:space="preserve"> PAGEREF _Toc230273092 \h </w:instrText>
+            </w:r>
+            <w:r>
+              <w:rPr>
+                <w:noProof/>
+                <w:webHidden/>
+              </w:rPr>
+            </w:r>
+            <w:r>
+              <w:rPr>
+                <w:noProof/>
+                <w:webHidden/>
+              </w:rPr>
+              <w:fldChar w:fldCharType="separate"/>
+            </w:r>
+            <w:r>
+              <w:rPr>
+                <w:noProof/>
+                <w:webHidden/>
+              </w:rPr>
+              <w:t>23</w:t>
+            </w:r>
+            <w:r>
+              <w:rPr>
+                <w:noProof/>
+                <w:webHidden/>
+              </w:rPr>
+              <w:fldChar w:fldCharType="end"/>
+            </w:r>
+          </w:hyperlink>
+        </w:p>
+        <w:p>
+          <w:pPr>
+            <w:pStyle w:val="TOC2"/>
+            <w:tabs>
+              <w:tab w:val="right" w:leader="dot" w:pos="9628"/>
+            </w:tabs>
+            <w:rPr>
+              <w:rFonts w:eastAsiaTheme="minorEastAsia"/>
+              <w:noProof/>
+              <w:sz w:val="24"/>
+              <w:szCs w:val="24"/>
+              <w:lang w:eastAsia="it-IT"/>
+            </w:rPr>
+          </w:pPr>
+          <w:hyperlink w:anchor="_Toc230273093" w:history="1">
+            <w:r>
+              <w:rPr>
+                <w:rStyle w:val="Hyperlink"/>
+                <w:noProof/>
+              </w:rPr>
               <w:t>Informazioni</w:t>
             </w:r>
             <w:r>
@@ -1878,7 +1950,7 @@
                 <w:noProof/>
                 <w:webHidden/>
               </w:rPr>
-              <w:instrText xml:space="preserve"> PAGEREF _Toc224078318 \h </w:instrText>
+              <w:instrText xml:space="preserve"> PAGEREF _Toc230273093 \h </w:instrText>
             </w:r>
             <w:r>
               <w:rPr>
@@ -1898,7 +1970,7 @@
                 <w:noProof/>
                 <w:webHidden/>
               </w:rPr>
-              <w:t>19</w:t>
+              <w:t>23</w:t>
             </w:r>
             <w:r>
               <w:rPr>
@@ -1923,7 +1995,7 @@
               <w:lang w:eastAsia="it-IT"/>
             </w:rPr>
           </w:pPr>
-          <w:hyperlink w:anchor="_Toc224078319" w:history="1">
+          <w:hyperlink w:anchor="_Toc230273094" w:history="1">
             <w:r>
               <w:rPr>
                 <w:rStyle w:val="Hyperlink"/>
@@ -1950,7 +2022,7 @@
                 <w:noProof/>
                 <w:webHidden/>
               </w:rPr>
-              <w:instrText xml:space="preserve"> PAGEREF _Toc224078319 \h </w:instrText>
+              <w:instrText xml:space="preserve"> PAGEREF _Toc230273094 \h </w:instrText>
             </w:r>
             <w:r>
               <w:rPr>
@@ -1970,7 +2042,7 @@
                 <w:noProof/>
                 <w:webHidden/>
               </w:rPr>
-              <w:t>19</w:t>
+              <w:t>24</w:t>
             </w:r>
             <w:r>
               <w:rPr>
@@ -1995,7 +2067,7 @@
               <w:lang w:eastAsia="it-IT"/>
             </w:rPr>
           </w:pPr>
-          <w:hyperlink w:anchor="_Toc224078320" w:history="1">
+          <w:hyperlink w:anchor="_Toc230273095" w:history="1">
             <w:r>
               <w:rPr>
                 <w:rStyle w:val="Hyperlink"/>
@@ -2022,7 +2094,7 @@
                 <w:noProof/>
                 <w:webHidden/>
               </w:rPr>
-              <w:instrText xml:space="preserve"> PAGEREF _Toc224078320 \h </w:instrText>
+              <w:instrText xml:space="preserve"> PAGEREF _Toc230273095 \h </w:instrText>
             </w:r>
             <w:r>
               <w:rPr>
@@ -2042,7 +2114,7 @@
                 <w:noProof/>
                 <w:webHidden/>
               </w:rPr>
-              <w:t>19</w:t>
+              <w:t>24</w:t>
             </w:r>
             <w:r>
               <w:rPr>
@@ -2093,7 +2165,7 @@
           <w:szCs w:val="22"/>
         </w:rPr>
       </w:pPr>
-      <w:bookmarkStart w:id="1" w:name="_Toc224078296"/>
+      <w:bookmarkStart w:id="1" w:name="_Toc230273070"/>
       <w:r>
         <w:lastRenderedPageBreak/>
         <w:t>Introduzione</w:t>
@@ -2167,7 +2239,21 @@
           <w:rFonts w:ascii="Times New Roman" w:hAnsi="Times New Roman" w:cs="Times New Roman"/>
           <w:kern w:val="0"/>
         </w:rPr>
-        <w:t xml:space="preserve">Euterpe permette di indicizzarla </w:t>
+        <w:t>Euterpe permette di indicizzar</w:t>
+      </w:r>
+      <w:r>
+        <w:rPr>
+          <w:rFonts w:ascii="Times New Roman" w:hAnsi="Times New Roman" w:cs="Times New Roman"/>
+          <w:kern w:val="0"/>
+        </w:rPr>
+        <w:t>e</w:t>
+      </w:r>
+      <w:r>
+        <w:rPr>
+          <w:rFonts w:ascii="Times New Roman" w:hAnsi="Times New Roman" w:cs="Times New Roman"/>
+          <w:kern w:val="0"/>
+        </w:rPr>
+        <w:t xml:space="preserve"> </w:t>
       </w:r>
       <w:r>
         <w:rPr>
@@ -2299,7 +2385,21 @@
           <w:rFonts w:ascii="Times New Roman" w:hAnsi="Times New Roman" w:cs="Times New Roman"/>
           <w:kern w:val="0"/>
         </w:rPr>
-        <w:t xml:space="preserve"> sulla base di alcune parole. I risultati della ricerca vengono mostrati in un’apposita finestra da cui è possibile raffinare la selezione.</w:t>
+        <w:t xml:space="preserve"> sulla base parole</w:t>
+      </w:r>
+      <w:r>
+        <w:rPr>
+          <w:rFonts w:ascii="Times New Roman" w:hAnsi="Times New Roman" w:cs="Times New Roman"/>
+          <w:kern w:val="0"/>
+        </w:rPr>
+        <w:t xml:space="preserve"> chiave</w:t>
+      </w:r>
+      <w:r>
+        <w:rPr>
+          <w:rFonts w:ascii="Times New Roman" w:hAnsi="Times New Roman" w:cs="Times New Roman"/>
+          <w:kern w:val="0"/>
+        </w:rPr>
+        <w:t>. I risultati della ricerca vengono mostrati in un’apposita finestra da cui è possibile raffinare la selezione.</w:t>
       </w:r>
     </w:p>
     <w:p>
@@ -2417,7 +2517,7 @@
       <w:pPr>
         <w:pStyle w:val="Heading1"/>
       </w:pPr>
-      <w:bookmarkStart w:id="2" w:name="_Toc224078297"/>
+      <w:bookmarkStart w:id="2" w:name="_Toc230273071"/>
       <w:r>
         <w:t xml:space="preserve">Funzionalità di </w:t>
       </w:r>
@@ -2546,17 +2646,22 @@
           <w:rFonts w:ascii="Times New Roman" w:hAnsi="Times New Roman" w:cs="Times New Roman"/>
           <w:kern w:val="0"/>
         </w:rPr>
+        <w:t xml:space="preserve"> o</w:t>
+      </w:r>
+      <w:r>
+        <w:rPr>
+          <w:rFonts w:ascii="Times New Roman" w:hAnsi="Times New Roman" w:cs="Times New Roman"/>
+          <w:kern w:val="0"/>
+        </w:rPr>
         <w:t xml:space="preserve"> </w:t>
       </w:r>
-      <w:proofErr w:type="spellStart"/>
-      <w:r>
-        <w:rPr>
-          <w:rFonts w:ascii="Times New Roman" w:hAnsi="Times New Roman" w:cs="Times New Roman"/>
-          <w:kern w:val="0"/>
-        </w:rPr>
-        <w:t>oFlac</w:t>
-      </w:r>
-      <w:proofErr w:type="spellEnd"/>
+      <w:r>
+        <w:rPr>
+          <w:rFonts w:ascii="Times New Roman" w:hAnsi="Times New Roman" w:cs="Times New Roman"/>
+          <w:kern w:val="0"/>
+        </w:rPr>
+        <w:t>Flac</w:t>
+      </w:r>
     </w:p>
     <w:p>
       <w:pPr>
@@ -2917,8 +3022,17 @@
           <w:rFonts w:ascii="Times New Roman" w:hAnsi="Times New Roman" w:cs="Times New Roman"/>
           <w:kern w:val="0"/>
         </w:rPr>
-        <w:t>Mostrare informazioni su un album(</w:t>
-      </w:r>
+        <w:t xml:space="preserve">Mostrare informazioni su un </w:t>
+      </w:r>
+      <w:proofErr w:type="gramStart"/>
+      <w:r>
+        <w:rPr>
+          <w:rFonts w:ascii="Times New Roman" w:hAnsi="Times New Roman" w:cs="Times New Roman"/>
+          <w:kern w:val="0"/>
+        </w:rPr>
+        <w:t>album(</w:t>
+      </w:r>
+      <w:proofErr w:type="gramEnd"/>
       <w:r>
         <w:rPr>
           <w:rFonts w:ascii="Times New Roman" w:hAnsi="Times New Roman" w:cs="Times New Roman"/>
@@ -2977,7 +3091,7 @@
         <w:pStyle w:val="Heading1"/>
       </w:pPr>
       <w:bookmarkStart w:id="3" w:name="_Toc198557733"/>
-      <w:bookmarkStart w:id="4" w:name="_Toc224078298"/>
+      <w:bookmarkStart w:id="4" w:name="_Toc230273072"/>
       <w:r>
         <w:lastRenderedPageBreak/>
         <w:t>Installazione</w:t>
@@ -3050,193 +3164,45 @@
     </w:p>
     <w:p>
       <w:pPr>
-        <w:rPr>
-          <w:rFonts w:ascii="Times New Roman" w:hAnsi="Times New Roman" w:cs="Times New Roman"/>
-          <w:kern w:val="0"/>
-        </w:rPr>
-      </w:pPr>
-      <w:r>
-        <w:rPr>
-          <w:noProof/>
-        </w:rPr>
-        <mc:AlternateContent>
-          <mc:Choice Requires="wps">
-            <w:drawing>
-              <wp:anchor distT="45720" distB="45720" distL="114300" distR="114300" simplePos="0" relativeHeight="251659264" behindDoc="0" locked="0" layoutInCell="1" allowOverlap="1" wp14:anchorId="114B0E85" wp14:editId="138A8727">
-                <wp:simplePos x="0" y="0"/>
-                <wp:positionH relativeFrom="column">
-                  <wp:posOffset>1513840</wp:posOffset>
-                </wp:positionH>
-                <wp:positionV relativeFrom="paragraph">
-                  <wp:posOffset>243840</wp:posOffset>
-                </wp:positionV>
-                <wp:extent cx="2360930" cy="1924050"/>
-                <wp:effectExtent l="0" t="0" r="28575" b="19050"/>
-                <wp:wrapTopAndBottom/>
-                <wp:docPr id="1860905778" name="Casella di testo 2"/>
-                <wp:cNvGraphicFramePr>
-                  <a:graphicFrameLocks xmlns:a="http://schemas.openxmlformats.org/drawingml/2006/main"/>
-                </wp:cNvGraphicFramePr>
-                <a:graphic xmlns:a="http://schemas.openxmlformats.org/drawingml/2006/main">
-                  <a:graphicData uri="http://schemas.microsoft.com/office/word/2010/wordprocessingShape">
-                    <wps:wsp>
-                      <wps:cNvSpPr txBox="1">
-                        <a:spLocks noChangeArrowheads="1"/>
-                      </wps:cNvSpPr>
-                      <wps:spPr bwMode="auto">
-                        <a:xfrm>
-                          <a:off x="0" y="0"/>
-                          <a:ext cx="2360930" cy="1924050"/>
-                        </a:xfrm>
-                        <a:prstGeom prst="rect">
-                          <a:avLst/>
-                        </a:prstGeom>
-                        <a:solidFill>
-                          <a:srgbClr val="FFFFFF"/>
-                        </a:solidFill>
-                        <a:ln w="9525">
-                          <a:solidFill>
-                            <a:srgbClr val="000000"/>
-                          </a:solidFill>
-                          <a:miter lim="800000"/>
-                          <a:headEnd/>
-                          <a:tailEnd/>
-                        </a:ln>
-                      </wps:spPr>
-                      <wps:txbx>
-                        <w:txbxContent>
-                          <w:p>
-                            <w:pPr>
-                              <w:jc w:val="center"/>
-                            </w:pPr>
-                            <w:r>
-                              <w:rPr>
-                                <w:noProof/>
-                              </w:rPr>
-                              <w:drawing>
-                                <wp:inline distT="0" distB="0" distL="0" distR="0" wp14:anchorId="65FA2E48" wp14:editId="404A5E1C">
-                                  <wp:extent cx="2227580" cy="1750060"/>
-                                  <wp:effectExtent l="0" t="0" r="1270" b="2540"/>
-                                  <wp:docPr id="650637222" name="Picture 1" descr="A screenshot of a computer&#10;&#10;AI-generated content may be incorrect."/>
-                                  <wp:cNvGraphicFramePr>
-                                    <a:graphicFrameLocks xmlns:a="http://schemas.openxmlformats.org/drawingml/2006/main" noChangeAspect="1"/>
-                                  </wp:cNvGraphicFramePr>
-                                  <a:graphic xmlns:a="http://schemas.openxmlformats.org/drawingml/2006/main">
-                                    <a:graphicData uri="http://schemas.openxmlformats.org/drawingml/2006/picture">
-                                      <pic:pic xmlns:pic="http://schemas.openxmlformats.org/drawingml/2006/picture">
-                                        <pic:nvPicPr>
-                                          <pic:cNvPr id="650637222" name="Picture 1" descr="A screenshot of a computer&#10;&#10;AI-generated content may be incorrect."/>
-                                          <pic:cNvPicPr/>
-                                        </pic:nvPicPr>
-                                        <pic:blipFill>
-                                          <a:blip r:embed="rId12"/>
-                                          <a:stretch>
-                                            <a:fillRect/>
-                                          </a:stretch>
-                                        </pic:blipFill>
-                                        <pic:spPr>
-                                          <a:xfrm>
-                                            <a:off x="0" y="0"/>
-                                            <a:ext cx="2227580" cy="1750060"/>
-                                          </a:xfrm>
-                                          <a:prstGeom prst="rect">
-                                            <a:avLst/>
-                                          </a:prstGeom>
-                                        </pic:spPr>
-                                      </pic:pic>
-                                    </a:graphicData>
-                                  </a:graphic>
-                                </wp:inline>
-                              </w:drawing>
-                            </w:r>
-                          </w:p>
-                        </w:txbxContent>
-                      </wps:txbx>
-                      <wps:bodyPr rot="0" vert="horz" wrap="square" lIns="91440" tIns="45720" rIns="91440" bIns="45720" anchor="t" anchorCtr="0">
-                        <a:noAutofit/>
-                      </wps:bodyPr>
-                    </wps:wsp>
-                  </a:graphicData>
-                </a:graphic>
-                <wp14:sizeRelH relativeFrom="margin">
-                  <wp14:pctWidth>40000</wp14:pctWidth>
-                </wp14:sizeRelH>
-                <wp14:sizeRelV relativeFrom="margin">
-                  <wp14:pctHeight>0</wp14:pctHeight>
-                </wp14:sizeRelV>
-              </wp:anchor>
-            </w:drawing>
-          </mc:Choice>
-          <mc:Fallback>
-            <w:pict>
-              <v:shapetype w14:anchorId="114B0E85" id="_x0000_t202" coordsize="21600,21600" o:spt="202" path="m,l,21600r21600,l21600,xe">
-                <v:stroke joinstyle="miter"/>
-                <v:path gradientshapeok="t" o:connecttype="rect"/>
-              </v:shapetype>
-              <v:shape id="Casella di testo 2" o:spid="_x0000_s1026" type="#_x0000_t202" style="position:absolute;margin-left:119.2pt;margin-top:19.2pt;width:185.9pt;height:151.5pt;z-index:251659264;visibility:visible;mso-wrap-style:square;mso-width-percent:400;mso-height-percent:0;mso-wrap-distance-left:9pt;mso-wrap-distance-top:3.6pt;mso-wrap-distance-right:9pt;mso-wrap-distance-bottom:3.6pt;mso-position-horizontal:absolute;mso-position-horizontal-relative:text;mso-position-vertical:absolute;mso-position-vertical-relative:text;mso-width-percent:400;mso-height-percent:0;mso-width-relative:margin;mso-height-relative:margin;v-text-anchor:top" o:gfxdata="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">
-                <v:textbox>
-                  <w:txbxContent>
-                    <w:p>
-                      <w:pPr>
-                        <w:jc w:val="center"/>
-                      </w:pPr>
-                      <w:r>
-                        <w:rPr>
-                          <w:noProof/>
-                        </w:rPr>
-                        <w:drawing>
-                          <wp:inline distT="0" distB="0" distL="0" distR="0" wp14:anchorId="65FA2E48" wp14:editId="404A5E1C">
-                            <wp:extent cx="2227580" cy="1750060"/>
-                            <wp:effectExtent l="0" t="0" r="1270" b="2540"/>
-                            <wp:docPr id="650637222" name="Picture 1" descr="A screenshot of a computer&#10;&#10;AI-generated content may be incorrect."/>
-                            <wp:cNvGraphicFramePr>
-                              <a:graphicFrameLocks xmlns:a="http://schemas.openxmlformats.org/drawingml/2006/main" noChangeAspect="1"/>
-                            </wp:cNvGraphicFramePr>
-                            <a:graphic xmlns:a="http://schemas.openxmlformats.org/drawingml/2006/main">
-                              <a:graphicData uri="http://schemas.openxmlformats.org/drawingml/2006/picture">
-                                <pic:pic xmlns:pic="http://schemas.openxmlformats.org/drawingml/2006/picture">
-                                  <pic:nvPicPr>
-                                    <pic:cNvPr id="650637222" name="Picture 1" descr="A screenshot of a computer&#10;&#10;AI-generated content may be incorrect."/>
-                                    <pic:cNvPicPr/>
-                                  </pic:nvPicPr>
-                                  <pic:blipFill>
-                                    <a:blip r:embed="rId13"/>
-                                    <a:stretch>
-                                      <a:fillRect/>
-                                    </a:stretch>
-                                  </pic:blipFill>
-                                  <pic:spPr>
-                                    <a:xfrm>
-                                      <a:off x="0" y="0"/>
-                                      <a:ext cx="2227580" cy="1750060"/>
-                                    </a:xfrm>
-                                    <a:prstGeom prst="rect">
-                                      <a:avLst/>
-                                    </a:prstGeom>
-                                  </pic:spPr>
-                                </pic:pic>
-                              </a:graphicData>
-                            </a:graphic>
-                          </wp:inline>
-                        </w:drawing>
-                      </w:r>
-                    </w:p>
-                  </w:txbxContent>
-                </v:textbox>
-                <w10:wrap type="topAndBottom"/>
-              </v:shape>
-            </w:pict>
-          </mc:Fallback>
-        </mc:AlternateContent>
-      </w:r>
-    </w:p>
-    <w:p>
-      <w:pPr>
-        <w:rPr>
-          <w:rFonts w:ascii="Times New Roman" w:hAnsi="Times New Roman" w:cs="Times New Roman"/>
-          <w:kern w:val="0"/>
-        </w:rPr>
-      </w:pPr>
+        <w:pStyle w:val="ScreenshotManuale"/>
+      </w:pPr>
+      <w:r>
+        <w:drawing>
+          <wp:inline distT="0" distB="0" distL="0" distR="0" wp14:anchorId="73944C8D" wp14:editId="1B49B03D">
+            <wp:extent cx="2227580" cy="1750060"/>
+            <wp:effectExtent l="0" t="0" r="1270" b="2540"/>
+            <wp:docPr id="650637222" name="Picture 1" descr="A screenshot of a computer&#10;&#10;AI-generated content may be incorrect."/>
+            <wp:cNvGraphicFramePr>
+              <a:graphicFrameLocks xmlns:a="http://schemas.openxmlformats.org/drawingml/2006/main" noChangeAspect="1"/>
+            </wp:cNvGraphicFramePr>
+            <a:graphic xmlns:a="http://schemas.openxmlformats.org/drawingml/2006/main">
+              <a:graphicData uri="http://schemas.openxmlformats.org/drawingml/2006/picture">
+                <pic:pic xmlns:pic="http://schemas.openxmlformats.org/drawingml/2006/picture">
+                  <pic:nvPicPr>
+                    <pic:cNvPr id="650637222" name="Picture 1" descr="A screenshot of a computer&#10;&#10;AI-generated content may be incorrect."/>
+                    <pic:cNvPicPr/>
+                  </pic:nvPicPr>
+                  <pic:blipFill>
+                    <a:blip r:embed="rId12"/>
+                    <a:stretch>
+                      <a:fillRect/>
+                    </a:stretch>
+                  </pic:blipFill>
+                  <pic:spPr>
+                    <a:xfrm>
+                      <a:off x="0" y="0"/>
+                      <a:ext cx="2227580" cy="1750060"/>
+                    </a:xfrm>
+                    <a:prstGeom prst="rect">
+                      <a:avLst/>
+                    </a:prstGeom>
+                  </pic:spPr>
+                </pic:pic>
+              </a:graphicData>
+            </a:graphic>
+          </wp:inline>
+        </w:drawing>
+      </w:r>
     </w:p>
     <w:p>
       <w:pPr>
@@ -3296,183 +3262,46 @@
     </w:p>
     <w:p>
       <w:pPr>
-        <w:rPr>
-          <w:rFonts w:ascii="Times New Roman" w:hAnsi="Times New Roman" w:cs="Times New Roman"/>
-          <w:kern w:val="0"/>
-        </w:rPr>
-      </w:pPr>
-      <w:r>
-        <w:rPr>
-          <w:noProof/>
-        </w:rPr>
-        <mc:AlternateContent>
-          <mc:Choice Requires="wps">
-            <w:drawing>
-              <wp:anchor distT="45720" distB="45720" distL="114300" distR="114300" simplePos="0" relativeHeight="251660288" behindDoc="0" locked="0" layoutInCell="1" allowOverlap="1" wp14:anchorId="3E15AE13" wp14:editId="494D1EA0">
-                <wp:simplePos x="0" y="0"/>
-                <wp:positionH relativeFrom="column">
-                  <wp:posOffset>1537970</wp:posOffset>
-                </wp:positionH>
-                <wp:positionV relativeFrom="paragraph">
-                  <wp:posOffset>245110</wp:posOffset>
-                </wp:positionV>
-                <wp:extent cx="2360930" cy="1899920"/>
-                <wp:effectExtent l="0" t="0" r="28575" b="24130"/>
-                <wp:wrapTopAndBottom/>
-                <wp:docPr id="781911727" name="Casella di testo 2"/>
-                <wp:cNvGraphicFramePr>
-                  <a:graphicFrameLocks xmlns:a="http://schemas.openxmlformats.org/drawingml/2006/main"/>
-                </wp:cNvGraphicFramePr>
-                <a:graphic xmlns:a="http://schemas.openxmlformats.org/drawingml/2006/main">
-                  <a:graphicData uri="http://schemas.microsoft.com/office/word/2010/wordprocessingShape">
-                    <wps:wsp>
-                      <wps:cNvSpPr txBox="1">
-                        <a:spLocks noChangeArrowheads="1"/>
-                      </wps:cNvSpPr>
-                      <wps:spPr bwMode="auto">
-                        <a:xfrm>
-                          <a:off x="0" y="0"/>
-                          <a:ext cx="2360930" cy="1899920"/>
-                        </a:xfrm>
-                        <a:prstGeom prst="rect">
-                          <a:avLst/>
-                        </a:prstGeom>
-                        <a:solidFill>
-                          <a:srgbClr val="FFFFFF"/>
-                        </a:solidFill>
-                        <a:ln w="9525">
-                          <a:solidFill>
-                            <a:srgbClr val="000000"/>
-                          </a:solidFill>
-                          <a:miter lim="800000"/>
-                          <a:headEnd/>
-                          <a:tailEnd/>
-                        </a:ln>
-                      </wps:spPr>
-                      <wps:txbx>
-                        <w:txbxContent>
-                          <w:p>
-                            <w:pPr>
-                              <w:jc w:val="center"/>
-                            </w:pPr>
-                            <w:r>
-                              <w:rPr>
-                                <w:noProof/>
-                              </w:rPr>
-                              <w:drawing>
-                                <wp:inline distT="0" distB="0" distL="0" distR="0" wp14:anchorId="4615BA28" wp14:editId="637BE273">
-                                  <wp:extent cx="2227580" cy="1750060"/>
-                                  <wp:effectExtent l="0" t="0" r="1270" b="2540"/>
-                                  <wp:docPr id="298041933" name="Picture 1" descr="A screenshot of a computer&#10;&#10;AI-generated content may be incorrect."/>
-                                  <wp:cNvGraphicFramePr>
-                                    <a:graphicFrameLocks xmlns:a="http://schemas.openxmlformats.org/drawingml/2006/main" noChangeAspect="1"/>
-                                  </wp:cNvGraphicFramePr>
-                                  <a:graphic xmlns:a="http://schemas.openxmlformats.org/drawingml/2006/main">
-                                    <a:graphicData uri="http://schemas.openxmlformats.org/drawingml/2006/picture">
-                                      <pic:pic xmlns:pic="http://schemas.openxmlformats.org/drawingml/2006/picture">
-                                        <pic:nvPicPr>
-                                          <pic:cNvPr id="298041933" name="Picture 1" descr="A screenshot of a computer&#10;&#10;AI-generated content may be incorrect."/>
-                                          <pic:cNvPicPr/>
-                                        </pic:nvPicPr>
-                                        <pic:blipFill>
-                                          <a:blip r:embed="rId14"/>
-                                          <a:stretch>
-                                            <a:fillRect/>
-                                          </a:stretch>
-                                        </pic:blipFill>
-                                        <pic:spPr>
-                                          <a:xfrm>
-                                            <a:off x="0" y="0"/>
-                                            <a:ext cx="2227580" cy="1750060"/>
-                                          </a:xfrm>
-                                          <a:prstGeom prst="rect">
-                                            <a:avLst/>
-                                          </a:prstGeom>
-                                        </pic:spPr>
-                                      </pic:pic>
-                                    </a:graphicData>
-                                  </a:graphic>
-                                </wp:inline>
-                              </w:drawing>
-                            </w:r>
-                          </w:p>
-                        </w:txbxContent>
-                      </wps:txbx>
-                      <wps:bodyPr rot="0" vert="horz" wrap="square" lIns="91440" tIns="45720" rIns="91440" bIns="45720" anchor="t" anchorCtr="0">
-                        <a:noAutofit/>
-                      </wps:bodyPr>
-                    </wps:wsp>
-                  </a:graphicData>
-                </a:graphic>
-                <wp14:sizeRelH relativeFrom="margin">
-                  <wp14:pctWidth>40000</wp14:pctWidth>
-                </wp14:sizeRelH>
-                <wp14:sizeRelV relativeFrom="margin">
-                  <wp14:pctHeight>0</wp14:pctHeight>
-                </wp14:sizeRelV>
-              </wp:anchor>
-            </w:drawing>
-          </mc:Choice>
-          <mc:Fallback>
-            <w:pict>
-              <v:shape w14:anchorId="3E15AE13" id="_x0000_s1027" type="#_x0000_t202" style="position:absolute;margin-left:121.1pt;margin-top:19.3pt;width:185.9pt;height:149.6pt;z-index:251660288;visibility:visible;mso-wrap-style:square;mso-width-percent:400;mso-height-percent:0;mso-wrap-distance-left:9pt;mso-wrap-distance-top:3.6pt;mso-wrap-distance-right:9pt;mso-wrap-distance-bottom:3.6pt;mso-position-horizontal:absolute;mso-position-horizontal-relative:text;mso-position-vertical:absolute;mso-position-vertical-relative:text;mso-width-percent:400;mso-height-percent:0;mso-width-relative:margin;mso-height-relative:margin;v-text-anchor:top" o:gfxdata="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">
-                <v:textbox>
-                  <w:txbxContent>
-                    <w:p>
-                      <w:pPr>
-                        <w:jc w:val="center"/>
-                      </w:pPr>
-                      <w:r>
-                        <w:rPr>
-                          <w:noProof/>
-                        </w:rPr>
-                        <w:drawing>
-                          <wp:inline distT="0" distB="0" distL="0" distR="0" wp14:anchorId="4615BA28" wp14:editId="637BE273">
-                            <wp:extent cx="2227580" cy="1750060"/>
-                            <wp:effectExtent l="0" t="0" r="1270" b="2540"/>
-                            <wp:docPr id="298041933" name="Picture 1" descr="A screenshot of a computer&#10;&#10;AI-generated content may be incorrect."/>
-                            <wp:cNvGraphicFramePr>
-                              <a:graphicFrameLocks xmlns:a="http://schemas.openxmlformats.org/drawingml/2006/main" noChangeAspect="1"/>
-                            </wp:cNvGraphicFramePr>
-                            <a:graphic xmlns:a="http://schemas.openxmlformats.org/drawingml/2006/main">
-                              <a:graphicData uri="http://schemas.openxmlformats.org/drawingml/2006/picture">
-                                <pic:pic xmlns:pic="http://schemas.openxmlformats.org/drawingml/2006/picture">
-                                  <pic:nvPicPr>
-                                    <pic:cNvPr id="298041933" name="Picture 1" descr="A screenshot of a computer&#10;&#10;AI-generated content may be incorrect."/>
-                                    <pic:cNvPicPr/>
-                                  </pic:nvPicPr>
-                                  <pic:blipFill>
-                                    <a:blip r:embed="rId15"/>
-                                    <a:stretch>
-                                      <a:fillRect/>
-                                    </a:stretch>
-                                  </pic:blipFill>
-                                  <pic:spPr>
-                                    <a:xfrm>
-                                      <a:off x="0" y="0"/>
-                                      <a:ext cx="2227580" cy="1750060"/>
-                                    </a:xfrm>
-                                    <a:prstGeom prst="rect">
-                                      <a:avLst/>
-                                    </a:prstGeom>
-                                  </pic:spPr>
-                                </pic:pic>
-                              </a:graphicData>
-                            </a:graphic>
-                          </wp:inline>
-                        </w:drawing>
-                      </w:r>
-                    </w:p>
-                  </w:txbxContent>
-                </v:textbox>
-                <w10:wrap type="topAndBottom"/>
-              </v:shape>
-            </w:pict>
-          </mc:Fallback>
-        </mc:AlternateContent>
-      </w:r>
-    </w:p>
-    <w:p/>
+        <w:pStyle w:val="ScreenshotManuale"/>
+      </w:pPr>
+      <w:r>
+        <w:drawing>
+          <wp:inline distT="0" distB="0" distL="0" distR="0" wp14:anchorId="071DE402" wp14:editId="20C0E331">
+            <wp:extent cx="2227580" cy="1750060"/>
+            <wp:effectExtent l="0" t="0" r="1270" b="2540"/>
+            <wp:docPr id="298041933" name="Picture 1" descr="A screenshot of a computer&#10;&#10;AI-generated content may be incorrect."/>
+            <wp:cNvGraphicFramePr>
+              <a:graphicFrameLocks xmlns:a="http://schemas.openxmlformats.org/drawingml/2006/main" noChangeAspect="1"/>
+            </wp:cNvGraphicFramePr>
+            <a:graphic xmlns:a="http://schemas.openxmlformats.org/drawingml/2006/main">
+              <a:graphicData uri="http://schemas.openxmlformats.org/drawingml/2006/picture">
+                <pic:pic xmlns:pic="http://schemas.openxmlformats.org/drawingml/2006/picture">
+                  <pic:nvPicPr>
+                    <pic:cNvPr id="298041933" name="Picture 1" descr="A screenshot of a computer&#10;&#10;AI-generated content may be incorrect."/>
+                    <pic:cNvPicPr/>
+                  </pic:nvPicPr>
+                  <pic:blipFill>
+                    <a:blip r:embed="rId13"/>
+                    <a:stretch>
+                      <a:fillRect/>
+                    </a:stretch>
+                  </pic:blipFill>
+                  <pic:spPr>
+                    <a:xfrm>
+                      <a:off x="0" y="0"/>
+                      <a:ext cx="2227580" cy="1750060"/>
+                    </a:xfrm>
+                    <a:prstGeom prst="rect">
+                      <a:avLst/>
+                    </a:prstGeom>
+                  </pic:spPr>
+                </pic:pic>
+              </a:graphicData>
+            </a:graphic>
+          </wp:inline>
+        </w:drawing>
+      </w:r>
+    </w:p>
     <w:p>
       <w:r>
         <w:br w:type="page"/>
@@ -3483,7 +3312,7 @@
         <w:pStyle w:val="Heading1"/>
       </w:pPr>
       <w:bookmarkStart w:id="5" w:name="_Toc198557734"/>
-      <w:bookmarkStart w:id="6" w:name="_Toc224078299"/>
+      <w:bookmarkStart w:id="6" w:name="_Toc230273073"/>
       <w:r>
         <w:lastRenderedPageBreak/>
         <w:t>Avvio del programma</w:t>
@@ -3547,7 +3376,7 @@
                     <pic:cNvPicPr/>
                   </pic:nvPicPr>
                   <pic:blipFill>
-                    <a:blip r:embed="rId16"/>
+                    <a:blip r:embed="rId14"/>
                     <a:stretch>
                       <a:fillRect/>
                     </a:stretch>
@@ -3618,7 +3447,7 @@
                     <pic:cNvPicPr/>
                   </pic:nvPicPr>
                   <pic:blipFill>
-                    <a:blip r:embed="rId17"/>
+                    <a:blip r:embed="rId15"/>
                     <a:stretch>
                       <a:fillRect/>
                     </a:stretch>
@@ -3659,7 +3488,23 @@
           <w:rFonts w:ascii="Times New Roman" w:hAnsi="Times New Roman" w:cs="Times New Roman"/>
           <w:kern w:val="0"/>
         </w:rPr>
-        <w:t>Nella barra del titolo troviamo 4 pulsanti:</w:t>
+        <w:t xml:space="preserve">Nella barra del titolo troviamo </w:t>
+      </w:r>
+      <w:proofErr w:type="gramStart"/>
+      <w:r>
+        <w:rPr>
+          <w:rFonts w:ascii="Times New Roman" w:hAnsi="Times New Roman" w:cs="Times New Roman"/>
+          <w:kern w:val="0"/>
+        </w:rPr>
+        <w:t>4</w:t>
+      </w:r>
+      <w:proofErr w:type="gramEnd"/>
+      <w:r>
+        <w:rPr>
+          <w:rFonts w:ascii="Times New Roman" w:hAnsi="Times New Roman" w:cs="Times New Roman"/>
+          <w:kern w:val="0"/>
+        </w:rPr>
+        <w:t xml:space="preserve"> pulsanti:</w:t>
       </w:r>
     </w:p>
     <w:p>
@@ -3695,6 +3540,155 @@
                 <pic:pic xmlns:pic="http://schemas.openxmlformats.org/drawingml/2006/picture">
                   <pic:nvPicPr>
                     <pic:cNvPr id="1807674162" name=""/>
+                    <pic:cNvPicPr/>
+                  </pic:nvPicPr>
+                  <pic:blipFill>
+                    <a:blip r:embed="rId16"/>
+                    <a:stretch>
+                      <a:fillRect/>
+                    </a:stretch>
+                  </pic:blipFill>
+                  <pic:spPr>
+                    <a:xfrm>
+                      <a:off x="0" y="0"/>
+                      <a:ext cx="367200" cy="367200"/>
+                    </a:xfrm>
+                    <a:prstGeom prst="rect">
+                      <a:avLst/>
+                    </a:prstGeom>
+                  </pic:spPr>
+                </pic:pic>
+              </a:graphicData>
+            </a:graphic>
+          </wp:inline>
+        </w:drawing>
+      </w:r>
+      <w:r>
+        <w:rPr>
+          <w:rFonts w:ascii="Times New Roman" w:hAnsi="Times New Roman" w:cs="Times New Roman"/>
+          <w:kern w:val="0"/>
+        </w:rPr>
+        <w:t>Menu, permette di aprire il menu del</w:t>
+      </w:r>
+      <w:r>
+        <w:rPr>
+          <w:rFonts w:ascii="Times New Roman" w:hAnsi="Times New Roman" w:cs="Times New Roman"/>
+          <w:kern w:val="0"/>
+        </w:rPr>
+        <w:t>l</w:t>
+      </w:r>
+      <w:r>
+        <w:rPr>
+          <w:rFonts w:ascii="Times New Roman" w:hAnsi="Times New Roman" w:cs="Times New Roman"/>
+          <w:kern w:val="0"/>
+        </w:rPr>
+        <w:t>’applicativo</w:t>
+      </w:r>
+    </w:p>
+    <w:p>
+      <w:pPr>
+        <w:pStyle w:val="ListParagraph"/>
+        <w:numPr>
+          <w:ilvl w:val="0"/>
+          <w:numId w:val="2"/>
+        </w:numPr>
+        <w:spacing w:line="360" w:lineRule="auto"/>
+        <w:ind w:left="714" w:hanging="357"/>
+        <w:rPr>
+          <w:rFonts w:ascii="Times New Roman" w:hAnsi="Times New Roman" w:cs="Times New Roman"/>
+          <w:kern w:val="0"/>
+        </w:rPr>
+      </w:pPr>
+      <w:r>
+        <w:rPr>
+          <w:rFonts w:ascii="Times New Roman" w:hAnsi="Times New Roman" w:cs="Times New Roman"/>
+          <w:noProof/>
+          <w:kern w:val="0"/>
+        </w:rPr>
+        <w:drawing>
+          <wp:inline distT="0" distB="0" distL="0" distR="0" wp14:anchorId="4F4F5338" wp14:editId="31386B8E">
+            <wp:extent cx="304843" cy="304843"/>
+            <wp:effectExtent l="0" t="0" r="0" b="0"/>
+            <wp:docPr id="2084377168" name="Picture 1"/>
+            <wp:cNvGraphicFramePr>
+              <a:graphicFrameLocks xmlns:a="http://schemas.openxmlformats.org/drawingml/2006/main" noChangeAspect="1"/>
+            </wp:cNvGraphicFramePr>
+            <a:graphic xmlns:a="http://schemas.openxmlformats.org/drawingml/2006/main">
+              <a:graphicData uri="http://schemas.openxmlformats.org/drawingml/2006/picture">
+                <pic:pic xmlns:pic="http://schemas.openxmlformats.org/drawingml/2006/picture">
+                  <pic:nvPicPr>
+                    <pic:cNvPr id="2084377168" name=""/>
+                    <pic:cNvPicPr/>
+                  </pic:nvPicPr>
+                  <pic:blipFill>
+                    <a:blip r:embed="rId17"/>
+                    <a:stretch>
+                      <a:fillRect/>
+                    </a:stretch>
+                  </pic:blipFill>
+                  <pic:spPr>
+                    <a:xfrm>
+                      <a:off x="0" y="0"/>
+                      <a:ext cx="304843" cy="304843"/>
+                    </a:xfrm>
+                    <a:prstGeom prst="rect">
+                      <a:avLst/>
+                    </a:prstGeom>
+                  </pic:spPr>
+                </pic:pic>
+              </a:graphicData>
+            </a:graphic>
+          </wp:inline>
+        </w:drawing>
+      </w:r>
+      <w:r>
+        <w:rPr>
+          <w:rFonts w:ascii="Times New Roman" w:hAnsi="Times New Roman" w:cs="Times New Roman"/>
+          <w:kern w:val="0"/>
+        </w:rPr>
+        <w:t xml:space="preserve"> Attiva la finestra de</w:t>
+      </w:r>
+      <w:r>
+        <w:rPr>
+          <w:rFonts w:ascii="Times New Roman" w:hAnsi="Times New Roman" w:cs="Times New Roman"/>
+          <w:kern w:val="0"/>
+        </w:rPr>
+        <w:t>ll’archivio musicale</w:t>
+      </w:r>
+    </w:p>
+    <w:p>
+      <w:pPr>
+        <w:pStyle w:val="ListParagraph"/>
+        <w:numPr>
+          <w:ilvl w:val="0"/>
+          <w:numId w:val="2"/>
+        </w:numPr>
+        <w:spacing w:line="360" w:lineRule="auto"/>
+        <w:ind w:left="714" w:hanging="357"/>
+        <w:rPr>
+          <w:rFonts w:ascii="Times New Roman" w:hAnsi="Times New Roman" w:cs="Times New Roman"/>
+          <w:kern w:val="0"/>
+        </w:rPr>
+      </w:pPr>
+      <w:r>
+        <w:rPr>
+          <w:rFonts w:ascii="Times New Roman" w:hAnsi="Times New Roman" w:cs="Times New Roman"/>
+          <w:noProof/>
+          <w:kern w:val="0"/>
+        </w:rPr>
+        <w:drawing>
+          <wp:inline distT="0" distB="0" distL="0" distR="0" wp14:anchorId="4CB62717" wp14:editId="2B289E8D">
+            <wp:extent cx="367200" cy="367200"/>
+            <wp:effectExtent l="0" t="0" r="0" b="0"/>
+            <wp:docPr id="211902986" name="Picture 1"/>
+            <wp:cNvGraphicFramePr>
+              <a:graphicFrameLocks xmlns:a="http://schemas.openxmlformats.org/drawingml/2006/main" noChangeAspect="1"/>
+            </wp:cNvGraphicFramePr>
+            <a:graphic xmlns:a="http://schemas.openxmlformats.org/drawingml/2006/main">
+              <a:graphicData uri="http://schemas.openxmlformats.org/drawingml/2006/picture">
+                <pic:pic xmlns:pic="http://schemas.openxmlformats.org/drawingml/2006/picture">
+                  <pic:nvPicPr>
+                    <pic:cNvPr id="211902986" name=""/>
                     <pic:cNvPicPr/>
                   </pic:nvPicPr>
                   <pic:blipFill>
@@ -3723,21 +3717,7 @@
           <w:rFonts w:ascii="Times New Roman" w:hAnsi="Times New Roman" w:cs="Times New Roman"/>
           <w:kern w:val="0"/>
         </w:rPr>
-        <w:t>Menu, permette di aprire il menu del</w:t>
-      </w:r>
-      <w:r>
-        <w:rPr>
-          <w:rFonts w:ascii="Times New Roman" w:hAnsi="Times New Roman" w:cs="Times New Roman"/>
-          <w:kern w:val="0"/>
-        </w:rPr>
-        <w:t>l</w:t>
-      </w:r>
-      <w:r>
-        <w:rPr>
-          <w:rFonts w:ascii="Times New Roman" w:hAnsi="Times New Roman" w:cs="Times New Roman"/>
-          <w:kern w:val="0"/>
-        </w:rPr>
-        <w:t>’applicativo</w:t>
+        <w:t xml:space="preserve"> Attiva la finestra stazioni radio</w:t>
       </w:r>
     </w:p>
     <w:p>
@@ -3761,10 +3741,10 @@
           <w:kern w:val="0"/>
         </w:rPr>
         <w:drawing>
-          <wp:inline distT="0" distB="0" distL="0" distR="0" wp14:anchorId="034C76F4" wp14:editId="62B0EDFD">
+          <wp:inline distT="0" distB="0" distL="0" distR="0" wp14:anchorId="78B64B7D" wp14:editId="7E4EBAF2">
             <wp:extent cx="367200" cy="367200"/>
             <wp:effectExtent l="0" t="0" r="0" b="0"/>
-            <wp:docPr id="350342102" name="Picture 1"/>
+            <wp:docPr id="2122429622" name="Picture 1"/>
             <wp:cNvGraphicFramePr>
               <a:graphicFrameLocks xmlns:a="http://schemas.openxmlformats.org/drawingml/2006/main" noChangeAspect="1"/>
             </wp:cNvGraphicFramePr>
@@ -3772,7 +3752,7 @@
               <a:graphicData uri="http://schemas.openxmlformats.org/drawingml/2006/picture">
                 <pic:pic xmlns:pic="http://schemas.openxmlformats.org/drawingml/2006/picture">
                   <pic:nvPicPr>
-                    <pic:cNvPr id="350342102" name=""/>
+                    <pic:cNvPr id="2122429622" name=""/>
                     <pic:cNvPicPr/>
                   </pic:nvPicPr>
                   <pic:blipFill>
@@ -3801,141 +3781,6 @@
           <w:rFonts w:ascii="Times New Roman" w:hAnsi="Times New Roman" w:cs="Times New Roman"/>
           <w:kern w:val="0"/>
         </w:rPr>
-        <w:t xml:space="preserve"> Attiva la finestra de</w:t>
-      </w:r>
-      <w:r>
-        <w:rPr>
-          <w:rFonts w:ascii="Times New Roman" w:hAnsi="Times New Roman" w:cs="Times New Roman"/>
-          <w:kern w:val="0"/>
-        </w:rPr>
-        <w:t>ll’archivio musicale</w:t>
-      </w:r>
-    </w:p>
-    <w:p>
-      <w:pPr>
-        <w:pStyle w:val="ListParagraph"/>
-        <w:numPr>
-          <w:ilvl w:val="0"/>
-          <w:numId w:val="2"/>
-        </w:numPr>
-        <w:spacing w:line="360" w:lineRule="auto"/>
-        <w:ind w:left="714" w:hanging="357"/>
-        <w:rPr>
-          <w:rFonts w:ascii="Times New Roman" w:hAnsi="Times New Roman" w:cs="Times New Roman"/>
-          <w:kern w:val="0"/>
-        </w:rPr>
-      </w:pPr>
-      <w:r>
-        <w:rPr>
-          <w:rFonts w:ascii="Times New Roman" w:hAnsi="Times New Roman" w:cs="Times New Roman"/>
-          <w:noProof/>
-          <w:kern w:val="0"/>
-        </w:rPr>
-        <w:drawing>
-          <wp:inline distT="0" distB="0" distL="0" distR="0" wp14:anchorId="4CB62717" wp14:editId="2B289E8D">
-            <wp:extent cx="367200" cy="367200"/>
-            <wp:effectExtent l="0" t="0" r="0" b="0"/>
-            <wp:docPr id="211902986" name="Picture 1"/>
-            <wp:cNvGraphicFramePr>
-              <a:graphicFrameLocks xmlns:a="http://schemas.openxmlformats.org/drawingml/2006/main" noChangeAspect="1"/>
-            </wp:cNvGraphicFramePr>
-            <a:graphic xmlns:a="http://schemas.openxmlformats.org/drawingml/2006/main">
-              <a:graphicData uri="http://schemas.openxmlformats.org/drawingml/2006/picture">
-                <pic:pic xmlns:pic="http://schemas.openxmlformats.org/drawingml/2006/picture">
-                  <pic:nvPicPr>
-                    <pic:cNvPr id="211902986" name=""/>
-                    <pic:cNvPicPr/>
-                  </pic:nvPicPr>
-                  <pic:blipFill>
-                    <a:blip r:embed="rId20"/>
-                    <a:stretch>
-                      <a:fillRect/>
-                    </a:stretch>
-                  </pic:blipFill>
-                  <pic:spPr>
-                    <a:xfrm>
-                      <a:off x="0" y="0"/>
-                      <a:ext cx="367200" cy="367200"/>
-                    </a:xfrm>
-                    <a:prstGeom prst="rect">
-                      <a:avLst/>
-                    </a:prstGeom>
-                  </pic:spPr>
-                </pic:pic>
-              </a:graphicData>
-            </a:graphic>
-          </wp:inline>
-        </w:drawing>
-      </w:r>
-      <w:r>
-        <w:rPr>
-          <w:rFonts w:ascii="Times New Roman" w:hAnsi="Times New Roman" w:cs="Times New Roman"/>
-          <w:kern w:val="0"/>
-        </w:rPr>
-        <w:t xml:space="preserve"> Attiva la finestra stazioni radio</w:t>
-      </w:r>
-    </w:p>
-    <w:p>
-      <w:pPr>
-        <w:pStyle w:val="ListParagraph"/>
-        <w:numPr>
-          <w:ilvl w:val="0"/>
-          <w:numId w:val="2"/>
-        </w:numPr>
-        <w:spacing w:line="360" w:lineRule="auto"/>
-        <w:ind w:left="714" w:hanging="357"/>
-        <w:rPr>
-          <w:rFonts w:ascii="Times New Roman" w:hAnsi="Times New Roman" w:cs="Times New Roman"/>
-          <w:kern w:val="0"/>
-        </w:rPr>
-      </w:pPr>
-      <w:r>
-        <w:rPr>
-          <w:rFonts w:ascii="Times New Roman" w:hAnsi="Times New Roman" w:cs="Times New Roman"/>
-          <w:noProof/>
-          <w:kern w:val="0"/>
-        </w:rPr>
-        <w:drawing>
-          <wp:inline distT="0" distB="0" distL="0" distR="0" wp14:anchorId="78B64B7D" wp14:editId="7E4EBAF2">
-            <wp:extent cx="367200" cy="367200"/>
-            <wp:effectExtent l="0" t="0" r="0" b="0"/>
-            <wp:docPr id="2122429622" name="Picture 1"/>
-            <wp:cNvGraphicFramePr>
-              <a:graphicFrameLocks xmlns:a="http://schemas.openxmlformats.org/drawingml/2006/main" noChangeAspect="1"/>
-            </wp:cNvGraphicFramePr>
-            <a:graphic xmlns:a="http://schemas.openxmlformats.org/drawingml/2006/main">
-              <a:graphicData uri="http://schemas.openxmlformats.org/drawingml/2006/picture">
-                <pic:pic xmlns:pic="http://schemas.openxmlformats.org/drawingml/2006/picture">
-                  <pic:nvPicPr>
-                    <pic:cNvPr id="2122429622" name=""/>
-                    <pic:cNvPicPr/>
-                  </pic:nvPicPr>
-                  <pic:blipFill>
-                    <a:blip r:embed="rId21"/>
-                    <a:stretch>
-                      <a:fillRect/>
-                    </a:stretch>
-                  </pic:blipFill>
-                  <pic:spPr>
-                    <a:xfrm>
-                      <a:off x="0" y="0"/>
-                      <a:ext cx="367200" cy="367200"/>
-                    </a:xfrm>
-                    <a:prstGeom prst="rect">
-                      <a:avLst/>
-                    </a:prstGeom>
-                  </pic:spPr>
-                </pic:pic>
-              </a:graphicData>
-            </a:graphic>
-          </wp:inline>
-        </w:drawing>
-      </w:r>
-      <w:r>
-        <w:rPr>
-          <w:rFonts w:ascii="Times New Roman" w:hAnsi="Times New Roman" w:cs="Times New Roman"/>
-          <w:kern w:val="0"/>
-        </w:rPr>
         <w:t xml:space="preserve"> Attiva la finestra riproduzione</w:t>
       </w:r>
     </w:p>
@@ -3983,57 +3828,57 @@
           <w:iCs/>
           <w:kern w:val="0"/>
         </w:rPr>
+        <w:t>Euterpe</w:t>
+      </w:r>
+      <w:r>
+        <w:rPr>
+          <w:rFonts w:ascii="Times New Roman" w:hAnsi="Times New Roman" w:cs="Times New Roman"/>
+          <w:kern w:val="0"/>
+        </w:rPr>
+        <w:t xml:space="preserve"> si apre sempre </w:t>
+      </w:r>
+      <w:r>
+        <w:rPr>
+          <w:rFonts w:ascii="Times New Roman" w:hAnsi="Times New Roman" w:cs="Times New Roman"/>
+          <w:kern w:val="0"/>
+        </w:rPr>
+        <w:t xml:space="preserve">con </w:t>
+      </w:r>
+      <w:r>
+        <w:rPr>
+          <w:rFonts w:ascii="Times New Roman" w:hAnsi="Times New Roman" w:cs="Times New Roman"/>
+          <w:kern w:val="0"/>
+        </w:rPr>
+        <w:t xml:space="preserve">la schermata </w:t>
+      </w:r>
+      <w:r>
+        <w:rPr>
+          <w:rFonts w:ascii="Times New Roman" w:hAnsi="Times New Roman" w:cs="Times New Roman"/>
+          <w:kern w:val="0"/>
+        </w:rPr>
+        <w:t>Archivio musicale</w:t>
+      </w:r>
+      <w:r>
+        <w:rPr>
+          <w:rFonts w:ascii="Times New Roman" w:hAnsi="Times New Roman" w:cs="Times New Roman"/>
+          <w:kern w:val="0"/>
+        </w:rPr>
+        <w:t xml:space="preserve">. </w:t>
+      </w:r>
+    </w:p>
+    <w:p>
+      <w:pPr>
+        <w:pStyle w:val="Heading1"/>
+      </w:pPr>
+      <w:bookmarkStart w:id="7" w:name="_Toc230273074"/>
+      <w:r>
         <w:lastRenderedPageBreak/>
-        <w:t>Euterpe</w:t>
-      </w:r>
-      <w:r>
-        <w:rPr>
-          <w:rFonts w:ascii="Times New Roman" w:hAnsi="Times New Roman" w:cs="Times New Roman"/>
-          <w:kern w:val="0"/>
-        </w:rPr>
-        <w:t xml:space="preserve"> si apre sempre </w:t>
-      </w:r>
-      <w:r>
-        <w:rPr>
-          <w:rFonts w:ascii="Times New Roman" w:hAnsi="Times New Roman" w:cs="Times New Roman"/>
-          <w:kern w:val="0"/>
-        </w:rPr>
-        <w:t xml:space="preserve">con </w:t>
-      </w:r>
-      <w:r>
-        <w:rPr>
-          <w:rFonts w:ascii="Times New Roman" w:hAnsi="Times New Roman" w:cs="Times New Roman"/>
-          <w:kern w:val="0"/>
-        </w:rPr>
-        <w:t xml:space="preserve">la schermata </w:t>
-      </w:r>
-      <w:r>
-        <w:rPr>
-          <w:rFonts w:ascii="Times New Roman" w:hAnsi="Times New Roman" w:cs="Times New Roman"/>
-          <w:kern w:val="0"/>
-        </w:rPr>
-        <w:t>Archivio musicale</w:t>
-      </w:r>
-      <w:r>
-        <w:rPr>
-          <w:rFonts w:ascii="Times New Roman" w:hAnsi="Times New Roman" w:cs="Times New Roman"/>
-          <w:kern w:val="0"/>
-        </w:rPr>
-        <w:t xml:space="preserve">. </w:t>
-      </w:r>
-    </w:p>
-    <w:p>
-      <w:pPr>
-        <w:pStyle w:val="Heading1"/>
-      </w:pPr>
-      <w:bookmarkStart w:id="7" w:name="_Toc224078300"/>
-      <w:r>
         <w:t xml:space="preserve">La finestra </w:t>
       </w:r>
+      <w:r>
+        <w:t>Archivio Musicale</w:t>
+      </w:r>
       <w:bookmarkEnd w:id="7"/>
-      <w:r>
-        <w:t>Archivio Musicale</w:t>
-      </w:r>
     </w:p>
     <w:p>
       <w:pPr>
@@ -4118,42 +3963,7 @@
           <w:rFonts w:ascii="Times New Roman" w:hAnsi="Times New Roman" w:cs="Times New Roman"/>
           <w:kern w:val="0"/>
         </w:rPr>
-        <w:t xml:space="preserve">, </w:t>
-      </w:r>
-      <w:r>
-        <w:rPr>
-          <w:rFonts w:ascii="Times New Roman" w:hAnsi="Times New Roman" w:cs="Times New Roman"/>
-          <w:kern w:val="0"/>
-        </w:rPr>
-        <w:t xml:space="preserve">con </w:t>
-      </w:r>
-      <w:r>
-        <w:rPr>
-          <w:rFonts w:ascii="Times New Roman" w:hAnsi="Times New Roman" w:cs="Times New Roman"/>
-          <w:kern w:val="0"/>
-        </w:rPr>
-        <w:t xml:space="preserve">accanto </w:t>
-      </w:r>
-      <w:r>
-        <w:rPr>
-          <w:rFonts w:ascii="Times New Roman" w:hAnsi="Times New Roman" w:cs="Times New Roman"/>
-          <w:kern w:val="0"/>
-        </w:rPr>
-        <w:t>la casella in cui digitare il testo pe</w:t>
-      </w:r>
-      <w:r>
-        <w:rPr>
-          <w:rFonts w:ascii="Times New Roman" w:hAnsi="Times New Roman" w:cs="Times New Roman"/>
-          <w:kern w:val="0"/>
-        </w:rPr>
-        <w:t>r</w:t>
-      </w:r>
-      <w:r>
-        <w:rPr>
-          <w:rFonts w:ascii="Times New Roman" w:hAnsi="Times New Roman" w:cs="Times New Roman"/>
-          <w:kern w:val="0"/>
-        </w:rPr>
-        <w:t xml:space="preserve"> le ricerche.</w:t>
+        <w:t>.</w:t>
       </w:r>
     </w:p>
     <w:p>
@@ -4193,7 +4003,7 @@
                     <pic:cNvPicPr/>
                   </pic:nvPicPr>
                   <pic:blipFill>
-                    <a:blip r:embed="rId22"/>
+                    <a:blip r:embed="rId20"/>
                     <a:stretch>
                       <a:fillRect/>
                     </a:stretch>
@@ -4239,6 +4049,29 @@
           <w:rFonts w:ascii="Times New Roman" w:hAnsi="Times New Roman" w:cs="Times New Roman"/>
           <w:kern w:val="0"/>
         </w:rPr>
+        <w:t xml:space="preserve">aprire la finestra </w:t>
+      </w:r>
+      <w:r>
+        <w:rPr>
+          <w:rFonts w:ascii="Times New Roman" w:hAnsi="Times New Roman" w:cs="Times New Roman"/>
+          <w:i/>
+          <w:iCs/>
+          <w:kern w:val="0"/>
+        </w:rPr>
+        <w:t>esplora file</w:t>
+      </w:r>
+      <w:r>
+        <w:rPr>
+          <w:rFonts w:ascii="Times New Roman" w:hAnsi="Times New Roman" w:cs="Times New Roman"/>
+          <w:kern w:val="0"/>
+        </w:rPr>
+        <w:t xml:space="preserve"> da cui </w:t>
+      </w:r>
+      <w:r>
+        <w:rPr>
+          <w:rFonts w:ascii="Times New Roman" w:hAnsi="Times New Roman" w:cs="Times New Roman"/>
+          <w:kern w:val="0"/>
+        </w:rPr>
         <w:t>selezionare</w:t>
       </w:r>
       <w:r>
@@ -4703,9 +4536,25 @@
     </w:p>
     <w:p>
       <w:pPr>
+        <w:jc w:val="both"/>
+        <w:rPr>
+          <w:rFonts w:ascii="Times New Roman" w:hAnsi="Times New Roman" w:cs="Times New Roman"/>
+          <w:kern w:val="0"/>
+        </w:rPr>
+      </w:pPr>
+      <w:r>
+        <w:rPr>
+          <w:rFonts w:ascii="Times New Roman" w:hAnsi="Times New Roman" w:cs="Times New Roman"/>
+          <w:kern w:val="0"/>
+        </w:rPr>
+        <w:t>Accanto alla casella della cartella radice troviamo la casella per le ricerche, si veda più avanti.</w:t>
+      </w:r>
+    </w:p>
+    <w:p>
+      <w:pPr>
         <w:pStyle w:val="Heading2"/>
       </w:pPr>
-      <w:bookmarkStart w:id="8" w:name="_Toc224078301"/>
+      <w:bookmarkStart w:id="8" w:name="_Toc230273075"/>
       <w:r>
         <w:t>Il riquadro artisti</w:t>
       </w:r>
@@ -4768,23 +4617,21 @@
           <w:rFonts w:ascii="Times New Roman" w:hAnsi="Times New Roman" w:cs="Times New Roman"/>
           <w:kern w:val="0"/>
         </w:rPr>
-        <w:t xml:space="preserve"> un </w:t>
-      </w:r>
-      <w:proofErr w:type="spellStart"/>
-      <w:r>
-        <w:rPr>
-          <w:rFonts w:ascii="Times New Roman" w:hAnsi="Times New Roman" w:cs="Times New Roman"/>
-          <w:kern w:val="0"/>
-        </w:rPr>
-        <w:t>tip</w:t>
-      </w:r>
-      <w:proofErr w:type="spellEnd"/>
-      <w:r>
-        <w:rPr>
-          <w:rFonts w:ascii="Times New Roman" w:hAnsi="Times New Roman" w:cs="Times New Roman"/>
-          <w:kern w:val="0"/>
-        </w:rPr>
-        <w:t xml:space="preserve"> con foto ed informazioni.</w:t>
+        <w:t xml:space="preserve"> un</w:t>
+      </w:r>
+      <w:r>
+        <w:rPr>
+          <w:rFonts w:ascii="Times New Roman" w:hAnsi="Times New Roman" w:cs="Times New Roman"/>
+          <w:kern w:val="0"/>
+        </w:rPr>
+        <w:t xml:space="preserve">a finestra </w:t>
+      </w:r>
+      <w:r>
+        <w:rPr>
+          <w:rFonts w:ascii="Times New Roman" w:hAnsi="Times New Roman" w:cs="Times New Roman"/>
+          <w:kern w:val="0"/>
+        </w:rPr>
+        <w:t>con foto ed informazioni.</w:t>
       </w:r>
     </w:p>
     <w:p>
@@ -4809,7 +4656,7 @@
                     <pic:cNvPicPr/>
                   </pic:nvPicPr>
                   <pic:blipFill>
-                    <a:blip r:embed="rId23"/>
+                    <a:blip r:embed="rId21"/>
                     <a:stretch>
                       <a:fillRect/>
                     </a:stretch>
@@ -4834,7 +4681,7 @@
       <w:pPr>
         <w:pStyle w:val="Heading2"/>
       </w:pPr>
-      <w:bookmarkStart w:id="9" w:name="_Toc224078302"/>
+      <w:bookmarkStart w:id="9" w:name="_Toc230273076"/>
       <w:r>
         <w:t>Il riquadro album</w:t>
       </w:r>
@@ -4896,13 +4743,6 @@
           <w:kern w:val="0"/>
         </w:rPr>
         <w:t>se il tag anno è presente.</w:t>
-      </w:r>
-      <w:r>
-        <w:rPr>
-          <w:rFonts w:ascii="Times New Roman" w:hAnsi="Times New Roman" w:cs="Times New Roman"/>
-          <w:kern w:val="0"/>
-        </w:rPr>
-        <w:t xml:space="preserve"> </w:t>
       </w:r>
     </w:p>
     <w:p>
@@ -4942,7 +4782,7 @@
                     <pic:cNvPicPr/>
                   </pic:nvPicPr>
                   <pic:blipFill>
-                    <a:blip r:embed="rId24"/>
+                    <a:blip r:embed="rId22"/>
                     <a:stretch>
                       <a:fillRect/>
                     </a:stretch>
@@ -4985,7 +4825,21 @@
           <w:rFonts w:ascii="Times New Roman" w:hAnsi="Times New Roman" w:cs="Times New Roman"/>
           <w:kern w:val="0"/>
         </w:rPr>
-        <w:t xml:space="preserve"> aggiunge allaplaylist attuale tutte le tracce dell’album (si veda più avanti)</w:t>
+        <w:t xml:space="preserve"> aggiunge alla</w:t>
+      </w:r>
+      <w:r>
+        <w:rPr>
+          <w:rFonts w:ascii="Times New Roman" w:hAnsi="Times New Roman" w:cs="Times New Roman"/>
+          <w:kern w:val="0"/>
+        </w:rPr>
+        <w:t xml:space="preserve"> </w:t>
+      </w:r>
+      <w:r>
+        <w:rPr>
+          <w:rFonts w:ascii="Times New Roman" w:hAnsi="Times New Roman" w:cs="Times New Roman"/>
+          <w:kern w:val="0"/>
+        </w:rPr>
+        <w:t>playlist attuale tutte le tracce dell’album (si veda più avanti)</w:t>
       </w:r>
     </w:p>
     <w:p>
@@ -5035,7 +4889,7 @@
                     <pic:cNvPicPr/>
                   </pic:nvPicPr>
                   <pic:blipFill>
-                    <a:blip r:embed="rId25"/>
+                    <a:blip r:embed="rId23"/>
                     <a:stretch>
                       <a:fillRect/>
                     </a:stretch>
@@ -5102,7 +4956,7 @@
                     <pic:cNvPicPr/>
                   </pic:nvPicPr>
                   <pic:blipFill>
-                    <a:blip r:embed="rId26"/>
+                    <a:blip r:embed="rId24"/>
                     <a:stretch>
                       <a:fillRect/>
                     </a:stretch>
@@ -5278,7 +5132,23 @@
           <w:rFonts w:ascii="Times New Roman" w:hAnsi="Times New Roman" w:cs="Times New Roman"/>
           <w:kern w:val="0"/>
         </w:rPr>
-        <w:t>Nel riquadro della copertina troviamo 4 bottoni:</w:t>
+        <w:t xml:space="preserve">Nel riquadro della copertina troviamo </w:t>
+      </w:r>
+      <w:proofErr w:type="gramStart"/>
+      <w:r>
+        <w:rPr>
+          <w:rFonts w:ascii="Times New Roman" w:hAnsi="Times New Roman" w:cs="Times New Roman"/>
+          <w:kern w:val="0"/>
+        </w:rPr>
+        <w:t>4</w:t>
+      </w:r>
+      <w:proofErr w:type="gramEnd"/>
+      <w:r>
+        <w:rPr>
+          <w:rFonts w:ascii="Times New Roman" w:hAnsi="Times New Roman" w:cs="Times New Roman"/>
+          <w:kern w:val="0"/>
+        </w:rPr>
+        <w:t xml:space="preserve"> bottoni:</w:t>
       </w:r>
     </w:p>
     <w:p>
@@ -5398,7 +5268,21 @@
           <w:rFonts w:ascii="Times New Roman" w:hAnsi="Times New Roman" w:cs="Times New Roman"/>
           <w:kern w:val="0"/>
         </w:rPr>
-        <w:t>Qualunque sia la modalità di caricamento scelta la dimensione dell’immagine viene ottimizzata per evitare di appesantire il file.</w:t>
+        <w:t>Qualunque sia la modalità di caricamento scelta la dimensione dell’immagine viene ottimizzata per evitare di appesantire il file</w:t>
+      </w:r>
+      <w:r>
+        <w:rPr>
+          <w:rFonts w:ascii="Times New Roman" w:hAnsi="Times New Roman" w:cs="Times New Roman"/>
+          <w:kern w:val="0"/>
+        </w:rPr>
+        <w:t xml:space="preserve"> musicale</w:t>
+      </w:r>
+      <w:r>
+        <w:rPr>
+          <w:rFonts w:ascii="Times New Roman" w:hAnsi="Times New Roman" w:cs="Times New Roman"/>
+          <w:kern w:val="0"/>
+        </w:rPr>
+        <w:t>.</w:t>
       </w:r>
     </w:p>
     <w:p>
@@ -5420,7 +5304,23 @@
           <w:rFonts w:ascii="Times New Roman" w:hAnsi="Times New Roman" w:cs="Times New Roman"/>
           <w:kern w:val="0"/>
         </w:rPr>
-        <w:t>. Sono presenti 9 colonne:</w:t>
+        <w:t xml:space="preserve">. Sono presenti </w:t>
+      </w:r>
+      <w:proofErr w:type="gramStart"/>
+      <w:r>
+        <w:rPr>
+          <w:rFonts w:ascii="Times New Roman" w:hAnsi="Times New Roman" w:cs="Times New Roman"/>
+          <w:kern w:val="0"/>
+        </w:rPr>
+        <w:t>9</w:t>
+      </w:r>
+      <w:proofErr w:type="gramEnd"/>
+      <w:r>
+        <w:rPr>
+          <w:rFonts w:ascii="Times New Roman" w:hAnsi="Times New Roman" w:cs="Times New Roman"/>
+          <w:kern w:val="0"/>
+        </w:rPr>
+        <w:t xml:space="preserve"> colonne:</w:t>
       </w:r>
     </w:p>
     <w:p>
@@ -5637,7 +5537,7 @@
       <w:pPr>
         <w:pStyle w:val="Heading2"/>
       </w:pPr>
-      <w:bookmarkStart w:id="10" w:name="_Toc224078303"/>
+      <w:bookmarkStart w:id="10" w:name="_Toc230273077"/>
       <w:r>
         <w:t>Il riquadro tracce</w:t>
       </w:r>
@@ -5794,7 +5694,7 @@
                     <pic:cNvPicPr/>
                   </pic:nvPicPr>
                   <pic:blipFill>
-                    <a:blip r:embed="rId27"/>
+                    <a:blip r:embed="rId25"/>
                     <a:stretch>
                       <a:fillRect/>
                     </a:stretch>
@@ -5908,7 +5808,7 @@
                     <pic:cNvPicPr/>
                   </pic:nvPicPr>
                   <pic:blipFill>
-                    <a:blip r:embed="rId28"/>
+                    <a:blip r:embed="rId26"/>
                     <a:stretch>
                       <a:fillRect/>
                     </a:stretch>
@@ -5935,7 +5835,13 @@
         <w:jc w:val="both"/>
       </w:pPr>
       <w:r>
-        <w:t>Se la lingua del testo è diversa da quella impostata in basso appare il bottone traduci che sdoppia la finestra inserendo nel riquadro di destra la versione tradotta nella lingua impostata sul PC</w:t>
+        <w:t>Se la lingua del testo è diversa da quella impostata</w:t>
+      </w:r>
+      <w:r>
+        <w:t>,</w:t>
+      </w:r>
+      <w:r>
+        <w:t xml:space="preserve"> in basso appare il bottone traduci che sdoppia la finestra inserendo nel riquadro di destra la versione tradotta nella lingua impostata sul PC</w:t>
       </w:r>
     </w:p>
     <w:p>
@@ -5959,7 +5865,7 @@
                     <pic:cNvPicPr/>
                   </pic:nvPicPr>
                   <pic:blipFill>
-                    <a:blip r:embed="rId29"/>
+                    <a:blip r:embed="rId27"/>
                     <a:stretch>
                       <a:fillRect/>
                     </a:stretch>
@@ -5993,7 +5899,7 @@
       <w:pPr>
         <w:pStyle w:val="Heading2"/>
       </w:pPr>
-      <w:bookmarkStart w:id="11" w:name="_Toc224078304"/>
+      <w:bookmarkStart w:id="11" w:name="_Toc230273078"/>
       <w:r>
         <w:t>Creazione di una playlist</w:t>
       </w:r>
@@ -6291,7 +6197,7 @@
                     <pic:cNvPicPr/>
                   </pic:nvPicPr>
                   <pic:blipFill>
-                    <a:blip r:embed="rId30"/>
+                    <a:blip r:embed="rId28"/>
                     <a:stretch>
                       <a:fillRect/>
                     </a:stretch>
@@ -6421,7 +6327,7 @@
                     <pic:cNvPicPr/>
                   </pic:nvPicPr>
                   <pic:blipFill>
-                    <a:blip r:embed="rId31"/>
+                    <a:blip r:embed="rId29"/>
                     <a:stretch>
                       <a:fillRect/>
                     </a:stretch>
@@ -6478,7 +6384,7 @@
                     <pic:cNvPicPr/>
                   </pic:nvPicPr>
                   <pic:blipFill>
-                    <a:blip r:embed="rId32"/>
+                    <a:blip r:embed="rId30"/>
                     <a:stretch>
                       <a:fillRect/>
                     </a:stretch>
@@ -6536,7 +6442,7 @@
                     <pic:cNvPicPr/>
                   </pic:nvPicPr>
                   <pic:blipFill>
-                    <a:blip r:embed="rId33"/>
+                    <a:blip r:embed="rId31"/>
                     <a:stretch>
                       <a:fillRect/>
                     </a:stretch>
@@ -6660,7 +6566,7 @@
       <w:pPr>
         <w:pStyle w:val="Heading2"/>
       </w:pPr>
-      <w:bookmarkStart w:id="12" w:name="_Toc224078305"/>
+      <w:bookmarkStart w:id="12" w:name="_Toc230273079"/>
       <w:r>
         <w:t>Le ricerche</w:t>
       </w:r>
@@ -6844,7 +6750,7 @@
                     <pic:cNvPicPr/>
                   </pic:nvPicPr>
                   <pic:blipFill>
-                    <a:blip r:embed="rId34"/>
+                    <a:blip r:embed="rId32"/>
                     <a:stretch>
                       <a:fillRect/>
                     </a:stretch>
@@ -7038,7 +6944,14 @@
           <w:rFonts w:ascii="Times New Roman" w:hAnsi="Times New Roman" w:cs="Times New Roman"/>
           <w:kern w:val="0"/>
         </w:rPr>
-        <w:t xml:space="preserve">Ad esempio se si seleziona una voce corrispondente ad un artista questo verrà selezionato nel riquadro degli artisti. Se si seleziona un album verrà selezionato </w:t>
+        <w:t>Ad esempio,</w:t>
+      </w:r>
+      <w:r>
+        <w:rPr>
+          <w:rFonts w:ascii="Times New Roman" w:hAnsi="Times New Roman" w:cs="Times New Roman"/>
+          <w:kern w:val="0"/>
+        </w:rPr>
+        <w:t xml:space="preserve"> se si seleziona una voce corrispondente ad un artista questo verrà selezionato nel riquadro degli artisti. Se si seleziona un album verrà selezionato </w:t>
       </w:r>
       <w:r>
         <w:rPr>
@@ -7103,7 +7016,7 @@
       <w:pPr>
         <w:pStyle w:val="Heading2"/>
       </w:pPr>
-      <w:bookmarkStart w:id="13" w:name="_Toc224078306"/>
+      <w:bookmarkStart w:id="13" w:name="_Toc230273080"/>
       <w:r>
         <w:t>La selezione del genere musicale.</w:t>
       </w:r>
@@ -7177,7 +7090,7 @@
                     </pic:cNvPicPr>
                   </pic:nvPicPr>
                   <pic:blipFill>
-                    <a:blip r:embed="rId35">
+                    <a:blip r:embed="rId33">
                       <a:extLst>
                         <a:ext uri="{28A0092B-C50C-407E-A947-70E740481C1C}">
                           <a14:useLocalDpi xmlns:a14="http://schemas.microsoft.com/office/drawing/2010/main" val="0"/>
@@ -7265,7 +7178,7 @@
       <w:pPr>
         <w:pStyle w:val="Heading2"/>
       </w:pPr>
-      <w:bookmarkStart w:id="14" w:name="_Toc224078307"/>
+      <w:bookmarkStart w:id="14" w:name="_Toc230273081"/>
       <w:r>
         <w:t>La riproduzione</w:t>
       </w:r>
@@ -7381,7 +7294,7 @@
                     </pic:cNvPicPr>
                   </pic:nvPicPr>
                   <pic:blipFill>
-                    <a:blip r:embed="rId36">
+                    <a:blip r:embed="rId34">
                       <a:extLst>
                         <a:ext uri="{28A0092B-C50C-407E-A947-70E740481C1C}">
                           <a14:useLocalDpi xmlns:a14="http://schemas.microsoft.com/office/drawing/2010/main" val="0"/>
@@ -7506,7 +7419,21 @@
           <w:rFonts w:ascii="Times New Roman" w:hAnsi="Times New Roman" w:cs="Times New Roman"/>
           <w:kern w:val="0"/>
         </w:rPr>
-        <w:t xml:space="preserve"> passa automaticamente alla schermata riproduzione.</w:t>
+        <w:t xml:space="preserve"> passa automaticamente alla schermata </w:t>
+      </w:r>
+      <w:r>
+        <w:rPr>
+          <w:rFonts w:ascii="Times New Roman" w:hAnsi="Times New Roman" w:cs="Times New Roman"/>
+          <w:kern w:val="0"/>
+        </w:rPr>
+        <w:t>R</w:t>
+      </w:r>
+      <w:r>
+        <w:rPr>
+          <w:rFonts w:ascii="Times New Roman" w:hAnsi="Times New Roman" w:cs="Times New Roman"/>
+          <w:kern w:val="0"/>
+        </w:rPr>
+        <w:t>iproduzione.</w:t>
       </w:r>
     </w:p>
     <w:p>
@@ -7529,7 +7456,7 @@
       <w:pPr>
         <w:pStyle w:val="Heading1"/>
       </w:pPr>
-      <w:bookmarkStart w:id="15" w:name="_Toc224078308"/>
+      <w:bookmarkStart w:id="15" w:name="_Toc230273082"/>
       <w:r>
         <w:t>La finestra radio</w:t>
       </w:r>
@@ -7571,7 +7498,7 @@
                     <pic:cNvPicPr/>
                   </pic:nvPicPr>
                   <pic:blipFill>
-                    <a:blip r:embed="rId37"/>
+                    <a:blip r:embed="rId35"/>
                     <a:stretch>
                       <a:fillRect/>
                     </a:stretch>
@@ -7633,7 +7560,21 @@
           <w:rFonts w:ascii="Times New Roman" w:hAnsi="Times New Roman" w:cs="Times New Roman"/>
           <w:kern w:val="0"/>
         </w:rPr>
-        <w:t>la lista delle stazioni individuata in base alla ricerca.</w:t>
+        <w:t>la lista delle stazioni</w:t>
+      </w:r>
+      <w:r>
+        <w:rPr>
+          <w:rFonts w:ascii="Times New Roman" w:hAnsi="Times New Roman" w:cs="Times New Roman"/>
+          <w:kern w:val="0"/>
+        </w:rPr>
+        <w:t xml:space="preserve"> risultanti dalla</w:t>
+      </w:r>
+      <w:r>
+        <w:rPr>
+          <w:rFonts w:ascii="Times New Roman" w:hAnsi="Times New Roman" w:cs="Times New Roman"/>
+          <w:kern w:val="0"/>
+        </w:rPr>
+        <w:t xml:space="preserve"> ricerca.</w:t>
       </w:r>
     </w:p>
     <w:p>
@@ -7678,7 +7619,14 @@
           <w:rFonts w:ascii="Times New Roman" w:hAnsi="Times New Roman" w:cs="Times New Roman"/>
           <w:kern w:val="0"/>
         </w:rPr>
-        <w:t xml:space="preserve">Nella casella di ricerca si digita il </w:t>
+        <w:t>Per effettuare una ricerca digitare</w:t>
+      </w:r>
+      <w:r>
+        <w:rPr>
+          <w:rFonts w:ascii="Times New Roman" w:hAnsi="Times New Roman" w:cs="Times New Roman"/>
+          <w:kern w:val="0"/>
+        </w:rPr>
+        <w:t xml:space="preserve"> il </w:t>
       </w:r>
       <w:r>
         <w:rPr>
@@ -7720,7 +7668,14 @@
           <w:rFonts w:ascii="Times New Roman" w:hAnsi="Times New Roman" w:cs="Times New Roman"/>
           <w:kern w:val="0"/>
         </w:rPr>
-        <w:t xml:space="preserve"> che può essere il nome di un artista, di un esecutore o di un genere musicale. Per attivare la ricerca si </w:t>
+        <w:t>, questo può essere</w:t>
+      </w:r>
+      <w:r>
+        <w:rPr>
+          <w:rFonts w:ascii="Times New Roman" w:hAnsi="Times New Roman" w:cs="Times New Roman"/>
+          <w:kern w:val="0"/>
+        </w:rPr>
+        <w:t xml:space="preserve"> il nome di un artista, di un esecutore o di un genere musicale. Per attivare la ricerca si </w:t>
       </w:r>
       <w:r>
         <w:rPr>
@@ -7794,7 +7749,7 @@
       <w:pPr>
         <w:pStyle w:val="Heading2"/>
       </w:pPr>
-      <w:bookmarkStart w:id="16" w:name="_Toc224078309"/>
+      <w:bookmarkStart w:id="16" w:name="_Toc230273083"/>
       <w:r>
         <w:t>La riproduzione</w:t>
       </w:r>
@@ -7851,7 +7806,28 @@
           <w:rFonts w:ascii="Times New Roman" w:hAnsi="Times New Roman" w:cs="Times New Roman"/>
           <w:kern w:val="0"/>
         </w:rPr>
-        <w:t>Quando si passa ad ascoltare un’emittente automaticamente si passa alla schermata riproduzione.</w:t>
+        <w:t xml:space="preserve">All’attivazione di una stazione radio Euterpe </w:t>
+      </w:r>
+      <w:r>
+        <w:rPr>
+          <w:rFonts w:ascii="Times New Roman" w:hAnsi="Times New Roman" w:cs="Times New Roman"/>
+          <w:kern w:val="0"/>
+        </w:rPr>
+        <w:t xml:space="preserve">passa alla schermata </w:t>
+      </w:r>
+      <w:r>
+        <w:rPr>
+          <w:rFonts w:ascii="Times New Roman" w:hAnsi="Times New Roman" w:cs="Times New Roman"/>
+          <w:kern w:val="0"/>
+        </w:rPr>
+        <w:t>di R</w:t>
+      </w:r>
+      <w:r>
+        <w:rPr>
+          <w:rFonts w:ascii="Times New Roman" w:hAnsi="Times New Roman" w:cs="Times New Roman"/>
+          <w:kern w:val="0"/>
+        </w:rPr>
+        <w:t>iproduzione.</w:t>
       </w:r>
     </w:p>
     <w:p>
@@ -7873,7 +7849,7 @@
       <w:pPr>
         <w:pStyle w:val="Heading1"/>
       </w:pPr>
-      <w:bookmarkStart w:id="17" w:name="_Toc224078310"/>
+      <w:bookmarkStart w:id="17" w:name="_Toc230273084"/>
       <w:r>
         <w:lastRenderedPageBreak/>
         <w:t>La finestra riproduzione</w:t>
@@ -7916,7 +7892,7 @@
                     <pic:cNvPicPr/>
                   </pic:nvPicPr>
                   <pic:blipFill>
-                    <a:blip r:embed="rId38"/>
+                    <a:blip r:embed="rId36"/>
                     <a:stretch>
                       <a:fillRect/>
                     </a:stretch>
@@ -8172,7 +8148,7 @@
                     </pic:cNvPicPr>
                   </pic:nvPicPr>
                   <pic:blipFill>
-                    <a:blip r:embed="rId39">
+                    <a:blip r:embed="rId37">
                       <a:extLst>
                         <a:ext uri="{28A0092B-C50C-407E-A947-70E740481C1C}">
                           <a14:useLocalDpi xmlns:a14="http://schemas.microsoft.com/office/drawing/2010/main" val="0"/>
@@ -8208,7 +8184,21 @@
           <w:rFonts w:ascii="Times New Roman" w:hAnsi="Times New Roman" w:cs="Times New Roman"/>
           <w:kern w:val="0"/>
         </w:rPr>
-        <w:t xml:space="preserve"> Ritorna al brano precedente (solo MP3)</w:t>
+        <w:t xml:space="preserve"> Ritorna al brano precedente (solo MP3</w:t>
+      </w:r>
+      <w:r>
+        <w:rPr>
+          <w:rFonts w:ascii="Times New Roman" w:hAnsi="Times New Roman" w:cs="Times New Roman"/>
+          <w:kern w:val="0"/>
+        </w:rPr>
+        <w:t xml:space="preserve"> o Flac</w:t>
+      </w:r>
+      <w:r>
+        <w:rPr>
+          <w:rFonts w:ascii="Times New Roman" w:hAnsi="Times New Roman" w:cs="Times New Roman"/>
+          <w:kern w:val="0"/>
+        </w:rPr>
+        <w:t>)</w:t>
       </w:r>
     </w:p>
     <w:p>
@@ -8247,7 +8237,7 @@
                     </pic:cNvPicPr>
                   </pic:nvPicPr>
                   <pic:blipFill>
-                    <a:blip r:embed="rId40">
+                    <a:blip r:embed="rId38">
                       <a:extLst>
                         <a:ext uri="{28A0092B-C50C-407E-A947-70E740481C1C}">
                           <a14:useLocalDpi xmlns:a14="http://schemas.microsoft.com/office/drawing/2010/main" val="0"/>
@@ -8309,7 +8299,7 @@
                     </pic:cNvPicPr>
                   </pic:nvPicPr>
                   <pic:blipFill>
-                    <a:blip r:embed="rId41">
+                    <a:blip r:embed="rId39">
                       <a:extLst>
                         <a:ext uri="{28A0092B-C50C-407E-A947-70E740481C1C}">
                           <a14:useLocalDpi xmlns:a14="http://schemas.microsoft.com/office/drawing/2010/main" val="0"/>
@@ -8391,7 +8381,7 @@
                     </pic:cNvPicPr>
                   </pic:nvPicPr>
                   <pic:blipFill>
-                    <a:blip r:embed="rId42">
+                    <a:blip r:embed="rId40">
                       <a:extLst>
                         <a:ext uri="{28A0092B-C50C-407E-A947-70E740481C1C}">
                           <a14:useLocalDpi xmlns:a14="http://schemas.microsoft.com/office/drawing/2010/main" val="0"/>
@@ -8466,7 +8456,7 @@
                     </pic:cNvPicPr>
                   </pic:nvPicPr>
                   <pic:blipFill>
-                    <a:blip r:embed="rId43">
+                    <a:blip r:embed="rId41">
                       <a:extLst>
                         <a:ext uri="{28A0092B-C50C-407E-A947-70E740481C1C}">
                           <a14:useLocalDpi xmlns:a14="http://schemas.microsoft.com/office/drawing/2010/main" val="0"/>
@@ -8502,7 +8492,21 @@
           <w:rFonts w:ascii="Times New Roman" w:hAnsi="Times New Roman" w:cs="Times New Roman"/>
           <w:kern w:val="0"/>
         </w:rPr>
-        <w:t xml:space="preserve"> Passa al brano successivo (solo MP3)</w:t>
+        <w:t xml:space="preserve"> Passa al brano successivo (solo MP3</w:t>
+      </w:r>
+      <w:r>
+        <w:rPr>
+          <w:rFonts w:ascii="Times New Roman" w:hAnsi="Times New Roman" w:cs="Times New Roman"/>
+          <w:kern w:val="0"/>
+        </w:rPr>
+        <w:t xml:space="preserve"> o Flac</w:t>
+      </w:r>
+      <w:r>
+        <w:rPr>
+          <w:rFonts w:ascii="Times New Roman" w:hAnsi="Times New Roman" w:cs="Times New Roman"/>
+          <w:kern w:val="0"/>
+        </w:rPr>
+        <w:t>)</w:t>
       </w:r>
     </w:p>
     <w:p>
@@ -8541,7 +8545,7 @@
                     </pic:cNvPicPr>
                   </pic:nvPicPr>
                   <pic:blipFill>
-                    <a:blip r:embed="rId44">
+                    <a:blip r:embed="rId42">
                       <a:extLst>
                         <a:ext uri="{28A0092B-C50C-407E-A947-70E740481C1C}">
                           <a14:useLocalDpi xmlns:a14="http://schemas.microsoft.com/office/drawing/2010/main" val="0"/>
@@ -8617,7 +8621,7 @@
                     </pic:cNvPicPr>
                   </pic:nvPicPr>
                   <pic:blipFill>
-                    <a:blip r:embed="rId45">
+                    <a:blip r:embed="rId43">
                       <a:extLst>
                         <a:ext uri="{28A0092B-C50C-407E-A947-70E740481C1C}">
                           <a14:useLocalDpi xmlns:a14="http://schemas.microsoft.com/office/drawing/2010/main" val="0"/>
@@ -8682,7 +8686,23 @@
           <w:rFonts w:ascii="Times New Roman" w:hAnsi="Times New Roman" w:cs="Times New Roman"/>
           <w:kern w:val="0"/>
         </w:rPr>
-        <w:t xml:space="preserve"> da un equalizzatore grafico a 10 bande</w:t>
+        <w:t xml:space="preserve"> da un equalizzatore grafico a </w:t>
+      </w:r>
+      <w:proofErr w:type="gramStart"/>
+      <w:r>
+        <w:rPr>
+          <w:rFonts w:ascii="Times New Roman" w:hAnsi="Times New Roman" w:cs="Times New Roman"/>
+          <w:kern w:val="0"/>
+        </w:rPr>
+        <w:t>10</w:t>
+      </w:r>
+      <w:proofErr w:type="gramEnd"/>
+      <w:r>
+        <w:rPr>
+          <w:rFonts w:ascii="Times New Roman" w:hAnsi="Times New Roman" w:cs="Times New Roman"/>
+          <w:kern w:val="0"/>
+        </w:rPr>
+        <w:t xml:space="preserve"> bande</w:t>
       </w:r>
       <w:r>
         <w:rPr>
@@ -8704,7 +8724,103 @@
           <w:rFonts w:ascii="Times New Roman" w:hAnsi="Times New Roman" w:cs="Times New Roman"/>
           <w:kern w:val="0"/>
         </w:rPr>
-        <w:t xml:space="preserve">(0 – 31)Hz, (31 – 62)Hz, (62, 125)Hz, (125, 250)Hz, (250 – 500)Hz, (500 – 1000) Hz, (1 – 2)kHz, </w:t>
+        <w:t xml:space="preserve">(0 – </w:t>
+      </w:r>
+      <w:proofErr w:type="gramStart"/>
+      <w:r>
+        <w:rPr>
+          <w:rFonts w:ascii="Times New Roman" w:hAnsi="Times New Roman" w:cs="Times New Roman"/>
+          <w:kern w:val="0"/>
+        </w:rPr>
+        <w:t>31)Hz</w:t>
+      </w:r>
+      <w:proofErr w:type="gramEnd"/>
+      <w:r>
+        <w:rPr>
+          <w:rFonts w:ascii="Times New Roman" w:hAnsi="Times New Roman" w:cs="Times New Roman"/>
+          <w:kern w:val="0"/>
+        </w:rPr>
+        <w:t xml:space="preserve">, (31 – </w:t>
+      </w:r>
+      <w:proofErr w:type="gramStart"/>
+      <w:r>
+        <w:rPr>
+          <w:rFonts w:ascii="Times New Roman" w:hAnsi="Times New Roman" w:cs="Times New Roman"/>
+          <w:kern w:val="0"/>
+        </w:rPr>
+        <w:t>62)Hz</w:t>
+      </w:r>
+      <w:proofErr w:type="gramEnd"/>
+      <w:r>
+        <w:rPr>
+          <w:rFonts w:ascii="Times New Roman" w:hAnsi="Times New Roman" w:cs="Times New Roman"/>
+          <w:kern w:val="0"/>
+        </w:rPr>
+        <w:t xml:space="preserve">, (62, </w:t>
+      </w:r>
+      <w:proofErr w:type="gramStart"/>
+      <w:r>
+        <w:rPr>
+          <w:rFonts w:ascii="Times New Roman" w:hAnsi="Times New Roman" w:cs="Times New Roman"/>
+          <w:kern w:val="0"/>
+        </w:rPr>
+        <w:t>125)Hz</w:t>
+      </w:r>
+      <w:proofErr w:type="gramEnd"/>
+      <w:r>
+        <w:rPr>
+          <w:rFonts w:ascii="Times New Roman" w:hAnsi="Times New Roman" w:cs="Times New Roman"/>
+          <w:kern w:val="0"/>
+        </w:rPr>
+        <w:t xml:space="preserve">, (125, </w:t>
+      </w:r>
+      <w:proofErr w:type="gramStart"/>
+      <w:r>
+        <w:rPr>
+          <w:rFonts w:ascii="Times New Roman" w:hAnsi="Times New Roman" w:cs="Times New Roman"/>
+          <w:kern w:val="0"/>
+        </w:rPr>
+        <w:t>250)Hz</w:t>
+      </w:r>
+      <w:proofErr w:type="gramEnd"/>
+      <w:r>
+        <w:rPr>
+          <w:rFonts w:ascii="Times New Roman" w:hAnsi="Times New Roman" w:cs="Times New Roman"/>
+          <w:kern w:val="0"/>
+        </w:rPr>
+        <w:t xml:space="preserve">, (250 – </w:t>
+      </w:r>
+      <w:proofErr w:type="gramStart"/>
+      <w:r>
+        <w:rPr>
+          <w:rFonts w:ascii="Times New Roman" w:hAnsi="Times New Roman" w:cs="Times New Roman"/>
+          <w:kern w:val="0"/>
+        </w:rPr>
+        <w:t>500)Hz</w:t>
+      </w:r>
+      <w:proofErr w:type="gramEnd"/>
+      <w:r>
+        <w:rPr>
+          <w:rFonts w:ascii="Times New Roman" w:hAnsi="Times New Roman" w:cs="Times New Roman"/>
+          <w:kern w:val="0"/>
+        </w:rPr>
+        <w:t xml:space="preserve">, (500 – 1000) Hz, (1 – </w:t>
+      </w:r>
+      <w:proofErr w:type="gramStart"/>
+      <w:r>
+        <w:rPr>
+          <w:rFonts w:ascii="Times New Roman" w:hAnsi="Times New Roman" w:cs="Times New Roman"/>
+          <w:kern w:val="0"/>
+        </w:rPr>
+        <w:t>2)kHz</w:t>
+      </w:r>
+      <w:proofErr w:type="gramEnd"/>
+      <w:r>
+        <w:rPr>
+          <w:rFonts w:ascii="Times New Roman" w:hAnsi="Times New Roman" w:cs="Times New Roman"/>
+          <w:kern w:val="0"/>
+        </w:rPr>
+        <w:t xml:space="preserve">, </w:t>
       </w:r>
       <w:r>
         <w:rPr>
@@ -8718,29 +8834,93 @@
           <w:rFonts w:ascii="Times New Roman" w:hAnsi="Times New Roman" w:cs="Times New Roman"/>
           <w:kern w:val="0"/>
         </w:rPr>
-        <w:t>(2 – 4)kHz, (4 – 8k)kHz, (8 – 16)kHz.</w:t>
-      </w:r>
-    </w:p>
-    <w:p>
-      <w:pPr>
-        <w:rPr>
-          <w:rFonts w:ascii="Times New Roman" w:hAnsi="Times New Roman" w:cs="Times New Roman"/>
-          <w:kern w:val="0"/>
-        </w:rPr>
-      </w:pPr>
-      <w:r>
-        <w:rPr>
-          <w:rFonts w:ascii="Times New Roman" w:hAnsi="Times New Roman" w:cs="Times New Roman"/>
-          <w:kern w:val="0"/>
-        </w:rPr>
-        <w:t xml:space="preserve">Sopra questo </w:t>
-      </w:r>
-      <w:r>
-        <w:rPr>
-          <w:rFonts w:ascii="Times New Roman" w:hAnsi="Times New Roman" w:cs="Times New Roman"/>
-          <w:kern w:val="0"/>
-        </w:rPr>
-        <w:t xml:space="preserve"> abbiamo </w:t>
+        <w:t xml:space="preserve">(2 – </w:t>
+      </w:r>
+      <w:proofErr w:type="gramStart"/>
+      <w:r>
+        <w:rPr>
+          <w:rFonts w:ascii="Times New Roman" w:hAnsi="Times New Roman" w:cs="Times New Roman"/>
+          <w:kern w:val="0"/>
+        </w:rPr>
+        <w:t>4)kHz</w:t>
+      </w:r>
+      <w:proofErr w:type="gramEnd"/>
+      <w:r>
+        <w:rPr>
+          <w:rFonts w:ascii="Times New Roman" w:hAnsi="Times New Roman" w:cs="Times New Roman"/>
+          <w:kern w:val="0"/>
+        </w:rPr>
+        <w:t>, (4 – 8</w:t>
+      </w:r>
+      <w:proofErr w:type="gramStart"/>
+      <w:r>
+        <w:rPr>
+          <w:rFonts w:ascii="Times New Roman" w:hAnsi="Times New Roman" w:cs="Times New Roman"/>
+          <w:kern w:val="0"/>
+        </w:rPr>
+        <w:t>k)kHz</w:t>
+      </w:r>
+      <w:proofErr w:type="gramEnd"/>
+      <w:r>
+        <w:rPr>
+          <w:rFonts w:ascii="Times New Roman" w:hAnsi="Times New Roman" w:cs="Times New Roman"/>
+          <w:kern w:val="0"/>
+        </w:rPr>
+        <w:t xml:space="preserve">, (8 – </w:t>
+      </w:r>
+      <w:proofErr w:type="gramStart"/>
+      <w:r>
+        <w:rPr>
+          <w:rFonts w:ascii="Times New Roman" w:hAnsi="Times New Roman" w:cs="Times New Roman"/>
+          <w:kern w:val="0"/>
+        </w:rPr>
+        <w:t>16)kHz</w:t>
+      </w:r>
+      <w:proofErr w:type="gramEnd"/>
+      <w:r>
+        <w:rPr>
+          <w:rFonts w:ascii="Times New Roman" w:hAnsi="Times New Roman" w:cs="Times New Roman"/>
+          <w:kern w:val="0"/>
+        </w:rPr>
+        <w:t>.</w:t>
+      </w:r>
+    </w:p>
+    <w:p>
+      <w:pPr>
+        <w:rPr>
+          <w:rFonts w:ascii="Times New Roman" w:hAnsi="Times New Roman" w:cs="Times New Roman"/>
+          <w:kern w:val="0"/>
+        </w:rPr>
+      </w:pPr>
+      <w:r>
+        <w:rPr>
+          <w:rFonts w:ascii="Times New Roman" w:hAnsi="Times New Roman" w:cs="Times New Roman"/>
+          <w:kern w:val="0"/>
+        </w:rPr>
+        <w:t xml:space="preserve">Sopra </w:t>
+      </w:r>
+      <w:proofErr w:type="gramStart"/>
+      <w:r>
+        <w:rPr>
+          <w:rFonts w:ascii="Times New Roman" w:hAnsi="Times New Roman" w:cs="Times New Roman"/>
+          <w:kern w:val="0"/>
+        </w:rPr>
+        <w:t xml:space="preserve">questo </w:t>
+      </w:r>
+      <w:r>
+        <w:rPr>
+          <w:rFonts w:ascii="Times New Roman" w:hAnsi="Times New Roman" w:cs="Times New Roman"/>
+          <w:kern w:val="0"/>
+        </w:rPr>
+        <w:t xml:space="preserve"> abbiamo</w:t>
+      </w:r>
+      <w:proofErr w:type="gramEnd"/>
+      <w:r>
+        <w:rPr>
+          <w:rFonts w:ascii="Times New Roman" w:hAnsi="Times New Roman" w:cs="Times New Roman"/>
+          <w:kern w:val="0"/>
+        </w:rPr>
+        <w:t xml:space="preserve"> </w:t>
       </w:r>
       <w:r>
         <w:rPr>
@@ -8809,7 +8989,7 @@
       <w:pPr>
         <w:pStyle w:val="Heading1"/>
       </w:pPr>
-      <w:bookmarkStart w:id="18" w:name="_Toc224078311"/>
+      <w:bookmarkStart w:id="18" w:name="_Toc230273085"/>
       <w:r>
         <w:t>Le funzioni del menu</w:t>
       </w:r>
@@ -8851,7 +9031,7 @@
                     <pic:cNvPicPr/>
                   </pic:nvPicPr>
                   <pic:blipFill>
-                    <a:blip r:embed="rId46"/>
+                    <a:blip r:embed="rId44"/>
                     <a:stretch>
                       <a:fillRect/>
                     </a:stretch>
@@ -8884,7 +9064,7 @@
       <w:pPr>
         <w:pStyle w:val="Heading2"/>
       </w:pPr>
-      <w:bookmarkStart w:id="19" w:name="_Toc224078312"/>
+      <w:bookmarkStart w:id="19" w:name="_Toc230273086"/>
       <w:r>
         <w:t>Dispositivi Bluetooth</w:t>
       </w:r>
@@ -8933,7 +9113,7 @@
                     <pic:cNvPicPr/>
                   </pic:nvPicPr>
                   <pic:blipFill>
-                    <a:blip r:embed="rId47"/>
+                    <a:blip r:embed="rId45"/>
                     <a:stretch>
                       <a:fillRect/>
                     </a:stretch>
@@ -9043,7 +9223,7 @@
       <w:pPr>
         <w:pStyle w:val="Heading2"/>
       </w:pPr>
-      <w:bookmarkStart w:id="20" w:name="_Toc224078313"/>
+      <w:bookmarkStart w:id="20" w:name="_Toc230273087"/>
       <w:r>
         <w:t>Converti da altri formati</w:t>
       </w:r>
@@ -9101,10 +9281,18 @@
         <w:t>if</w:t>
       </w:r>
       <w:r>
-        <w:t xml:space="preserve"> - </w:t>
-      </w:r>
-      <w:r>
-        <w:t xml:space="preserve"> aiff' Audio Interchange File Format</w:t>
+        <w:t xml:space="preserve"> </w:t>
+      </w:r>
+      <w:proofErr w:type="gramStart"/>
+      <w:r>
+        <w:t xml:space="preserve">- </w:t>
+      </w:r>
+      <w:r>
+        <w:t xml:space="preserve"> aiff</w:t>
+      </w:r>
+      <w:proofErr w:type="gramEnd"/>
+      <w:r>
+        <w:t>' Audio Interchange File Format</w:t>
       </w:r>
       <w:r>
         <w:t xml:space="preserve"> </w:t>
@@ -9164,7 +9352,15 @@
         <w:t>av</w:t>
       </w:r>
       <w:r>
-        <w:t>, Waveform Audio File Format)è uno</w:t>
+        <w:t xml:space="preserve">, Waveform Audio File </w:t>
+      </w:r>
+      <w:proofErr w:type="gramStart"/>
+      <w:r>
+        <w:t>Format)è</w:t>
+      </w:r>
+      <w:proofErr w:type="gramEnd"/>
+      <w:r>
+        <w:t xml:space="preserve"> uno</w:t>
       </w:r>
       <w:r>
         <w:t xml:space="preserve"> </w:t>
@@ -9213,7 +9409,7 @@
                     <pic:cNvPicPr/>
                   </pic:nvPicPr>
                   <pic:blipFill>
-                    <a:blip r:embed="rId48"/>
+                    <a:blip r:embed="rId46"/>
                     <a:stretch>
                       <a:fillRect/>
                     </a:stretch>
@@ -9653,7 +9849,23 @@
           <w:rFonts w:ascii="Times New Roman" w:hAnsi="Times New Roman" w:cs="Times New Roman"/>
           <w:kern w:val="0"/>
         </w:rPr>
-        <w:t xml:space="preserve"> Saranno elaborate solo le tracce che anno il riquadro sulla destra con il segno di spunta. Per operazioni globali è disponibile un menu contestuale</w:t>
+        <w:t xml:space="preserve"> Saranno elaborate solo le tracce che </w:t>
+      </w:r>
+      <w:proofErr w:type="gramStart"/>
+      <w:r>
+        <w:rPr>
+          <w:rFonts w:ascii="Times New Roman" w:hAnsi="Times New Roman" w:cs="Times New Roman"/>
+          <w:kern w:val="0"/>
+        </w:rPr>
+        <w:t>anno</w:t>
+      </w:r>
+      <w:proofErr w:type="gramEnd"/>
+      <w:r>
+        <w:rPr>
+          <w:rFonts w:ascii="Times New Roman" w:hAnsi="Times New Roman" w:cs="Times New Roman"/>
+          <w:kern w:val="0"/>
+        </w:rPr>
+        <w:t xml:space="preserve"> il riquadro sulla destra con il segno di spunta. Per operazioni globali è disponibile un menu contestuale</w:t>
       </w:r>
     </w:p>
     <w:p>
@@ -9677,7 +9889,7 @@
                     <pic:cNvPicPr/>
                   </pic:nvPicPr>
                   <pic:blipFill>
-                    <a:blip r:embed="rId49"/>
+                    <a:blip r:embed="rId47"/>
                     <a:stretch>
                       <a:fillRect/>
                     </a:stretch>
@@ -9711,7 +9923,7 @@
       <w:pPr>
         <w:pStyle w:val="Heading2"/>
       </w:pPr>
-      <w:bookmarkStart w:id="21" w:name="_Toc224078314"/>
+      <w:bookmarkStart w:id="21" w:name="_Toc230273088"/>
       <w:r>
         <w:t>CD ripper</w:t>
       </w:r>
@@ -9729,7 +9941,21 @@
           <w:rFonts w:ascii="Times New Roman" w:hAnsi="Times New Roman" w:cs="Times New Roman"/>
           <w:kern w:val="0"/>
         </w:rPr>
-        <w:t>Permette di trasformare in file MP3 il contenuto di un CD musicale</w:t>
+        <w:t>Permette di trasformare in file MP3</w:t>
+      </w:r>
+      <w:r>
+        <w:rPr>
+          <w:rFonts w:ascii="Times New Roman" w:hAnsi="Times New Roman" w:cs="Times New Roman"/>
+          <w:kern w:val="0"/>
+        </w:rPr>
+        <w:t xml:space="preserve"> o Flac</w:t>
+      </w:r>
+      <w:r>
+        <w:rPr>
+          <w:rFonts w:ascii="Times New Roman" w:hAnsi="Times New Roman" w:cs="Times New Roman"/>
+          <w:kern w:val="0"/>
+        </w:rPr>
+        <w:t xml:space="preserve"> il contenuto di un CD musicale</w:t>
       </w:r>
       <w:r>
         <w:rPr>
@@ -9739,12 +9965,2549 @@
         <w:t>.</w:t>
       </w:r>
     </w:p>
-    <w:p/>
+    <w:p>
+      <w:pPr>
+        <w:jc w:val="both"/>
+        <w:rPr>
+          <w:rFonts w:ascii="Times New Roman" w:hAnsi="Times New Roman" w:cs="Times New Roman"/>
+          <w:kern w:val="0"/>
+        </w:rPr>
+      </w:pPr>
+      <w:r>
+        <w:rPr>
+          <w:rFonts w:ascii="Times New Roman" w:hAnsi="Times New Roman" w:cs="Times New Roman"/>
+          <w:kern w:val="0"/>
+        </w:rPr>
+        <w:t>Quando viene avviato esegue una ricerca preliminare sui dispositivi connessi per cercare una unità CD con disco inserito. Se la trova ed il disco è di tipo musicale. Lo analizza e riempie la tabella con l’elenco delle tracce, si veda l’immagine. Costruisce un id identificativo del disco ed effettua una ricerca in internet per trovare le informazioni del CD: titolo dell’album, nome dell’artista, titolo delle tracce, copertina. Se le trova ripopola la tabella attribuendo a ciascuna traccia il titolo oltre che il nome dell’artista ed il titolo dell’album.</w:t>
+      </w:r>
+    </w:p>
+    <w:p>
+      <w:pPr>
+        <w:jc w:val="both"/>
+        <w:rPr>
+          <w:rFonts w:ascii="Times New Roman" w:hAnsi="Times New Roman" w:cs="Times New Roman"/>
+          <w:kern w:val="0"/>
+        </w:rPr>
+      </w:pPr>
+      <w:r>
+        <w:rPr>
+          <w:rFonts w:ascii="Times New Roman" w:hAnsi="Times New Roman" w:cs="Times New Roman"/>
+          <w:kern w:val="0"/>
+        </w:rPr>
+        <w:t>Se la ricerca non riesce si possono riempire i campi della sezione dati globali, si veda l’immagine ed avviare la ricerca in internet facendo clic sul tasto cerca.</w:t>
+      </w:r>
+    </w:p>
+    <w:p>
+      <w:pPr>
+        <w:jc w:val="both"/>
+        <w:rPr>
+          <w:rFonts w:ascii="Times New Roman" w:hAnsi="Times New Roman" w:cs="Times New Roman"/>
+          <w:kern w:val="0"/>
+        </w:rPr>
+      </w:pPr>
+      <w:r>
+        <w:rPr>
+          <w:rFonts w:ascii="Times New Roman" w:hAnsi="Times New Roman" w:cs="Times New Roman"/>
+          <w:kern w:val="0"/>
+        </w:rPr>
+        <w:t>Il sistema è in grado di riconoscere quando si inserisce o toglie un disco dal lettore, popolando o svuotando la tabella delle tracce.</w:t>
+      </w:r>
+    </w:p>
+    <w:p>
+      <w:pPr>
+        <w:pStyle w:val="ScreenshotManuale"/>
+        <w:ind w:hanging="425"/>
+      </w:pPr>
+      <w:r>
+        <w:lastRenderedPageBreak/>
+        <mc:AlternateContent>
+          <mc:Choice Requires="wps">
+            <w:drawing>
+              <wp:anchor distT="0" distB="0" distL="114300" distR="114300" simplePos="0" relativeHeight="251673600" behindDoc="0" locked="0" layoutInCell="1" allowOverlap="1" wp14:anchorId="68DAA5FF" wp14:editId="1F3C4945">
+                <wp:simplePos x="0" y="0"/>
+                <wp:positionH relativeFrom="column">
+                  <wp:posOffset>5087645</wp:posOffset>
+                </wp:positionH>
+                <wp:positionV relativeFrom="paragraph">
+                  <wp:posOffset>14554</wp:posOffset>
+                </wp:positionV>
+                <wp:extent cx="387705" cy="329184"/>
+                <wp:effectExtent l="0" t="0" r="0" b="0"/>
+                <wp:wrapNone/>
+                <wp:docPr id="1129193974" name="Text Box 4"/>
+                <wp:cNvGraphicFramePr/>
+                <a:graphic xmlns:a="http://schemas.openxmlformats.org/drawingml/2006/main">
+                  <a:graphicData uri="http://schemas.microsoft.com/office/word/2010/wordprocessingShape">
+                    <wps:wsp>
+                      <wps:cNvSpPr txBox="1"/>
+                      <wps:spPr>
+                        <a:xfrm>
+                          <a:off x="0" y="0"/>
+                          <a:ext cx="387705" cy="329184"/>
+                        </a:xfrm>
+                        <a:prstGeom prst="rect">
+                          <a:avLst/>
+                        </a:prstGeom>
+                        <a:noFill/>
+                        <a:ln w="6350">
+                          <a:noFill/>
+                        </a:ln>
+                        <a:effectLst/>
+                      </wps:spPr>
+                      <wps:txbx>
+                        <w:txbxContent>
+                          <w:p>
+                            <w:pPr>
+                              <w:rPr>
+                                <w:color w:val="EE0000"/>
+                                <w14:shadow w14:blurRad="38100" w14:dist="19050" w14:dir="2700000" w14:sx="100000" w14:sy="100000" w14:kx="0" w14:ky="0" w14:algn="tl">
+                                  <w14:schemeClr w14:val="dk1">
+                                    <w14:alpha w14:val="60000"/>
+                                  </w14:schemeClr>
+                                </w14:shadow>
+                                <w14:textOutline w14:w="0" w14:cap="flat" w14:cmpd="sng" w14:algn="ctr">
+                                  <w14:noFill/>
+                                  <w14:prstDash w14:val="solid"/>
+                                  <w14:round/>
+                                </w14:textOutline>
+                              </w:rPr>
+                            </w:pPr>
+                            <w:r>
+                              <w:rPr>
+                                <w:color w:val="EE0000"/>
+                                <w14:shadow w14:blurRad="38100" w14:dist="19050" w14:dir="2700000" w14:sx="100000" w14:sy="100000" w14:kx="0" w14:ky="0" w14:algn="tl">
+                                  <w14:schemeClr w14:val="dk1">
+                                    <w14:alpha w14:val="60000"/>
+                                  </w14:schemeClr>
+                                </w14:shadow>
+                                <w14:textOutline w14:w="0" w14:cap="flat" w14:cmpd="sng" w14:algn="ctr">
+                                  <w14:noFill/>
+                                  <w14:prstDash w14:val="solid"/>
+                                  <w14:round/>
+                                </w14:textOutline>
+                              </w:rPr>
+                              <w:t>A</w:t>
+                            </w:r>
+                            <w:r>
+                              <w:rPr>
+                                <w:color w:val="EE0000"/>
+                                <w14:shadow w14:blurRad="38100" w14:dist="19050" w14:dir="2700000" w14:sx="100000" w14:sy="100000" w14:kx="0" w14:ky="0" w14:algn="tl">
+                                  <w14:schemeClr w14:val="dk1">
+                                    <w14:alpha w14:val="60000"/>
+                                  </w14:schemeClr>
+                                </w14:shadow>
+                                <w14:textOutline w14:w="0" w14:cap="flat" w14:cmpd="sng" w14:algn="ctr">
+                                  <w14:noFill/>
+                                  <w14:prstDash w14:val="solid"/>
+                                  <w14:round/>
+                                </w14:textOutline>
+                              </w:rPr>
+                              <w:t>41</w:t>
+                            </w:r>
+                            <w:r>
+                              <w:rPr>
+                                <w:noProof/>
+                              </w:rPr>
+                              <w:drawing>
+                                <wp:inline distT="0" distB="0" distL="0" distR="0" wp14:anchorId="54E99850" wp14:editId="20851280">
+                                  <wp:extent cx="102870" cy="57150"/>
+                                  <wp:effectExtent l="0" t="0" r="0" b="0"/>
+                                  <wp:docPr id="623780485" name="Picture 1"/>
+                                  <wp:cNvGraphicFramePr>
+                                    <a:graphicFrameLocks xmlns:a="http://schemas.openxmlformats.org/drawingml/2006/main" noChangeAspect="1"/>
+                                  </wp:cNvGraphicFramePr>
+                                  <a:graphic xmlns:a="http://schemas.openxmlformats.org/drawingml/2006/main">
+                                    <a:graphicData uri="http://schemas.openxmlformats.org/drawingml/2006/picture">
+                                      <pic:pic xmlns:pic="http://schemas.openxmlformats.org/drawingml/2006/picture">
+                                        <pic:nvPicPr>
+                                          <pic:cNvPr id="1061997571" name=""/>
+                                          <pic:cNvPicPr/>
+                                        </pic:nvPicPr>
+                                        <pic:blipFill>
+                                          <a:blip r:embed="rId48"/>
+                                          <a:stretch>
+                                            <a:fillRect/>
+                                          </a:stretch>
+                                        </pic:blipFill>
+                                        <pic:spPr>
+                                          <a:xfrm>
+                                            <a:off x="0" y="0"/>
+                                            <a:ext cx="102870" cy="57150"/>
+                                          </a:xfrm>
+                                          <a:prstGeom prst="rect">
+                                            <a:avLst/>
+                                          </a:prstGeom>
+                                        </pic:spPr>
+                                      </pic:pic>
+                                    </a:graphicData>
+                                  </a:graphic>
+                                </wp:inline>
+                              </w:drawing>
+                            </w:r>
+                          </w:p>
+                        </w:txbxContent>
+                      </wps:txbx>
+                      <wps:bodyPr rot="0" spcFirstLastPara="0" vertOverflow="overflow" horzOverflow="overflow" vert="horz" wrap="square" lIns="91440" tIns="45720" rIns="91440" bIns="45720" numCol="1" spcCol="0" rtlCol="0" fromWordArt="0" anchor="t" anchorCtr="0" forceAA="0" compatLnSpc="1">
+                        <a:prstTxWarp prst="textNoShape">
+                          <a:avLst/>
+                        </a:prstTxWarp>
+                        <a:noAutofit/>
+                      </wps:bodyPr>
+                    </wps:wsp>
+                  </a:graphicData>
+                </a:graphic>
+                <wp14:sizeRelH relativeFrom="margin">
+                  <wp14:pctWidth>0</wp14:pctWidth>
+                </wp14:sizeRelH>
+                <wp14:sizeRelV relativeFrom="margin">
+                  <wp14:pctHeight>0</wp14:pctHeight>
+                </wp14:sizeRelV>
+              </wp:anchor>
+            </w:drawing>
+          </mc:Choice>
+          <mc:Fallback>
+            <w:pict>
+              <v:shapetype w14:anchorId="68DAA5FF" id="_x0000_t202" coordsize="21600,21600" o:spt="202" path="m,l,21600r21600,l21600,xe">
+                <v:stroke joinstyle="miter"/>
+                <v:path gradientshapeok="t" o:connecttype="rect"/>
+              </v:shapetype>
+              <v:shape id="Text Box 4" o:spid="_x0000_s1026" type="#_x0000_t202" style="position:absolute;left:0;text-align:left;margin-left:400.6pt;margin-top:1.15pt;width:30.55pt;height:25.9pt;z-index:251673600;visibility:visible;mso-wrap-style:square;mso-width-percent:0;mso-height-percent:0;mso-wrap-distance-left:9pt;mso-wrap-distance-top:0;mso-wrap-distance-right:9pt;mso-wrap-distance-bottom:0;mso-position-horizontal:absolute;mso-position-horizontal-relative:text;mso-position-vertical:absolute;mso-position-vertical-relative:text;mso-width-percent:0;mso-height-percent:0;mso-width-relative:margin;mso-height-relative:margin;v-text-anchor:top" o:gfxdata="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" filled="f" stroked="f" strokeweight=".5pt">
+                <v:textbox>
+                  <w:txbxContent>
+                    <w:p>
+                      <w:pPr>
+                        <w:rPr>
+                          <w:color w:val="EE0000"/>
+                          <w14:shadow w14:blurRad="38100" w14:dist="19050" w14:dir="2700000" w14:sx="100000" w14:sy="100000" w14:kx="0" w14:ky="0" w14:algn="tl">
+                            <w14:schemeClr w14:val="dk1">
+                              <w14:alpha w14:val="60000"/>
+                            </w14:schemeClr>
+                          </w14:shadow>
+                          <w14:textOutline w14:w="0" w14:cap="flat" w14:cmpd="sng" w14:algn="ctr">
+                            <w14:noFill/>
+                            <w14:prstDash w14:val="solid"/>
+                            <w14:round/>
+                          </w14:textOutline>
+                        </w:rPr>
+                      </w:pPr>
+                      <w:r>
+                        <w:rPr>
+                          <w:color w:val="EE0000"/>
+                          <w14:shadow w14:blurRad="38100" w14:dist="19050" w14:dir="2700000" w14:sx="100000" w14:sy="100000" w14:kx="0" w14:ky="0" w14:algn="tl">
+                            <w14:schemeClr w14:val="dk1">
+                              <w14:alpha w14:val="60000"/>
+                            </w14:schemeClr>
+                          </w14:shadow>
+                          <w14:textOutline w14:w="0" w14:cap="flat" w14:cmpd="sng" w14:algn="ctr">
+                            <w14:noFill/>
+                            <w14:prstDash w14:val="solid"/>
+                            <w14:round/>
+                          </w14:textOutline>
+                        </w:rPr>
+                        <w:t>A</w:t>
+                      </w:r>
+                      <w:r>
+                        <w:rPr>
+                          <w:color w:val="EE0000"/>
+                          <w14:shadow w14:blurRad="38100" w14:dist="19050" w14:dir="2700000" w14:sx="100000" w14:sy="100000" w14:kx="0" w14:ky="0" w14:algn="tl">
+                            <w14:schemeClr w14:val="dk1">
+                              <w14:alpha w14:val="60000"/>
+                            </w14:schemeClr>
+                          </w14:shadow>
+                          <w14:textOutline w14:w="0" w14:cap="flat" w14:cmpd="sng" w14:algn="ctr">
+                            <w14:noFill/>
+                            <w14:prstDash w14:val="solid"/>
+                            <w14:round/>
+                          </w14:textOutline>
+                        </w:rPr>
+                        <w:t>41</w:t>
+                      </w:r>
+                      <w:r>
+                        <w:rPr>
+                          <w:noProof/>
+                        </w:rPr>
+                        <w:drawing>
+                          <wp:inline distT="0" distB="0" distL="0" distR="0" wp14:anchorId="54E99850" wp14:editId="20851280">
+                            <wp:extent cx="102870" cy="57150"/>
+                            <wp:effectExtent l="0" t="0" r="0" b="0"/>
+                            <wp:docPr id="623780485" name="Picture 1"/>
+                            <wp:cNvGraphicFramePr>
+                              <a:graphicFrameLocks xmlns:a="http://schemas.openxmlformats.org/drawingml/2006/main" noChangeAspect="1"/>
+                            </wp:cNvGraphicFramePr>
+                            <a:graphic xmlns:a="http://schemas.openxmlformats.org/drawingml/2006/main">
+                              <a:graphicData uri="http://schemas.openxmlformats.org/drawingml/2006/picture">
+                                <pic:pic xmlns:pic="http://schemas.openxmlformats.org/drawingml/2006/picture">
+                                  <pic:nvPicPr>
+                                    <pic:cNvPr id="1061997571" name=""/>
+                                    <pic:cNvPicPr/>
+                                  </pic:nvPicPr>
+                                  <pic:blipFill>
+                                    <a:blip r:embed="rId48"/>
+                                    <a:stretch>
+                                      <a:fillRect/>
+                                    </a:stretch>
+                                  </pic:blipFill>
+                                  <pic:spPr>
+                                    <a:xfrm>
+                                      <a:off x="0" y="0"/>
+                                      <a:ext cx="102870" cy="57150"/>
+                                    </a:xfrm>
+                                    <a:prstGeom prst="rect">
+                                      <a:avLst/>
+                                    </a:prstGeom>
+                                  </pic:spPr>
+                                </pic:pic>
+                              </a:graphicData>
+                            </a:graphic>
+                          </wp:inline>
+                        </w:drawing>
+                      </w:r>
+                    </w:p>
+                  </w:txbxContent>
+                </v:textbox>
+              </v:shape>
+            </w:pict>
+          </mc:Fallback>
+        </mc:AlternateContent>
+      </w:r>
+      <w:r>
+        <mc:AlternateContent>
+          <mc:Choice Requires="wps">
+            <w:drawing>
+              <wp:anchor distT="0" distB="0" distL="114300" distR="114300" simplePos="0" relativeHeight="251661312" behindDoc="0" locked="0" layoutInCell="1" allowOverlap="1" wp14:anchorId="3EC3657F" wp14:editId="3D8DE674">
+                <wp:simplePos x="0" y="0"/>
+                <wp:positionH relativeFrom="column">
+                  <wp:posOffset>3244190</wp:posOffset>
+                </wp:positionH>
+                <wp:positionV relativeFrom="paragraph">
+                  <wp:posOffset>43561</wp:posOffset>
+                </wp:positionV>
+                <wp:extent cx="373075" cy="329184"/>
+                <wp:effectExtent l="0" t="0" r="0" b="0"/>
+                <wp:wrapNone/>
+                <wp:docPr id="1451829546" name="Text Box 4"/>
+                <wp:cNvGraphicFramePr/>
+                <a:graphic xmlns:a="http://schemas.openxmlformats.org/drawingml/2006/main">
+                  <a:graphicData uri="http://schemas.microsoft.com/office/word/2010/wordprocessingShape">
+                    <wps:wsp>
+                      <wps:cNvSpPr txBox="1"/>
+                      <wps:spPr>
+                        <a:xfrm>
+                          <a:off x="0" y="0"/>
+                          <a:ext cx="373075" cy="329184"/>
+                        </a:xfrm>
+                        <a:prstGeom prst="rect">
+                          <a:avLst/>
+                        </a:prstGeom>
+                        <a:noFill/>
+                        <a:ln w="6350">
+                          <a:noFill/>
+                        </a:ln>
+                        <a:effectLst/>
+                      </wps:spPr>
+                      <wps:txbx>
+                        <w:txbxContent>
+                          <w:p>
+                            <w:pPr>
+                              <w:rPr>
+                                <w:color w:val="EE0000"/>
+                                <w14:shadow w14:blurRad="38100" w14:dist="19050" w14:dir="2700000" w14:sx="100000" w14:sy="100000" w14:kx="0" w14:ky="0" w14:algn="tl">
+                                  <w14:schemeClr w14:val="dk1">
+                                    <w14:alpha w14:val="60000"/>
+                                  </w14:schemeClr>
+                                </w14:shadow>
+                                <w14:textOutline w14:w="0" w14:cap="flat" w14:cmpd="sng" w14:algn="ctr">
+                                  <w14:noFill/>
+                                  <w14:prstDash w14:val="solid"/>
+                                  <w14:round/>
+                                </w14:textOutline>
+                              </w:rPr>
+                            </w:pPr>
+                            <w:r>
+                              <w:rPr>
+                                <w:color w:val="EE0000"/>
+                                <w14:shadow w14:blurRad="38100" w14:dist="19050" w14:dir="2700000" w14:sx="100000" w14:sy="100000" w14:kx="0" w14:ky="0" w14:algn="tl">
+                                  <w14:schemeClr w14:val="dk1">
+                                    <w14:alpha w14:val="60000"/>
+                                  </w14:schemeClr>
+                                </w14:shadow>
+                                <w14:textOutline w14:w="0" w14:cap="flat" w14:cmpd="sng" w14:algn="ctr">
+                                  <w14:noFill/>
+                                  <w14:prstDash w14:val="solid"/>
+                                  <w14:round/>
+                                </w14:textOutline>
+                              </w:rPr>
+                              <w:t>A</w:t>
+                            </w:r>
+                            <w:r>
+                              <w:rPr>
+                                <w:color w:val="EE0000"/>
+                                <w14:shadow w14:blurRad="38100" w14:dist="19050" w14:dir="2700000" w14:sx="100000" w14:sy="100000" w14:kx="0" w14:ky="0" w14:algn="tl">
+                                  <w14:schemeClr w14:val="dk1">
+                                    <w14:alpha w14:val="60000"/>
+                                  </w14:schemeClr>
+                                </w14:shadow>
+                                <w14:textOutline w14:w="0" w14:cap="flat" w14:cmpd="sng" w14:algn="ctr">
+                                  <w14:noFill/>
+                                  <w14:prstDash w14:val="solid"/>
+                                  <w14:round/>
+                                </w14:textOutline>
+                              </w:rPr>
+                              <w:t>3</w:t>
+                            </w:r>
+                            <w:r>
+                              <w:rPr>
+                                <w:noProof/>
+                              </w:rPr>
+                              <w:drawing>
+                                <wp:inline distT="0" distB="0" distL="0" distR="0" wp14:anchorId="3E921502" wp14:editId="6B1EEA43">
+                                  <wp:extent cx="102870" cy="57150"/>
+                                  <wp:effectExtent l="0" t="0" r="0" b="0"/>
+                                  <wp:docPr id="1061997571" name="Picture 1"/>
+                                  <wp:cNvGraphicFramePr>
+                                    <a:graphicFrameLocks xmlns:a="http://schemas.openxmlformats.org/drawingml/2006/main" noChangeAspect="1"/>
+                                  </wp:cNvGraphicFramePr>
+                                  <a:graphic xmlns:a="http://schemas.openxmlformats.org/drawingml/2006/main">
+                                    <a:graphicData uri="http://schemas.openxmlformats.org/drawingml/2006/picture">
+                                      <pic:pic xmlns:pic="http://schemas.openxmlformats.org/drawingml/2006/picture">
+                                        <pic:nvPicPr>
+                                          <pic:cNvPr id="1061997571" name=""/>
+                                          <pic:cNvPicPr/>
+                                        </pic:nvPicPr>
+                                        <pic:blipFill>
+                                          <a:blip r:embed="rId48"/>
+                                          <a:stretch>
+                                            <a:fillRect/>
+                                          </a:stretch>
+                                        </pic:blipFill>
+                                        <pic:spPr>
+                                          <a:xfrm>
+                                            <a:off x="0" y="0"/>
+                                            <a:ext cx="102870" cy="57150"/>
+                                          </a:xfrm>
+                                          <a:prstGeom prst="rect">
+                                            <a:avLst/>
+                                          </a:prstGeom>
+                                        </pic:spPr>
+                                      </pic:pic>
+                                    </a:graphicData>
+                                  </a:graphic>
+                                </wp:inline>
+                              </w:drawing>
+                            </w:r>
+                          </w:p>
+                        </w:txbxContent>
+                      </wps:txbx>
+                      <wps:bodyPr rot="0" spcFirstLastPara="0" vertOverflow="overflow" horzOverflow="overflow" vert="horz" wrap="square" lIns="91440" tIns="45720" rIns="91440" bIns="45720" numCol="1" spcCol="0" rtlCol="0" fromWordArt="0" anchor="t" anchorCtr="0" forceAA="0" compatLnSpc="1">
+                        <a:prstTxWarp prst="textNoShape">
+                          <a:avLst/>
+                        </a:prstTxWarp>
+                        <a:noAutofit/>
+                      </wps:bodyPr>
+                    </wps:wsp>
+                  </a:graphicData>
+                </a:graphic>
+                <wp14:sizeRelH relativeFrom="margin">
+                  <wp14:pctWidth>0</wp14:pctWidth>
+                </wp14:sizeRelH>
+                <wp14:sizeRelV relativeFrom="margin">
+                  <wp14:pctHeight>0</wp14:pctHeight>
+                </wp14:sizeRelV>
+              </wp:anchor>
+            </w:drawing>
+          </mc:Choice>
+          <mc:Fallback>
+            <w:pict>
+              <v:shape w14:anchorId="3EC3657F" id="_x0000_s1027" type="#_x0000_t202" style="position:absolute;left:0;text-align:left;margin-left:255.45pt;margin-top:3.45pt;width:29.4pt;height:25.9pt;z-index:251661312;visibility:visible;mso-wrap-style:square;mso-width-percent:0;mso-height-percent:0;mso-wrap-distance-left:9pt;mso-wrap-distance-top:0;mso-wrap-distance-right:9pt;mso-wrap-distance-bottom:0;mso-position-horizontal:absolute;mso-position-horizontal-relative:text;mso-position-vertical:absolute;mso-position-vertical-relative:text;mso-width-percent:0;mso-height-percent:0;mso-width-relative:margin;mso-height-relative:margin;v-text-anchor:top" o:gfxdata="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" filled="f" stroked="f" strokeweight=".5pt">
+                <v:textbox>
+                  <w:txbxContent>
+                    <w:p>
+                      <w:pPr>
+                        <w:rPr>
+                          <w:color w:val="EE0000"/>
+                          <w14:shadow w14:blurRad="38100" w14:dist="19050" w14:dir="2700000" w14:sx="100000" w14:sy="100000" w14:kx="0" w14:ky="0" w14:algn="tl">
+                            <w14:schemeClr w14:val="dk1">
+                              <w14:alpha w14:val="60000"/>
+                            </w14:schemeClr>
+                          </w14:shadow>
+                          <w14:textOutline w14:w="0" w14:cap="flat" w14:cmpd="sng" w14:algn="ctr">
+                            <w14:noFill/>
+                            <w14:prstDash w14:val="solid"/>
+                            <w14:round/>
+                          </w14:textOutline>
+                        </w:rPr>
+                      </w:pPr>
+                      <w:r>
+                        <w:rPr>
+                          <w:color w:val="EE0000"/>
+                          <w14:shadow w14:blurRad="38100" w14:dist="19050" w14:dir="2700000" w14:sx="100000" w14:sy="100000" w14:kx="0" w14:ky="0" w14:algn="tl">
+                            <w14:schemeClr w14:val="dk1">
+                              <w14:alpha w14:val="60000"/>
+                            </w14:schemeClr>
+                          </w14:shadow>
+                          <w14:textOutline w14:w="0" w14:cap="flat" w14:cmpd="sng" w14:algn="ctr">
+                            <w14:noFill/>
+                            <w14:prstDash w14:val="solid"/>
+                            <w14:round/>
+                          </w14:textOutline>
+                        </w:rPr>
+                        <w:t>A</w:t>
+                      </w:r>
+                      <w:r>
+                        <w:rPr>
+                          <w:color w:val="EE0000"/>
+                          <w14:shadow w14:blurRad="38100" w14:dist="19050" w14:dir="2700000" w14:sx="100000" w14:sy="100000" w14:kx="0" w14:ky="0" w14:algn="tl">
+                            <w14:schemeClr w14:val="dk1">
+                              <w14:alpha w14:val="60000"/>
+                            </w14:schemeClr>
+                          </w14:shadow>
+                          <w14:textOutline w14:w="0" w14:cap="flat" w14:cmpd="sng" w14:algn="ctr">
+                            <w14:noFill/>
+                            <w14:prstDash w14:val="solid"/>
+                            <w14:round/>
+                          </w14:textOutline>
+                        </w:rPr>
+                        <w:t>3</w:t>
+                      </w:r>
+                      <w:r>
+                        <w:rPr>
+                          <w:noProof/>
+                        </w:rPr>
+                        <w:drawing>
+                          <wp:inline distT="0" distB="0" distL="0" distR="0" wp14:anchorId="3E921502" wp14:editId="6B1EEA43">
+                            <wp:extent cx="102870" cy="57150"/>
+                            <wp:effectExtent l="0" t="0" r="0" b="0"/>
+                            <wp:docPr id="1061997571" name="Picture 1"/>
+                            <wp:cNvGraphicFramePr>
+                              <a:graphicFrameLocks xmlns:a="http://schemas.openxmlformats.org/drawingml/2006/main" noChangeAspect="1"/>
+                            </wp:cNvGraphicFramePr>
+                            <a:graphic xmlns:a="http://schemas.openxmlformats.org/drawingml/2006/main">
+                              <a:graphicData uri="http://schemas.openxmlformats.org/drawingml/2006/picture">
+                                <pic:pic xmlns:pic="http://schemas.openxmlformats.org/drawingml/2006/picture">
+                                  <pic:nvPicPr>
+                                    <pic:cNvPr id="1061997571" name=""/>
+                                    <pic:cNvPicPr/>
+                                  </pic:nvPicPr>
+                                  <pic:blipFill>
+                                    <a:blip r:embed="rId48"/>
+                                    <a:stretch>
+                                      <a:fillRect/>
+                                    </a:stretch>
+                                  </pic:blipFill>
+                                  <pic:spPr>
+                                    <a:xfrm>
+                                      <a:off x="0" y="0"/>
+                                      <a:ext cx="102870" cy="57150"/>
+                                    </a:xfrm>
+                                    <a:prstGeom prst="rect">
+                                      <a:avLst/>
+                                    </a:prstGeom>
+                                  </pic:spPr>
+                                </pic:pic>
+                              </a:graphicData>
+                            </a:graphic>
+                          </wp:inline>
+                        </w:drawing>
+                      </w:r>
+                    </w:p>
+                  </w:txbxContent>
+                </v:textbox>
+              </v:shape>
+            </w:pict>
+          </mc:Fallback>
+        </mc:AlternateContent>
+      </w:r>
+      <w:r>
+        <mc:AlternateContent>
+          <mc:Choice Requires="wps">
+            <w:drawing>
+              <wp:anchor distT="0" distB="0" distL="114300" distR="114300" simplePos="0" relativeHeight="251671552" behindDoc="0" locked="0" layoutInCell="1" allowOverlap="1" wp14:anchorId="0DC171DA" wp14:editId="54F74A84">
+                <wp:simplePos x="0" y="0"/>
+                <wp:positionH relativeFrom="column">
+                  <wp:posOffset>1670177</wp:posOffset>
+                </wp:positionH>
+                <wp:positionV relativeFrom="paragraph">
+                  <wp:posOffset>64541</wp:posOffset>
+                </wp:positionV>
+                <wp:extent cx="387705" cy="329184"/>
+                <wp:effectExtent l="0" t="0" r="0" b="0"/>
+                <wp:wrapNone/>
+                <wp:docPr id="548007803" name="Text Box 4"/>
+                <wp:cNvGraphicFramePr/>
+                <a:graphic xmlns:a="http://schemas.openxmlformats.org/drawingml/2006/main">
+                  <a:graphicData uri="http://schemas.microsoft.com/office/word/2010/wordprocessingShape">
+                    <wps:wsp>
+                      <wps:cNvSpPr txBox="1"/>
+                      <wps:spPr>
+                        <a:xfrm>
+                          <a:off x="0" y="0"/>
+                          <a:ext cx="387705" cy="329184"/>
+                        </a:xfrm>
+                        <a:prstGeom prst="rect">
+                          <a:avLst/>
+                        </a:prstGeom>
+                        <a:noFill/>
+                        <a:ln w="6350">
+                          <a:noFill/>
+                        </a:ln>
+                        <a:effectLst/>
+                      </wps:spPr>
+                      <wps:txbx>
+                        <w:txbxContent>
+                          <w:p>
+                            <w:pPr>
+                              <w:rPr>
+                                <w:color w:val="EE0000"/>
+                                <w14:shadow w14:blurRad="38100" w14:dist="19050" w14:dir="2700000" w14:sx="100000" w14:sy="100000" w14:kx="0" w14:ky="0" w14:algn="tl">
+                                  <w14:schemeClr w14:val="dk1">
+                                    <w14:alpha w14:val="60000"/>
+                                  </w14:schemeClr>
+                                </w14:shadow>
+                                <w14:textOutline w14:w="0" w14:cap="flat" w14:cmpd="sng" w14:algn="ctr">
+                                  <w14:noFill/>
+                                  <w14:prstDash w14:val="solid"/>
+                                  <w14:round/>
+                                </w14:textOutline>
+                              </w:rPr>
+                            </w:pPr>
+                            <w:r>
+                              <w:rPr>
+                                <w:color w:val="EE0000"/>
+                                <w14:shadow w14:blurRad="38100" w14:dist="19050" w14:dir="2700000" w14:sx="100000" w14:sy="100000" w14:kx="0" w14:ky="0" w14:algn="tl">
+                                  <w14:schemeClr w14:val="dk1">
+                                    <w14:alpha w14:val="60000"/>
+                                  </w14:schemeClr>
+                                </w14:shadow>
+                                <w14:textOutline w14:w="0" w14:cap="flat" w14:cmpd="sng" w14:algn="ctr">
+                                  <w14:noFill/>
+                                  <w14:prstDash w14:val="solid"/>
+                                  <w14:round/>
+                                </w14:textOutline>
+                              </w:rPr>
+                              <w:t>A</w:t>
+                            </w:r>
+                            <w:r>
+                              <w:rPr>
+                                <w:color w:val="EE0000"/>
+                                <w14:shadow w14:blurRad="38100" w14:dist="19050" w14:dir="2700000" w14:sx="100000" w14:sy="100000" w14:kx="0" w14:ky="0" w14:algn="tl">
+                                  <w14:schemeClr w14:val="dk1">
+                                    <w14:alpha w14:val="60000"/>
+                                  </w14:schemeClr>
+                                </w14:shadow>
+                                <w14:textOutline w14:w="0" w14:cap="flat" w14:cmpd="sng" w14:algn="ctr">
+                                  <w14:noFill/>
+                                  <w14:prstDash w14:val="solid"/>
+                                  <w14:round/>
+                                </w14:textOutline>
+                              </w:rPr>
+                              <w:t>21</w:t>
+                            </w:r>
+                            <w:r>
+                              <w:rPr>
+                                <w:noProof/>
+                              </w:rPr>
+                              <w:drawing>
+                                <wp:inline distT="0" distB="0" distL="0" distR="0" wp14:anchorId="344B7C1E" wp14:editId="4EE5499D">
+                                  <wp:extent cx="102870" cy="57150"/>
+                                  <wp:effectExtent l="0" t="0" r="0" b="0"/>
+                                  <wp:docPr id="1770686675" name="Picture 1"/>
+                                  <wp:cNvGraphicFramePr>
+                                    <a:graphicFrameLocks xmlns:a="http://schemas.openxmlformats.org/drawingml/2006/main" noChangeAspect="1"/>
+                                  </wp:cNvGraphicFramePr>
+                                  <a:graphic xmlns:a="http://schemas.openxmlformats.org/drawingml/2006/main">
+                                    <a:graphicData uri="http://schemas.openxmlformats.org/drawingml/2006/picture">
+                                      <pic:pic xmlns:pic="http://schemas.openxmlformats.org/drawingml/2006/picture">
+                                        <pic:nvPicPr>
+                                          <pic:cNvPr id="1061997571" name=""/>
+                                          <pic:cNvPicPr/>
+                                        </pic:nvPicPr>
+                                        <pic:blipFill>
+                                          <a:blip r:embed="rId48"/>
+                                          <a:stretch>
+                                            <a:fillRect/>
+                                          </a:stretch>
+                                        </pic:blipFill>
+                                        <pic:spPr>
+                                          <a:xfrm>
+                                            <a:off x="0" y="0"/>
+                                            <a:ext cx="102870" cy="57150"/>
+                                          </a:xfrm>
+                                          <a:prstGeom prst="rect">
+                                            <a:avLst/>
+                                          </a:prstGeom>
+                                        </pic:spPr>
+                                      </pic:pic>
+                                    </a:graphicData>
+                                  </a:graphic>
+                                </wp:inline>
+                              </w:drawing>
+                            </w:r>
+                          </w:p>
+                        </w:txbxContent>
+                      </wps:txbx>
+                      <wps:bodyPr rot="0" spcFirstLastPara="0" vertOverflow="overflow" horzOverflow="overflow" vert="horz" wrap="square" lIns="91440" tIns="45720" rIns="91440" bIns="45720" numCol="1" spcCol="0" rtlCol="0" fromWordArt="0" anchor="t" anchorCtr="0" forceAA="0" compatLnSpc="1">
+                        <a:prstTxWarp prst="textNoShape">
+                          <a:avLst/>
+                        </a:prstTxWarp>
+                        <a:noAutofit/>
+                      </wps:bodyPr>
+                    </wps:wsp>
+                  </a:graphicData>
+                </a:graphic>
+                <wp14:sizeRelH relativeFrom="margin">
+                  <wp14:pctWidth>0</wp14:pctWidth>
+                </wp14:sizeRelH>
+                <wp14:sizeRelV relativeFrom="margin">
+                  <wp14:pctHeight>0</wp14:pctHeight>
+                </wp14:sizeRelV>
+              </wp:anchor>
+            </w:drawing>
+          </mc:Choice>
+          <mc:Fallback>
+            <w:pict>
+              <v:shape w14:anchorId="0DC171DA" id="_x0000_s1028" type="#_x0000_t202" style="position:absolute;left:0;text-align:left;margin-left:131.5pt;margin-top:5.1pt;width:30.55pt;height:25.9pt;z-index:251671552;visibility:visible;mso-wrap-style:square;mso-width-percent:0;mso-height-percent:0;mso-wrap-distance-left:9pt;mso-wrap-distance-top:0;mso-wrap-distance-right:9pt;mso-wrap-distance-bottom:0;mso-position-horizontal:absolute;mso-position-horizontal-relative:text;mso-position-vertical:absolute;mso-position-vertical-relative:text;mso-width-percent:0;mso-height-percent:0;mso-width-relative:margin;mso-height-relative:margin;v-text-anchor:top" o:gfxdata="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" filled="f" stroked="f" strokeweight=".5pt">
+                <v:textbox>
+                  <w:txbxContent>
+                    <w:p>
+                      <w:pPr>
+                        <w:rPr>
+                          <w:color w:val="EE0000"/>
+                          <w14:shadow w14:blurRad="38100" w14:dist="19050" w14:dir="2700000" w14:sx="100000" w14:sy="100000" w14:kx="0" w14:ky="0" w14:algn="tl">
+                            <w14:schemeClr w14:val="dk1">
+                              <w14:alpha w14:val="60000"/>
+                            </w14:schemeClr>
+                          </w14:shadow>
+                          <w14:textOutline w14:w="0" w14:cap="flat" w14:cmpd="sng" w14:algn="ctr">
+                            <w14:noFill/>
+                            <w14:prstDash w14:val="solid"/>
+                            <w14:round/>
+                          </w14:textOutline>
+                        </w:rPr>
+                      </w:pPr>
+                      <w:r>
+                        <w:rPr>
+                          <w:color w:val="EE0000"/>
+                          <w14:shadow w14:blurRad="38100" w14:dist="19050" w14:dir="2700000" w14:sx="100000" w14:sy="100000" w14:kx="0" w14:ky="0" w14:algn="tl">
+                            <w14:schemeClr w14:val="dk1">
+                              <w14:alpha w14:val="60000"/>
+                            </w14:schemeClr>
+                          </w14:shadow>
+                          <w14:textOutline w14:w="0" w14:cap="flat" w14:cmpd="sng" w14:algn="ctr">
+                            <w14:noFill/>
+                            <w14:prstDash w14:val="solid"/>
+                            <w14:round/>
+                          </w14:textOutline>
+                        </w:rPr>
+                        <w:t>A</w:t>
+                      </w:r>
+                      <w:r>
+                        <w:rPr>
+                          <w:color w:val="EE0000"/>
+                          <w14:shadow w14:blurRad="38100" w14:dist="19050" w14:dir="2700000" w14:sx="100000" w14:sy="100000" w14:kx="0" w14:ky="0" w14:algn="tl">
+                            <w14:schemeClr w14:val="dk1">
+                              <w14:alpha w14:val="60000"/>
+                            </w14:schemeClr>
+                          </w14:shadow>
+                          <w14:textOutline w14:w="0" w14:cap="flat" w14:cmpd="sng" w14:algn="ctr">
+                            <w14:noFill/>
+                            <w14:prstDash w14:val="solid"/>
+                            <w14:round/>
+                          </w14:textOutline>
+                        </w:rPr>
+                        <w:t>21</w:t>
+                      </w:r>
+                      <w:r>
+                        <w:rPr>
+                          <w:noProof/>
+                        </w:rPr>
+                        <w:drawing>
+                          <wp:inline distT="0" distB="0" distL="0" distR="0" wp14:anchorId="344B7C1E" wp14:editId="4EE5499D">
+                            <wp:extent cx="102870" cy="57150"/>
+                            <wp:effectExtent l="0" t="0" r="0" b="0"/>
+                            <wp:docPr id="1770686675" name="Picture 1"/>
+                            <wp:cNvGraphicFramePr>
+                              <a:graphicFrameLocks xmlns:a="http://schemas.openxmlformats.org/drawingml/2006/main" noChangeAspect="1"/>
+                            </wp:cNvGraphicFramePr>
+                            <a:graphic xmlns:a="http://schemas.openxmlformats.org/drawingml/2006/main">
+                              <a:graphicData uri="http://schemas.openxmlformats.org/drawingml/2006/picture">
+                                <pic:pic xmlns:pic="http://schemas.openxmlformats.org/drawingml/2006/picture">
+                                  <pic:nvPicPr>
+                                    <pic:cNvPr id="1061997571" name=""/>
+                                    <pic:cNvPicPr/>
+                                  </pic:nvPicPr>
+                                  <pic:blipFill>
+                                    <a:blip r:embed="rId48"/>
+                                    <a:stretch>
+                                      <a:fillRect/>
+                                    </a:stretch>
+                                  </pic:blipFill>
+                                  <pic:spPr>
+                                    <a:xfrm>
+                                      <a:off x="0" y="0"/>
+                                      <a:ext cx="102870" cy="57150"/>
+                                    </a:xfrm>
+                                    <a:prstGeom prst="rect">
+                                      <a:avLst/>
+                                    </a:prstGeom>
+                                  </pic:spPr>
+                                </pic:pic>
+                              </a:graphicData>
+                            </a:graphic>
+                          </wp:inline>
+                        </w:drawing>
+                      </w:r>
+                    </w:p>
+                  </w:txbxContent>
+                </v:textbox>
+              </v:shape>
+            </w:pict>
+          </mc:Fallback>
+        </mc:AlternateContent>
+      </w:r>
+      <w:r>
+        <mc:AlternateContent>
+          <mc:Choice Requires="wps">
+            <w:drawing>
+              <wp:anchor distT="0" distB="0" distL="114300" distR="114300" simplePos="0" relativeHeight="251669504" behindDoc="0" locked="0" layoutInCell="1" allowOverlap="1" wp14:anchorId="38C20622" wp14:editId="55E383B5">
+                <wp:simplePos x="0" y="0"/>
+                <wp:positionH relativeFrom="column">
+                  <wp:posOffset>529691</wp:posOffset>
+                </wp:positionH>
+                <wp:positionV relativeFrom="paragraph">
+                  <wp:posOffset>43815</wp:posOffset>
+                </wp:positionV>
+                <wp:extent cx="387705" cy="329184"/>
+                <wp:effectExtent l="0" t="0" r="0" b="0"/>
+                <wp:wrapNone/>
+                <wp:docPr id="682480573" name="Text Box 4"/>
+                <wp:cNvGraphicFramePr/>
+                <a:graphic xmlns:a="http://schemas.openxmlformats.org/drawingml/2006/main">
+                  <a:graphicData uri="http://schemas.microsoft.com/office/word/2010/wordprocessingShape">
+                    <wps:wsp>
+                      <wps:cNvSpPr txBox="1"/>
+                      <wps:spPr>
+                        <a:xfrm>
+                          <a:off x="0" y="0"/>
+                          <a:ext cx="387705" cy="329184"/>
+                        </a:xfrm>
+                        <a:prstGeom prst="rect">
+                          <a:avLst/>
+                        </a:prstGeom>
+                        <a:noFill/>
+                        <a:ln w="6350">
+                          <a:noFill/>
+                        </a:ln>
+                        <a:effectLst/>
+                      </wps:spPr>
+                      <wps:txbx>
+                        <w:txbxContent>
+                          <w:p>
+                            <w:pPr>
+                              <w:rPr>
+                                <w:color w:val="EE0000"/>
+                                <w14:shadow w14:blurRad="38100" w14:dist="19050" w14:dir="2700000" w14:sx="100000" w14:sy="100000" w14:kx="0" w14:ky="0" w14:algn="tl">
+                                  <w14:schemeClr w14:val="dk1">
+                                    <w14:alpha w14:val="60000"/>
+                                  </w14:schemeClr>
+                                </w14:shadow>
+                                <w14:textOutline w14:w="0" w14:cap="flat" w14:cmpd="sng" w14:algn="ctr">
+                                  <w14:noFill/>
+                                  <w14:prstDash w14:val="solid"/>
+                                  <w14:round/>
+                                </w14:textOutline>
+                              </w:rPr>
+                            </w:pPr>
+                            <w:r>
+                              <w:rPr>
+                                <w:color w:val="EE0000"/>
+                                <w14:shadow w14:blurRad="38100" w14:dist="19050" w14:dir="2700000" w14:sx="100000" w14:sy="100000" w14:kx="0" w14:ky="0" w14:algn="tl">
+                                  <w14:schemeClr w14:val="dk1">
+                                    <w14:alpha w14:val="60000"/>
+                                  </w14:schemeClr>
+                                </w14:shadow>
+                                <w14:textOutline w14:w="0" w14:cap="flat" w14:cmpd="sng" w14:algn="ctr">
+                                  <w14:noFill/>
+                                  <w14:prstDash w14:val="solid"/>
+                                  <w14:round/>
+                                </w14:textOutline>
+                              </w:rPr>
+                              <w:t>A</w:t>
+                            </w:r>
+                            <w:r>
+                              <w:rPr>
+                                <w:color w:val="EE0000"/>
+                                <w14:shadow w14:blurRad="38100" w14:dist="19050" w14:dir="2700000" w14:sx="100000" w14:sy="100000" w14:kx="0" w14:ky="0" w14:algn="tl">
+                                  <w14:schemeClr w14:val="dk1">
+                                    <w14:alpha w14:val="60000"/>
+                                  </w14:schemeClr>
+                                </w14:shadow>
+                                <w14:textOutline w14:w="0" w14:cap="flat" w14:cmpd="sng" w14:algn="ctr">
+                                  <w14:noFill/>
+                                  <w14:prstDash w14:val="solid"/>
+                                  <w14:round/>
+                                </w14:textOutline>
+                              </w:rPr>
+                              <w:t>11</w:t>
+                            </w:r>
+                            <w:r>
+                              <w:rPr>
+                                <w:noProof/>
+                              </w:rPr>
+                              <w:drawing>
+                                <wp:inline distT="0" distB="0" distL="0" distR="0" wp14:anchorId="437178FF" wp14:editId="733BAFBE">
+                                  <wp:extent cx="102870" cy="57150"/>
+                                  <wp:effectExtent l="0" t="0" r="0" b="0"/>
+                                  <wp:docPr id="958042431" name="Picture 1"/>
+                                  <wp:cNvGraphicFramePr>
+                                    <a:graphicFrameLocks xmlns:a="http://schemas.openxmlformats.org/drawingml/2006/main" noChangeAspect="1"/>
+                                  </wp:cNvGraphicFramePr>
+                                  <a:graphic xmlns:a="http://schemas.openxmlformats.org/drawingml/2006/main">
+                                    <a:graphicData uri="http://schemas.openxmlformats.org/drawingml/2006/picture">
+                                      <pic:pic xmlns:pic="http://schemas.openxmlformats.org/drawingml/2006/picture">
+                                        <pic:nvPicPr>
+                                          <pic:cNvPr id="1061997571" name=""/>
+                                          <pic:cNvPicPr/>
+                                        </pic:nvPicPr>
+                                        <pic:blipFill>
+                                          <a:blip r:embed="rId48"/>
+                                          <a:stretch>
+                                            <a:fillRect/>
+                                          </a:stretch>
+                                        </pic:blipFill>
+                                        <pic:spPr>
+                                          <a:xfrm>
+                                            <a:off x="0" y="0"/>
+                                            <a:ext cx="102870" cy="57150"/>
+                                          </a:xfrm>
+                                          <a:prstGeom prst="rect">
+                                            <a:avLst/>
+                                          </a:prstGeom>
+                                        </pic:spPr>
+                                      </pic:pic>
+                                    </a:graphicData>
+                                  </a:graphic>
+                                </wp:inline>
+                              </w:drawing>
+                            </w:r>
+                          </w:p>
+                        </w:txbxContent>
+                      </wps:txbx>
+                      <wps:bodyPr rot="0" spcFirstLastPara="0" vertOverflow="overflow" horzOverflow="overflow" vert="horz" wrap="square" lIns="91440" tIns="45720" rIns="91440" bIns="45720" numCol="1" spcCol="0" rtlCol="0" fromWordArt="0" anchor="t" anchorCtr="0" forceAA="0" compatLnSpc="1">
+                        <a:prstTxWarp prst="textNoShape">
+                          <a:avLst/>
+                        </a:prstTxWarp>
+                        <a:noAutofit/>
+                      </wps:bodyPr>
+                    </wps:wsp>
+                  </a:graphicData>
+                </a:graphic>
+                <wp14:sizeRelH relativeFrom="margin">
+                  <wp14:pctWidth>0</wp14:pctWidth>
+                </wp14:sizeRelH>
+                <wp14:sizeRelV relativeFrom="margin">
+                  <wp14:pctHeight>0</wp14:pctHeight>
+                </wp14:sizeRelV>
+              </wp:anchor>
+            </w:drawing>
+          </mc:Choice>
+          <mc:Fallback>
+            <w:pict>
+              <v:shape w14:anchorId="38C20622" id="_x0000_s1029" type="#_x0000_t202" style="position:absolute;left:0;text-align:left;margin-left:41.7pt;margin-top:3.45pt;width:30.55pt;height:25.9pt;z-index:251669504;visibility:visible;mso-wrap-style:square;mso-width-percent:0;mso-height-percent:0;mso-wrap-distance-left:9pt;mso-wrap-distance-top:0;mso-wrap-distance-right:9pt;mso-wrap-distance-bottom:0;mso-position-horizontal:absolute;mso-position-horizontal-relative:text;mso-position-vertical:absolute;mso-position-vertical-relative:text;mso-width-percent:0;mso-height-percent:0;mso-width-relative:margin;mso-height-relative:margin;v-text-anchor:top" o:gfxdata="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" filled="f" stroked="f" strokeweight=".5pt">
+                <v:textbox>
+                  <w:txbxContent>
+                    <w:p>
+                      <w:pPr>
+                        <w:rPr>
+                          <w:color w:val="EE0000"/>
+                          <w14:shadow w14:blurRad="38100" w14:dist="19050" w14:dir="2700000" w14:sx="100000" w14:sy="100000" w14:kx="0" w14:ky="0" w14:algn="tl">
+                            <w14:schemeClr w14:val="dk1">
+                              <w14:alpha w14:val="60000"/>
+                            </w14:schemeClr>
+                          </w14:shadow>
+                          <w14:textOutline w14:w="0" w14:cap="flat" w14:cmpd="sng" w14:algn="ctr">
+                            <w14:noFill/>
+                            <w14:prstDash w14:val="solid"/>
+                            <w14:round/>
+                          </w14:textOutline>
+                        </w:rPr>
+                      </w:pPr>
+                      <w:r>
+                        <w:rPr>
+                          <w:color w:val="EE0000"/>
+                          <w14:shadow w14:blurRad="38100" w14:dist="19050" w14:dir="2700000" w14:sx="100000" w14:sy="100000" w14:kx="0" w14:ky="0" w14:algn="tl">
+                            <w14:schemeClr w14:val="dk1">
+                              <w14:alpha w14:val="60000"/>
+                            </w14:schemeClr>
+                          </w14:shadow>
+                          <w14:textOutline w14:w="0" w14:cap="flat" w14:cmpd="sng" w14:algn="ctr">
+                            <w14:noFill/>
+                            <w14:prstDash w14:val="solid"/>
+                            <w14:round/>
+                          </w14:textOutline>
+                        </w:rPr>
+                        <w:t>A</w:t>
+                      </w:r>
+                      <w:r>
+                        <w:rPr>
+                          <w:color w:val="EE0000"/>
+                          <w14:shadow w14:blurRad="38100" w14:dist="19050" w14:dir="2700000" w14:sx="100000" w14:sy="100000" w14:kx="0" w14:ky="0" w14:algn="tl">
+                            <w14:schemeClr w14:val="dk1">
+                              <w14:alpha w14:val="60000"/>
+                            </w14:schemeClr>
+                          </w14:shadow>
+                          <w14:textOutline w14:w="0" w14:cap="flat" w14:cmpd="sng" w14:algn="ctr">
+                            <w14:noFill/>
+                            <w14:prstDash w14:val="solid"/>
+                            <w14:round/>
+                          </w14:textOutline>
+                        </w:rPr>
+                        <w:t>11</w:t>
+                      </w:r>
+                      <w:r>
+                        <w:rPr>
+                          <w:noProof/>
+                        </w:rPr>
+                        <w:drawing>
+                          <wp:inline distT="0" distB="0" distL="0" distR="0" wp14:anchorId="437178FF" wp14:editId="733BAFBE">
+                            <wp:extent cx="102870" cy="57150"/>
+                            <wp:effectExtent l="0" t="0" r="0" b="0"/>
+                            <wp:docPr id="958042431" name="Picture 1"/>
+                            <wp:cNvGraphicFramePr>
+                              <a:graphicFrameLocks xmlns:a="http://schemas.openxmlformats.org/drawingml/2006/main" noChangeAspect="1"/>
+                            </wp:cNvGraphicFramePr>
+                            <a:graphic xmlns:a="http://schemas.openxmlformats.org/drawingml/2006/main">
+                              <a:graphicData uri="http://schemas.openxmlformats.org/drawingml/2006/picture">
+                                <pic:pic xmlns:pic="http://schemas.openxmlformats.org/drawingml/2006/picture">
+                                  <pic:nvPicPr>
+                                    <pic:cNvPr id="1061997571" name=""/>
+                                    <pic:cNvPicPr/>
+                                  </pic:nvPicPr>
+                                  <pic:blipFill>
+                                    <a:blip r:embed="rId48"/>
+                                    <a:stretch>
+                                      <a:fillRect/>
+                                    </a:stretch>
+                                  </pic:blipFill>
+                                  <pic:spPr>
+                                    <a:xfrm>
+                                      <a:off x="0" y="0"/>
+                                      <a:ext cx="102870" cy="57150"/>
+                                    </a:xfrm>
+                                    <a:prstGeom prst="rect">
+                                      <a:avLst/>
+                                    </a:prstGeom>
+                                  </pic:spPr>
+                                </pic:pic>
+                              </a:graphicData>
+                            </a:graphic>
+                          </wp:inline>
+                        </w:drawing>
+                      </w:r>
+                    </w:p>
+                  </w:txbxContent>
+                </v:textbox>
+              </v:shape>
+            </w:pict>
+          </mc:Fallback>
+        </mc:AlternateContent>
+      </w:r>
+      <w:r>
+        <mc:AlternateContent>
+          <mc:Choice Requires="wps">
+            <w:drawing>
+              <wp:anchor distT="0" distB="0" distL="114300" distR="114300" simplePos="0" relativeHeight="251667456" behindDoc="0" locked="0" layoutInCell="1" allowOverlap="1" wp14:anchorId="262EC387" wp14:editId="6AAA1054">
+                <wp:simplePos x="0" y="0"/>
+                <wp:positionH relativeFrom="column">
+                  <wp:posOffset>2673249</wp:posOffset>
+                </wp:positionH>
+                <wp:positionV relativeFrom="paragraph">
+                  <wp:posOffset>3143987</wp:posOffset>
+                </wp:positionV>
+                <wp:extent cx="292608" cy="329184"/>
+                <wp:effectExtent l="0" t="0" r="0" b="0"/>
+                <wp:wrapNone/>
+                <wp:docPr id="942951102" name="Text Box 4"/>
+                <wp:cNvGraphicFramePr/>
+                <a:graphic xmlns:a="http://schemas.openxmlformats.org/drawingml/2006/main">
+                  <a:graphicData uri="http://schemas.microsoft.com/office/word/2010/wordprocessingShape">
+                    <wps:wsp>
+                      <wps:cNvSpPr txBox="1"/>
+                      <wps:spPr>
+                        <a:xfrm>
+                          <a:off x="0" y="0"/>
+                          <a:ext cx="292608" cy="329184"/>
+                        </a:xfrm>
+                        <a:prstGeom prst="rect">
+                          <a:avLst/>
+                        </a:prstGeom>
+                        <a:noFill/>
+                        <a:ln w="6350">
+                          <a:noFill/>
+                        </a:ln>
+                        <a:effectLst/>
+                      </wps:spPr>
+                      <wps:txbx>
+                        <w:txbxContent>
+                          <w:p>
+                            <w:pPr>
+                              <w:rPr>
+                                <w:color w:val="EE0000"/>
+                                <w14:shadow w14:blurRad="38100" w14:dist="19050" w14:dir="2700000" w14:sx="100000" w14:sy="100000" w14:kx="0" w14:ky="0" w14:algn="tl">
+                                  <w14:schemeClr w14:val="dk1">
+                                    <w14:alpha w14:val="60000"/>
+                                  </w14:schemeClr>
+                                </w14:shadow>
+                                <w14:textOutline w14:w="0" w14:cap="flat" w14:cmpd="sng" w14:algn="ctr">
+                                  <w14:noFill/>
+                                  <w14:prstDash w14:val="solid"/>
+                                  <w14:round/>
+                                </w14:textOutline>
+                              </w:rPr>
+                            </w:pPr>
+                            <w:r>
+                              <w:rPr>
+                                <w:color w:val="EE0000"/>
+                                <w14:shadow w14:blurRad="38100" w14:dist="19050" w14:dir="2700000" w14:sx="100000" w14:sy="100000" w14:kx="0" w14:ky="0" w14:algn="tl">
+                                  <w14:schemeClr w14:val="dk1">
+                                    <w14:alpha w14:val="60000"/>
+                                  </w14:schemeClr>
+                                </w14:shadow>
+                                <w14:textOutline w14:w="0" w14:cap="flat" w14:cmpd="sng" w14:algn="ctr">
+                                  <w14:noFill/>
+                                  <w14:prstDash w14:val="solid"/>
+                                  <w14:round/>
+                                </w14:textOutline>
+                              </w:rPr>
+                              <w:t>D</w:t>
+                            </w:r>
+                            <w:r>
+                              <w:rPr>
+                                <w:noProof/>
+                              </w:rPr>
+                              <w:drawing>
+                                <wp:inline distT="0" distB="0" distL="0" distR="0" wp14:anchorId="203716AD" wp14:editId="7C6DBC24">
+                                  <wp:extent cx="102870" cy="57150"/>
+                                  <wp:effectExtent l="0" t="0" r="0" b="0"/>
+                                  <wp:docPr id="1510800777" name="Picture 1"/>
+                                  <wp:cNvGraphicFramePr>
+                                    <a:graphicFrameLocks xmlns:a="http://schemas.openxmlformats.org/drawingml/2006/main" noChangeAspect="1"/>
+                                  </wp:cNvGraphicFramePr>
+                                  <a:graphic xmlns:a="http://schemas.openxmlformats.org/drawingml/2006/main">
+                                    <a:graphicData uri="http://schemas.openxmlformats.org/drawingml/2006/picture">
+                                      <pic:pic xmlns:pic="http://schemas.openxmlformats.org/drawingml/2006/picture">
+                                        <pic:nvPicPr>
+                                          <pic:cNvPr id="1061997571" name=""/>
+                                          <pic:cNvPicPr/>
+                                        </pic:nvPicPr>
+                                        <pic:blipFill>
+                                          <a:blip r:embed="rId48"/>
+                                          <a:stretch>
+                                            <a:fillRect/>
+                                          </a:stretch>
+                                        </pic:blipFill>
+                                        <pic:spPr>
+                                          <a:xfrm>
+                                            <a:off x="0" y="0"/>
+                                            <a:ext cx="102870" cy="57150"/>
+                                          </a:xfrm>
+                                          <a:prstGeom prst="rect">
+                                            <a:avLst/>
+                                          </a:prstGeom>
+                                        </pic:spPr>
+                                      </pic:pic>
+                                    </a:graphicData>
+                                  </a:graphic>
+                                </wp:inline>
+                              </w:drawing>
+                            </w:r>
+                          </w:p>
+                        </w:txbxContent>
+                      </wps:txbx>
+                      <wps:bodyPr rot="0" spcFirstLastPara="0" vertOverflow="overflow" horzOverflow="overflow" vert="horz" wrap="square" lIns="91440" tIns="45720" rIns="91440" bIns="45720" numCol="1" spcCol="0" rtlCol="0" fromWordArt="0" anchor="t" anchorCtr="0" forceAA="0" compatLnSpc="1">
+                        <a:prstTxWarp prst="textNoShape">
+                          <a:avLst/>
+                        </a:prstTxWarp>
+                        <a:noAutofit/>
+                      </wps:bodyPr>
+                    </wps:wsp>
+                  </a:graphicData>
+                </a:graphic>
+                <wp14:sizeRelH relativeFrom="margin">
+                  <wp14:pctWidth>0</wp14:pctWidth>
+                </wp14:sizeRelH>
+                <wp14:sizeRelV relativeFrom="margin">
+                  <wp14:pctHeight>0</wp14:pctHeight>
+                </wp14:sizeRelV>
+              </wp:anchor>
+            </w:drawing>
+          </mc:Choice>
+          <mc:Fallback>
+            <w:pict>
+              <v:shape w14:anchorId="262EC387" id="_x0000_s1030" type="#_x0000_t202" style="position:absolute;left:0;text-align:left;margin-left:210.5pt;margin-top:247.55pt;width:23.05pt;height:25.9pt;z-index:251667456;visibility:visible;mso-wrap-style:square;mso-width-percent:0;mso-height-percent:0;mso-wrap-distance-left:9pt;mso-wrap-distance-top:0;mso-wrap-distance-right:9pt;mso-wrap-distance-bottom:0;mso-position-horizontal:absolute;mso-position-horizontal-relative:text;mso-position-vertical:absolute;mso-position-vertical-relative:text;mso-width-percent:0;mso-height-percent:0;mso-width-relative:margin;mso-height-relative:margin;v-text-anchor:top" o:gfxdata="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" filled="f" stroked="f" strokeweight=".5pt">
+                <v:textbox>
+                  <w:txbxContent>
+                    <w:p>
+                      <w:pPr>
+                        <w:rPr>
+                          <w:color w:val="EE0000"/>
+                          <w14:shadow w14:blurRad="38100" w14:dist="19050" w14:dir="2700000" w14:sx="100000" w14:sy="100000" w14:kx="0" w14:ky="0" w14:algn="tl">
+                            <w14:schemeClr w14:val="dk1">
+                              <w14:alpha w14:val="60000"/>
+                            </w14:schemeClr>
+                          </w14:shadow>
+                          <w14:textOutline w14:w="0" w14:cap="flat" w14:cmpd="sng" w14:algn="ctr">
+                            <w14:noFill/>
+                            <w14:prstDash w14:val="solid"/>
+                            <w14:round/>
+                          </w14:textOutline>
+                        </w:rPr>
+                      </w:pPr>
+                      <w:r>
+                        <w:rPr>
+                          <w:color w:val="EE0000"/>
+                          <w14:shadow w14:blurRad="38100" w14:dist="19050" w14:dir="2700000" w14:sx="100000" w14:sy="100000" w14:kx="0" w14:ky="0" w14:algn="tl">
+                            <w14:schemeClr w14:val="dk1">
+                              <w14:alpha w14:val="60000"/>
+                            </w14:schemeClr>
+                          </w14:shadow>
+                          <w14:textOutline w14:w="0" w14:cap="flat" w14:cmpd="sng" w14:algn="ctr">
+                            <w14:noFill/>
+                            <w14:prstDash w14:val="solid"/>
+                            <w14:round/>
+                          </w14:textOutline>
+                        </w:rPr>
+                        <w:t>D</w:t>
+                      </w:r>
+                      <w:r>
+                        <w:rPr>
+                          <w:noProof/>
+                        </w:rPr>
+                        <w:drawing>
+                          <wp:inline distT="0" distB="0" distL="0" distR="0" wp14:anchorId="203716AD" wp14:editId="7C6DBC24">
+                            <wp:extent cx="102870" cy="57150"/>
+                            <wp:effectExtent l="0" t="0" r="0" b="0"/>
+                            <wp:docPr id="1510800777" name="Picture 1"/>
+                            <wp:cNvGraphicFramePr>
+                              <a:graphicFrameLocks xmlns:a="http://schemas.openxmlformats.org/drawingml/2006/main" noChangeAspect="1"/>
+                            </wp:cNvGraphicFramePr>
+                            <a:graphic xmlns:a="http://schemas.openxmlformats.org/drawingml/2006/main">
+                              <a:graphicData uri="http://schemas.openxmlformats.org/drawingml/2006/picture">
+                                <pic:pic xmlns:pic="http://schemas.openxmlformats.org/drawingml/2006/picture">
+                                  <pic:nvPicPr>
+                                    <pic:cNvPr id="1061997571" name=""/>
+                                    <pic:cNvPicPr/>
+                                  </pic:nvPicPr>
+                                  <pic:blipFill>
+                                    <a:blip r:embed="rId48"/>
+                                    <a:stretch>
+                                      <a:fillRect/>
+                                    </a:stretch>
+                                  </pic:blipFill>
+                                  <pic:spPr>
+                                    <a:xfrm>
+                                      <a:off x="0" y="0"/>
+                                      <a:ext cx="102870" cy="57150"/>
+                                    </a:xfrm>
+                                    <a:prstGeom prst="rect">
+                                      <a:avLst/>
+                                    </a:prstGeom>
+                                  </pic:spPr>
+                                </pic:pic>
+                              </a:graphicData>
+                            </a:graphic>
+                          </wp:inline>
+                        </w:drawing>
+                      </w:r>
+                    </w:p>
+                  </w:txbxContent>
+                </v:textbox>
+              </v:shape>
+            </w:pict>
+          </mc:Fallback>
+        </mc:AlternateContent>
+      </w:r>
+      <w:r>
+        <mc:AlternateContent>
+          <mc:Choice Requires="wps">
+            <w:drawing>
+              <wp:anchor distT="0" distB="0" distL="114300" distR="114300" simplePos="0" relativeHeight="251665408" behindDoc="0" locked="0" layoutInCell="1" allowOverlap="1" wp14:anchorId="351169FF" wp14:editId="32595AC6">
+                <wp:simplePos x="0" y="0"/>
+                <wp:positionH relativeFrom="column">
+                  <wp:posOffset>2869819</wp:posOffset>
+                </wp:positionH>
+                <wp:positionV relativeFrom="paragraph">
+                  <wp:posOffset>1651279</wp:posOffset>
+                </wp:positionV>
+                <wp:extent cx="292608" cy="329184"/>
+                <wp:effectExtent l="0" t="0" r="0" b="0"/>
+                <wp:wrapNone/>
+                <wp:docPr id="1350389279" name="Text Box 4"/>
+                <wp:cNvGraphicFramePr/>
+                <a:graphic xmlns:a="http://schemas.openxmlformats.org/drawingml/2006/main">
+                  <a:graphicData uri="http://schemas.microsoft.com/office/word/2010/wordprocessingShape">
+                    <wps:wsp>
+                      <wps:cNvSpPr txBox="1"/>
+                      <wps:spPr>
+                        <a:xfrm>
+                          <a:off x="0" y="0"/>
+                          <a:ext cx="292608" cy="329184"/>
+                        </a:xfrm>
+                        <a:prstGeom prst="rect">
+                          <a:avLst/>
+                        </a:prstGeom>
+                        <a:noFill/>
+                        <a:ln w="6350">
+                          <a:noFill/>
+                        </a:ln>
+                        <a:effectLst/>
+                      </wps:spPr>
+                      <wps:txbx>
+                        <w:txbxContent>
+                          <w:p>
+                            <w:pPr>
+                              <w:rPr>
+                                <w:color w:val="EE0000"/>
+                                <w14:shadow w14:blurRad="38100" w14:dist="19050" w14:dir="2700000" w14:sx="100000" w14:sy="100000" w14:kx="0" w14:ky="0" w14:algn="tl">
+                                  <w14:schemeClr w14:val="dk1">
+                                    <w14:alpha w14:val="60000"/>
+                                  </w14:schemeClr>
+                                </w14:shadow>
+                                <w14:textOutline w14:w="0" w14:cap="flat" w14:cmpd="sng" w14:algn="ctr">
+                                  <w14:noFill/>
+                                  <w14:prstDash w14:val="solid"/>
+                                  <w14:round/>
+                                </w14:textOutline>
+                              </w:rPr>
+                            </w:pPr>
+                            <w:r>
+                              <w:rPr>
+                                <w:color w:val="EE0000"/>
+                                <w14:shadow w14:blurRad="38100" w14:dist="19050" w14:dir="2700000" w14:sx="100000" w14:sy="100000" w14:kx="0" w14:ky="0" w14:algn="tl">
+                                  <w14:schemeClr w14:val="dk1">
+                                    <w14:alpha w14:val="60000"/>
+                                  </w14:schemeClr>
+                                </w14:shadow>
+                                <w14:textOutline w14:w="0" w14:cap="flat" w14:cmpd="sng" w14:algn="ctr">
+                                  <w14:noFill/>
+                                  <w14:prstDash w14:val="solid"/>
+                                  <w14:round/>
+                                </w14:textOutline>
+                              </w:rPr>
+                              <w:t>C</w:t>
+                            </w:r>
+                            <w:r>
+                              <w:rPr>
+                                <w:noProof/>
+                                <w:color w:val="EE0000"/>
+                                <w14:shadow w14:blurRad="38100" w14:dist="19050" w14:dir="2700000" w14:sx="100000" w14:sy="100000" w14:kx="0" w14:ky="0" w14:algn="tl">
+                                  <w14:schemeClr w14:val="dk1">
+                                    <w14:alpha w14:val="60000"/>
+                                  </w14:schemeClr>
+                                </w14:shadow>
+                                <w14:textOutline w14:w="0" w14:cap="flat" w14:cmpd="sng" w14:algn="ctr">
+                                  <w14:noFill/>
+                                  <w14:prstDash w14:val="solid"/>
+                                  <w14:round/>
+                                </w14:textOutline>
+                              </w:rPr>
+                              <w:drawing>
+                                <wp:inline distT="0" distB="0" distL="0" distR="0" wp14:anchorId="69604C96" wp14:editId="6AD6F764">
+                                  <wp:extent cx="102870" cy="115570"/>
+                                  <wp:effectExtent l="0" t="0" r="0" b="0"/>
+                                  <wp:docPr id="2105327908" name="Picture 5"/>
+                                  <wp:cNvGraphicFramePr>
+                                    <a:graphicFrameLocks xmlns:a="http://schemas.openxmlformats.org/drawingml/2006/main" noChangeAspect="1"/>
+                                  </wp:cNvGraphicFramePr>
+                                  <a:graphic xmlns:a="http://schemas.openxmlformats.org/drawingml/2006/main">
+                                    <a:graphicData uri="http://schemas.openxmlformats.org/drawingml/2006/picture">
+                                      <pic:pic xmlns:pic="http://schemas.openxmlformats.org/drawingml/2006/picture">
+                                        <pic:nvPicPr>
+                                          <pic:cNvPr id="0" name="Picture 1"/>
+                                          <pic:cNvPicPr>
+                                            <a:picLocks noChangeAspect="1" noChangeArrowheads="1"/>
+                                          </pic:cNvPicPr>
+                                        </pic:nvPicPr>
+                                        <pic:blipFill>
+                                          <a:blip r:embed="rId49">
+                                            <a:extLst>
+                                              <a:ext uri="{28A0092B-C50C-407E-A947-70E740481C1C}">
+                                                <a14:useLocalDpi xmlns:a14="http://schemas.microsoft.com/office/drawing/2010/main" val="0"/>
+                                              </a:ext>
+                                            </a:extLst>
+                                          </a:blip>
+                                          <a:srcRect/>
+                                          <a:stretch>
+                                            <a:fillRect/>
+                                          </a:stretch>
+                                        </pic:blipFill>
+                                        <pic:spPr bwMode="auto">
+                                          <a:xfrm>
+                                            <a:off x="0" y="0"/>
+                                            <a:ext cx="102870" cy="115570"/>
+                                          </a:xfrm>
+                                          <a:prstGeom prst="rect">
+                                            <a:avLst/>
+                                          </a:prstGeom>
+                                          <a:noFill/>
+                                          <a:ln>
+                                            <a:noFill/>
+                                          </a:ln>
+                                        </pic:spPr>
+                                      </pic:pic>
+                                    </a:graphicData>
+                                  </a:graphic>
+                                </wp:inline>
+                              </w:drawing>
+                            </w:r>
+                            <w:r>
+                              <w:rPr>
+                                <w:noProof/>
+                              </w:rPr>
+                              <w:drawing>
+                                <wp:inline distT="0" distB="0" distL="0" distR="0" wp14:anchorId="6FB4B181" wp14:editId="020A993A">
+                                  <wp:extent cx="102870" cy="57150"/>
+                                  <wp:effectExtent l="0" t="0" r="0" b="0"/>
+                                  <wp:docPr id="565256383" name="Picture 1"/>
+                                  <wp:cNvGraphicFramePr>
+                                    <a:graphicFrameLocks xmlns:a="http://schemas.openxmlformats.org/drawingml/2006/main" noChangeAspect="1"/>
+                                  </wp:cNvGraphicFramePr>
+                                  <a:graphic xmlns:a="http://schemas.openxmlformats.org/drawingml/2006/main">
+                                    <a:graphicData uri="http://schemas.openxmlformats.org/drawingml/2006/picture">
+                                      <pic:pic xmlns:pic="http://schemas.openxmlformats.org/drawingml/2006/picture">
+                                        <pic:nvPicPr>
+                                          <pic:cNvPr id="1061997571" name=""/>
+                                          <pic:cNvPicPr/>
+                                        </pic:nvPicPr>
+                                        <pic:blipFill>
+                                          <a:blip r:embed="rId48"/>
+                                          <a:stretch>
+                                            <a:fillRect/>
+                                          </a:stretch>
+                                        </pic:blipFill>
+                                        <pic:spPr>
+                                          <a:xfrm>
+                                            <a:off x="0" y="0"/>
+                                            <a:ext cx="102870" cy="57150"/>
+                                          </a:xfrm>
+                                          <a:prstGeom prst="rect">
+                                            <a:avLst/>
+                                          </a:prstGeom>
+                                        </pic:spPr>
+                                      </pic:pic>
+                                    </a:graphicData>
+                                  </a:graphic>
+                                </wp:inline>
+                              </w:drawing>
+                            </w:r>
+                          </w:p>
+                        </w:txbxContent>
+                      </wps:txbx>
+                      <wps:bodyPr rot="0" spcFirstLastPara="0" vertOverflow="overflow" horzOverflow="overflow" vert="horz" wrap="square" lIns="91440" tIns="45720" rIns="91440" bIns="45720" numCol="1" spcCol="0" rtlCol="0" fromWordArt="0" anchor="t" anchorCtr="0" forceAA="0" compatLnSpc="1">
+                        <a:prstTxWarp prst="textNoShape">
+                          <a:avLst/>
+                        </a:prstTxWarp>
+                        <a:noAutofit/>
+                      </wps:bodyPr>
+                    </wps:wsp>
+                  </a:graphicData>
+                </a:graphic>
+                <wp14:sizeRelH relativeFrom="margin">
+                  <wp14:pctWidth>0</wp14:pctWidth>
+                </wp14:sizeRelH>
+                <wp14:sizeRelV relativeFrom="margin">
+                  <wp14:pctHeight>0</wp14:pctHeight>
+                </wp14:sizeRelV>
+              </wp:anchor>
+            </w:drawing>
+          </mc:Choice>
+          <mc:Fallback>
+            <w:pict>
+              <v:shape w14:anchorId="351169FF" id="_x0000_s1031" type="#_x0000_t202" style="position:absolute;left:0;text-align:left;margin-left:225.95pt;margin-top:130pt;width:23.05pt;height:25.9pt;z-index:251665408;visibility:visible;mso-wrap-style:square;mso-width-percent:0;mso-height-percent:0;mso-wrap-distance-left:9pt;mso-wrap-distance-top:0;mso-wrap-distance-right:9pt;mso-wrap-distance-bottom:0;mso-position-horizontal:absolute;mso-position-horizontal-relative:text;mso-position-vertical:absolute;mso-position-vertical-relative:text;mso-width-percent:0;mso-height-percent:0;mso-width-relative:margin;mso-height-relative:margin;v-text-anchor:top" o:gfxdata="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" filled="f" stroked="f" strokeweight=".5pt">
+                <v:textbox>
+                  <w:txbxContent>
+                    <w:p>
+                      <w:pPr>
+                        <w:rPr>
+                          <w:color w:val="EE0000"/>
+                          <w14:shadow w14:blurRad="38100" w14:dist="19050" w14:dir="2700000" w14:sx="100000" w14:sy="100000" w14:kx="0" w14:ky="0" w14:algn="tl">
+                            <w14:schemeClr w14:val="dk1">
+                              <w14:alpha w14:val="60000"/>
+                            </w14:schemeClr>
+                          </w14:shadow>
+                          <w14:textOutline w14:w="0" w14:cap="flat" w14:cmpd="sng" w14:algn="ctr">
+                            <w14:noFill/>
+                            <w14:prstDash w14:val="solid"/>
+                            <w14:round/>
+                          </w14:textOutline>
+                        </w:rPr>
+                      </w:pPr>
+                      <w:r>
+                        <w:rPr>
+                          <w:color w:val="EE0000"/>
+                          <w14:shadow w14:blurRad="38100" w14:dist="19050" w14:dir="2700000" w14:sx="100000" w14:sy="100000" w14:kx="0" w14:ky="0" w14:algn="tl">
+                            <w14:schemeClr w14:val="dk1">
+                              <w14:alpha w14:val="60000"/>
+                            </w14:schemeClr>
+                          </w14:shadow>
+                          <w14:textOutline w14:w="0" w14:cap="flat" w14:cmpd="sng" w14:algn="ctr">
+                            <w14:noFill/>
+                            <w14:prstDash w14:val="solid"/>
+                            <w14:round/>
+                          </w14:textOutline>
+                        </w:rPr>
+                        <w:t>C</w:t>
+                      </w:r>
+                      <w:r>
+                        <w:rPr>
+                          <w:noProof/>
+                          <w:color w:val="EE0000"/>
+                          <w14:shadow w14:blurRad="38100" w14:dist="19050" w14:dir="2700000" w14:sx="100000" w14:sy="100000" w14:kx="0" w14:ky="0" w14:algn="tl">
+                            <w14:schemeClr w14:val="dk1">
+                              <w14:alpha w14:val="60000"/>
+                            </w14:schemeClr>
+                          </w14:shadow>
+                          <w14:textOutline w14:w="0" w14:cap="flat" w14:cmpd="sng" w14:algn="ctr">
+                            <w14:noFill/>
+                            <w14:prstDash w14:val="solid"/>
+                            <w14:round/>
+                          </w14:textOutline>
+                        </w:rPr>
+                        <w:drawing>
+                          <wp:inline distT="0" distB="0" distL="0" distR="0" wp14:anchorId="69604C96" wp14:editId="6AD6F764">
+                            <wp:extent cx="102870" cy="115570"/>
+                            <wp:effectExtent l="0" t="0" r="0" b="0"/>
+                            <wp:docPr id="2105327908" name="Picture 5"/>
+                            <wp:cNvGraphicFramePr>
+                              <a:graphicFrameLocks xmlns:a="http://schemas.openxmlformats.org/drawingml/2006/main" noChangeAspect="1"/>
+                            </wp:cNvGraphicFramePr>
+                            <a:graphic xmlns:a="http://schemas.openxmlformats.org/drawingml/2006/main">
+                              <a:graphicData uri="http://schemas.openxmlformats.org/drawingml/2006/picture">
+                                <pic:pic xmlns:pic="http://schemas.openxmlformats.org/drawingml/2006/picture">
+                                  <pic:nvPicPr>
+                                    <pic:cNvPr id="0" name="Picture 1"/>
+                                    <pic:cNvPicPr>
+                                      <a:picLocks noChangeAspect="1" noChangeArrowheads="1"/>
+                                    </pic:cNvPicPr>
+                                  </pic:nvPicPr>
+                                  <pic:blipFill>
+                                    <a:blip r:embed="rId49">
+                                      <a:extLst>
+                                        <a:ext uri="{28A0092B-C50C-407E-A947-70E740481C1C}">
+                                          <a14:useLocalDpi xmlns:a14="http://schemas.microsoft.com/office/drawing/2010/main" val="0"/>
+                                        </a:ext>
+                                      </a:extLst>
+                                    </a:blip>
+                                    <a:srcRect/>
+                                    <a:stretch>
+                                      <a:fillRect/>
+                                    </a:stretch>
+                                  </pic:blipFill>
+                                  <pic:spPr bwMode="auto">
+                                    <a:xfrm>
+                                      <a:off x="0" y="0"/>
+                                      <a:ext cx="102870" cy="115570"/>
+                                    </a:xfrm>
+                                    <a:prstGeom prst="rect">
+                                      <a:avLst/>
+                                    </a:prstGeom>
+                                    <a:noFill/>
+                                    <a:ln>
+                                      <a:noFill/>
+                                    </a:ln>
+                                  </pic:spPr>
+                                </pic:pic>
+                              </a:graphicData>
+                            </a:graphic>
+                          </wp:inline>
+                        </w:drawing>
+                      </w:r>
+                      <w:r>
+                        <w:rPr>
+                          <w:noProof/>
+                        </w:rPr>
+                        <w:drawing>
+                          <wp:inline distT="0" distB="0" distL="0" distR="0" wp14:anchorId="6FB4B181" wp14:editId="020A993A">
+                            <wp:extent cx="102870" cy="57150"/>
+                            <wp:effectExtent l="0" t="0" r="0" b="0"/>
+                            <wp:docPr id="565256383" name="Picture 1"/>
+                            <wp:cNvGraphicFramePr>
+                              <a:graphicFrameLocks xmlns:a="http://schemas.openxmlformats.org/drawingml/2006/main" noChangeAspect="1"/>
+                            </wp:cNvGraphicFramePr>
+                            <a:graphic xmlns:a="http://schemas.openxmlformats.org/drawingml/2006/main">
+                              <a:graphicData uri="http://schemas.openxmlformats.org/drawingml/2006/picture">
+                                <pic:pic xmlns:pic="http://schemas.openxmlformats.org/drawingml/2006/picture">
+                                  <pic:nvPicPr>
+                                    <pic:cNvPr id="1061997571" name=""/>
+                                    <pic:cNvPicPr/>
+                                  </pic:nvPicPr>
+                                  <pic:blipFill>
+                                    <a:blip r:embed="rId48"/>
+                                    <a:stretch>
+                                      <a:fillRect/>
+                                    </a:stretch>
+                                  </pic:blipFill>
+                                  <pic:spPr>
+                                    <a:xfrm>
+                                      <a:off x="0" y="0"/>
+                                      <a:ext cx="102870" cy="57150"/>
+                                    </a:xfrm>
+                                    <a:prstGeom prst="rect">
+                                      <a:avLst/>
+                                    </a:prstGeom>
+                                  </pic:spPr>
+                                </pic:pic>
+                              </a:graphicData>
+                            </a:graphic>
+                          </wp:inline>
+                        </w:drawing>
+                      </w:r>
+                    </w:p>
+                  </w:txbxContent>
+                </v:textbox>
+              </v:shape>
+            </w:pict>
+          </mc:Fallback>
+        </mc:AlternateContent>
+      </w:r>
+      <w:r>
+        <mc:AlternateContent>
+          <mc:Choice Requires="wps">
+            <w:drawing>
+              <wp:anchor distT="0" distB="0" distL="114300" distR="114300" simplePos="0" relativeHeight="251663360" behindDoc="0" locked="0" layoutInCell="1" allowOverlap="1" wp14:anchorId="4DA16E91" wp14:editId="22D3882D">
+                <wp:simplePos x="0" y="0"/>
+                <wp:positionH relativeFrom="column">
+                  <wp:posOffset>236423</wp:posOffset>
+                </wp:positionH>
+                <wp:positionV relativeFrom="paragraph">
+                  <wp:posOffset>1241730</wp:posOffset>
+                </wp:positionV>
+                <wp:extent cx="292608" cy="329184"/>
+                <wp:effectExtent l="0" t="0" r="0" b="0"/>
+                <wp:wrapNone/>
+                <wp:docPr id="1387923426" name="Text Box 4"/>
+                <wp:cNvGraphicFramePr/>
+                <a:graphic xmlns:a="http://schemas.openxmlformats.org/drawingml/2006/main">
+                  <a:graphicData uri="http://schemas.microsoft.com/office/word/2010/wordprocessingShape">
+                    <wps:wsp>
+                      <wps:cNvSpPr txBox="1"/>
+                      <wps:spPr>
+                        <a:xfrm>
+                          <a:off x="0" y="0"/>
+                          <a:ext cx="292608" cy="329184"/>
+                        </a:xfrm>
+                        <a:prstGeom prst="rect">
+                          <a:avLst/>
+                        </a:prstGeom>
+                        <a:noFill/>
+                        <a:ln w="6350">
+                          <a:noFill/>
+                        </a:ln>
+                        <a:effectLst/>
+                      </wps:spPr>
+                      <wps:txbx>
+                        <w:txbxContent>
+                          <w:p>
+                            <w:pPr>
+                              <w:rPr>
+                                <w:color w:val="EE0000"/>
+                                <w14:shadow w14:blurRad="38100" w14:dist="19050" w14:dir="2700000" w14:sx="100000" w14:sy="100000" w14:kx="0" w14:ky="0" w14:algn="tl">
+                                  <w14:schemeClr w14:val="dk1">
+                                    <w14:alpha w14:val="60000"/>
+                                  </w14:schemeClr>
+                                </w14:shadow>
+                                <w14:textOutline w14:w="0" w14:cap="flat" w14:cmpd="sng" w14:algn="ctr">
+                                  <w14:noFill/>
+                                  <w14:prstDash w14:val="solid"/>
+                                  <w14:round/>
+                                </w14:textOutline>
+                              </w:rPr>
+                            </w:pPr>
+                            <w:r>
+                              <w:rPr>
+                                <w:color w:val="EE0000"/>
+                                <w14:shadow w14:blurRad="38100" w14:dist="19050" w14:dir="2700000" w14:sx="100000" w14:sy="100000" w14:kx="0" w14:ky="0" w14:algn="tl">
+                                  <w14:schemeClr w14:val="dk1">
+                                    <w14:alpha w14:val="60000"/>
+                                  </w14:schemeClr>
+                                </w14:shadow>
+                                <w14:textOutline w14:w="0" w14:cap="flat" w14:cmpd="sng" w14:algn="ctr">
+                                  <w14:noFill/>
+                                  <w14:prstDash w14:val="solid"/>
+                                  <w14:round/>
+                                </w14:textOutline>
+                              </w:rPr>
+                              <w:t>B</w:t>
+                            </w:r>
+                            <w:r>
+                              <w:rPr>
+                                <w:noProof/>
+                              </w:rPr>
+                              <w:drawing>
+                                <wp:inline distT="0" distB="0" distL="0" distR="0" wp14:anchorId="352A8A55" wp14:editId="3C09A610">
+                                  <wp:extent cx="102870" cy="57150"/>
+                                  <wp:effectExtent l="0" t="0" r="0" b="0"/>
+                                  <wp:docPr id="1867310089" name="Picture 1"/>
+                                  <wp:cNvGraphicFramePr>
+                                    <a:graphicFrameLocks xmlns:a="http://schemas.openxmlformats.org/drawingml/2006/main" noChangeAspect="1"/>
+                                  </wp:cNvGraphicFramePr>
+                                  <a:graphic xmlns:a="http://schemas.openxmlformats.org/drawingml/2006/main">
+                                    <a:graphicData uri="http://schemas.openxmlformats.org/drawingml/2006/picture">
+                                      <pic:pic xmlns:pic="http://schemas.openxmlformats.org/drawingml/2006/picture">
+                                        <pic:nvPicPr>
+                                          <pic:cNvPr id="1061997571" name=""/>
+                                          <pic:cNvPicPr/>
+                                        </pic:nvPicPr>
+                                        <pic:blipFill>
+                                          <a:blip r:embed="rId48"/>
+                                          <a:stretch>
+                                            <a:fillRect/>
+                                          </a:stretch>
+                                        </pic:blipFill>
+                                        <pic:spPr>
+                                          <a:xfrm>
+                                            <a:off x="0" y="0"/>
+                                            <a:ext cx="102870" cy="57150"/>
+                                          </a:xfrm>
+                                          <a:prstGeom prst="rect">
+                                            <a:avLst/>
+                                          </a:prstGeom>
+                                        </pic:spPr>
+                                      </pic:pic>
+                                    </a:graphicData>
+                                  </a:graphic>
+                                </wp:inline>
+                              </w:drawing>
+                            </w:r>
+                          </w:p>
+                        </w:txbxContent>
+                      </wps:txbx>
+                      <wps:bodyPr rot="0" spcFirstLastPara="0" vertOverflow="overflow" horzOverflow="overflow" vert="horz" wrap="square" lIns="91440" tIns="45720" rIns="91440" bIns="45720" numCol="1" spcCol="0" rtlCol="0" fromWordArt="0" anchor="t" anchorCtr="0" forceAA="0" compatLnSpc="1">
+                        <a:prstTxWarp prst="textNoShape">
+                          <a:avLst/>
+                        </a:prstTxWarp>
+                        <a:noAutofit/>
+                      </wps:bodyPr>
+                    </wps:wsp>
+                  </a:graphicData>
+                </a:graphic>
+                <wp14:sizeRelH relativeFrom="margin">
+                  <wp14:pctWidth>0</wp14:pctWidth>
+                </wp14:sizeRelH>
+                <wp14:sizeRelV relativeFrom="margin">
+                  <wp14:pctHeight>0</wp14:pctHeight>
+                </wp14:sizeRelV>
+              </wp:anchor>
+            </w:drawing>
+          </mc:Choice>
+          <mc:Fallback>
+            <w:pict>
+              <v:shape w14:anchorId="4DA16E91" id="_x0000_s1032" type="#_x0000_t202" style="position:absolute;left:0;text-align:left;margin-left:18.6pt;margin-top:97.75pt;width:23.05pt;height:25.9pt;z-index:251663360;visibility:visible;mso-wrap-style:square;mso-width-percent:0;mso-height-percent:0;mso-wrap-distance-left:9pt;mso-wrap-distance-top:0;mso-wrap-distance-right:9pt;mso-wrap-distance-bottom:0;mso-position-horizontal:absolute;mso-position-horizontal-relative:text;mso-position-vertical:absolute;mso-position-vertical-relative:text;mso-width-percent:0;mso-height-percent:0;mso-width-relative:margin;mso-height-relative:margin;v-text-anchor:top" o:gfxdata="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" filled="f" stroked="f" strokeweight=".5pt">
+                <v:textbox>
+                  <w:txbxContent>
+                    <w:p>
+                      <w:pPr>
+                        <w:rPr>
+                          <w:color w:val="EE0000"/>
+                          <w14:shadow w14:blurRad="38100" w14:dist="19050" w14:dir="2700000" w14:sx="100000" w14:sy="100000" w14:kx="0" w14:ky="0" w14:algn="tl">
+                            <w14:schemeClr w14:val="dk1">
+                              <w14:alpha w14:val="60000"/>
+                            </w14:schemeClr>
+                          </w14:shadow>
+                          <w14:textOutline w14:w="0" w14:cap="flat" w14:cmpd="sng" w14:algn="ctr">
+                            <w14:noFill/>
+                            <w14:prstDash w14:val="solid"/>
+                            <w14:round/>
+                          </w14:textOutline>
+                        </w:rPr>
+                      </w:pPr>
+                      <w:r>
+                        <w:rPr>
+                          <w:color w:val="EE0000"/>
+                          <w14:shadow w14:blurRad="38100" w14:dist="19050" w14:dir="2700000" w14:sx="100000" w14:sy="100000" w14:kx="0" w14:ky="0" w14:algn="tl">
+                            <w14:schemeClr w14:val="dk1">
+                              <w14:alpha w14:val="60000"/>
+                            </w14:schemeClr>
+                          </w14:shadow>
+                          <w14:textOutline w14:w="0" w14:cap="flat" w14:cmpd="sng" w14:algn="ctr">
+                            <w14:noFill/>
+                            <w14:prstDash w14:val="solid"/>
+                            <w14:round/>
+                          </w14:textOutline>
+                        </w:rPr>
+                        <w:t>B</w:t>
+                      </w:r>
+                      <w:r>
+                        <w:rPr>
+                          <w:noProof/>
+                        </w:rPr>
+                        <w:drawing>
+                          <wp:inline distT="0" distB="0" distL="0" distR="0" wp14:anchorId="352A8A55" wp14:editId="3C09A610">
+                            <wp:extent cx="102870" cy="57150"/>
+                            <wp:effectExtent l="0" t="0" r="0" b="0"/>
+                            <wp:docPr id="1867310089" name="Picture 1"/>
+                            <wp:cNvGraphicFramePr>
+                              <a:graphicFrameLocks xmlns:a="http://schemas.openxmlformats.org/drawingml/2006/main" noChangeAspect="1"/>
+                            </wp:cNvGraphicFramePr>
+                            <a:graphic xmlns:a="http://schemas.openxmlformats.org/drawingml/2006/main">
+                              <a:graphicData uri="http://schemas.openxmlformats.org/drawingml/2006/picture">
+                                <pic:pic xmlns:pic="http://schemas.openxmlformats.org/drawingml/2006/picture">
+                                  <pic:nvPicPr>
+                                    <pic:cNvPr id="1061997571" name=""/>
+                                    <pic:cNvPicPr/>
+                                  </pic:nvPicPr>
+                                  <pic:blipFill>
+                                    <a:blip r:embed="rId48"/>
+                                    <a:stretch>
+                                      <a:fillRect/>
+                                    </a:stretch>
+                                  </pic:blipFill>
+                                  <pic:spPr>
+                                    <a:xfrm>
+                                      <a:off x="0" y="0"/>
+                                      <a:ext cx="102870" cy="57150"/>
+                                    </a:xfrm>
+                                    <a:prstGeom prst="rect">
+                                      <a:avLst/>
+                                    </a:prstGeom>
+                                  </pic:spPr>
+                                </pic:pic>
+                              </a:graphicData>
+                            </a:graphic>
+                          </wp:inline>
+                        </w:drawing>
+                      </w:r>
+                    </w:p>
+                  </w:txbxContent>
+                </v:textbox>
+              </v:shape>
+            </w:pict>
+          </mc:Fallback>
+        </mc:AlternateContent>
+      </w:r>
+      <w:r>
+        <w:drawing>
+          <wp:inline distT="0" distB="0" distL="0" distR="0" wp14:anchorId="6BB6968E" wp14:editId="0AA566F1">
+            <wp:extent cx="6120130" cy="3389630"/>
+            <wp:effectExtent l="0" t="0" r="0" b="1270"/>
+            <wp:docPr id="307727066" name="Picture 1"/>
+            <wp:cNvGraphicFramePr>
+              <a:graphicFrameLocks xmlns:a="http://schemas.openxmlformats.org/drawingml/2006/main" noChangeAspect="1"/>
+            </wp:cNvGraphicFramePr>
+            <a:graphic xmlns:a="http://schemas.openxmlformats.org/drawingml/2006/main">
+              <a:graphicData uri="http://schemas.openxmlformats.org/drawingml/2006/picture">
+                <pic:pic xmlns:pic="http://schemas.openxmlformats.org/drawingml/2006/picture">
+                  <pic:nvPicPr>
+                    <pic:cNvPr id="307727066" name=""/>
+                    <pic:cNvPicPr/>
+                  </pic:nvPicPr>
+                  <pic:blipFill>
+                    <a:blip r:embed="rId50"/>
+                    <a:stretch>
+                      <a:fillRect/>
+                    </a:stretch>
+                  </pic:blipFill>
+                  <pic:spPr>
+                    <a:xfrm>
+                      <a:off x="0" y="0"/>
+                      <a:ext cx="6120130" cy="3389630"/>
+                    </a:xfrm>
+                    <a:prstGeom prst="rect">
+                      <a:avLst/>
+                    </a:prstGeom>
+                  </pic:spPr>
+                </pic:pic>
+              </a:graphicData>
+            </a:graphic>
+          </wp:inline>
+        </w:drawing>
+      </w:r>
+    </w:p>
+    <w:p>
+      <w:pPr>
+        <w:rPr>
+          <w:rFonts w:ascii="Times New Roman" w:hAnsi="Times New Roman" w:cs="Times New Roman"/>
+          <w:kern w:val="0"/>
+        </w:rPr>
+      </w:pPr>
+      <w:r>
+        <w:rPr>
+          <w:rFonts w:ascii="Times New Roman" w:hAnsi="Times New Roman" w:cs="Times New Roman"/>
+          <w:kern w:val="0"/>
+        </w:rPr>
+        <w:t xml:space="preserve">La finestra si compone di </w:t>
+      </w:r>
+      <w:proofErr w:type="gramStart"/>
+      <w:r>
+        <w:rPr>
+          <w:rFonts w:ascii="Times New Roman" w:hAnsi="Times New Roman" w:cs="Times New Roman"/>
+          <w:kern w:val="0"/>
+        </w:rPr>
+        <w:t>4</w:t>
+      </w:r>
+      <w:proofErr w:type="gramEnd"/>
+      <w:r>
+        <w:rPr>
+          <w:rFonts w:ascii="Times New Roman" w:hAnsi="Times New Roman" w:cs="Times New Roman"/>
+          <w:kern w:val="0"/>
+        </w:rPr>
+        <w:t xml:space="preserve"> parti</w:t>
+      </w:r>
+    </w:p>
+    <w:p>
+      <w:pPr>
+        <w:pStyle w:val="ListParagraph"/>
+        <w:numPr>
+          <w:ilvl w:val="0"/>
+          <w:numId w:val="14"/>
+        </w:numPr>
+        <w:rPr>
+          <w:rFonts w:ascii="Times New Roman" w:hAnsi="Times New Roman" w:cs="Times New Roman"/>
+          <w:kern w:val="0"/>
+        </w:rPr>
+      </w:pPr>
+      <w:proofErr w:type="gramStart"/>
+      <w:r>
+        <w:rPr>
+          <w:rFonts w:ascii="Times New Roman" w:hAnsi="Times New Roman" w:cs="Times New Roman"/>
+          <w:kern w:val="0"/>
+        </w:rPr>
+        <w:t>A la</w:t>
+      </w:r>
+      <w:proofErr w:type="gramEnd"/>
+      <w:r>
+        <w:rPr>
+          <w:rFonts w:ascii="Times New Roman" w:hAnsi="Times New Roman" w:cs="Times New Roman"/>
+          <w:kern w:val="0"/>
+        </w:rPr>
+        <w:t xml:space="preserve"> barra in alto </w:t>
+      </w:r>
+      <w:r>
+        <w:rPr>
+          <w:rFonts w:ascii="Times New Roman" w:hAnsi="Times New Roman" w:cs="Times New Roman"/>
+          <w:kern w:val="0"/>
+        </w:rPr>
+        <w:t xml:space="preserve">che </w:t>
+      </w:r>
+      <w:r>
+        <w:rPr>
+          <w:rFonts w:ascii="Times New Roman" w:hAnsi="Times New Roman" w:cs="Times New Roman"/>
+          <w:kern w:val="0"/>
+        </w:rPr>
+        <w:t>permette di:</w:t>
+      </w:r>
+    </w:p>
+    <w:p>
+      <w:pPr>
+        <w:pStyle w:val="ListParagraph"/>
+        <w:numPr>
+          <w:ilvl w:val="1"/>
+          <w:numId w:val="14"/>
+        </w:numPr>
+        <w:rPr>
+          <w:rFonts w:ascii="Times New Roman" w:hAnsi="Times New Roman" w:cs="Times New Roman"/>
+          <w:kern w:val="0"/>
+        </w:rPr>
+      </w:pPr>
+      <w:r>
+        <w:rPr>
+          <w:rFonts w:ascii="Times New Roman" w:hAnsi="Times New Roman" w:cs="Times New Roman"/>
+          <w:kern w:val="0"/>
+        </w:rPr>
+        <w:t xml:space="preserve">A1 </w:t>
+      </w:r>
+      <w:r>
+        <w:rPr>
+          <w:rFonts w:ascii="Times New Roman" w:hAnsi="Times New Roman" w:cs="Times New Roman"/>
+          <w:kern w:val="0"/>
+        </w:rPr>
+        <w:t>Selezionare la lettera del drive CD</w:t>
+      </w:r>
+    </w:p>
+    <w:p>
+      <w:pPr>
+        <w:pStyle w:val="ListParagraph"/>
+        <w:numPr>
+          <w:ilvl w:val="1"/>
+          <w:numId w:val="14"/>
+        </w:numPr>
+        <w:rPr>
+          <w:rFonts w:ascii="Times New Roman" w:hAnsi="Times New Roman" w:cs="Times New Roman"/>
+          <w:kern w:val="0"/>
+        </w:rPr>
+      </w:pPr>
+      <w:r>
+        <w:rPr>
+          <w:rFonts w:ascii="Times New Roman" w:hAnsi="Times New Roman" w:cs="Times New Roman"/>
+          <w:kern w:val="0"/>
+        </w:rPr>
+        <w:t xml:space="preserve">A2 </w:t>
+      </w:r>
+      <w:r>
+        <w:rPr>
+          <w:rFonts w:ascii="Times New Roman" w:hAnsi="Times New Roman" w:cs="Times New Roman"/>
+          <w:kern w:val="0"/>
+        </w:rPr>
+        <w:t>Selezionare la cartella in cui i file prodotti saranno scaricati</w:t>
+      </w:r>
+    </w:p>
+    <w:p>
+      <w:pPr>
+        <w:pStyle w:val="ListParagraph"/>
+        <w:numPr>
+          <w:ilvl w:val="1"/>
+          <w:numId w:val="14"/>
+        </w:numPr>
+        <w:rPr>
+          <w:rFonts w:ascii="Times New Roman" w:hAnsi="Times New Roman" w:cs="Times New Roman"/>
+          <w:kern w:val="0"/>
+        </w:rPr>
+      </w:pPr>
+      <w:r>
+        <w:rPr>
+          <w:rFonts w:ascii="Times New Roman" w:hAnsi="Times New Roman" w:cs="Times New Roman"/>
+          <w:kern w:val="0"/>
+        </w:rPr>
+        <w:t xml:space="preserve">A3 </w:t>
+      </w:r>
+      <w:r>
+        <w:rPr>
+          <w:rFonts w:ascii="Times New Roman" w:hAnsi="Times New Roman" w:cs="Times New Roman"/>
+          <w:kern w:val="0"/>
+        </w:rPr>
+        <w:t xml:space="preserve">Selezionare il formato di uscita tra </w:t>
+      </w:r>
+      <w:proofErr w:type="gramStart"/>
+      <w:r>
+        <w:rPr>
+          <w:rFonts w:ascii="Times New Roman" w:hAnsi="Times New Roman" w:cs="Times New Roman"/>
+          <w:kern w:val="0"/>
+        </w:rPr>
+        <w:t>mp3  e</w:t>
+      </w:r>
+      <w:proofErr w:type="gramEnd"/>
+      <w:r>
+        <w:rPr>
+          <w:rFonts w:ascii="Times New Roman" w:hAnsi="Times New Roman" w:cs="Times New Roman"/>
+          <w:kern w:val="0"/>
+        </w:rPr>
+        <w:t xml:space="preserve"> </w:t>
+      </w:r>
+      <w:r>
+        <w:rPr>
+          <w:rFonts w:ascii="Times New Roman" w:hAnsi="Times New Roman" w:cs="Times New Roman"/>
+          <w:kern w:val="0"/>
+        </w:rPr>
+        <w:t xml:space="preserve">Flac: nel caso di Mp3 sarà possibile impostare anche il </w:t>
+      </w:r>
+      <w:proofErr w:type="spellStart"/>
+      <w:r>
+        <w:rPr>
+          <w:rFonts w:ascii="Times New Roman" w:hAnsi="Times New Roman" w:cs="Times New Roman"/>
+          <w:kern w:val="0"/>
+        </w:rPr>
+        <w:t>bitrate</w:t>
+      </w:r>
+      <w:proofErr w:type="spellEnd"/>
+    </w:p>
+    <w:p>
+      <w:pPr>
+        <w:pStyle w:val="ListParagraph"/>
+        <w:numPr>
+          <w:ilvl w:val="1"/>
+          <w:numId w:val="14"/>
+        </w:numPr>
+        <w:rPr>
+          <w:rFonts w:ascii="Times New Roman" w:hAnsi="Times New Roman" w:cs="Times New Roman"/>
+          <w:kern w:val="0"/>
+        </w:rPr>
+      </w:pPr>
+      <w:r>
+        <w:rPr>
+          <w:rFonts w:ascii="Times New Roman" w:hAnsi="Times New Roman" w:cs="Times New Roman"/>
+          <w:kern w:val="0"/>
+        </w:rPr>
+        <w:t xml:space="preserve">A4 </w:t>
+      </w:r>
+      <w:r>
+        <w:rPr>
+          <w:rFonts w:ascii="Times New Roman" w:hAnsi="Times New Roman" w:cs="Times New Roman"/>
+          <w:kern w:val="0"/>
+        </w:rPr>
+        <w:t xml:space="preserve">I bottoni per avviare e fermare il </w:t>
+      </w:r>
+      <w:proofErr w:type="spellStart"/>
+      <w:r>
+        <w:rPr>
+          <w:rFonts w:ascii="Times New Roman" w:hAnsi="Times New Roman" w:cs="Times New Roman"/>
+          <w:kern w:val="0"/>
+        </w:rPr>
+        <w:t>ripping</w:t>
+      </w:r>
+      <w:proofErr w:type="spellEnd"/>
+    </w:p>
+    <w:p>
+      <w:pPr>
+        <w:pStyle w:val="ListParagraph"/>
+        <w:numPr>
+          <w:ilvl w:val="0"/>
+          <w:numId w:val="14"/>
+        </w:numPr>
+        <w:rPr>
+          <w:rFonts w:ascii="Times New Roman" w:hAnsi="Times New Roman" w:cs="Times New Roman"/>
+          <w:kern w:val="0"/>
+        </w:rPr>
+      </w:pPr>
+      <w:r>
+        <w:rPr>
+          <w:rFonts w:ascii="Times New Roman" w:hAnsi="Times New Roman" w:cs="Times New Roman"/>
+          <w:kern w:val="0"/>
+        </w:rPr>
+        <w:t>B la sezione in cui si possono impostare i dati globali che verranno riportati per ogni traccia</w:t>
+      </w:r>
+      <w:r>
+        <w:rPr>
+          <w:rFonts w:ascii="Times New Roman" w:hAnsi="Times New Roman" w:cs="Times New Roman"/>
+          <w:kern w:val="0"/>
+        </w:rPr>
+        <w:t xml:space="preserve"> o utilizzati per una ricerca in internet</w:t>
+      </w:r>
+      <w:r>
+        <w:rPr>
+          <w:rFonts w:ascii="Times New Roman" w:hAnsi="Times New Roman" w:cs="Times New Roman"/>
+          <w:kern w:val="0"/>
+        </w:rPr>
+        <w:t>, in particolare:</w:t>
+      </w:r>
+    </w:p>
+    <w:p>
+      <w:pPr>
+        <w:pStyle w:val="ListParagraph"/>
+        <w:numPr>
+          <w:ilvl w:val="1"/>
+          <w:numId w:val="14"/>
+        </w:numPr>
+        <w:rPr>
+          <w:rFonts w:ascii="Times New Roman" w:hAnsi="Times New Roman" w:cs="Times New Roman"/>
+          <w:kern w:val="0"/>
+        </w:rPr>
+      </w:pPr>
+      <w:r>
+        <w:rPr>
+          <w:rFonts w:ascii="Times New Roman" w:hAnsi="Times New Roman" w:cs="Times New Roman"/>
+          <w:kern w:val="0"/>
+        </w:rPr>
+        <w:t>Nome dell’artista</w:t>
+      </w:r>
+    </w:p>
+    <w:p>
+      <w:pPr>
+        <w:pStyle w:val="ListParagraph"/>
+        <w:numPr>
+          <w:ilvl w:val="1"/>
+          <w:numId w:val="14"/>
+        </w:numPr>
+        <w:rPr>
+          <w:rFonts w:ascii="Times New Roman" w:hAnsi="Times New Roman" w:cs="Times New Roman"/>
+          <w:kern w:val="0"/>
+        </w:rPr>
+      </w:pPr>
+      <w:r>
+        <w:rPr>
+          <w:rFonts w:ascii="Times New Roman" w:hAnsi="Times New Roman" w:cs="Times New Roman"/>
+          <w:kern w:val="0"/>
+        </w:rPr>
+        <w:t>Titolo dell’album</w:t>
+      </w:r>
+    </w:p>
+    <w:p>
+      <w:pPr>
+        <w:pStyle w:val="ListParagraph"/>
+        <w:numPr>
+          <w:ilvl w:val="1"/>
+          <w:numId w:val="14"/>
+        </w:numPr>
+        <w:rPr>
+          <w:rFonts w:ascii="Times New Roman" w:hAnsi="Times New Roman" w:cs="Times New Roman"/>
+          <w:kern w:val="0"/>
+        </w:rPr>
+      </w:pPr>
+      <w:r>
+        <w:rPr>
+          <w:rFonts w:ascii="Times New Roman" w:hAnsi="Times New Roman" w:cs="Times New Roman"/>
+          <w:kern w:val="0"/>
+        </w:rPr>
+        <w:t>Anno di edizione</w:t>
+      </w:r>
+    </w:p>
+    <w:p>
+      <w:pPr>
+        <w:pStyle w:val="ListParagraph"/>
+        <w:numPr>
+          <w:ilvl w:val="1"/>
+          <w:numId w:val="14"/>
+        </w:numPr>
+        <w:rPr>
+          <w:rFonts w:ascii="Times New Roman" w:hAnsi="Times New Roman" w:cs="Times New Roman"/>
+          <w:kern w:val="0"/>
+        </w:rPr>
+      </w:pPr>
+      <w:r>
+        <w:rPr>
+          <w:rFonts w:ascii="Times New Roman" w:hAnsi="Times New Roman" w:cs="Times New Roman"/>
+          <w:kern w:val="0"/>
+        </w:rPr>
+        <w:t>Genere Musicale</w:t>
+      </w:r>
+    </w:p>
+    <w:p>
+      <w:pPr>
+        <w:ind w:left="708"/>
+        <w:rPr>
+          <w:rFonts w:ascii="Times New Roman" w:hAnsi="Times New Roman" w:cs="Times New Roman"/>
+          <w:kern w:val="0"/>
+        </w:rPr>
+      </w:pPr>
+      <w:r>
+        <w:rPr>
+          <w:rFonts w:ascii="Times New Roman" w:hAnsi="Times New Roman" w:cs="Times New Roman"/>
+          <w:kern w:val="0"/>
+        </w:rPr>
+        <w:t>Se la copertina non viene trovata è possibile inserirla dalla clipboard, facendo clic su tasto da clipboard</w:t>
+      </w:r>
+    </w:p>
+    <w:p>
+      <w:pPr>
+        <w:pStyle w:val="ListParagraph"/>
+        <w:numPr>
+          <w:ilvl w:val="0"/>
+          <w:numId w:val="14"/>
+        </w:numPr>
+        <w:rPr>
+          <w:rFonts w:ascii="Times New Roman" w:hAnsi="Times New Roman" w:cs="Times New Roman"/>
+          <w:kern w:val="0"/>
+        </w:rPr>
+      </w:pPr>
+      <w:r>
+        <w:rPr>
+          <w:rFonts w:ascii="Times New Roman" w:hAnsi="Times New Roman" w:cs="Times New Roman"/>
+          <w:kern w:val="0"/>
+        </w:rPr>
+        <w:t>C la tabella delle tracce, per ogni traccia viene riportato:</w:t>
+      </w:r>
+    </w:p>
+    <w:p>
+      <w:pPr>
+        <w:pStyle w:val="ListParagraph"/>
+        <w:numPr>
+          <w:ilvl w:val="1"/>
+          <w:numId w:val="14"/>
+        </w:numPr>
+        <w:rPr>
+          <w:rFonts w:ascii="Times New Roman" w:hAnsi="Times New Roman" w:cs="Times New Roman"/>
+          <w:kern w:val="0"/>
+        </w:rPr>
+      </w:pPr>
+      <w:r>
+        <w:rPr>
+          <w:rFonts w:ascii="Times New Roman" w:hAnsi="Times New Roman" w:cs="Times New Roman"/>
+          <w:kern w:val="0"/>
+        </w:rPr>
+        <w:t>Il numero progressivo della traccia</w:t>
+      </w:r>
+    </w:p>
+    <w:p>
+      <w:pPr>
+        <w:pStyle w:val="ListParagraph"/>
+        <w:numPr>
+          <w:ilvl w:val="1"/>
+          <w:numId w:val="14"/>
+        </w:numPr>
+        <w:rPr>
+          <w:rFonts w:ascii="Times New Roman" w:hAnsi="Times New Roman" w:cs="Times New Roman"/>
+          <w:kern w:val="0"/>
+        </w:rPr>
+      </w:pPr>
+      <w:r>
+        <w:rPr>
+          <w:rFonts w:ascii="Times New Roman" w:hAnsi="Times New Roman" w:cs="Times New Roman"/>
+          <w:kern w:val="0"/>
+        </w:rPr>
+        <w:t>Il titolo del brano</w:t>
+      </w:r>
+    </w:p>
+    <w:p>
+      <w:pPr>
+        <w:pStyle w:val="ListParagraph"/>
+        <w:numPr>
+          <w:ilvl w:val="1"/>
+          <w:numId w:val="14"/>
+        </w:numPr>
+        <w:rPr>
+          <w:rFonts w:ascii="Times New Roman" w:hAnsi="Times New Roman" w:cs="Times New Roman"/>
+          <w:kern w:val="0"/>
+        </w:rPr>
+      </w:pPr>
+      <w:r>
+        <w:rPr>
+          <w:rFonts w:ascii="Times New Roman" w:hAnsi="Times New Roman" w:cs="Times New Roman"/>
+          <w:kern w:val="0"/>
+        </w:rPr>
+        <w:t>Il nome dell’artista</w:t>
+      </w:r>
+    </w:p>
+    <w:p>
+      <w:pPr>
+        <w:pStyle w:val="ListParagraph"/>
+        <w:numPr>
+          <w:ilvl w:val="1"/>
+          <w:numId w:val="14"/>
+        </w:numPr>
+        <w:rPr>
+          <w:rFonts w:ascii="Times New Roman" w:hAnsi="Times New Roman" w:cs="Times New Roman"/>
+          <w:kern w:val="0"/>
+        </w:rPr>
+      </w:pPr>
+      <w:r>
+        <w:rPr>
+          <w:rFonts w:ascii="Times New Roman" w:hAnsi="Times New Roman" w:cs="Times New Roman"/>
+          <w:kern w:val="0"/>
+        </w:rPr>
+        <w:t>L’anno di edizione</w:t>
+      </w:r>
+    </w:p>
+    <w:p>
+      <w:pPr>
+        <w:pStyle w:val="ListParagraph"/>
+        <w:numPr>
+          <w:ilvl w:val="1"/>
+          <w:numId w:val="14"/>
+        </w:numPr>
+        <w:rPr>
+          <w:rFonts w:ascii="Times New Roman" w:hAnsi="Times New Roman" w:cs="Times New Roman"/>
+          <w:kern w:val="0"/>
+        </w:rPr>
+      </w:pPr>
+      <w:r>
+        <w:rPr>
+          <w:rFonts w:ascii="Times New Roman" w:hAnsi="Times New Roman" w:cs="Times New Roman"/>
+          <w:kern w:val="0"/>
+        </w:rPr>
+        <w:t>Il genere musicale</w:t>
+      </w:r>
+    </w:p>
+    <w:p>
+      <w:pPr>
+        <w:pStyle w:val="ListParagraph"/>
+        <w:numPr>
+          <w:ilvl w:val="1"/>
+          <w:numId w:val="14"/>
+        </w:numPr>
+        <w:rPr>
+          <w:rFonts w:ascii="Times New Roman" w:hAnsi="Times New Roman" w:cs="Times New Roman"/>
+          <w:kern w:val="0"/>
+        </w:rPr>
+      </w:pPr>
+      <w:r>
+        <w:rPr>
+          <w:rFonts w:ascii="Times New Roman" w:hAnsi="Times New Roman" w:cs="Times New Roman"/>
+          <w:kern w:val="0"/>
+        </w:rPr>
+        <w:t>La durata</w:t>
+      </w:r>
+    </w:p>
+    <w:p>
+      <w:pPr>
+        <w:ind w:left="708"/>
+        <w:rPr>
+          <w:rFonts w:ascii="Times New Roman" w:hAnsi="Times New Roman" w:cs="Times New Roman"/>
+          <w:kern w:val="0"/>
+        </w:rPr>
+      </w:pPr>
+      <w:r>
+        <w:rPr>
+          <w:rFonts w:ascii="Times New Roman" w:hAnsi="Times New Roman" w:cs="Times New Roman"/>
+          <w:kern w:val="0"/>
+        </w:rPr>
+        <w:t>Tutti questi campi, ad eccezione della durata possono essere inseriti o modificati singolarmente</w:t>
+      </w:r>
+    </w:p>
+    <w:p>
+      <w:pPr>
+        <w:ind w:left="708"/>
+        <w:rPr>
+          <w:rFonts w:ascii="Times New Roman" w:hAnsi="Times New Roman" w:cs="Times New Roman"/>
+          <w:kern w:val="0"/>
+        </w:rPr>
+      </w:pPr>
+      <w:r>
+        <w:rPr>
+          <w:rFonts w:ascii="Times New Roman" w:hAnsi="Times New Roman" w:cs="Times New Roman"/>
+          <w:kern w:val="0"/>
+        </w:rPr>
+        <w:t>Nel caso la ricerca in internet non abbia avuto successo, viene riempito solo il progressivo dei brani e le tracce vengono nominate &lt;Traccia 1, Traccia 2 ecc.</w:t>
+      </w:r>
+    </w:p>
+    <w:p>
+      <w:pPr>
+        <w:ind w:left="708"/>
+        <w:rPr>
+          <w:rFonts w:ascii="Times New Roman" w:hAnsi="Times New Roman" w:cs="Times New Roman"/>
+          <w:kern w:val="0"/>
+        </w:rPr>
+      </w:pPr>
+      <w:r>
+        <w:rPr>
+          <w:rFonts w:ascii="Times New Roman" w:hAnsi="Times New Roman" w:cs="Times New Roman"/>
+          <w:kern w:val="0"/>
+        </w:rPr>
+        <w:lastRenderedPageBreak/>
+        <w:t xml:space="preserve">Accanto a ciascuna traccia è presente una casella che permette di scegliere se </w:t>
+      </w:r>
+      <w:proofErr w:type="gramStart"/>
+      <w:r>
+        <w:rPr>
+          <w:rFonts w:ascii="Times New Roman" w:hAnsi="Times New Roman" w:cs="Times New Roman"/>
+          <w:kern w:val="0"/>
+        </w:rPr>
+        <w:t>quella tracce</w:t>
+      </w:r>
+      <w:proofErr w:type="gramEnd"/>
+      <w:r>
+        <w:rPr>
+          <w:rFonts w:ascii="Times New Roman" w:hAnsi="Times New Roman" w:cs="Times New Roman"/>
+          <w:kern w:val="0"/>
+        </w:rPr>
+        <w:t xml:space="preserve"> debba essere estratta o meno. Un menu contestuale permette di selezionare de selezionare in modo rapido tutte le tracce o solo quelle selezionate.</w:t>
+      </w:r>
+    </w:p>
+    <w:p>
+      <w:pPr>
+        <w:pStyle w:val="ListParagraph"/>
+        <w:numPr>
+          <w:ilvl w:val="0"/>
+          <w:numId w:val="14"/>
+        </w:numPr>
+        <w:rPr>
+          <w:rFonts w:ascii="Times New Roman" w:hAnsi="Times New Roman" w:cs="Times New Roman"/>
+          <w:kern w:val="0"/>
+        </w:rPr>
+      </w:pPr>
+      <w:r>
+        <w:rPr>
+          <w:rFonts w:ascii="Times New Roman" w:hAnsi="Times New Roman" w:cs="Times New Roman"/>
+          <w:kern w:val="0"/>
+        </w:rPr>
+        <w:t xml:space="preserve">D è la barra di stato dove in fase di estrazione viene mostrato </w:t>
+      </w:r>
+      <w:r>
+        <w:rPr>
+          <w:rFonts w:ascii="Times New Roman" w:hAnsi="Times New Roman" w:cs="Times New Roman"/>
+          <w:kern w:val="0"/>
+        </w:rPr>
+        <w:t>lo stato di avanzamento dell’estrazione.</w:t>
+      </w:r>
+    </w:p>
+    <w:p>
+      <w:pPr>
+        <w:rPr>
+          <w:rFonts w:ascii="Times New Roman" w:hAnsi="Times New Roman" w:cs="Times New Roman"/>
+          <w:kern w:val="0"/>
+        </w:rPr>
+      </w:pPr>
+      <w:r>
+        <w:rPr>
+          <w:rFonts w:ascii="Times New Roman" w:hAnsi="Times New Roman" w:cs="Times New Roman"/>
+          <w:kern w:val="0"/>
+        </w:rPr>
+        <w:t>Le tracce estratte vengono create sotto la cartella radice impostata in A2 secondo il seguente schema</w:t>
+      </w:r>
+    </w:p>
+    <w:p>
+      <w:pPr>
+        <w:rPr>
+          <w:rFonts w:ascii="Times New Roman" w:hAnsi="Times New Roman" w:cs="Times New Roman"/>
+          <w:kern w:val="0"/>
+        </w:rPr>
+      </w:pPr>
+      <w:r>
+        <w:rPr>
+          <w:rFonts w:ascii="Times New Roman" w:hAnsi="Times New Roman" w:cs="Times New Roman"/>
+          <w:kern w:val="0"/>
+        </w:rPr>
+        <w:t>Root/</w:t>
+      </w:r>
+      <w:proofErr w:type="spellStart"/>
+      <w:r>
+        <w:rPr>
+          <w:rFonts w:ascii="Times New Roman" w:hAnsi="Times New Roman" w:cs="Times New Roman"/>
+          <w:kern w:val="0"/>
+        </w:rPr>
+        <w:t>nome_artista</w:t>
+      </w:r>
+      <w:proofErr w:type="spellEnd"/>
+      <w:r>
+        <w:rPr>
+          <w:rFonts w:ascii="Times New Roman" w:hAnsi="Times New Roman" w:cs="Times New Roman"/>
+          <w:kern w:val="0"/>
+        </w:rPr>
+        <w:t>/</w:t>
+      </w:r>
+      <w:proofErr w:type="spellStart"/>
+      <w:r>
+        <w:rPr>
+          <w:rFonts w:ascii="Times New Roman" w:hAnsi="Times New Roman" w:cs="Times New Roman"/>
+          <w:kern w:val="0"/>
+        </w:rPr>
+        <w:t>titolo_album</w:t>
+      </w:r>
+      <w:proofErr w:type="spellEnd"/>
+      <w:r>
+        <w:rPr>
+          <w:rFonts w:ascii="Times New Roman" w:hAnsi="Times New Roman" w:cs="Times New Roman"/>
+          <w:kern w:val="0"/>
+        </w:rPr>
+        <w:t>/</w:t>
+      </w:r>
+      <w:proofErr w:type="spellStart"/>
+      <w:r>
+        <w:rPr>
+          <w:rFonts w:ascii="Times New Roman" w:hAnsi="Times New Roman" w:cs="Times New Roman"/>
+          <w:kern w:val="0"/>
+        </w:rPr>
+        <w:t>n_progressivo</w:t>
+      </w:r>
+      <w:proofErr w:type="spellEnd"/>
+      <w:r>
+        <w:rPr>
+          <w:rFonts w:ascii="Times New Roman" w:hAnsi="Times New Roman" w:cs="Times New Roman"/>
+          <w:kern w:val="0"/>
+        </w:rPr>
+        <w:t xml:space="preserve"> – </w:t>
+      </w:r>
+      <w:proofErr w:type="spellStart"/>
+      <w:r>
+        <w:rPr>
+          <w:rFonts w:ascii="Times New Roman" w:hAnsi="Times New Roman" w:cs="Times New Roman"/>
+          <w:kern w:val="0"/>
+        </w:rPr>
+        <w:t>titolo_traccia</w:t>
+      </w:r>
+      <w:proofErr w:type="spellEnd"/>
+    </w:p>
+    <w:p>
+      <w:pPr>
+        <w:ind w:left="708"/>
+        <w:rPr>
+          <w:rFonts w:ascii="Times New Roman" w:hAnsi="Times New Roman" w:cs="Times New Roman"/>
+          <w:kern w:val="0"/>
+        </w:rPr>
+      </w:pPr>
+    </w:p>
     <w:p>
       <w:pPr>
         <w:pStyle w:val="Heading2"/>
       </w:pPr>
-      <w:bookmarkStart w:id="22" w:name="_Toc224078315"/>
+      <w:bookmarkStart w:id="22" w:name="_Toc230273089"/>
       <w:r>
         <w:t>Crea playlist</w:t>
       </w:r>
@@ -9770,7 +12533,6 @@
         <w:pStyle w:val="ScreenshotManuale"/>
       </w:pPr>
       <w:r>
-        <w:lastRenderedPageBreak/>
         <w:drawing>
           <wp:inline distT="0" distB="0" distL="0" distR="0" wp14:anchorId="1B7BA7EC" wp14:editId="3BB4B13F">
             <wp:extent cx="2725200" cy="4078800"/>
@@ -9787,7 +12549,7 @@
                     <pic:cNvPicPr/>
                   </pic:nvPicPr>
                   <pic:blipFill>
-                    <a:blip r:embed="rId50"/>
+                    <a:blip r:embed="rId51"/>
                     <a:stretch>
                       <a:fillRect/>
                     </a:stretch>
@@ -9905,7 +12667,23 @@
           <w:rFonts w:ascii="Times New Roman" w:hAnsi="Times New Roman" w:cs="Times New Roman"/>
           <w:kern w:val="0"/>
         </w:rPr>
-        <w:t xml:space="preserve"> ruotando l’apposita manopola; la durata potrà essere compresa tra 10 minuti e 3 ore. Per default è impostata su 10 minuti. La manopola può essere ruotata sia trascinando il pallino presente al suo interno che agendo sulla rotellina del mouse</w:t>
+        <w:t xml:space="preserve"> ruotando l’apposita manopola; la durata potrà essere compresa tra 10 minuti e 3 ore. Per default è impostata su </w:t>
+      </w:r>
+      <w:proofErr w:type="gramStart"/>
+      <w:r>
+        <w:rPr>
+          <w:rFonts w:ascii="Times New Roman" w:hAnsi="Times New Roman" w:cs="Times New Roman"/>
+          <w:kern w:val="0"/>
+        </w:rPr>
+        <w:t>10</w:t>
+      </w:r>
+      <w:proofErr w:type="gramEnd"/>
+      <w:r>
+        <w:rPr>
+          <w:rFonts w:ascii="Times New Roman" w:hAnsi="Times New Roman" w:cs="Times New Roman"/>
+          <w:kern w:val="0"/>
+        </w:rPr>
+        <w:t xml:space="preserve"> minuti. La manopola può essere ruotata sia trascinando il pallino presente al suo interno che agendo sulla rotellina del mouse</w:t>
       </w:r>
       <w:r>
         <w:rPr>
@@ -9998,7 +12776,24 @@
           <w:rFonts w:ascii="Times New Roman" w:hAnsi="Times New Roman" w:cs="Times New Roman"/>
           <w:kern w:val="0"/>
         </w:rPr>
-        <w:t>Si vogliono ascoltare i brani di due artista A e B, in modo che i brani di A siano il doppio di quelli di B. Si attribuirà una stellina a B e due stelline ad A</w:t>
+        <w:lastRenderedPageBreak/>
+        <w:t xml:space="preserve">Si vogliono ascoltare i brani di </w:t>
+      </w:r>
+      <w:proofErr w:type="gramStart"/>
+      <w:r>
+        <w:rPr>
+          <w:rFonts w:ascii="Times New Roman" w:hAnsi="Times New Roman" w:cs="Times New Roman"/>
+          <w:kern w:val="0"/>
+        </w:rPr>
+        <w:t>due artista</w:t>
+      </w:r>
+      <w:proofErr w:type="gramEnd"/>
+      <w:r>
+        <w:rPr>
+          <w:rFonts w:ascii="Times New Roman" w:hAnsi="Times New Roman" w:cs="Times New Roman"/>
+          <w:kern w:val="0"/>
+        </w:rPr>
+        <w:t xml:space="preserve"> A e B, in modo che i brani di A siano il doppio di quelli di B. Si attribuirà una stellina a B e due stelline ad A</w:t>
       </w:r>
       <w:r>
         <w:rPr>
@@ -10050,11 +12845,13 @@
       <w:pPr>
         <w:pStyle w:val="Heading2"/>
       </w:pPr>
-      <w:bookmarkStart w:id="23" w:name="_Toc224078316"/>
+      <w:bookmarkStart w:id="23" w:name="_Toc230273090"/>
+      <w:proofErr w:type="gramStart"/>
       <w:r>
         <w:t>Background</w:t>
       </w:r>
       <w:bookmarkEnd w:id="23"/>
+      <w:proofErr w:type="gramEnd"/>
     </w:p>
     <w:p>
       <w:pPr>
@@ -10139,9 +12936,8 @@
       <w:pPr>
         <w:pStyle w:val="Heading2"/>
       </w:pPr>
-      <w:bookmarkStart w:id="24" w:name="_Toc224078317"/>
-      <w:r>
-        <w:lastRenderedPageBreak/>
+      <w:bookmarkStart w:id="24" w:name="_Toc230273091"/>
+      <w:r>
         <w:t>Sincronizza</w:t>
       </w:r>
       <w:bookmarkEnd w:id="24"/>
@@ -10211,7 +13007,7 @@
                     <pic:cNvPicPr/>
                   </pic:nvPicPr>
                   <pic:blipFill>
-                    <a:blip r:embed="rId51"/>
+                    <a:blip r:embed="rId52"/>
                     <a:stretch>
                       <a:fillRect/>
                     </a:stretch>
@@ -10309,6 +13105,7 @@
           <w:rFonts w:ascii="Times New Roman" w:hAnsi="Times New Roman" w:cs="Times New Roman"/>
           <w:kern w:val="0"/>
         </w:rPr>
+        <w:lastRenderedPageBreak/>
         <w:t xml:space="preserve">Per copiare una cartella, con tutte le sue </w:t>
       </w:r>
       <w:proofErr w:type="spellStart"/>
@@ -10346,11 +13143,198 @@
       <w:pPr>
         <w:pStyle w:val="Heading2"/>
       </w:pPr>
-      <w:bookmarkStart w:id="25" w:name="_Toc224078318"/>
+      <w:bookmarkStart w:id="25" w:name="_Toc230273092"/>
+      <w:r>
+        <w:t>Preferenze</w:t>
+      </w:r>
+      <w:bookmarkEnd w:id="25"/>
+    </w:p>
+    <w:p>
+      <w:pPr>
+        <w:jc w:val="both"/>
+        <w:rPr>
+          <w:rFonts w:ascii="Times New Roman" w:hAnsi="Times New Roman" w:cs="Times New Roman"/>
+          <w:kern w:val="0"/>
+        </w:rPr>
+      </w:pPr>
+      <w:r>
+        <w:rPr>
+          <w:rFonts w:ascii="Times New Roman" w:hAnsi="Times New Roman" w:cs="Times New Roman"/>
+          <w:kern w:val="0"/>
+        </w:rPr>
+        <w:t>Apre la finestra con le impostazioni di Euterpe</w:t>
+      </w:r>
+    </w:p>
+    <w:p>
+      <w:pPr>
+        <w:pStyle w:val="ScreenshotManuale"/>
+      </w:pPr>
+      <w:r>
+        <w:drawing>
+          <wp:inline distT="0" distB="0" distL="0" distR="0" wp14:anchorId="246204F5" wp14:editId="3EF980DA">
+            <wp:extent cx="2588400" cy="2091600"/>
+            <wp:effectExtent l="0" t="0" r="2540" b="4445"/>
+            <wp:docPr id="1134550670" name="Picture 1"/>
+            <wp:cNvGraphicFramePr>
+              <a:graphicFrameLocks xmlns:a="http://schemas.openxmlformats.org/drawingml/2006/main" noChangeAspect="1"/>
+            </wp:cNvGraphicFramePr>
+            <a:graphic xmlns:a="http://schemas.openxmlformats.org/drawingml/2006/main">
+              <a:graphicData uri="http://schemas.openxmlformats.org/drawingml/2006/picture">
+                <pic:pic xmlns:pic="http://schemas.openxmlformats.org/drawingml/2006/picture">
+                  <pic:nvPicPr>
+                    <pic:cNvPr id="1134550670" name=""/>
+                    <pic:cNvPicPr/>
+                  </pic:nvPicPr>
+                  <pic:blipFill>
+                    <a:blip r:embed="rId53"/>
+                    <a:stretch>
+                      <a:fillRect/>
+                    </a:stretch>
+                  </pic:blipFill>
+                  <pic:spPr>
+                    <a:xfrm>
+                      <a:off x="0" y="0"/>
+                      <a:ext cx="2588400" cy="2091600"/>
+                    </a:xfrm>
+                    <a:prstGeom prst="rect">
+                      <a:avLst/>
+                    </a:prstGeom>
+                  </pic:spPr>
+                </pic:pic>
+              </a:graphicData>
+            </a:graphic>
+          </wp:inline>
+        </w:drawing>
+      </w:r>
+    </w:p>
+    <w:p>
+      <w:pPr>
+        <w:pStyle w:val="ScreenshotManuale"/>
+        <w:jc w:val="both"/>
+      </w:pPr>
+      <w:r>
+        <w:rPr>
+          <w:b/>
+          <w:bCs/>
+        </w:rPr>
+        <w:t>Cache</w:t>
+      </w:r>
+      <w:r>
+        <w:t xml:space="preserve"> permette di impostare una cartella su disco dove verranno memorizzate le in formazioni relative ad album ed artisti.</w:t>
+      </w:r>
+    </w:p>
+    <w:p>
+      <w:pPr>
+        <w:pStyle w:val="ScreenshotManuale"/>
+        <w:numPr>
+          <w:ilvl w:val="0"/>
+          <w:numId w:val="15"/>
+        </w:numPr>
+        <w:jc w:val="both"/>
+      </w:pPr>
+      <w:r>
+        <w:t>Il percorso della cartella della cache</w:t>
+      </w:r>
+    </w:p>
+    <w:p>
+      <w:pPr>
+        <w:pStyle w:val="ScreenshotManuale"/>
+        <w:numPr>
+          <w:ilvl w:val="0"/>
+          <w:numId w:val="15"/>
+        </w:numPr>
+        <w:jc w:val="both"/>
+      </w:pPr>
+      <w:r>
+        <w:t>Il numero di giorni in cui un’informazione rimane nella cache; trascorso tale periodo l’informazione verrà invalidata consentendo al sistema di aggiornarla.</w:t>
+      </w:r>
+    </w:p>
+    <w:p>
+      <w:pPr>
+        <w:pStyle w:val="ScreenshotManuale"/>
+        <w:numPr>
+          <w:ilvl w:val="0"/>
+          <w:numId w:val="15"/>
+        </w:numPr>
+        <w:jc w:val="both"/>
+      </w:pPr>
+      <w:r>
+        <w:t>La massima occupazione che questa cartella può avere</w:t>
+      </w:r>
+    </w:p>
+    <w:p>
+      <w:pPr>
+        <w:pStyle w:val="ScreenshotManuale"/>
+        <w:jc w:val="both"/>
+      </w:pPr>
+      <w:r>
+        <w:rPr>
+          <w:b/>
+          <w:bCs/>
+        </w:rPr>
+        <w:t>Lingua</w:t>
+      </w:r>
+      <w:r>
+        <w:t xml:space="preserve"> è lingua del sistema utilizzata per l’eventuale traduzione dei testi</w:t>
+      </w:r>
+    </w:p>
+    <w:p>
+      <w:pPr>
+        <w:pStyle w:val="ScreenshotManuale"/>
+        <w:jc w:val="both"/>
+      </w:pPr>
+      <w:r>
+        <w:rPr>
+          <w:b/>
+          <w:bCs/>
+        </w:rPr>
+        <w:t>Annunciatore</w:t>
+      </w:r>
+      <w:r>
+        <w:t xml:space="preserve"> è attivo in modalità background e presenta il brano successivo indicando il nome dell’artista il titolo dell’album ed il titolo della traccia. Si può scegliere se la voce sia maschile o femminile oltre al volume dell’annuncio</w:t>
+      </w:r>
+    </w:p>
+    <w:p>
+      <w:pPr>
+        <w:pStyle w:val="ScreenshotManuale"/>
+        <w:jc w:val="both"/>
+      </w:pPr>
+      <w:r>
+        <w:rPr>
+          <w:b/>
+          <w:bCs/>
+        </w:rPr>
+        <w:t>Background</w:t>
+      </w:r>
+      <w:r>
+        <w:t xml:space="preserve"> permette di impostare il numero di minuti di inattività dopo i quali Euterpe passa in modalità background. Impostando 0 il sistema non entrerà mai in modalità background</w:t>
+      </w:r>
+    </w:p>
+    <w:p>
+      <w:pPr>
+        <w:pStyle w:val="ScreenshotManuale"/>
+        <w:jc w:val="both"/>
+      </w:pPr>
+      <w:r>
+        <w:rPr>
+          <w:b/>
+          <w:bCs/>
+        </w:rPr>
+        <w:t>Regolazione automatica del volume</w:t>
+      </w:r>
+      <w:r>
+        <w:t xml:space="preserve"> in fase di riproduzione di una playlist si possono riscontrare livelli sonori diversi a causa della diverse provenienza delle tracce. Attivando la egolazione automatica Euterpe analizza il livello sonoro di ciascuna traccia regolando il volume in modo da compensare le differenze.</w:t>
+      </w:r>
+    </w:p>
+    <w:p>
+      <w:pPr>
+        <w:pStyle w:val="Heading2"/>
+      </w:pPr>
+      <w:bookmarkStart w:id="26" w:name="_Toc230273093"/>
       <w:r>
         <w:t>Informazioni</w:t>
       </w:r>
-      <w:bookmarkEnd w:id="25"/>
+      <w:bookmarkEnd w:id="26"/>
     </w:p>
     <w:p>
       <w:pPr>
@@ -10389,7 +13373,7 @@
                     <pic:cNvPicPr/>
                   </pic:nvPicPr>
                   <pic:blipFill>
-                    <a:blip r:embed="rId52"/>
+                    <a:blip r:embed="rId54"/>
                     <a:stretch>
                       <a:fillRect/>
                     </a:stretch>
@@ -10414,22 +13398,22 @@
       <w:pPr>
         <w:pStyle w:val="Heading1"/>
       </w:pPr>
-      <w:bookmarkStart w:id="26" w:name="_Toc224078319"/>
+      <w:bookmarkStart w:id="27" w:name="_Toc230273094"/>
       <w:r>
         <w:lastRenderedPageBreak/>
         <w:t>Release notes</w:t>
       </w:r>
-      <w:bookmarkEnd w:id="26"/>
+      <w:bookmarkEnd w:id="27"/>
     </w:p>
     <w:p>
       <w:pPr>
         <w:pStyle w:val="Heading2"/>
       </w:pPr>
-      <w:bookmarkStart w:id="27" w:name="_Toc224078320"/>
+      <w:bookmarkStart w:id="28" w:name="_Toc230273095"/>
       <w:r>
         <w:t>Versione 1.1.5</w:t>
       </w:r>
-      <w:bookmarkEnd w:id="27"/>
+      <w:bookmarkEnd w:id="28"/>
     </w:p>
     <w:p>
       <w:pPr>
@@ -10488,7 +13472,7 @@
       </w:pPr>
     </w:p>
     <w:sectPr>
-      <w:footerReference w:type="default" r:id="rId53"/>
+      <w:footerReference w:type="default" r:id="rId55"/>
       <w:pgSz w:w="11906" w:h="16838"/>
       <w:pgMar w:top="1417" w:right="1134" w:bottom="1134" w:left="1134" w:header="708" w:footer="708" w:gutter="0"/>
       <w:cols w:space="708"/>
@@ -11077,6 +14061,119 @@
     </w:lvl>
   </w:abstractNum>
   <w:abstractNum w:abstractNumId="3" w15:restartNumberingAfterBreak="0">
+    <w:nsid w:val="1B3751F8"/>
+    <w:multiLevelType w:val="hybridMultilevel"/>
+    <w:tmpl w:val="A4A02E14"/>
+    <w:lvl w:ilvl="0" w:tplc="04100001">
+      <w:start w:val="1"/>
+      <w:numFmt w:val="bullet"/>
+      <w:lvlText w:val=""/>
+      <w:lvlJc w:val="left"/>
+      <w:pPr>
+        <w:ind w:left="720" w:hanging="360"/>
+      </w:pPr>
+      <w:rPr>
+        <w:rFonts w:ascii="Symbol" w:hAnsi="Symbol" w:hint="default"/>
+      </w:rPr>
+    </w:lvl>
+    <w:lvl w:ilvl="1" w:tplc="04100003">
+      <w:start w:val="1"/>
+      <w:numFmt w:val="bullet"/>
+      <w:lvlText w:val="o"/>
+      <w:lvlJc w:val="left"/>
+      <w:pPr>
+        <w:ind w:left="1440" w:hanging="360"/>
+      </w:pPr>
+      <w:rPr>
+        <w:rFonts w:ascii="Courier New" w:hAnsi="Courier New" w:cs="Courier New" w:hint="default"/>
+      </w:rPr>
+    </w:lvl>
+    <w:lvl w:ilvl="2" w:tplc="04100005" w:tentative="1">
+      <w:start w:val="1"/>
+      <w:numFmt w:val="bullet"/>
+      <w:lvlText w:val=""/>
+      <w:lvlJc w:val="left"/>
+      <w:pPr>
+        <w:ind w:left="2160" w:hanging="360"/>
+      </w:pPr>
+      <w:rPr>
+        <w:rFonts w:ascii="Wingdings" w:hAnsi="Wingdings" w:hint="default"/>
+      </w:rPr>
+    </w:lvl>
+    <w:lvl w:ilvl="3" w:tplc="04100001" w:tentative="1">
+      <w:start w:val="1"/>
+      <w:numFmt w:val="bullet"/>
+      <w:lvlText w:val=""/>
+      <w:lvlJc w:val="left"/>
+      <w:pPr>
+        <w:ind w:left="2880" w:hanging="360"/>
+      </w:pPr>
+      <w:rPr>
+        <w:rFonts w:ascii="Symbol" w:hAnsi="Symbol" w:hint="default"/>
+      </w:rPr>
+    </w:lvl>
+    <w:lvl w:ilvl="4" w:tplc="04100003" w:tentative="1">
+      <w:start w:val="1"/>
+      <w:numFmt w:val="bullet"/>
+      <w:lvlText w:val="o"/>
+      <w:lvlJc w:val="left"/>
+      <w:pPr>
+        <w:ind w:left="3600" w:hanging="360"/>
+      </w:pPr>
+      <w:rPr>
+        <w:rFonts w:ascii="Courier New" w:hAnsi="Courier New" w:cs="Courier New" w:hint="default"/>
+      </w:rPr>
+    </w:lvl>
+    <w:lvl w:ilvl="5" w:tplc="04100005" w:tentative="1">
+      <w:start w:val="1"/>
+      <w:numFmt w:val="bullet"/>
+      <w:lvlText w:val=""/>
+      <w:lvlJc w:val="left"/>
+      <w:pPr>
+        <w:ind w:left="4320" w:hanging="360"/>
+      </w:pPr>
+      <w:rPr>
+        <w:rFonts w:ascii="Wingdings" w:hAnsi="Wingdings" w:hint="default"/>
+      </w:rPr>
+    </w:lvl>
+    <w:lvl w:ilvl="6" w:tplc="04100001" w:tentative="1">
+      <w:start w:val="1"/>
+      <w:numFmt w:val="bullet"/>
+      <w:lvlText w:val=""/>
+      <w:lvlJc w:val="left"/>
+      <w:pPr>
+        <w:ind w:left="5040" w:hanging="360"/>
+      </w:pPr>
+      <w:rPr>
+        <w:rFonts w:ascii="Symbol" w:hAnsi="Symbol" w:hint="default"/>
+      </w:rPr>
+    </w:lvl>
+    <w:lvl w:ilvl="7" w:tplc="04100003" w:tentative="1">
+      <w:start w:val="1"/>
+      <w:numFmt w:val="bullet"/>
+      <w:lvlText w:val="o"/>
+      <w:lvlJc w:val="left"/>
+      <w:pPr>
+        <w:ind w:left="5760" w:hanging="360"/>
+      </w:pPr>
+      <w:rPr>
+        <w:rFonts w:ascii="Courier New" w:hAnsi="Courier New" w:cs="Courier New" w:hint="default"/>
+      </w:rPr>
+    </w:lvl>
+    <w:lvl w:ilvl="8" w:tplc="04100005" w:tentative="1">
+      <w:start w:val="1"/>
+      <w:numFmt w:val="bullet"/>
+      <w:lvlText w:val=""/>
+      <w:lvlJc w:val="left"/>
+      <w:pPr>
+        <w:ind w:left="6480" w:hanging="360"/>
+      </w:pPr>
+      <w:rPr>
+        <w:rFonts w:ascii="Wingdings" w:hAnsi="Wingdings" w:hint="default"/>
+      </w:rPr>
+    </w:lvl>
+  </w:abstractNum>
+  <w:abstractNum w:abstractNumId="4" w15:restartNumberingAfterBreak="0">
     <w:nsid w:val="2C5276F6"/>
     <w:multiLevelType w:val="hybridMultilevel"/>
     <w:tmpl w:val="FC3627A4"/>
@@ -11189,7 +14286,7 @@
       </w:rPr>
     </w:lvl>
   </w:abstractNum>
-  <w:abstractNum w:abstractNumId="4" w15:restartNumberingAfterBreak="0">
+  <w:abstractNum w:abstractNumId="5" w15:restartNumberingAfterBreak="0">
     <w:nsid w:val="458E2514"/>
     <w:multiLevelType w:val="hybridMultilevel"/>
     <w:tmpl w:val="2DA0BCD8"/>
@@ -11302,7 +14399,7 @@
       </w:rPr>
     </w:lvl>
   </w:abstractNum>
-  <w:abstractNum w:abstractNumId="5" w15:restartNumberingAfterBreak="0">
+  <w:abstractNum w:abstractNumId="6" w15:restartNumberingAfterBreak="0">
     <w:nsid w:val="45E22E40"/>
     <w:multiLevelType w:val="hybridMultilevel"/>
     <w:tmpl w:val="08C26480"/>
@@ -11415,7 +14512,7 @@
       </w:rPr>
     </w:lvl>
   </w:abstractNum>
-  <w:abstractNum w:abstractNumId="6" w15:restartNumberingAfterBreak="0">
+  <w:abstractNum w:abstractNumId="7" w15:restartNumberingAfterBreak="0">
     <w:nsid w:val="4B571D3E"/>
     <w:multiLevelType w:val="hybridMultilevel"/>
     <w:tmpl w:val="EFE6DC2E"/>
@@ -11528,7 +14625,7 @@
       </w:rPr>
     </w:lvl>
   </w:abstractNum>
-  <w:abstractNum w:abstractNumId="7" w15:restartNumberingAfterBreak="0">
+  <w:abstractNum w:abstractNumId="8" w15:restartNumberingAfterBreak="0">
     <w:nsid w:val="560F561B"/>
     <w:multiLevelType w:val="hybridMultilevel"/>
     <w:tmpl w:val="FE687232"/>
@@ -11641,103 +14738,17 @@
       </w:rPr>
     </w:lvl>
   </w:abstractNum>
-  <w:abstractNum w:abstractNumId="8" w15:restartNumberingAfterBreak="0">
-    <w:nsid w:val="587E2FBF"/>
+  <w:abstractNum w:abstractNumId="9" w15:restartNumberingAfterBreak="0">
+    <w:nsid w:val="57C9068E"/>
     <w:multiLevelType w:val="hybridMultilevel"/>
-    <w:tmpl w:val="E452CA96"/>
-    <w:lvl w:ilvl="0" w:tplc="0410000F">
-      <w:start w:val="1"/>
-      <w:numFmt w:val="decimal"/>
-      <w:lvlText w:val="%1."/>
-      <w:lvlJc w:val="left"/>
-      <w:pPr>
-        <w:ind w:left="720" w:hanging="360"/>
-      </w:pPr>
-    </w:lvl>
-    <w:lvl w:ilvl="1" w:tplc="04100019" w:tentative="1">
-      <w:start w:val="1"/>
-      <w:numFmt w:val="lowerLetter"/>
-      <w:lvlText w:val="%2."/>
-      <w:lvlJc w:val="left"/>
-      <w:pPr>
-        <w:ind w:left="1440" w:hanging="360"/>
-      </w:pPr>
-    </w:lvl>
-    <w:lvl w:ilvl="2" w:tplc="0410001B" w:tentative="1">
-      <w:start w:val="1"/>
-      <w:numFmt w:val="lowerRoman"/>
-      <w:lvlText w:val="%3."/>
-      <w:lvlJc w:val="right"/>
-      <w:pPr>
-        <w:ind w:left="2160" w:hanging="180"/>
-      </w:pPr>
-    </w:lvl>
-    <w:lvl w:ilvl="3" w:tplc="0410000F" w:tentative="1">
-      <w:start w:val="1"/>
-      <w:numFmt w:val="decimal"/>
-      <w:lvlText w:val="%4."/>
-      <w:lvlJc w:val="left"/>
-      <w:pPr>
-        <w:ind w:left="2880" w:hanging="360"/>
-      </w:pPr>
-    </w:lvl>
-    <w:lvl w:ilvl="4" w:tplc="04100019" w:tentative="1">
-      <w:start w:val="1"/>
-      <w:numFmt w:val="lowerLetter"/>
-      <w:lvlText w:val="%5."/>
-      <w:lvlJc w:val="left"/>
-      <w:pPr>
-        <w:ind w:left="3600" w:hanging="360"/>
-      </w:pPr>
-    </w:lvl>
-    <w:lvl w:ilvl="5" w:tplc="0410001B" w:tentative="1">
-      <w:start w:val="1"/>
-      <w:numFmt w:val="lowerRoman"/>
-      <w:lvlText w:val="%6."/>
-      <w:lvlJc w:val="right"/>
-      <w:pPr>
-        <w:ind w:left="4320" w:hanging="180"/>
-      </w:pPr>
-    </w:lvl>
-    <w:lvl w:ilvl="6" w:tplc="0410000F" w:tentative="1">
-      <w:start w:val="1"/>
-      <w:numFmt w:val="decimal"/>
-      <w:lvlText w:val="%7."/>
-      <w:lvlJc w:val="left"/>
-      <w:pPr>
-        <w:ind w:left="5040" w:hanging="360"/>
-      </w:pPr>
-    </w:lvl>
-    <w:lvl w:ilvl="7" w:tplc="04100019" w:tentative="1">
-      <w:start w:val="1"/>
-      <w:numFmt w:val="lowerLetter"/>
-      <w:lvlText w:val="%8."/>
-      <w:lvlJc w:val="left"/>
-      <w:pPr>
-        <w:ind w:left="5760" w:hanging="360"/>
-      </w:pPr>
-    </w:lvl>
-    <w:lvl w:ilvl="8" w:tplc="0410001B" w:tentative="1">
-      <w:start w:val="1"/>
-      <w:numFmt w:val="lowerRoman"/>
-      <w:lvlText w:val="%9."/>
-      <w:lvlJc w:val="right"/>
-      <w:pPr>
-        <w:ind w:left="6480" w:hanging="180"/>
-      </w:pPr>
-    </w:lvl>
-  </w:abstractNum>
-  <w:abstractNum w:abstractNumId="9" w15:restartNumberingAfterBreak="0">
-    <w:nsid w:val="5A0959D7"/>
-    <w:multiLevelType w:val="hybridMultilevel"/>
-    <w:tmpl w:val="C7BE6F08"/>
+    <w:tmpl w:val="4C38524C"/>
     <w:lvl w:ilvl="0" w:tplc="04100001">
       <w:start w:val="1"/>
       <w:numFmt w:val="bullet"/>
       <w:lvlText w:val=""/>
       <w:lvlJc w:val="left"/>
       <w:pPr>
-        <w:ind w:left="720" w:hanging="360"/>
+        <w:ind w:left="1287" w:hanging="360"/>
       </w:pPr>
       <w:rPr>
         <w:rFonts w:ascii="Symbol" w:hAnsi="Symbol" w:hint="default"/>
@@ -11749,7 +14760,7 @@
       <w:lvlText w:val="o"/>
       <w:lvlJc w:val="left"/>
       <w:pPr>
-        <w:ind w:left="1440" w:hanging="360"/>
+        <w:ind w:left="2007" w:hanging="360"/>
       </w:pPr>
       <w:rPr>
         <w:rFonts w:ascii="Courier New" w:hAnsi="Courier New" w:cs="Courier New" w:hint="default"/>
@@ -11761,7 +14772,7 @@
       <w:lvlText w:val=""/>
       <w:lvlJc w:val="left"/>
       <w:pPr>
-        <w:ind w:left="2160" w:hanging="360"/>
+        <w:ind w:left="2727" w:hanging="360"/>
       </w:pPr>
       <w:rPr>
         <w:rFonts w:ascii="Wingdings" w:hAnsi="Wingdings" w:hint="default"/>
@@ -11773,7 +14784,7 @@
       <w:lvlText w:val=""/>
       <w:lvlJc w:val="left"/>
       <w:pPr>
-        <w:ind w:left="2880" w:hanging="360"/>
+        <w:ind w:left="3447" w:hanging="360"/>
       </w:pPr>
       <w:rPr>
         <w:rFonts w:ascii="Symbol" w:hAnsi="Symbol" w:hint="default"/>
@@ -11785,7 +14796,7 @@
       <w:lvlText w:val="o"/>
       <w:lvlJc w:val="left"/>
       <w:pPr>
-        <w:ind w:left="3600" w:hanging="360"/>
+        <w:ind w:left="4167" w:hanging="360"/>
       </w:pPr>
       <w:rPr>
         <w:rFonts w:ascii="Courier New" w:hAnsi="Courier New" w:cs="Courier New" w:hint="default"/>
@@ -11797,7 +14808,7 @@
       <w:lvlText w:val=""/>
       <w:lvlJc w:val="left"/>
       <w:pPr>
-        <w:ind w:left="4320" w:hanging="360"/>
+        <w:ind w:left="4887" w:hanging="360"/>
       </w:pPr>
       <w:rPr>
         <w:rFonts w:ascii="Wingdings" w:hAnsi="Wingdings" w:hint="default"/>
@@ -11809,7 +14820,7 @@
       <w:lvlText w:val=""/>
       <w:lvlJc w:val="left"/>
       <w:pPr>
-        <w:ind w:left="5040" w:hanging="360"/>
+        <w:ind w:left="5607" w:hanging="360"/>
       </w:pPr>
       <w:rPr>
         <w:rFonts w:ascii="Symbol" w:hAnsi="Symbol" w:hint="default"/>
@@ -11821,7 +14832,7 @@
       <w:lvlText w:val="o"/>
       <w:lvlJc w:val="left"/>
       <w:pPr>
-        <w:ind w:left="5760" w:hanging="360"/>
+        <w:ind w:left="6327" w:hanging="360"/>
       </w:pPr>
       <w:rPr>
         <w:rFonts w:ascii="Courier New" w:hAnsi="Courier New" w:cs="Courier New" w:hint="default"/>
@@ -11833,7 +14844,7 @@
       <w:lvlText w:val=""/>
       <w:lvlJc w:val="left"/>
       <w:pPr>
-        <w:ind w:left="6480" w:hanging="360"/>
+        <w:ind w:left="7047" w:hanging="360"/>
       </w:pPr>
       <w:rPr>
         <w:rFonts w:ascii="Wingdings" w:hAnsi="Wingdings" w:hint="default"/>
@@ -11841,9 +14852,9 @@
     </w:lvl>
   </w:abstractNum>
   <w:abstractNum w:abstractNumId="10" w15:restartNumberingAfterBreak="0">
-    <w:nsid w:val="5A1C2E28"/>
+    <w:nsid w:val="587E2FBF"/>
     <w:multiLevelType w:val="hybridMultilevel"/>
-    <w:tmpl w:val="FC226582"/>
+    <w:tmpl w:val="E452CA96"/>
     <w:lvl w:ilvl="0" w:tplc="0410000F">
       <w:start w:val="1"/>
       <w:numFmt w:val="decimal"/>
@@ -11927,9 +14938,9 @@
     </w:lvl>
   </w:abstractNum>
   <w:abstractNum w:abstractNumId="11" w15:restartNumberingAfterBreak="0">
-    <w:nsid w:val="642113FA"/>
+    <w:nsid w:val="5A0959D7"/>
     <w:multiLevelType w:val="hybridMultilevel"/>
-    <w:tmpl w:val="1230407A"/>
+    <w:tmpl w:val="C7BE6F08"/>
     <w:lvl w:ilvl="0" w:tplc="04100001">
       <w:start w:val="1"/>
       <w:numFmt w:val="bullet"/>
@@ -12040,9 +15051,95 @@
     </w:lvl>
   </w:abstractNum>
   <w:abstractNum w:abstractNumId="12" w15:restartNumberingAfterBreak="0">
-    <w:nsid w:val="7C1455F5"/>
+    <w:nsid w:val="5A1C2E28"/>
     <w:multiLevelType w:val="hybridMultilevel"/>
-    <w:tmpl w:val="A10016CA"/>
+    <w:tmpl w:val="FC226582"/>
+    <w:lvl w:ilvl="0" w:tplc="0410000F">
+      <w:start w:val="1"/>
+      <w:numFmt w:val="decimal"/>
+      <w:lvlText w:val="%1."/>
+      <w:lvlJc w:val="left"/>
+      <w:pPr>
+        <w:ind w:left="720" w:hanging="360"/>
+      </w:pPr>
+    </w:lvl>
+    <w:lvl w:ilvl="1" w:tplc="04100019" w:tentative="1">
+      <w:start w:val="1"/>
+      <w:numFmt w:val="lowerLetter"/>
+      <w:lvlText w:val="%2."/>
+      <w:lvlJc w:val="left"/>
+      <w:pPr>
+        <w:ind w:left="1440" w:hanging="360"/>
+      </w:pPr>
+    </w:lvl>
+    <w:lvl w:ilvl="2" w:tplc="0410001B" w:tentative="1">
+      <w:start w:val="1"/>
+      <w:numFmt w:val="lowerRoman"/>
+      <w:lvlText w:val="%3."/>
+      <w:lvlJc w:val="right"/>
+      <w:pPr>
+        <w:ind w:left="2160" w:hanging="180"/>
+      </w:pPr>
+    </w:lvl>
+    <w:lvl w:ilvl="3" w:tplc="0410000F" w:tentative="1">
+      <w:start w:val="1"/>
+      <w:numFmt w:val="decimal"/>
+      <w:lvlText w:val="%4."/>
+      <w:lvlJc w:val="left"/>
+      <w:pPr>
+        <w:ind w:left="2880" w:hanging="360"/>
+      </w:pPr>
+    </w:lvl>
+    <w:lvl w:ilvl="4" w:tplc="04100019" w:tentative="1">
+      <w:start w:val="1"/>
+      <w:numFmt w:val="lowerLetter"/>
+      <w:lvlText w:val="%5."/>
+      <w:lvlJc w:val="left"/>
+      <w:pPr>
+        <w:ind w:left="3600" w:hanging="360"/>
+      </w:pPr>
+    </w:lvl>
+    <w:lvl w:ilvl="5" w:tplc="0410001B" w:tentative="1">
+      <w:start w:val="1"/>
+      <w:numFmt w:val="lowerRoman"/>
+      <w:lvlText w:val="%6."/>
+      <w:lvlJc w:val="right"/>
+      <w:pPr>
+        <w:ind w:left="4320" w:hanging="180"/>
+      </w:pPr>
+    </w:lvl>
+    <w:lvl w:ilvl="6" w:tplc="0410000F" w:tentative="1">
+      <w:start w:val="1"/>
+      <w:numFmt w:val="decimal"/>
+      <w:lvlText w:val="%7."/>
+      <w:lvlJc w:val="left"/>
+      <w:pPr>
+        <w:ind w:left="5040" w:hanging="360"/>
+      </w:pPr>
+    </w:lvl>
+    <w:lvl w:ilvl="7" w:tplc="04100019" w:tentative="1">
+      <w:start w:val="1"/>
+      <w:numFmt w:val="lowerLetter"/>
+      <w:lvlText w:val="%8."/>
+      <w:lvlJc w:val="left"/>
+      <w:pPr>
+        <w:ind w:left="5760" w:hanging="360"/>
+      </w:pPr>
+    </w:lvl>
+    <w:lvl w:ilvl="8" w:tplc="0410001B" w:tentative="1">
+      <w:start w:val="1"/>
+      <w:numFmt w:val="lowerRoman"/>
+      <w:lvlText w:val="%9."/>
+      <w:lvlJc w:val="right"/>
+      <w:pPr>
+        <w:ind w:left="6480" w:hanging="180"/>
+      </w:pPr>
+    </w:lvl>
+  </w:abstractNum>
+  <w:abstractNum w:abstractNumId="13" w15:restartNumberingAfterBreak="0">
+    <w:nsid w:val="642113FA"/>
+    <w:multiLevelType w:val="hybridMultilevel"/>
+    <w:tmpl w:val="1230407A"/>
     <w:lvl w:ilvl="0" w:tplc="04100001">
       <w:start w:val="1"/>
       <w:numFmt w:val="bullet"/>
@@ -12152,29 +15249,142 @@
       </w:rPr>
     </w:lvl>
   </w:abstractNum>
+  <w:abstractNum w:abstractNumId="14" w15:restartNumberingAfterBreak="0">
+    <w:nsid w:val="7C1455F5"/>
+    <w:multiLevelType w:val="hybridMultilevel"/>
+    <w:tmpl w:val="A10016CA"/>
+    <w:lvl w:ilvl="0" w:tplc="04100001">
+      <w:start w:val="1"/>
+      <w:numFmt w:val="bullet"/>
+      <w:lvlText w:val=""/>
+      <w:lvlJc w:val="left"/>
+      <w:pPr>
+        <w:ind w:left="720" w:hanging="360"/>
+      </w:pPr>
+      <w:rPr>
+        <w:rFonts w:ascii="Symbol" w:hAnsi="Symbol" w:hint="default"/>
+      </w:rPr>
+    </w:lvl>
+    <w:lvl w:ilvl="1" w:tplc="04100003" w:tentative="1">
+      <w:start w:val="1"/>
+      <w:numFmt w:val="bullet"/>
+      <w:lvlText w:val="o"/>
+      <w:lvlJc w:val="left"/>
+      <w:pPr>
+        <w:ind w:left="1440" w:hanging="360"/>
+      </w:pPr>
+      <w:rPr>
+        <w:rFonts w:ascii="Courier New" w:hAnsi="Courier New" w:cs="Courier New" w:hint="default"/>
+      </w:rPr>
+    </w:lvl>
+    <w:lvl w:ilvl="2" w:tplc="04100005" w:tentative="1">
+      <w:start w:val="1"/>
+      <w:numFmt w:val="bullet"/>
+      <w:lvlText w:val=""/>
+      <w:lvlJc w:val="left"/>
+      <w:pPr>
+        <w:ind w:left="2160" w:hanging="360"/>
+      </w:pPr>
+      <w:rPr>
+        <w:rFonts w:ascii="Wingdings" w:hAnsi="Wingdings" w:hint="default"/>
+      </w:rPr>
+    </w:lvl>
+    <w:lvl w:ilvl="3" w:tplc="04100001" w:tentative="1">
+      <w:start w:val="1"/>
+      <w:numFmt w:val="bullet"/>
+      <w:lvlText w:val=""/>
+      <w:lvlJc w:val="left"/>
+      <w:pPr>
+        <w:ind w:left="2880" w:hanging="360"/>
+      </w:pPr>
+      <w:rPr>
+        <w:rFonts w:ascii="Symbol" w:hAnsi="Symbol" w:hint="default"/>
+      </w:rPr>
+    </w:lvl>
+    <w:lvl w:ilvl="4" w:tplc="04100003" w:tentative="1">
+      <w:start w:val="1"/>
+      <w:numFmt w:val="bullet"/>
+      <w:lvlText w:val="o"/>
+      <w:lvlJc w:val="left"/>
+      <w:pPr>
+        <w:ind w:left="3600" w:hanging="360"/>
+      </w:pPr>
+      <w:rPr>
+        <w:rFonts w:ascii="Courier New" w:hAnsi="Courier New" w:cs="Courier New" w:hint="default"/>
+      </w:rPr>
+    </w:lvl>
+    <w:lvl w:ilvl="5" w:tplc="04100005" w:tentative="1">
+      <w:start w:val="1"/>
+      <w:numFmt w:val="bullet"/>
+      <w:lvlText w:val=""/>
+      <w:lvlJc w:val="left"/>
+      <w:pPr>
+        <w:ind w:left="4320" w:hanging="360"/>
+      </w:pPr>
+      <w:rPr>
+        <w:rFonts w:ascii="Wingdings" w:hAnsi="Wingdings" w:hint="default"/>
+      </w:rPr>
+    </w:lvl>
+    <w:lvl w:ilvl="6" w:tplc="04100001" w:tentative="1">
+      <w:start w:val="1"/>
+      <w:numFmt w:val="bullet"/>
+      <w:lvlText w:val=""/>
+      <w:lvlJc w:val="left"/>
+      <w:pPr>
+        <w:ind w:left="5040" w:hanging="360"/>
+      </w:pPr>
+      <w:rPr>
+        <w:rFonts w:ascii="Symbol" w:hAnsi="Symbol" w:hint="default"/>
+      </w:rPr>
+    </w:lvl>
+    <w:lvl w:ilvl="7" w:tplc="04100003" w:tentative="1">
+      <w:start w:val="1"/>
+      <w:numFmt w:val="bullet"/>
+      <w:lvlText w:val="o"/>
+      <w:lvlJc w:val="left"/>
+      <w:pPr>
+        <w:ind w:left="5760" w:hanging="360"/>
+      </w:pPr>
+      <w:rPr>
+        <w:rFonts w:ascii="Courier New" w:hAnsi="Courier New" w:cs="Courier New" w:hint="default"/>
+      </w:rPr>
+    </w:lvl>
+    <w:lvl w:ilvl="8" w:tplc="04100005" w:tentative="1">
+      <w:start w:val="1"/>
+      <w:numFmt w:val="bullet"/>
+      <w:lvlText w:val=""/>
+      <w:lvlJc w:val="left"/>
+      <w:pPr>
+        <w:ind w:left="6480" w:hanging="360"/>
+      </w:pPr>
+      <w:rPr>
+        <w:rFonts w:ascii="Wingdings" w:hAnsi="Wingdings" w:hint="default"/>
+      </w:rPr>
+    </w:lvl>
+  </w:abstractNum>
   <w:num w:numId="1" w16cid:durableId="739601253">
+    <w:abstractNumId w:val="8"/>
+  </w:num>
+  <w:num w:numId="2" w16cid:durableId="1987783871">
+    <w:abstractNumId w:val="12"/>
+  </w:num>
+  <w:num w:numId="3" w16cid:durableId="1453666155">
     <w:abstractNumId w:val="7"/>
   </w:num>
-  <w:num w:numId="2" w16cid:durableId="1987783871">
-    <w:abstractNumId w:val="10"/>
-  </w:num>
-  <w:num w:numId="3" w16cid:durableId="1453666155">
-    <w:abstractNumId w:val="6"/>
-  </w:num>
   <w:num w:numId="4" w16cid:durableId="271785175">
-    <w:abstractNumId w:val="3"/>
+    <w:abstractNumId w:val="4"/>
   </w:num>
   <w:num w:numId="5" w16cid:durableId="2082091837">
-    <w:abstractNumId w:val="11"/>
+    <w:abstractNumId w:val="13"/>
   </w:num>
   <w:num w:numId="6" w16cid:durableId="1207448092">
     <w:abstractNumId w:val="2"/>
   </w:num>
   <w:num w:numId="7" w16cid:durableId="222059294">
-    <w:abstractNumId w:val="4"/>
+    <w:abstractNumId w:val="5"/>
   </w:num>
   <w:num w:numId="8" w16cid:durableId="304050905">
-    <w:abstractNumId w:val="5"/>
+    <w:abstractNumId w:val="6"/>
   </w:num>
   <w:num w:numId="9" w16cid:durableId="1713532578">
     <w:abstractNumId w:val="1"/>
@@ -12183,13 +15393,19 @@
     <w:abstractNumId w:val="0"/>
   </w:num>
   <w:num w:numId="11" w16cid:durableId="1224872118">
-    <w:abstractNumId w:val="9"/>
+    <w:abstractNumId w:val="11"/>
   </w:num>
   <w:num w:numId="12" w16cid:durableId="1235776289">
-    <w:abstractNumId w:val="12"/>
+    <w:abstractNumId w:val="14"/>
   </w:num>
   <w:num w:numId="13" w16cid:durableId="1200360824">
-    <w:abstractNumId w:val="8"/>
+    <w:abstractNumId w:val="10"/>
+  </w:num>
+  <w:num w:numId="14" w16cid:durableId="1335917716">
+    <w:abstractNumId w:val="3"/>
+  </w:num>
+  <w:num w:numId="15" w16cid:durableId="664670307">
+    <w:abstractNumId w:val="9"/>
   </w:num>
 </w:numbering>
 </file>
@@ -13385,6 +16601,20 @@
     <w:pitch w:val="variable"/>
     <w:sig w:usb0="E00006FF" w:usb1="420024FF" w:usb2="02000000" w:usb3="00000000" w:csb0="0000019F" w:csb1="00000000"/>
   </w:font>
+  <w:font w:name="Calibri">
+    <w:panose1 w:val="020F0502020204030204"/>
+    <w:charset w:val="00"/>
+    <w:family w:val="swiss"/>
+    <w:pitch w:val="variable"/>
+    <w:sig w:usb0="E4002EFF" w:usb1="C200247B" w:usb2="00000009" w:usb3="00000000" w:csb0="000001FF" w:csb1="00000000"/>
+  </w:font>
+  <w:font w:name="Calibri Light">
+    <w:panose1 w:val="020F0302020204030204"/>
+    <w:charset w:val="00"/>
+    <w:family w:val="swiss"/>
+    <w:pitch w:val="variable"/>
+    <w:sig w:usb0="E4002EFF" w:usb1="C200247B" w:usb2="00000009" w:usb3="00000000" w:csb0="000001FF" w:csb1="00000000"/>
+  </w:font>
 </w:fonts>
 </file>
 
@@ -13405,17 +16635,21 @@
   </w:compat>
   <w:rsids>
     <w:rsidRoot w:val="0094198F"/>
+    <w:rsid w:val="0009729E"/>
     <w:rsid w:val="000B7260"/>
     <w:rsid w:val="001D523B"/>
     <w:rsid w:val="003F11D2"/>
     <w:rsid w:val="00405FCF"/>
     <w:rsid w:val="00444089"/>
+    <w:rsid w:val="004B1CB2"/>
     <w:rsid w:val="005805A2"/>
+    <w:rsid w:val="0072795C"/>
     <w:rsid w:val="0094198F"/>
     <w:rsid w:val="00984ED7"/>
     <w:rsid w:val="00AF7D14"/>
     <w:rsid w:val="00B20447"/>
     <w:rsid w:val="00C04935"/>
+    <w:rsid w:val="00D93B66"/>
     <w:rsid w:val="00DF417D"/>
     <w:rsid w:val="00EF32B2"/>
     <w:rsid w:val="00F32A97"/>
